--- a/docs/06_Daily_Coding_&_Technical.docx
+++ b/docs/06_Daily_Coding_&_Technical.docx
@@ -3516,34 +3516,7 @@
           <w:szCs w:val="32"/>
         </w:rPr>
         <w:lastRenderedPageBreak/>
-        <w:t>DAY: 6</w:t>
-      </w:r>
-      <w:r>
-        <w:rPr>
-          <w:rFonts w:ascii="Times New Roman" w:hAnsi="Times New Roman" w:cs="Times New Roman"/>
-          <w:b/>
-          <w:sz w:val="32"/>
-          <w:szCs w:val="32"/>
-        </w:rPr>
-        <w:t xml:space="preserve">                                              </w:t>
-      </w:r>
-      <w:r>
-        <w:rPr>
-          <w:rFonts w:ascii="Times New Roman" w:hAnsi="Times New Roman" w:cs="Times New Roman"/>
-          <w:b/>
-          <w:sz w:val="32"/>
-          <w:szCs w:val="32"/>
-        </w:rPr>
-        <w:t xml:space="preserve">                              13</w:t>
-      </w:r>
-      <w:r>
-        <w:rPr>
-          <w:rFonts w:ascii="Times New Roman" w:hAnsi="Times New Roman" w:cs="Times New Roman"/>
-          <w:b/>
-          <w:sz w:val="32"/>
-          <w:szCs w:val="32"/>
-        </w:rPr>
-        <w:t>/01/2026</w:t>
+        <w:t>DAY: 6                                                                            13/01/2026</w:t>
       </w:r>
     </w:p>
     <w:p>
@@ -3655,8 +3628,6 @@
         </w:rPr>
         <w:t>ingestion/readers/json_reader.py</w:t>
       </w:r>
-      <w:bookmarkStart w:id="0" w:name="_GoBack"/>
-      <w:bookmarkEnd w:id="0"/>
     </w:p>
     <w:p>
       <w:pPr>
@@ -4281,6 +4252,475 @@
         </w:rPr>
         <w:t>.</w:t>
       </w:r>
+    </w:p>
+    <w:p>
+      <w:pPr>
+        <w:spacing w:after="0" w:line="240" w:lineRule="auto"/>
+        <w:contextualSpacing/>
+        <w:rPr>
+          <w:rFonts w:ascii="Times New Roman" w:hAnsi="Times New Roman" w:cs="Times New Roman"/>
+          <w:b/>
+          <w:sz w:val="24"/>
+          <w:szCs w:val="24"/>
+        </w:rPr>
+      </w:pPr>
+      <w:r>
+        <w:rPr>
+          <w:rFonts w:ascii="Times New Roman" w:hAnsi="Times New Roman" w:cs="Times New Roman"/>
+          <w:b/>
+          <w:sz w:val="32"/>
+          <w:szCs w:val="32"/>
+        </w:rPr>
+        <w:lastRenderedPageBreak/>
+        <w:t>DAY: 7</w:t>
+      </w:r>
+      <w:r>
+        <w:rPr>
+          <w:rFonts w:ascii="Times New Roman" w:hAnsi="Times New Roman" w:cs="Times New Roman"/>
+          <w:b/>
+          <w:sz w:val="32"/>
+          <w:szCs w:val="32"/>
+        </w:rPr>
+        <w:t xml:space="preserve">                                              </w:t>
+      </w:r>
+      <w:r>
+        <w:rPr>
+          <w:rFonts w:ascii="Times New Roman" w:hAnsi="Times New Roman" w:cs="Times New Roman"/>
+          <w:b/>
+          <w:sz w:val="32"/>
+          <w:szCs w:val="32"/>
+        </w:rPr>
+        <w:t xml:space="preserve">                              14</w:t>
+      </w:r>
+      <w:r>
+        <w:rPr>
+          <w:rFonts w:ascii="Times New Roman" w:hAnsi="Times New Roman" w:cs="Times New Roman"/>
+          <w:b/>
+          <w:sz w:val="32"/>
+          <w:szCs w:val="32"/>
+        </w:rPr>
+        <w:t>/01/2026</w:t>
+      </w:r>
+    </w:p>
+    <w:p>
+      <w:pPr>
+        <w:pStyle w:val="Heading2"/>
+      </w:pPr>
+      <w:r>
+        <w:rPr>
+          <w:rStyle w:val="Strong"/>
+          <w:b/>
+          <w:bCs/>
+        </w:rPr>
+        <w:t>Day-7 Technical Summary</w:t>
+      </w:r>
+    </w:p>
+    <w:p>
+      <w:pPr>
+        <w:pStyle w:val="Heading3"/>
+      </w:pPr>
+      <w:r>
+        <w:rPr>
+          <w:rStyle w:val="Strong"/>
+          <w:b/>
+          <w:bCs/>
+        </w:rPr>
+        <w:t>Electron &amp; Renderer</w:t>
+      </w:r>
+    </w:p>
+    <w:p>
+      <w:pPr>
+        <w:pStyle w:val="NormalWeb"/>
+        <w:numPr>
+          <w:ilvl w:val="0"/>
+          <w:numId w:val="11"/>
+        </w:numPr>
+      </w:pPr>
+      <w:r>
+        <w:t>Implemented Electron main and preload layers with strict in-process API exposure.</w:t>
+      </w:r>
+    </w:p>
+    <w:p>
+      <w:pPr>
+        <w:pStyle w:val="NormalWeb"/>
+        <w:numPr>
+          <w:ilvl w:val="0"/>
+          <w:numId w:val="11"/>
+        </w:numPr>
+      </w:pPr>
+      <w:r>
+        <w:t>Ensured renderer operates independently of any dev-only localhost assumptions.</w:t>
+      </w:r>
+    </w:p>
+    <w:p>
+      <w:pPr>
+        <w:pStyle w:val="NormalWeb"/>
+        <w:numPr>
+          <w:ilvl w:val="0"/>
+          <w:numId w:val="11"/>
+        </w:numPr>
+      </w:pPr>
+      <w:r>
+        <w:t>Established Vite alias strategy for scalable imports across pages, components, assets, and state.</w:t>
+      </w:r>
+    </w:p>
+    <w:p>
+      <w:pPr>
+        <w:pStyle w:val="Heading3"/>
+      </w:pPr>
+      <w:r>
+        <w:rPr>
+          <w:rStyle w:val="Strong"/>
+          <w:b/>
+          <w:bCs/>
+        </w:rPr>
+        <w:t>UI Composition</w:t>
+      </w:r>
+    </w:p>
+    <w:p>
+      <w:pPr>
+        <w:pStyle w:val="NormalWeb"/>
+        <w:numPr>
+          <w:ilvl w:val="0"/>
+          <w:numId w:val="12"/>
+        </w:numPr>
+      </w:pPr>
+      <w:r>
+        <w:t>Implemented application layout with sidebar-driven navigation.</w:t>
+      </w:r>
+    </w:p>
+    <w:p>
+      <w:pPr>
+        <w:pStyle w:val="NormalWeb"/>
+        <w:numPr>
+          <w:ilvl w:val="0"/>
+          <w:numId w:val="12"/>
+        </w:numPr>
+      </w:pPr>
+      <w:r>
+        <w:t>Structured routes for Home, Ingestion, Insights, Dashboards, Exports, Explorer, and Data Health.</w:t>
+      </w:r>
+    </w:p>
+    <w:p>
+      <w:pPr>
+        <w:pStyle w:val="NormalWeb"/>
+        <w:numPr>
+          <w:ilvl w:val="0"/>
+          <w:numId w:val="12"/>
+        </w:numPr>
+      </w:pPr>
+      <w:r>
+        <w:t>Integrated centralized run-state reset coordination to ensure deterministic UI behavior.</w:t>
+      </w:r>
+    </w:p>
+    <w:p>
+      <w:pPr>
+        <w:pStyle w:val="Heading3"/>
+      </w:pPr>
+      <w:r>
+        <w:rPr>
+          <w:rStyle w:val="Strong"/>
+          <w:b/>
+          <w:bCs/>
+        </w:rPr>
+        <w:t>Stability</w:t>
+      </w:r>
+    </w:p>
+    <w:p>
+      <w:pPr>
+        <w:pStyle w:val="NormalWeb"/>
+        <w:numPr>
+          <w:ilvl w:val="0"/>
+          <w:numId w:val="13"/>
+        </w:numPr>
+      </w:pPr>
+      <w:r>
+        <w:t>All TypeScript errors resolved.</w:t>
+      </w:r>
+    </w:p>
+    <w:p>
+      <w:pPr>
+        <w:pStyle w:val="NormalWeb"/>
+        <w:numPr>
+          <w:ilvl w:val="0"/>
+          <w:numId w:val="13"/>
+        </w:numPr>
+      </w:pPr>
+      <w:r>
+        <w:t>All Vite runtime resolution issues resolved.</w:t>
+      </w:r>
+    </w:p>
+    <w:p>
+      <w:pPr>
+        <w:pStyle w:val="NormalWeb"/>
+        <w:numPr>
+          <w:ilvl w:val="0"/>
+          <w:numId w:val="13"/>
+        </w:numPr>
+      </w:pPr>
+      <w:r>
+        <w:t>Dev and build paths validated.</w:t>
+      </w:r>
+    </w:p>
+    <w:p>
+      <w:pPr>
+        <w:pStyle w:val="Heading2"/>
+      </w:pPr>
+    </w:p>
+    <w:p>
+      <w:pPr>
+        <w:pStyle w:val="Heading2"/>
+      </w:pPr>
+    </w:p>
+    <w:p>
+      <w:pPr>
+        <w:pStyle w:val="Heading2"/>
+      </w:pPr>
+    </w:p>
+    <w:p>
+      <w:pPr>
+        <w:pStyle w:val="Heading2"/>
+      </w:pPr>
+    </w:p>
+    <w:p>
+      <w:pPr>
+        <w:pStyle w:val="Heading2"/>
+      </w:pPr>
+    </w:p>
+    <w:p>
+      <w:pPr>
+        <w:pStyle w:val="Heading2"/>
+      </w:pPr>
+    </w:p>
+    <w:p>
+      <w:pPr>
+        <w:pStyle w:val="Heading2"/>
+      </w:pPr>
+    </w:p>
+    <w:p>
+      <w:pPr>
+        <w:pStyle w:val="Heading2"/>
+      </w:pPr>
+    </w:p>
+    <w:p>
+      <w:pPr>
+        <w:pStyle w:val="Heading2"/>
+      </w:pPr>
+    </w:p>
+    <w:p>
+      <w:pPr>
+        <w:pStyle w:val="Heading2"/>
+      </w:pPr>
+      <w:r>
+        <w:lastRenderedPageBreak/>
+        <w:t>Day-8                                                                        15/01/2025</w:t>
+      </w:r>
+    </w:p>
+    <w:p>
+      <w:pPr>
+        <w:pStyle w:val="Heading2"/>
+      </w:pPr>
+      <w:r>
+        <w:t>Technical Summary — Day-8</w:t>
+      </w:r>
+    </w:p>
+    <w:p>
+      <w:pPr>
+        <w:pStyle w:val="Heading3"/>
+      </w:pPr>
+      <w:r>
+        <w:t>Frontend Architecture Enhancements</w:t>
+      </w:r>
+    </w:p>
+    <w:p>
+      <w:pPr>
+        <w:pStyle w:val="NormalWeb"/>
+        <w:numPr>
+          <w:ilvl w:val="0"/>
+          <w:numId w:val="14"/>
+        </w:numPr>
+      </w:pPr>
+      <w:r>
+        <w:t xml:space="preserve">Introduced a </w:t>
+      </w:r>
+      <w:r>
+        <w:rPr>
+          <w:rStyle w:val="Strong"/>
+        </w:rPr>
+        <w:t>single authoritative Run UI Store</w:t>
+      </w:r>
+      <w:r>
+        <w:t xml:space="preserve"> with guarded setters and stable snapshot semantics.</w:t>
+      </w:r>
+    </w:p>
+    <w:p>
+      <w:pPr>
+        <w:pStyle w:val="NormalWeb"/>
+        <w:numPr>
+          <w:ilvl w:val="0"/>
+          <w:numId w:val="14"/>
+        </w:numPr>
+      </w:pPr>
+      <w:r>
+        <w:t xml:space="preserve">Implemented a </w:t>
+      </w:r>
+      <w:r>
+        <w:rPr>
+          <w:rStyle w:val="Strong"/>
+        </w:rPr>
+        <w:t>RunGuard pattern</w:t>
+      </w:r>
+      <w:r>
+        <w:t xml:space="preserve"> at routing level to enforce valid application states.</w:t>
+      </w:r>
+    </w:p>
+    <w:p>
+      <w:pPr>
+        <w:pStyle w:val="NormalWeb"/>
+        <w:numPr>
+          <w:ilvl w:val="0"/>
+          <w:numId w:val="14"/>
+        </w:numPr>
+      </w:pPr>
+      <w:r>
+        <w:t>Sidebar enhanced with:</w:t>
+      </w:r>
+    </w:p>
+    <w:p>
+      <w:pPr>
+        <w:pStyle w:val="NormalWeb"/>
+        <w:numPr>
+          <w:ilvl w:val="1"/>
+          <w:numId w:val="14"/>
+        </w:numPr>
+      </w:pPr>
+      <w:r>
+        <w:t>Active run display (file-based identifiers)</w:t>
+      </w:r>
+    </w:p>
+    <w:p>
+      <w:pPr>
+        <w:pStyle w:val="NormalWeb"/>
+        <w:numPr>
+          <w:ilvl w:val="1"/>
+          <w:numId w:val="14"/>
+        </w:numPr>
+      </w:pPr>
+      <w:r>
+        <w:t>Run selection and clearing actions</w:t>
+      </w:r>
+    </w:p>
+    <w:p>
+      <w:pPr>
+        <w:pStyle w:val="NormalWeb"/>
+        <w:numPr>
+          <w:ilvl w:val="1"/>
+          <w:numId w:val="14"/>
+        </w:numPr>
+      </w:pPr>
+      <w:r>
+        <w:t>Persistent visibility across application lifecycle</w:t>
+      </w:r>
+    </w:p>
+    <w:p>
+      <w:pPr>
+        <w:pStyle w:val="Heading3"/>
+      </w:pPr>
+      <w:r>
+        <w:t>UX &amp; Stability Improvements</w:t>
+      </w:r>
+    </w:p>
+    <w:p>
+      <w:pPr>
+        <w:pStyle w:val="NormalWeb"/>
+        <w:numPr>
+          <w:ilvl w:val="0"/>
+          <w:numId w:val="15"/>
+        </w:numPr>
+      </w:pPr>
+      <w:r>
+        <w:t>Implemented visual disabling with tooltips for run-dependent routes.</w:t>
+      </w:r>
+    </w:p>
+    <w:p>
+      <w:pPr>
+        <w:pStyle w:val="NormalWeb"/>
+        <w:numPr>
+          <w:ilvl w:val="0"/>
+          <w:numId w:val="15"/>
+        </w:numPr>
+      </w:pPr>
+      <w:r>
+        <w:t>Ensured long identifiers (file names) render safely using truncation and overflow handling.</w:t>
+      </w:r>
+    </w:p>
+    <w:p>
+      <w:pPr>
+        <w:pStyle w:val="NormalWeb"/>
+        <w:numPr>
+          <w:ilvl w:val="0"/>
+          <w:numId w:val="15"/>
+        </w:numPr>
+      </w:pPr>
+      <w:bookmarkStart w:id="0" w:name="_GoBack"/>
+      <w:r>
+        <w:t>Eliminated maximum update depth errors by introducing idempotent state updates.</w:t>
+      </w:r>
+    </w:p>
+    <w:bookmarkEnd w:id="0"/>
+    <w:p>
+      <w:pPr>
+        <w:pStyle w:val="Heading3"/>
+      </w:pPr>
+      <w:r>
+        <w:t>Quality Controls</w:t>
+      </w:r>
+    </w:p>
+    <w:p>
+      <w:pPr>
+        <w:pStyle w:val="NormalWeb"/>
+        <w:numPr>
+          <w:ilvl w:val="0"/>
+          <w:numId w:val="16"/>
+        </w:numPr>
+      </w:pPr>
+      <w:r>
+        <w:t>All TypeScript errors resolved without weakening types.</w:t>
+      </w:r>
+    </w:p>
+    <w:p>
+      <w:pPr>
+        <w:pStyle w:val="NormalWeb"/>
+        <w:numPr>
+          <w:ilvl w:val="0"/>
+          <w:numId w:val="16"/>
+        </w:numPr>
+      </w:pPr>
+      <w:r>
+        <w:t>No runtime warnings, infinite loops, or style regressions observed.</w:t>
+      </w:r>
+    </w:p>
+    <w:p>
+      <w:pPr>
+        <w:pStyle w:val="NormalWeb"/>
+        <w:numPr>
+          <w:ilvl w:val="0"/>
+          <w:numId w:val="16"/>
+        </w:numPr>
+      </w:pPr>
+      <w:r>
+        <w:t>Offline-only operation preserved.</w:t>
+      </w:r>
+    </w:p>
+    <w:p>
+      <w:pPr>
+        <w:spacing w:before="100" w:beforeAutospacing="1" w:after="100" w:afterAutospacing="1" w:line="240" w:lineRule="auto"/>
+        <w:rPr>
+          <w:rFonts w:ascii="Times New Roman" w:eastAsia="Times New Roman" w:hAnsi="Times New Roman" w:cs="Times New Roman"/>
+          <w:sz w:val="24"/>
+          <w:szCs w:val="24"/>
+        </w:rPr>
+      </w:pPr>
     </w:p>
     <w:sectPr>
       <w:pgSz w:w="12240" w:h="15840"/>
@@ -4295,6 +4735,155 @@
 <file path=word/numbering.xml><?xml version="1.0" encoding="utf-8"?>
 <w:numbering xmlns:wpc="http://schemas.microsoft.com/office/word/2010/wordprocessingCanvas" xmlns:cx="http://schemas.microsoft.com/office/drawing/2014/chartex" xmlns:mc="http://schemas.openxmlformats.org/markup-compatibility/2006" xmlns:o="urn:schemas-microsoft-com:office:office" xmlns:r="http://schemas.openxmlformats.org/officeDocument/2006/relationships" xmlns:m="http://schemas.openxmlformats.org/officeDocument/2006/math" xmlns:v="urn:schemas-microsoft-com:vml" xmlns:wp14="http://schemas.microsoft.com/office/word/2010/wordprocessingDrawing" xmlns:wp="http://schemas.openxmlformats.org/drawingml/2006/wordprocessingDrawing" xmlns:w10="urn:schemas-microsoft-com:office:word" xmlns:w="http://schemas.openxmlformats.org/wordprocessingml/2006/main" xmlns:w14="http://schemas.microsoft.com/office/word/2010/wordml" xmlns:w15="http://schemas.microsoft.com/office/word/2012/wordml" xmlns:w16se="http://schemas.microsoft.com/office/word/2015/wordml/symex" xmlns:wpg="http://schemas.microsoft.com/office/word/2010/wordprocessingGroup" xmlns:wpi="http://schemas.microsoft.com/office/word/2010/wordprocessingInk" xmlns:wne="http://schemas.microsoft.com/office/word/2006/wordml" xmlns:wps="http://schemas.microsoft.com/office/word/2010/wordprocessingShape" mc:Ignorable="w14 w15 w16se wp14">
   <w:abstractNum w:abstractNumId="0" w15:restartNumberingAfterBreak="0">
+    <w:nsid w:val="0F5E45FA"/>
+    <w:multiLevelType w:val="multilevel"/>
+    <w:tmpl w:val="B7D4AEE0"/>
+    <w:lvl w:ilvl="0">
+      <w:start w:val="1"/>
+      <w:numFmt w:val="bullet"/>
+      <w:lvlText w:val=""/>
+      <w:lvlJc w:val="left"/>
+      <w:pPr>
+        <w:tabs>
+          <w:tab w:val="num" w:pos="720"/>
+        </w:tabs>
+        <w:ind w:left="720" w:hanging="360"/>
+      </w:pPr>
+      <w:rPr>
+        <w:rFonts w:ascii="Symbol" w:hAnsi="Symbol" w:hint="default"/>
+        <w:sz w:val="20"/>
+      </w:rPr>
+    </w:lvl>
+    <w:lvl w:ilvl="1" w:tentative="1">
+      <w:start w:val="1"/>
+      <w:numFmt w:val="bullet"/>
+      <w:lvlText w:val="o"/>
+      <w:lvlJc w:val="left"/>
+      <w:pPr>
+        <w:tabs>
+          <w:tab w:val="num" w:pos="1440"/>
+        </w:tabs>
+        <w:ind w:left="1440" w:hanging="360"/>
+      </w:pPr>
+      <w:rPr>
+        <w:rFonts w:ascii="Courier New" w:hAnsi="Courier New" w:hint="default"/>
+        <w:sz w:val="20"/>
+      </w:rPr>
+    </w:lvl>
+    <w:lvl w:ilvl="2" w:tentative="1">
+      <w:start w:val="1"/>
+      <w:numFmt w:val="bullet"/>
+      <w:lvlText w:val=""/>
+      <w:lvlJc w:val="left"/>
+      <w:pPr>
+        <w:tabs>
+          <w:tab w:val="num" w:pos="2160"/>
+        </w:tabs>
+        <w:ind w:left="2160" w:hanging="360"/>
+      </w:pPr>
+      <w:rPr>
+        <w:rFonts w:ascii="Wingdings" w:hAnsi="Wingdings" w:hint="default"/>
+        <w:sz w:val="20"/>
+      </w:rPr>
+    </w:lvl>
+    <w:lvl w:ilvl="3" w:tentative="1">
+      <w:start w:val="1"/>
+      <w:numFmt w:val="bullet"/>
+      <w:lvlText w:val=""/>
+      <w:lvlJc w:val="left"/>
+      <w:pPr>
+        <w:tabs>
+          <w:tab w:val="num" w:pos="2880"/>
+        </w:tabs>
+        <w:ind w:left="2880" w:hanging="360"/>
+      </w:pPr>
+      <w:rPr>
+        <w:rFonts w:ascii="Wingdings" w:hAnsi="Wingdings" w:hint="default"/>
+        <w:sz w:val="20"/>
+      </w:rPr>
+    </w:lvl>
+    <w:lvl w:ilvl="4" w:tentative="1">
+      <w:start w:val="1"/>
+      <w:numFmt w:val="bullet"/>
+      <w:lvlText w:val=""/>
+      <w:lvlJc w:val="left"/>
+      <w:pPr>
+        <w:tabs>
+          <w:tab w:val="num" w:pos="3600"/>
+        </w:tabs>
+        <w:ind w:left="3600" w:hanging="360"/>
+      </w:pPr>
+      <w:rPr>
+        <w:rFonts w:ascii="Wingdings" w:hAnsi="Wingdings" w:hint="default"/>
+        <w:sz w:val="20"/>
+      </w:rPr>
+    </w:lvl>
+    <w:lvl w:ilvl="5" w:tentative="1">
+      <w:start w:val="1"/>
+      <w:numFmt w:val="bullet"/>
+      <w:lvlText w:val=""/>
+      <w:lvlJc w:val="left"/>
+      <w:pPr>
+        <w:tabs>
+          <w:tab w:val="num" w:pos="4320"/>
+        </w:tabs>
+        <w:ind w:left="4320" w:hanging="360"/>
+      </w:pPr>
+      <w:rPr>
+        <w:rFonts w:ascii="Wingdings" w:hAnsi="Wingdings" w:hint="default"/>
+        <w:sz w:val="20"/>
+      </w:rPr>
+    </w:lvl>
+    <w:lvl w:ilvl="6" w:tentative="1">
+      <w:start w:val="1"/>
+      <w:numFmt w:val="bullet"/>
+      <w:lvlText w:val=""/>
+      <w:lvlJc w:val="left"/>
+      <w:pPr>
+        <w:tabs>
+          <w:tab w:val="num" w:pos="5040"/>
+        </w:tabs>
+        <w:ind w:left="5040" w:hanging="360"/>
+      </w:pPr>
+      <w:rPr>
+        <w:rFonts w:ascii="Wingdings" w:hAnsi="Wingdings" w:hint="default"/>
+        <w:sz w:val="20"/>
+      </w:rPr>
+    </w:lvl>
+    <w:lvl w:ilvl="7" w:tentative="1">
+      <w:start w:val="1"/>
+      <w:numFmt w:val="bullet"/>
+      <w:lvlText w:val=""/>
+      <w:lvlJc w:val="left"/>
+      <w:pPr>
+        <w:tabs>
+          <w:tab w:val="num" w:pos="5760"/>
+        </w:tabs>
+        <w:ind w:left="5760" w:hanging="360"/>
+      </w:pPr>
+      <w:rPr>
+        <w:rFonts w:ascii="Wingdings" w:hAnsi="Wingdings" w:hint="default"/>
+        <w:sz w:val="20"/>
+      </w:rPr>
+    </w:lvl>
+    <w:lvl w:ilvl="8" w:tentative="1">
+      <w:start w:val="1"/>
+      <w:numFmt w:val="bullet"/>
+      <w:lvlText w:val=""/>
+      <w:lvlJc w:val="left"/>
+      <w:pPr>
+        <w:tabs>
+          <w:tab w:val="num" w:pos="6480"/>
+        </w:tabs>
+        <w:ind w:left="6480" w:hanging="360"/>
+      </w:pPr>
+      <w:rPr>
+        <w:rFonts w:ascii="Wingdings" w:hAnsi="Wingdings" w:hint="default"/>
+        <w:sz w:val="20"/>
+      </w:rPr>
+    </w:lvl>
+  </w:abstractNum>
+  <w:abstractNum w:abstractNumId="1" w15:restartNumberingAfterBreak="0">
     <w:nsid w:val="104F63ED"/>
     <w:multiLevelType w:val="multilevel"/>
     <w:tmpl w:val="81565D46"/>
@@ -4443,7 +5032,7 @@
       </w:rPr>
     </w:lvl>
   </w:abstractNum>
-  <w:abstractNum w:abstractNumId="1" w15:restartNumberingAfterBreak="0">
+  <w:abstractNum w:abstractNumId="2" w15:restartNumberingAfterBreak="0">
     <w:nsid w:val="22F95B83"/>
     <w:multiLevelType w:val="multilevel"/>
     <w:tmpl w:val="D6483452"/>
@@ -4592,7 +5181,156 @@
       </w:rPr>
     </w:lvl>
   </w:abstractNum>
-  <w:abstractNum w:abstractNumId="2" w15:restartNumberingAfterBreak="0">
+  <w:abstractNum w:abstractNumId="3" w15:restartNumberingAfterBreak="0">
+    <w:nsid w:val="29F254C3"/>
+    <w:multiLevelType w:val="multilevel"/>
+    <w:tmpl w:val="F2BEF54E"/>
+    <w:lvl w:ilvl="0">
+      <w:start w:val="1"/>
+      <w:numFmt w:val="bullet"/>
+      <w:lvlText w:val=""/>
+      <w:lvlJc w:val="left"/>
+      <w:pPr>
+        <w:tabs>
+          <w:tab w:val="num" w:pos="720"/>
+        </w:tabs>
+        <w:ind w:left="720" w:hanging="360"/>
+      </w:pPr>
+      <w:rPr>
+        <w:rFonts w:ascii="Symbol" w:hAnsi="Symbol" w:hint="default"/>
+        <w:sz w:val="20"/>
+      </w:rPr>
+    </w:lvl>
+    <w:lvl w:ilvl="1" w:tentative="1">
+      <w:start w:val="1"/>
+      <w:numFmt w:val="bullet"/>
+      <w:lvlText w:val="o"/>
+      <w:lvlJc w:val="left"/>
+      <w:pPr>
+        <w:tabs>
+          <w:tab w:val="num" w:pos="1440"/>
+        </w:tabs>
+        <w:ind w:left="1440" w:hanging="360"/>
+      </w:pPr>
+      <w:rPr>
+        <w:rFonts w:ascii="Courier New" w:hAnsi="Courier New" w:hint="default"/>
+        <w:sz w:val="20"/>
+      </w:rPr>
+    </w:lvl>
+    <w:lvl w:ilvl="2" w:tentative="1">
+      <w:start w:val="1"/>
+      <w:numFmt w:val="bullet"/>
+      <w:lvlText w:val=""/>
+      <w:lvlJc w:val="left"/>
+      <w:pPr>
+        <w:tabs>
+          <w:tab w:val="num" w:pos="2160"/>
+        </w:tabs>
+        <w:ind w:left="2160" w:hanging="360"/>
+      </w:pPr>
+      <w:rPr>
+        <w:rFonts w:ascii="Wingdings" w:hAnsi="Wingdings" w:hint="default"/>
+        <w:sz w:val="20"/>
+      </w:rPr>
+    </w:lvl>
+    <w:lvl w:ilvl="3" w:tentative="1">
+      <w:start w:val="1"/>
+      <w:numFmt w:val="bullet"/>
+      <w:lvlText w:val=""/>
+      <w:lvlJc w:val="left"/>
+      <w:pPr>
+        <w:tabs>
+          <w:tab w:val="num" w:pos="2880"/>
+        </w:tabs>
+        <w:ind w:left="2880" w:hanging="360"/>
+      </w:pPr>
+      <w:rPr>
+        <w:rFonts w:ascii="Wingdings" w:hAnsi="Wingdings" w:hint="default"/>
+        <w:sz w:val="20"/>
+      </w:rPr>
+    </w:lvl>
+    <w:lvl w:ilvl="4" w:tentative="1">
+      <w:start w:val="1"/>
+      <w:numFmt w:val="bullet"/>
+      <w:lvlText w:val=""/>
+      <w:lvlJc w:val="left"/>
+      <w:pPr>
+        <w:tabs>
+          <w:tab w:val="num" w:pos="3600"/>
+        </w:tabs>
+        <w:ind w:left="3600" w:hanging="360"/>
+      </w:pPr>
+      <w:rPr>
+        <w:rFonts w:ascii="Wingdings" w:hAnsi="Wingdings" w:hint="default"/>
+        <w:sz w:val="20"/>
+      </w:rPr>
+    </w:lvl>
+    <w:lvl w:ilvl="5" w:tentative="1">
+      <w:start w:val="1"/>
+      <w:numFmt w:val="bullet"/>
+      <w:lvlText w:val=""/>
+      <w:lvlJc w:val="left"/>
+      <w:pPr>
+        <w:tabs>
+          <w:tab w:val="num" w:pos="4320"/>
+        </w:tabs>
+        <w:ind w:left="4320" w:hanging="360"/>
+      </w:pPr>
+      <w:rPr>
+        <w:rFonts w:ascii="Wingdings" w:hAnsi="Wingdings" w:hint="default"/>
+        <w:sz w:val="20"/>
+      </w:rPr>
+    </w:lvl>
+    <w:lvl w:ilvl="6" w:tentative="1">
+      <w:start w:val="1"/>
+      <w:numFmt w:val="bullet"/>
+      <w:lvlText w:val=""/>
+      <w:lvlJc w:val="left"/>
+      <w:pPr>
+        <w:tabs>
+          <w:tab w:val="num" w:pos="5040"/>
+        </w:tabs>
+        <w:ind w:left="5040" w:hanging="360"/>
+      </w:pPr>
+      <w:rPr>
+        <w:rFonts w:ascii="Wingdings" w:hAnsi="Wingdings" w:hint="default"/>
+        <w:sz w:val="20"/>
+      </w:rPr>
+    </w:lvl>
+    <w:lvl w:ilvl="7" w:tentative="1">
+      <w:start w:val="1"/>
+      <w:numFmt w:val="bullet"/>
+      <w:lvlText w:val=""/>
+      <w:lvlJc w:val="left"/>
+      <w:pPr>
+        <w:tabs>
+          <w:tab w:val="num" w:pos="5760"/>
+        </w:tabs>
+        <w:ind w:left="5760" w:hanging="360"/>
+      </w:pPr>
+      <w:rPr>
+        <w:rFonts w:ascii="Wingdings" w:hAnsi="Wingdings" w:hint="default"/>
+        <w:sz w:val="20"/>
+      </w:rPr>
+    </w:lvl>
+    <w:lvl w:ilvl="8" w:tentative="1">
+      <w:start w:val="1"/>
+      <w:numFmt w:val="bullet"/>
+      <w:lvlText w:val=""/>
+      <w:lvlJc w:val="left"/>
+      <w:pPr>
+        <w:tabs>
+          <w:tab w:val="num" w:pos="6480"/>
+        </w:tabs>
+        <w:ind w:left="6480" w:hanging="360"/>
+      </w:pPr>
+      <w:rPr>
+        <w:rFonts w:ascii="Wingdings" w:hAnsi="Wingdings" w:hint="default"/>
+        <w:sz w:val="20"/>
+      </w:rPr>
+    </w:lvl>
+  </w:abstractNum>
+  <w:abstractNum w:abstractNumId="4" w15:restartNumberingAfterBreak="0">
     <w:nsid w:val="2A3C04B2"/>
     <w:multiLevelType w:val="hybridMultilevel"/>
     <w:tmpl w:val="B546AEBC"/>
@@ -4705,7 +5443,305 @@
       </w:rPr>
     </w:lvl>
   </w:abstractNum>
-  <w:abstractNum w:abstractNumId="3" w15:restartNumberingAfterBreak="0">
+  <w:abstractNum w:abstractNumId="5" w15:restartNumberingAfterBreak="0">
+    <w:nsid w:val="2A6E67BD"/>
+    <w:multiLevelType w:val="multilevel"/>
+    <w:tmpl w:val="2E5AA62C"/>
+    <w:lvl w:ilvl="0">
+      <w:start w:val="1"/>
+      <w:numFmt w:val="bullet"/>
+      <w:lvlText w:val=""/>
+      <w:lvlJc w:val="left"/>
+      <w:pPr>
+        <w:tabs>
+          <w:tab w:val="num" w:pos="720"/>
+        </w:tabs>
+        <w:ind w:left="720" w:hanging="360"/>
+      </w:pPr>
+      <w:rPr>
+        <w:rFonts w:ascii="Symbol" w:hAnsi="Symbol" w:hint="default"/>
+        <w:sz w:val="20"/>
+      </w:rPr>
+    </w:lvl>
+    <w:lvl w:ilvl="1" w:tentative="1">
+      <w:start w:val="1"/>
+      <w:numFmt w:val="bullet"/>
+      <w:lvlText w:val="o"/>
+      <w:lvlJc w:val="left"/>
+      <w:pPr>
+        <w:tabs>
+          <w:tab w:val="num" w:pos="1440"/>
+        </w:tabs>
+        <w:ind w:left="1440" w:hanging="360"/>
+      </w:pPr>
+      <w:rPr>
+        <w:rFonts w:ascii="Courier New" w:hAnsi="Courier New" w:hint="default"/>
+        <w:sz w:val="20"/>
+      </w:rPr>
+    </w:lvl>
+    <w:lvl w:ilvl="2" w:tentative="1">
+      <w:start w:val="1"/>
+      <w:numFmt w:val="bullet"/>
+      <w:lvlText w:val=""/>
+      <w:lvlJc w:val="left"/>
+      <w:pPr>
+        <w:tabs>
+          <w:tab w:val="num" w:pos="2160"/>
+        </w:tabs>
+        <w:ind w:left="2160" w:hanging="360"/>
+      </w:pPr>
+      <w:rPr>
+        <w:rFonts w:ascii="Wingdings" w:hAnsi="Wingdings" w:hint="default"/>
+        <w:sz w:val="20"/>
+      </w:rPr>
+    </w:lvl>
+    <w:lvl w:ilvl="3" w:tentative="1">
+      <w:start w:val="1"/>
+      <w:numFmt w:val="bullet"/>
+      <w:lvlText w:val=""/>
+      <w:lvlJc w:val="left"/>
+      <w:pPr>
+        <w:tabs>
+          <w:tab w:val="num" w:pos="2880"/>
+        </w:tabs>
+        <w:ind w:left="2880" w:hanging="360"/>
+      </w:pPr>
+      <w:rPr>
+        <w:rFonts w:ascii="Wingdings" w:hAnsi="Wingdings" w:hint="default"/>
+        <w:sz w:val="20"/>
+      </w:rPr>
+    </w:lvl>
+    <w:lvl w:ilvl="4" w:tentative="1">
+      <w:start w:val="1"/>
+      <w:numFmt w:val="bullet"/>
+      <w:lvlText w:val=""/>
+      <w:lvlJc w:val="left"/>
+      <w:pPr>
+        <w:tabs>
+          <w:tab w:val="num" w:pos="3600"/>
+        </w:tabs>
+        <w:ind w:left="3600" w:hanging="360"/>
+      </w:pPr>
+      <w:rPr>
+        <w:rFonts w:ascii="Wingdings" w:hAnsi="Wingdings" w:hint="default"/>
+        <w:sz w:val="20"/>
+      </w:rPr>
+    </w:lvl>
+    <w:lvl w:ilvl="5" w:tentative="1">
+      <w:start w:val="1"/>
+      <w:numFmt w:val="bullet"/>
+      <w:lvlText w:val=""/>
+      <w:lvlJc w:val="left"/>
+      <w:pPr>
+        <w:tabs>
+          <w:tab w:val="num" w:pos="4320"/>
+        </w:tabs>
+        <w:ind w:left="4320" w:hanging="360"/>
+      </w:pPr>
+      <w:rPr>
+        <w:rFonts w:ascii="Wingdings" w:hAnsi="Wingdings" w:hint="default"/>
+        <w:sz w:val="20"/>
+      </w:rPr>
+    </w:lvl>
+    <w:lvl w:ilvl="6" w:tentative="1">
+      <w:start w:val="1"/>
+      <w:numFmt w:val="bullet"/>
+      <w:lvlText w:val=""/>
+      <w:lvlJc w:val="left"/>
+      <w:pPr>
+        <w:tabs>
+          <w:tab w:val="num" w:pos="5040"/>
+        </w:tabs>
+        <w:ind w:left="5040" w:hanging="360"/>
+      </w:pPr>
+      <w:rPr>
+        <w:rFonts w:ascii="Wingdings" w:hAnsi="Wingdings" w:hint="default"/>
+        <w:sz w:val="20"/>
+      </w:rPr>
+    </w:lvl>
+    <w:lvl w:ilvl="7" w:tentative="1">
+      <w:start w:val="1"/>
+      <w:numFmt w:val="bullet"/>
+      <w:lvlText w:val=""/>
+      <w:lvlJc w:val="left"/>
+      <w:pPr>
+        <w:tabs>
+          <w:tab w:val="num" w:pos="5760"/>
+        </w:tabs>
+        <w:ind w:left="5760" w:hanging="360"/>
+      </w:pPr>
+      <w:rPr>
+        <w:rFonts w:ascii="Wingdings" w:hAnsi="Wingdings" w:hint="default"/>
+        <w:sz w:val="20"/>
+      </w:rPr>
+    </w:lvl>
+    <w:lvl w:ilvl="8" w:tentative="1">
+      <w:start w:val="1"/>
+      <w:numFmt w:val="bullet"/>
+      <w:lvlText w:val=""/>
+      <w:lvlJc w:val="left"/>
+      <w:pPr>
+        <w:tabs>
+          <w:tab w:val="num" w:pos="6480"/>
+        </w:tabs>
+        <w:ind w:left="6480" w:hanging="360"/>
+      </w:pPr>
+      <w:rPr>
+        <w:rFonts w:ascii="Wingdings" w:hAnsi="Wingdings" w:hint="default"/>
+        <w:sz w:val="20"/>
+      </w:rPr>
+    </w:lvl>
+  </w:abstractNum>
+  <w:abstractNum w:abstractNumId="6" w15:restartNumberingAfterBreak="0">
+    <w:nsid w:val="312A6436"/>
+    <w:multiLevelType w:val="multilevel"/>
+    <w:tmpl w:val="9000F46C"/>
+    <w:lvl w:ilvl="0">
+      <w:start w:val="1"/>
+      <w:numFmt w:val="bullet"/>
+      <w:lvlText w:val=""/>
+      <w:lvlJc w:val="left"/>
+      <w:pPr>
+        <w:tabs>
+          <w:tab w:val="num" w:pos="720"/>
+        </w:tabs>
+        <w:ind w:left="720" w:hanging="360"/>
+      </w:pPr>
+      <w:rPr>
+        <w:rFonts w:ascii="Symbol" w:hAnsi="Symbol" w:hint="default"/>
+        <w:sz w:val="20"/>
+      </w:rPr>
+    </w:lvl>
+    <w:lvl w:ilvl="1" w:tentative="1">
+      <w:start w:val="1"/>
+      <w:numFmt w:val="bullet"/>
+      <w:lvlText w:val="o"/>
+      <w:lvlJc w:val="left"/>
+      <w:pPr>
+        <w:tabs>
+          <w:tab w:val="num" w:pos="1440"/>
+        </w:tabs>
+        <w:ind w:left="1440" w:hanging="360"/>
+      </w:pPr>
+      <w:rPr>
+        <w:rFonts w:ascii="Courier New" w:hAnsi="Courier New" w:hint="default"/>
+        <w:sz w:val="20"/>
+      </w:rPr>
+    </w:lvl>
+    <w:lvl w:ilvl="2" w:tentative="1">
+      <w:start w:val="1"/>
+      <w:numFmt w:val="bullet"/>
+      <w:lvlText w:val=""/>
+      <w:lvlJc w:val="left"/>
+      <w:pPr>
+        <w:tabs>
+          <w:tab w:val="num" w:pos="2160"/>
+        </w:tabs>
+        <w:ind w:left="2160" w:hanging="360"/>
+      </w:pPr>
+      <w:rPr>
+        <w:rFonts w:ascii="Wingdings" w:hAnsi="Wingdings" w:hint="default"/>
+        <w:sz w:val="20"/>
+      </w:rPr>
+    </w:lvl>
+    <w:lvl w:ilvl="3" w:tentative="1">
+      <w:start w:val="1"/>
+      <w:numFmt w:val="bullet"/>
+      <w:lvlText w:val=""/>
+      <w:lvlJc w:val="left"/>
+      <w:pPr>
+        <w:tabs>
+          <w:tab w:val="num" w:pos="2880"/>
+        </w:tabs>
+        <w:ind w:left="2880" w:hanging="360"/>
+      </w:pPr>
+      <w:rPr>
+        <w:rFonts w:ascii="Wingdings" w:hAnsi="Wingdings" w:hint="default"/>
+        <w:sz w:val="20"/>
+      </w:rPr>
+    </w:lvl>
+    <w:lvl w:ilvl="4" w:tentative="1">
+      <w:start w:val="1"/>
+      <w:numFmt w:val="bullet"/>
+      <w:lvlText w:val=""/>
+      <w:lvlJc w:val="left"/>
+      <w:pPr>
+        <w:tabs>
+          <w:tab w:val="num" w:pos="3600"/>
+        </w:tabs>
+        <w:ind w:left="3600" w:hanging="360"/>
+      </w:pPr>
+      <w:rPr>
+        <w:rFonts w:ascii="Wingdings" w:hAnsi="Wingdings" w:hint="default"/>
+        <w:sz w:val="20"/>
+      </w:rPr>
+    </w:lvl>
+    <w:lvl w:ilvl="5" w:tentative="1">
+      <w:start w:val="1"/>
+      <w:numFmt w:val="bullet"/>
+      <w:lvlText w:val=""/>
+      <w:lvlJc w:val="left"/>
+      <w:pPr>
+        <w:tabs>
+          <w:tab w:val="num" w:pos="4320"/>
+        </w:tabs>
+        <w:ind w:left="4320" w:hanging="360"/>
+      </w:pPr>
+      <w:rPr>
+        <w:rFonts w:ascii="Wingdings" w:hAnsi="Wingdings" w:hint="default"/>
+        <w:sz w:val="20"/>
+      </w:rPr>
+    </w:lvl>
+    <w:lvl w:ilvl="6" w:tentative="1">
+      <w:start w:val="1"/>
+      <w:numFmt w:val="bullet"/>
+      <w:lvlText w:val=""/>
+      <w:lvlJc w:val="left"/>
+      <w:pPr>
+        <w:tabs>
+          <w:tab w:val="num" w:pos="5040"/>
+        </w:tabs>
+        <w:ind w:left="5040" w:hanging="360"/>
+      </w:pPr>
+      <w:rPr>
+        <w:rFonts w:ascii="Wingdings" w:hAnsi="Wingdings" w:hint="default"/>
+        <w:sz w:val="20"/>
+      </w:rPr>
+    </w:lvl>
+    <w:lvl w:ilvl="7" w:tentative="1">
+      <w:start w:val="1"/>
+      <w:numFmt w:val="bullet"/>
+      <w:lvlText w:val=""/>
+      <w:lvlJc w:val="left"/>
+      <w:pPr>
+        <w:tabs>
+          <w:tab w:val="num" w:pos="5760"/>
+        </w:tabs>
+        <w:ind w:left="5760" w:hanging="360"/>
+      </w:pPr>
+      <w:rPr>
+        <w:rFonts w:ascii="Wingdings" w:hAnsi="Wingdings" w:hint="default"/>
+        <w:sz w:val="20"/>
+      </w:rPr>
+    </w:lvl>
+    <w:lvl w:ilvl="8" w:tentative="1">
+      <w:start w:val="1"/>
+      <w:numFmt w:val="bullet"/>
+      <w:lvlText w:val=""/>
+      <w:lvlJc w:val="left"/>
+      <w:pPr>
+        <w:tabs>
+          <w:tab w:val="num" w:pos="6480"/>
+        </w:tabs>
+        <w:ind w:left="6480" w:hanging="360"/>
+      </w:pPr>
+      <w:rPr>
+        <w:rFonts w:ascii="Wingdings" w:hAnsi="Wingdings" w:hint="default"/>
+        <w:sz w:val="20"/>
+      </w:rPr>
+    </w:lvl>
+  </w:abstractNum>
+  <w:abstractNum w:abstractNumId="7" w15:restartNumberingAfterBreak="0">
     <w:nsid w:val="39414323"/>
     <w:multiLevelType w:val="multilevel"/>
     <w:tmpl w:val="A8AE9378"/>
@@ -4854,7 +5890,156 @@
       </w:rPr>
     </w:lvl>
   </w:abstractNum>
-  <w:abstractNum w:abstractNumId="4" w15:restartNumberingAfterBreak="0">
+  <w:abstractNum w:abstractNumId="8" w15:restartNumberingAfterBreak="0">
+    <w:nsid w:val="46463CB5"/>
+    <w:multiLevelType w:val="multilevel"/>
+    <w:tmpl w:val="4E7AF214"/>
+    <w:lvl w:ilvl="0">
+      <w:start w:val="1"/>
+      <w:numFmt w:val="bullet"/>
+      <w:lvlText w:val=""/>
+      <w:lvlJc w:val="left"/>
+      <w:pPr>
+        <w:tabs>
+          <w:tab w:val="num" w:pos="720"/>
+        </w:tabs>
+        <w:ind w:left="720" w:hanging="360"/>
+      </w:pPr>
+      <w:rPr>
+        <w:rFonts w:ascii="Symbol" w:hAnsi="Symbol" w:hint="default"/>
+        <w:sz w:val="20"/>
+      </w:rPr>
+    </w:lvl>
+    <w:lvl w:ilvl="1" w:tentative="1">
+      <w:start w:val="1"/>
+      <w:numFmt w:val="bullet"/>
+      <w:lvlText w:val="o"/>
+      <w:lvlJc w:val="left"/>
+      <w:pPr>
+        <w:tabs>
+          <w:tab w:val="num" w:pos="1440"/>
+        </w:tabs>
+        <w:ind w:left="1440" w:hanging="360"/>
+      </w:pPr>
+      <w:rPr>
+        <w:rFonts w:ascii="Courier New" w:hAnsi="Courier New" w:hint="default"/>
+        <w:sz w:val="20"/>
+      </w:rPr>
+    </w:lvl>
+    <w:lvl w:ilvl="2" w:tentative="1">
+      <w:start w:val="1"/>
+      <w:numFmt w:val="bullet"/>
+      <w:lvlText w:val=""/>
+      <w:lvlJc w:val="left"/>
+      <w:pPr>
+        <w:tabs>
+          <w:tab w:val="num" w:pos="2160"/>
+        </w:tabs>
+        <w:ind w:left="2160" w:hanging="360"/>
+      </w:pPr>
+      <w:rPr>
+        <w:rFonts w:ascii="Wingdings" w:hAnsi="Wingdings" w:hint="default"/>
+        <w:sz w:val="20"/>
+      </w:rPr>
+    </w:lvl>
+    <w:lvl w:ilvl="3" w:tentative="1">
+      <w:start w:val="1"/>
+      <w:numFmt w:val="bullet"/>
+      <w:lvlText w:val=""/>
+      <w:lvlJc w:val="left"/>
+      <w:pPr>
+        <w:tabs>
+          <w:tab w:val="num" w:pos="2880"/>
+        </w:tabs>
+        <w:ind w:left="2880" w:hanging="360"/>
+      </w:pPr>
+      <w:rPr>
+        <w:rFonts w:ascii="Wingdings" w:hAnsi="Wingdings" w:hint="default"/>
+        <w:sz w:val="20"/>
+      </w:rPr>
+    </w:lvl>
+    <w:lvl w:ilvl="4" w:tentative="1">
+      <w:start w:val="1"/>
+      <w:numFmt w:val="bullet"/>
+      <w:lvlText w:val=""/>
+      <w:lvlJc w:val="left"/>
+      <w:pPr>
+        <w:tabs>
+          <w:tab w:val="num" w:pos="3600"/>
+        </w:tabs>
+        <w:ind w:left="3600" w:hanging="360"/>
+      </w:pPr>
+      <w:rPr>
+        <w:rFonts w:ascii="Wingdings" w:hAnsi="Wingdings" w:hint="default"/>
+        <w:sz w:val="20"/>
+      </w:rPr>
+    </w:lvl>
+    <w:lvl w:ilvl="5" w:tentative="1">
+      <w:start w:val="1"/>
+      <w:numFmt w:val="bullet"/>
+      <w:lvlText w:val=""/>
+      <w:lvlJc w:val="left"/>
+      <w:pPr>
+        <w:tabs>
+          <w:tab w:val="num" w:pos="4320"/>
+        </w:tabs>
+        <w:ind w:left="4320" w:hanging="360"/>
+      </w:pPr>
+      <w:rPr>
+        <w:rFonts w:ascii="Wingdings" w:hAnsi="Wingdings" w:hint="default"/>
+        <w:sz w:val="20"/>
+      </w:rPr>
+    </w:lvl>
+    <w:lvl w:ilvl="6" w:tentative="1">
+      <w:start w:val="1"/>
+      <w:numFmt w:val="bullet"/>
+      <w:lvlText w:val=""/>
+      <w:lvlJc w:val="left"/>
+      <w:pPr>
+        <w:tabs>
+          <w:tab w:val="num" w:pos="5040"/>
+        </w:tabs>
+        <w:ind w:left="5040" w:hanging="360"/>
+      </w:pPr>
+      <w:rPr>
+        <w:rFonts w:ascii="Wingdings" w:hAnsi="Wingdings" w:hint="default"/>
+        <w:sz w:val="20"/>
+      </w:rPr>
+    </w:lvl>
+    <w:lvl w:ilvl="7" w:tentative="1">
+      <w:start w:val="1"/>
+      <w:numFmt w:val="bullet"/>
+      <w:lvlText w:val=""/>
+      <w:lvlJc w:val="left"/>
+      <w:pPr>
+        <w:tabs>
+          <w:tab w:val="num" w:pos="5760"/>
+        </w:tabs>
+        <w:ind w:left="5760" w:hanging="360"/>
+      </w:pPr>
+      <w:rPr>
+        <w:rFonts w:ascii="Wingdings" w:hAnsi="Wingdings" w:hint="default"/>
+        <w:sz w:val="20"/>
+      </w:rPr>
+    </w:lvl>
+    <w:lvl w:ilvl="8" w:tentative="1">
+      <w:start w:val="1"/>
+      <w:numFmt w:val="bullet"/>
+      <w:lvlText w:val=""/>
+      <w:lvlJc w:val="left"/>
+      <w:pPr>
+        <w:tabs>
+          <w:tab w:val="num" w:pos="6480"/>
+        </w:tabs>
+        <w:ind w:left="6480" w:hanging="360"/>
+      </w:pPr>
+      <w:rPr>
+        <w:rFonts w:ascii="Wingdings" w:hAnsi="Wingdings" w:hint="default"/>
+        <w:sz w:val="20"/>
+      </w:rPr>
+    </w:lvl>
+  </w:abstractNum>
+  <w:abstractNum w:abstractNumId="9" w15:restartNumberingAfterBreak="0">
     <w:nsid w:val="464D3C80"/>
     <w:multiLevelType w:val="multilevel"/>
     <w:tmpl w:val="7E588BBA"/>
@@ -5003,7 +6188,7 @@
       </w:rPr>
     </w:lvl>
   </w:abstractNum>
-  <w:abstractNum w:abstractNumId="5" w15:restartNumberingAfterBreak="0">
+  <w:abstractNum w:abstractNumId="10" w15:restartNumberingAfterBreak="0">
     <w:nsid w:val="56CA53EF"/>
     <w:multiLevelType w:val="multilevel"/>
     <w:tmpl w:val="84FE6970"/>
@@ -5152,7 +6337,156 @@
       </w:rPr>
     </w:lvl>
   </w:abstractNum>
-  <w:abstractNum w:abstractNumId="6" w15:restartNumberingAfterBreak="0">
+  <w:abstractNum w:abstractNumId="11" w15:restartNumberingAfterBreak="0">
+    <w:nsid w:val="58DE1064"/>
+    <w:multiLevelType w:val="multilevel"/>
+    <w:tmpl w:val="DEB0A63E"/>
+    <w:lvl w:ilvl="0">
+      <w:start w:val="1"/>
+      <w:numFmt w:val="bullet"/>
+      <w:lvlText w:val=""/>
+      <w:lvlJc w:val="left"/>
+      <w:pPr>
+        <w:tabs>
+          <w:tab w:val="num" w:pos="720"/>
+        </w:tabs>
+        <w:ind w:left="720" w:hanging="360"/>
+      </w:pPr>
+      <w:rPr>
+        <w:rFonts w:ascii="Symbol" w:hAnsi="Symbol" w:hint="default"/>
+        <w:sz w:val="20"/>
+      </w:rPr>
+    </w:lvl>
+    <w:lvl w:ilvl="1">
+      <w:start w:val="1"/>
+      <w:numFmt w:val="bullet"/>
+      <w:lvlText w:val="o"/>
+      <w:lvlJc w:val="left"/>
+      <w:pPr>
+        <w:tabs>
+          <w:tab w:val="num" w:pos="1440"/>
+        </w:tabs>
+        <w:ind w:left="1440" w:hanging="360"/>
+      </w:pPr>
+      <w:rPr>
+        <w:rFonts w:ascii="Courier New" w:hAnsi="Courier New" w:hint="default"/>
+        <w:sz w:val="20"/>
+      </w:rPr>
+    </w:lvl>
+    <w:lvl w:ilvl="2" w:tentative="1">
+      <w:start w:val="1"/>
+      <w:numFmt w:val="bullet"/>
+      <w:lvlText w:val=""/>
+      <w:lvlJc w:val="left"/>
+      <w:pPr>
+        <w:tabs>
+          <w:tab w:val="num" w:pos="2160"/>
+        </w:tabs>
+        <w:ind w:left="2160" w:hanging="360"/>
+      </w:pPr>
+      <w:rPr>
+        <w:rFonts w:ascii="Wingdings" w:hAnsi="Wingdings" w:hint="default"/>
+        <w:sz w:val="20"/>
+      </w:rPr>
+    </w:lvl>
+    <w:lvl w:ilvl="3" w:tentative="1">
+      <w:start w:val="1"/>
+      <w:numFmt w:val="bullet"/>
+      <w:lvlText w:val=""/>
+      <w:lvlJc w:val="left"/>
+      <w:pPr>
+        <w:tabs>
+          <w:tab w:val="num" w:pos="2880"/>
+        </w:tabs>
+        <w:ind w:left="2880" w:hanging="360"/>
+      </w:pPr>
+      <w:rPr>
+        <w:rFonts w:ascii="Wingdings" w:hAnsi="Wingdings" w:hint="default"/>
+        <w:sz w:val="20"/>
+      </w:rPr>
+    </w:lvl>
+    <w:lvl w:ilvl="4" w:tentative="1">
+      <w:start w:val="1"/>
+      <w:numFmt w:val="bullet"/>
+      <w:lvlText w:val=""/>
+      <w:lvlJc w:val="left"/>
+      <w:pPr>
+        <w:tabs>
+          <w:tab w:val="num" w:pos="3600"/>
+        </w:tabs>
+        <w:ind w:left="3600" w:hanging="360"/>
+      </w:pPr>
+      <w:rPr>
+        <w:rFonts w:ascii="Wingdings" w:hAnsi="Wingdings" w:hint="default"/>
+        <w:sz w:val="20"/>
+      </w:rPr>
+    </w:lvl>
+    <w:lvl w:ilvl="5" w:tentative="1">
+      <w:start w:val="1"/>
+      <w:numFmt w:val="bullet"/>
+      <w:lvlText w:val=""/>
+      <w:lvlJc w:val="left"/>
+      <w:pPr>
+        <w:tabs>
+          <w:tab w:val="num" w:pos="4320"/>
+        </w:tabs>
+        <w:ind w:left="4320" w:hanging="360"/>
+      </w:pPr>
+      <w:rPr>
+        <w:rFonts w:ascii="Wingdings" w:hAnsi="Wingdings" w:hint="default"/>
+        <w:sz w:val="20"/>
+      </w:rPr>
+    </w:lvl>
+    <w:lvl w:ilvl="6" w:tentative="1">
+      <w:start w:val="1"/>
+      <w:numFmt w:val="bullet"/>
+      <w:lvlText w:val=""/>
+      <w:lvlJc w:val="left"/>
+      <w:pPr>
+        <w:tabs>
+          <w:tab w:val="num" w:pos="5040"/>
+        </w:tabs>
+        <w:ind w:left="5040" w:hanging="360"/>
+      </w:pPr>
+      <w:rPr>
+        <w:rFonts w:ascii="Wingdings" w:hAnsi="Wingdings" w:hint="default"/>
+        <w:sz w:val="20"/>
+      </w:rPr>
+    </w:lvl>
+    <w:lvl w:ilvl="7" w:tentative="1">
+      <w:start w:val="1"/>
+      <w:numFmt w:val="bullet"/>
+      <w:lvlText w:val=""/>
+      <w:lvlJc w:val="left"/>
+      <w:pPr>
+        <w:tabs>
+          <w:tab w:val="num" w:pos="5760"/>
+        </w:tabs>
+        <w:ind w:left="5760" w:hanging="360"/>
+      </w:pPr>
+      <w:rPr>
+        <w:rFonts w:ascii="Wingdings" w:hAnsi="Wingdings" w:hint="default"/>
+        <w:sz w:val="20"/>
+      </w:rPr>
+    </w:lvl>
+    <w:lvl w:ilvl="8" w:tentative="1">
+      <w:start w:val="1"/>
+      <w:numFmt w:val="bullet"/>
+      <w:lvlText w:val=""/>
+      <w:lvlJc w:val="left"/>
+      <w:pPr>
+        <w:tabs>
+          <w:tab w:val="num" w:pos="6480"/>
+        </w:tabs>
+        <w:ind w:left="6480" w:hanging="360"/>
+      </w:pPr>
+      <w:rPr>
+        <w:rFonts w:ascii="Wingdings" w:hAnsi="Wingdings" w:hint="default"/>
+        <w:sz w:val="20"/>
+      </w:rPr>
+    </w:lvl>
+  </w:abstractNum>
+  <w:abstractNum w:abstractNumId="12" w15:restartNumberingAfterBreak="0">
     <w:nsid w:val="5A596376"/>
     <w:multiLevelType w:val="hybridMultilevel"/>
     <w:tmpl w:val="F6861CAC"/>
@@ -5265,7 +6599,7 @@
       </w:rPr>
     </w:lvl>
   </w:abstractNum>
-  <w:abstractNum w:abstractNumId="7" w15:restartNumberingAfterBreak="0">
+  <w:abstractNum w:abstractNumId="13" w15:restartNumberingAfterBreak="0">
     <w:nsid w:val="5BA93CB4"/>
     <w:multiLevelType w:val="hybridMultilevel"/>
     <w:tmpl w:val="28D2839A"/>
@@ -5378,7 +6712,7 @@
       </w:rPr>
     </w:lvl>
   </w:abstractNum>
-  <w:abstractNum w:abstractNumId="8" w15:restartNumberingAfterBreak="0">
+  <w:abstractNum w:abstractNumId="14" w15:restartNumberingAfterBreak="0">
     <w:nsid w:val="71994CDE"/>
     <w:multiLevelType w:val="multilevel"/>
     <w:tmpl w:val="49BC38DC"/>
@@ -5527,7 +6861,7 @@
       </w:rPr>
     </w:lvl>
   </w:abstractNum>
-  <w:abstractNum w:abstractNumId="9" w15:restartNumberingAfterBreak="0">
+  <w:abstractNum w:abstractNumId="15" w15:restartNumberingAfterBreak="0">
     <w:nsid w:val="798C3BE5"/>
     <w:multiLevelType w:val="multilevel"/>
     <w:tmpl w:val="0578278C"/>
@@ -5677,34 +7011,52 @@
     </w:lvl>
   </w:abstractNum>
   <w:num w:numId="1">
-    <w:abstractNumId w:val="3"/>
+    <w:abstractNumId w:val="7"/>
   </w:num>
   <w:num w:numId="2">
+    <w:abstractNumId w:val="12"/>
+  </w:num>
+  <w:num w:numId="3">
+    <w:abstractNumId w:val="4"/>
+  </w:num>
+  <w:num w:numId="4">
+    <w:abstractNumId w:val="13"/>
+  </w:num>
+  <w:num w:numId="5">
+    <w:abstractNumId w:val="1"/>
+  </w:num>
+  <w:num w:numId="6">
+    <w:abstractNumId w:val="14"/>
+  </w:num>
+  <w:num w:numId="7">
+    <w:abstractNumId w:val="10"/>
+  </w:num>
+  <w:num w:numId="8">
+    <w:abstractNumId w:val="2"/>
+  </w:num>
+  <w:num w:numId="9">
+    <w:abstractNumId w:val="9"/>
+  </w:num>
+  <w:num w:numId="10">
+    <w:abstractNumId w:val="15"/>
+  </w:num>
+  <w:num w:numId="11">
     <w:abstractNumId w:val="6"/>
   </w:num>
-  <w:num w:numId="3">
-    <w:abstractNumId w:val="2"/>
+  <w:num w:numId="12">
+    <w:abstractNumId w:val="5"/>
   </w:num>
-  <w:num w:numId="4">
-    <w:abstractNumId w:val="7"/>
+  <w:num w:numId="13">
+    <w:abstractNumId w:val="8"/>
   </w:num>
-  <w:num w:numId="5">
+  <w:num w:numId="14">
+    <w:abstractNumId w:val="11"/>
+  </w:num>
+  <w:num w:numId="15">
     <w:abstractNumId w:val="0"/>
   </w:num>
-  <w:num w:numId="6">
-    <w:abstractNumId w:val="8"/>
-  </w:num>
-  <w:num w:numId="7">
-    <w:abstractNumId w:val="5"/>
-  </w:num>
-  <w:num w:numId="8">
-    <w:abstractNumId w:val="1"/>
-  </w:num>
-  <w:num w:numId="9">
-    <w:abstractNumId w:val="4"/>
-  </w:num>
-  <w:num w:numId="10">
-    <w:abstractNumId w:val="9"/>
+  <w:num w:numId="16">
+    <w:abstractNumId w:val="3"/>
   </w:num>
 </w:numbering>
 </file>
@@ -6102,6 +7454,7 @@
   <w:style w:type="paragraph" w:default="1" w:styleId="Normal">
     <w:name w:val="Normal"/>
     <w:qFormat/>
+    <w:rsid w:val="00BB4C19"/>
   </w:style>
   <w:style w:type="paragraph" w:styleId="Heading2">
     <w:name w:val="heading 2"/>
@@ -6508,4 +7861,16 @@
     </a:ext>
   </a:extLst>
 </a:theme>
+</file>
+
+<file path=customXml/item1.xml><?xml version="1.0" encoding="utf-8"?>
+<b:Sources xmlns:b="http://schemas.openxmlformats.org/officeDocument/2006/bibliography" xmlns="http://schemas.openxmlformats.org/officeDocument/2006/bibliography" SelectedStyle="\APASixthEditionOfficeOnline.xsl" StyleName="APA" Version="6"/>
+</file>
+
+<file path=customXml/itemProps1.xml><?xml version="1.0" encoding="utf-8"?>
+<ds:datastoreItem xmlns:ds="http://schemas.openxmlformats.org/officeDocument/2006/customXml" ds:itemID="{868252F5-E4D0-42AE-A756-8C302FBBFC6D}">
+  <ds:schemaRefs>
+    <ds:schemaRef ds:uri="http://schemas.openxmlformats.org/officeDocument/2006/bibliography"/>
+  </ds:schemaRefs>
+</ds:datastoreItem>
 </file>
--- a/docs/06_Daily_Coding_&_Technical.docx
+++ b/docs/06_Daily_Coding_&_Technical.docx
@@ -4662,12 +4662,10 @@
           <w:numId w:val="15"/>
         </w:numPr>
       </w:pPr>
-      <w:bookmarkStart w:id="0" w:name="_GoBack"/>
       <w:r>
         <w:t>Eliminated maximum update depth errors by introducing idempotent state updates.</w:t>
       </w:r>
     </w:p>
-    <w:bookmarkEnd w:id="0"/>
     <w:p>
       <w:pPr>
         <w:pStyle w:val="Heading3"/>
@@ -4711,6 +4709,443 @@
       <w:r>
         <w:t>Offline-only operation preserved.</w:t>
       </w:r>
+    </w:p>
+    <w:p>
+      <w:pPr>
+        <w:spacing w:before="100" w:beforeAutospacing="1" w:after="100" w:afterAutospacing="1" w:line="240" w:lineRule="auto"/>
+        <w:rPr>
+          <w:rFonts w:ascii="Times New Roman" w:eastAsia="Times New Roman" w:hAnsi="Times New Roman" w:cs="Times New Roman"/>
+          <w:sz w:val="24"/>
+          <w:szCs w:val="24"/>
+        </w:rPr>
+      </w:pPr>
+    </w:p>
+    <w:p>
+      <w:pPr>
+        <w:spacing w:before="100" w:beforeAutospacing="1" w:after="100" w:afterAutospacing="1" w:line="240" w:lineRule="auto"/>
+        <w:rPr>
+          <w:rFonts w:ascii="Times New Roman" w:eastAsia="Times New Roman" w:hAnsi="Times New Roman" w:cs="Times New Roman"/>
+          <w:sz w:val="24"/>
+          <w:szCs w:val="24"/>
+        </w:rPr>
+      </w:pPr>
+    </w:p>
+    <w:p>
+      <w:pPr>
+        <w:spacing w:before="100" w:beforeAutospacing="1" w:after="100" w:afterAutospacing="1" w:line="240" w:lineRule="auto"/>
+        <w:rPr>
+          <w:rFonts w:ascii="Times New Roman" w:eastAsia="Times New Roman" w:hAnsi="Times New Roman" w:cs="Times New Roman"/>
+          <w:sz w:val="24"/>
+          <w:szCs w:val="24"/>
+        </w:rPr>
+      </w:pPr>
+    </w:p>
+    <w:p>
+      <w:pPr>
+        <w:spacing w:before="100" w:beforeAutospacing="1" w:after="100" w:afterAutospacing="1" w:line="240" w:lineRule="auto"/>
+        <w:rPr>
+          <w:rFonts w:ascii="Times New Roman" w:eastAsia="Times New Roman" w:hAnsi="Times New Roman" w:cs="Times New Roman"/>
+          <w:sz w:val="24"/>
+          <w:szCs w:val="24"/>
+        </w:rPr>
+      </w:pPr>
+    </w:p>
+    <w:p>
+      <w:pPr>
+        <w:spacing w:before="100" w:beforeAutospacing="1" w:after="100" w:afterAutospacing="1" w:line="240" w:lineRule="auto"/>
+        <w:rPr>
+          <w:rFonts w:ascii="Times New Roman" w:eastAsia="Times New Roman" w:hAnsi="Times New Roman" w:cs="Times New Roman"/>
+          <w:sz w:val="24"/>
+          <w:szCs w:val="24"/>
+        </w:rPr>
+      </w:pPr>
+    </w:p>
+    <w:p>
+      <w:pPr>
+        <w:spacing w:before="100" w:beforeAutospacing="1" w:after="100" w:afterAutospacing="1" w:line="240" w:lineRule="auto"/>
+        <w:rPr>
+          <w:rFonts w:ascii="Times New Roman" w:eastAsia="Times New Roman" w:hAnsi="Times New Roman" w:cs="Times New Roman"/>
+          <w:sz w:val="24"/>
+          <w:szCs w:val="24"/>
+        </w:rPr>
+      </w:pPr>
+    </w:p>
+    <w:p>
+      <w:pPr>
+        <w:spacing w:before="100" w:beforeAutospacing="1" w:after="100" w:afterAutospacing="1" w:line="240" w:lineRule="auto"/>
+        <w:rPr>
+          <w:rFonts w:ascii="Times New Roman" w:eastAsia="Times New Roman" w:hAnsi="Times New Roman" w:cs="Times New Roman"/>
+          <w:sz w:val="24"/>
+          <w:szCs w:val="24"/>
+        </w:rPr>
+      </w:pPr>
+    </w:p>
+    <w:p>
+      <w:pPr>
+        <w:spacing w:before="100" w:beforeAutospacing="1" w:after="100" w:afterAutospacing="1" w:line="240" w:lineRule="auto"/>
+        <w:rPr>
+          <w:rFonts w:ascii="Times New Roman" w:eastAsia="Times New Roman" w:hAnsi="Times New Roman" w:cs="Times New Roman"/>
+          <w:sz w:val="24"/>
+          <w:szCs w:val="24"/>
+        </w:rPr>
+      </w:pPr>
+    </w:p>
+    <w:p>
+      <w:pPr>
+        <w:spacing w:before="100" w:beforeAutospacing="1" w:after="100" w:afterAutospacing="1" w:line="240" w:lineRule="auto"/>
+        <w:rPr>
+          <w:rFonts w:ascii="Times New Roman" w:eastAsia="Times New Roman" w:hAnsi="Times New Roman" w:cs="Times New Roman"/>
+          <w:sz w:val="24"/>
+          <w:szCs w:val="24"/>
+        </w:rPr>
+      </w:pPr>
+    </w:p>
+    <w:p>
+      <w:pPr>
+        <w:pStyle w:val="Heading2"/>
+        <w:rPr>
+          <w:rStyle w:val="Strong"/>
+          <w:b/>
+          <w:bCs/>
+        </w:rPr>
+      </w:pPr>
+      <w:r>
+        <w:lastRenderedPageBreak/>
+        <w:t>Day-9                                                                       19/01/2025</w:t>
+      </w:r>
+    </w:p>
+    <w:p>
+      <w:pPr>
+        <w:pStyle w:val="Heading3"/>
+      </w:pPr>
+      <w:r>
+        <w:rPr>
+          <w:rStyle w:val="Strong"/>
+          <w:b/>
+          <w:bCs/>
+        </w:rPr>
+        <w:t>Day 9 – Technical &amp; Design Summary</w:t>
+      </w:r>
+    </w:p>
+    <w:p>
+      <w:pPr>
+        <w:pStyle w:val="Heading3"/>
+      </w:pPr>
+      <w:r>
+        <w:rPr>
+          <w:rStyle w:val="Strong"/>
+          <w:b/>
+          <w:bCs/>
+        </w:rPr>
+        <w:t>Frontend Design Work</w:t>
+      </w:r>
+    </w:p>
+    <w:p>
+      <w:pPr>
+        <w:pStyle w:val="NormalWeb"/>
+        <w:numPr>
+          <w:ilvl w:val="0"/>
+          <w:numId w:val="17"/>
+        </w:numPr>
+      </w:pPr>
+      <w:r>
+        <w:t>Finalized complete UI blueprint and screen responsibilities.</w:t>
+      </w:r>
+    </w:p>
+    <w:p>
+      <w:pPr>
+        <w:pStyle w:val="NormalWeb"/>
+        <w:numPr>
+          <w:ilvl w:val="0"/>
+          <w:numId w:val="17"/>
+        </w:numPr>
+      </w:pPr>
+      <w:r>
+        <w:t>Defined detailed screen-to-screen interaction flows with deterministic state handling.</w:t>
+      </w:r>
+    </w:p>
+    <w:p>
+      <w:pPr>
+        <w:pStyle w:val="NormalWeb"/>
+        <w:numPr>
+          <w:ilvl w:val="0"/>
+          <w:numId w:val="17"/>
+        </w:numPr>
+      </w:pPr>
+      <w:r>
+        <w:t>Created reusable component inventory including layout, data display, action, and feedback components.</w:t>
+      </w:r>
+    </w:p>
+    <w:p>
+      <w:pPr>
+        <w:pStyle w:val="NormalWeb"/>
+        <w:numPr>
+          <w:ilvl w:val="0"/>
+          <w:numId w:val="17"/>
+        </w:numPr>
+      </w:pPr>
+      <w:r>
+        <w:t>Froze UX rules governing navigation, disabled states, empty states, and error handling.</w:t>
+      </w:r>
+    </w:p>
+    <w:p>
+      <w:pPr>
+        <w:pStyle w:val="Heading3"/>
+      </w:pPr>
+      <w:r>
+        <w:rPr>
+          <w:rStyle w:val="Strong"/>
+          <w:b/>
+          <w:bCs/>
+        </w:rPr>
+        <w:t>Technical Decisions</w:t>
+      </w:r>
+    </w:p>
+    <w:p>
+      <w:pPr>
+        <w:pStyle w:val="NormalWeb"/>
+        <w:numPr>
+          <w:ilvl w:val="0"/>
+          <w:numId w:val="18"/>
+        </w:numPr>
+      </w:pPr>
+      <w:r>
+        <w:t>All frontend actions are scoped to a single active run ID.</w:t>
+      </w:r>
+    </w:p>
+    <w:p>
+      <w:pPr>
+        <w:pStyle w:val="NormalWeb"/>
+        <w:numPr>
+          <w:ilvl w:val="0"/>
+          <w:numId w:val="18"/>
+        </w:numPr>
+      </w:pPr>
+      <w:r>
+        <w:t>Export functionality reads only persisted backend outputs.</w:t>
+      </w:r>
+    </w:p>
+    <w:p>
+      <w:pPr>
+        <w:pStyle w:val="NormalWeb"/>
+        <w:numPr>
+          <w:ilvl w:val="0"/>
+          <w:numId w:val="18"/>
+        </w:numPr>
+      </w:pPr>
+      <w:r>
+        <w:t>No frontend component directly accesses raw data or models.</w:t>
+      </w:r>
+    </w:p>
+    <w:p>
+      <w:pPr>
+        <w:pStyle w:val="Heading3"/>
+      </w:pPr>
+      <w:r>
+        <w:rPr>
+          <w:rStyle w:val="Strong"/>
+          <w:b/>
+          <w:bCs/>
+        </w:rPr>
+        <w:t>Code Status</w:t>
+      </w:r>
+    </w:p>
+    <w:p>
+      <w:pPr>
+        <w:pStyle w:val="NormalWeb"/>
+        <w:numPr>
+          <w:ilvl w:val="0"/>
+          <w:numId w:val="19"/>
+        </w:numPr>
+      </w:pPr>
+      <w:r>
+        <w:t>No new production code written on this day.</w:t>
+      </w:r>
+    </w:p>
+    <w:p>
+      <w:pPr>
+        <w:pStyle w:val="NormalWeb"/>
+        <w:numPr>
+          <w:ilvl w:val="0"/>
+          <w:numId w:val="19"/>
+        </w:numPr>
+      </w:pPr>
+      <w:r>
+        <w:t>Design artifacts are now ready for direct translation into frontend components.</w:t>
+      </w:r>
+    </w:p>
+    <w:p>
+      <w:pPr>
+        <w:pStyle w:val="Heading3"/>
+      </w:pPr>
+      <w:r>
+        <w:rPr>
+          <w:rStyle w:val="Strong"/>
+          <w:b/>
+          <w:bCs/>
+        </w:rPr>
+        <w:t>Readiness</w:t>
+      </w:r>
+    </w:p>
+    <w:p>
+      <w:pPr>
+        <w:pStyle w:val="NormalWeb"/>
+      </w:pPr>
+      <w:r>
+        <w:t>Frontend development can proceed without risk of architectural or UX rework.</w:t>
+      </w:r>
+    </w:p>
+    <w:p>
+      <w:pPr>
+        <w:spacing w:before="100" w:beforeAutospacing="1" w:after="100" w:afterAutospacing="1" w:line="240" w:lineRule="auto"/>
+        <w:rPr>
+          <w:rFonts w:ascii="Times New Roman" w:eastAsia="Times New Roman" w:hAnsi="Times New Roman" w:cs="Times New Roman"/>
+          <w:sz w:val="24"/>
+          <w:szCs w:val="24"/>
+        </w:rPr>
+      </w:pPr>
+    </w:p>
+    <w:p>
+      <w:pPr>
+        <w:spacing w:before="100" w:beforeAutospacing="1" w:after="100" w:afterAutospacing="1" w:line="240" w:lineRule="auto"/>
+        <w:rPr>
+          <w:rFonts w:ascii="Times New Roman" w:eastAsia="Times New Roman" w:hAnsi="Times New Roman" w:cs="Times New Roman"/>
+          <w:sz w:val="24"/>
+          <w:szCs w:val="24"/>
+        </w:rPr>
+      </w:pPr>
+    </w:p>
+    <w:p>
+      <w:pPr>
+        <w:spacing w:before="100" w:beforeAutospacing="1" w:after="100" w:afterAutospacing="1" w:line="240" w:lineRule="auto"/>
+        <w:rPr>
+          <w:rFonts w:ascii="Times New Roman" w:eastAsia="Times New Roman" w:hAnsi="Times New Roman" w:cs="Times New Roman"/>
+          <w:sz w:val="24"/>
+          <w:szCs w:val="24"/>
+        </w:rPr>
+      </w:pPr>
+    </w:p>
+    <w:p>
+      <w:pPr>
+        <w:spacing w:before="100" w:beforeAutospacing="1" w:after="100" w:afterAutospacing="1" w:line="240" w:lineRule="auto"/>
+        <w:rPr>
+          <w:rFonts w:ascii="Times New Roman" w:eastAsia="Times New Roman" w:hAnsi="Times New Roman" w:cs="Times New Roman"/>
+          <w:sz w:val="24"/>
+          <w:szCs w:val="24"/>
+        </w:rPr>
+      </w:pPr>
+    </w:p>
+    <w:p>
+      <w:pPr>
+        <w:spacing w:before="100" w:beforeAutospacing="1" w:after="100" w:afterAutospacing="1" w:line="240" w:lineRule="auto"/>
+        <w:rPr>
+          <w:rFonts w:ascii="Times New Roman" w:eastAsia="Times New Roman" w:hAnsi="Times New Roman" w:cs="Times New Roman"/>
+          <w:sz w:val="24"/>
+          <w:szCs w:val="24"/>
+        </w:rPr>
+      </w:pPr>
+    </w:p>
+    <w:p>
+      <w:pPr>
+        <w:spacing w:before="100" w:beforeAutospacing="1" w:after="100" w:afterAutospacing="1" w:line="240" w:lineRule="auto"/>
+        <w:rPr>
+          <w:rFonts w:ascii="Times New Roman" w:eastAsia="Times New Roman" w:hAnsi="Times New Roman" w:cs="Times New Roman"/>
+          <w:sz w:val="24"/>
+          <w:szCs w:val="24"/>
+        </w:rPr>
+      </w:pPr>
+    </w:p>
+    <w:p>
+      <w:pPr>
+        <w:spacing w:before="100" w:beforeAutospacing="1" w:after="100" w:afterAutospacing="1" w:line="240" w:lineRule="auto"/>
+        <w:rPr>
+          <w:rFonts w:ascii="Times New Roman" w:eastAsia="Times New Roman" w:hAnsi="Times New Roman" w:cs="Times New Roman"/>
+          <w:sz w:val="24"/>
+          <w:szCs w:val="24"/>
+        </w:rPr>
+      </w:pPr>
+    </w:p>
+    <w:p>
+      <w:pPr>
+        <w:spacing w:before="100" w:beforeAutospacing="1" w:after="100" w:afterAutospacing="1" w:line="240" w:lineRule="auto"/>
+        <w:rPr>
+          <w:rFonts w:ascii="Times New Roman" w:eastAsia="Times New Roman" w:hAnsi="Times New Roman" w:cs="Times New Roman"/>
+          <w:sz w:val="24"/>
+          <w:szCs w:val="24"/>
+        </w:rPr>
+      </w:pPr>
+    </w:p>
+    <w:p>
+      <w:pPr>
+        <w:spacing w:before="100" w:beforeAutospacing="1" w:after="100" w:afterAutospacing="1" w:line="240" w:lineRule="auto"/>
+        <w:rPr>
+          <w:rFonts w:ascii="Times New Roman" w:eastAsia="Times New Roman" w:hAnsi="Times New Roman" w:cs="Times New Roman"/>
+          <w:sz w:val="24"/>
+          <w:szCs w:val="24"/>
+        </w:rPr>
+      </w:pPr>
+    </w:p>
+    <w:p>
+      <w:pPr>
+        <w:pStyle w:val="Heading2"/>
+        <w:rPr>
+          <w:rStyle w:val="Strong"/>
+          <w:b/>
+          <w:bCs/>
+        </w:rPr>
+      </w:pPr>
+      <w:r>
+        <w:lastRenderedPageBreak/>
+        <w:t xml:space="preserve">Day-10     </w:t>
+      </w:r>
+      <w:r>
+        <w:t xml:space="preserve">                                       </w:t>
+      </w:r>
+      <w:r>
+        <w:t xml:space="preserve">                           20</w:t>
+      </w:r>
+      <w:r>
+        <w:t>/01/2025</w:t>
+      </w:r>
+    </w:p>
+    <w:p>
+      <w:pPr>
+        <w:pStyle w:val="Heading3"/>
+      </w:pPr>
+      <w:r>
+        <w:rPr>
+          <w:rStyle w:val="Strong"/>
+          <w:b/>
+          <w:bCs/>
+        </w:rPr>
+        <w:t>Daily Coding and Technical Summary – Day 10</w:t>
+      </w:r>
+    </w:p>
+    <w:p>
+      <w:pPr>
+        <w:pStyle w:val="NormalWeb"/>
+      </w:pPr>
+      <w:r>
+        <w:t>On Day 10, multiple frontend components and state management utilities were implemented and stabilized. This included dashboard rendering logic, visualization switching, global filter integration, and undo/redo controls using icon-based actions.</w:t>
+      </w:r>
+    </w:p>
+    <w:p>
+      <w:pPr>
+        <w:pStyle w:val="NormalWeb"/>
+      </w:pPr>
+      <w:r>
+        <w:t>A custom subscription-based state hook was introduced to safely connect the dashboard UI to the underlying store without triggering excessive re-renders. Centralized run-to-dashboard orchestration logic was finalized to ensure dashboards load correctly when a run is selected.</w:t>
+      </w:r>
+    </w:p>
+    <w:p>
+      <w:pPr>
+        <w:pStyle w:val="NormalWeb"/>
+      </w:pPr>
+      <w:r>
+        <w:t>All coding work focused on frontend correctness, maintainability, and architectural robustness. No backend or IPC changes were introduced on this day.</w:t>
+      </w:r>
+      <w:bookmarkStart w:id="0" w:name="_GoBack"/>
+      <w:bookmarkEnd w:id="0"/>
     </w:p>
     <w:p>
       <w:pPr>
@@ -6189,6 +6624,155 @@
     </w:lvl>
   </w:abstractNum>
   <w:abstractNum w:abstractNumId="10" w15:restartNumberingAfterBreak="0">
+    <w:nsid w:val="490764F6"/>
+    <w:multiLevelType w:val="multilevel"/>
+    <w:tmpl w:val="EF92443A"/>
+    <w:lvl w:ilvl="0">
+      <w:start w:val="1"/>
+      <w:numFmt w:val="bullet"/>
+      <w:lvlText w:val=""/>
+      <w:lvlJc w:val="left"/>
+      <w:pPr>
+        <w:tabs>
+          <w:tab w:val="num" w:pos="720"/>
+        </w:tabs>
+        <w:ind w:left="720" w:hanging="360"/>
+      </w:pPr>
+      <w:rPr>
+        <w:rFonts w:ascii="Symbol" w:hAnsi="Symbol" w:hint="default"/>
+        <w:sz w:val="20"/>
+      </w:rPr>
+    </w:lvl>
+    <w:lvl w:ilvl="1" w:tentative="1">
+      <w:start w:val="1"/>
+      <w:numFmt w:val="bullet"/>
+      <w:lvlText w:val="o"/>
+      <w:lvlJc w:val="left"/>
+      <w:pPr>
+        <w:tabs>
+          <w:tab w:val="num" w:pos="1440"/>
+        </w:tabs>
+        <w:ind w:left="1440" w:hanging="360"/>
+      </w:pPr>
+      <w:rPr>
+        <w:rFonts w:ascii="Courier New" w:hAnsi="Courier New" w:hint="default"/>
+        <w:sz w:val="20"/>
+      </w:rPr>
+    </w:lvl>
+    <w:lvl w:ilvl="2" w:tentative="1">
+      <w:start w:val="1"/>
+      <w:numFmt w:val="bullet"/>
+      <w:lvlText w:val=""/>
+      <w:lvlJc w:val="left"/>
+      <w:pPr>
+        <w:tabs>
+          <w:tab w:val="num" w:pos="2160"/>
+        </w:tabs>
+        <w:ind w:left="2160" w:hanging="360"/>
+      </w:pPr>
+      <w:rPr>
+        <w:rFonts w:ascii="Wingdings" w:hAnsi="Wingdings" w:hint="default"/>
+        <w:sz w:val="20"/>
+      </w:rPr>
+    </w:lvl>
+    <w:lvl w:ilvl="3" w:tentative="1">
+      <w:start w:val="1"/>
+      <w:numFmt w:val="bullet"/>
+      <w:lvlText w:val=""/>
+      <w:lvlJc w:val="left"/>
+      <w:pPr>
+        <w:tabs>
+          <w:tab w:val="num" w:pos="2880"/>
+        </w:tabs>
+        <w:ind w:left="2880" w:hanging="360"/>
+      </w:pPr>
+      <w:rPr>
+        <w:rFonts w:ascii="Wingdings" w:hAnsi="Wingdings" w:hint="default"/>
+        <w:sz w:val="20"/>
+      </w:rPr>
+    </w:lvl>
+    <w:lvl w:ilvl="4" w:tentative="1">
+      <w:start w:val="1"/>
+      <w:numFmt w:val="bullet"/>
+      <w:lvlText w:val=""/>
+      <w:lvlJc w:val="left"/>
+      <w:pPr>
+        <w:tabs>
+          <w:tab w:val="num" w:pos="3600"/>
+        </w:tabs>
+        <w:ind w:left="3600" w:hanging="360"/>
+      </w:pPr>
+      <w:rPr>
+        <w:rFonts w:ascii="Wingdings" w:hAnsi="Wingdings" w:hint="default"/>
+        <w:sz w:val="20"/>
+      </w:rPr>
+    </w:lvl>
+    <w:lvl w:ilvl="5" w:tentative="1">
+      <w:start w:val="1"/>
+      <w:numFmt w:val="bullet"/>
+      <w:lvlText w:val=""/>
+      <w:lvlJc w:val="left"/>
+      <w:pPr>
+        <w:tabs>
+          <w:tab w:val="num" w:pos="4320"/>
+        </w:tabs>
+        <w:ind w:left="4320" w:hanging="360"/>
+      </w:pPr>
+      <w:rPr>
+        <w:rFonts w:ascii="Wingdings" w:hAnsi="Wingdings" w:hint="default"/>
+        <w:sz w:val="20"/>
+      </w:rPr>
+    </w:lvl>
+    <w:lvl w:ilvl="6" w:tentative="1">
+      <w:start w:val="1"/>
+      <w:numFmt w:val="bullet"/>
+      <w:lvlText w:val=""/>
+      <w:lvlJc w:val="left"/>
+      <w:pPr>
+        <w:tabs>
+          <w:tab w:val="num" w:pos="5040"/>
+        </w:tabs>
+        <w:ind w:left="5040" w:hanging="360"/>
+      </w:pPr>
+      <w:rPr>
+        <w:rFonts w:ascii="Wingdings" w:hAnsi="Wingdings" w:hint="default"/>
+        <w:sz w:val="20"/>
+      </w:rPr>
+    </w:lvl>
+    <w:lvl w:ilvl="7" w:tentative="1">
+      <w:start w:val="1"/>
+      <w:numFmt w:val="bullet"/>
+      <w:lvlText w:val=""/>
+      <w:lvlJc w:val="left"/>
+      <w:pPr>
+        <w:tabs>
+          <w:tab w:val="num" w:pos="5760"/>
+        </w:tabs>
+        <w:ind w:left="5760" w:hanging="360"/>
+      </w:pPr>
+      <w:rPr>
+        <w:rFonts w:ascii="Wingdings" w:hAnsi="Wingdings" w:hint="default"/>
+        <w:sz w:val="20"/>
+      </w:rPr>
+    </w:lvl>
+    <w:lvl w:ilvl="8" w:tentative="1">
+      <w:start w:val="1"/>
+      <w:numFmt w:val="bullet"/>
+      <w:lvlText w:val=""/>
+      <w:lvlJc w:val="left"/>
+      <w:pPr>
+        <w:tabs>
+          <w:tab w:val="num" w:pos="6480"/>
+        </w:tabs>
+        <w:ind w:left="6480" w:hanging="360"/>
+      </w:pPr>
+      <w:rPr>
+        <w:rFonts w:ascii="Wingdings" w:hAnsi="Wingdings" w:hint="default"/>
+        <w:sz w:val="20"/>
+      </w:rPr>
+    </w:lvl>
+  </w:abstractNum>
+  <w:abstractNum w:abstractNumId="11" w15:restartNumberingAfterBreak="0">
     <w:nsid w:val="56CA53EF"/>
     <w:multiLevelType w:val="multilevel"/>
     <w:tmpl w:val="84FE6970"/>
@@ -6337,7 +6921,7 @@
       </w:rPr>
     </w:lvl>
   </w:abstractNum>
-  <w:abstractNum w:abstractNumId="11" w15:restartNumberingAfterBreak="0">
+  <w:abstractNum w:abstractNumId="12" w15:restartNumberingAfterBreak="0">
     <w:nsid w:val="58DE1064"/>
     <w:multiLevelType w:val="multilevel"/>
     <w:tmpl w:val="DEB0A63E"/>
@@ -6486,7 +7070,7 @@
       </w:rPr>
     </w:lvl>
   </w:abstractNum>
-  <w:abstractNum w:abstractNumId="12" w15:restartNumberingAfterBreak="0">
+  <w:abstractNum w:abstractNumId="13" w15:restartNumberingAfterBreak="0">
     <w:nsid w:val="5A596376"/>
     <w:multiLevelType w:val="hybridMultilevel"/>
     <w:tmpl w:val="F6861CAC"/>
@@ -6599,7 +7183,156 @@
       </w:rPr>
     </w:lvl>
   </w:abstractNum>
-  <w:abstractNum w:abstractNumId="13" w15:restartNumberingAfterBreak="0">
+  <w:abstractNum w:abstractNumId="14" w15:restartNumberingAfterBreak="0">
+    <w:nsid w:val="5A7C06C0"/>
+    <w:multiLevelType w:val="multilevel"/>
+    <w:tmpl w:val="2F0AE228"/>
+    <w:lvl w:ilvl="0">
+      <w:start w:val="1"/>
+      <w:numFmt w:val="bullet"/>
+      <w:lvlText w:val=""/>
+      <w:lvlJc w:val="left"/>
+      <w:pPr>
+        <w:tabs>
+          <w:tab w:val="num" w:pos="720"/>
+        </w:tabs>
+        <w:ind w:left="720" w:hanging="360"/>
+      </w:pPr>
+      <w:rPr>
+        <w:rFonts w:ascii="Symbol" w:hAnsi="Symbol" w:hint="default"/>
+        <w:sz w:val="20"/>
+      </w:rPr>
+    </w:lvl>
+    <w:lvl w:ilvl="1" w:tentative="1">
+      <w:start w:val="1"/>
+      <w:numFmt w:val="bullet"/>
+      <w:lvlText w:val="o"/>
+      <w:lvlJc w:val="left"/>
+      <w:pPr>
+        <w:tabs>
+          <w:tab w:val="num" w:pos="1440"/>
+        </w:tabs>
+        <w:ind w:left="1440" w:hanging="360"/>
+      </w:pPr>
+      <w:rPr>
+        <w:rFonts w:ascii="Courier New" w:hAnsi="Courier New" w:hint="default"/>
+        <w:sz w:val="20"/>
+      </w:rPr>
+    </w:lvl>
+    <w:lvl w:ilvl="2" w:tentative="1">
+      <w:start w:val="1"/>
+      <w:numFmt w:val="bullet"/>
+      <w:lvlText w:val=""/>
+      <w:lvlJc w:val="left"/>
+      <w:pPr>
+        <w:tabs>
+          <w:tab w:val="num" w:pos="2160"/>
+        </w:tabs>
+        <w:ind w:left="2160" w:hanging="360"/>
+      </w:pPr>
+      <w:rPr>
+        <w:rFonts w:ascii="Wingdings" w:hAnsi="Wingdings" w:hint="default"/>
+        <w:sz w:val="20"/>
+      </w:rPr>
+    </w:lvl>
+    <w:lvl w:ilvl="3" w:tentative="1">
+      <w:start w:val="1"/>
+      <w:numFmt w:val="bullet"/>
+      <w:lvlText w:val=""/>
+      <w:lvlJc w:val="left"/>
+      <w:pPr>
+        <w:tabs>
+          <w:tab w:val="num" w:pos="2880"/>
+        </w:tabs>
+        <w:ind w:left="2880" w:hanging="360"/>
+      </w:pPr>
+      <w:rPr>
+        <w:rFonts w:ascii="Wingdings" w:hAnsi="Wingdings" w:hint="default"/>
+        <w:sz w:val="20"/>
+      </w:rPr>
+    </w:lvl>
+    <w:lvl w:ilvl="4" w:tentative="1">
+      <w:start w:val="1"/>
+      <w:numFmt w:val="bullet"/>
+      <w:lvlText w:val=""/>
+      <w:lvlJc w:val="left"/>
+      <w:pPr>
+        <w:tabs>
+          <w:tab w:val="num" w:pos="3600"/>
+        </w:tabs>
+        <w:ind w:left="3600" w:hanging="360"/>
+      </w:pPr>
+      <w:rPr>
+        <w:rFonts w:ascii="Wingdings" w:hAnsi="Wingdings" w:hint="default"/>
+        <w:sz w:val="20"/>
+      </w:rPr>
+    </w:lvl>
+    <w:lvl w:ilvl="5" w:tentative="1">
+      <w:start w:val="1"/>
+      <w:numFmt w:val="bullet"/>
+      <w:lvlText w:val=""/>
+      <w:lvlJc w:val="left"/>
+      <w:pPr>
+        <w:tabs>
+          <w:tab w:val="num" w:pos="4320"/>
+        </w:tabs>
+        <w:ind w:left="4320" w:hanging="360"/>
+      </w:pPr>
+      <w:rPr>
+        <w:rFonts w:ascii="Wingdings" w:hAnsi="Wingdings" w:hint="default"/>
+        <w:sz w:val="20"/>
+      </w:rPr>
+    </w:lvl>
+    <w:lvl w:ilvl="6" w:tentative="1">
+      <w:start w:val="1"/>
+      <w:numFmt w:val="bullet"/>
+      <w:lvlText w:val=""/>
+      <w:lvlJc w:val="left"/>
+      <w:pPr>
+        <w:tabs>
+          <w:tab w:val="num" w:pos="5040"/>
+        </w:tabs>
+        <w:ind w:left="5040" w:hanging="360"/>
+      </w:pPr>
+      <w:rPr>
+        <w:rFonts w:ascii="Wingdings" w:hAnsi="Wingdings" w:hint="default"/>
+        <w:sz w:val="20"/>
+      </w:rPr>
+    </w:lvl>
+    <w:lvl w:ilvl="7" w:tentative="1">
+      <w:start w:val="1"/>
+      <w:numFmt w:val="bullet"/>
+      <w:lvlText w:val=""/>
+      <w:lvlJc w:val="left"/>
+      <w:pPr>
+        <w:tabs>
+          <w:tab w:val="num" w:pos="5760"/>
+        </w:tabs>
+        <w:ind w:left="5760" w:hanging="360"/>
+      </w:pPr>
+      <w:rPr>
+        <w:rFonts w:ascii="Wingdings" w:hAnsi="Wingdings" w:hint="default"/>
+        <w:sz w:val="20"/>
+      </w:rPr>
+    </w:lvl>
+    <w:lvl w:ilvl="8" w:tentative="1">
+      <w:start w:val="1"/>
+      <w:numFmt w:val="bullet"/>
+      <w:lvlText w:val=""/>
+      <w:lvlJc w:val="left"/>
+      <w:pPr>
+        <w:tabs>
+          <w:tab w:val="num" w:pos="6480"/>
+        </w:tabs>
+        <w:ind w:left="6480" w:hanging="360"/>
+      </w:pPr>
+      <w:rPr>
+        <w:rFonts w:ascii="Wingdings" w:hAnsi="Wingdings" w:hint="default"/>
+        <w:sz w:val="20"/>
+      </w:rPr>
+    </w:lvl>
+  </w:abstractNum>
+  <w:abstractNum w:abstractNumId="15" w15:restartNumberingAfterBreak="0">
     <w:nsid w:val="5BA93CB4"/>
     <w:multiLevelType w:val="hybridMultilevel"/>
     <w:tmpl w:val="28D2839A"/>
@@ -6712,7 +7445,156 @@
       </w:rPr>
     </w:lvl>
   </w:abstractNum>
-  <w:abstractNum w:abstractNumId="14" w15:restartNumberingAfterBreak="0">
+  <w:abstractNum w:abstractNumId="16" w15:restartNumberingAfterBreak="0">
+    <w:nsid w:val="6F054F5B"/>
+    <w:multiLevelType w:val="multilevel"/>
+    <w:tmpl w:val="1AB63212"/>
+    <w:lvl w:ilvl="0">
+      <w:start w:val="1"/>
+      <w:numFmt w:val="bullet"/>
+      <w:lvlText w:val=""/>
+      <w:lvlJc w:val="left"/>
+      <w:pPr>
+        <w:tabs>
+          <w:tab w:val="num" w:pos="720"/>
+        </w:tabs>
+        <w:ind w:left="720" w:hanging="360"/>
+      </w:pPr>
+      <w:rPr>
+        <w:rFonts w:ascii="Symbol" w:hAnsi="Symbol" w:hint="default"/>
+        <w:sz w:val="20"/>
+      </w:rPr>
+    </w:lvl>
+    <w:lvl w:ilvl="1" w:tentative="1">
+      <w:start w:val="1"/>
+      <w:numFmt w:val="bullet"/>
+      <w:lvlText w:val="o"/>
+      <w:lvlJc w:val="left"/>
+      <w:pPr>
+        <w:tabs>
+          <w:tab w:val="num" w:pos="1440"/>
+        </w:tabs>
+        <w:ind w:left="1440" w:hanging="360"/>
+      </w:pPr>
+      <w:rPr>
+        <w:rFonts w:ascii="Courier New" w:hAnsi="Courier New" w:hint="default"/>
+        <w:sz w:val="20"/>
+      </w:rPr>
+    </w:lvl>
+    <w:lvl w:ilvl="2" w:tentative="1">
+      <w:start w:val="1"/>
+      <w:numFmt w:val="bullet"/>
+      <w:lvlText w:val=""/>
+      <w:lvlJc w:val="left"/>
+      <w:pPr>
+        <w:tabs>
+          <w:tab w:val="num" w:pos="2160"/>
+        </w:tabs>
+        <w:ind w:left="2160" w:hanging="360"/>
+      </w:pPr>
+      <w:rPr>
+        <w:rFonts w:ascii="Wingdings" w:hAnsi="Wingdings" w:hint="default"/>
+        <w:sz w:val="20"/>
+      </w:rPr>
+    </w:lvl>
+    <w:lvl w:ilvl="3" w:tentative="1">
+      <w:start w:val="1"/>
+      <w:numFmt w:val="bullet"/>
+      <w:lvlText w:val=""/>
+      <w:lvlJc w:val="left"/>
+      <w:pPr>
+        <w:tabs>
+          <w:tab w:val="num" w:pos="2880"/>
+        </w:tabs>
+        <w:ind w:left="2880" w:hanging="360"/>
+      </w:pPr>
+      <w:rPr>
+        <w:rFonts w:ascii="Wingdings" w:hAnsi="Wingdings" w:hint="default"/>
+        <w:sz w:val="20"/>
+      </w:rPr>
+    </w:lvl>
+    <w:lvl w:ilvl="4" w:tentative="1">
+      <w:start w:val="1"/>
+      <w:numFmt w:val="bullet"/>
+      <w:lvlText w:val=""/>
+      <w:lvlJc w:val="left"/>
+      <w:pPr>
+        <w:tabs>
+          <w:tab w:val="num" w:pos="3600"/>
+        </w:tabs>
+        <w:ind w:left="3600" w:hanging="360"/>
+      </w:pPr>
+      <w:rPr>
+        <w:rFonts w:ascii="Wingdings" w:hAnsi="Wingdings" w:hint="default"/>
+        <w:sz w:val="20"/>
+      </w:rPr>
+    </w:lvl>
+    <w:lvl w:ilvl="5" w:tentative="1">
+      <w:start w:val="1"/>
+      <w:numFmt w:val="bullet"/>
+      <w:lvlText w:val=""/>
+      <w:lvlJc w:val="left"/>
+      <w:pPr>
+        <w:tabs>
+          <w:tab w:val="num" w:pos="4320"/>
+        </w:tabs>
+        <w:ind w:left="4320" w:hanging="360"/>
+      </w:pPr>
+      <w:rPr>
+        <w:rFonts w:ascii="Wingdings" w:hAnsi="Wingdings" w:hint="default"/>
+        <w:sz w:val="20"/>
+      </w:rPr>
+    </w:lvl>
+    <w:lvl w:ilvl="6" w:tentative="1">
+      <w:start w:val="1"/>
+      <w:numFmt w:val="bullet"/>
+      <w:lvlText w:val=""/>
+      <w:lvlJc w:val="left"/>
+      <w:pPr>
+        <w:tabs>
+          <w:tab w:val="num" w:pos="5040"/>
+        </w:tabs>
+        <w:ind w:left="5040" w:hanging="360"/>
+      </w:pPr>
+      <w:rPr>
+        <w:rFonts w:ascii="Wingdings" w:hAnsi="Wingdings" w:hint="default"/>
+        <w:sz w:val="20"/>
+      </w:rPr>
+    </w:lvl>
+    <w:lvl w:ilvl="7" w:tentative="1">
+      <w:start w:val="1"/>
+      <w:numFmt w:val="bullet"/>
+      <w:lvlText w:val=""/>
+      <w:lvlJc w:val="left"/>
+      <w:pPr>
+        <w:tabs>
+          <w:tab w:val="num" w:pos="5760"/>
+        </w:tabs>
+        <w:ind w:left="5760" w:hanging="360"/>
+      </w:pPr>
+      <w:rPr>
+        <w:rFonts w:ascii="Wingdings" w:hAnsi="Wingdings" w:hint="default"/>
+        <w:sz w:val="20"/>
+      </w:rPr>
+    </w:lvl>
+    <w:lvl w:ilvl="8" w:tentative="1">
+      <w:start w:val="1"/>
+      <w:numFmt w:val="bullet"/>
+      <w:lvlText w:val=""/>
+      <w:lvlJc w:val="left"/>
+      <w:pPr>
+        <w:tabs>
+          <w:tab w:val="num" w:pos="6480"/>
+        </w:tabs>
+        <w:ind w:left="6480" w:hanging="360"/>
+      </w:pPr>
+      <w:rPr>
+        <w:rFonts w:ascii="Wingdings" w:hAnsi="Wingdings" w:hint="default"/>
+        <w:sz w:val="20"/>
+      </w:rPr>
+    </w:lvl>
+  </w:abstractNum>
+  <w:abstractNum w:abstractNumId="17" w15:restartNumberingAfterBreak="0">
     <w:nsid w:val="71994CDE"/>
     <w:multiLevelType w:val="multilevel"/>
     <w:tmpl w:val="49BC38DC"/>
@@ -6861,7 +7743,7 @@
       </w:rPr>
     </w:lvl>
   </w:abstractNum>
-  <w:abstractNum w:abstractNumId="15" w15:restartNumberingAfterBreak="0">
+  <w:abstractNum w:abstractNumId="18" w15:restartNumberingAfterBreak="0">
     <w:nsid w:val="798C3BE5"/>
     <w:multiLevelType w:val="multilevel"/>
     <w:tmpl w:val="0578278C"/>
@@ -7014,22 +7896,22 @@
     <w:abstractNumId w:val="7"/>
   </w:num>
   <w:num w:numId="2">
-    <w:abstractNumId w:val="12"/>
+    <w:abstractNumId w:val="13"/>
   </w:num>
   <w:num w:numId="3">
     <w:abstractNumId w:val="4"/>
   </w:num>
   <w:num w:numId="4">
-    <w:abstractNumId w:val="13"/>
+    <w:abstractNumId w:val="15"/>
   </w:num>
   <w:num w:numId="5">
     <w:abstractNumId w:val="1"/>
   </w:num>
   <w:num w:numId="6">
-    <w:abstractNumId w:val="14"/>
+    <w:abstractNumId w:val="17"/>
   </w:num>
   <w:num w:numId="7">
-    <w:abstractNumId w:val="10"/>
+    <w:abstractNumId w:val="11"/>
   </w:num>
   <w:num w:numId="8">
     <w:abstractNumId w:val="2"/>
@@ -7038,7 +7920,7 @@
     <w:abstractNumId w:val="9"/>
   </w:num>
   <w:num w:numId="10">
-    <w:abstractNumId w:val="15"/>
+    <w:abstractNumId w:val="18"/>
   </w:num>
   <w:num w:numId="11">
     <w:abstractNumId w:val="6"/>
@@ -7050,13 +7932,22 @@
     <w:abstractNumId w:val="8"/>
   </w:num>
   <w:num w:numId="14">
-    <w:abstractNumId w:val="11"/>
+    <w:abstractNumId w:val="12"/>
   </w:num>
   <w:num w:numId="15">
     <w:abstractNumId w:val="0"/>
   </w:num>
   <w:num w:numId="16">
     <w:abstractNumId w:val="3"/>
+  </w:num>
+  <w:num w:numId="17">
+    <w:abstractNumId w:val="10"/>
+  </w:num>
+  <w:num w:numId="18">
+    <w:abstractNumId w:val="14"/>
+  </w:num>
+  <w:num w:numId="19">
+    <w:abstractNumId w:val="16"/>
   </w:num>
 </w:numbering>
 </file>
@@ -7868,7 +8759,7 @@
 </file>
 
 <file path=customXml/itemProps1.xml><?xml version="1.0" encoding="utf-8"?>
-<ds:datastoreItem xmlns:ds="http://schemas.openxmlformats.org/officeDocument/2006/customXml" ds:itemID="{868252F5-E4D0-42AE-A756-8C302FBBFC6D}">
+<ds:datastoreItem xmlns:ds="http://schemas.openxmlformats.org/officeDocument/2006/customXml" ds:itemID="{AFC75A81-7BFA-4017-839A-501248845221}">
   <ds:schemaRefs>
     <ds:schemaRef ds:uri="http://schemas.openxmlformats.org/officeDocument/2006/bibliography"/>
   </ds:schemaRefs>

--- a/docs/06_Daily_Coding_&_Technical.docx
+++ b/docs/06_Daily_Coding_&_Technical.docx
@@ -5096,16 +5096,7 @@
       </w:pPr>
       <w:r>
         <w:lastRenderedPageBreak/>
-        <w:t xml:space="preserve">Day-10     </w:t>
-      </w:r>
-      <w:r>
-        <w:t xml:space="preserve">                                       </w:t>
-      </w:r>
-      <w:r>
-        <w:t xml:space="preserve">                           20</w:t>
-      </w:r>
-      <w:r>
-        <w:t>/01/2025</w:t>
+        <w:t>Day-10                                                                       20/01/2025</w:t>
       </w:r>
     </w:p>
     <w:p>
@@ -5143,18 +5134,438 @@
       </w:pPr>
       <w:r>
         <w:t>All coding work focused on frontend correctness, maintainability, and architectural robustness. No backend or IPC changes were introduced on this day.</w:t>
+      </w:r>
+    </w:p>
+    <w:p>
+      <w:pPr>
+        <w:pStyle w:val="Heading2"/>
+        <w:rPr>
+          <w:rStyle w:val="Strong"/>
+          <w:b/>
+          <w:bCs/>
+        </w:rPr>
+      </w:pPr>
+      <w:r>
+        <w:t>Day-11                                                                         21/01/2025</w:t>
+      </w:r>
+    </w:p>
+    <w:p>
+      <w:pPr>
+        <w:pStyle w:val="Heading3"/>
+      </w:pPr>
+      <w:r>
+        <w:rPr>
+          <w:rStyle w:val="Strong"/>
+          <w:b/>
+          <w:bCs/>
+        </w:rPr>
+        <w:t>Daily Coding and Technical Summary – Day 11</w:t>
+      </w:r>
+    </w:p>
+    <w:p>
+      <w:pPr>
+        <w:pStyle w:val="NormalWeb"/>
+      </w:pPr>
+      <w:r>
+        <w:t>No new frontend or backend code was written during the primary work hours. The day was focused on operational data handling and system design.</w:t>
+      </w:r>
+    </w:p>
+    <w:p>
+      <w:pPr>
+        <w:pStyle w:val="NormalWeb"/>
+      </w:pPr>
+      <w:r>
+        <w:t>Excel-based energy data entry and power cost analysis were performed to prepare real-world inputs for future dashboards. PowerPoint presentations were refined to improve UI consistency, structure, and clarity.</w:t>
+      </w:r>
+    </w:p>
+    <w:p>
+      <w:pPr>
+        <w:pStyle w:val="NormalWeb"/>
+      </w:pPr>
+      <w:r>
+        <w:t>From a technical design perspective, dashboard persistence was formally planned. Decisions were finalized regarding dashboard save behavior, file naming conventions, offline storage location, and run-scoped load rules. These decisions will directly guide upcoming implementation work without requiring architectural rework.</w:t>
+      </w:r>
+    </w:p>
+    <w:p>
+      <w:pPr>
+        <w:spacing w:after="0" w:line="240" w:lineRule="auto"/>
+        <w:contextualSpacing/>
+        <w:rPr>
+          <w:rFonts w:ascii="Times New Roman" w:hAnsi="Times New Roman" w:cs="Times New Roman"/>
+          <w:b/>
+          <w:sz w:val="32"/>
+          <w:szCs w:val="32"/>
+        </w:rPr>
+      </w:pPr>
+      <w:r>
+        <w:rPr>
+          <w:rFonts w:ascii="Times New Roman" w:hAnsi="Times New Roman" w:cs="Times New Roman"/>
+          <w:b/>
+          <w:sz w:val="32"/>
+          <w:szCs w:val="32"/>
+        </w:rPr>
+        <w:t xml:space="preserve">DAY: 12           </w:t>
+      </w:r>
+      <w:r>
+        <w:rPr>
+          <w:rFonts w:ascii="Times New Roman" w:hAnsi="Times New Roman" w:cs="Times New Roman"/>
+          <w:b/>
+          <w:sz w:val="32"/>
+          <w:szCs w:val="32"/>
+        </w:rPr>
+        <w:t xml:space="preserve">                                     </w:t>
+      </w:r>
+      <w:r>
+        <w:rPr>
+          <w:rFonts w:ascii="Times New Roman" w:hAnsi="Times New Roman" w:cs="Times New Roman"/>
+          <w:b/>
+          <w:sz w:val="32"/>
+          <w:szCs w:val="32"/>
+        </w:rPr>
+        <w:t xml:space="preserve">                              22</w:t>
+      </w:r>
+      <w:r>
+        <w:rPr>
+          <w:rFonts w:ascii="Times New Roman" w:hAnsi="Times New Roman" w:cs="Times New Roman"/>
+          <w:b/>
+          <w:sz w:val="32"/>
+          <w:szCs w:val="32"/>
+        </w:rPr>
+        <w:t>/01/2026</w:t>
+      </w:r>
+    </w:p>
+    <w:p>
+      <w:pPr>
+        <w:pStyle w:val="Heading3"/>
+      </w:pPr>
+      <w:r>
+        <w:rPr>
+          <w:rStyle w:val="Strong"/>
+          <w:b/>
+          <w:bCs/>
+        </w:rPr>
+        <w:t>Technical Work – Day 12:</w:t>
+      </w:r>
+    </w:p>
+    <w:p>
+      <w:pPr>
+        <w:pStyle w:val="NormalWeb"/>
+        <w:numPr>
+          <w:ilvl w:val="0"/>
+          <w:numId w:val="20"/>
+        </w:numPr>
+      </w:pPr>
+      <w:r>
+        <w:t>Debugged routing issues related to multiple layout usage.</w:t>
+      </w:r>
+    </w:p>
+    <w:p>
+      <w:pPr>
+        <w:pStyle w:val="NormalWeb"/>
+        <w:numPr>
+          <w:ilvl w:val="0"/>
+          <w:numId w:val="20"/>
+        </w:numPr>
+      </w:pPr>
+      <w:r>
+        <w:t>Integrated collapsible sidebar with state-controlled rendering.</w:t>
+      </w:r>
+    </w:p>
+    <w:p>
+      <w:pPr>
+        <w:pStyle w:val="NormalWeb"/>
+        <w:numPr>
+          <w:ilvl w:val="0"/>
+          <w:numId w:val="20"/>
+        </w:numPr>
+      </w:pPr>
+      <w:r>
+        <w:t>Implemented dashboard interaction UI elements:</w:t>
+      </w:r>
+    </w:p>
+    <w:p>
+      <w:pPr>
+        <w:pStyle w:val="NormalWeb"/>
+        <w:numPr>
+          <w:ilvl w:val="1"/>
+          <w:numId w:val="20"/>
+        </w:numPr>
+      </w:pPr>
+      <w:r>
+        <w:t>Time granularity selector</w:t>
+      </w:r>
+    </w:p>
+    <w:p>
+      <w:pPr>
+        <w:pStyle w:val="NormalWeb"/>
+        <w:numPr>
+          <w:ilvl w:val="1"/>
+          <w:numId w:val="20"/>
+        </w:numPr>
+      </w:pPr>
+      <w:r>
+        <w:t>Equipment filter</w:t>
+      </w:r>
+    </w:p>
+    <w:p>
+      <w:pPr>
+        <w:pStyle w:val="NormalWeb"/>
+        <w:numPr>
+          <w:ilvl w:val="1"/>
+          <w:numId w:val="20"/>
+        </w:numPr>
+      </w:pPr>
+      <w:r>
+        <w:t>Session-level filter</w:t>
+      </w:r>
+    </w:p>
+    <w:p>
+      <w:pPr>
+        <w:pStyle w:val="NormalWeb"/>
+        <w:numPr>
+          <w:ilvl w:val="1"/>
+          <w:numId w:val="20"/>
+        </w:numPr>
+      </w:pPr>
+      <w:r>
+        <w:t>Visualization switcher</w:t>
+      </w:r>
+    </w:p>
+    <w:p>
+      <w:pPr>
+        <w:pStyle w:val="NormalWeb"/>
+        <w:numPr>
+          <w:ilvl w:val="0"/>
+          <w:numId w:val="20"/>
+        </w:numPr>
+      </w:pPr>
+      <w:r>
+        <w:t>Verified dashboard rendering consistency after run selection.</w:t>
+      </w:r>
+    </w:p>
+    <w:p>
+      <w:pPr>
+        <w:pStyle w:val="NormalWeb"/>
+        <w:numPr>
+          <w:ilvl w:val="0"/>
+          <w:numId w:val="20"/>
+        </w:numPr>
+      </w:pPr>
+      <w:r>
+        <w:t>Ensured no page breaks occur when toggling navigation stat</w:t>
+      </w:r>
+      <w:r>
+        <w:t>e</w:t>
+      </w:r>
+    </w:p>
+    <w:p>
+      <w:pPr>
+        <w:pStyle w:val="Heading2"/>
+        <w:rPr>
+          <w:rStyle w:val="Strong"/>
+          <w:b/>
+          <w:bCs/>
+        </w:rPr>
+      </w:pPr>
+      <w:r>
+        <w:lastRenderedPageBreak/>
+        <w:t>Day-13</w:t>
+      </w:r>
+      <w:r>
+        <w:t xml:space="preserve">                                           </w:t>
+      </w:r>
+      <w:r>
+        <w:t xml:space="preserve">                              23</w:t>
       </w:r>
       <w:bookmarkStart w:id="0" w:name="_GoBack"/>
       <w:bookmarkEnd w:id="0"/>
-    </w:p>
-    <w:p>
-      <w:pPr>
-        <w:spacing w:before="100" w:beforeAutospacing="1" w:after="100" w:afterAutospacing="1" w:line="240" w:lineRule="auto"/>
-        <w:rPr>
-          <w:rFonts w:ascii="Times New Roman" w:eastAsia="Times New Roman" w:hAnsi="Times New Roman" w:cs="Times New Roman"/>
-          <w:sz w:val="24"/>
-          <w:szCs w:val="24"/>
-        </w:rPr>
+      <w:r>
+        <w:t>/01/2025</w:t>
+      </w:r>
+    </w:p>
+    <w:p>
+      <w:pPr>
+        <w:pStyle w:val="Heading3"/>
+      </w:pPr>
+      <w:r>
+        <w:rPr>
+          <w:rStyle w:val="Strong"/>
+          <w:b/>
+          <w:bCs/>
+        </w:rPr>
+        <w:t>Frontend Enhancements</w:t>
+      </w:r>
+    </w:p>
+    <w:p>
+      <w:pPr>
+        <w:pStyle w:val="NormalWeb"/>
+        <w:numPr>
+          <w:ilvl w:val="0"/>
+          <w:numId w:val="21"/>
+        </w:numPr>
+      </w:pPr>
+      <w:r>
+        <w:t xml:space="preserve">Implemented final </w:t>
+      </w:r>
+      <w:r>
+        <w:rPr>
+          <w:rStyle w:val="Strong"/>
+        </w:rPr>
+        <w:t>AppLayout structure</w:t>
+      </w:r>
+      <w:r>
+        <w:t>:</w:t>
+      </w:r>
+    </w:p>
+    <w:p>
+      <w:pPr>
+        <w:pStyle w:val="NormalWeb"/>
+        <w:numPr>
+          <w:ilvl w:val="1"/>
+          <w:numId w:val="21"/>
+        </w:numPr>
+      </w:pPr>
+      <w:r>
+        <w:t>TopBar (branding + Active Run).</w:t>
+      </w:r>
+    </w:p>
+    <w:p>
+      <w:pPr>
+        <w:pStyle w:val="NormalWeb"/>
+        <w:numPr>
+          <w:ilvl w:val="1"/>
+          <w:numId w:val="21"/>
+        </w:numPr>
+      </w:pPr>
+      <w:r>
+        <w:t>Collapsible Sidebar.</w:t>
+      </w:r>
+    </w:p>
+    <w:p>
+      <w:pPr>
+        <w:pStyle w:val="NormalWeb"/>
+        <w:numPr>
+          <w:ilvl w:val="1"/>
+          <w:numId w:val="21"/>
+        </w:numPr>
+      </w:pPr>
+      <w:r>
+        <w:t>Content outlet.</w:t>
+      </w:r>
+    </w:p>
+    <w:p>
+      <w:pPr>
+        <w:pStyle w:val="NormalWeb"/>
+        <w:numPr>
+          <w:ilvl w:val="0"/>
+          <w:numId w:val="21"/>
+        </w:numPr>
+      </w:pPr>
+      <w:r>
+        <w:t>Refactored ingestion flow UI for source-based selection.</w:t>
+      </w:r>
+    </w:p>
+    <w:p>
+      <w:pPr>
+        <w:pStyle w:val="NormalWeb"/>
+        <w:numPr>
+          <w:ilvl w:val="0"/>
+          <w:numId w:val="21"/>
+        </w:numPr>
+      </w:pPr>
+      <w:r>
+        <w:t>Unified color grading between sidebar and top bar.</w:t>
+      </w:r>
+    </w:p>
+    <w:p>
+      <w:pPr>
+        <w:pStyle w:val="Heading3"/>
+      </w:pPr>
+      <w:r>
+        <w:rPr>
+          <w:rStyle w:val="Strong"/>
+          <w:b/>
+          <w:bCs/>
+        </w:rPr>
+        <w:t>Technical Discipline</w:t>
+      </w:r>
+    </w:p>
+    <w:p>
+      <w:pPr>
+        <w:pStyle w:val="NormalWeb"/>
+        <w:numPr>
+          <w:ilvl w:val="0"/>
+          <w:numId w:val="22"/>
+        </w:numPr>
+      </w:pPr>
+      <w:r>
+        <w:t>No breaking changes introduced.</w:t>
+      </w:r>
+    </w:p>
+    <w:p>
+      <w:pPr>
+        <w:pStyle w:val="NormalWeb"/>
+        <w:numPr>
+          <w:ilvl w:val="0"/>
+          <w:numId w:val="22"/>
+        </w:numPr>
+      </w:pPr>
+      <w:r>
+        <w:t>Routing and guards remain intact.</w:t>
+      </w:r>
+    </w:p>
+    <w:p>
+      <w:pPr>
+        <w:pStyle w:val="NormalWeb"/>
+        <w:numPr>
+          <w:ilvl w:val="0"/>
+          <w:numId w:val="22"/>
+        </w:numPr>
+      </w:pPr>
+      <w:r>
+        <w:t>State management preserved for future backend wiring.</w:t>
+      </w:r>
+    </w:p>
+    <w:p>
+      <w:pPr>
+        <w:pStyle w:val="Heading3"/>
+      </w:pPr>
+      <w:r>
+        <w:rPr>
+          <w:rStyle w:val="Strong"/>
+          <w:b/>
+          <w:bCs/>
+        </w:rPr>
+        <w:t>Outcome</w:t>
+      </w:r>
+    </w:p>
+    <w:p>
+      <w:pPr>
+        <w:pStyle w:val="NormalWeb"/>
+        <w:numPr>
+          <w:ilvl w:val="0"/>
+          <w:numId w:val="23"/>
+        </w:numPr>
+      </w:pPr>
+      <w:r>
+        <w:t>UI layer is now stable and extensible.</w:t>
+      </w:r>
+    </w:p>
+    <w:p>
+      <w:pPr>
+        <w:pStyle w:val="NormalWeb"/>
+        <w:numPr>
+          <w:ilvl w:val="0"/>
+          <w:numId w:val="23"/>
+        </w:numPr>
+      </w:pPr>
+      <w:r>
+        <w:t>Ready for Data Health and Insights module implementation.</w:t>
+      </w:r>
+    </w:p>
+    <w:p>
+      <w:pPr>
+        <w:pStyle w:val="NormalWeb"/>
       </w:pPr>
     </w:p>
     <w:sectPr>
@@ -5170,6 +5581,304 @@
 <file path=word/numbering.xml><?xml version="1.0" encoding="utf-8"?>
 <w:numbering xmlns:wpc="http://schemas.microsoft.com/office/word/2010/wordprocessingCanvas" xmlns:cx="http://schemas.microsoft.com/office/drawing/2014/chartex" xmlns:mc="http://schemas.openxmlformats.org/markup-compatibility/2006" xmlns:o="urn:schemas-microsoft-com:office:office" xmlns:r="http://schemas.openxmlformats.org/officeDocument/2006/relationships" xmlns:m="http://schemas.openxmlformats.org/officeDocument/2006/math" xmlns:v="urn:schemas-microsoft-com:vml" xmlns:wp14="http://schemas.microsoft.com/office/word/2010/wordprocessingDrawing" xmlns:wp="http://schemas.openxmlformats.org/drawingml/2006/wordprocessingDrawing" xmlns:w10="urn:schemas-microsoft-com:office:word" xmlns:w="http://schemas.openxmlformats.org/wordprocessingml/2006/main" xmlns:w14="http://schemas.microsoft.com/office/word/2010/wordml" xmlns:w15="http://schemas.microsoft.com/office/word/2012/wordml" xmlns:w16se="http://schemas.microsoft.com/office/word/2015/wordml/symex" xmlns:wpg="http://schemas.microsoft.com/office/word/2010/wordprocessingGroup" xmlns:wpi="http://schemas.microsoft.com/office/word/2010/wordprocessingInk" xmlns:wne="http://schemas.microsoft.com/office/word/2006/wordml" xmlns:wps="http://schemas.microsoft.com/office/word/2010/wordprocessingShape" mc:Ignorable="w14 w15 w16se wp14">
   <w:abstractNum w:abstractNumId="0" w15:restartNumberingAfterBreak="0">
+    <w:nsid w:val="03B037E9"/>
+    <w:multiLevelType w:val="multilevel"/>
+    <w:tmpl w:val="6DC6B1AA"/>
+    <w:lvl w:ilvl="0">
+      <w:start w:val="1"/>
+      <w:numFmt w:val="bullet"/>
+      <w:lvlText w:val=""/>
+      <w:lvlJc w:val="left"/>
+      <w:pPr>
+        <w:tabs>
+          <w:tab w:val="num" w:pos="720"/>
+        </w:tabs>
+        <w:ind w:left="720" w:hanging="360"/>
+      </w:pPr>
+      <w:rPr>
+        <w:rFonts w:ascii="Symbol" w:hAnsi="Symbol" w:hint="default"/>
+        <w:sz w:val="20"/>
+      </w:rPr>
+    </w:lvl>
+    <w:lvl w:ilvl="1" w:tentative="1">
+      <w:start w:val="1"/>
+      <w:numFmt w:val="bullet"/>
+      <w:lvlText w:val="o"/>
+      <w:lvlJc w:val="left"/>
+      <w:pPr>
+        <w:tabs>
+          <w:tab w:val="num" w:pos="1440"/>
+        </w:tabs>
+        <w:ind w:left="1440" w:hanging="360"/>
+      </w:pPr>
+      <w:rPr>
+        <w:rFonts w:ascii="Courier New" w:hAnsi="Courier New" w:hint="default"/>
+        <w:sz w:val="20"/>
+      </w:rPr>
+    </w:lvl>
+    <w:lvl w:ilvl="2" w:tentative="1">
+      <w:start w:val="1"/>
+      <w:numFmt w:val="bullet"/>
+      <w:lvlText w:val=""/>
+      <w:lvlJc w:val="left"/>
+      <w:pPr>
+        <w:tabs>
+          <w:tab w:val="num" w:pos="2160"/>
+        </w:tabs>
+        <w:ind w:left="2160" w:hanging="360"/>
+      </w:pPr>
+      <w:rPr>
+        <w:rFonts w:ascii="Wingdings" w:hAnsi="Wingdings" w:hint="default"/>
+        <w:sz w:val="20"/>
+      </w:rPr>
+    </w:lvl>
+    <w:lvl w:ilvl="3" w:tentative="1">
+      <w:start w:val="1"/>
+      <w:numFmt w:val="bullet"/>
+      <w:lvlText w:val=""/>
+      <w:lvlJc w:val="left"/>
+      <w:pPr>
+        <w:tabs>
+          <w:tab w:val="num" w:pos="2880"/>
+        </w:tabs>
+        <w:ind w:left="2880" w:hanging="360"/>
+      </w:pPr>
+      <w:rPr>
+        <w:rFonts w:ascii="Wingdings" w:hAnsi="Wingdings" w:hint="default"/>
+        <w:sz w:val="20"/>
+      </w:rPr>
+    </w:lvl>
+    <w:lvl w:ilvl="4" w:tentative="1">
+      <w:start w:val="1"/>
+      <w:numFmt w:val="bullet"/>
+      <w:lvlText w:val=""/>
+      <w:lvlJc w:val="left"/>
+      <w:pPr>
+        <w:tabs>
+          <w:tab w:val="num" w:pos="3600"/>
+        </w:tabs>
+        <w:ind w:left="3600" w:hanging="360"/>
+      </w:pPr>
+      <w:rPr>
+        <w:rFonts w:ascii="Wingdings" w:hAnsi="Wingdings" w:hint="default"/>
+        <w:sz w:val="20"/>
+      </w:rPr>
+    </w:lvl>
+    <w:lvl w:ilvl="5" w:tentative="1">
+      <w:start w:val="1"/>
+      <w:numFmt w:val="bullet"/>
+      <w:lvlText w:val=""/>
+      <w:lvlJc w:val="left"/>
+      <w:pPr>
+        <w:tabs>
+          <w:tab w:val="num" w:pos="4320"/>
+        </w:tabs>
+        <w:ind w:left="4320" w:hanging="360"/>
+      </w:pPr>
+      <w:rPr>
+        <w:rFonts w:ascii="Wingdings" w:hAnsi="Wingdings" w:hint="default"/>
+        <w:sz w:val="20"/>
+      </w:rPr>
+    </w:lvl>
+    <w:lvl w:ilvl="6" w:tentative="1">
+      <w:start w:val="1"/>
+      <w:numFmt w:val="bullet"/>
+      <w:lvlText w:val=""/>
+      <w:lvlJc w:val="left"/>
+      <w:pPr>
+        <w:tabs>
+          <w:tab w:val="num" w:pos="5040"/>
+        </w:tabs>
+        <w:ind w:left="5040" w:hanging="360"/>
+      </w:pPr>
+      <w:rPr>
+        <w:rFonts w:ascii="Wingdings" w:hAnsi="Wingdings" w:hint="default"/>
+        <w:sz w:val="20"/>
+      </w:rPr>
+    </w:lvl>
+    <w:lvl w:ilvl="7" w:tentative="1">
+      <w:start w:val="1"/>
+      <w:numFmt w:val="bullet"/>
+      <w:lvlText w:val=""/>
+      <w:lvlJc w:val="left"/>
+      <w:pPr>
+        <w:tabs>
+          <w:tab w:val="num" w:pos="5760"/>
+        </w:tabs>
+        <w:ind w:left="5760" w:hanging="360"/>
+      </w:pPr>
+      <w:rPr>
+        <w:rFonts w:ascii="Wingdings" w:hAnsi="Wingdings" w:hint="default"/>
+        <w:sz w:val="20"/>
+      </w:rPr>
+    </w:lvl>
+    <w:lvl w:ilvl="8" w:tentative="1">
+      <w:start w:val="1"/>
+      <w:numFmt w:val="bullet"/>
+      <w:lvlText w:val=""/>
+      <w:lvlJc w:val="left"/>
+      <w:pPr>
+        <w:tabs>
+          <w:tab w:val="num" w:pos="6480"/>
+        </w:tabs>
+        <w:ind w:left="6480" w:hanging="360"/>
+      </w:pPr>
+      <w:rPr>
+        <w:rFonts w:ascii="Wingdings" w:hAnsi="Wingdings" w:hint="default"/>
+        <w:sz w:val="20"/>
+      </w:rPr>
+    </w:lvl>
+  </w:abstractNum>
+  <w:abstractNum w:abstractNumId="1" w15:restartNumberingAfterBreak="0">
+    <w:nsid w:val="06563588"/>
+    <w:multiLevelType w:val="multilevel"/>
+    <w:tmpl w:val="9DDED7F2"/>
+    <w:lvl w:ilvl="0">
+      <w:start w:val="1"/>
+      <w:numFmt w:val="bullet"/>
+      <w:lvlText w:val=""/>
+      <w:lvlJc w:val="left"/>
+      <w:pPr>
+        <w:tabs>
+          <w:tab w:val="num" w:pos="720"/>
+        </w:tabs>
+        <w:ind w:left="720" w:hanging="360"/>
+      </w:pPr>
+      <w:rPr>
+        <w:rFonts w:ascii="Symbol" w:hAnsi="Symbol" w:hint="default"/>
+        <w:sz w:val="20"/>
+      </w:rPr>
+    </w:lvl>
+    <w:lvl w:ilvl="1">
+      <w:start w:val="1"/>
+      <w:numFmt w:val="bullet"/>
+      <w:lvlText w:val="o"/>
+      <w:lvlJc w:val="left"/>
+      <w:pPr>
+        <w:tabs>
+          <w:tab w:val="num" w:pos="1440"/>
+        </w:tabs>
+        <w:ind w:left="1440" w:hanging="360"/>
+      </w:pPr>
+      <w:rPr>
+        <w:rFonts w:ascii="Courier New" w:hAnsi="Courier New" w:hint="default"/>
+        <w:sz w:val="20"/>
+      </w:rPr>
+    </w:lvl>
+    <w:lvl w:ilvl="2" w:tentative="1">
+      <w:start w:val="1"/>
+      <w:numFmt w:val="bullet"/>
+      <w:lvlText w:val=""/>
+      <w:lvlJc w:val="left"/>
+      <w:pPr>
+        <w:tabs>
+          <w:tab w:val="num" w:pos="2160"/>
+        </w:tabs>
+        <w:ind w:left="2160" w:hanging="360"/>
+      </w:pPr>
+      <w:rPr>
+        <w:rFonts w:ascii="Wingdings" w:hAnsi="Wingdings" w:hint="default"/>
+        <w:sz w:val="20"/>
+      </w:rPr>
+    </w:lvl>
+    <w:lvl w:ilvl="3" w:tentative="1">
+      <w:start w:val="1"/>
+      <w:numFmt w:val="bullet"/>
+      <w:lvlText w:val=""/>
+      <w:lvlJc w:val="left"/>
+      <w:pPr>
+        <w:tabs>
+          <w:tab w:val="num" w:pos="2880"/>
+        </w:tabs>
+        <w:ind w:left="2880" w:hanging="360"/>
+      </w:pPr>
+      <w:rPr>
+        <w:rFonts w:ascii="Wingdings" w:hAnsi="Wingdings" w:hint="default"/>
+        <w:sz w:val="20"/>
+      </w:rPr>
+    </w:lvl>
+    <w:lvl w:ilvl="4" w:tentative="1">
+      <w:start w:val="1"/>
+      <w:numFmt w:val="bullet"/>
+      <w:lvlText w:val=""/>
+      <w:lvlJc w:val="left"/>
+      <w:pPr>
+        <w:tabs>
+          <w:tab w:val="num" w:pos="3600"/>
+        </w:tabs>
+        <w:ind w:left="3600" w:hanging="360"/>
+      </w:pPr>
+      <w:rPr>
+        <w:rFonts w:ascii="Wingdings" w:hAnsi="Wingdings" w:hint="default"/>
+        <w:sz w:val="20"/>
+      </w:rPr>
+    </w:lvl>
+    <w:lvl w:ilvl="5" w:tentative="1">
+      <w:start w:val="1"/>
+      <w:numFmt w:val="bullet"/>
+      <w:lvlText w:val=""/>
+      <w:lvlJc w:val="left"/>
+      <w:pPr>
+        <w:tabs>
+          <w:tab w:val="num" w:pos="4320"/>
+        </w:tabs>
+        <w:ind w:left="4320" w:hanging="360"/>
+      </w:pPr>
+      <w:rPr>
+        <w:rFonts w:ascii="Wingdings" w:hAnsi="Wingdings" w:hint="default"/>
+        <w:sz w:val="20"/>
+      </w:rPr>
+    </w:lvl>
+    <w:lvl w:ilvl="6" w:tentative="1">
+      <w:start w:val="1"/>
+      <w:numFmt w:val="bullet"/>
+      <w:lvlText w:val=""/>
+      <w:lvlJc w:val="left"/>
+      <w:pPr>
+        <w:tabs>
+          <w:tab w:val="num" w:pos="5040"/>
+        </w:tabs>
+        <w:ind w:left="5040" w:hanging="360"/>
+      </w:pPr>
+      <w:rPr>
+        <w:rFonts w:ascii="Wingdings" w:hAnsi="Wingdings" w:hint="default"/>
+        <w:sz w:val="20"/>
+      </w:rPr>
+    </w:lvl>
+    <w:lvl w:ilvl="7" w:tentative="1">
+      <w:start w:val="1"/>
+      <w:numFmt w:val="bullet"/>
+      <w:lvlText w:val=""/>
+      <w:lvlJc w:val="left"/>
+      <w:pPr>
+        <w:tabs>
+          <w:tab w:val="num" w:pos="5760"/>
+        </w:tabs>
+        <w:ind w:left="5760" w:hanging="360"/>
+      </w:pPr>
+      <w:rPr>
+        <w:rFonts w:ascii="Wingdings" w:hAnsi="Wingdings" w:hint="default"/>
+        <w:sz w:val="20"/>
+      </w:rPr>
+    </w:lvl>
+    <w:lvl w:ilvl="8" w:tentative="1">
+      <w:start w:val="1"/>
+      <w:numFmt w:val="bullet"/>
+      <w:lvlText w:val=""/>
+      <w:lvlJc w:val="left"/>
+      <w:pPr>
+        <w:tabs>
+          <w:tab w:val="num" w:pos="6480"/>
+        </w:tabs>
+        <w:ind w:left="6480" w:hanging="360"/>
+      </w:pPr>
+      <w:rPr>
+        <w:rFonts w:ascii="Wingdings" w:hAnsi="Wingdings" w:hint="default"/>
+        <w:sz w:val="20"/>
+      </w:rPr>
+    </w:lvl>
+  </w:abstractNum>
+  <w:abstractNum w:abstractNumId="2" w15:restartNumberingAfterBreak="0">
     <w:nsid w:val="0F5E45FA"/>
     <w:multiLevelType w:val="multilevel"/>
     <w:tmpl w:val="B7D4AEE0"/>
@@ -5318,7 +6027,7 @@
       </w:rPr>
     </w:lvl>
   </w:abstractNum>
-  <w:abstractNum w:abstractNumId="1" w15:restartNumberingAfterBreak="0">
+  <w:abstractNum w:abstractNumId="3" w15:restartNumberingAfterBreak="0">
     <w:nsid w:val="104F63ED"/>
     <w:multiLevelType w:val="multilevel"/>
     <w:tmpl w:val="81565D46"/>
@@ -5467,7 +6176,156 @@
       </w:rPr>
     </w:lvl>
   </w:abstractNum>
-  <w:abstractNum w:abstractNumId="2" w15:restartNumberingAfterBreak="0">
+  <w:abstractNum w:abstractNumId="4" w15:restartNumberingAfterBreak="0">
+    <w:nsid w:val="1C3010FD"/>
+    <w:multiLevelType w:val="multilevel"/>
+    <w:tmpl w:val="E3B2E942"/>
+    <w:lvl w:ilvl="0">
+      <w:start w:val="1"/>
+      <w:numFmt w:val="bullet"/>
+      <w:lvlText w:val=""/>
+      <w:lvlJc w:val="left"/>
+      <w:pPr>
+        <w:tabs>
+          <w:tab w:val="num" w:pos="720"/>
+        </w:tabs>
+        <w:ind w:left="720" w:hanging="360"/>
+      </w:pPr>
+      <w:rPr>
+        <w:rFonts w:ascii="Symbol" w:hAnsi="Symbol" w:hint="default"/>
+        <w:sz w:val="20"/>
+      </w:rPr>
+    </w:lvl>
+    <w:lvl w:ilvl="1" w:tentative="1">
+      <w:start w:val="1"/>
+      <w:numFmt w:val="bullet"/>
+      <w:lvlText w:val="o"/>
+      <w:lvlJc w:val="left"/>
+      <w:pPr>
+        <w:tabs>
+          <w:tab w:val="num" w:pos="1440"/>
+        </w:tabs>
+        <w:ind w:left="1440" w:hanging="360"/>
+      </w:pPr>
+      <w:rPr>
+        <w:rFonts w:ascii="Courier New" w:hAnsi="Courier New" w:hint="default"/>
+        <w:sz w:val="20"/>
+      </w:rPr>
+    </w:lvl>
+    <w:lvl w:ilvl="2" w:tentative="1">
+      <w:start w:val="1"/>
+      <w:numFmt w:val="bullet"/>
+      <w:lvlText w:val=""/>
+      <w:lvlJc w:val="left"/>
+      <w:pPr>
+        <w:tabs>
+          <w:tab w:val="num" w:pos="2160"/>
+        </w:tabs>
+        <w:ind w:left="2160" w:hanging="360"/>
+      </w:pPr>
+      <w:rPr>
+        <w:rFonts w:ascii="Wingdings" w:hAnsi="Wingdings" w:hint="default"/>
+        <w:sz w:val="20"/>
+      </w:rPr>
+    </w:lvl>
+    <w:lvl w:ilvl="3" w:tentative="1">
+      <w:start w:val="1"/>
+      <w:numFmt w:val="bullet"/>
+      <w:lvlText w:val=""/>
+      <w:lvlJc w:val="left"/>
+      <w:pPr>
+        <w:tabs>
+          <w:tab w:val="num" w:pos="2880"/>
+        </w:tabs>
+        <w:ind w:left="2880" w:hanging="360"/>
+      </w:pPr>
+      <w:rPr>
+        <w:rFonts w:ascii="Wingdings" w:hAnsi="Wingdings" w:hint="default"/>
+        <w:sz w:val="20"/>
+      </w:rPr>
+    </w:lvl>
+    <w:lvl w:ilvl="4" w:tentative="1">
+      <w:start w:val="1"/>
+      <w:numFmt w:val="bullet"/>
+      <w:lvlText w:val=""/>
+      <w:lvlJc w:val="left"/>
+      <w:pPr>
+        <w:tabs>
+          <w:tab w:val="num" w:pos="3600"/>
+        </w:tabs>
+        <w:ind w:left="3600" w:hanging="360"/>
+      </w:pPr>
+      <w:rPr>
+        <w:rFonts w:ascii="Wingdings" w:hAnsi="Wingdings" w:hint="default"/>
+        <w:sz w:val="20"/>
+      </w:rPr>
+    </w:lvl>
+    <w:lvl w:ilvl="5" w:tentative="1">
+      <w:start w:val="1"/>
+      <w:numFmt w:val="bullet"/>
+      <w:lvlText w:val=""/>
+      <w:lvlJc w:val="left"/>
+      <w:pPr>
+        <w:tabs>
+          <w:tab w:val="num" w:pos="4320"/>
+        </w:tabs>
+        <w:ind w:left="4320" w:hanging="360"/>
+      </w:pPr>
+      <w:rPr>
+        <w:rFonts w:ascii="Wingdings" w:hAnsi="Wingdings" w:hint="default"/>
+        <w:sz w:val="20"/>
+      </w:rPr>
+    </w:lvl>
+    <w:lvl w:ilvl="6" w:tentative="1">
+      <w:start w:val="1"/>
+      <w:numFmt w:val="bullet"/>
+      <w:lvlText w:val=""/>
+      <w:lvlJc w:val="left"/>
+      <w:pPr>
+        <w:tabs>
+          <w:tab w:val="num" w:pos="5040"/>
+        </w:tabs>
+        <w:ind w:left="5040" w:hanging="360"/>
+      </w:pPr>
+      <w:rPr>
+        <w:rFonts w:ascii="Wingdings" w:hAnsi="Wingdings" w:hint="default"/>
+        <w:sz w:val="20"/>
+      </w:rPr>
+    </w:lvl>
+    <w:lvl w:ilvl="7" w:tentative="1">
+      <w:start w:val="1"/>
+      <w:numFmt w:val="bullet"/>
+      <w:lvlText w:val=""/>
+      <w:lvlJc w:val="left"/>
+      <w:pPr>
+        <w:tabs>
+          <w:tab w:val="num" w:pos="5760"/>
+        </w:tabs>
+        <w:ind w:left="5760" w:hanging="360"/>
+      </w:pPr>
+      <w:rPr>
+        <w:rFonts w:ascii="Wingdings" w:hAnsi="Wingdings" w:hint="default"/>
+        <w:sz w:val="20"/>
+      </w:rPr>
+    </w:lvl>
+    <w:lvl w:ilvl="8" w:tentative="1">
+      <w:start w:val="1"/>
+      <w:numFmt w:val="bullet"/>
+      <w:lvlText w:val=""/>
+      <w:lvlJc w:val="left"/>
+      <w:pPr>
+        <w:tabs>
+          <w:tab w:val="num" w:pos="6480"/>
+        </w:tabs>
+        <w:ind w:left="6480" w:hanging="360"/>
+      </w:pPr>
+      <w:rPr>
+        <w:rFonts w:ascii="Wingdings" w:hAnsi="Wingdings" w:hint="default"/>
+        <w:sz w:val="20"/>
+      </w:rPr>
+    </w:lvl>
+  </w:abstractNum>
+  <w:abstractNum w:abstractNumId="5" w15:restartNumberingAfterBreak="0">
     <w:nsid w:val="22F95B83"/>
     <w:multiLevelType w:val="multilevel"/>
     <w:tmpl w:val="D6483452"/>
@@ -5616,7 +6474,7 @@
       </w:rPr>
     </w:lvl>
   </w:abstractNum>
-  <w:abstractNum w:abstractNumId="3" w15:restartNumberingAfterBreak="0">
+  <w:abstractNum w:abstractNumId="6" w15:restartNumberingAfterBreak="0">
     <w:nsid w:val="29F254C3"/>
     <w:multiLevelType w:val="multilevel"/>
     <w:tmpl w:val="F2BEF54E"/>
@@ -5765,7 +6623,7 @@
       </w:rPr>
     </w:lvl>
   </w:abstractNum>
-  <w:abstractNum w:abstractNumId="4" w15:restartNumberingAfterBreak="0">
+  <w:abstractNum w:abstractNumId="7" w15:restartNumberingAfterBreak="0">
     <w:nsid w:val="2A3C04B2"/>
     <w:multiLevelType w:val="hybridMultilevel"/>
     <w:tmpl w:val="B546AEBC"/>
@@ -5878,7 +6736,7 @@
       </w:rPr>
     </w:lvl>
   </w:abstractNum>
-  <w:abstractNum w:abstractNumId="5" w15:restartNumberingAfterBreak="0">
+  <w:abstractNum w:abstractNumId="8" w15:restartNumberingAfterBreak="0">
     <w:nsid w:val="2A6E67BD"/>
     <w:multiLevelType w:val="multilevel"/>
     <w:tmpl w:val="2E5AA62C"/>
@@ -6027,7 +6885,7 @@
       </w:rPr>
     </w:lvl>
   </w:abstractNum>
-  <w:abstractNum w:abstractNumId="6" w15:restartNumberingAfterBreak="0">
+  <w:abstractNum w:abstractNumId="9" w15:restartNumberingAfterBreak="0">
     <w:nsid w:val="312A6436"/>
     <w:multiLevelType w:val="multilevel"/>
     <w:tmpl w:val="9000F46C"/>
@@ -6176,7 +7034,7 @@
       </w:rPr>
     </w:lvl>
   </w:abstractNum>
-  <w:abstractNum w:abstractNumId="7" w15:restartNumberingAfterBreak="0">
+  <w:abstractNum w:abstractNumId="10" w15:restartNumberingAfterBreak="0">
     <w:nsid w:val="39414323"/>
     <w:multiLevelType w:val="multilevel"/>
     <w:tmpl w:val="A8AE9378"/>
@@ -6325,7 +7183,7 @@
       </w:rPr>
     </w:lvl>
   </w:abstractNum>
-  <w:abstractNum w:abstractNumId="8" w15:restartNumberingAfterBreak="0">
+  <w:abstractNum w:abstractNumId="11" w15:restartNumberingAfterBreak="0">
     <w:nsid w:val="46463CB5"/>
     <w:multiLevelType w:val="multilevel"/>
     <w:tmpl w:val="4E7AF214"/>
@@ -6474,7 +7332,7 @@
       </w:rPr>
     </w:lvl>
   </w:abstractNum>
-  <w:abstractNum w:abstractNumId="9" w15:restartNumberingAfterBreak="0">
+  <w:abstractNum w:abstractNumId="12" w15:restartNumberingAfterBreak="0">
     <w:nsid w:val="464D3C80"/>
     <w:multiLevelType w:val="multilevel"/>
     <w:tmpl w:val="7E588BBA"/>
@@ -6623,7 +7481,7 @@
       </w:rPr>
     </w:lvl>
   </w:abstractNum>
-  <w:abstractNum w:abstractNumId="10" w15:restartNumberingAfterBreak="0">
+  <w:abstractNum w:abstractNumId="13" w15:restartNumberingAfterBreak="0">
     <w:nsid w:val="490764F6"/>
     <w:multiLevelType w:val="multilevel"/>
     <w:tmpl w:val="EF92443A"/>
@@ -6772,7 +7630,7 @@
       </w:rPr>
     </w:lvl>
   </w:abstractNum>
-  <w:abstractNum w:abstractNumId="11" w15:restartNumberingAfterBreak="0">
+  <w:abstractNum w:abstractNumId="14" w15:restartNumberingAfterBreak="0">
     <w:nsid w:val="56CA53EF"/>
     <w:multiLevelType w:val="multilevel"/>
     <w:tmpl w:val="84FE6970"/>
@@ -6921,7 +7779,7 @@
       </w:rPr>
     </w:lvl>
   </w:abstractNum>
-  <w:abstractNum w:abstractNumId="12" w15:restartNumberingAfterBreak="0">
+  <w:abstractNum w:abstractNumId="15" w15:restartNumberingAfterBreak="0">
     <w:nsid w:val="58DE1064"/>
     <w:multiLevelType w:val="multilevel"/>
     <w:tmpl w:val="DEB0A63E"/>
@@ -7070,7 +7928,7 @@
       </w:rPr>
     </w:lvl>
   </w:abstractNum>
-  <w:abstractNum w:abstractNumId="13" w15:restartNumberingAfterBreak="0">
+  <w:abstractNum w:abstractNumId="16" w15:restartNumberingAfterBreak="0">
     <w:nsid w:val="5A596376"/>
     <w:multiLevelType w:val="hybridMultilevel"/>
     <w:tmpl w:val="F6861CAC"/>
@@ -7183,7 +8041,7 @@
       </w:rPr>
     </w:lvl>
   </w:abstractNum>
-  <w:abstractNum w:abstractNumId="14" w15:restartNumberingAfterBreak="0">
+  <w:abstractNum w:abstractNumId="17" w15:restartNumberingAfterBreak="0">
     <w:nsid w:val="5A7C06C0"/>
     <w:multiLevelType w:val="multilevel"/>
     <w:tmpl w:val="2F0AE228"/>
@@ -7332,7 +8190,7 @@
       </w:rPr>
     </w:lvl>
   </w:abstractNum>
-  <w:abstractNum w:abstractNumId="15" w15:restartNumberingAfterBreak="0">
+  <w:abstractNum w:abstractNumId="18" w15:restartNumberingAfterBreak="0">
     <w:nsid w:val="5BA93CB4"/>
     <w:multiLevelType w:val="hybridMultilevel"/>
     <w:tmpl w:val="28D2839A"/>
@@ -7445,7 +8303,156 @@
       </w:rPr>
     </w:lvl>
   </w:abstractNum>
-  <w:abstractNum w:abstractNumId="16" w15:restartNumberingAfterBreak="0">
+  <w:abstractNum w:abstractNumId="19" w15:restartNumberingAfterBreak="0">
+    <w:nsid w:val="692C0D66"/>
+    <w:multiLevelType w:val="multilevel"/>
+    <w:tmpl w:val="63A428EC"/>
+    <w:lvl w:ilvl="0">
+      <w:start w:val="1"/>
+      <w:numFmt w:val="bullet"/>
+      <w:lvlText w:val=""/>
+      <w:lvlJc w:val="left"/>
+      <w:pPr>
+        <w:tabs>
+          <w:tab w:val="num" w:pos="720"/>
+        </w:tabs>
+        <w:ind w:left="720" w:hanging="360"/>
+      </w:pPr>
+      <w:rPr>
+        <w:rFonts w:ascii="Symbol" w:hAnsi="Symbol" w:hint="default"/>
+        <w:sz w:val="20"/>
+      </w:rPr>
+    </w:lvl>
+    <w:lvl w:ilvl="1">
+      <w:start w:val="1"/>
+      <w:numFmt w:val="bullet"/>
+      <w:lvlText w:val="o"/>
+      <w:lvlJc w:val="left"/>
+      <w:pPr>
+        <w:tabs>
+          <w:tab w:val="num" w:pos="1440"/>
+        </w:tabs>
+        <w:ind w:left="1440" w:hanging="360"/>
+      </w:pPr>
+      <w:rPr>
+        <w:rFonts w:ascii="Courier New" w:hAnsi="Courier New" w:hint="default"/>
+        <w:sz w:val="20"/>
+      </w:rPr>
+    </w:lvl>
+    <w:lvl w:ilvl="2" w:tentative="1">
+      <w:start w:val="1"/>
+      <w:numFmt w:val="bullet"/>
+      <w:lvlText w:val=""/>
+      <w:lvlJc w:val="left"/>
+      <w:pPr>
+        <w:tabs>
+          <w:tab w:val="num" w:pos="2160"/>
+        </w:tabs>
+        <w:ind w:left="2160" w:hanging="360"/>
+      </w:pPr>
+      <w:rPr>
+        <w:rFonts w:ascii="Wingdings" w:hAnsi="Wingdings" w:hint="default"/>
+        <w:sz w:val="20"/>
+      </w:rPr>
+    </w:lvl>
+    <w:lvl w:ilvl="3" w:tentative="1">
+      <w:start w:val="1"/>
+      <w:numFmt w:val="bullet"/>
+      <w:lvlText w:val=""/>
+      <w:lvlJc w:val="left"/>
+      <w:pPr>
+        <w:tabs>
+          <w:tab w:val="num" w:pos="2880"/>
+        </w:tabs>
+        <w:ind w:left="2880" w:hanging="360"/>
+      </w:pPr>
+      <w:rPr>
+        <w:rFonts w:ascii="Wingdings" w:hAnsi="Wingdings" w:hint="default"/>
+        <w:sz w:val="20"/>
+      </w:rPr>
+    </w:lvl>
+    <w:lvl w:ilvl="4" w:tentative="1">
+      <w:start w:val="1"/>
+      <w:numFmt w:val="bullet"/>
+      <w:lvlText w:val=""/>
+      <w:lvlJc w:val="left"/>
+      <w:pPr>
+        <w:tabs>
+          <w:tab w:val="num" w:pos="3600"/>
+        </w:tabs>
+        <w:ind w:left="3600" w:hanging="360"/>
+      </w:pPr>
+      <w:rPr>
+        <w:rFonts w:ascii="Wingdings" w:hAnsi="Wingdings" w:hint="default"/>
+        <w:sz w:val="20"/>
+      </w:rPr>
+    </w:lvl>
+    <w:lvl w:ilvl="5" w:tentative="1">
+      <w:start w:val="1"/>
+      <w:numFmt w:val="bullet"/>
+      <w:lvlText w:val=""/>
+      <w:lvlJc w:val="left"/>
+      <w:pPr>
+        <w:tabs>
+          <w:tab w:val="num" w:pos="4320"/>
+        </w:tabs>
+        <w:ind w:left="4320" w:hanging="360"/>
+      </w:pPr>
+      <w:rPr>
+        <w:rFonts w:ascii="Wingdings" w:hAnsi="Wingdings" w:hint="default"/>
+        <w:sz w:val="20"/>
+      </w:rPr>
+    </w:lvl>
+    <w:lvl w:ilvl="6" w:tentative="1">
+      <w:start w:val="1"/>
+      <w:numFmt w:val="bullet"/>
+      <w:lvlText w:val=""/>
+      <w:lvlJc w:val="left"/>
+      <w:pPr>
+        <w:tabs>
+          <w:tab w:val="num" w:pos="5040"/>
+        </w:tabs>
+        <w:ind w:left="5040" w:hanging="360"/>
+      </w:pPr>
+      <w:rPr>
+        <w:rFonts w:ascii="Wingdings" w:hAnsi="Wingdings" w:hint="default"/>
+        <w:sz w:val="20"/>
+      </w:rPr>
+    </w:lvl>
+    <w:lvl w:ilvl="7" w:tentative="1">
+      <w:start w:val="1"/>
+      <w:numFmt w:val="bullet"/>
+      <w:lvlText w:val=""/>
+      <w:lvlJc w:val="left"/>
+      <w:pPr>
+        <w:tabs>
+          <w:tab w:val="num" w:pos="5760"/>
+        </w:tabs>
+        <w:ind w:left="5760" w:hanging="360"/>
+      </w:pPr>
+      <w:rPr>
+        <w:rFonts w:ascii="Wingdings" w:hAnsi="Wingdings" w:hint="default"/>
+        <w:sz w:val="20"/>
+      </w:rPr>
+    </w:lvl>
+    <w:lvl w:ilvl="8" w:tentative="1">
+      <w:start w:val="1"/>
+      <w:numFmt w:val="bullet"/>
+      <w:lvlText w:val=""/>
+      <w:lvlJc w:val="left"/>
+      <w:pPr>
+        <w:tabs>
+          <w:tab w:val="num" w:pos="6480"/>
+        </w:tabs>
+        <w:ind w:left="6480" w:hanging="360"/>
+      </w:pPr>
+      <w:rPr>
+        <w:rFonts w:ascii="Wingdings" w:hAnsi="Wingdings" w:hint="default"/>
+        <w:sz w:val="20"/>
+      </w:rPr>
+    </w:lvl>
+  </w:abstractNum>
+  <w:abstractNum w:abstractNumId="20" w15:restartNumberingAfterBreak="0">
     <w:nsid w:val="6F054F5B"/>
     <w:multiLevelType w:val="multilevel"/>
     <w:tmpl w:val="1AB63212"/>
@@ -7594,7 +8601,7 @@
       </w:rPr>
     </w:lvl>
   </w:abstractNum>
-  <w:abstractNum w:abstractNumId="17" w15:restartNumberingAfterBreak="0">
+  <w:abstractNum w:abstractNumId="21" w15:restartNumberingAfterBreak="0">
     <w:nsid w:val="71994CDE"/>
     <w:multiLevelType w:val="multilevel"/>
     <w:tmpl w:val="49BC38DC"/>
@@ -7743,7 +8750,7 @@
       </w:rPr>
     </w:lvl>
   </w:abstractNum>
-  <w:abstractNum w:abstractNumId="18" w15:restartNumberingAfterBreak="0">
+  <w:abstractNum w:abstractNumId="22" w15:restartNumberingAfterBreak="0">
     <w:nsid w:val="798C3BE5"/>
     <w:multiLevelType w:val="multilevel"/>
     <w:tmpl w:val="0578278C"/>
@@ -7893,61 +8900,73 @@
     </w:lvl>
   </w:abstractNum>
   <w:num w:numId="1">
+    <w:abstractNumId w:val="10"/>
+  </w:num>
+  <w:num w:numId="2">
+    <w:abstractNumId w:val="16"/>
+  </w:num>
+  <w:num w:numId="3">
     <w:abstractNumId w:val="7"/>
   </w:num>
-  <w:num w:numId="2">
+  <w:num w:numId="4">
+    <w:abstractNumId w:val="18"/>
+  </w:num>
+  <w:num w:numId="5">
+    <w:abstractNumId w:val="3"/>
+  </w:num>
+  <w:num w:numId="6">
+    <w:abstractNumId w:val="21"/>
+  </w:num>
+  <w:num w:numId="7">
+    <w:abstractNumId w:val="14"/>
+  </w:num>
+  <w:num w:numId="8">
+    <w:abstractNumId w:val="5"/>
+  </w:num>
+  <w:num w:numId="9">
+    <w:abstractNumId w:val="12"/>
+  </w:num>
+  <w:num w:numId="10">
+    <w:abstractNumId w:val="22"/>
+  </w:num>
+  <w:num w:numId="11">
+    <w:abstractNumId w:val="9"/>
+  </w:num>
+  <w:num w:numId="12">
+    <w:abstractNumId w:val="8"/>
+  </w:num>
+  <w:num w:numId="13">
+    <w:abstractNumId w:val="11"/>
+  </w:num>
+  <w:num w:numId="14">
+    <w:abstractNumId w:val="15"/>
+  </w:num>
+  <w:num w:numId="15">
+    <w:abstractNumId w:val="2"/>
+  </w:num>
+  <w:num w:numId="16">
+    <w:abstractNumId w:val="6"/>
+  </w:num>
+  <w:num w:numId="17">
     <w:abstractNumId w:val="13"/>
   </w:num>
-  <w:num w:numId="3">
-    <w:abstractNumId w:val="4"/>
+  <w:num w:numId="18">
+    <w:abstractNumId w:val="17"/>
   </w:num>
-  <w:num w:numId="4">
-    <w:abstractNumId w:val="15"/>
+  <w:num w:numId="19">
+    <w:abstractNumId w:val="20"/>
   </w:num>
-  <w:num w:numId="5">
+  <w:num w:numId="20">
+    <w:abstractNumId w:val="19"/>
+  </w:num>
+  <w:num w:numId="21">
     <w:abstractNumId w:val="1"/>
   </w:num>
-  <w:num w:numId="6">
-    <w:abstractNumId w:val="17"/>
-  </w:num>
-  <w:num w:numId="7">
-    <w:abstractNumId w:val="11"/>
-  </w:num>
-  <w:num w:numId="8">
-    <w:abstractNumId w:val="2"/>
-  </w:num>
-  <w:num w:numId="9">
-    <w:abstractNumId w:val="9"/>
-  </w:num>
-  <w:num w:numId="10">
-    <w:abstractNumId w:val="18"/>
-  </w:num>
-  <w:num w:numId="11">
-    <w:abstractNumId w:val="6"/>
-  </w:num>
-  <w:num w:numId="12">
-    <w:abstractNumId w:val="5"/>
-  </w:num>
-  <w:num w:numId="13">
-    <w:abstractNumId w:val="8"/>
-  </w:num>
-  <w:num w:numId="14">
-    <w:abstractNumId w:val="12"/>
-  </w:num>
-  <w:num w:numId="15">
+  <w:num w:numId="22">
     <w:abstractNumId w:val="0"/>
   </w:num>
-  <w:num w:numId="16">
-    <w:abstractNumId w:val="3"/>
-  </w:num>
-  <w:num w:numId="17">
-    <w:abstractNumId w:val="10"/>
-  </w:num>
-  <w:num w:numId="18">
-    <w:abstractNumId w:val="14"/>
-  </w:num>
-  <w:num w:numId="19">
-    <w:abstractNumId w:val="16"/>
+  <w:num w:numId="23">
+    <w:abstractNumId w:val="4"/>
   </w:num>
 </w:numbering>
 </file>
@@ -8345,7 +9364,7 @@
   <w:style w:type="paragraph" w:default="1" w:styleId="Normal">
     <w:name w:val="Normal"/>
     <w:qFormat/>
-    <w:rsid w:val="00BB4C19"/>
+    <w:rsid w:val="00797674"/>
   </w:style>
   <w:style w:type="paragraph" w:styleId="Heading2">
     <w:name w:val="heading 2"/>
@@ -8759,7 +9778,7 @@
 </file>
 
 <file path=customXml/itemProps1.xml><?xml version="1.0" encoding="utf-8"?>
-<ds:datastoreItem xmlns:ds="http://schemas.openxmlformats.org/officeDocument/2006/customXml" ds:itemID="{AFC75A81-7BFA-4017-839A-501248845221}">
+<ds:datastoreItem xmlns:ds="http://schemas.openxmlformats.org/officeDocument/2006/customXml" ds:itemID="{66FBA8DE-40F9-4FFE-8D4F-65BEA3A999DA}">
   <ds:schemaRefs>
     <ds:schemaRef ds:uri="http://schemas.openxmlformats.org/officeDocument/2006/bibliography"/>
   </ds:schemaRefs>

--- a/docs/06_Daily_Coding_&_Technical.docx
+++ b/docs/06_Daily_Coding_&_Technical.docx
@@ -5369,18 +5369,7 @@
       </w:pPr>
       <w:r>
         <w:lastRenderedPageBreak/>
-        <w:t>Day-13</w:t>
-      </w:r>
-      <w:r>
-        <w:t xml:space="preserve">                                           </w:t>
-      </w:r>
-      <w:r>
-        <w:t xml:space="preserve">                              23</w:t>
-      </w:r>
-      <w:bookmarkStart w:id="0" w:name="_GoBack"/>
-      <w:bookmarkEnd w:id="0"/>
-      <w:r>
-        <w:t>/01/2025</w:t>
+        <w:t>Day-13                                                                         23/01/2025</w:t>
       </w:r>
     </w:p>
     <w:p>
@@ -5562,6 +5551,92 @@
       <w:r>
         <w:t>Ready for Data Health and Insights module implementation.</w:t>
       </w:r>
+    </w:p>
+    <w:p>
+      <w:pPr>
+        <w:pStyle w:val="Heading2"/>
+      </w:pPr>
+      <w:r>
+        <w:t xml:space="preserve">Day-14 </w:t>
+      </w:r>
+      <w:r>
+        <w:t xml:space="preserve">                                          </w:t>
+      </w:r>
+      <w:r>
+        <w:t xml:space="preserve">                              24</w:t>
+      </w:r>
+      <w:r>
+        <w:t>/01/2025</w:t>
+      </w:r>
+    </w:p>
+    <w:p>
+      <w:pPr>
+        <w:pStyle w:val="Heading3"/>
+      </w:pPr>
+      <w:r>
+        <w:rPr>
+          <w:rStyle w:val="Strong"/>
+          <w:b/>
+          <w:bCs/>
+        </w:rPr>
+        <w:t>Technical Work Summary</w:t>
+      </w:r>
+    </w:p>
+    <w:p>
+      <w:pPr>
+        <w:pStyle w:val="NormalWeb"/>
+      </w:pPr>
+      <w:r>
+        <w:t>• Validated frontend routing and layout behavior.</w:t>
+      </w:r>
+      <w:r>
+        <w:br/>
+        <w:t>• Finalized Home page component with summary blocks and navigation cards.</w:t>
+      </w:r>
+      <w:r>
+        <w:br/>
+        <w:t>• Ensured correct usage of centralized UI state stores.</w:t>
+      </w:r>
+      <w:r>
+        <w:br/>
+        <w:t>• Verified component isolation and prop contracts across dashboard rendering layers.</w:t>
+      </w:r>
+    </w:p>
+    <w:p>
+      <w:pPr>
+        <w:pStyle w:val="Heading3"/>
+      </w:pPr>
+      <w:r>
+        <w:rPr>
+          <w:rStyle w:val="Strong"/>
+          <w:b/>
+          <w:bCs/>
+        </w:rPr>
+        <w:t>Code Quality Notes</w:t>
+      </w:r>
+    </w:p>
+    <w:p>
+      <w:pPr>
+        <w:pStyle w:val="NormalWeb"/>
+        <w:rPr>
+          <w:rStyle w:val="Strong"/>
+          <w:b w:val="0"/>
+          <w:bCs w:val="0"/>
+        </w:rPr>
+      </w:pPr>
+      <w:r>
+        <w:t>• All frontend components are TypeScript-safe.</w:t>
+      </w:r>
+      <w:r>
+        <w:br/>
+        <w:t>• No hard-coded navigation logic.</w:t>
+      </w:r>
+      <w:r>
+        <w:br/>
+        <w:t>• Backend-ready interfaces maintained.</w:t>
+      </w:r>
+      <w:bookmarkStart w:id="0" w:name="_GoBack"/>
+      <w:bookmarkEnd w:id="0"/>
     </w:p>
     <w:p>
       <w:pPr>
@@ -9778,7 +9853,7 @@
 </file>
 
 <file path=customXml/itemProps1.xml><?xml version="1.0" encoding="utf-8"?>
-<ds:datastoreItem xmlns:ds="http://schemas.openxmlformats.org/officeDocument/2006/customXml" ds:itemID="{66FBA8DE-40F9-4FFE-8D4F-65BEA3A999DA}">
+<ds:datastoreItem xmlns:ds="http://schemas.openxmlformats.org/officeDocument/2006/customXml" ds:itemID="{87C701F1-4232-4589-8859-B2A6A0627866}">
   <ds:schemaRefs>
     <ds:schemaRef ds:uri="http://schemas.openxmlformats.org/officeDocument/2006/bibliography"/>
   </ds:schemaRefs>

--- a/docs/06_Daily_Coding_&_Technical.docx
+++ b/docs/06_Daily_Coding_&_Technical.docx
@@ -5557,16 +5557,7 @@
         <w:pStyle w:val="Heading2"/>
       </w:pPr>
       <w:r>
-        <w:t xml:space="preserve">Day-14 </w:t>
-      </w:r>
-      <w:r>
-        <w:t xml:space="preserve">                                          </w:t>
-      </w:r>
-      <w:r>
-        <w:t xml:space="preserve">                              24</w:t>
-      </w:r>
-      <w:r>
-        <w:t>/01/2025</w:t>
+        <w:t>Day-14                                                                         24/01/2025</w:t>
       </w:r>
     </w:p>
     <w:p>
@@ -5618,11 +5609,6 @@
     <w:p>
       <w:pPr>
         <w:pStyle w:val="NormalWeb"/>
-        <w:rPr>
-          <w:rStyle w:val="Strong"/>
-          <w:b w:val="0"/>
-          <w:bCs w:val="0"/>
-        </w:rPr>
       </w:pPr>
       <w:r>
         <w:t>• All frontend components are TypeScript-safe.</w:t>
@@ -5635,13 +5621,1098 @@
         <w:br/>
         <w:t>• Backend-ready interfaces maintained.</w:t>
       </w:r>
+    </w:p>
+    <w:p>
+      <w:pPr>
+        <w:pStyle w:val="NormalWeb"/>
+      </w:pPr>
+    </w:p>
+    <w:p>
+      <w:pPr>
+        <w:pStyle w:val="NormalWeb"/>
+      </w:pPr>
+    </w:p>
+    <w:p>
+      <w:pPr>
+        <w:pStyle w:val="NormalWeb"/>
+      </w:pPr>
+    </w:p>
+    <w:p>
+      <w:pPr>
+        <w:pStyle w:val="NormalWeb"/>
+      </w:pPr>
+    </w:p>
+    <w:p>
+      <w:pPr>
+        <w:pStyle w:val="Heading2"/>
+        <w:rPr>
+          <w:rStyle w:val="Strong"/>
+          <w:b/>
+          <w:bCs/>
+        </w:rPr>
+      </w:pPr>
+      <w:r>
+        <w:lastRenderedPageBreak/>
+        <w:t>Day-15                                                                         27/01/2025</w:t>
+      </w:r>
+    </w:p>
+    <w:p>
+      <w:pPr>
+        <w:pStyle w:val="Heading3"/>
+      </w:pPr>
+      <w:r>
+        <w:rPr>
+          <w:rStyle w:val="Strong"/>
+          <w:b/>
+          <w:bCs/>
+        </w:rPr>
+        <w:t>Day 15 Technical Summary</w:t>
+      </w:r>
+    </w:p>
+    <w:p>
+      <w:pPr>
+        <w:pStyle w:val="NormalWeb"/>
+      </w:pPr>
+      <w:r>
+        <w:t>• No frontend code changes were introduced.</w:t>
+      </w:r>
+      <w:r>
+        <w:br/>
+        <w:t>• Backend groundwork activities included:</w:t>
+      </w:r>
+    </w:p>
+    <w:p>
+      <w:pPr>
+        <w:pStyle w:val="NormalWeb"/>
+        <w:numPr>
+          <w:ilvl w:val="0"/>
+          <w:numId w:val="24"/>
+        </w:numPr>
+      </w:pPr>
+      <w:r>
+        <w:t>Database schema finalization</w:t>
+      </w:r>
+    </w:p>
+    <w:p>
+      <w:pPr>
+        <w:pStyle w:val="NormalWeb"/>
+        <w:numPr>
+          <w:ilvl w:val="0"/>
+          <w:numId w:val="24"/>
+        </w:numPr>
+      </w:pPr>
+      <w:r>
+        <w:t>Repository layer structuring</w:t>
+      </w:r>
+    </w:p>
+    <w:p>
+      <w:pPr>
+        <w:pStyle w:val="NormalWeb"/>
+        <w:numPr>
+          <w:ilvl w:val="0"/>
+          <w:numId w:val="24"/>
+        </w:numPr>
+      </w:pPr>
+      <w:r>
+        <w:t>IPC safety validation</w:t>
+      </w:r>
+      <w:r>
+        <w:br/>
+        <w:t>• Addressed backend safety issues related to optional data handling.</w:t>
+      </w:r>
+    </w:p>
+    <w:p>
+      <w:pPr>
+        <w:pStyle w:val="NormalWeb"/>
+      </w:pPr>
+      <w:r>
+        <w:rPr>
+          <w:rStyle w:val="Strong"/>
+        </w:rPr>
+        <w:t>Technical Discipline</w:t>
+      </w:r>
+      <w:r>
+        <w:br/>
+        <w:t>• No shortcuts introduced.</w:t>
+      </w:r>
+      <w:r>
+        <w:br/>
+        <w:t>• Offline-first constraints preserved.</w:t>
+      </w:r>
+      <w:r>
+        <w:br/>
+        <w:t>• Backend interfaces designed to be defensive and deterministic.</w:t>
+      </w:r>
+    </w:p>
+    <w:p>
+      <w:pPr>
+        <w:pStyle w:val="NormalWeb"/>
+        <w:rPr>
+          <w:b/>
+          <w:sz w:val="36"/>
+          <w:szCs w:val="36"/>
+        </w:rPr>
+      </w:pPr>
+      <w:r>
+        <w:rPr>
+          <w:b/>
+          <w:sz w:val="36"/>
+          <w:szCs w:val="36"/>
+        </w:rPr>
+        <w:t>Day-16                                                                         28/01/2025</w:t>
+      </w:r>
+    </w:p>
+    <w:p>
+      <w:pPr>
+        <w:pStyle w:val="Heading3"/>
+      </w:pPr>
+      <w:r>
+        <w:rPr>
+          <w:rStyle w:val="Strong"/>
+          <w:b/>
+          <w:bCs/>
+        </w:rPr>
+        <w:t>Day 16 Technical Summary</w:t>
+      </w:r>
+    </w:p>
+    <w:p>
+      <w:pPr>
+        <w:pStyle w:val="NormalWeb"/>
+      </w:pPr>
+      <w:r>
+        <w:t>• No frontend or backend code changes were introduced.</w:t>
+      </w:r>
+      <w:r>
+        <w:br/>
+        <w:t>• Technical work focused on:</w:t>
+      </w:r>
+    </w:p>
+    <w:p>
+      <w:pPr>
+        <w:pStyle w:val="NormalWeb"/>
+        <w:numPr>
+          <w:ilvl w:val="0"/>
+          <w:numId w:val="25"/>
+        </w:numPr>
+      </w:pPr>
+      <w:r>
+        <w:t>Operational data handling</w:t>
+      </w:r>
+    </w:p>
+    <w:p>
+      <w:pPr>
+        <w:pStyle w:val="NormalWeb"/>
+        <w:numPr>
+          <w:ilvl w:val="0"/>
+          <w:numId w:val="25"/>
+        </w:numPr>
+      </w:pPr>
+      <w:r>
+        <w:t>Energy consumption validation</w:t>
+      </w:r>
+    </w:p>
+    <w:p>
+      <w:pPr>
+        <w:pStyle w:val="NormalWeb"/>
+        <w:numPr>
+          <w:ilvl w:val="0"/>
+          <w:numId w:val="25"/>
+        </w:numPr>
+      </w:pPr>
+      <w:r>
+        <w:t>Preparation of audit-related documentation and presentations</w:t>
+      </w:r>
+    </w:p>
+    <w:p>
+      <w:pPr>
+        <w:pStyle w:val="NormalWeb"/>
+      </w:pPr>
+      <w:r>
+        <w:rPr>
+          <w:rStyle w:val="Strong"/>
+        </w:rPr>
+        <w:t>Technical Discipline</w:t>
+      </w:r>
+      <w:r>
+        <w:br/>
+        <w:t>• Data accuracy was prioritized over speed.</w:t>
+      </w:r>
+      <w:r>
+        <w:br/>
+        <w:t>• Offline and confidentiality constraints were maintained.</w:t>
+      </w:r>
+      <w:r>
+        <w:br/>
+        <w:t>• Documentation and presentation tasks were aligned with system objectives.</w:t>
+      </w:r>
+    </w:p>
+    <w:p>
+      <w:pPr>
+        <w:pStyle w:val="NormalWeb"/>
+        <w:rPr>
+          <w:b/>
+          <w:sz w:val="36"/>
+          <w:szCs w:val="36"/>
+        </w:rPr>
+      </w:pPr>
+    </w:p>
+    <w:p>
+      <w:pPr>
+        <w:pStyle w:val="NormalWeb"/>
+        <w:rPr>
+          <w:b/>
+          <w:sz w:val="36"/>
+          <w:szCs w:val="36"/>
+        </w:rPr>
+      </w:pPr>
+    </w:p>
+    <w:p>
+      <w:pPr>
+        <w:pStyle w:val="NormalWeb"/>
+        <w:rPr>
+          <w:b/>
+          <w:sz w:val="36"/>
+          <w:szCs w:val="36"/>
+        </w:rPr>
+      </w:pPr>
+    </w:p>
+    <w:p>
+      <w:pPr>
+        <w:pStyle w:val="NormalWeb"/>
+        <w:rPr>
+          <w:b/>
+          <w:sz w:val="36"/>
+          <w:szCs w:val="36"/>
+        </w:rPr>
+      </w:pPr>
+    </w:p>
+    <w:p>
+      <w:pPr>
+        <w:pStyle w:val="NormalWeb"/>
+        <w:rPr>
+          <w:b/>
+          <w:sz w:val="36"/>
+          <w:szCs w:val="36"/>
+        </w:rPr>
+      </w:pPr>
+    </w:p>
+    <w:p>
+      <w:pPr>
+        <w:pStyle w:val="NormalWeb"/>
+        <w:rPr>
+          <w:b/>
+          <w:sz w:val="36"/>
+          <w:szCs w:val="36"/>
+        </w:rPr>
+      </w:pPr>
+      <w:r>
+        <w:rPr>
+          <w:b/>
+          <w:sz w:val="36"/>
+          <w:szCs w:val="36"/>
+        </w:rPr>
+        <w:lastRenderedPageBreak/>
+        <w:t>Day-17</w:t>
+      </w:r>
+      <w:r>
+        <w:rPr>
+          <w:b/>
+          <w:sz w:val="36"/>
+          <w:szCs w:val="36"/>
+        </w:rPr>
+        <w:t xml:space="preserve">                                           </w:t>
+      </w:r>
+      <w:r>
+        <w:rPr>
+          <w:b/>
+          <w:sz w:val="36"/>
+          <w:szCs w:val="36"/>
+        </w:rPr>
+        <w:t xml:space="preserve">                              29</w:t>
+      </w:r>
+      <w:r>
+        <w:rPr>
+          <w:b/>
+          <w:sz w:val="36"/>
+          <w:szCs w:val="36"/>
+        </w:rPr>
+        <w:t>/01/2025</w:t>
+      </w:r>
+    </w:p>
+    <w:p>
+      <w:pPr>
+        <w:pStyle w:val="Heading3"/>
+      </w:pPr>
+      <w:r>
+        <w:rPr>
+          <w:rStyle w:val="Strong"/>
+          <w:b/>
+          <w:bCs/>
+        </w:rPr>
+        <w:t>Day 17 Technical Summary</w:t>
+      </w:r>
+    </w:p>
+    <w:p>
+      <w:pPr>
+        <w:pStyle w:val="NormalWeb"/>
+      </w:pPr>
+      <w:r>
+        <w:t>• No frontend or backend code changes were introduced.</w:t>
+      </w:r>
+      <w:r>
+        <w:br/>
+        <w:t>• Technical focus was on:</w:t>
+      </w:r>
+    </w:p>
+    <w:p>
+      <w:pPr>
+        <w:pStyle w:val="NormalWeb"/>
+        <w:numPr>
+          <w:ilvl w:val="0"/>
+          <w:numId w:val="26"/>
+        </w:numPr>
+      </w:pPr>
+      <w:r>
+        <w:t>Operational energy data handling</w:t>
+      </w:r>
+    </w:p>
+    <w:p>
+      <w:pPr>
+        <w:pStyle w:val="NormalWeb"/>
+        <w:numPr>
+          <w:ilvl w:val="0"/>
+          <w:numId w:val="26"/>
+        </w:numPr>
+      </w:pPr>
+      <w:r>
+        <w:t>Power cost validation</w:t>
+      </w:r>
+    </w:p>
+    <w:p>
+      <w:pPr>
+        <w:pStyle w:val="NormalWeb"/>
+        <w:numPr>
+          <w:ilvl w:val="0"/>
+          <w:numId w:val="26"/>
+        </w:numPr>
+      </w:pPr>
+      <w:r>
+        <w:t>Audit presentation finalization</w:t>
+      </w:r>
+    </w:p>
+    <w:p>
+      <w:pPr>
+        <w:pStyle w:val="NormalWeb"/>
+        <w:numPr>
+          <w:ilvl w:val="0"/>
+          <w:numId w:val="26"/>
+        </w:numPr>
+      </w:pPr>
+      <w:r>
+        <w:t>Machine process understanding (OD grinding and broaching)</w:t>
+      </w:r>
+    </w:p>
+    <w:p>
+      <w:pPr>
+        <w:pStyle w:val="NormalWeb"/>
+      </w:pPr>
+      <w:r>
+        <w:rPr>
+          <w:rStyle w:val="Strong"/>
+        </w:rPr>
+        <w:t>Technical Discipline</w:t>
+      </w:r>
+      <w:r>
+        <w:br/>
+        <w:t>• Accuracy and clarity were prioritized.</w:t>
+      </w:r>
+      <w:r>
+        <w:br/>
+        <w:t>• Offline-first and confidentiality constraints were preserved.</w:t>
+      </w:r>
+      <w:r>
+        <w:br/>
+        <w:t>• Work remained aligned with long-term system objectives.</w:t>
+      </w:r>
+    </w:p>
+    <w:p>
+      <w:pPr>
+        <w:pStyle w:val="NormalWeb"/>
+        <w:rPr>
+          <w:b/>
+          <w:sz w:val="36"/>
+          <w:szCs w:val="36"/>
+        </w:rPr>
+      </w:pPr>
+      <w:r>
+        <w:rPr>
+          <w:b/>
+          <w:sz w:val="36"/>
+          <w:szCs w:val="36"/>
+        </w:rPr>
+        <w:t>Day-18</w:t>
+      </w:r>
+      <w:r>
+        <w:rPr>
+          <w:b/>
+          <w:sz w:val="36"/>
+          <w:szCs w:val="36"/>
+        </w:rPr>
+        <w:t xml:space="preserve">                                           </w:t>
+      </w:r>
+      <w:r>
+        <w:rPr>
+          <w:b/>
+          <w:sz w:val="36"/>
+          <w:szCs w:val="36"/>
+        </w:rPr>
+        <w:t xml:space="preserve">                              30</w:t>
+      </w:r>
+      <w:r>
+        <w:rPr>
+          <w:b/>
+          <w:sz w:val="36"/>
+          <w:szCs w:val="36"/>
+        </w:rPr>
+        <w:t>/01/2025</w:t>
+      </w:r>
+    </w:p>
+    <w:p>
+      <w:pPr>
+        <w:pStyle w:val="Heading3"/>
+      </w:pPr>
+      <w:r>
+        <w:rPr>
+          <w:rStyle w:val="Strong"/>
+          <w:b/>
+          <w:bCs/>
+        </w:rPr>
+        <w:t>Day 18 Technical Summary</w:t>
+      </w:r>
+    </w:p>
+    <w:p>
+      <w:pPr>
+        <w:pStyle w:val="NormalWeb"/>
+      </w:pPr>
+      <w:r>
+        <w:t>• No frontend or backend code changes were introduced.</w:t>
+      </w:r>
+      <w:r>
+        <w:br/>
+        <w:t>• Technical focus was on:</w:t>
+      </w:r>
+    </w:p>
+    <w:p>
+      <w:pPr>
+        <w:pStyle w:val="NormalWeb"/>
+        <w:numPr>
+          <w:ilvl w:val="0"/>
+          <w:numId w:val="27"/>
+        </w:numPr>
+      </w:pPr>
+      <w:r>
+        <w:t>Operational energy data handling</w:t>
+      </w:r>
+    </w:p>
+    <w:p>
+      <w:pPr>
+        <w:pStyle w:val="NormalWeb"/>
+        <w:numPr>
+          <w:ilvl w:val="0"/>
+          <w:numId w:val="27"/>
+        </w:numPr>
+      </w:pPr>
+      <w:r>
+        <w:t>Power cost validation</w:t>
+      </w:r>
+    </w:p>
+    <w:p>
+      <w:pPr>
+        <w:pStyle w:val="NormalWeb"/>
+        <w:numPr>
+          <w:ilvl w:val="0"/>
+          <w:numId w:val="27"/>
+        </w:numPr>
+      </w:pPr>
+      <w:r>
+        <w:t>Audit PPT finalization (images, styling, fonts)</w:t>
+      </w:r>
+    </w:p>
+    <w:p>
+      <w:pPr>
+        <w:pStyle w:val="NormalWeb"/>
+        <w:numPr>
+          <w:ilvl w:val="0"/>
+          <w:numId w:val="27"/>
+        </w:numPr>
+      </w:pPr>
+      <w:r>
+        <w:t>Understanding PLC programming concepts</w:t>
+      </w:r>
+    </w:p>
+    <w:p>
+      <w:pPr>
+        <w:pStyle w:val="NormalWeb"/>
+      </w:pPr>
+      <w:r>
+        <w:rPr>
+          <w:rStyle w:val="Strong"/>
+        </w:rPr>
+        <w:t>Technical Discipline</w:t>
+      </w:r>
+      <w:r>
+        <w:br/>
+        <w:t>• Accuracy, clarity, and audit readiness were prioritized.</w:t>
+      </w:r>
+      <w:r>
+        <w:br/>
+        <w:t>• Offline-first and confidentiality constraints were maintained.</w:t>
+      </w:r>
+      <w:r>
+        <w:br/>
+        <w:t>• Work remained aligned with long-term system and analytics goals.</w:t>
+      </w:r>
+    </w:p>
+    <w:p>
+      <w:pPr>
+        <w:pStyle w:val="NormalWeb"/>
+      </w:pPr>
+    </w:p>
+    <w:p>
+      <w:pPr>
+        <w:pStyle w:val="NormalWeb"/>
+      </w:pPr>
+    </w:p>
+    <w:p>
+      <w:pPr>
+        <w:pStyle w:val="NormalWeb"/>
+      </w:pPr>
+    </w:p>
+    <w:p>
+      <w:pPr>
+        <w:pStyle w:val="NormalWeb"/>
+      </w:pPr>
+    </w:p>
+    <w:p>
+      <w:pPr>
+        <w:pStyle w:val="NormalWeb"/>
+      </w:pPr>
+    </w:p>
+    <w:p>
+      <w:pPr>
+        <w:pStyle w:val="NormalWeb"/>
+        <w:rPr>
+          <w:b/>
+          <w:sz w:val="36"/>
+          <w:szCs w:val="36"/>
+        </w:rPr>
+      </w:pPr>
+      <w:r>
+        <w:rPr>
+          <w:b/>
+          <w:sz w:val="36"/>
+          <w:szCs w:val="36"/>
+        </w:rPr>
+        <w:lastRenderedPageBreak/>
+        <w:t>Day-19</w:t>
+      </w:r>
+      <w:r>
+        <w:rPr>
+          <w:b/>
+          <w:sz w:val="36"/>
+          <w:szCs w:val="36"/>
+        </w:rPr>
+        <w:t xml:space="preserve">                                           </w:t>
+      </w:r>
+      <w:r>
+        <w:rPr>
+          <w:b/>
+          <w:sz w:val="36"/>
+          <w:szCs w:val="36"/>
+        </w:rPr>
+        <w:t xml:space="preserve">                              02/02</w:t>
+      </w:r>
+      <w:r>
+        <w:rPr>
+          <w:b/>
+          <w:sz w:val="36"/>
+          <w:szCs w:val="36"/>
+        </w:rPr>
+        <w:t>/2025</w:t>
+      </w:r>
+    </w:p>
+    <w:p>
+      <w:pPr>
+        <w:pStyle w:val="Heading3"/>
+      </w:pPr>
+      <w:r>
+        <w:rPr>
+          <w:rStyle w:val="Strong"/>
+          <w:b/>
+          <w:bCs/>
+        </w:rPr>
+        <w:t>Day 19 Technical Summary</w:t>
+      </w:r>
+    </w:p>
+    <w:p>
+      <w:pPr>
+        <w:pStyle w:val="NormalWeb"/>
+      </w:pPr>
+      <w:r>
+        <w:t>• No frontend or backend code changes were introduced.</w:t>
+      </w:r>
+      <w:r>
+        <w:br/>
+        <w:t>• Technical focus was on:</w:t>
+      </w:r>
+    </w:p>
+    <w:p>
+      <w:pPr>
+        <w:pStyle w:val="NormalWeb"/>
+        <w:numPr>
+          <w:ilvl w:val="0"/>
+          <w:numId w:val="28"/>
+        </w:numPr>
+      </w:pPr>
+      <w:r>
+        <w:t>Operational energy data handling</w:t>
+      </w:r>
+    </w:p>
+    <w:p>
+      <w:pPr>
+        <w:pStyle w:val="NormalWeb"/>
+        <w:numPr>
+          <w:ilvl w:val="0"/>
+          <w:numId w:val="28"/>
+        </w:numPr>
+      </w:pPr>
+      <w:r>
+        <w:t>Power cost validation</w:t>
+      </w:r>
+    </w:p>
+    <w:p>
+      <w:pPr>
+        <w:pStyle w:val="NormalWeb"/>
+        <w:numPr>
+          <w:ilvl w:val="0"/>
+          <w:numId w:val="28"/>
+        </w:numPr>
+      </w:pPr>
+      <w:r>
+        <w:t>Understanding Magnaflux testing systems</w:t>
+      </w:r>
+    </w:p>
+    <w:p>
+      <w:pPr>
+        <w:pStyle w:val="NormalWeb"/>
+        <w:numPr>
+          <w:ilvl w:val="0"/>
+          <w:numId w:val="28"/>
+        </w:numPr>
+      </w:pPr>
+      <w:r>
+        <w:t>Gaining insights into shaft line machines</w:t>
+      </w:r>
+    </w:p>
+    <w:p>
+      <w:pPr>
+        <w:pStyle w:val="NormalWeb"/>
+        <w:numPr>
+          <w:ilvl w:val="0"/>
+          <w:numId w:val="28"/>
+        </w:numPr>
+      </w:pPr>
+      <w:r>
+        <w:t>Expanding knowledge of PLC programming</w:t>
+      </w:r>
+    </w:p>
+    <w:p>
+      <w:pPr>
+        <w:pStyle w:val="NormalWeb"/>
+      </w:pPr>
+      <w:r>
+        <w:rPr>
+          <w:rStyle w:val="Strong"/>
+        </w:rPr>
+        <w:t>Technical Discipline</w:t>
+      </w:r>
+      <w:r>
+        <w:br/>
+        <w:t>• Accuracy and understanding were prioritized.</w:t>
+      </w:r>
+      <w:r>
+        <w:br/>
+        <w:t>• Offline-first and confidentiality constraints were maintained.</w:t>
+      </w:r>
+      <w:r>
+        <w:br/>
+        <w:t>• Activities remained aligned with long-term system and analytics goals.</w:t>
+      </w:r>
+    </w:p>
+    <w:p>
+      <w:pPr>
+        <w:pStyle w:val="NormalWeb"/>
+      </w:pPr>
+      <w:r>
+        <w:rPr>
+          <w:b/>
+          <w:sz w:val="36"/>
+          <w:szCs w:val="36"/>
+        </w:rPr>
+        <w:t>Day-20</w:t>
+      </w:r>
+      <w:r>
+        <w:rPr>
+          <w:b/>
+          <w:sz w:val="36"/>
+          <w:szCs w:val="36"/>
+        </w:rPr>
+        <w:t xml:space="preserve">                                           </w:t>
+      </w:r>
+      <w:r>
+        <w:rPr>
+          <w:b/>
+          <w:sz w:val="36"/>
+          <w:szCs w:val="36"/>
+        </w:rPr>
+        <w:t xml:space="preserve">                              03/02</w:t>
+      </w:r>
+      <w:r>
+        <w:rPr>
+          <w:b/>
+          <w:sz w:val="36"/>
+          <w:szCs w:val="36"/>
+        </w:rPr>
+        <w:t>/2025</w:t>
+      </w:r>
+    </w:p>
+    <w:p>
+      <w:pPr>
+        <w:pStyle w:val="Heading3"/>
+      </w:pPr>
+      <w:r>
+        <w:rPr>
+          <w:rStyle w:val="Strong"/>
+          <w:b/>
+          <w:bCs/>
+        </w:rPr>
+        <w:t>Day 20 Technical Summary</w:t>
+      </w:r>
+    </w:p>
+    <w:p>
+      <w:pPr>
+        <w:pStyle w:val="NormalWeb"/>
+      </w:pPr>
+      <w:r>
+        <w:t>• No frontend or backend code changes were introduced.</w:t>
+      </w:r>
+      <w:r>
+        <w:br/>
+        <w:t>• Technical focus was on:</w:t>
+      </w:r>
+    </w:p>
+    <w:p>
+      <w:pPr>
+        <w:pStyle w:val="NormalWeb"/>
+        <w:numPr>
+          <w:ilvl w:val="0"/>
+          <w:numId w:val="29"/>
+        </w:numPr>
+      </w:pPr>
+      <w:r>
+        <w:t>Operational energy data handling</w:t>
+      </w:r>
+    </w:p>
+    <w:p>
+      <w:pPr>
+        <w:pStyle w:val="NormalWeb"/>
+        <w:numPr>
+          <w:ilvl w:val="0"/>
+          <w:numId w:val="29"/>
+        </w:numPr>
+      </w:pPr>
+      <w:r>
+        <w:t>Power cost validation</w:t>
+      </w:r>
+    </w:p>
+    <w:p>
+      <w:pPr>
+        <w:pStyle w:val="NormalWeb"/>
+        <w:numPr>
+          <w:ilvl w:val="0"/>
+          <w:numId w:val="29"/>
+        </w:numPr>
+      </w:pPr>
+      <w:r>
+        <w:t>Understanding WF grinding machine operation</w:t>
+      </w:r>
+    </w:p>
+    <w:p>
+      <w:pPr>
+        <w:pStyle w:val="NormalWeb"/>
+        <w:numPr>
+          <w:ilvl w:val="0"/>
+          <w:numId w:val="29"/>
+        </w:numPr>
+      </w:pPr>
+      <w:r>
+        <w:t>Assisting in magnetic separator setup</w:t>
+      </w:r>
+    </w:p>
+    <w:p>
+      <w:pPr>
+        <w:pStyle w:val="NormalWeb"/>
+      </w:pPr>
+      <w:r>
+        <w:rPr>
+          <w:rStyle w:val="Strong"/>
+        </w:rPr>
+        <w:t>Technical Discipline</w:t>
+      </w:r>
+      <w:r>
+        <w:br/>
+        <w:t>• Accuracy, safety, and hands-on learning were prioritized.</w:t>
+      </w:r>
+      <w:r>
+        <w:br/>
+        <w:t>• Offline-first and confidentiality constraints were maintained.</w:t>
+      </w:r>
+      <w:r>
+        <w:br/>
+        <w:t>• Activities remained aligned with long-term system and analytics goals.</w:t>
+      </w:r>
+    </w:p>
+    <w:p>
+      <w:pPr>
+        <w:pStyle w:val="NormalWeb"/>
+        <w:rPr>
+          <w:b/>
+          <w:sz w:val="36"/>
+          <w:szCs w:val="36"/>
+        </w:rPr>
+      </w:pPr>
+    </w:p>
+    <w:p>
+      <w:pPr>
+        <w:pStyle w:val="NormalWeb"/>
+      </w:pPr>
+    </w:p>
+    <w:p>
+      <w:pPr>
+        <w:pStyle w:val="NormalWeb"/>
+        <w:rPr>
+          <w:sz w:val="36"/>
+          <w:szCs w:val="36"/>
+        </w:rPr>
+      </w:pPr>
+    </w:p>
+    <w:p>
+      <w:pPr>
+        <w:pStyle w:val="NormalWeb"/>
+        <w:rPr>
+          <w:sz w:val="36"/>
+          <w:szCs w:val="36"/>
+        </w:rPr>
+      </w:pPr>
+    </w:p>
+    <w:p>
+      <w:pPr>
+        <w:pStyle w:val="NormalWeb"/>
+        <w:rPr>
+          <w:b/>
+          <w:sz w:val="36"/>
+          <w:szCs w:val="36"/>
+        </w:rPr>
+      </w:pPr>
+      <w:r>
+        <w:rPr>
+          <w:b/>
+          <w:sz w:val="36"/>
+          <w:szCs w:val="36"/>
+        </w:rPr>
+        <w:lastRenderedPageBreak/>
+        <w:t>Day-21</w:t>
+      </w:r>
+      <w:r>
+        <w:rPr>
+          <w:b/>
+          <w:sz w:val="36"/>
+          <w:szCs w:val="36"/>
+        </w:rPr>
+        <w:t xml:space="preserve">                                           </w:t>
+      </w:r>
+      <w:r>
+        <w:rPr>
+          <w:b/>
+          <w:sz w:val="36"/>
+          <w:szCs w:val="36"/>
+        </w:rPr>
+        <w:t xml:space="preserve">                              05/02</w:t>
+      </w:r>
+      <w:r>
+        <w:rPr>
+          <w:b/>
+          <w:sz w:val="36"/>
+          <w:szCs w:val="36"/>
+        </w:rPr>
+        <w:t>/2025</w:t>
+      </w:r>
+    </w:p>
+    <w:p>
+      <w:pPr>
+        <w:pStyle w:val="Heading3"/>
+      </w:pPr>
+      <w:r>
+        <w:rPr>
+          <w:rStyle w:val="Strong"/>
+          <w:b/>
+          <w:bCs/>
+        </w:rPr>
+        <w:t>Day 21 – Daily Coding &amp; Technical Work</w:t>
+      </w:r>
+    </w:p>
+    <w:p>
+      <w:pPr>
+        <w:pStyle w:val="NormalWeb"/>
+      </w:pPr>
+      <w:r>
+        <w:rPr>
+          <w:rStyle w:val="Strong"/>
+        </w:rPr>
+        <w:t>Technical Tasks Completed:</w:t>
+      </w:r>
+    </w:p>
+    <w:p>
+      <w:pPr>
+        <w:pStyle w:val="NormalWeb"/>
+        <w:numPr>
+          <w:ilvl w:val="0"/>
+          <w:numId w:val="33"/>
+        </w:numPr>
+      </w:pPr>
+      <w:r>
+        <w:t xml:space="preserve">Configured </w:t>
+      </w:r>
+      <w:proofErr w:type="spellStart"/>
+      <w:r>
+        <w:t>Vite</w:t>
+      </w:r>
+      <w:proofErr w:type="spellEnd"/>
+      <w:r>
+        <w:t xml:space="preserve"> build for offline desktop compatibility.</w:t>
+      </w:r>
+    </w:p>
+    <w:p>
+      <w:pPr>
+        <w:pStyle w:val="NormalWeb"/>
+        <w:numPr>
+          <w:ilvl w:val="0"/>
+          <w:numId w:val="33"/>
+        </w:numPr>
+      </w:pPr>
+      <w:r>
+        <w:t>Implemented hash-based routing for stable navigation in desktop environment.</w:t>
+      </w:r>
+    </w:p>
+    <w:p>
+      <w:pPr>
+        <w:pStyle w:val="NormalWeb"/>
+        <w:numPr>
+          <w:ilvl w:val="0"/>
+          <w:numId w:val="33"/>
+        </w:numPr>
+      </w:pPr>
+      <w:r>
+        <w:t xml:space="preserve">Initialized </w:t>
+      </w:r>
+      <w:proofErr w:type="spellStart"/>
+      <w:r>
+        <w:t>DuckDB</w:t>
+      </w:r>
+      <w:proofErr w:type="spellEnd"/>
+      <w:r>
+        <w:t xml:space="preserve"> database and executed schema successfully.</w:t>
+      </w:r>
+    </w:p>
+    <w:p>
+      <w:pPr>
+        <w:pStyle w:val="NormalWeb"/>
+        <w:numPr>
+          <w:ilvl w:val="0"/>
+          <w:numId w:val="33"/>
+        </w:numPr>
+      </w:pPr>
+      <w:r>
+        <w:t>Verified IPC connectivity between frontend and backend.</w:t>
+      </w:r>
+    </w:p>
+    <w:p>
+      <w:pPr>
+        <w:pStyle w:val="NormalWeb"/>
+        <w:numPr>
+          <w:ilvl w:val="0"/>
+          <w:numId w:val="33"/>
+        </w:numPr>
+      </w:pPr>
+      <w:r>
+        <w:t xml:space="preserve">Debugged and resolved frontend rendering issues in PySide6 </w:t>
+      </w:r>
+      <w:proofErr w:type="spellStart"/>
+      <w:r>
+        <w:t>WebEngine</w:t>
+      </w:r>
+      <w:proofErr w:type="spellEnd"/>
+      <w:r>
+        <w:t>.</w:t>
+      </w:r>
+    </w:p>
+    <w:p>
+      <w:pPr>
+        <w:pStyle w:val="NormalWeb"/>
+      </w:pPr>
+      <w:r>
+        <w:rPr>
+          <w:rStyle w:val="Strong"/>
+        </w:rPr>
+        <w:t>Technical Challenges:</w:t>
+      </w:r>
+    </w:p>
+    <w:p>
+      <w:pPr>
+        <w:pStyle w:val="NormalWeb"/>
+        <w:numPr>
+          <w:ilvl w:val="0"/>
+          <w:numId w:val="34"/>
+        </w:numPr>
+      </w:pPr>
+      <w:r>
+        <w:t>Frontend UI initially failed to render due to routing and asset path conflicts.</w:t>
+      </w:r>
+    </w:p>
+    <w:p>
+      <w:pPr>
+        <w:pStyle w:val="NormalWeb"/>
+      </w:pPr>
+      <w:r>
+        <w:rPr>
+          <w:rStyle w:val="Strong"/>
+        </w:rPr>
+        <w:t>Resolution:</w:t>
+      </w:r>
+    </w:p>
+    <w:p>
+      <w:pPr>
+        <w:pStyle w:val="NormalWeb"/>
+        <w:numPr>
+          <w:ilvl w:val="0"/>
+          <w:numId w:val="35"/>
+        </w:numPr>
+      </w:pPr>
+      <w:r>
+        <w:t>Corrected build base path and routing strategy, resulting in successful UI rendering.</w:t>
+      </w:r>
       <w:bookmarkStart w:id="0" w:name="_GoBack"/>
       <w:bookmarkEnd w:id="0"/>
-    </w:p>
-    <w:p>
-      <w:pPr>
-        <w:pStyle w:val="NormalWeb"/>
-      </w:pPr>
     </w:p>
     <w:sectPr>
       <w:pgSz w:w="12240" w:h="15840"/>
@@ -5656,6 +6727,155 @@
 <file path=word/numbering.xml><?xml version="1.0" encoding="utf-8"?>
 <w:numbering xmlns:wpc="http://schemas.microsoft.com/office/word/2010/wordprocessingCanvas" xmlns:cx="http://schemas.microsoft.com/office/drawing/2014/chartex" xmlns:mc="http://schemas.openxmlformats.org/markup-compatibility/2006" xmlns:o="urn:schemas-microsoft-com:office:office" xmlns:r="http://schemas.openxmlformats.org/officeDocument/2006/relationships" xmlns:m="http://schemas.openxmlformats.org/officeDocument/2006/math" xmlns:v="urn:schemas-microsoft-com:vml" xmlns:wp14="http://schemas.microsoft.com/office/word/2010/wordprocessingDrawing" xmlns:wp="http://schemas.openxmlformats.org/drawingml/2006/wordprocessingDrawing" xmlns:w10="urn:schemas-microsoft-com:office:word" xmlns:w="http://schemas.openxmlformats.org/wordprocessingml/2006/main" xmlns:w14="http://schemas.microsoft.com/office/word/2010/wordml" xmlns:w15="http://schemas.microsoft.com/office/word/2012/wordml" xmlns:w16se="http://schemas.microsoft.com/office/word/2015/wordml/symex" xmlns:wpg="http://schemas.microsoft.com/office/word/2010/wordprocessingGroup" xmlns:wpi="http://schemas.microsoft.com/office/word/2010/wordprocessingInk" xmlns:wne="http://schemas.microsoft.com/office/word/2006/wordml" xmlns:wps="http://schemas.microsoft.com/office/word/2010/wordprocessingShape" mc:Ignorable="w14 w15 w16se wp14">
   <w:abstractNum w:abstractNumId="0" w15:restartNumberingAfterBreak="0">
+    <w:nsid w:val="03656BB2"/>
+    <w:multiLevelType w:val="multilevel"/>
+    <w:tmpl w:val="9DDCA890"/>
+    <w:lvl w:ilvl="0">
+      <w:start w:val="1"/>
+      <w:numFmt w:val="bullet"/>
+      <w:lvlText w:val=""/>
+      <w:lvlJc w:val="left"/>
+      <w:pPr>
+        <w:tabs>
+          <w:tab w:val="num" w:pos="720"/>
+        </w:tabs>
+        <w:ind w:left="720" w:hanging="360"/>
+      </w:pPr>
+      <w:rPr>
+        <w:rFonts w:ascii="Symbol" w:hAnsi="Symbol" w:hint="default"/>
+        <w:sz w:val="20"/>
+      </w:rPr>
+    </w:lvl>
+    <w:lvl w:ilvl="1" w:tentative="1">
+      <w:start w:val="1"/>
+      <w:numFmt w:val="bullet"/>
+      <w:lvlText w:val="o"/>
+      <w:lvlJc w:val="left"/>
+      <w:pPr>
+        <w:tabs>
+          <w:tab w:val="num" w:pos="1440"/>
+        </w:tabs>
+        <w:ind w:left="1440" w:hanging="360"/>
+      </w:pPr>
+      <w:rPr>
+        <w:rFonts w:ascii="Courier New" w:hAnsi="Courier New" w:hint="default"/>
+        <w:sz w:val="20"/>
+      </w:rPr>
+    </w:lvl>
+    <w:lvl w:ilvl="2" w:tentative="1">
+      <w:start w:val="1"/>
+      <w:numFmt w:val="bullet"/>
+      <w:lvlText w:val=""/>
+      <w:lvlJc w:val="left"/>
+      <w:pPr>
+        <w:tabs>
+          <w:tab w:val="num" w:pos="2160"/>
+        </w:tabs>
+        <w:ind w:left="2160" w:hanging="360"/>
+      </w:pPr>
+      <w:rPr>
+        <w:rFonts w:ascii="Wingdings" w:hAnsi="Wingdings" w:hint="default"/>
+        <w:sz w:val="20"/>
+      </w:rPr>
+    </w:lvl>
+    <w:lvl w:ilvl="3" w:tentative="1">
+      <w:start w:val="1"/>
+      <w:numFmt w:val="bullet"/>
+      <w:lvlText w:val=""/>
+      <w:lvlJc w:val="left"/>
+      <w:pPr>
+        <w:tabs>
+          <w:tab w:val="num" w:pos="2880"/>
+        </w:tabs>
+        <w:ind w:left="2880" w:hanging="360"/>
+      </w:pPr>
+      <w:rPr>
+        <w:rFonts w:ascii="Wingdings" w:hAnsi="Wingdings" w:hint="default"/>
+        <w:sz w:val="20"/>
+      </w:rPr>
+    </w:lvl>
+    <w:lvl w:ilvl="4" w:tentative="1">
+      <w:start w:val="1"/>
+      <w:numFmt w:val="bullet"/>
+      <w:lvlText w:val=""/>
+      <w:lvlJc w:val="left"/>
+      <w:pPr>
+        <w:tabs>
+          <w:tab w:val="num" w:pos="3600"/>
+        </w:tabs>
+        <w:ind w:left="3600" w:hanging="360"/>
+      </w:pPr>
+      <w:rPr>
+        <w:rFonts w:ascii="Wingdings" w:hAnsi="Wingdings" w:hint="default"/>
+        <w:sz w:val="20"/>
+      </w:rPr>
+    </w:lvl>
+    <w:lvl w:ilvl="5" w:tentative="1">
+      <w:start w:val="1"/>
+      <w:numFmt w:val="bullet"/>
+      <w:lvlText w:val=""/>
+      <w:lvlJc w:val="left"/>
+      <w:pPr>
+        <w:tabs>
+          <w:tab w:val="num" w:pos="4320"/>
+        </w:tabs>
+        <w:ind w:left="4320" w:hanging="360"/>
+      </w:pPr>
+      <w:rPr>
+        <w:rFonts w:ascii="Wingdings" w:hAnsi="Wingdings" w:hint="default"/>
+        <w:sz w:val="20"/>
+      </w:rPr>
+    </w:lvl>
+    <w:lvl w:ilvl="6" w:tentative="1">
+      <w:start w:val="1"/>
+      <w:numFmt w:val="bullet"/>
+      <w:lvlText w:val=""/>
+      <w:lvlJc w:val="left"/>
+      <w:pPr>
+        <w:tabs>
+          <w:tab w:val="num" w:pos="5040"/>
+        </w:tabs>
+        <w:ind w:left="5040" w:hanging="360"/>
+      </w:pPr>
+      <w:rPr>
+        <w:rFonts w:ascii="Wingdings" w:hAnsi="Wingdings" w:hint="default"/>
+        <w:sz w:val="20"/>
+      </w:rPr>
+    </w:lvl>
+    <w:lvl w:ilvl="7" w:tentative="1">
+      <w:start w:val="1"/>
+      <w:numFmt w:val="bullet"/>
+      <w:lvlText w:val=""/>
+      <w:lvlJc w:val="left"/>
+      <w:pPr>
+        <w:tabs>
+          <w:tab w:val="num" w:pos="5760"/>
+        </w:tabs>
+        <w:ind w:left="5760" w:hanging="360"/>
+      </w:pPr>
+      <w:rPr>
+        <w:rFonts w:ascii="Wingdings" w:hAnsi="Wingdings" w:hint="default"/>
+        <w:sz w:val="20"/>
+      </w:rPr>
+    </w:lvl>
+    <w:lvl w:ilvl="8" w:tentative="1">
+      <w:start w:val="1"/>
+      <w:numFmt w:val="bullet"/>
+      <w:lvlText w:val=""/>
+      <w:lvlJc w:val="left"/>
+      <w:pPr>
+        <w:tabs>
+          <w:tab w:val="num" w:pos="6480"/>
+        </w:tabs>
+        <w:ind w:left="6480" w:hanging="360"/>
+      </w:pPr>
+      <w:rPr>
+        <w:rFonts w:ascii="Wingdings" w:hAnsi="Wingdings" w:hint="default"/>
+        <w:sz w:val="20"/>
+      </w:rPr>
+    </w:lvl>
+  </w:abstractNum>
+  <w:abstractNum w:abstractNumId="1" w15:restartNumberingAfterBreak="0">
     <w:nsid w:val="03B037E9"/>
     <w:multiLevelType w:val="multilevel"/>
     <w:tmpl w:val="6DC6B1AA"/>
@@ -5804,7 +7024,7 @@
       </w:rPr>
     </w:lvl>
   </w:abstractNum>
-  <w:abstractNum w:abstractNumId="1" w15:restartNumberingAfterBreak="0">
+  <w:abstractNum w:abstractNumId="2" w15:restartNumberingAfterBreak="0">
     <w:nsid w:val="06563588"/>
     <w:multiLevelType w:val="multilevel"/>
     <w:tmpl w:val="9DDED7F2"/>
@@ -5953,7 +7173,305 @@
       </w:rPr>
     </w:lvl>
   </w:abstractNum>
-  <w:abstractNum w:abstractNumId="2" w15:restartNumberingAfterBreak="0">
+  <w:abstractNum w:abstractNumId="3" w15:restartNumberingAfterBreak="0">
+    <w:nsid w:val="076D017C"/>
+    <w:multiLevelType w:val="multilevel"/>
+    <w:tmpl w:val="39C23854"/>
+    <w:lvl w:ilvl="0">
+      <w:start w:val="1"/>
+      <w:numFmt w:val="bullet"/>
+      <w:lvlText w:val=""/>
+      <w:lvlJc w:val="left"/>
+      <w:pPr>
+        <w:tabs>
+          <w:tab w:val="num" w:pos="720"/>
+        </w:tabs>
+        <w:ind w:left="720" w:hanging="360"/>
+      </w:pPr>
+      <w:rPr>
+        <w:rFonts w:ascii="Symbol" w:hAnsi="Symbol" w:hint="default"/>
+        <w:sz w:val="20"/>
+      </w:rPr>
+    </w:lvl>
+    <w:lvl w:ilvl="1" w:tentative="1">
+      <w:start w:val="1"/>
+      <w:numFmt w:val="bullet"/>
+      <w:lvlText w:val="o"/>
+      <w:lvlJc w:val="left"/>
+      <w:pPr>
+        <w:tabs>
+          <w:tab w:val="num" w:pos="1440"/>
+        </w:tabs>
+        <w:ind w:left="1440" w:hanging="360"/>
+      </w:pPr>
+      <w:rPr>
+        <w:rFonts w:ascii="Courier New" w:hAnsi="Courier New" w:hint="default"/>
+        <w:sz w:val="20"/>
+      </w:rPr>
+    </w:lvl>
+    <w:lvl w:ilvl="2" w:tentative="1">
+      <w:start w:val="1"/>
+      <w:numFmt w:val="bullet"/>
+      <w:lvlText w:val=""/>
+      <w:lvlJc w:val="left"/>
+      <w:pPr>
+        <w:tabs>
+          <w:tab w:val="num" w:pos="2160"/>
+        </w:tabs>
+        <w:ind w:left="2160" w:hanging="360"/>
+      </w:pPr>
+      <w:rPr>
+        <w:rFonts w:ascii="Wingdings" w:hAnsi="Wingdings" w:hint="default"/>
+        <w:sz w:val="20"/>
+      </w:rPr>
+    </w:lvl>
+    <w:lvl w:ilvl="3" w:tentative="1">
+      <w:start w:val="1"/>
+      <w:numFmt w:val="bullet"/>
+      <w:lvlText w:val=""/>
+      <w:lvlJc w:val="left"/>
+      <w:pPr>
+        <w:tabs>
+          <w:tab w:val="num" w:pos="2880"/>
+        </w:tabs>
+        <w:ind w:left="2880" w:hanging="360"/>
+      </w:pPr>
+      <w:rPr>
+        <w:rFonts w:ascii="Wingdings" w:hAnsi="Wingdings" w:hint="default"/>
+        <w:sz w:val="20"/>
+      </w:rPr>
+    </w:lvl>
+    <w:lvl w:ilvl="4" w:tentative="1">
+      <w:start w:val="1"/>
+      <w:numFmt w:val="bullet"/>
+      <w:lvlText w:val=""/>
+      <w:lvlJc w:val="left"/>
+      <w:pPr>
+        <w:tabs>
+          <w:tab w:val="num" w:pos="3600"/>
+        </w:tabs>
+        <w:ind w:left="3600" w:hanging="360"/>
+      </w:pPr>
+      <w:rPr>
+        <w:rFonts w:ascii="Wingdings" w:hAnsi="Wingdings" w:hint="default"/>
+        <w:sz w:val="20"/>
+      </w:rPr>
+    </w:lvl>
+    <w:lvl w:ilvl="5" w:tentative="1">
+      <w:start w:val="1"/>
+      <w:numFmt w:val="bullet"/>
+      <w:lvlText w:val=""/>
+      <w:lvlJc w:val="left"/>
+      <w:pPr>
+        <w:tabs>
+          <w:tab w:val="num" w:pos="4320"/>
+        </w:tabs>
+        <w:ind w:left="4320" w:hanging="360"/>
+      </w:pPr>
+      <w:rPr>
+        <w:rFonts w:ascii="Wingdings" w:hAnsi="Wingdings" w:hint="default"/>
+        <w:sz w:val="20"/>
+      </w:rPr>
+    </w:lvl>
+    <w:lvl w:ilvl="6" w:tentative="1">
+      <w:start w:val="1"/>
+      <w:numFmt w:val="bullet"/>
+      <w:lvlText w:val=""/>
+      <w:lvlJc w:val="left"/>
+      <w:pPr>
+        <w:tabs>
+          <w:tab w:val="num" w:pos="5040"/>
+        </w:tabs>
+        <w:ind w:left="5040" w:hanging="360"/>
+      </w:pPr>
+      <w:rPr>
+        <w:rFonts w:ascii="Wingdings" w:hAnsi="Wingdings" w:hint="default"/>
+        <w:sz w:val="20"/>
+      </w:rPr>
+    </w:lvl>
+    <w:lvl w:ilvl="7" w:tentative="1">
+      <w:start w:val="1"/>
+      <w:numFmt w:val="bullet"/>
+      <w:lvlText w:val=""/>
+      <w:lvlJc w:val="left"/>
+      <w:pPr>
+        <w:tabs>
+          <w:tab w:val="num" w:pos="5760"/>
+        </w:tabs>
+        <w:ind w:left="5760" w:hanging="360"/>
+      </w:pPr>
+      <w:rPr>
+        <w:rFonts w:ascii="Wingdings" w:hAnsi="Wingdings" w:hint="default"/>
+        <w:sz w:val="20"/>
+      </w:rPr>
+    </w:lvl>
+    <w:lvl w:ilvl="8" w:tentative="1">
+      <w:start w:val="1"/>
+      <w:numFmt w:val="bullet"/>
+      <w:lvlText w:val=""/>
+      <w:lvlJc w:val="left"/>
+      <w:pPr>
+        <w:tabs>
+          <w:tab w:val="num" w:pos="6480"/>
+        </w:tabs>
+        <w:ind w:left="6480" w:hanging="360"/>
+      </w:pPr>
+      <w:rPr>
+        <w:rFonts w:ascii="Wingdings" w:hAnsi="Wingdings" w:hint="default"/>
+        <w:sz w:val="20"/>
+      </w:rPr>
+    </w:lvl>
+  </w:abstractNum>
+  <w:abstractNum w:abstractNumId="4" w15:restartNumberingAfterBreak="0">
+    <w:nsid w:val="09E721CA"/>
+    <w:multiLevelType w:val="multilevel"/>
+    <w:tmpl w:val="03682DFC"/>
+    <w:lvl w:ilvl="0">
+      <w:start w:val="1"/>
+      <w:numFmt w:val="bullet"/>
+      <w:lvlText w:val=""/>
+      <w:lvlJc w:val="left"/>
+      <w:pPr>
+        <w:tabs>
+          <w:tab w:val="num" w:pos="720"/>
+        </w:tabs>
+        <w:ind w:left="720" w:hanging="360"/>
+      </w:pPr>
+      <w:rPr>
+        <w:rFonts w:ascii="Symbol" w:hAnsi="Symbol" w:hint="default"/>
+        <w:sz w:val="20"/>
+      </w:rPr>
+    </w:lvl>
+    <w:lvl w:ilvl="1" w:tentative="1">
+      <w:start w:val="1"/>
+      <w:numFmt w:val="bullet"/>
+      <w:lvlText w:val="o"/>
+      <w:lvlJc w:val="left"/>
+      <w:pPr>
+        <w:tabs>
+          <w:tab w:val="num" w:pos="1440"/>
+        </w:tabs>
+        <w:ind w:left="1440" w:hanging="360"/>
+      </w:pPr>
+      <w:rPr>
+        <w:rFonts w:ascii="Courier New" w:hAnsi="Courier New" w:hint="default"/>
+        <w:sz w:val="20"/>
+      </w:rPr>
+    </w:lvl>
+    <w:lvl w:ilvl="2" w:tentative="1">
+      <w:start w:val="1"/>
+      <w:numFmt w:val="bullet"/>
+      <w:lvlText w:val=""/>
+      <w:lvlJc w:val="left"/>
+      <w:pPr>
+        <w:tabs>
+          <w:tab w:val="num" w:pos="2160"/>
+        </w:tabs>
+        <w:ind w:left="2160" w:hanging="360"/>
+      </w:pPr>
+      <w:rPr>
+        <w:rFonts w:ascii="Wingdings" w:hAnsi="Wingdings" w:hint="default"/>
+        <w:sz w:val="20"/>
+      </w:rPr>
+    </w:lvl>
+    <w:lvl w:ilvl="3" w:tentative="1">
+      <w:start w:val="1"/>
+      <w:numFmt w:val="bullet"/>
+      <w:lvlText w:val=""/>
+      <w:lvlJc w:val="left"/>
+      <w:pPr>
+        <w:tabs>
+          <w:tab w:val="num" w:pos="2880"/>
+        </w:tabs>
+        <w:ind w:left="2880" w:hanging="360"/>
+      </w:pPr>
+      <w:rPr>
+        <w:rFonts w:ascii="Wingdings" w:hAnsi="Wingdings" w:hint="default"/>
+        <w:sz w:val="20"/>
+      </w:rPr>
+    </w:lvl>
+    <w:lvl w:ilvl="4" w:tentative="1">
+      <w:start w:val="1"/>
+      <w:numFmt w:val="bullet"/>
+      <w:lvlText w:val=""/>
+      <w:lvlJc w:val="left"/>
+      <w:pPr>
+        <w:tabs>
+          <w:tab w:val="num" w:pos="3600"/>
+        </w:tabs>
+        <w:ind w:left="3600" w:hanging="360"/>
+      </w:pPr>
+      <w:rPr>
+        <w:rFonts w:ascii="Wingdings" w:hAnsi="Wingdings" w:hint="default"/>
+        <w:sz w:val="20"/>
+      </w:rPr>
+    </w:lvl>
+    <w:lvl w:ilvl="5" w:tentative="1">
+      <w:start w:val="1"/>
+      <w:numFmt w:val="bullet"/>
+      <w:lvlText w:val=""/>
+      <w:lvlJc w:val="left"/>
+      <w:pPr>
+        <w:tabs>
+          <w:tab w:val="num" w:pos="4320"/>
+        </w:tabs>
+        <w:ind w:left="4320" w:hanging="360"/>
+      </w:pPr>
+      <w:rPr>
+        <w:rFonts w:ascii="Wingdings" w:hAnsi="Wingdings" w:hint="default"/>
+        <w:sz w:val="20"/>
+      </w:rPr>
+    </w:lvl>
+    <w:lvl w:ilvl="6" w:tentative="1">
+      <w:start w:val="1"/>
+      <w:numFmt w:val="bullet"/>
+      <w:lvlText w:val=""/>
+      <w:lvlJc w:val="left"/>
+      <w:pPr>
+        <w:tabs>
+          <w:tab w:val="num" w:pos="5040"/>
+        </w:tabs>
+        <w:ind w:left="5040" w:hanging="360"/>
+      </w:pPr>
+      <w:rPr>
+        <w:rFonts w:ascii="Wingdings" w:hAnsi="Wingdings" w:hint="default"/>
+        <w:sz w:val="20"/>
+      </w:rPr>
+    </w:lvl>
+    <w:lvl w:ilvl="7" w:tentative="1">
+      <w:start w:val="1"/>
+      <w:numFmt w:val="bullet"/>
+      <w:lvlText w:val=""/>
+      <w:lvlJc w:val="left"/>
+      <w:pPr>
+        <w:tabs>
+          <w:tab w:val="num" w:pos="5760"/>
+        </w:tabs>
+        <w:ind w:left="5760" w:hanging="360"/>
+      </w:pPr>
+      <w:rPr>
+        <w:rFonts w:ascii="Wingdings" w:hAnsi="Wingdings" w:hint="default"/>
+        <w:sz w:val="20"/>
+      </w:rPr>
+    </w:lvl>
+    <w:lvl w:ilvl="8" w:tentative="1">
+      <w:start w:val="1"/>
+      <w:numFmt w:val="bullet"/>
+      <w:lvlText w:val=""/>
+      <w:lvlJc w:val="left"/>
+      <w:pPr>
+        <w:tabs>
+          <w:tab w:val="num" w:pos="6480"/>
+        </w:tabs>
+        <w:ind w:left="6480" w:hanging="360"/>
+      </w:pPr>
+      <w:rPr>
+        <w:rFonts w:ascii="Wingdings" w:hAnsi="Wingdings" w:hint="default"/>
+        <w:sz w:val="20"/>
+      </w:rPr>
+    </w:lvl>
+  </w:abstractNum>
+  <w:abstractNum w:abstractNumId="5" w15:restartNumberingAfterBreak="0">
     <w:nsid w:val="0F5E45FA"/>
     <w:multiLevelType w:val="multilevel"/>
     <w:tmpl w:val="B7D4AEE0"/>
@@ -6102,7 +7620,156 @@
       </w:rPr>
     </w:lvl>
   </w:abstractNum>
-  <w:abstractNum w:abstractNumId="3" w15:restartNumberingAfterBreak="0">
+  <w:abstractNum w:abstractNumId="6" w15:restartNumberingAfterBreak="0">
+    <w:nsid w:val="0F7D6E72"/>
+    <w:multiLevelType w:val="multilevel"/>
+    <w:tmpl w:val="CD40B99C"/>
+    <w:lvl w:ilvl="0">
+      <w:start w:val="1"/>
+      <w:numFmt w:val="bullet"/>
+      <w:lvlText w:val=""/>
+      <w:lvlJc w:val="left"/>
+      <w:pPr>
+        <w:tabs>
+          <w:tab w:val="num" w:pos="720"/>
+        </w:tabs>
+        <w:ind w:left="720" w:hanging="360"/>
+      </w:pPr>
+      <w:rPr>
+        <w:rFonts w:ascii="Symbol" w:hAnsi="Symbol" w:hint="default"/>
+        <w:sz w:val="20"/>
+      </w:rPr>
+    </w:lvl>
+    <w:lvl w:ilvl="1" w:tentative="1">
+      <w:start w:val="1"/>
+      <w:numFmt w:val="bullet"/>
+      <w:lvlText w:val="o"/>
+      <w:lvlJc w:val="left"/>
+      <w:pPr>
+        <w:tabs>
+          <w:tab w:val="num" w:pos="1440"/>
+        </w:tabs>
+        <w:ind w:left="1440" w:hanging="360"/>
+      </w:pPr>
+      <w:rPr>
+        <w:rFonts w:ascii="Courier New" w:hAnsi="Courier New" w:hint="default"/>
+        <w:sz w:val="20"/>
+      </w:rPr>
+    </w:lvl>
+    <w:lvl w:ilvl="2" w:tentative="1">
+      <w:start w:val="1"/>
+      <w:numFmt w:val="bullet"/>
+      <w:lvlText w:val=""/>
+      <w:lvlJc w:val="left"/>
+      <w:pPr>
+        <w:tabs>
+          <w:tab w:val="num" w:pos="2160"/>
+        </w:tabs>
+        <w:ind w:left="2160" w:hanging="360"/>
+      </w:pPr>
+      <w:rPr>
+        <w:rFonts w:ascii="Wingdings" w:hAnsi="Wingdings" w:hint="default"/>
+        <w:sz w:val="20"/>
+      </w:rPr>
+    </w:lvl>
+    <w:lvl w:ilvl="3" w:tentative="1">
+      <w:start w:val="1"/>
+      <w:numFmt w:val="bullet"/>
+      <w:lvlText w:val=""/>
+      <w:lvlJc w:val="left"/>
+      <w:pPr>
+        <w:tabs>
+          <w:tab w:val="num" w:pos="2880"/>
+        </w:tabs>
+        <w:ind w:left="2880" w:hanging="360"/>
+      </w:pPr>
+      <w:rPr>
+        <w:rFonts w:ascii="Wingdings" w:hAnsi="Wingdings" w:hint="default"/>
+        <w:sz w:val="20"/>
+      </w:rPr>
+    </w:lvl>
+    <w:lvl w:ilvl="4" w:tentative="1">
+      <w:start w:val="1"/>
+      <w:numFmt w:val="bullet"/>
+      <w:lvlText w:val=""/>
+      <w:lvlJc w:val="left"/>
+      <w:pPr>
+        <w:tabs>
+          <w:tab w:val="num" w:pos="3600"/>
+        </w:tabs>
+        <w:ind w:left="3600" w:hanging="360"/>
+      </w:pPr>
+      <w:rPr>
+        <w:rFonts w:ascii="Wingdings" w:hAnsi="Wingdings" w:hint="default"/>
+        <w:sz w:val="20"/>
+      </w:rPr>
+    </w:lvl>
+    <w:lvl w:ilvl="5" w:tentative="1">
+      <w:start w:val="1"/>
+      <w:numFmt w:val="bullet"/>
+      <w:lvlText w:val=""/>
+      <w:lvlJc w:val="left"/>
+      <w:pPr>
+        <w:tabs>
+          <w:tab w:val="num" w:pos="4320"/>
+        </w:tabs>
+        <w:ind w:left="4320" w:hanging="360"/>
+      </w:pPr>
+      <w:rPr>
+        <w:rFonts w:ascii="Wingdings" w:hAnsi="Wingdings" w:hint="default"/>
+        <w:sz w:val="20"/>
+      </w:rPr>
+    </w:lvl>
+    <w:lvl w:ilvl="6" w:tentative="1">
+      <w:start w:val="1"/>
+      <w:numFmt w:val="bullet"/>
+      <w:lvlText w:val=""/>
+      <w:lvlJc w:val="left"/>
+      <w:pPr>
+        <w:tabs>
+          <w:tab w:val="num" w:pos="5040"/>
+        </w:tabs>
+        <w:ind w:left="5040" w:hanging="360"/>
+      </w:pPr>
+      <w:rPr>
+        <w:rFonts w:ascii="Wingdings" w:hAnsi="Wingdings" w:hint="default"/>
+        <w:sz w:val="20"/>
+      </w:rPr>
+    </w:lvl>
+    <w:lvl w:ilvl="7" w:tentative="1">
+      <w:start w:val="1"/>
+      <w:numFmt w:val="bullet"/>
+      <w:lvlText w:val=""/>
+      <w:lvlJc w:val="left"/>
+      <w:pPr>
+        <w:tabs>
+          <w:tab w:val="num" w:pos="5760"/>
+        </w:tabs>
+        <w:ind w:left="5760" w:hanging="360"/>
+      </w:pPr>
+      <w:rPr>
+        <w:rFonts w:ascii="Wingdings" w:hAnsi="Wingdings" w:hint="default"/>
+        <w:sz w:val="20"/>
+      </w:rPr>
+    </w:lvl>
+    <w:lvl w:ilvl="8" w:tentative="1">
+      <w:start w:val="1"/>
+      <w:numFmt w:val="bullet"/>
+      <w:lvlText w:val=""/>
+      <w:lvlJc w:val="left"/>
+      <w:pPr>
+        <w:tabs>
+          <w:tab w:val="num" w:pos="6480"/>
+        </w:tabs>
+        <w:ind w:left="6480" w:hanging="360"/>
+      </w:pPr>
+      <w:rPr>
+        <w:rFonts w:ascii="Wingdings" w:hAnsi="Wingdings" w:hint="default"/>
+        <w:sz w:val="20"/>
+      </w:rPr>
+    </w:lvl>
+  </w:abstractNum>
+  <w:abstractNum w:abstractNumId="7" w15:restartNumberingAfterBreak="0">
     <w:nsid w:val="104F63ED"/>
     <w:multiLevelType w:val="multilevel"/>
     <w:tmpl w:val="81565D46"/>
@@ -6251,7 +7918,7 @@
       </w:rPr>
     </w:lvl>
   </w:abstractNum>
-  <w:abstractNum w:abstractNumId="4" w15:restartNumberingAfterBreak="0">
+  <w:abstractNum w:abstractNumId="8" w15:restartNumberingAfterBreak="0">
     <w:nsid w:val="1C3010FD"/>
     <w:multiLevelType w:val="multilevel"/>
     <w:tmpl w:val="E3B2E942"/>
@@ -6400,7 +8067,156 @@
       </w:rPr>
     </w:lvl>
   </w:abstractNum>
-  <w:abstractNum w:abstractNumId="5" w15:restartNumberingAfterBreak="0">
+  <w:abstractNum w:abstractNumId="9" w15:restartNumberingAfterBreak="0">
+    <w:nsid w:val="216E4151"/>
+    <w:multiLevelType w:val="multilevel"/>
+    <w:tmpl w:val="E36E6D9E"/>
+    <w:lvl w:ilvl="0">
+      <w:start w:val="1"/>
+      <w:numFmt w:val="bullet"/>
+      <w:lvlText w:val=""/>
+      <w:lvlJc w:val="left"/>
+      <w:pPr>
+        <w:tabs>
+          <w:tab w:val="num" w:pos="720"/>
+        </w:tabs>
+        <w:ind w:left="720" w:hanging="360"/>
+      </w:pPr>
+      <w:rPr>
+        <w:rFonts w:ascii="Symbol" w:hAnsi="Symbol" w:hint="default"/>
+        <w:sz w:val="20"/>
+      </w:rPr>
+    </w:lvl>
+    <w:lvl w:ilvl="1" w:tentative="1">
+      <w:start w:val="1"/>
+      <w:numFmt w:val="bullet"/>
+      <w:lvlText w:val="o"/>
+      <w:lvlJc w:val="left"/>
+      <w:pPr>
+        <w:tabs>
+          <w:tab w:val="num" w:pos="1440"/>
+        </w:tabs>
+        <w:ind w:left="1440" w:hanging="360"/>
+      </w:pPr>
+      <w:rPr>
+        <w:rFonts w:ascii="Courier New" w:hAnsi="Courier New" w:hint="default"/>
+        <w:sz w:val="20"/>
+      </w:rPr>
+    </w:lvl>
+    <w:lvl w:ilvl="2" w:tentative="1">
+      <w:start w:val="1"/>
+      <w:numFmt w:val="bullet"/>
+      <w:lvlText w:val=""/>
+      <w:lvlJc w:val="left"/>
+      <w:pPr>
+        <w:tabs>
+          <w:tab w:val="num" w:pos="2160"/>
+        </w:tabs>
+        <w:ind w:left="2160" w:hanging="360"/>
+      </w:pPr>
+      <w:rPr>
+        <w:rFonts w:ascii="Wingdings" w:hAnsi="Wingdings" w:hint="default"/>
+        <w:sz w:val="20"/>
+      </w:rPr>
+    </w:lvl>
+    <w:lvl w:ilvl="3" w:tentative="1">
+      <w:start w:val="1"/>
+      <w:numFmt w:val="bullet"/>
+      <w:lvlText w:val=""/>
+      <w:lvlJc w:val="left"/>
+      <w:pPr>
+        <w:tabs>
+          <w:tab w:val="num" w:pos="2880"/>
+        </w:tabs>
+        <w:ind w:left="2880" w:hanging="360"/>
+      </w:pPr>
+      <w:rPr>
+        <w:rFonts w:ascii="Wingdings" w:hAnsi="Wingdings" w:hint="default"/>
+        <w:sz w:val="20"/>
+      </w:rPr>
+    </w:lvl>
+    <w:lvl w:ilvl="4" w:tentative="1">
+      <w:start w:val="1"/>
+      <w:numFmt w:val="bullet"/>
+      <w:lvlText w:val=""/>
+      <w:lvlJc w:val="left"/>
+      <w:pPr>
+        <w:tabs>
+          <w:tab w:val="num" w:pos="3600"/>
+        </w:tabs>
+        <w:ind w:left="3600" w:hanging="360"/>
+      </w:pPr>
+      <w:rPr>
+        <w:rFonts w:ascii="Wingdings" w:hAnsi="Wingdings" w:hint="default"/>
+        <w:sz w:val="20"/>
+      </w:rPr>
+    </w:lvl>
+    <w:lvl w:ilvl="5" w:tentative="1">
+      <w:start w:val="1"/>
+      <w:numFmt w:val="bullet"/>
+      <w:lvlText w:val=""/>
+      <w:lvlJc w:val="left"/>
+      <w:pPr>
+        <w:tabs>
+          <w:tab w:val="num" w:pos="4320"/>
+        </w:tabs>
+        <w:ind w:left="4320" w:hanging="360"/>
+      </w:pPr>
+      <w:rPr>
+        <w:rFonts w:ascii="Wingdings" w:hAnsi="Wingdings" w:hint="default"/>
+        <w:sz w:val="20"/>
+      </w:rPr>
+    </w:lvl>
+    <w:lvl w:ilvl="6" w:tentative="1">
+      <w:start w:val="1"/>
+      <w:numFmt w:val="bullet"/>
+      <w:lvlText w:val=""/>
+      <w:lvlJc w:val="left"/>
+      <w:pPr>
+        <w:tabs>
+          <w:tab w:val="num" w:pos="5040"/>
+        </w:tabs>
+        <w:ind w:left="5040" w:hanging="360"/>
+      </w:pPr>
+      <w:rPr>
+        <w:rFonts w:ascii="Wingdings" w:hAnsi="Wingdings" w:hint="default"/>
+        <w:sz w:val="20"/>
+      </w:rPr>
+    </w:lvl>
+    <w:lvl w:ilvl="7" w:tentative="1">
+      <w:start w:val="1"/>
+      <w:numFmt w:val="bullet"/>
+      <w:lvlText w:val=""/>
+      <w:lvlJc w:val="left"/>
+      <w:pPr>
+        <w:tabs>
+          <w:tab w:val="num" w:pos="5760"/>
+        </w:tabs>
+        <w:ind w:left="5760" w:hanging="360"/>
+      </w:pPr>
+      <w:rPr>
+        <w:rFonts w:ascii="Wingdings" w:hAnsi="Wingdings" w:hint="default"/>
+        <w:sz w:val="20"/>
+      </w:rPr>
+    </w:lvl>
+    <w:lvl w:ilvl="8" w:tentative="1">
+      <w:start w:val="1"/>
+      <w:numFmt w:val="bullet"/>
+      <w:lvlText w:val=""/>
+      <w:lvlJc w:val="left"/>
+      <w:pPr>
+        <w:tabs>
+          <w:tab w:val="num" w:pos="6480"/>
+        </w:tabs>
+        <w:ind w:left="6480" w:hanging="360"/>
+      </w:pPr>
+      <w:rPr>
+        <w:rFonts w:ascii="Wingdings" w:hAnsi="Wingdings" w:hint="default"/>
+        <w:sz w:val="20"/>
+      </w:rPr>
+    </w:lvl>
+  </w:abstractNum>
+  <w:abstractNum w:abstractNumId="10" w15:restartNumberingAfterBreak="0">
     <w:nsid w:val="22F95B83"/>
     <w:multiLevelType w:val="multilevel"/>
     <w:tmpl w:val="D6483452"/>
@@ -6549,7 +8365,156 @@
       </w:rPr>
     </w:lvl>
   </w:abstractNum>
-  <w:abstractNum w:abstractNumId="6" w15:restartNumberingAfterBreak="0">
+  <w:abstractNum w:abstractNumId="11" w15:restartNumberingAfterBreak="0">
+    <w:nsid w:val="285A3401"/>
+    <w:multiLevelType w:val="multilevel"/>
+    <w:tmpl w:val="6CB24262"/>
+    <w:lvl w:ilvl="0">
+      <w:start w:val="1"/>
+      <w:numFmt w:val="bullet"/>
+      <w:lvlText w:val=""/>
+      <w:lvlJc w:val="left"/>
+      <w:pPr>
+        <w:tabs>
+          <w:tab w:val="num" w:pos="720"/>
+        </w:tabs>
+        <w:ind w:left="720" w:hanging="360"/>
+      </w:pPr>
+      <w:rPr>
+        <w:rFonts w:ascii="Symbol" w:hAnsi="Symbol" w:hint="default"/>
+        <w:sz w:val="20"/>
+      </w:rPr>
+    </w:lvl>
+    <w:lvl w:ilvl="1" w:tentative="1">
+      <w:start w:val="1"/>
+      <w:numFmt w:val="bullet"/>
+      <w:lvlText w:val="o"/>
+      <w:lvlJc w:val="left"/>
+      <w:pPr>
+        <w:tabs>
+          <w:tab w:val="num" w:pos="1440"/>
+        </w:tabs>
+        <w:ind w:left="1440" w:hanging="360"/>
+      </w:pPr>
+      <w:rPr>
+        <w:rFonts w:ascii="Courier New" w:hAnsi="Courier New" w:hint="default"/>
+        <w:sz w:val="20"/>
+      </w:rPr>
+    </w:lvl>
+    <w:lvl w:ilvl="2" w:tentative="1">
+      <w:start w:val="1"/>
+      <w:numFmt w:val="bullet"/>
+      <w:lvlText w:val=""/>
+      <w:lvlJc w:val="left"/>
+      <w:pPr>
+        <w:tabs>
+          <w:tab w:val="num" w:pos="2160"/>
+        </w:tabs>
+        <w:ind w:left="2160" w:hanging="360"/>
+      </w:pPr>
+      <w:rPr>
+        <w:rFonts w:ascii="Wingdings" w:hAnsi="Wingdings" w:hint="default"/>
+        <w:sz w:val="20"/>
+      </w:rPr>
+    </w:lvl>
+    <w:lvl w:ilvl="3" w:tentative="1">
+      <w:start w:val="1"/>
+      <w:numFmt w:val="bullet"/>
+      <w:lvlText w:val=""/>
+      <w:lvlJc w:val="left"/>
+      <w:pPr>
+        <w:tabs>
+          <w:tab w:val="num" w:pos="2880"/>
+        </w:tabs>
+        <w:ind w:left="2880" w:hanging="360"/>
+      </w:pPr>
+      <w:rPr>
+        <w:rFonts w:ascii="Wingdings" w:hAnsi="Wingdings" w:hint="default"/>
+        <w:sz w:val="20"/>
+      </w:rPr>
+    </w:lvl>
+    <w:lvl w:ilvl="4" w:tentative="1">
+      <w:start w:val="1"/>
+      <w:numFmt w:val="bullet"/>
+      <w:lvlText w:val=""/>
+      <w:lvlJc w:val="left"/>
+      <w:pPr>
+        <w:tabs>
+          <w:tab w:val="num" w:pos="3600"/>
+        </w:tabs>
+        <w:ind w:left="3600" w:hanging="360"/>
+      </w:pPr>
+      <w:rPr>
+        <w:rFonts w:ascii="Wingdings" w:hAnsi="Wingdings" w:hint="default"/>
+        <w:sz w:val="20"/>
+      </w:rPr>
+    </w:lvl>
+    <w:lvl w:ilvl="5" w:tentative="1">
+      <w:start w:val="1"/>
+      <w:numFmt w:val="bullet"/>
+      <w:lvlText w:val=""/>
+      <w:lvlJc w:val="left"/>
+      <w:pPr>
+        <w:tabs>
+          <w:tab w:val="num" w:pos="4320"/>
+        </w:tabs>
+        <w:ind w:left="4320" w:hanging="360"/>
+      </w:pPr>
+      <w:rPr>
+        <w:rFonts w:ascii="Wingdings" w:hAnsi="Wingdings" w:hint="default"/>
+        <w:sz w:val="20"/>
+      </w:rPr>
+    </w:lvl>
+    <w:lvl w:ilvl="6" w:tentative="1">
+      <w:start w:val="1"/>
+      <w:numFmt w:val="bullet"/>
+      <w:lvlText w:val=""/>
+      <w:lvlJc w:val="left"/>
+      <w:pPr>
+        <w:tabs>
+          <w:tab w:val="num" w:pos="5040"/>
+        </w:tabs>
+        <w:ind w:left="5040" w:hanging="360"/>
+      </w:pPr>
+      <w:rPr>
+        <w:rFonts w:ascii="Wingdings" w:hAnsi="Wingdings" w:hint="default"/>
+        <w:sz w:val="20"/>
+      </w:rPr>
+    </w:lvl>
+    <w:lvl w:ilvl="7" w:tentative="1">
+      <w:start w:val="1"/>
+      <w:numFmt w:val="bullet"/>
+      <w:lvlText w:val=""/>
+      <w:lvlJc w:val="left"/>
+      <w:pPr>
+        <w:tabs>
+          <w:tab w:val="num" w:pos="5760"/>
+        </w:tabs>
+        <w:ind w:left="5760" w:hanging="360"/>
+      </w:pPr>
+      <w:rPr>
+        <w:rFonts w:ascii="Wingdings" w:hAnsi="Wingdings" w:hint="default"/>
+        <w:sz w:val="20"/>
+      </w:rPr>
+    </w:lvl>
+    <w:lvl w:ilvl="8" w:tentative="1">
+      <w:start w:val="1"/>
+      <w:numFmt w:val="bullet"/>
+      <w:lvlText w:val=""/>
+      <w:lvlJc w:val="left"/>
+      <w:pPr>
+        <w:tabs>
+          <w:tab w:val="num" w:pos="6480"/>
+        </w:tabs>
+        <w:ind w:left="6480" w:hanging="360"/>
+      </w:pPr>
+      <w:rPr>
+        <w:rFonts w:ascii="Wingdings" w:hAnsi="Wingdings" w:hint="default"/>
+        <w:sz w:val="20"/>
+      </w:rPr>
+    </w:lvl>
+  </w:abstractNum>
+  <w:abstractNum w:abstractNumId="12" w15:restartNumberingAfterBreak="0">
     <w:nsid w:val="29F254C3"/>
     <w:multiLevelType w:val="multilevel"/>
     <w:tmpl w:val="F2BEF54E"/>
@@ -6698,7 +8663,7 @@
       </w:rPr>
     </w:lvl>
   </w:abstractNum>
-  <w:abstractNum w:abstractNumId="7" w15:restartNumberingAfterBreak="0">
+  <w:abstractNum w:abstractNumId="13" w15:restartNumberingAfterBreak="0">
     <w:nsid w:val="2A3C04B2"/>
     <w:multiLevelType w:val="hybridMultilevel"/>
     <w:tmpl w:val="B546AEBC"/>
@@ -6811,7 +8776,7 @@
       </w:rPr>
     </w:lvl>
   </w:abstractNum>
-  <w:abstractNum w:abstractNumId="8" w15:restartNumberingAfterBreak="0">
+  <w:abstractNum w:abstractNumId="14" w15:restartNumberingAfterBreak="0">
     <w:nsid w:val="2A6E67BD"/>
     <w:multiLevelType w:val="multilevel"/>
     <w:tmpl w:val="2E5AA62C"/>
@@ -6960,7 +8925,7 @@
       </w:rPr>
     </w:lvl>
   </w:abstractNum>
-  <w:abstractNum w:abstractNumId="9" w15:restartNumberingAfterBreak="0">
+  <w:abstractNum w:abstractNumId="15" w15:restartNumberingAfterBreak="0">
     <w:nsid w:val="312A6436"/>
     <w:multiLevelType w:val="multilevel"/>
     <w:tmpl w:val="9000F46C"/>
@@ -7109,7 +9074,7 @@
       </w:rPr>
     </w:lvl>
   </w:abstractNum>
-  <w:abstractNum w:abstractNumId="10" w15:restartNumberingAfterBreak="0">
+  <w:abstractNum w:abstractNumId="16" w15:restartNumberingAfterBreak="0">
     <w:nsid w:val="39414323"/>
     <w:multiLevelType w:val="multilevel"/>
     <w:tmpl w:val="A8AE9378"/>
@@ -7258,7 +9223,305 @@
       </w:rPr>
     </w:lvl>
   </w:abstractNum>
-  <w:abstractNum w:abstractNumId="11" w15:restartNumberingAfterBreak="0">
+  <w:abstractNum w:abstractNumId="17" w15:restartNumberingAfterBreak="0">
+    <w:nsid w:val="3E91016E"/>
+    <w:multiLevelType w:val="multilevel"/>
+    <w:tmpl w:val="095ED8AA"/>
+    <w:lvl w:ilvl="0">
+      <w:start w:val="1"/>
+      <w:numFmt w:val="bullet"/>
+      <w:lvlText w:val=""/>
+      <w:lvlJc w:val="left"/>
+      <w:pPr>
+        <w:tabs>
+          <w:tab w:val="num" w:pos="720"/>
+        </w:tabs>
+        <w:ind w:left="720" w:hanging="360"/>
+      </w:pPr>
+      <w:rPr>
+        <w:rFonts w:ascii="Symbol" w:hAnsi="Symbol" w:hint="default"/>
+        <w:sz w:val="20"/>
+      </w:rPr>
+    </w:lvl>
+    <w:lvl w:ilvl="1" w:tentative="1">
+      <w:start w:val="1"/>
+      <w:numFmt w:val="bullet"/>
+      <w:lvlText w:val="o"/>
+      <w:lvlJc w:val="left"/>
+      <w:pPr>
+        <w:tabs>
+          <w:tab w:val="num" w:pos="1440"/>
+        </w:tabs>
+        <w:ind w:left="1440" w:hanging="360"/>
+      </w:pPr>
+      <w:rPr>
+        <w:rFonts w:ascii="Courier New" w:hAnsi="Courier New" w:hint="default"/>
+        <w:sz w:val="20"/>
+      </w:rPr>
+    </w:lvl>
+    <w:lvl w:ilvl="2" w:tentative="1">
+      <w:start w:val="1"/>
+      <w:numFmt w:val="bullet"/>
+      <w:lvlText w:val=""/>
+      <w:lvlJc w:val="left"/>
+      <w:pPr>
+        <w:tabs>
+          <w:tab w:val="num" w:pos="2160"/>
+        </w:tabs>
+        <w:ind w:left="2160" w:hanging="360"/>
+      </w:pPr>
+      <w:rPr>
+        <w:rFonts w:ascii="Wingdings" w:hAnsi="Wingdings" w:hint="default"/>
+        <w:sz w:val="20"/>
+      </w:rPr>
+    </w:lvl>
+    <w:lvl w:ilvl="3" w:tentative="1">
+      <w:start w:val="1"/>
+      <w:numFmt w:val="bullet"/>
+      <w:lvlText w:val=""/>
+      <w:lvlJc w:val="left"/>
+      <w:pPr>
+        <w:tabs>
+          <w:tab w:val="num" w:pos="2880"/>
+        </w:tabs>
+        <w:ind w:left="2880" w:hanging="360"/>
+      </w:pPr>
+      <w:rPr>
+        <w:rFonts w:ascii="Wingdings" w:hAnsi="Wingdings" w:hint="default"/>
+        <w:sz w:val="20"/>
+      </w:rPr>
+    </w:lvl>
+    <w:lvl w:ilvl="4" w:tentative="1">
+      <w:start w:val="1"/>
+      <w:numFmt w:val="bullet"/>
+      <w:lvlText w:val=""/>
+      <w:lvlJc w:val="left"/>
+      <w:pPr>
+        <w:tabs>
+          <w:tab w:val="num" w:pos="3600"/>
+        </w:tabs>
+        <w:ind w:left="3600" w:hanging="360"/>
+      </w:pPr>
+      <w:rPr>
+        <w:rFonts w:ascii="Wingdings" w:hAnsi="Wingdings" w:hint="default"/>
+        <w:sz w:val="20"/>
+      </w:rPr>
+    </w:lvl>
+    <w:lvl w:ilvl="5" w:tentative="1">
+      <w:start w:val="1"/>
+      <w:numFmt w:val="bullet"/>
+      <w:lvlText w:val=""/>
+      <w:lvlJc w:val="left"/>
+      <w:pPr>
+        <w:tabs>
+          <w:tab w:val="num" w:pos="4320"/>
+        </w:tabs>
+        <w:ind w:left="4320" w:hanging="360"/>
+      </w:pPr>
+      <w:rPr>
+        <w:rFonts w:ascii="Wingdings" w:hAnsi="Wingdings" w:hint="default"/>
+        <w:sz w:val="20"/>
+      </w:rPr>
+    </w:lvl>
+    <w:lvl w:ilvl="6" w:tentative="1">
+      <w:start w:val="1"/>
+      <w:numFmt w:val="bullet"/>
+      <w:lvlText w:val=""/>
+      <w:lvlJc w:val="left"/>
+      <w:pPr>
+        <w:tabs>
+          <w:tab w:val="num" w:pos="5040"/>
+        </w:tabs>
+        <w:ind w:left="5040" w:hanging="360"/>
+      </w:pPr>
+      <w:rPr>
+        <w:rFonts w:ascii="Wingdings" w:hAnsi="Wingdings" w:hint="default"/>
+        <w:sz w:val="20"/>
+      </w:rPr>
+    </w:lvl>
+    <w:lvl w:ilvl="7" w:tentative="1">
+      <w:start w:val="1"/>
+      <w:numFmt w:val="bullet"/>
+      <w:lvlText w:val=""/>
+      <w:lvlJc w:val="left"/>
+      <w:pPr>
+        <w:tabs>
+          <w:tab w:val="num" w:pos="5760"/>
+        </w:tabs>
+        <w:ind w:left="5760" w:hanging="360"/>
+      </w:pPr>
+      <w:rPr>
+        <w:rFonts w:ascii="Wingdings" w:hAnsi="Wingdings" w:hint="default"/>
+        <w:sz w:val="20"/>
+      </w:rPr>
+    </w:lvl>
+    <w:lvl w:ilvl="8" w:tentative="1">
+      <w:start w:val="1"/>
+      <w:numFmt w:val="bullet"/>
+      <w:lvlText w:val=""/>
+      <w:lvlJc w:val="left"/>
+      <w:pPr>
+        <w:tabs>
+          <w:tab w:val="num" w:pos="6480"/>
+        </w:tabs>
+        <w:ind w:left="6480" w:hanging="360"/>
+      </w:pPr>
+      <w:rPr>
+        <w:rFonts w:ascii="Wingdings" w:hAnsi="Wingdings" w:hint="default"/>
+        <w:sz w:val="20"/>
+      </w:rPr>
+    </w:lvl>
+  </w:abstractNum>
+  <w:abstractNum w:abstractNumId="18" w15:restartNumberingAfterBreak="0">
+    <w:nsid w:val="3EAF78B0"/>
+    <w:multiLevelType w:val="multilevel"/>
+    <w:tmpl w:val="B47CAD80"/>
+    <w:lvl w:ilvl="0">
+      <w:start w:val="1"/>
+      <w:numFmt w:val="bullet"/>
+      <w:lvlText w:val=""/>
+      <w:lvlJc w:val="left"/>
+      <w:pPr>
+        <w:tabs>
+          <w:tab w:val="num" w:pos="720"/>
+        </w:tabs>
+        <w:ind w:left="720" w:hanging="360"/>
+      </w:pPr>
+      <w:rPr>
+        <w:rFonts w:ascii="Symbol" w:hAnsi="Symbol" w:hint="default"/>
+        <w:sz w:val="20"/>
+      </w:rPr>
+    </w:lvl>
+    <w:lvl w:ilvl="1" w:tentative="1">
+      <w:start w:val="1"/>
+      <w:numFmt w:val="bullet"/>
+      <w:lvlText w:val="o"/>
+      <w:lvlJc w:val="left"/>
+      <w:pPr>
+        <w:tabs>
+          <w:tab w:val="num" w:pos="1440"/>
+        </w:tabs>
+        <w:ind w:left="1440" w:hanging="360"/>
+      </w:pPr>
+      <w:rPr>
+        <w:rFonts w:ascii="Courier New" w:hAnsi="Courier New" w:hint="default"/>
+        <w:sz w:val="20"/>
+      </w:rPr>
+    </w:lvl>
+    <w:lvl w:ilvl="2" w:tentative="1">
+      <w:start w:val="1"/>
+      <w:numFmt w:val="bullet"/>
+      <w:lvlText w:val=""/>
+      <w:lvlJc w:val="left"/>
+      <w:pPr>
+        <w:tabs>
+          <w:tab w:val="num" w:pos="2160"/>
+        </w:tabs>
+        <w:ind w:left="2160" w:hanging="360"/>
+      </w:pPr>
+      <w:rPr>
+        <w:rFonts w:ascii="Wingdings" w:hAnsi="Wingdings" w:hint="default"/>
+        <w:sz w:val="20"/>
+      </w:rPr>
+    </w:lvl>
+    <w:lvl w:ilvl="3" w:tentative="1">
+      <w:start w:val="1"/>
+      <w:numFmt w:val="bullet"/>
+      <w:lvlText w:val=""/>
+      <w:lvlJc w:val="left"/>
+      <w:pPr>
+        <w:tabs>
+          <w:tab w:val="num" w:pos="2880"/>
+        </w:tabs>
+        <w:ind w:left="2880" w:hanging="360"/>
+      </w:pPr>
+      <w:rPr>
+        <w:rFonts w:ascii="Wingdings" w:hAnsi="Wingdings" w:hint="default"/>
+        <w:sz w:val="20"/>
+      </w:rPr>
+    </w:lvl>
+    <w:lvl w:ilvl="4" w:tentative="1">
+      <w:start w:val="1"/>
+      <w:numFmt w:val="bullet"/>
+      <w:lvlText w:val=""/>
+      <w:lvlJc w:val="left"/>
+      <w:pPr>
+        <w:tabs>
+          <w:tab w:val="num" w:pos="3600"/>
+        </w:tabs>
+        <w:ind w:left="3600" w:hanging="360"/>
+      </w:pPr>
+      <w:rPr>
+        <w:rFonts w:ascii="Wingdings" w:hAnsi="Wingdings" w:hint="default"/>
+        <w:sz w:val="20"/>
+      </w:rPr>
+    </w:lvl>
+    <w:lvl w:ilvl="5" w:tentative="1">
+      <w:start w:val="1"/>
+      <w:numFmt w:val="bullet"/>
+      <w:lvlText w:val=""/>
+      <w:lvlJc w:val="left"/>
+      <w:pPr>
+        <w:tabs>
+          <w:tab w:val="num" w:pos="4320"/>
+        </w:tabs>
+        <w:ind w:left="4320" w:hanging="360"/>
+      </w:pPr>
+      <w:rPr>
+        <w:rFonts w:ascii="Wingdings" w:hAnsi="Wingdings" w:hint="default"/>
+        <w:sz w:val="20"/>
+      </w:rPr>
+    </w:lvl>
+    <w:lvl w:ilvl="6" w:tentative="1">
+      <w:start w:val="1"/>
+      <w:numFmt w:val="bullet"/>
+      <w:lvlText w:val=""/>
+      <w:lvlJc w:val="left"/>
+      <w:pPr>
+        <w:tabs>
+          <w:tab w:val="num" w:pos="5040"/>
+        </w:tabs>
+        <w:ind w:left="5040" w:hanging="360"/>
+      </w:pPr>
+      <w:rPr>
+        <w:rFonts w:ascii="Wingdings" w:hAnsi="Wingdings" w:hint="default"/>
+        <w:sz w:val="20"/>
+      </w:rPr>
+    </w:lvl>
+    <w:lvl w:ilvl="7" w:tentative="1">
+      <w:start w:val="1"/>
+      <w:numFmt w:val="bullet"/>
+      <w:lvlText w:val=""/>
+      <w:lvlJc w:val="left"/>
+      <w:pPr>
+        <w:tabs>
+          <w:tab w:val="num" w:pos="5760"/>
+        </w:tabs>
+        <w:ind w:left="5760" w:hanging="360"/>
+      </w:pPr>
+      <w:rPr>
+        <w:rFonts w:ascii="Wingdings" w:hAnsi="Wingdings" w:hint="default"/>
+        <w:sz w:val="20"/>
+      </w:rPr>
+    </w:lvl>
+    <w:lvl w:ilvl="8" w:tentative="1">
+      <w:start w:val="1"/>
+      <w:numFmt w:val="bullet"/>
+      <w:lvlText w:val=""/>
+      <w:lvlJc w:val="left"/>
+      <w:pPr>
+        <w:tabs>
+          <w:tab w:val="num" w:pos="6480"/>
+        </w:tabs>
+        <w:ind w:left="6480" w:hanging="360"/>
+      </w:pPr>
+      <w:rPr>
+        <w:rFonts w:ascii="Wingdings" w:hAnsi="Wingdings" w:hint="default"/>
+        <w:sz w:val="20"/>
+      </w:rPr>
+    </w:lvl>
+  </w:abstractNum>
+  <w:abstractNum w:abstractNumId="19" w15:restartNumberingAfterBreak="0">
     <w:nsid w:val="46463CB5"/>
     <w:multiLevelType w:val="multilevel"/>
     <w:tmpl w:val="4E7AF214"/>
@@ -7407,7 +9670,7 @@
       </w:rPr>
     </w:lvl>
   </w:abstractNum>
-  <w:abstractNum w:abstractNumId="12" w15:restartNumberingAfterBreak="0">
+  <w:abstractNum w:abstractNumId="20" w15:restartNumberingAfterBreak="0">
     <w:nsid w:val="464D3C80"/>
     <w:multiLevelType w:val="multilevel"/>
     <w:tmpl w:val="7E588BBA"/>
@@ -7556,7 +9819,7 @@
       </w:rPr>
     </w:lvl>
   </w:abstractNum>
-  <w:abstractNum w:abstractNumId="13" w15:restartNumberingAfterBreak="0">
+  <w:abstractNum w:abstractNumId="21" w15:restartNumberingAfterBreak="0">
     <w:nsid w:val="490764F6"/>
     <w:multiLevelType w:val="multilevel"/>
     <w:tmpl w:val="EF92443A"/>
@@ -7705,7 +9968,305 @@
       </w:rPr>
     </w:lvl>
   </w:abstractNum>
-  <w:abstractNum w:abstractNumId="14" w15:restartNumberingAfterBreak="0">
+  <w:abstractNum w:abstractNumId="22" w15:restartNumberingAfterBreak="0">
+    <w:nsid w:val="4C8F5902"/>
+    <w:multiLevelType w:val="multilevel"/>
+    <w:tmpl w:val="DCE86138"/>
+    <w:lvl w:ilvl="0">
+      <w:start w:val="1"/>
+      <w:numFmt w:val="bullet"/>
+      <w:lvlText w:val=""/>
+      <w:lvlJc w:val="left"/>
+      <w:pPr>
+        <w:tabs>
+          <w:tab w:val="num" w:pos="720"/>
+        </w:tabs>
+        <w:ind w:left="720" w:hanging="360"/>
+      </w:pPr>
+      <w:rPr>
+        <w:rFonts w:ascii="Symbol" w:hAnsi="Symbol" w:hint="default"/>
+        <w:sz w:val="20"/>
+      </w:rPr>
+    </w:lvl>
+    <w:lvl w:ilvl="1" w:tentative="1">
+      <w:start w:val="1"/>
+      <w:numFmt w:val="bullet"/>
+      <w:lvlText w:val="o"/>
+      <w:lvlJc w:val="left"/>
+      <w:pPr>
+        <w:tabs>
+          <w:tab w:val="num" w:pos="1440"/>
+        </w:tabs>
+        <w:ind w:left="1440" w:hanging="360"/>
+      </w:pPr>
+      <w:rPr>
+        <w:rFonts w:ascii="Courier New" w:hAnsi="Courier New" w:hint="default"/>
+        <w:sz w:val="20"/>
+      </w:rPr>
+    </w:lvl>
+    <w:lvl w:ilvl="2" w:tentative="1">
+      <w:start w:val="1"/>
+      <w:numFmt w:val="bullet"/>
+      <w:lvlText w:val=""/>
+      <w:lvlJc w:val="left"/>
+      <w:pPr>
+        <w:tabs>
+          <w:tab w:val="num" w:pos="2160"/>
+        </w:tabs>
+        <w:ind w:left="2160" w:hanging="360"/>
+      </w:pPr>
+      <w:rPr>
+        <w:rFonts w:ascii="Wingdings" w:hAnsi="Wingdings" w:hint="default"/>
+        <w:sz w:val="20"/>
+      </w:rPr>
+    </w:lvl>
+    <w:lvl w:ilvl="3" w:tentative="1">
+      <w:start w:val="1"/>
+      <w:numFmt w:val="bullet"/>
+      <w:lvlText w:val=""/>
+      <w:lvlJc w:val="left"/>
+      <w:pPr>
+        <w:tabs>
+          <w:tab w:val="num" w:pos="2880"/>
+        </w:tabs>
+        <w:ind w:left="2880" w:hanging="360"/>
+      </w:pPr>
+      <w:rPr>
+        <w:rFonts w:ascii="Wingdings" w:hAnsi="Wingdings" w:hint="default"/>
+        <w:sz w:val="20"/>
+      </w:rPr>
+    </w:lvl>
+    <w:lvl w:ilvl="4" w:tentative="1">
+      <w:start w:val="1"/>
+      <w:numFmt w:val="bullet"/>
+      <w:lvlText w:val=""/>
+      <w:lvlJc w:val="left"/>
+      <w:pPr>
+        <w:tabs>
+          <w:tab w:val="num" w:pos="3600"/>
+        </w:tabs>
+        <w:ind w:left="3600" w:hanging="360"/>
+      </w:pPr>
+      <w:rPr>
+        <w:rFonts w:ascii="Wingdings" w:hAnsi="Wingdings" w:hint="default"/>
+        <w:sz w:val="20"/>
+      </w:rPr>
+    </w:lvl>
+    <w:lvl w:ilvl="5" w:tentative="1">
+      <w:start w:val="1"/>
+      <w:numFmt w:val="bullet"/>
+      <w:lvlText w:val=""/>
+      <w:lvlJc w:val="left"/>
+      <w:pPr>
+        <w:tabs>
+          <w:tab w:val="num" w:pos="4320"/>
+        </w:tabs>
+        <w:ind w:left="4320" w:hanging="360"/>
+      </w:pPr>
+      <w:rPr>
+        <w:rFonts w:ascii="Wingdings" w:hAnsi="Wingdings" w:hint="default"/>
+        <w:sz w:val="20"/>
+      </w:rPr>
+    </w:lvl>
+    <w:lvl w:ilvl="6" w:tentative="1">
+      <w:start w:val="1"/>
+      <w:numFmt w:val="bullet"/>
+      <w:lvlText w:val=""/>
+      <w:lvlJc w:val="left"/>
+      <w:pPr>
+        <w:tabs>
+          <w:tab w:val="num" w:pos="5040"/>
+        </w:tabs>
+        <w:ind w:left="5040" w:hanging="360"/>
+      </w:pPr>
+      <w:rPr>
+        <w:rFonts w:ascii="Wingdings" w:hAnsi="Wingdings" w:hint="default"/>
+        <w:sz w:val="20"/>
+      </w:rPr>
+    </w:lvl>
+    <w:lvl w:ilvl="7" w:tentative="1">
+      <w:start w:val="1"/>
+      <w:numFmt w:val="bullet"/>
+      <w:lvlText w:val=""/>
+      <w:lvlJc w:val="left"/>
+      <w:pPr>
+        <w:tabs>
+          <w:tab w:val="num" w:pos="5760"/>
+        </w:tabs>
+        <w:ind w:left="5760" w:hanging="360"/>
+      </w:pPr>
+      <w:rPr>
+        <w:rFonts w:ascii="Wingdings" w:hAnsi="Wingdings" w:hint="default"/>
+        <w:sz w:val="20"/>
+      </w:rPr>
+    </w:lvl>
+    <w:lvl w:ilvl="8" w:tentative="1">
+      <w:start w:val="1"/>
+      <w:numFmt w:val="bullet"/>
+      <w:lvlText w:val=""/>
+      <w:lvlJc w:val="left"/>
+      <w:pPr>
+        <w:tabs>
+          <w:tab w:val="num" w:pos="6480"/>
+        </w:tabs>
+        <w:ind w:left="6480" w:hanging="360"/>
+      </w:pPr>
+      <w:rPr>
+        <w:rFonts w:ascii="Wingdings" w:hAnsi="Wingdings" w:hint="default"/>
+        <w:sz w:val="20"/>
+      </w:rPr>
+    </w:lvl>
+  </w:abstractNum>
+  <w:abstractNum w:abstractNumId="23" w15:restartNumberingAfterBreak="0">
+    <w:nsid w:val="548947AF"/>
+    <w:multiLevelType w:val="multilevel"/>
+    <w:tmpl w:val="9CE80C98"/>
+    <w:lvl w:ilvl="0">
+      <w:start w:val="1"/>
+      <w:numFmt w:val="bullet"/>
+      <w:lvlText w:val=""/>
+      <w:lvlJc w:val="left"/>
+      <w:pPr>
+        <w:tabs>
+          <w:tab w:val="num" w:pos="720"/>
+        </w:tabs>
+        <w:ind w:left="720" w:hanging="360"/>
+      </w:pPr>
+      <w:rPr>
+        <w:rFonts w:ascii="Symbol" w:hAnsi="Symbol" w:hint="default"/>
+        <w:sz w:val="20"/>
+      </w:rPr>
+    </w:lvl>
+    <w:lvl w:ilvl="1" w:tentative="1">
+      <w:start w:val="1"/>
+      <w:numFmt w:val="bullet"/>
+      <w:lvlText w:val="o"/>
+      <w:lvlJc w:val="left"/>
+      <w:pPr>
+        <w:tabs>
+          <w:tab w:val="num" w:pos="1440"/>
+        </w:tabs>
+        <w:ind w:left="1440" w:hanging="360"/>
+      </w:pPr>
+      <w:rPr>
+        <w:rFonts w:ascii="Courier New" w:hAnsi="Courier New" w:hint="default"/>
+        <w:sz w:val="20"/>
+      </w:rPr>
+    </w:lvl>
+    <w:lvl w:ilvl="2" w:tentative="1">
+      <w:start w:val="1"/>
+      <w:numFmt w:val="bullet"/>
+      <w:lvlText w:val=""/>
+      <w:lvlJc w:val="left"/>
+      <w:pPr>
+        <w:tabs>
+          <w:tab w:val="num" w:pos="2160"/>
+        </w:tabs>
+        <w:ind w:left="2160" w:hanging="360"/>
+      </w:pPr>
+      <w:rPr>
+        <w:rFonts w:ascii="Wingdings" w:hAnsi="Wingdings" w:hint="default"/>
+        <w:sz w:val="20"/>
+      </w:rPr>
+    </w:lvl>
+    <w:lvl w:ilvl="3" w:tentative="1">
+      <w:start w:val="1"/>
+      <w:numFmt w:val="bullet"/>
+      <w:lvlText w:val=""/>
+      <w:lvlJc w:val="left"/>
+      <w:pPr>
+        <w:tabs>
+          <w:tab w:val="num" w:pos="2880"/>
+        </w:tabs>
+        <w:ind w:left="2880" w:hanging="360"/>
+      </w:pPr>
+      <w:rPr>
+        <w:rFonts w:ascii="Wingdings" w:hAnsi="Wingdings" w:hint="default"/>
+        <w:sz w:val="20"/>
+      </w:rPr>
+    </w:lvl>
+    <w:lvl w:ilvl="4" w:tentative="1">
+      <w:start w:val="1"/>
+      <w:numFmt w:val="bullet"/>
+      <w:lvlText w:val=""/>
+      <w:lvlJc w:val="left"/>
+      <w:pPr>
+        <w:tabs>
+          <w:tab w:val="num" w:pos="3600"/>
+        </w:tabs>
+        <w:ind w:left="3600" w:hanging="360"/>
+      </w:pPr>
+      <w:rPr>
+        <w:rFonts w:ascii="Wingdings" w:hAnsi="Wingdings" w:hint="default"/>
+        <w:sz w:val="20"/>
+      </w:rPr>
+    </w:lvl>
+    <w:lvl w:ilvl="5" w:tentative="1">
+      <w:start w:val="1"/>
+      <w:numFmt w:val="bullet"/>
+      <w:lvlText w:val=""/>
+      <w:lvlJc w:val="left"/>
+      <w:pPr>
+        <w:tabs>
+          <w:tab w:val="num" w:pos="4320"/>
+        </w:tabs>
+        <w:ind w:left="4320" w:hanging="360"/>
+      </w:pPr>
+      <w:rPr>
+        <w:rFonts w:ascii="Wingdings" w:hAnsi="Wingdings" w:hint="default"/>
+        <w:sz w:val="20"/>
+      </w:rPr>
+    </w:lvl>
+    <w:lvl w:ilvl="6" w:tentative="1">
+      <w:start w:val="1"/>
+      <w:numFmt w:val="bullet"/>
+      <w:lvlText w:val=""/>
+      <w:lvlJc w:val="left"/>
+      <w:pPr>
+        <w:tabs>
+          <w:tab w:val="num" w:pos="5040"/>
+        </w:tabs>
+        <w:ind w:left="5040" w:hanging="360"/>
+      </w:pPr>
+      <w:rPr>
+        <w:rFonts w:ascii="Wingdings" w:hAnsi="Wingdings" w:hint="default"/>
+        <w:sz w:val="20"/>
+      </w:rPr>
+    </w:lvl>
+    <w:lvl w:ilvl="7" w:tentative="1">
+      <w:start w:val="1"/>
+      <w:numFmt w:val="bullet"/>
+      <w:lvlText w:val=""/>
+      <w:lvlJc w:val="left"/>
+      <w:pPr>
+        <w:tabs>
+          <w:tab w:val="num" w:pos="5760"/>
+        </w:tabs>
+        <w:ind w:left="5760" w:hanging="360"/>
+      </w:pPr>
+      <w:rPr>
+        <w:rFonts w:ascii="Wingdings" w:hAnsi="Wingdings" w:hint="default"/>
+        <w:sz w:val="20"/>
+      </w:rPr>
+    </w:lvl>
+    <w:lvl w:ilvl="8" w:tentative="1">
+      <w:start w:val="1"/>
+      <w:numFmt w:val="bullet"/>
+      <w:lvlText w:val=""/>
+      <w:lvlJc w:val="left"/>
+      <w:pPr>
+        <w:tabs>
+          <w:tab w:val="num" w:pos="6480"/>
+        </w:tabs>
+        <w:ind w:left="6480" w:hanging="360"/>
+      </w:pPr>
+      <w:rPr>
+        <w:rFonts w:ascii="Wingdings" w:hAnsi="Wingdings" w:hint="default"/>
+        <w:sz w:val="20"/>
+      </w:rPr>
+    </w:lvl>
+  </w:abstractNum>
+  <w:abstractNum w:abstractNumId="24" w15:restartNumberingAfterBreak="0">
     <w:nsid w:val="56CA53EF"/>
     <w:multiLevelType w:val="multilevel"/>
     <w:tmpl w:val="84FE6970"/>
@@ -7854,7 +10415,156 @@
       </w:rPr>
     </w:lvl>
   </w:abstractNum>
-  <w:abstractNum w:abstractNumId="15" w15:restartNumberingAfterBreak="0">
+  <w:abstractNum w:abstractNumId="25" w15:restartNumberingAfterBreak="0">
+    <w:nsid w:val="58A9018C"/>
+    <w:multiLevelType w:val="multilevel"/>
+    <w:tmpl w:val="315E6C52"/>
+    <w:lvl w:ilvl="0">
+      <w:start w:val="1"/>
+      <w:numFmt w:val="bullet"/>
+      <w:lvlText w:val=""/>
+      <w:lvlJc w:val="left"/>
+      <w:pPr>
+        <w:tabs>
+          <w:tab w:val="num" w:pos="720"/>
+        </w:tabs>
+        <w:ind w:left="720" w:hanging="360"/>
+      </w:pPr>
+      <w:rPr>
+        <w:rFonts w:ascii="Symbol" w:hAnsi="Symbol" w:hint="default"/>
+        <w:sz w:val="20"/>
+      </w:rPr>
+    </w:lvl>
+    <w:lvl w:ilvl="1" w:tentative="1">
+      <w:start w:val="1"/>
+      <w:numFmt w:val="bullet"/>
+      <w:lvlText w:val="o"/>
+      <w:lvlJc w:val="left"/>
+      <w:pPr>
+        <w:tabs>
+          <w:tab w:val="num" w:pos="1440"/>
+        </w:tabs>
+        <w:ind w:left="1440" w:hanging="360"/>
+      </w:pPr>
+      <w:rPr>
+        <w:rFonts w:ascii="Courier New" w:hAnsi="Courier New" w:hint="default"/>
+        <w:sz w:val="20"/>
+      </w:rPr>
+    </w:lvl>
+    <w:lvl w:ilvl="2" w:tentative="1">
+      <w:start w:val="1"/>
+      <w:numFmt w:val="bullet"/>
+      <w:lvlText w:val=""/>
+      <w:lvlJc w:val="left"/>
+      <w:pPr>
+        <w:tabs>
+          <w:tab w:val="num" w:pos="2160"/>
+        </w:tabs>
+        <w:ind w:left="2160" w:hanging="360"/>
+      </w:pPr>
+      <w:rPr>
+        <w:rFonts w:ascii="Wingdings" w:hAnsi="Wingdings" w:hint="default"/>
+        <w:sz w:val="20"/>
+      </w:rPr>
+    </w:lvl>
+    <w:lvl w:ilvl="3" w:tentative="1">
+      <w:start w:val="1"/>
+      <w:numFmt w:val="bullet"/>
+      <w:lvlText w:val=""/>
+      <w:lvlJc w:val="left"/>
+      <w:pPr>
+        <w:tabs>
+          <w:tab w:val="num" w:pos="2880"/>
+        </w:tabs>
+        <w:ind w:left="2880" w:hanging="360"/>
+      </w:pPr>
+      <w:rPr>
+        <w:rFonts w:ascii="Wingdings" w:hAnsi="Wingdings" w:hint="default"/>
+        <w:sz w:val="20"/>
+      </w:rPr>
+    </w:lvl>
+    <w:lvl w:ilvl="4" w:tentative="1">
+      <w:start w:val="1"/>
+      <w:numFmt w:val="bullet"/>
+      <w:lvlText w:val=""/>
+      <w:lvlJc w:val="left"/>
+      <w:pPr>
+        <w:tabs>
+          <w:tab w:val="num" w:pos="3600"/>
+        </w:tabs>
+        <w:ind w:left="3600" w:hanging="360"/>
+      </w:pPr>
+      <w:rPr>
+        <w:rFonts w:ascii="Wingdings" w:hAnsi="Wingdings" w:hint="default"/>
+        <w:sz w:val="20"/>
+      </w:rPr>
+    </w:lvl>
+    <w:lvl w:ilvl="5" w:tentative="1">
+      <w:start w:val="1"/>
+      <w:numFmt w:val="bullet"/>
+      <w:lvlText w:val=""/>
+      <w:lvlJc w:val="left"/>
+      <w:pPr>
+        <w:tabs>
+          <w:tab w:val="num" w:pos="4320"/>
+        </w:tabs>
+        <w:ind w:left="4320" w:hanging="360"/>
+      </w:pPr>
+      <w:rPr>
+        <w:rFonts w:ascii="Wingdings" w:hAnsi="Wingdings" w:hint="default"/>
+        <w:sz w:val="20"/>
+      </w:rPr>
+    </w:lvl>
+    <w:lvl w:ilvl="6" w:tentative="1">
+      <w:start w:val="1"/>
+      <w:numFmt w:val="bullet"/>
+      <w:lvlText w:val=""/>
+      <w:lvlJc w:val="left"/>
+      <w:pPr>
+        <w:tabs>
+          <w:tab w:val="num" w:pos="5040"/>
+        </w:tabs>
+        <w:ind w:left="5040" w:hanging="360"/>
+      </w:pPr>
+      <w:rPr>
+        <w:rFonts w:ascii="Wingdings" w:hAnsi="Wingdings" w:hint="default"/>
+        <w:sz w:val="20"/>
+      </w:rPr>
+    </w:lvl>
+    <w:lvl w:ilvl="7" w:tentative="1">
+      <w:start w:val="1"/>
+      <w:numFmt w:val="bullet"/>
+      <w:lvlText w:val=""/>
+      <w:lvlJc w:val="left"/>
+      <w:pPr>
+        <w:tabs>
+          <w:tab w:val="num" w:pos="5760"/>
+        </w:tabs>
+        <w:ind w:left="5760" w:hanging="360"/>
+      </w:pPr>
+      <w:rPr>
+        <w:rFonts w:ascii="Wingdings" w:hAnsi="Wingdings" w:hint="default"/>
+        <w:sz w:val="20"/>
+      </w:rPr>
+    </w:lvl>
+    <w:lvl w:ilvl="8" w:tentative="1">
+      <w:start w:val="1"/>
+      <w:numFmt w:val="bullet"/>
+      <w:lvlText w:val=""/>
+      <w:lvlJc w:val="left"/>
+      <w:pPr>
+        <w:tabs>
+          <w:tab w:val="num" w:pos="6480"/>
+        </w:tabs>
+        <w:ind w:left="6480" w:hanging="360"/>
+      </w:pPr>
+      <w:rPr>
+        <w:rFonts w:ascii="Wingdings" w:hAnsi="Wingdings" w:hint="default"/>
+        <w:sz w:val="20"/>
+      </w:rPr>
+    </w:lvl>
+  </w:abstractNum>
+  <w:abstractNum w:abstractNumId="26" w15:restartNumberingAfterBreak="0">
     <w:nsid w:val="58DE1064"/>
     <w:multiLevelType w:val="multilevel"/>
     <w:tmpl w:val="DEB0A63E"/>
@@ -8003,7 +10713,7 @@
       </w:rPr>
     </w:lvl>
   </w:abstractNum>
-  <w:abstractNum w:abstractNumId="16" w15:restartNumberingAfterBreak="0">
+  <w:abstractNum w:abstractNumId="27" w15:restartNumberingAfterBreak="0">
     <w:nsid w:val="5A596376"/>
     <w:multiLevelType w:val="hybridMultilevel"/>
     <w:tmpl w:val="F6861CAC"/>
@@ -8116,7 +10826,7 @@
       </w:rPr>
     </w:lvl>
   </w:abstractNum>
-  <w:abstractNum w:abstractNumId="17" w15:restartNumberingAfterBreak="0">
+  <w:abstractNum w:abstractNumId="28" w15:restartNumberingAfterBreak="0">
     <w:nsid w:val="5A7C06C0"/>
     <w:multiLevelType w:val="multilevel"/>
     <w:tmpl w:val="2F0AE228"/>
@@ -8265,7 +10975,7 @@
       </w:rPr>
     </w:lvl>
   </w:abstractNum>
-  <w:abstractNum w:abstractNumId="18" w15:restartNumberingAfterBreak="0">
+  <w:abstractNum w:abstractNumId="29" w15:restartNumberingAfterBreak="0">
     <w:nsid w:val="5BA93CB4"/>
     <w:multiLevelType w:val="hybridMultilevel"/>
     <w:tmpl w:val="28D2839A"/>
@@ -8378,7 +11088,7 @@
       </w:rPr>
     </w:lvl>
   </w:abstractNum>
-  <w:abstractNum w:abstractNumId="19" w15:restartNumberingAfterBreak="0">
+  <w:abstractNum w:abstractNumId="30" w15:restartNumberingAfterBreak="0">
     <w:nsid w:val="692C0D66"/>
     <w:multiLevelType w:val="multilevel"/>
     <w:tmpl w:val="63A428EC"/>
@@ -8527,7 +11237,156 @@
       </w:rPr>
     </w:lvl>
   </w:abstractNum>
-  <w:abstractNum w:abstractNumId="20" w15:restartNumberingAfterBreak="0">
+  <w:abstractNum w:abstractNumId="31" w15:restartNumberingAfterBreak="0">
+    <w:nsid w:val="6D42561B"/>
+    <w:multiLevelType w:val="multilevel"/>
+    <w:tmpl w:val="2F54275A"/>
+    <w:lvl w:ilvl="0">
+      <w:start w:val="1"/>
+      <w:numFmt w:val="bullet"/>
+      <w:lvlText w:val=""/>
+      <w:lvlJc w:val="left"/>
+      <w:pPr>
+        <w:tabs>
+          <w:tab w:val="num" w:pos="720"/>
+        </w:tabs>
+        <w:ind w:left="720" w:hanging="360"/>
+      </w:pPr>
+      <w:rPr>
+        <w:rFonts w:ascii="Symbol" w:hAnsi="Symbol" w:hint="default"/>
+        <w:sz w:val="20"/>
+      </w:rPr>
+    </w:lvl>
+    <w:lvl w:ilvl="1" w:tentative="1">
+      <w:start w:val="1"/>
+      <w:numFmt w:val="bullet"/>
+      <w:lvlText w:val="o"/>
+      <w:lvlJc w:val="left"/>
+      <w:pPr>
+        <w:tabs>
+          <w:tab w:val="num" w:pos="1440"/>
+        </w:tabs>
+        <w:ind w:left="1440" w:hanging="360"/>
+      </w:pPr>
+      <w:rPr>
+        <w:rFonts w:ascii="Courier New" w:hAnsi="Courier New" w:hint="default"/>
+        <w:sz w:val="20"/>
+      </w:rPr>
+    </w:lvl>
+    <w:lvl w:ilvl="2" w:tentative="1">
+      <w:start w:val="1"/>
+      <w:numFmt w:val="bullet"/>
+      <w:lvlText w:val=""/>
+      <w:lvlJc w:val="left"/>
+      <w:pPr>
+        <w:tabs>
+          <w:tab w:val="num" w:pos="2160"/>
+        </w:tabs>
+        <w:ind w:left="2160" w:hanging="360"/>
+      </w:pPr>
+      <w:rPr>
+        <w:rFonts w:ascii="Wingdings" w:hAnsi="Wingdings" w:hint="default"/>
+        <w:sz w:val="20"/>
+      </w:rPr>
+    </w:lvl>
+    <w:lvl w:ilvl="3" w:tentative="1">
+      <w:start w:val="1"/>
+      <w:numFmt w:val="bullet"/>
+      <w:lvlText w:val=""/>
+      <w:lvlJc w:val="left"/>
+      <w:pPr>
+        <w:tabs>
+          <w:tab w:val="num" w:pos="2880"/>
+        </w:tabs>
+        <w:ind w:left="2880" w:hanging="360"/>
+      </w:pPr>
+      <w:rPr>
+        <w:rFonts w:ascii="Wingdings" w:hAnsi="Wingdings" w:hint="default"/>
+        <w:sz w:val="20"/>
+      </w:rPr>
+    </w:lvl>
+    <w:lvl w:ilvl="4" w:tentative="1">
+      <w:start w:val="1"/>
+      <w:numFmt w:val="bullet"/>
+      <w:lvlText w:val=""/>
+      <w:lvlJc w:val="left"/>
+      <w:pPr>
+        <w:tabs>
+          <w:tab w:val="num" w:pos="3600"/>
+        </w:tabs>
+        <w:ind w:left="3600" w:hanging="360"/>
+      </w:pPr>
+      <w:rPr>
+        <w:rFonts w:ascii="Wingdings" w:hAnsi="Wingdings" w:hint="default"/>
+        <w:sz w:val="20"/>
+      </w:rPr>
+    </w:lvl>
+    <w:lvl w:ilvl="5" w:tentative="1">
+      <w:start w:val="1"/>
+      <w:numFmt w:val="bullet"/>
+      <w:lvlText w:val=""/>
+      <w:lvlJc w:val="left"/>
+      <w:pPr>
+        <w:tabs>
+          <w:tab w:val="num" w:pos="4320"/>
+        </w:tabs>
+        <w:ind w:left="4320" w:hanging="360"/>
+      </w:pPr>
+      <w:rPr>
+        <w:rFonts w:ascii="Wingdings" w:hAnsi="Wingdings" w:hint="default"/>
+        <w:sz w:val="20"/>
+      </w:rPr>
+    </w:lvl>
+    <w:lvl w:ilvl="6" w:tentative="1">
+      <w:start w:val="1"/>
+      <w:numFmt w:val="bullet"/>
+      <w:lvlText w:val=""/>
+      <w:lvlJc w:val="left"/>
+      <w:pPr>
+        <w:tabs>
+          <w:tab w:val="num" w:pos="5040"/>
+        </w:tabs>
+        <w:ind w:left="5040" w:hanging="360"/>
+      </w:pPr>
+      <w:rPr>
+        <w:rFonts w:ascii="Wingdings" w:hAnsi="Wingdings" w:hint="default"/>
+        <w:sz w:val="20"/>
+      </w:rPr>
+    </w:lvl>
+    <w:lvl w:ilvl="7" w:tentative="1">
+      <w:start w:val="1"/>
+      <w:numFmt w:val="bullet"/>
+      <w:lvlText w:val=""/>
+      <w:lvlJc w:val="left"/>
+      <w:pPr>
+        <w:tabs>
+          <w:tab w:val="num" w:pos="5760"/>
+        </w:tabs>
+        <w:ind w:left="5760" w:hanging="360"/>
+      </w:pPr>
+      <w:rPr>
+        <w:rFonts w:ascii="Wingdings" w:hAnsi="Wingdings" w:hint="default"/>
+        <w:sz w:val="20"/>
+      </w:rPr>
+    </w:lvl>
+    <w:lvl w:ilvl="8" w:tentative="1">
+      <w:start w:val="1"/>
+      <w:numFmt w:val="bullet"/>
+      <w:lvlText w:val=""/>
+      <w:lvlJc w:val="left"/>
+      <w:pPr>
+        <w:tabs>
+          <w:tab w:val="num" w:pos="6480"/>
+        </w:tabs>
+        <w:ind w:left="6480" w:hanging="360"/>
+      </w:pPr>
+      <w:rPr>
+        <w:rFonts w:ascii="Wingdings" w:hAnsi="Wingdings" w:hint="default"/>
+        <w:sz w:val="20"/>
+      </w:rPr>
+    </w:lvl>
+  </w:abstractNum>
+  <w:abstractNum w:abstractNumId="32" w15:restartNumberingAfterBreak="0">
     <w:nsid w:val="6F054F5B"/>
     <w:multiLevelType w:val="multilevel"/>
     <w:tmpl w:val="1AB63212"/>
@@ -8676,7 +11535,7 @@
       </w:rPr>
     </w:lvl>
   </w:abstractNum>
-  <w:abstractNum w:abstractNumId="21" w15:restartNumberingAfterBreak="0">
+  <w:abstractNum w:abstractNumId="33" w15:restartNumberingAfterBreak="0">
     <w:nsid w:val="71994CDE"/>
     <w:multiLevelType w:val="multilevel"/>
     <w:tmpl w:val="49BC38DC"/>
@@ -8825,7 +11684,7 @@
       </w:rPr>
     </w:lvl>
   </w:abstractNum>
-  <w:abstractNum w:abstractNumId="22" w15:restartNumberingAfterBreak="0">
+  <w:abstractNum w:abstractNumId="34" w15:restartNumberingAfterBreak="0">
     <w:nsid w:val="798C3BE5"/>
     <w:multiLevelType w:val="multilevel"/>
     <w:tmpl w:val="0578278C"/>
@@ -8975,73 +11834,109 @@
     </w:lvl>
   </w:abstractNum>
   <w:num w:numId="1">
+    <w:abstractNumId w:val="16"/>
+  </w:num>
+  <w:num w:numId="2">
+    <w:abstractNumId w:val="27"/>
+  </w:num>
+  <w:num w:numId="3">
+    <w:abstractNumId w:val="13"/>
+  </w:num>
+  <w:num w:numId="4">
+    <w:abstractNumId w:val="29"/>
+  </w:num>
+  <w:num w:numId="5">
+    <w:abstractNumId w:val="7"/>
+  </w:num>
+  <w:num w:numId="6">
+    <w:abstractNumId w:val="33"/>
+  </w:num>
+  <w:num w:numId="7">
+    <w:abstractNumId w:val="24"/>
+  </w:num>
+  <w:num w:numId="8">
     <w:abstractNumId w:val="10"/>
   </w:num>
-  <w:num w:numId="2">
-    <w:abstractNumId w:val="16"/>
+  <w:num w:numId="9">
+    <w:abstractNumId w:val="20"/>
   </w:num>
-  <w:num w:numId="3">
-    <w:abstractNumId w:val="7"/>
+  <w:num w:numId="10">
+    <w:abstractNumId w:val="34"/>
   </w:num>
-  <w:num w:numId="4">
+  <w:num w:numId="11">
+    <w:abstractNumId w:val="15"/>
+  </w:num>
+  <w:num w:numId="12">
+    <w:abstractNumId w:val="14"/>
+  </w:num>
+  <w:num w:numId="13">
+    <w:abstractNumId w:val="19"/>
+  </w:num>
+  <w:num w:numId="14">
+    <w:abstractNumId w:val="26"/>
+  </w:num>
+  <w:num w:numId="15">
+    <w:abstractNumId w:val="5"/>
+  </w:num>
+  <w:num w:numId="16">
+    <w:abstractNumId w:val="12"/>
+  </w:num>
+  <w:num w:numId="17">
+    <w:abstractNumId w:val="21"/>
+  </w:num>
+  <w:num w:numId="18">
+    <w:abstractNumId w:val="28"/>
+  </w:num>
+  <w:num w:numId="19">
+    <w:abstractNumId w:val="32"/>
+  </w:num>
+  <w:num w:numId="20">
+    <w:abstractNumId w:val="30"/>
+  </w:num>
+  <w:num w:numId="21">
+    <w:abstractNumId w:val="2"/>
+  </w:num>
+  <w:num w:numId="22">
+    <w:abstractNumId w:val="1"/>
+  </w:num>
+  <w:num w:numId="23">
+    <w:abstractNumId w:val="8"/>
+  </w:num>
+  <w:num w:numId="24">
+    <w:abstractNumId w:val="9"/>
+  </w:num>
+  <w:num w:numId="25">
+    <w:abstractNumId w:val="11"/>
+  </w:num>
+  <w:num w:numId="26">
+    <w:abstractNumId w:val="17"/>
+  </w:num>
+  <w:num w:numId="27">
+    <w:abstractNumId w:val="6"/>
+  </w:num>
+  <w:num w:numId="28">
+    <w:abstractNumId w:val="25"/>
+  </w:num>
+  <w:num w:numId="29">
+    <w:abstractNumId w:val="3"/>
+  </w:num>
+  <w:num w:numId="30">
+    <w:abstractNumId w:val="31"/>
+  </w:num>
+  <w:num w:numId="31">
+    <w:abstractNumId w:val="4"/>
+  </w:num>
+  <w:num w:numId="32">
     <w:abstractNumId w:val="18"/>
   </w:num>
-  <w:num w:numId="5">
-    <w:abstractNumId w:val="3"/>
+  <w:num w:numId="33">
+    <w:abstractNumId w:val="23"/>
   </w:num>
-  <w:num w:numId="6">
-    <w:abstractNumId w:val="21"/>
-  </w:num>
-  <w:num w:numId="7">
-    <w:abstractNumId w:val="14"/>
-  </w:num>
-  <w:num w:numId="8">
-    <w:abstractNumId w:val="5"/>
-  </w:num>
-  <w:num w:numId="9">
-    <w:abstractNumId w:val="12"/>
-  </w:num>
-  <w:num w:numId="10">
+  <w:num w:numId="34">
     <w:abstractNumId w:val="22"/>
   </w:num>
-  <w:num w:numId="11">
-    <w:abstractNumId w:val="9"/>
-  </w:num>
-  <w:num w:numId="12">
-    <w:abstractNumId w:val="8"/>
-  </w:num>
-  <w:num w:numId="13">
-    <w:abstractNumId w:val="11"/>
-  </w:num>
-  <w:num w:numId="14">
-    <w:abstractNumId w:val="15"/>
-  </w:num>
-  <w:num w:numId="15">
-    <w:abstractNumId w:val="2"/>
-  </w:num>
-  <w:num w:numId="16">
-    <w:abstractNumId w:val="6"/>
-  </w:num>
-  <w:num w:numId="17">
-    <w:abstractNumId w:val="13"/>
-  </w:num>
-  <w:num w:numId="18">
-    <w:abstractNumId w:val="17"/>
-  </w:num>
-  <w:num w:numId="19">
-    <w:abstractNumId w:val="20"/>
-  </w:num>
-  <w:num w:numId="20">
-    <w:abstractNumId w:val="19"/>
-  </w:num>
-  <w:num w:numId="21">
-    <w:abstractNumId w:val="1"/>
-  </w:num>
-  <w:num w:numId="22">
+  <w:num w:numId="35">
     <w:abstractNumId w:val="0"/>
-  </w:num>
-  <w:num w:numId="23">
-    <w:abstractNumId w:val="4"/>
   </w:num>
 </w:numbering>
 </file>
@@ -9853,7 +12748,7 @@
 </file>
 
 <file path=customXml/itemProps1.xml><?xml version="1.0" encoding="utf-8"?>
-<ds:datastoreItem xmlns:ds="http://schemas.openxmlformats.org/officeDocument/2006/customXml" ds:itemID="{87C701F1-4232-4589-8859-B2A6A0627866}">
+<ds:datastoreItem xmlns:ds="http://schemas.openxmlformats.org/officeDocument/2006/customXml" ds:itemID="{240B24C3-DAB2-47EE-B110-A33D2557DF6A}">
   <ds:schemaRefs>
     <ds:schemaRef ds:uri="http://schemas.openxmlformats.org/officeDocument/2006/bibliography"/>
   </ds:schemaRefs>

--- a/docs/06_Daily_Coding_&_Technical.docx
+++ b/docs/06_Daily_Coding_&_Technical.docx
@@ -6591,15 +6591,7 @@
         </w:numPr>
       </w:pPr>
       <w:r>
-        <w:t xml:space="preserve">Configured </w:t>
-      </w:r>
-      <w:proofErr w:type="spellStart"/>
-      <w:r>
-        <w:t>Vite</w:t>
-      </w:r>
-      <w:proofErr w:type="spellEnd"/>
-      <w:r>
-        <w:t xml:space="preserve"> build for offline desktop compatibility.</w:t>
+        <w:t>Configured Vite build for offline desktop compatibility.</w:t>
       </w:r>
     </w:p>
     <w:p>
@@ -6623,15 +6615,7 @@
         </w:numPr>
       </w:pPr>
       <w:r>
-        <w:t xml:space="preserve">Initialized </w:t>
-      </w:r>
-      <w:proofErr w:type="spellStart"/>
-      <w:r>
-        <w:t>DuckDB</w:t>
-      </w:r>
-      <w:proofErr w:type="spellEnd"/>
-      <w:r>
-        <w:t xml:space="preserve"> database and executed schema successfully.</w:t>
+        <w:t>Initialized DuckDB database and executed schema successfully.</w:t>
       </w:r>
     </w:p>
     <w:p>
@@ -6655,15 +6639,7 @@
         </w:numPr>
       </w:pPr>
       <w:r>
-        <w:t xml:space="preserve">Debugged and resolved frontend rendering issues in PySide6 </w:t>
-      </w:r>
-      <w:proofErr w:type="spellStart"/>
-      <w:r>
-        <w:t>WebEngine</w:t>
-      </w:r>
-      <w:proofErr w:type="spellEnd"/>
-      <w:r>
-        <w:t>.</w:t>
+        <w:t>Debugged and resolved frontend rendering issues in PySide6 WebEngine.</w:t>
       </w:r>
     </w:p>
     <w:p>
@@ -6710,6 +6686,350 @@
       </w:pPr>
       <w:r>
         <w:t>Corrected build base path and routing strategy, resulting in successful UI rendering.</w:t>
+      </w:r>
+    </w:p>
+    <w:p>
+      <w:pPr>
+        <w:pStyle w:val="NormalWeb"/>
+      </w:pPr>
+    </w:p>
+    <w:p>
+      <w:pPr>
+        <w:pStyle w:val="NormalWeb"/>
+        <w:rPr>
+          <w:b/>
+          <w:sz w:val="36"/>
+          <w:szCs w:val="36"/>
+        </w:rPr>
+      </w:pPr>
+      <w:r>
+        <w:rPr>
+          <w:b/>
+          <w:sz w:val="36"/>
+          <w:szCs w:val="36"/>
+        </w:rPr>
+        <w:t>Day-22</w:t>
+      </w:r>
+      <w:r>
+        <w:rPr>
+          <w:b/>
+          <w:sz w:val="36"/>
+          <w:szCs w:val="36"/>
+        </w:rPr>
+        <w:t xml:space="preserve">                                           </w:t>
+      </w:r>
+      <w:r>
+        <w:rPr>
+          <w:b/>
+          <w:sz w:val="36"/>
+          <w:szCs w:val="36"/>
+        </w:rPr>
+        <w:t xml:space="preserve">                              06/02</w:t>
+      </w:r>
+      <w:r>
+        <w:rPr>
+          <w:b/>
+          <w:sz w:val="36"/>
+          <w:szCs w:val="36"/>
+        </w:rPr>
+        <w:t>/2025</w:t>
+      </w:r>
+    </w:p>
+    <w:p>
+      <w:pPr>
+        <w:pStyle w:val="Heading3"/>
+      </w:pPr>
+      <w:r>
+        <w:rPr>
+          <w:rStyle w:val="Strong"/>
+          <w:b/>
+          <w:bCs/>
+        </w:rPr>
+        <w:t>Day 22 – Daily Coding &amp; Technical Work</w:t>
+      </w:r>
+    </w:p>
+    <w:p>
+      <w:pPr>
+        <w:pStyle w:val="NormalWeb"/>
+      </w:pPr>
+      <w:r>
+        <w:rPr>
+          <w:rStyle w:val="Strong"/>
+        </w:rPr>
+        <w:t>Technical Tasks Completed:</w:t>
+      </w:r>
+    </w:p>
+    <w:p>
+      <w:pPr>
+        <w:pStyle w:val="NormalWeb"/>
+        <w:numPr>
+          <w:ilvl w:val="0"/>
+          <w:numId w:val="36"/>
+        </w:numPr>
+      </w:pPr>
+      <w:r>
+        <w:t>Reviewed complete project structure and finalized backend layer design.</w:t>
+      </w:r>
+    </w:p>
+    <w:p>
+      <w:pPr>
+        <w:pStyle w:val="NormalWeb"/>
+        <w:numPr>
+          <w:ilvl w:val="0"/>
+          <w:numId w:val="36"/>
+        </w:numPr>
+      </w:pPr>
+      <w:r>
+        <w:t>Documented final system overview and module responsibilities.</w:t>
+      </w:r>
+    </w:p>
+    <w:p>
+      <w:pPr>
+        <w:pStyle w:val="NormalWeb"/>
+        <w:numPr>
+          <w:ilvl w:val="0"/>
+          <w:numId w:val="36"/>
+        </w:numPr>
+      </w:pPr>
+      <w:r>
+        <w:t>Confirmed frontend completion status and integration readiness.</w:t>
+      </w:r>
+    </w:p>
+    <w:p>
+      <w:pPr>
+        <w:pStyle w:val="NormalWeb"/>
+      </w:pPr>
+      <w:r>
+        <w:rPr>
+          <w:rStyle w:val="Strong"/>
+        </w:rPr>
+        <w:t>Technical Status:</w:t>
+      </w:r>
+    </w:p>
+    <w:p>
+      <w:pPr>
+        <w:pStyle w:val="NormalWeb"/>
+        <w:numPr>
+          <w:ilvl w:val="0"/>
+          <w:numId w:val="37"/>
+        </w:numPr>
+      </w:pPr>
+      <w:r>
+        <w:t>Frontend: ~90–95% completed</w:t>
+      </w:r>
+    </w:p>
+    <w:p>
+      <w:pPr>
+        <w:pStyle w:val="NormalWeb"/>
+        <w:numPr>
+          <w:ilvl w:val="0"/>
+          <w:numId w:val="37"/>
+        </w:numPr>
+      </w:pPr>
+      <w:r>
+        <w:t>Backend: Architecture finalized, implementation pending</w:t>
+      </w:r>
+    </w:p>
+    <w:p>
+      <w:pPr>
+        <w:pStyle w:val="NormalWeb"/>
+      </w:pPr>
+      <w:r>
+        <w:rPr>
+          <w:rStyle w:val="Strong"/>
+        </w:rPr>
+        <w:t>Conclusion:</w:t>
+      </w:r>
+    </w:p>
+    <w:p>
+      <w:pPr>
+        <w:pStyle w:val="NormalWeb"/>
+        <w:numPr>
+          <w:ilvl w:val="0"/>
+          <w:numId w:val="38"/>
+        </w:numPr>
+      </w:pPr>
+      <w:r>
+        <w:t>System is fully prepared to begin backend ingestion and analytics implementation.</w:t>
+      </w:r>
+    </w:p>
+    <w:p>
+      <w:pPr>
+        <w:pStyle w:val="NormalWeb"/>
+      </w:pPr>
+    </w:p>
+    <w:p>
+      <w:pPr>
+        <w:pStyle w:val="NormalWeb"/>
+      </w:pPr>
+    </w:p>
+    <w:p>
+      <w:pPr>
+        <w:pStyle w:val="NormalWeb"/>
+        <w:rPr>
+          <w:b/>
+          <w:sz w:val="36"/>
+          <w:szCs w:val="36"/>
+        </w:rPr>
+      </w:pPr>
+      <w:r>
+        <w:rPr>
+          <w:b/>
+          <w:sz w:val="36"/>
+          <w:szCs w:val="36"/>
+        </w:rPr>
+        <w:lastRenderedPageBreak/>
+        <w:t>Day-23</w:t>
+      </w:r>
+      <w:r>
+        <w:rPr>
+          <w:b/>
+          <w:sz w:val="36"/>
+          <w:szCs w:val="36"/>
+        </w:rPr>
+        <w:t xml:space="preserve">                                           </w:t>
+      </w:r>
+      <w:r>
+        <w:rPr>
+          <w:b/>
+          <w:sz w:val="36"/>
+          <w:szCs w:val="36"/>
+        </w:rPr>
+        <w:t xml:space="preserve">                              07</w:t>
+      </w:r>
+      <w:r>
+        <w:rPr>
+          <w:b/>
+          <w:sz w:val="36"/>
+          <w:szCs w:val="36"/>
+        </w:rPr>
+        <w:t>/02</w:t>
+      </w:r>
+      <w:r>
+        <w:rPr>
+          <w:b/>
+          <w:sz w:val="36"/>
+          <w:szCs w:val="36"/>
+        </w:rPr>
+        <w:t>/2025</w:t>
+      </w:r>
+    </w:p>
+    <w:p>
+      <w:pPr>
+        <w:pStyle w:val="Heading3"/>
+      </w:pPr>
+      <w:r>
+        <w:rPr>
+          <w:rStyle w:val="Strong"/>
+          <w:b/>
+          <w:bCs/>
+        </w:rPr>
+        <w:t>Day 23 – Daily Coding &amp; Technical Work</w:t>
+      </w:r>
+    </w:p>
+    <w:p>
+      <w:pPr>
+        <w:pStyle w:val="NormalWeb"/>
+      </w:pPr>
+      <w:r>
+        <w:rPr>
+          <w:rStyle w:val="Strong"/>
+        </w:rPr>
+        <w:t>Technical Activities:</w:t>
+      </w:r>
+    </w:p>
+    <w:p>
+      <w:pPr>
+        <w:pStyle w:val="NormalWeb"/>
+        <w:numPr>
+          <w:ilvl w:val="0"/>
+          <w:numId w:val="39"/>
+        </w:numPr>
+      </w:pPr>
+      <w:r>
+        <w:t>Reviewed and finalized overall project overview.</w:t>
+      </w:r>
+    </w:p>
+    <w:p>
+      <w:pPr>
+        <w:pStyle w:val="NormalWeb"/>
+        <w:numPr>
+          <w:ilvl w:val="0"/>
+          <w:numId w:val="39"/>
+        </w:numPr>
+      </w:pPr>
+      <w:r>
+        <w:t>Planned and locked backend architecture and module sequence.</w:t>
+      </w:r>
+    </w:p>
+    <w:p>
+      <w:pPr>
+        <w:pStyle w:val="NormalWeb"/>
+        <w:numPr>
+          <w:ilvl w:val="0"/>
+          <w:numId w:val="39"/>
+        </w:numPr>
+      </w:pPr>
+      <w:r>
+        <w:t>Verified frontend completion and desktop application stability.</w:t>
+      </w:r>
+    </w:p>
+    <w:p>
+      <w:pPr>
+        <w:pStyle w:val="NormalWeb"/>
+      </w:pPr>
+      <w:r>
+        <w:rPr>
+          <w:rStyle w:val="Strong"/>
+        </w:rPr>
+        <w:t>Technical Status:</w:t>
+      </w:r>
+    </w:p>
+    <w:p>
+      <w:pPr>
+        <w:pStyle w:val="NormalWeb"/>
+        <w:numPr>
+          <w:ilvl w:val="0"/>
+          <w:numId w:val="40"/>
+        </w:numPr>
+      </w:pPr>
+      <w:r>
+        <w:t>Frontend: ~90–95% completed</w:t>
+      </w:r>
+    </w:p>
+    <w:p>
+      <w:pPr>
+        <w:pStyle w:val="NormalWeb"/>
+        <w:numPr>
+          <w:ilvl w:val="0"/>
+          <w:numId w:val="40"/>
+        </w:numPr>
+      </w:pPr>
+      <w:r>
+        <w:t>Backend: Architecture finalized, implementation pending</w:t>
+      </w:r>
+    </w:p>
+    <w:p>
+      <w:pPr>
+        <w:pStyle w:val="NormalWeb"/>
+      </w:pPr>
+      <w:r>
+        <w:rPr>
+          <w:rStyle w:val="Strong"/>
+        </w:rPr>
+        <w:t>Conclusion:</w:t>
+      </w:r>
+    </w:p>
+    <w:p>
+      <w:pPr>
+        <w:pStyle w:val="NormalWeb"/>
+        <w:numPr>
+          <w:ilvl w:val="0"/>
+          <w:numId w:val="41"/>
+        </w:numPr>
+      </w:pPr>
+      <w:r>
+        <w:t>Project is fully prepared to begin backend development in the next working session.</w:t>
       </w:r>
       <w:bookmarkStart w:id="0" w:name="_GoBack"/>
       <w:bookmarkEnd w:id="0"/>
@@ -7919,6 +8239,304 @@
     </w:lvl>
   </w:abstractNum>
   <w:abstractNum w:abstractNumId="8" w15:restartNumberingAfterBreak="0">
+    <w:nsid w:val="121E3387"/>
+    <w:multiLevelType w:val="multilevel"/>
+    <w:tmpl w:val="19A8B71A"/>
+    <w:lvl w:ilvl="0">
+      <w:start w:val="1"/>
+      <w:numFmt w:val="bullet"/>
+      <w:lvlText w:val=""/>
+      <w:lvlJc w:val="left"/>
+      <w:pPr>
+        <w:tabs>
+          <w:tab w:val="num" w:pos="720"/>
+        </w:tabs>
+        <w:ind w:left="720" w:hanging="360"/>
+      </w:pPr>
+      <w:rPr>
+        <w:rFonts w:ascii="Symbol" w:hAnsi="Symbol" w:hint="default"/>
+        <w:sz w:val="20"/>
+      </w:rPr>
+    </w:lvl>
+    <w:lvl w:ilvl="1" w:tentative="1">
+      <w:start w:val="1"/>
+      <w:numFmt w:val="bullet"/>
+      <w:lvlText w:val="o"/>
+      <w:lvlJc w:val="left"/>
+      <w:pPr>
+        <w:tabs>
+          <w:tab w:val="num" w:pos="1440"/>
+        </w:tabs>
+        <w:ind w:left="1440" w:hanging="360"/>
+      </w:pPr>
+      <w:rPr>
+        <w:rFonts w:ascii="Courier New" w:hAnsi="Courier New" w:hint="default"/>
+        <w:sz w:val="20"/>
+      </w:rPr>
+    </w:lvl>
+    <w:lvl w:ilvl="2" w:tentative="1">
+      <w:start w:val="1"/>
+      <w:numFmt w:val="bullet"/>
+      <w:lvlText w:val=""/>
+      <w:lvlJc w:val="left"/>
+      <w:pPr>
+        <w:tabs>
+          <w:tab w:val="num" w:pos="2160"/>
+        </w:tabs>
+        <w:ind w:left="2160" w:hanging="360"/>
+      </w:pPr>
+      <w:rPr>
+        <w:rFonts w:ascii="Wingdings" w:hAnsi="Wingdings" w:hint="default"/>
+        <w:sz w:val="20"/>
+      </w:rPr>
+    </w:lvl>
+    <w:lvl w:ilvl="3" w:tentative="1">
+      <w:start w:val="1"/>
+      <w:numFmt w:val="bullet"/>
+      <w:lvlText w:val=""/>
+      <w:lvlJc w:val="left"/>
+      <w:pPr>
+        <w:tabs>
+          <w:tab w:val="num" w:pos="2880"/>
+        </w:tabs>
+        <w:ind w:left="2880" w:hanging="360"/>
+      </w:pPr>
+      <w:rPr>
+        <w:rFonts w:ascii="Wingdings" w:hAnsi="Wingdings" w:hint="default"/>
+        <w:sz w:val="20"/>
+      </w:rPr>
+    </w:lvl>
+    <w:lvl w:ilvl="4" w:tentative="1">
+      <w:start w:val="1"/>
+      <w:numFmt w:val="bullet"/>
+      <w:lvlText w:val=""/>
+      <w:lvlJc w:val="left"/>
+      <w:pPr>
+        <w:tabs>
+          <w:tab w:val="num" w:pos="3600"/>
+        </w:tabs>
+        <w:ind w:left="3600" w:hanging="360"/>
+      </w:pPr>
+      <w:rPr>
+        <w:rFonts w:ascii="Wingdings" w:hAnsi="Wingdings" w:hint="default"/>
+        <w:sz w:val="20"/>
+      </w:rPr>
+    </w:lvl>
+    <w:lvl w:ilvl="5" w:tentative="1">
+      <w:start w:val="1"/>
+      <w:numFmt w:val="bullet"/>
+      <w:lvlText w:val=""/>
+      <w:lvlJc w:val="left"/>
+      <w:pPr>
+        <w:tabs>
+          <w:tab w:val="num" w:pos="4320"/>
+        </w:tabs>
+        <w:ind w:left="4320" w:hanging="360"/>
+      </w:pPr>
+      <w:rPr>
+        <w:rFonts w:ascii="Wingdings" w:hAnsi="Wingdings" w:hint="default"/>
+        <w:sz w:val="20"/>
+      </w:rPr>
+    </w:lvl>
+    <w:lvl w:ilvl="6" w:tentative="1">
+      <w:start w:val="1"/>
+      <w:numFmt w:val="bullet"/>
+      <w:lvlText w:val=""/>
+      <w:lvlJc w:val="left"/>
+      <w:pPr>
+        <w:tabs>
+          <w:tab w:val="num" w:pos="5040"/>
+        </w:tabs>
+        <w:ind w:left="5040" w:hanging="360"/>
+      </w:pPr>
+      <w:rPr>
+        <w:rFonts w:ascii="Wingdings" w:hAnsi="Wingdings" w:hint="default"/>
+        <w:sz w:val="20"/>
+      </w:rPr>
+    </w:lvl>
+    <w:lvl w:ilvl="7" w:tentative="1">
+      <w:start w:val="1"/>
+      <w:numFmt w:val="bullet"/>
+      <w:lvlText w:val=""/>
+      <w:lvlJc w:val="left"/>
+      <w:pPr>
+        <w:tabs>
+          <w:tab w:val="num" w:pos="5760"/>
+        </w:tabs>
+        <w:ind w:left="5760" w:hanging="360"/>
+      </w:pPr>
+      <w:rPr>
+        <w:rFonts w:ascii="Wingdings" w:hAnsi="Wingdings" w:hint="default"/>
+        <w:sz w:val="20"/>
+      </w:rPr>
+    </w:lvl>
+    <w:lvl w:ilvl="8" w:tentative="1">
+      <w:start w:val="1"/>
+      <w:numFmt w:val="bullet"/>
+      <w:lvlText w:val=""/>
+      <w:lvlJc w:val="left"/>
+      <w:pPr>
+        <w:tabs>
+          <w:tab w:val="num" w:pos="6480"/>
+        </w:tabs>
+        <w:ind w:left="6480" w:hanging="360"/>
+      </w:pPr>
+      <w:rPr>
+        <w:rFonts w:ascii="Wingdings" w:hAnsi="Wingdings" w:hint="default"/>
+        <w:sz w:val="20"/>
+      </w:rPr>
+    </w:lvl>
+  </w:abstractNum>
+  <w:abstractNum w:abstractNumId="9" w15:restartNumberingAfterBreak="0">
+    <w:nsid w:val="1A601901"/>
+    <w:multiLevelType w:val="multilevel"/>
+    <w:tmpl w:val="D0667852"/>
+    <w:lvl w:ilvl="0">
+      <w:start w:val="1"/>
+      <w:numFmt w:val="bullet"/>
+      <w:lvlText w:val=""/>
+      <w:lvlJc w:val="left"/>
+      <w:pPr>
+        <w:tabs>
+          <w:tab w:val="num" w:pos="720"/>
+        </w:tabs>
+        <w:ind w:left="720" w:hanging="360"/>
+      </w:pPr>
+      <w:rPr>
+        <w:rFonts w:ascii="Symbol" w:hAnsi="Symbol" w:hint="default"/>
+        <w:sz w:val="20"/>
+      </w:rPr>
+    </w:lvl>
+    <w:lvl w:ilvl="1" w:tentative="1">
+      <w:start w:val="1"/>
+      <w:numFmt w:val="bullet"/>
+      <w:lvlText w:val="o"/>
+      <w:lvlJc w:val="left"/>
+      <w:pPr>
+        <w:tabs>
+          <w:tab w:val="num" w:pos="1440"/>
+        </w:tabs>
+        <w:ind w:left="1440" w:hanging="360"/>
+      </w:pPr>
+      <w:rPr>
+        <w:rFonts w:ascii="Courier New" w:hAnsi="Courier New" w:hint="default"/>
+        <w:sz w:val="20"/>
+      </w:rPr>
+    </w:lvl>
+    <w:lvl w:ilvl="2" w:tentative="1">
+      <w:start w:val="1"/>
+      <w:numFmt w:val="bullet"/>
+      <w:lvlText w:val=""/>
+      <w:lvlJc w:val="left"/>
+      <w:pPr>
+        <w:tabs>
+          <w:tab w:val="num" w:pos="2160"/>
+        </w:tabs>
+        <w:ind w:left="2160" w:hanging="360"/>
+      </w:pPr>
+      <w:rPr>
+        <w:rFonts w:ascii="Wingdings" w:hAnsi="Wingdings" w:hint="default"/>
+        <w:sz w:val="20"/>
+      </w:rPr>
+    </w:lvl>
+    <w:lvl w:ilvl="3" w:tentative="1">
+      <w:start w:val="1"/>
+      <w:numFmt w:val="bullet"/>
+      <w:lvlText w:val=""/>
+      <w:lvlJc w:val="left"/>
+      <w:pPr>
+        <w:tabs>
+          <w:tab w:val="num" w:pos="2880"/>
+        </w:tabs>
+        <w:ind w:left="2880" w:hanging="360"/>
+      </w:pPr>
+      <w:rPr>
+        <w:rFonts w:ascii="Wingdings" w:hAnsi="Wingdings" w:hint="default"/>
+        <w:sz w:val="20"/>
+      </w:rPr>
+    </w:lvl>
+    <w:lvl w:ilvl="4" w:tentative="1">
+      <w:start w:val="1"/>
+      <w:numFmt w:val="bullet"/>
+      <w:lvlText w:val=""/>
+      <w:lvlJc w:val="left"/>
+      <w:pPr>
+        <w:tabs>
+          <w:tab w:val="num" w:pos="3600"/>
+        </w:tabs>
+        <w:ind w:left="3600" w:hanging="360"/>
+      </w:pPr>
+      <w:rPr>
+        <w:rFonts w:ascii="Wingdings" w:hAnsi="Wingdings" w:hint="default"/>
+        <w:sz w:val="20"/>
+      </w:rPr>
+    </w:lvl>
+    <w:lvl w:ilvl="5" w:tentative="1">
+      <w:start w:val="1"/>
+      <w:numFmt w:val="bullet"/>
+      <w:lvlText w:val=""/>
+      <w:lvlJc w:val="left"/>
+      <w:pPr>
+        <w:tabs>
+          <w:tab w:val="num" w:pos="4320"/>
+        </w:tabs>
+        <w:ind w:left="4320" w:hanging="360"/>
+      </w:pPr>
+      <w:rPr>
+        <w:rFonts w:ascii="Wingdings" w:hAnsi="Wingdings" w:hint="default"/>
+        <w:sz w:val="20"/>
+      </w:rPr>
+    </w:lvl>
+    <w:lvl w:ilvl="6" w:tentative="1">
+      <w:start w:val="1"/>
+      <w:numFmt w:val="bullet"/>
+      <w:lvlText w:val=""/>
+      <w:lvlJc w:val="left"/>
+      <w:pPr>
+        <w:tabs>
+          <w:tab w:val="num" w:pos="5040"/>
+        </w:tabs>
+        <w:ind w:left="5040" w:hanging="360"/>
+      </w:pPr>
+      <w:rPr>
+        <w:rFonts w:ascii="Wingdings" w:hAnsi="Wingdings" w:hint="default"/>
+        <w:sz w:val="20"/>
+      </w:rPr>
+    </w:lvl>
+    <w:lvl w:ilvl="7" w:tentative="1">
+      <w:start w:val="1"/>
+      <w:numFmt w:val="bullet"/>
+      <w:lvlText w:val=""/>
+      <w:lvlJc w:val="left"/>
+      <w:pPr>
+        <w:tabs>
+          <w:tab w:val="num" w:pos="5760"/>
+        </w:tabs>
+        <w:ind w:left="5760" w:hanging="360"/>
+      </w:pPr>
+      <w:rPr>
+        <w:rFonts w:ascii="Wingdings" w:hAnsi="Wingdings" w:hint="default"/>
+        <w:sz w:val="20"/>
+      </w:rPr>
+    </w:lvl>
+    <w:lvl w:ilvl="8" w:tentative="1">
+      <w:start w:val="1"/>
+      <w:numFmt w:val="bullet"/>
+      <w:lvlText w:val=""/>
+      <w:lvlJc w:val="left"/>
+      <w:pPr>
+        <w:tabs>
+          <w:tab w:val="num" w:pos="6480"/>
+        </w:tabs>
+        <w:ind w:left="6480" w:hanging="360"/>
+      </w:pPr>
+      <w:rPr>
+        <w:rFonts w:ascii="Wingdings" w:hAnsi="Wingdings" w:hint="default"/>
+        <w:sz w:val="20"/>
+      </w:rPr>
+    </w:lvl>
+  </w:abstractNum>
+  <w:abstractNum w:abstractNumId="10" w15:restartNumberingAfterBreak="0">
     <w:nsid w:val="1C3010FD"/>
     <w:multiLevelType w:val="multilevel"/>
     <w:tmpl w:val="E3B2E942"/>
@@ -8067,7 +8685,7 @@
       </w:rPr>
     </w:lvl>
   </w:abstractNum>
-  <w:abstractNum w:abstractNumId="9" w15:restartNumberingAfterBreak="0">
+  <w:abstractNum w:abstractNumId="11" w15:restartNumberingAfterBreak="0">
     <w:nsid w:val="216E4151"/>
     <w:multiLevelType w:val="multilevel"/>
     <w:tmpl w:val="E36E6D9E"/>
@@ -8216,7 +8834,7 @@
       </w:rPr>
     </w:lvl>
   </w:abstractNum>
-  <w:abstractNum w:abstractNumId="10" w15:restartNumberingAfterBreak="0">
+  <w:abstractNum w:abstractNumId="12" w15:restartNumberingAfterBreak="0">
     <w:nsid w:val="22F95B83"/>
     <w:multiLevelType w:val="multilevel"/>
     <w:tmpl w:val="D6483452"/>
@@ -8365,7 +8983,156 @@
       </w:rPr>
     </w:lvl>
   </w:abstractNum>
-  <w:abstractNum w:abstractNumId="11" w15:restartNumberingAfterBreak="0">
+  <w:abstractNum w:abstractNumId="13" w15:restartNumberingAfterBreak="0">
+    <w:nsid w:val="26554564"/>
+    <w:multiLevelType w:val="multilevel"/>
+    <w:tmpl w:val="7E5AA2AC"/>
+    <w:lvl w:ilvl="0">
+      <w:start w:val="1"/>
+      <w:numFmt w:val="bullet"/>
+      <w:lvlText w:val=""/>
+      <w:lvlJc w:val="left"/>
+      <w:pPr>
+        <w:tabs>
+          <w:tab w:val="num" w:pos="720"/>
+        </w:tabs>
+        <w:ind w:left="720" w:hanging="360"/>
+      </w:pPr>
+      <w:rPr>
+        <w:rFonts w:ascii="Symbol" w:hAnsi="Symbol" w:hint="default"/>
+        <w:sz w:val="20"/>
+      </w:rPr>
+    </w:lvl>
+    <w:lvl w:ilvl="1" w:tentative="1">
+      <w:start w:val="1"/>
+      <w:numFmt w:val="bullet"/>
+      <w:lvlText w:val="o"/>
+      <w:lvlJc w:val="left"/>
+      <w:pPr>
+        <w:tabs>
+          <w:tab w:val="num" w:pos="1440"/>
+        </w:tabs>
+        <w:ind w:left="1440" w:hanging="360"/>
+      </w:pPr>
+      <w:rPr>
+        <w:rFonts w:ascii="Courier New" w:hAnsi="Courier New" w:hint="default"/>
+        <w:sz w:val="20"/>
+      </w:rPr>
+    </w:lvl>
+    <w:lvl w:ilvl="2" w:tentative="1">
+      <w:start w:val="1"/>
+      <w:numFmt w:val="bullet"/>
+      <w:lvlText w:val=""/>
+      <w:lvlJc w:val="left"/>
+      <w:pPr>
+        <w:tabs>
+          <w:tab w:val="num" w:pos="2160"/>
+        </w:tabs>
+        <w:ind w:left="2160" w:hanging="360"/>
+      </w:pPr>
+      <w:rPr>
+        <w:rFonts w:ascii="Wingdings" w:hAnsi="Wingdings" w:hint="default"/>
+        <w:sz w:val="20"/>
+      </w:rPr>
+    </w:lvl>
+    <w:lvl w:ilvl="3" w:tentative="1">
+      <w:start w:val="1"/>
+      <w:numFmt w:val="bullet"/>
+      <w:lvlText w:val=""/>
+      <w:lvlJc w:val="left"/>
+      <w:pPr>
+        <w:tabs>
+          <w:tab w:val="num" w:pos="2880"/>
+        </w:tabs>
+        <w:ind w:left="2880" w:hanging="360"/>
+      </w:pPr>
+      <w:rPr>
+        <w:rFonts w:ascii="Wingdings" w:hAnsi="Wingdings" w:hint="default"/>
+        <w:sz w:val="20"/>
+      </w:rPr>
+    </w:lvl>
+    <w:lvl w:ilvl="4" w:tentative="1">
+      <w:start w:val="1"/>
+      <w:numFmt w:val="bullet"/>
+      <w:lvlText w:val=""/>
+      <w:lvlJc w:val="left"/>
+      <w:pPr>
+        <w:tabs>
+          <w:tab w:val="num" w:pos="3600"/>
+        </w:tabs>
+        <w:ind w:left="3600" w:hanging="360"/>
+      </w:pPr>
+      <w:rPr>
+        <w:rFonts w:ascii="Wingdings" w:hAnsi="Wingdings" w:hint="default"/>
+        <w:sz w:val="20"/>
+      </w:rPr>
+    </w:lvl>
+    <w:lvl w:ilvl="5" w:tentative="1">
+      <w:start w:val="1"/>
+      <w:numFmt w:val="bullet"/>
+      <w:lvlText w:val=""/>
+      <w:lvlJc w:val="left"/>
+      <w:pPr>
+        <w:tabs>
+          <w:tab w:val="num" w:pos="4320"/>
+        </w:tabs>
+        <w:ind w:left="4320" w:hanging="360"/>
+      </w:pPr>
+      <w:rPr>
+        <w:rFonts w:ascii="Wingdings" w:hAnsi="Wingdings" w:hint="default"/>
+        <w:sz w:val="20"/>
+      </w:rPr>
+    </w:lvl>
+    <w:lvl w:ilvl="6" w:tentative="1">
+      <w:start w:val="1"/>
+      <w:numFmt w:val="bullet"/>
+      <w:lvlText w:val=""/>
+      <w:lvlJc w:val="left"/>
+      <w:pPr>
+        <w:tabs>
+          <w:tab w:val="num" w:pos="5040"/>
+        </w:tabs>
+        <w:ind w:left="5040" w:hanging="360"/>
+      </w:pPr>
+      <w:rPr>
+        <w:rFonts w:ascii="Wingdings" w:hAnsi="Wingdings" w:hint="default"/>
+        <w:sz w:val="20"/>
+      </w:rPr>
+    </w:lvl>
+    <w:lvl w:ilvl="7" w:tentative="1">
+      <w:start w:val="1"/>
+      <w:numFmt w:val="bullet"/>
+      <w:lvlText w:val=""/>
+      <w:lvlJc w:val="left"/>
+      <w:pPr>
+        <w:tabs>
+          <w:tab w:val="num" w:pos="5760"/>
+        </w:tabs>
+        <w:ind w:left="5760" w:hanging="360"/>
+      </w:pPr>
+      <w:rPr>
+        <w:rFonts w:ascii="Wingdings" w:hAnsi="Wingdings" w:hint="default"/>
+        <w:sz w:val="20"/>
+      </w:rPr>
+    </w:lvl>
+    <w:lvl w:ilvl="8" w:tentative="1">
+      <w:start w:val="1"/>
+      <w:numFmt w:val="bullet"/>
+      <w:lvlText w:val=""/>
+      <w:lvlJc w:val="left"/>
+      <w:pPr>
+        <w:tabs>
+          <w:tab w:val="num" w:pos="6480"/>
+        </w:tabs>
+        <w:ind w:left="6480" w:hanging="360"/>
+      </w:pPr>
+      <w:rPr>
+        <w:rFonts w:ascii="Wingdings" w:hAnsi="Wingdings" w:hint="default"/>
+        <w:sz w:val="20"/>
+      </w:rPr>
+    </w:lvl>
+  </w:abstractNum>
+  <w:abstractNum w:abstractNumId="14" w15:restartNumberingAfterBreak="0">
     <w:nsid w:val="285A3401"/>
     <w:multiLevelType w:val="multilevel"/>
     <w:tmpl w:val="6CB24262"/>
@@ -8514,7 +9281,7 @@
       </w:rPr>
     </w:lvl>
   </w:abstractNum>
-  <w:abstractNum w:abstractNumId="12" w15:restartNumberingAfterBreak="0">
+  <w:abstractNum w:abstractNumId="15" w15:restartNumberingAfterBreak="0">
     <w:nsid w:val="29F254C3"/>
     <w:multiLevelType w:val="multilevel"/>
     <w:tmpl w:val="F2BEF54E"/>
@@ -8663,7 +9430,7 @@
       </w:rPr>
     </w:lvl>
   </w:abstractNum>
-  <w:abstractNum w:abstractNumId="13" w15:restartNumberingAfterBreak="0">
+  <w:abstractNum w:abstractNumId="16" w15:restartNumberingAfterBreak="0">
     <w:nsid w:val="2A3C04B2"/>
     <w:multiLevelType w:val="hybridMultilevel"/>
     <w:tmpl w:val="B546AEBC"/>
@@ -8776,7 +9543,7 @@
       </w:rPr>
     </w:lvl>
   </w:abstractNum>
-  <w:abstractNum w:abstractNumId="14" w15:restartNumberingAfterBreak="0">
+  <w:abstractNum w:abstractNumId="17" w15:restartNumberingAfterBreak="0">
     <w:nsid w:val="2A6E67BD"/>
     <w:multiLevelType w:val="multilevel"/>
     <w:tmpl w:val="2E5AA62C"/>
@@ -8925,7 +9692,7 @@
       </w:rPr>
     </w:lvl>
   </w:abstractNum>
-  <w:abstractNum w:abstractNumId="15" w15:restartNumberingAfterBreak="0">
+  <w:abstractNum w:abstractNumId="18" w15:restartNumberingAfterBreak="0">
     <w:nsid w:val="312A6436"/>
     <w:multiLevelType w:val="multilevel"/>
     <w:tmpl w:val="9000F46C"/>
@@ -9074,7 +9841,156 @@
       </w:rPr>
     </w:lvl>
   </w:abstractNum>
-  <w:abstractNum w:abstractNumId="16" w15:restartNumberingAfterBreak="0">
+  <w:abstractNum w:abstractNumId="19" w15:restartNumberingAfterBreak="0">
+    <w:nsid w:val="32C56AB8"/>
+    <w:multiLevelType w:val="multilevel"/>
+    <w:tmpl w:val="B40A7604"/>
+    <w:lvl w:ilvl="0">
+      <w:start w:val="1"/>
+      <w:numFmt w:val="bullet"/>
+      <w:lvlText w:val=""/>
+      <w:lvlJc w:val="left"/>
+      <w:pPr>
+        <w:tabs>
+          <w:tab w:val="num" w:pos="720"/>
+        </w:tabs>
+        <w:ind w:left="720" w:hanging="360"/>
+      </w:pPr>
+      <w:rPr>
+        <w:rFonts w:ascii="Symbol" w:hAnsi="Symbol" w:hint="default"/>
+        <w:sz w:val="20"/>
+      </w:rPr>
+    </w:lvl>
+    <w:lvl w:ilvl="1" w:tentative="1">
+      <w:start w:val="1"/>
+      <w:numFmt w:val="bullet"/>
+      <w:lvlText w:val="o"/>
+      <w:lvlJc w:val="left"/>
+      <w:pPr>
+        <w:tabs>
+          <w:tab w:val="num" w:pos="1440"/>
+        </w:tabs>
+        <w:ind w:left="1440" w:hanging="360"/>
+      </w:pPr>
+      <w:rPr>
+        <w:rFonts w:ascii="Courier New" w:hAnsi="Courier New" w:hint="default"/>
+        <w:sz w:val="20"/>
+      </w:rPr>
+    </w:lvl>
+    <w:lvl w:ilvl="2" w:tentative="1">
+      <w:start w:val="1"/>
+      <w:numFmt w:val="bullet"/>
+      <w:lvlText w:val=""/>
+      <w:lvlJc w:val="left"/>
+      <w:pPr>
+        <w:tabs>
+          <w:tab w:val="num" w:pos="2160"/>
+        </w:tabs>
+        <w:ind w:left="2160" w:hanging="360"/>
+      </w:pPr>
+      <w:rPr>
+        <w:rFonts w:ascii="Wingdings" w:hAnsi="Wingdings" w:hint="default"/>
+        <w:sz w:val="20"/>
+      </w:rPr>
+    </w:lvl>
+    <w:lvl w:ilvl="3" w:tentative="1">
+      <w:start w:val="1"/>
+      <w:numFmt w:val="bullet"/>
+      <w:lvlText w:val=""/>
+      <w:lvlJc w:val="left"/>
+      <w:pPr>
+        <w:tabs>
+          <w:tab w:val="num" w:pos="2880"/>
+        </w:tabs>
+        <w:ind w:left="2880" w:hanging="360"/>
+      </w:pPr>
+      <w:rPr>
+        <w:rFonts w:ascii="Wingdings" w:hAnsi="Wingdings" w:hint="default"/>
+        <w:sz w:val="20"/>
+      </w:rPr>
+    </w:lvl>
+    <w:lvl w:ilvl="4" w:tentative="1">
+      <w:start w:val="1"/>
+      <w:numFmt w:val="bullet"/>
+      <w:lvlText w:val=""/>
+      <w:lvlJc w:val="left"/>
+      <w:pPr>
+        <w:tabs>
+          <w:tab w:val="num" w:pos="3600"/>
+        </w:tabs>
+        <w:ind w:left="3600" w:hanging="360"/>
+      </w:pPr>
+      <w:rPr>
+        <w:rFonts w:ascii="Wingdings" w:hAnsi="Wingdings" w:hint="default"/>
+        <w:sz w:val="20"/>
+      </w:rPr>
+    </w:lvl>
+    <w:lvl w:ilvl="5" w:tentative="1">
+      <w:start w:val="1"/>
+      <w:numFmt w:val="bullet"/>
+      <w:lvlText w:val=""/>
+      <w:lvlJc w:val="left"/>
+      <w:pPr>
+        <w:tabs>
+          <w:tab w:val="num" w:pos="4320"/>
+        </w:tabs>
+        <w:ind w:left="4320" w:hanging="360"/>
+      </w:pPr>
+      <w:rPr>
+        <w:rFonts w:ascii="Wingdings" w:hAnsi="Wingdings" w:hint="default"/>
+        <w:sz w:val="20"/>
+      </w:rPr>
+    </w:lvl>
+    <w:lvl w:ilvl="6" w:tentative="1">
+      <w:start w:val="1"/>
+      <w:numFmt w:val="bullet"/>
+      <w:lvlText w:val=""/>
+      <w:lvlJc w:val="left"/>
+      <w:pPr>
+        <w:tabs>
+          <w:tab w:val="num" w:pos="5040"/>
+        </w:tabs>
+        <w:ind w:left="5040" w:hanging="360"/>
+      </w:pPr>
+      <w:rPr>
+        <w:rFonts w:ascii="Wingdings" w:hAnsi="Wingdings" w:hint="default"/>
+        <w:sz w:val="20"/>
+      </w:rPr>
+    </w:lvl>
+    <w:lvl w:ilvl="7" w:tentative="1">
+      <w:start w:val="1"/>
+      <w:numFmt w:val="bullet"/>
+      <w:lvlText w:val=""/>
+      <w:lvlJc w:val="left"/>
+      <w:pPr>
+        <w:tabs>
+          <w:tab w:val="num" w:pos="5760"/>
+        </w:tabs>
+        <w:ind w:left="5760" w:hanging="360"/>
+      </w:pPr>
+      <w:rPr>
+        <w:rFonts w:ascii="Wingdings" w:hAnsi="Wingdings" w:hint="default"/>
+        <w:sz w:val="20"/>
+      </w:rPr>
+    </w:lvl>
+    <w:lvl w:ilvl="8" w:tentative="1">
+      <w:start w:val="1"/>
+      <w:numFmt w:val="bullet"/>
+      <w:lvlText w:val=""/>
+      <w:lvlJc w:val="left"/>
+      <w:pPr>
+        <w:tabs>
+          <w:tab w:val="num" w:pos="6480"/>
+        </w:tabs>
+        <w:ind w:left="6480" w:hanging="360"/>
+      </w:pPr>
+      <w:rPr>
+        <w:rFonts w:ascii="Wingdings" w:hAnsi="Wingdings" w:hint="default"/>
+        <w:sz w:val="20"/>
+      </w:rPr>
+    </w:lvl>
+  </w:abstractNum>
+  <w:abstractNum w:abstractNumId="20" w15:restartNumberingAfterBreak="0">
     <w:nsid w:val="39414323"/>
     <w:multiLevelType w:val="multilevel"/>
     <w:tmpl w:val="A8AE9378"/>
@@ -9223,7 +10139,7 @@
       </w:rPr>
     </w:lvl>
   </w:abstractNum>
-  <w:abstractNum w:abstractNumId="17" w15:restartNumberingAfterBreak="0">
+  <w:abstractNum w:abstractNumId="21" w15:restartNumberingAfterBreak="0">
     <w:nsid w:val="3E91016E"/>
     <w:multiLevelType w:val="multilevel"/>
     <w:tmpl w:val="095ED8AA"/>
@@ -9372,7 +10288,7 @@
       </w:rPr>
     </w:lvl>
   </w:abstractNum>
-  <w:abstractNum w:abstractNumId="18" w15:restartNumberingAfterBreak="0">
+  <w:abstractNum w:abstractNumId="22" w15:restartNumberingAfterBreak="0">
     <w:nsid w:val="3EAF78B0"/>
     <w:multiLevelType w:val="multilevel"/>
     <w:tmpl w:val="B47CAD80"/>
@@ -9521,7 +10437,7 @@
       </w:rPr>
     </w:lvl>
   </w:abstractNum>
-  <w:abstractNum w:abstractNumId="19" w15:restartNumberingAfterBreak="0">
+  <w:abstractNum w:abstractNumId="23" w15:restartNumberingAfterBreak="0">
     <w:nsid w:val="46463CB5"/>
     <w:multiLevelType w:val="multilevel"/>
     <w:tmpl w:val="4E7AF214"/>
@@ -9670,7 +10586,7 @@
       </w:rPr>
     </w:lvl>
   </w:abstractNum>
-  <w:abstractNum w:abstractNumId="20" w15:restartNumberingAfterBreak="0">
+  <w:abstractNum w:abstractNumId="24" w15:restartNumberingAfterBreak="0">
     <w:nsid w:val="464D3C80"/>
     <w:multiLevelType w:val="multilevel"/>
     <w:tmpl w:val="7E588BBA"/>
@@ -9819,7 +10735,7 @@
       </w:rPr>
     </w:lvl>
   </w:abstractNum>
-  <w:abstractNum w:abstractNumId="21" w15:restartNumberingAfterBreak="0">
+  <w:abstractNum w:abstractNumId="25" w15:restartNumberingAfterBreak="0">
     <w:nsid w:val="490764F6"/>
     <w:multiLevelType w:val="multilevel"/>
     <w:tmpl w:val="EF92443A"/>
@@ -9968,7 +10884,7 @@
       </w:rPr>
     </w:lvl>
   </w:abstractNum>
-  <w:abstractNum w:abstractNumId="22" w15:restartNumberingAfterBreak="0">
+  <w:abstractNum w:abstractNumId="26" w15:restartNumberingAfterBreak="0">
     <w:nsid w:val="4C8F5902"/>
     <w:multiLevelType w:val="multilevel"/>
     <w:tmpl w:val="DCE86138"/>
@@ -10117,7 +11033,7 @@
       </w:rPr>
     </w:lvl>
   </w:abstractNum>
-  <w:abstractNum w:abstractNumId="23" w15:restartNumberingAfterBreak="0">
+  <w:abstractNum w:abstractNumId="27" w15:restartNumberingAfterBreak="0">
     <w:nsid w:val="548947AF"/>
     <w:multiLevelType w:val="multilevel"/>
     <w:tmpl w:val="9CE80C98"/>
@@ -10266,7 +11182,7 @@
       </w:rPr>
     </w:lvl>
   </w:abstractNum>
-  <w:abstractNum w:abstractNumId="24" w15:restartNumberingAfterBreak="0">
+  <w:abstractNum w:abstractNumId="28" w15:restartNumberingAfterBreak="0">
     <w:nsid w:val="56CA53EF"/>
     <w:multiLevelType w:val="multilevel"/>
     <w:tmpl w:val="84FE6970"/>
@@ -10415,7 +11331,7 @@
       </w:rPr>
     </w:lvl>
   </w:abstractNum>
-  <w:abstractNum w:abstractNumId="25" w15:restartNumberingAfterBreak="0">
+  <w:abstractNum w:abstractNumId="29" w15:restartNumberingAfterBreak="0">
     <w:nsid w:val="58A9018C"/>
     <w:multiLevelType w:val="multilevel"/>
     <w:tmpl w:val="315E6C52"/>
@@ -10564,7 +11480,7 @@
       </w:rPr>
     </w:lvl>
   </w:abstractNum>
-  <w:abstractNum w:abstractNumId="26" w15:restartNumberingAfterBreak="0">
+  <w:abstractNum w:abstractNumId="30" w15:restartNumberingAfterBreak="0">
     <w:nsid w:val="58DE1064"/>
     <w:multiLevelType w:val="multilevel"/>
     <w:tmpl w:val="DEB0A63E"/>
@@ -10713,7 +11629,7 @@
       </w:rPr>
     </w:lvl>
   </w:abstractNum>
-  <w:abstractNum w:abstractNumId="27" w15:restartNumberingAfterBreak="0">
+  <w:abstractNum w:abstractNumId="31" w15:restartNumberingAfterBreak="0">
     <w:nsid w:val="5A596376"/>
     <w:multiLevelType w:val="hybridMultilevel"/>
     <w:tmpl w:val="F6861CAC"/>
@@ -10826,7 +11742,7 @@
       </w:rPr>
     </w:lvl>
   </w:abstractNum>
-  <w:abstractNum w:abstractNumId="28" w15:restartNumberingAfterBreak="0">
+  <w:abstractNum w:abstractNumId="32" w15:restartNumberingAfterBreak="0">
     <w:nsid w:val="5A7C06C0"/>
     <w:multiLevelType w:val="multilevel"/>
     <w:tmpl w:val="2F0AE228"/>
@@ -10975,7 +11891,7 @@
       </w:rPr>
     </w:lvl>
   </w:abstractNum>
-  <w:abstractNum w:abstractNumId="29" w15:restartNumberingAfterBreak="0">
+  <w:abstractNum w:abstractNumId="33" w15:restartNumberingAfterBreak="0">
     <w:nsid w:val="5BA93CB4"/>
     <w:multiLevelType w:val="hybridMultilevel"/>
     <w:tmpl w:val="28D2839A"/>
@@ -11088,7 +12004,7 @@
       </w:rPr>
     </w:lvl>
   </w:abstractNum>
-  <w:abstractNum w:abstractNumId="30" w15:restartNumberingAfterBreak="0">
+  <w:abstractNum w:abstractNumId="34" w15:restartNumberingAfterBreak="0">
     <w:nsid w:val="692C0D66"/>
     <w:multiLevelType w:val="multilevel"/>
     <w:tmpl w:val="63A428EC"/>
@@ -11237,7 +12153,7 @@
       </w:rPr>
     </w:lvl>
   </w:abstractNum>
-  <w:abstractNum w:abstractNumId="31" w15:restartNumberingAfterBreak="0">
+  <w:abstractNum w:abstractNumId="35" w15:restartNumberingAfterBreak="0">
     <w:nsid w:val="6D42561B"/>
     <w:multiLevelType w:val="multilevel"/>
     <w:tmpl w:val="2F54275A"/>
@@ -11386,7 +12302,7 @@
       </w:rPr>
     </w:lvl>
   </w:abstractNum>
-  <w:abstractNum w:abstractNumId="32" w15:restartNumberingAfterBreak="0">
+  <w:abstractNum w:abstractNumId="36" w15:restartNumberingAfterBreak="0">
     <w:nsid w:val="6F054F5B"/>
     <w:multiLevelType w:val="multilevel"/>
     <w:tmpl w:val="1AB63212"/>
@@ -11535,7 +12451,7 @@
       </w:rPr>
     </w:lvl>
   </w:abstractNum>
-  <w:abstractNum w:abstractNumId="33" w15:restartNumberingAfterBreak="0">
+  <w:abstractNum w:abstractNumId="37" w15:restartNumberingAfterBreak="0">
     <w:nsid w:val="71994CDE"/>
     <w:multiLevelType w:val="multilevel"/>
     <w:tmpl w:val="49BC38DC"/>
@@ -11684,7 +12600,156 @@
       </w:rPr>
     </w:lvl>
   </w:abstractNum>
-  <w:abstractNum w:abstractNumId="34" w15:restartNumberingAfterBreak="0">
+  <w:abstractNum w:abstractNumId="38" w15:restartNumberingAfterBreak="0">
+    <w:nsid w:val="74A23843"/>
+    <w:multiLevelType w:val="multilevel"/>
+    <w:tmpl w:val="2FB49A04"/>
+    <w:lvl w:ilvl="0">
+      <w:start w:val="1"/>
+      <w:numFmt w:val="bullet"/>
+      <w:lvlText w:val=""/>
+      <w:lvlJc w:val="left"/>
+      <w:pPr>
+        <w:tabs>
+          <w:tab w:val="num" w:pos="720"/>
+        </w:tabs>
+        <w:ind w:left="720" w:hanging="360"/>
+      </w:pPr>
+      <w:rPr>
+        <w:rFonts w:ascii="Symbol" w:hAnsi="Symbol" w:hint="default"/>
+        <w:sz w:val="20"/>
+      </w:rPr>
+    </w:lvl>
+    <w:lvl w:ilvl="1" w:tentative="1">
+      <w:start w:val="1"/>
+      <w:numFmt w:val="bullet"/>
+      <w:lvlText w:val="o"/>
+      <w:lvlJc w:val="left"/>
+      <w:pPr>
+        <w:tabs>
+          <w:tab w:val="num" w:pos="1440"/>
+        </w:tabs>
+        <w:ind w:left="1440" w:hanging="360"/>
+      </w:pPr>
+      <w:rPr>
+        <w:rFonts w:ascii="Courier New" w:hAnsi="Courier New" w:hint="default"/>
+        <w:sz w:val="20"/>
+      </w:rPr>
+    </w:lvl>
+    <w:lvl w:ilvl="2" w:tentative="1">
+      <w:start w:val="1"/>
+      <w:numFmt w:val="bullet"/>
+      <w:lvlText w:val=""/>
+      <w:lvlJc w:val="left"/>
+      <w:pPr>
+        <w:tabs>
+          <w:tab w:val="num" w:pos="2160"/>
+        </w:tabs>
+        <w:ind w:left="2160" w:hanging="360"/>
+      </w:pPr>
+      <w:rPr>
+        <w:rFonts w:ascii="Wingdings" w:hAnsi="Wingdings" w:hint="default"/>
+        <w:sz w:val="20"/>
+      </w:rPr>
+    </w:lvl>
+    <w:lvl w:ilvl="3" w:tentative="1">
+      <w:start w:val="1"/>
+      <w:numFmt w:val="bullet"/>
+      <w:lvlText w:val=""/>
+      <w:lvlJc w:val="left"/>
+      <w:pPr>
+        <w:tabs>
+          <w:tab w:val="num" w:pos="2880"/>
+        </w:tabs>
+        <w:ind w:left="2880" w:hanging="360"/>
+      </w:pPr>
+      <w:rPr>
+        <w:rFonts w:ascii="Wingdings" w:hAnsi="Wingdings" w:hint="default"/>
+        <w:sz w:val="20"/>
+      </w:rPr>
+    </w:lvl>
+    <w:lvl w:ilvl="4" w:tentative="1">
+      <w:start w:val="1"/>
+      <w:numFmt w:val="bullet"/>
+      <w:lvlText w:val=""/>
+      <w:lvlJc w:val="left"/>
+      <w:pPr>
+        <w:tabs>
+          <w:tab w:val="num" w:pos="3600"/>
+        </w:tabs>
+        <w:ind w:left="3600" w:hanging="360"/>
+      </w:pPr>
+      <w:rPr>
+        <w:rFonts w:ascii="Wingdings" w:hAnsi="Wingdings" w:hint="default"/>
+        <w:sz w:val="20"/>
+      </w:rPr>
+    </w:lvl>
+    <w:lvl w:ilvl="5" w:tentative="1">
+      <w:start w:val="1"/>
+      <w:numFmt w:val="bullet"/>
+      <w:lvlText w:val=""/>
+      <w:lvlJc w:val="left"/>
+      <w:pPr>
+        <w:tabs>
+          <w:tab w:val="num" w:pos="4320"/>
+        </w:tabs>
+        <w:ind w:left="4320" w:hanging="360"/>
+      </w:pPr>
+      <w:rPr>
+        <w:rFonts w:ascii="Wingdings" w:hAnsi="Wingdings" w:hint="default"/>
+        <w:sz w:val="20"/>
+      </w:rPr>
+    </w:lvl>
+    <w:lvl w:ilvl="6" w:tentative="1">
+      <w:start w:val="1"/>
+      <w:numFmt w:val="bullet"/>
+      <w:lvlText w:val=""/>
+      <w:lvlJc w:val="left"/>
+      <w:pPr>
+        <w:tabs>
+          <w:tab w:val="num" w:pos="5040"/>
+        </w:tabs>
+        <w:ind w:left="5040" w:hanging="360"/>
+      </w:pPr>
+      <w:rPr>
+        <w:rFonts w:ascii="Wingdings" w:hAnsi="Wingdings" w:hint="default"/>
+        <w:sz w:val="20"/>
+      </w:rPr>
+    </w:lvl>
+    <w:lvl w:ilvl="7" w:tentative="1">
+      <w:start w:val="1"/>
+      <w:numFmt w:val="bullet"/>
+      <w:lvlText w:val=""/>
+      <w:lvlJc w:val="left"/>
+      <w:pPr>
+        <w:tabs>
+          <w:tab w:val="num" w:pos="5760"/>
+        </w:tabs>
+        <w:ind w:left="5760" w:hanging="360"/>
+      </w:pPr>
+      <w:rPr>
+        <w:rFonts w:ascii="Wingdings" w:hAnsi="Wingdings" w:hint="default"/>
+        <w:sz w:val="20"/>
+      </w:rPr>
+    </w:lvl>
+    <w:lvl w:ilvl="8" w:tentative="1">
+      <w:start w:val="1"/>
+      <w:numFmt w:val="bullet"/>
+      <w:lvlText w:val=""/>
+      <w:lvlJc w:val="left"/>
+      <w:pPr>
+        <w:tabs>
+          <w:tab w:val="num" w:pos="6480"/>
+        </w:tabs>
+        <w:ind w:left="6480" w:hanging="360"/>
+      </w:pPr>
+      <w:rPr>
+        <w:rFonts w:ascii="Wingdings" w:hAnsi="Wingdings" w:hint="default"/>
+        <w:sz w:val="20"/>
+      </w:rPr>
+    </w:lvl>
+  </w:abstractNum>
+  <w:abstractNum w:abstractNumId="39" w15:restartNumberingAfterBreak="0">
     <w:nsid w:val="798C3BE5"/>
     <w:multiLevelType w:val="multilevel"/>
     <w:tmpl w:val="0578278C"/>
@@ -11833,65 +12898,214 @@
       </w:rPr>
     </w:lvl>
   </w:abstractNum>
+  <w:abstractNum w:abstractNumId="40" w15:restartNumberingAfterBreak="0">
+    <w:nsid w:val="7C812BE2"/>
+    <w:multiLevelType w:val="multilevel"/>
+    <w:tmpl w:val="8F182BF6"/>
+    <w:lvl w:ilvl="0">
+      <w:start w:val="1"/>
+      <w:numFmt w:val="bullet"/>
+      <w:lvlText w:val=""/>
+      <w:lvlJc w:val="left"/>
+      <w:pPr>
+        <w:tabs>
+          <w:tab w:val="num" w:pos="720"/>
+        </w:tabs>
+        <w:ind w:left="720" w:hanging="360"/>
+      </w:pPr>
+      <w:rPr>
+        <w:rFonts w:ascii="Symbol" w:hAnsi="Symbol" w:hint="default"/>
+        <w:sz w:val="20"/>
+      </w:rPr>
+    </w:lvl>
+    <w:lvl w:ilvl="1" w:tentative="1">
+      <w:start w:val="1"/>
+      <w:numFmt w:val="bullet"/>
+      <w:lvlText w:val="o"/>
+      <w:lvlJc w:val="left"/>
+      <w:pPr>
+        <w:tabs>
+          <w:tab w:val="num" w:pos="1440"/>
+        </w:tabs>
+        <w:ind w:left="1440" w:hanging="360"/>
+      </w:pPr>
+      <w:rPr>
+        <w:rFonts w:ascii="Courier New" w:hAnsi="Courier New" w:hint="default"/>
+        <w:sz w:val="20"/>
+      </w:rPr>
+    </w:lvl>
+    <w:lvl w:ilvl="2" w:tentative="1">
+      <w:start w:val="1"/>
+      <w:numFmt w:val="bullet"/>
+      <w:lvlText w:val=""/>
+      <w:lvlJc w:val="left"/>
+      <w:pPr>
+        <w:tabs>
+          <w:tab w:val="num" w:pos="2160"/>
+        </w:tabs>
+        <w:ind w:left="2160" w:hanging="360"/>
+      </w:pPr>
+      <w:rPr>
+        <w:rFonts w:ascii="Wingdings" w:hAnsi="Wingdings" w:hint="default"/>
+        <w:sz w:val="20"/>
+      </w:rPr>
+    </w:lvl>
+    <w:lvl w:ilvl="3" w:tentative="1">
+      <w:start w:val="1"/>
+      <w:numFmt w:val="bullet"/>
+      <w:lvlText w:val=""/>
+      <w:lvlJc w:val="left"/>
+      <w:pPr>
+        <w:tabs>
+          <w:tab w:val="num" w:pos="2880"/>
+        </w:tabs>
+        <w:ind w:left="2880" w:hanging="360"/>
+      </w:pPr>
+      <w:rPr>
+        <w:rFonts w:ascii="Wingdings" w:hAnsi="Wingdings" w:hint="default"/>
+        <w:sz w:val="20"/>
+      </w:rPr>
+    </w:lvl>
+    <w:lvl w:ilvl="4" w:tentative="1">
+      <w:start w:val="1"/>
+      <w:numFmt w:val="bullet"/>
+      <w:lvlText w:val=""/>
+      <w:lvlJc w:val="left"/>
+      <w:pPr>
+        <w:tabs>
+          <w:tab w:val="num" w:pos="3600"/>
+        </w:tabs>
+        <w:ind w:left="3600" w:hanging="360"/>
+      </w:pPr>
+      <w:rPr>
+        <w:rFonts w:ascii="Wingdings" w:hAnsi="Wingdings" w:hint="default"/>
+        <w:sz w:val="20"/>
+      </w:rPr>
+    </w:lvl>
+    <w:lvl w:ilvl="5" w:tentative="1">
+      <w:start w:val="1"/>
+      <w:numFmt w:val="bullet"/>
+      <w:lvlText w:val=""/>
+      <w:lvlJc w:val="left"/>
+      <w:pPr>
+        <w:tabs>
+          <w:tab w:val="num" w:pos="4320"/>
+        </w:tabs>
+        <w:ind w:left="4320" w:hanging="360"/>
+      </w:pPr>
+      <w:rPr>
+        <w:rFonts w:ascii="Wingdings" w:hAnsi="Wingdings" w:hint="default"/>
+        <w:sz w:val="20"/>
+      </w:rPr>
+    </w:lvl>
+    <w:lvl w:ilvl="6" w:tentative="1">
+      <w:start w:val="1"/>
+      <w:numFmt w:val="bullet"/>
+      <w:lvlText w:val=""/>
+      <w:lvlJc w:val="left"/>
+      <w:pPr>
+        <w:tabs>
+          <w:tab w:val="num" w:pos="5040"/>
+        </w:tabs>
+        <w:ind w:left="5040" w:hanging="360"/>
+      </w:pPr>
+      <w:rPr>
+        <w:rFonts w:ascii="Wingdings" w:hAnsi="Wingdings" w:hint="default"/>
+        <w:sz w:val="20"/>
+      </w:rPr>
+    </w:lvl>
+    <w:lvl w:ilvl="7" w:tentative="1">
+      <w:start w:val="1"/>
+      <w:numFmt w:val="bullet"/>
+      <w:lvlText w:val=""/>
+      <w:lvlJc w:val="left"/>
+      <w:pPr>
+        <w:tabs>
+          <w:tab w:val="num" w:pos="5760"/>
+        </w:tabs>
+        <w:ind w:left="5760" w:hanging="360"/>
+      </w:pPr>
+      <w:rPr>
+        <w:rFonts w:ascii="Wingdings" w:hAnsi="Wingdings" w:hint="default"/>
+        <w:sz w:val="20"/>
+      </w:rPr>
+    </w:lvl>
+    <w:lvl w:ilvl="8" w:tentative="1">
+      <w:start w:val="1"/>
+      <w:numFmt w:val="bullet"/>
+      <w:lvlText w:val=""/>
+      <w:lvlJc w:val="left"/>
+      <w:pPr>
+        <w:tabs>
+          <w:tab w:val="num" w:pos="6480"/>
+        </w:tabs>
+        <w:ind w:left="6480" w:hanging="360"/>
+      </w:pPr>
+      <w:rPr>
+        <w:rFonts w:ascii="Wingdings" w:hAnsi="Wingdings" w:hint="default"/>
+        <w:sz w:val="20"/>
+      </w:rPr>
+    </w:lvl>
+  </w:abstractNum>
   <w:num w:numId="1">
+    <w:abstractNumId w:val="20"/>
+  </w:num>
+  <w:num w:numId="2">
+    <w:abstractNumId w:val="31"/>
+  </w:num>
+  <w:num w:numId="3">
     <w:abstractNumId w:val="16"/>
   </w:num>
-  <w:num w:numId="2">
-    <w:abstractNumId w:val="27"/>
-  </w:num>
-  <w:num w:numId="3">
-    <w:abstractNumId w:val="13"/>
-  </w:num>
   <w:num w:numId="4">
-    <w:abstractNumId w:val="29"/>
+    <w:abstractNumId w:val="33"/>
   </w:num>
   <w:num w:numId="5">
     <w:abstractNumId w:val="7"/>
   </w:num>
   <w:num w:numId="6">
-    <w:abstractNumId w:val="33"/>
+    <w:abstractNumId w:val="37"/>
   </w:num>
   <w:num w:numId="7">
+    <w:abstractNumId w:val="28"/>
+  </w:num>
+  <w:num w:numId="8">
+    <w:abstractNumId w:val="12"/>
+  </w:num>
+  <w:num w:numId="9">
     <w:abstractNumId w:val="24"/>
   </w:num>
-  <w:num w:numId="8">
-    <w:abstractNumId w:val="10"/>
-  </w:num>
-  <w:num w:numId="9">
-    <w:abstractNumId w:val="20"/>
-  </w:num>
   <w:num w:numId="10">
-    <w:abstractNumId w:val="34"/>
+    <w:abstractNumId w:val="39"/>
   </w:num>
   <w:num w:numId="11">
-    <w:abstractNumId w:val="15"/>
+    <w:abstractNumId w:val="18"/>
   </w:num>
   <w:num w:numId="12">
-    <w:abstractNumId w:val="14"/>
+    <w:abstractNumId w:val="17"/>
   </w:num>
   <w:num w:numId="13">
-    <w:abstractNumId w:val="19"/>
+    <w:abstractNumId w:val="23"/>
   </w:num>
   <w:num w:numId="14">
-    <w:abstractNumId w:val="26"/>
+    <w:abstractNumId w:val="30"/>
   </w:num>
   <w:num w:numId="15">
     <w:abstractNumId w:val="5"/>
   </w:num>
   <w:num w:numId="16">
-    <w:abstractNumId w:val="12"/>
+    <w:abstractNumId w:val="15"/>
   </w:num>
   <w:num w:numId="17">
-    <w:abstractNumId w:val="21"/>
+    <w:abstractNumId w:val="25"/>
   </w:num>
   <w:num w:numId="18">
-    <w:abstractNumId w:val="28"/>
+    <w:abstractNumId w:val="32"/>
   </w:num>
   <w:num w:numId="19">
-    <w:abstractNumId w:val="32"/>
+    <w:abstractNumId w:val="36"/>
   </w:num>
   <w:num w:numId="20">
-    <w:abstractNumId w:val="30"/>
+    <w:abstractNumId w:val="34"/>
   </w:num>
   <w:num w:numId="21">
     <w:abstractNumId w:val="2"/>
@@ -11900,43 +13114,61 @@
     <w:abstractNumId w:val="1"/>
   </w:num>
   <w:num w:numId="23">
-    <w:abstractNumId w:val="8"/>
+    <w:abstractNumId w:val="10"/>
   </w:num>
   <w:num w:numId="24">
-    <w:abstractNumId w:val="9"/>
+    <w:abstractNumId w:val="11"/>
   </w:num>
   <w:num w:numId="25">
-    <w:abstractNumId w:val="11"/>
+    <w:abstractNumId w:val="14"/>
   </w:num>
   <w:num w:numId="26">
-    <w:abstractNumId w:val="17"/>
+    <w:abstractNumId w:val="21"/>
   </w:num>
   <w:num w:numId="27">
     <w:abstractNumId w:val="6"/>
   </w:num>
   <w:num w:numId="28">
-    <w:abstractNumId w:val="25"/>
+    <w:abstractNumId w:val="29"/>
   </w:num>
   <w:num w:numId="29">
     <w:abstractNumId w:val="3"/>
   </w:num>
   <w:num w:numId="30">
-    <w:abstractNumId w:val="31"/>
+    <w:abstractNumId w:val="35"/>
   </w:num>
   <w:num w:numId="31">
     <w:abstractNumId w:val="4"/>
   </w:num>
   <w:num w:numId="32">
-    <w:abstractNumId w:val="18"/>
+    <w:abstractNumId w:val="22"/>
   </w:num>
   <w:num w:numId="33">
-    <w:abstractNumId w:val="23"/>
+    <w:abstractNumId w:val="27"/>
   </w:num>
   <w:num w:numId="34">
-    <w:abstractNumId w:val="22"/>
+    <w:abstractNumId w:val="26"/>
   </w:num>
   <w:num w:numId="35">
     <w:abstractNumId w:val="0"/>
+  </w:num>
+  <w:num w:numId="36">
+    <w:abstractNumId w:val="13"/>
+  </w:num>
+  <w:num w:numId="37">
+    <w:abstractNumId w:val="8"/>
+  </w:num>
+  <w:num w:numId="38">
+    <w:abstractNumId w:val="40"/>
+  </w:num>
+  <w:num w:numId="39">
+    <w:abstractNumId w:val="19"/>
+  </w:num>
+  <w:num w:numId="40">
+    <w:abstractNumId w:val="38"/>
+  </w:num>
+  <w:num w:numId="41">
+    <w:abstractNumId w:val="9"/>
   </w:num>
 </w:numbering>
 </file>
@@ -12748,7 +13980,7 @@
 </file>
 
 <file path=customXml/itemProps1.xml><?xml version="1.0" encoding="utf-8"?>
-<ds:datastoreItem xmlns:ds="http://schemas.openxmlformats.org/officeDocument/2006/customXml" ds:itemID="{240B24C3-DAB2-47EE-B110-A33D2557DF6A}">
+<ds:datastoreItem xmlns:ds="http://schemas.openxmlformats.org/officeDocument/2006/customXml" ds:itemID="{86D1C31F-2DB7-4086-8F0C-A594FE07174A}">
   <ds:schemaRefs>
     <ds:schemaRef ds:uri="http://schemas.openxmlformats.org/officeDocument/2006/bibliography"/>
   </ds:schemaRefs>

--- a/docs/06_Daily_Coding_&_Technical.docx
+++ b/docs/06_Daily_Coding_&_Technical.docx
@@ -6895,15 +6895,7 @@
           <w:sz w:val="36"/>
           <w:szCs w:val="36"/>
         </w:rPr>
-        <w:t xml:space="preserve">                              07</w:t>
-      </w:r>
-      <w:r>
-        <w:rPr>
-          <w:b/>
-          <w:sz w:val="36"/>
-          <w:szCs w:val="36"/>
-        </w:rPr>
-        <w:t>/02</w:t>
+        <w:t xml:space="preserve">                              07/02</w:t>
       </w:r>
       <w:r>
         <w:rPr>
@@ -7030,6 +7022,327 @@
       </w:pPr>
       <w:r>
         <w:t>Project is fully prepared to begin backend development in the next working session.</w:t>
+      </w:r>
+    </w:p>
+    <w:p>
+      <w:pPr>
+        <w:pStyle w:val="NormalWeb"/>
+      </w:pPr>
+    </w:p>
+    <w:p>
+      <w:pPr>
+        <w:pStyle w:val="NormalWeb"/>
+        <w:rPr>
+          <w:b/>
+          <w:sz w:val="36"/>
+          <w:szCs w:val="36"/>
+        </w:rPr>
+      </w:pPr>
+      <w:r>
+        <w:rPr>
+          <w:b/>
+          <w:sz w:val="36"/>
+          <w:szCs w:val="36"/>
+        </w:rPr>
+        <w:t>Day-24</w:t>
+      </w:r>
+      <w:r>
+        <w:rPr>
+          <w:b/>
+          <w:sz w:val="36"/>
+          <w:szCs w:val="36"/>
+        </w:rPr>
+        <w:t xml:space="preserve">                                           </w:t>
+      </w:r>
+      <w:r>
+        <w:rPr>
+          <w:b/>
+          <w:sz w:val="36"/>
+          <w:szCs w:val="36"/>
+        </w:rPr>
+        <w:t xml:space="preserve">                              09/02</w:t>
+      </w:r>
+      <w:r>
+        <w:rPr>
+          <w:b/>
+          <w:sz w:val="36"/>
+          <w:szCs w:val="36"/>
+        </w:rPr>
+        <w:t>/2025</w:t>
+      </w:r>
+    </w:p>
+    <w:p>
+      <w:pPr>
+        <w:pStyle w:val="Heading2"/>
+      </w:pPr>
+      <w:r>
+        <w:rPr>
+          <w:rStyle w:val="Strong"/>
+          <w:b/>
+          <w:bCs/>
+        </w:rPr>
+        <w:t>Day 24 – Technical Development Summary</w:t>
+      </w:r>
+    </w:p>
+    <w:p>
+      <w:pPr>
+        <w:pStyle w:val="Heading3"/>
+      </w:pPr>
+      <w:r>
+        <w:t>Backend</w:t>
+      </w:r>
+    </w:p>
+    <w:p>
+      <w:pPr>
+        <w:pStyle w:val="NormalWeb"/>
+        <w:numPr>
+          <w:ilvl w:val="0"/>
+          <w:numId w:val="42"/>
+        </w:numPr>
+      </w:pPr>
+      <w:r>
+        <w:t>Reviewed and finalized backend architecture.</w:t>
+      </w:r>
+    </w:p>
+    <w:p>
+      <w:pPr>
+        <w:pStyle w:val="NormalWeb"/>
+        <w:numPr>
+          <w:ilvl w:val="0"/>
+          <w:numId w:val="42"/>
+        </w:numPr>
+      </w:pPr>
+      <w:r>
+        <w:t>Confirmed IPC communication working correctly.</w:t>
+      </w:r>
+    </w:p>
+    <w:p>
+      <w:pPr>
+        <w:pStyle w:val="NormalWeb"/>
+        <w:numPr>
+          <w:ilvl w:val="0"/>
+          <w:numId w:val="42"/>
+        </w:numPr>
+      </w:pPr>
+      <w:r>
+        <w:t>Verified DuckDB run retrieval functionality.</w:t>
+      </w:r>
+    </w:p>
+    <w:p>
+      <w:pPr>
+        <w:pStyle w:val="NormalWeb"/>
+        <w:numPr>
+          <w:ilvl w:val="0"/>
+          <w:numId w:val="42"/>
+        </w:numPr>
+      </w:pPr>
+      <w:r>
+        <w:t>Validated ingestion repository operations.</w:t>
+      </w:r>
+    </w:p>
+    <w:p>
+      <w:pPr>
+        <w:pStyle w:val="Heading3"/>
+      </w:pPr>
+      <w:r>
+        <w:t>Frontend</w:t>
+      </w:r>
+    </w:p>
+    <w:p>
+      <w:pPr>
+        <w:pStyle w:val="NormalWeb"/>
+        <w:numPr>
+          <w:ilvl w:val="0"/>
+          <w:numId w:val="43"/>
+        </w:numPr>
+      </w:pPr>
+      <w:r>
+        <w:t>Improved desktop UI stability.</w:t>
+      </w:r>
+    </w:p>
+    <w:p>
+      <w:pPr>
+        <w:pStyle w:val="NormalWeb"/>
+        <w:numPr>
+          <w:ilvl w:val="0"/>
+          <w:numId w:val="43"/>
+        </w:numPr>
+      </w:pPr>
+      <w:r>
+        <w:t>Integrated search functionality with IPC.</w:t>
+      </w:r>
+    </w:p>
+    <w:p>
+      <w:pPr>
+        <w:pStyle w:val="NormalWeb"/>
+        <w:numPr>
+          <w:ilvl w:val="0"/>
+          <w:numId w:val="43"/>
+        </w:numPr>
+      </w:pPr>
+      <w:r>
+        <w:t>Debugged undefined frontendAPI issue.</w:t>
+      </w:r>
+    </w:p>
+    <w:p>
+      <w:pPr>
+        <w:pStyle w:val="NormalWeb"/>
+        <w:numPr>
+          <w:ilvl w:val="0"/>
+          <w:numId w:val="43"/>
+        </w:numPr>
+      </w:pPr>
+      <w:r>
+        <w:t>Verified run retrieval in desktop environment.</w:t>
+      </w:r>
+    </w:p>
+    <w:p>
+      <w:pPr>
+        <w:pStyle w:val="Heading3"/>
+      </w:pPr>
+      <w:r>
+        <w:t>Version Control</w:t>
+      </w:r>
+    </w:p>
+    <w:p>
+      <w:pPr>
+        <w:pStyle w:val="NormalWeb"/>
+        <w:numPr>
+          <w:ilvl w:val="0"/>
+          <w:numId w:val="44"/>
+        </w:numPr>
+      </w:pPr>
+      <w:r>
+        <w:t>Committed backend refinements.</w:t>
+      </w:r>
+    </w:p>
+    <w:p>
+      <w:pPr>
+        <w:pStyle w:val="NormalWeb"/>
+        <w:numPr>
+          <w:ilvl w:val="0"/>
+          <w:numId w:val="44"/>
+        </w:numPr>
+      </w:pPr>
+      <w:r>
+        <w:t>Pushed stable version to GitHub repository.</w:t>
+      </w:r>
+    </w:p>
+    <w:p>
+      <w:pPr>
+        <w:pStyle w:val="NormalWeb"/>
+        <w:numPr>
+          <w:ilvl w:val="0"/>
+          <w:numId w:val="44"/>
+        </w:numPr>
+      </w:pPr>
+      <w:r>
+        <w:t>Repository now reflects architecture finalization milestone.</w:t>
+      </w:r>
+    </w:p>
+    <w:p>
+      <w:pPr>
+        <w:pStyle w:val="Heading3"/>
+      </w:pPr>
+      <w:r>
+        <w:lastRenderedPageBreak/>
+        <w:t>Day 25 Technical Summary</w:t>
+      </w:r>
+    </w:p>
+    <w:p>
+      <w:pPr>
+        <w:pStyle w:val="NormalWeb"/>
+        <w:numPr>
+          <w:ilvl w:val="0"/>
+          <w:numId w:val="45"/>
+        </w:numPr>
+      </w:pPr>
+      <w:r>
+        <w:t xml:space="preserve">Stabilized </w:t>
+      </w:r>
+      <w:proofErr w:type="spellStart"/>
+      <w:r>
+        <w:t>Qt</w:t>
+      </w:r>
+      <w:proofErr w:type="spellEnd"/>
+      <w:r>
+        <w:t xml:space="preserve"> </w:t>
+      </w:r>
+      <w:proofErr w:type="spellStart"/>
+      <w:r>
+        <w:t>WebChannel</w:t>
+      </w:r>
+      <w:proofErr w:type="spellEnd"/>
+      <w:r>
+        <w:t xml:space="preserve"> bridge logic</w:t>
+      </w:r>
+    </w:p>
+    <w:p>
+      <w:pPr>
+        <w:pStyle w:val="NormalWeb"/>
+        <w:numPr>
+          <w:ilvl w:val="0"/>
+          <w:numId w:val="45"/>
+        </w:numPr>
+      </w:pPr>
+      <w:r>
+        <w:t>Refactored frontend API access through controlled wrapper</w:t>
+      </w:r>
+    </w:p>
+    <w:p>
+      <w:pPr>
+        <w:pStyle w:val="NormalWeb"/>
+        <w:numPr>
+          <w:ilvl w:val="0"/>
+          <w:numId w:val="45"/>
+        </w:numPr>
+      </w:pPr>
+      <w:r>
+        <w:t>Validated run repository CRUD operations</w:t>
+      </w:r>
+    </w:p>
+    <w:p>
+      <w:pPr>
+        <w:pStyle w:val="NormalWeb"/>
+        <w:numPr>
+          <w:ilvl w:val="0"/>
+          <w:numId w:val="45"/>
+        </w:numPr>
+      </w:pPr>
+      <w:r>
+        <w:t xml:space="preserve">Confirmed </w:t>
+      </w:r>
+      <w:proofErr w:type="spellStart"/>
+      <w:r>
+        <w:t>DuckDB</w:t>
+      </w:r>
+      <w:proofErr w:type="spellEnd"/>
+      <w:r>
+        <w:t xml:space="preserve"> persistence</w:t>
+      </w:r>
+    </w:p>
+    <w:p>
+      <w:pPr>
+        <w:pStyle w:val="NormalWeb"/>
+        <w:numPr>
+          <w:ilvl w:val="0"/>
+          <w:numId w:val="45"/>
+        </w:numPr>
+      </w:pPr>
+      <w:r>
+        <w:t>Ensured no external network dependency</w:t>
+      </w:r>
+    </w:p>
+    <w:p>
+      <w:pPr>
+        <w:pStyle w:val="NormalWeb"/>
+        <w:numPr>
+          <w:ilvl w:val="0"/>
+          <w:numId w:val="45"/>
+        </w:numPr>
+      </w:pPr>
+      <w:r>
+        <w:t>Verified production-ready offline structure</w:t>
       </w:r>
       <w:bookmarkStart w:id="0" w:name="_GoBack"/>
       <w:bookmarkEnd w:id="0"/>
@@ -7792,6 +8105,155 @@
     </w:lvl>
   </w:abstractNum>
   <w:abstractNum w:abstractNumId="5" w15:restartNumberingAfterBreak="0">
+    <w:nsid w:val="0A5922BB"/>
+    <w:multiLevelType w:val="multilevel"/>
+    <w:tmpl w:val="3B78B302"/>
+    <w:lvl w:ilvl="0">
+      <w:start w:val="1"/>
+      <w:numFmt w:val="bullet"/>
+      <w:lvlText w:val=""/>
+      <w:lvlJc w:val="left"/>
+      <w:pPr>
+        <w:tabs>
+          <w:tab w:val="num" w:pos="720"/>
+        </w:tabs>
+        <w:ind w:left="720" w:hanging="360"/>
+      </w:pPr>
+      <w:rPr>
+        <w:rFonts w:ascii="Symbol" w:hAnsi="Symbol" w:hint="default"/>
+        <w:sz w:val="20"/>
+      </w:rPr>
+    </w:lvl>
+    <w:lvl w:ilvl="1" w:tentative="1">
+      <w:start w:val="1"/>
+      <w:numFmt w:val="bullet"/>
+      <w:lvlText w:val="o"/>
+      <w:lvlJc w:val="left"/>
+      <w:pPr>
+        <w:tabs>
+          <w:tab w:val="num" w:pos="1440"/>
+        </w:tabs>
+        <w:ind w:left="1440" w:hanging="360"/>
+      </w:pPr>
+      <w:rPr>
+        <w:rFonts w:ascii="Courier New" w:hAnsi="Courier New" w:hint="default"/>
+        <w:sz w:val="20"/>
+      </w:rPr>
+    </w:lvl>
+    <w:lvl w:ilvl="2" w:tentative="1">
+      <w:start w:val="1"/>
+      <w:numFmt w:val="bullet"/>
+      <w:lvlText w:val=""/>
+      <w:lvlJc w:val="left"/>
+      <w:pPr>
+        <w:tabs>
+          <w:tab w:val="num" w:pos="2160"/>
+        </w:tabs>
+        <w:ind w:left="2160" w:hanging="360"/>
+      </w:pPr>
+      <w:rPr>
+        <w:rFonts w:ascii="Wingdings" w:hAnsi="Wingdings" w:hint="default"/>
+        <w:sz w:val="20"/>
+      </w:rPr>
+    </w:lvl>
+    <w:lvl w:ilvl="3" w:tentative="1">
+      <w:start w:val="1"/>
+      <w:numFmt w:val="bullet"/>
+      <w:lvlText w:val=""/>
+      <w:lvlJc w:val="left"/>
+      <w:pPr>
+        <w:tabs>
+          <w:tab w:val="num" w:pos="2880"/>
+        </w:tabs>
+        <w:ind w:left="2880" w:hanging="360"/>
+      </w:pPr>
+      <w:rPr>
+        <w:rFonts w:ascii="Wingdings" w:hAnsi="Wingdings" w:hint="default"/>
+        <w:sz w:val="20"/>
+      </w:rPr>
+    </w:lvl>
+    <w:lvl w:ilvl="4" w:tentative="1">
+      <w:start w:val="1"/>
+      <w:numFmt w:val="bullet"/>
+      <w:lvlText w:val=""/>
+      <w:lvlJc w:val="left"/>
+      <w:pPr>
+        <w:tabs>
+          <w:tab w:val="num" w:pos="3600"/>
+        </w:tabs>
+        <w:ind w:left="3600" w:hanging="360"/>
+      </w:pPr>
+      <w:rPr>
+        <w:rFonts w:ascii="Wingdings" w:hAnsi="Wingdings" w:hint="default"/>
+        <w:sz w:val="20"/>
+      </w:rPr>
+    </w:lvl>
+    <w:lvl w:ilvl="5" w:tentative="1">
+      <w:start w:val="1"/>
+      <w:numFmt w:val="bullet"/>
+      <w:lvlText w:val=""/>
+      <w:lvlJc w:val="left"/>
+      <w:pPr>
+        <w:tabs>
+          <w:tab w:val="num" w:pos="4320"/>
+        </w:tabs>
+        <w:ind w:left="4320" w:hanging="360"/>
+      </w:pPr>
+      <w:rPr>
+        <w:rFonts w:ascii="Wingdings" w:hAnsi="Wingdings" w:hint="default"/>
+        <w:sz w:val="20"/>
+      </w:rPr>
+    </w:lvl>
+    <w:lvl w:ilvl="6" w:tentative="1">
+      <w:start w:val="1"/>
+      <w:numFmt w:val="bullet"/>
+      <w:lvlText w:val=""/>
+      <w:lvlJc w:val="left"/>
+      <w:pPr>
+        <w:tabs>
+          <w:tab w:val="num" w:pos="5040"/>
+        </w:tabs>
+        <w:ind w:left="5040" w:hanging="360"/>
+      </w:pPr>
+      <w:rPr>
+        <w:rFonts w:ascii="Wingdings" w:hAnsi="Wingdings" w:hint="default"/>
+        <w:sz w:val="20"/>
+      </w:rPr>
+    </w:lvl>
+    <w:lvl w:ilvl="7" w:tentative="1">
+      <w:start w:val="1"/>
+      <w:numFmt w:val="bullet"/>
+      <w:lvlText w:val=""/>
+      <w:lvlJc w:val="left"/>
+      <w:pPr>
+        <w:tabs>
+          <w:tab w:val="num" w:pos="5760"/>
+        </w:tabs>
+        <w:ind w:left="5760" w:hanging="360"/>
+      </w:pPr>
+      <w:rPr>
+        <w:rFonts w:ascii="Wingdings" w:hAnsi="Wingdings" w:hint="default"/>
+        <w:sz w:val="20"/>
+      </w:rPr>
+    </w:lvl>
+    <w:lvl w:ilvl="8" w:tentative="1">
+      <w:start w:val="1"/>
+      <w:numFmt w:val="bullet"/>
+      <w:lvlText w:val=""/>
+      <w:lvlJc w:val="left"/>
+      <w:pPr>
+        <w:tabs>
+          <w:tab w:val="num" w:pos="6480"/>
+        </w:tabs>
+        <w:ind w:left="6480" w:hanging="360"/>
+      </w:pPr>
+      <w:rPr>
+        <w:rFonts w:ascii="Wingdings" w:hAnsi="Wingdings" w:hint="default"/>
+        <w:sz w:val="20"/>
+      </w:rPr>
+    </w:lvl>
+  </w:abstractNum>
+  <w:abstractNum w:abstractNumId="6" w15:restartNumberingAfterBreak="0">
     <w:nsid w:val="0F5E45FA"/>
     <w:multiLevelType w:val="multilevel"/>
     <w:tmpl w:val="B7D4AEE0"/>
@@ -7940,7 +8402,7 @@
       </w:rPr>
     </w:lvl>
   </w:abstractNum>
-  <w:abstractNum w:abstractNumId="6" w15:restartNumberingAfterBreak="0">
+  <w:abstractNum w:abstractNumId="7" w15:restartNumberingAfterBreak="0">
     <w:nsid w:val="0F7D6E72"/>
     <w:multiLevelType w:val="multilevel"/>
     <w:tmpl w:val="CD40B99C"/>
@@ -8089,7 +8551,7 @@
       </w:rPr>
     </w:lvl>
   </w:abstractNum>
-  <w:abstractNum w:abstractNumId="7" w15:restartNumberingAfterBreak="0">
+  <w:abstractNum w:abstractNumId="8" w15:restartNumberingAfterBreak="0">
     <w:nsid w:val="104F63ED"/>
     <w:multiLevelType w:val="multilevel"/>
     <w:tmpl w:val="81565D46"/>
@@ -8238,7 +8700,7 @@
       </w:rPr>
     </w:lvl>
   </w:abstractNum>
-  <w:abstractNum w:abstractNumId="8" w15:restartNumberingAfterBreak="0">
+  <w:abstractNum w:abstractNumId="9" w15:restartNumberingAfterBreak="0">
     <w:nsid w:val="121E3387"/>
     <w:multiLevelType w:val="multilevel"/>
     <w:tmpl w:val="19A8B71A"/>
@@ -8387,7 +8849,7 @@
       </w:rPr>
     </w:lvl>
   </w:abstractNum>
-  <w:abstractNum w:abstractNumId="9" w15:restartNumberingAfterBreak="0">
+  <w:abstractNum w:abstractNumId="10" w15:restartNumberingAfterBreak="0">
     <w:nsid w:val="1A601901"/>
     <w:multiLevelType w:val="multilevel"/>
     <w:tmpl w:val="D0667852"/>
@@ -8536,7 +8998,7 @@
       </w:rPr>
     </w:lvl>
   </w:abstractNum>
-  <w:abstractNum w:abstractNumId="10" w15:restartNumberingAfterBreak="0">
+  <w:abstractNum w:abstractNumId="11" w15:restartNumberingAfterBreak="0">
     <w:nsid w:val="1C3010FD"/>
     <w:multiLevelType w:val="multilevel"/>
     <w:tmpl w:val="E3B2E942"/>
@@ -8685,7 +9147,7 @@
       </w:rPr>
     </w:lvl>
   </w:abstractNum>
-  <w:abstractNum w:abstractNumId="11" w15:restartNumberingAfterBreak="0">
+  <w:abstractNum w:abstractNumId="12" w15:restartNumberingAfterBreak="0">
     <w:nsid w:val="216E4151"/>
     <w:multiLevelType w:val="multilevel"/>
     <w:tmpl w:val="E36E6D9E"/>
@@ -8834,7 +9296,156 @@
       </w:rPr>
     </w:lvl>
   </w:abstractNum>
-  <w:abstractNum w:abstractNumId="12" w15:restartNumberingAfterBreak="0">
+  <w:abstractNum w:abstractNumId="13" w15:restartNumberingAfterBreak="0">
+    <w:nsid w:val="22C101EF"/>
+    <w:multiLevelType w:val="multilevel"/>
+    <w:tmpl w:val="D512CDDE"/>
+    <w:lvl w:ilvl="0">
+      <w:start w:val="1"/>
+      <w:numFmt w:val="bullet"/>
+      <w:lvlText w:val=""/>
+      <w:lvlJc w:val="left"/>
+      <w:pPr>
+        <w:tabs>
+          <w:tab w:val="num" w:pos="720"/>
+        </w:tabs>
+        <w:ind w:left="720" w:hanging="360"/>
+      </w:pPr>
+      <w:rPr>
+        <w:rFonts w:ascii="Symbol" w:hAnsi="Symbol" w:hint="default"/>
+        <w:sz w:val="20"/>
+      </w:rPr>
+    </w:lvl>
+    <w:lvl w:ilvl="1" w:tentative="1">
+      <w:start w:val="1"/>
+      <w:numFmt w:val="bullet"/>
+      <w:lvlText w:val="o"/>
+      <w:lvlJc w:val="left"/>
+      <w:pPr>
+        <w:tabs>
+          <w:tab w:val="num" w:pos="1440"/>
+        </w:tabs>
+        <w:ind w:left="1440" w:hanging="360"/>
+      </w:pPr>
+      <w:rPr>
+        <w:rFonts w:ascii="Courier New" w:hAnsi="Courier New" w:hint="default"/>
+        <w:sz w:val="20"/>
+      </w:rPr>
+    </w:lvl>
+    <w:lvl w:ilvl="2" w:tentative="1">
+      <w:start w:val="1"/>
+      <w:numFmt w:val="bullet"/>
+      <w:lvlText w:val=""/>
+      <w:lvlJc w:val="left"/>
+      <w:pPr>
+        <w:tabs>
+          <w:tab w:val="num" w:pos="2160"/>
+        </w:tabs>
+        <w:ind w:left="2160" w:hanging="360"/>
+      </w:pPr>
+      <w:rPr>
+        <w:rFonts w:ascii="Wingdings" w:hAnsi="Wingdings" w:hint="default"/>
+        <w:sz w:val="20"/>
+      </w:rPr>
+    </w:lvl>
+    <w:lvl w:ilvl="3" w:tentative="1">
+      <w:start w:val="1"/>
+      <w:numFmt w:val="bullet"/>
+      <w:lvlText w:val=""/>
+      <w:lvlJc w:val="left"/>
+      <w:pPr>
+        <w:tabs>
+          <w:tab w:val="num" w:pos="2880"/>
+        </w:tabs>
+        <w:ind w:left="2880" w:hanging="360"/>
+      </w:pPr>
+      <w:rPr>
+        <w:rFonts w:ascii="Wingdings" w:hAnsi="Wingdings" w:hint="default"/>
+        <w:sz w:val="20"/>
+      </w:rPr>
+    </w:lvl>
+    <w:lvl w:ilvl="4" w:tentative="1">
+      <w:start w:val="1"/>
+      <w:numFmt w:val="bullet"/>
+      <w:lvlText w:val=""/>
+      <w:lvlJc w:val="left"/>
+      <w:pPr>
+        <w:tabs>
+          <w:tab w:val="num" w:pos="3600"/>
+        </w:tabs>
+        <w:ind w:left="3600" w:hanging="360"/>
+      </w:pPr>
+      <w:rPr>
+        <w:rFonts w:ascii="Wingdings" w:hAnsi="Wingdings" w:hint="default"/>
+        <w:sz w:val="20"/>
+      </w:rPr>
+    </w:lvl>
+    <w:lvl w:ilvl="5" w:tentative="1">
+      <w:start w:val="1"/>
+      <w:numFmt w:val="bullet"/>
+      <w:lvlText w:val=""/>
+      <w:lvlJc w:val="left"/>
+      <w:pPr>
+        <w:tabs>
+          <w:tab w:val="num" w:pos="4320"/>
+        </w:tabs>
+        <w:ind w:left="4320" w:hanging="360"/>
+      </w:pPr>
+      <w:rPr>
+        <w:rFonts w:ascii="Wingdings" w:hAnsi="Wingdings" w:hint="default"/>
+        <w:sz w:val="20"/>
+      </w:rPr>
+    </w:lvl>
+    <w:lvl w:ilvl="6" w:tentative="1">
+      <w:start w:val="1"/>
+      <w:numFmt w:val="bullet"/>
+      <w:lvlText w:val=""/>
+      <w:lvlJc w:val="left"/>
+      <w:pPr>
+        <w:tabs>
+          <w:tab w:val="num" w:pos="5040"/>
+        </w:tabs>
+        <w:ind w:left="5040" w:hanging="360"/>
+      </w:pPr>
+      <w:rPr>
+        <w:rFonts w:ascii="Wingdings" w:hAnsi="Wingdings" w:hint="default"/>
+        <w:sz w:val="20"/>
+      </w:rPr>
+    </w:lvl>
+    <w:lvl w:ilvl="7" w:tentative="1">
+      <w:start w:val="1"/>
+      <w:numFmt w:val="bullet"/>
+      <w:lvlText w:val=""/>
+      <w:lvlJc w:val="left"/>
+      <w:pPr>
+        <w:tabs>
+          <w:tab w:val="num" w:pos="5760"/>
+        </w:tabs>
+        <w:ind w:left="5760" w:hanging="360"/>
+      </w:pPr>
+      <w:rPr>
+        <w:rFonts w:ascii="Wingdings" w:hAnsi="Wingdings" w:hint="default"/>
+        <w:sz w:val="20"/>
+      </w:rPr>
+    </w:lvl>
+    <w:lvl w:ilvl="8" w:tentative="1">
+      <w:start w:val="1"/>
+      <w:numFmt w:val="bullet"/>
+      <w:lvlText w:val=""/>
+      <w:lvlJc w:val="left"/>
+      <w:pPr>
+        <w:tabs>
+          <w:tab w:val="num" w:pos="6480"/>
+        </w:tabs>
+        <w:ind w:left="6480" w:hanging="360"/>
+      </w:pPr>
+      <w:rPr>
+        <w:rFonts w:ascii="Wingdings" w:hAnsi="Wingdings" w:hint="default"/>
+        <w:sz w:val="20"/>
+      </w:rPr>
+    </w:lvl>
+  </w:abstractNum>
+  <w:abstractNum w:abstractNumId="14" w15:restartNumberingAfterBreak="0">
     <w:nsid w:val="22F95B83"/>
     <w:multiLevelType w:val="multilevel"/>
     <w:tmpl w:val="D6483452"/>
@@ -8983,7 +9594,7 @@
       </w:rPr>
     </w:lvl>
   </w:abstractNum>
-  <w:abstractNum w:abstractNumId="13" w15:restartNumberingAfterBreak="0">
+  <w:abstractNum w:abstractNumId="15" w15:restartNumberingAfterBreak="0">
     <w:nsid w:val="26554564"/>
     <w:multiLevelType w:val="multilevel"/>
     <w:tmpl w:val="7E5AA2AC"/>
@@ -9132,7 +9743,7 @@
       </w:rPr>
     </w:lvl>
   </w:abstractNum>
-  <w:abstractNum w:abstractNumId="14" w15:restartNumberingAfterBreak="0">
+  <w:abstractNum w:abstractNumId="16" w15:restartNumberingAfterBreak="0">
     <w:nsid w:val="285A3401"/>
     <w:multiLevelType w:val="multilevel"/>
     <w:tmpl w:val="6CB24262"/>
@@ -9281,7 +9892,7 @@
       </w:rPr>
     </w:lvl>
   </w:abstractNum>
-  <w:abstractNum w:abstractNumId="15" w15:restartNumberingAfterBreak="0">
+  <w:abstractNum w:abstractNumId="17" w15:restartNumberingAfterBreak="0">
     <w:nsid w:val="29F254C3"/>
     <w:multiLevelType w:val="multilevel"/>
     <w:tmpl w:val="F2BEF54E"/>
@@ -9430,7 +10041,7 @@
       </w:rPr>
     </w:lvl>
   </w:abstractNum>
-  <w:abstractNum w:abstractNumId="16" w15:restartNumberingAfterBreak="0">
+  <w:abstractNum w:abstractNumId="18" w15:restartNumberingAfterBreak="0">
     <w:nsid w:val="2A3C04B2"/>
     <w:multiLevelType w:val="hybridMultilevel"/>
     <w:tmpl w:val="B546AEBC"/>
@@ -9543,7 +10154,7 @@
       </w:rPr>
     </w:lvl>
   </w:abstractNum>
-  <w:abstractNum w:abstractNumId="17" w15:restartNumberingAfterBreak="0">
+  <w:abstractNum w:abstractNumId="19" w15:restartNumberingAfterBreak="0">
     <w:nsid w:val="2A6E67BD"/>
     <w:multiLevelType w:val="multilevel"/>
     <w:tmpl w:val="2E5AA62C"/>
@@ -9692,7 +10303,156 @@
       </w:rPr>
     </w:lvl>
   </w:abstractNum>
-  <w:abstractNum w:abstractNumId="18" w15:restartNumberingAfterBreak="0">
+  <w:abstractNum w:abstractNumId="20" w15:restartNumberingAfterBreak="0">
+    <w:nsid w:val="2E1B751A"/>
+    <w:multiLevelType w:val="multilevel"/>
+    <w:tmpl w:val="6206E23E"/>
+    <w:lvl w:ilvl="0">
+      <w:start w:val="1"/>
+      <w:numFmt w:val="bullet"/>
+      <w:lvlText w:val=""/>
+      <w:lvlJc w:val="left"/>
+      <w:pPr>
+        <w:tabs>
+          <w:tab w:val="num" w:pos="720"/>
+        </w:tabs>
+        <w:ind w:left="720" w:hanging="360"/>
+      </w:pPr>
+      <w:rPr>
+        <w:rFonts w:ascii="Symbol" w:hAnsi="Symbol" w:hint="default"/>
+        <w:sz w:val="20"/>
+      </w:rPr>
+    </w:lvl>
+    <w:lvl w:ilvl="1" w:tentative="1">
+      <w:start w:val="1"/>
+      <w:numFmt w:val="bullet"/>
+      <w:lvlText w:val="o"/>
+      <w:lvlJc w:val="left"/>
+      <w:pPr>
+        <w:tabs>
+          <w:tab w:val="num" w:pos="1440"/>
+        </w:tabs>
+        <w:ind w:left="1440" w:hanging="360"/>
+      </w:pPr>
+      <w:rPr>
+        <w:rFonts w:ascii="Courier New" w:hAnsi="Courier New" w:hint="default"/>
+        <w:sz w:val="20"/>
+      </w:rPr>
+    </w:lvl>
+    <w:lvl w:ilvl="2" w:tentative="1">
+      <w:start w:val="1"/>
+      <w:numFmt w:val="bullet"/>
+      <w:lvlText w:val=""/>
+      <w:lvlJc w:val="left"/>
+      <w:pPr>
+        <w:tabs>
+          <w:tab w:val="num" w:pos="2160"/>
+        </w:tabs>
+        <w:ind w:left="2160" w:hanging="360"/>
+      </w:pPr>
+      <w:rPr>
+        <w:rFonts w:ascii="Wingdings" w:hAnsi="Wingdings" w:hint="default"/>
+        <w:sz w:val="20"/>
+      </w:rPr>
+    </w:lvl>
+    <w:lvl w:ilvl="3" w:tentative="1">
+      <w:start w:val="1"/>
+      <w:numFmt w:val="bullet"/>
+      <w:lvlText w:val=""/>
+      <w:lvlJc w:val="left"/>
+      <w:pPr>
+        <w:tabs>
+          <w:tab w:val="num" w:pos="2880"/>
+        </w:tabs>
+        <w:ind w:left="2880" w:hanging="360"/>
+      </w:pPr>
+      <w:rPr>
+        <w:rFonts w:ascii="Wingdings" w:hAnsi="Wingdings" w:hint="default"/>
+        <w:sz w:val="20"/>
+      </w:rPr>
+    </w:lvl>
+    <w:lvl w:ilvl="4" w:tentative="1">
+      <w:start w:val="1"/>
+      <w:numFmt w:val="bullet"/>
+      <w:lvlText w:val=""/>
+      <w:lvlJc w:val="left"/>
+      <w:pPr>
+        <w:tabs>
+          <w:tab w:val="num" w:pos="3600"/>
+        </w:tabs>
+        <w:ind w:left="3600" w:hanging="360"/>
+      </w:pPr>
+      <w:rPr>
+        <w:rFonts w:ascii="Wingdings" w:hAnsi="Wingdings" w:hint="default"/>
+        <w:sz w:val="20"/>
+      </w:rPr>
+    </w:lvl>
+    <w:lvl w:ilvl="5" w:tentative="1">
+      <w:start w:val="1"/>
+      <w:numFmt w:val="bullet"/>
+      <w:lvlText w:val=""/>
+      <w:lvlJc w:val="left"/>
+      <w:pPr>
+        <w:tabs>
+          <w:tab w:val="num" w:pos="4320"/>
+        </w:tabs>
+        <w:ind w:left="4320" w:hanging="360"/>
+      </w:pPr>
+      <w:rPr>
+        <w:rFonts w:ascii="Wingdings" w:hAnsi="Wingdings" w:hint="default"/>
+        <w:sz w:val="20"/>
+      </w:rPr>
+    </w:lvl>
+    <w:lvl w:ilvl="6" w:tentative="1">
+      <w:start w:val="1"/>
+      <w:numFmt w:val="bullet"/>
+      <w:lvlText w:val=""/>
+      <w:lvlJc w:val="left"/>
+      <w:pPr>
+        <w:tabs>
+          <w:tab w:val="num" w:pos="5040"/>
+        </w:tabs>
+        <w:ind w:left="5040" w:hanging="360"/>
+      </w:pPr>
+      <w:rPr>
+        <w:rFonts w:ascii="Wingdings" w:hAnsi="Wingdings" w:hint="default"/>
+        <w:sz w:val="20"/>
+      </w:rPr>
+    </w:lvl>
+    <w:lvl w:ilvl="7" w:tentative="1">
+      <w:start w:val="1"/>
+      <w:numFmt w:val="bullet"/>
+      <w:lvlText w:val=""/>
+      <w:lvlJc w:val="left"/>
+      <w:pPr>
+        <w:tabs>
+          <w:tab w:val="num" w:pos="5760"/>
+        </w:tabs>
+        <w:ind w:left="5760" w:hanging="360"/>
+      </w:pPr>
+      <w:rPr>
+        <w:rFonts w:ascii="Wingdings" w:hAnsi="Wingdings" w:hint="default"/>
+        <w:sz w:val="20"/>
+      </w:rPr>
+    </w:lvl>
+    <w:lvl w:ilvl="8" w:tentative="1">
+      <w:start w:val="1"/>
+      <w:numFmt w:val="bullet"/>
+      <w:lvlText w:val=""/>
+      <w:lvlJc w:val="left"/>
+      <w:pPr>
+        <w:tabs>
+          <w:tab w:val="num" w:pos="6480"/>
+        </w:tabs>
+        <w:ind w:left="6480" w:hanging="360"/>
+      </w:pPr>
+      <w:rPr>
+        <w:rFonts w:ascii="Wingdings" w:hAnsi="Wingdings" w:hint="default"/>
+        <w:sz w:val="20"/>
+      </w:rPr>
+    </w:lvl>
+  </w:abstractNum>
+  <w:abstractNum w:abstractNumId="21" w15:restartNumberingAfterBreak="0">
     <w:nsid w:val="312A6436"/>
     <w:multiLevelType w:val="multilevel"/>
     <w:tmpl w:val="9000F46C"/>
@@ -9841,7 +10601,7 @@
       </w:rPr>
     </w:lvl>
   </w:abstractNum>
-  <w:abstractNum w:abstractNumId="19" w15:restartNumberingAfterBreak="0">
+  <w:abstractNum w:abstractNumId="22" w15:restartNumberingAfterBreak="0">
     <w:nsid w:val="32C56AB8"/>
     <w:multiLevelType w:val="multilevel"/>
     <w:tmpl w:val="B40A7604"/>
@@ -9990,7 +10750,7 @@
       </w:rPr>
     </w:lvl>
   </w:abstractNum>
-  <w:abstractNum w:abstractNumId="20" w15:restartNumberingAfterBreak="0">
+  <w:abstractNum w:abstractNumId="23" w15:restartNumberingAfterBreak="0">
     <w:nsid w:val="39414323"/>
     <w:multiLevelType w:val="multilevel"/>
     <w:tmpl w:val="A8AE9378"/>
@@ -10139,7 +10899,7 @@
       </w:rPr>
     </w:lvl>
   </w:abstractNum>
-  <w:abstractNum w:abstractNumId="21" w15:restartNumberingAfterBreak="0">
+  <w:abstractNum w:abstractNumId="24" w15:restartNumberingAfterBreak="0">
     <w:nsid w:val="3E91016E"/>
     <w:multiLevelType w:val="multilevel"/>
     <w:tmpl w:val="095ED8AA"/>
@@ -10288,7 +11048,7 @@
       </w:rPr>
     </w:lvl>
   </w:abstractNum>
-  <w:abstractNum w:abstractNumId="22" w15:restartNumberingAfterBreak="0">
+  <w:abstractNum w:abstractNumId="25" w15:restartNumberingAfterBreak="0">
     <w:nsid w:val="3EAF78B0"/>
     <w:multiLevelType w:val="multilevel"/>
     <w:tmpl w:val="B47CAD80"/>
@@ -10437,7 +11197,7 @@
       </w:rPr>
     </w:lvl>
   </w:abstractNum>
-  <w:abstractNum w:abstractNumId="23" w15:restartNumberingAfterBreak="0">
+  <w:abstractNum w:abstractNumId="26" w15:restartNumberingAfterBreak="0">
     <w:nsid w:val="46463CB5"/>
     <w:multiLevelType w:val="multilevel"/>
     <w:tmpl w:val="4E7AF214"/>
@@ -10586,7 +11346,7 @@
       </w:rPr>
     </w:lvl>
   </w:abstractNum>
-  <w:abstractNum w:abstractNumId="24" w15:restartNumberingAfterBreak="0">
+  <w:abstractNum w:abstractNumId="27" w15:restartNumberingAfterBreak="0">
     <w:nsid w:val="464D3C80"/>
     <w:multiLevelType w:val="multilevel"/>
     <w:tmpl w:val="7E588BBA"/>
@@ -10735,7 +11495,7 @@
       </w:rPr>
     </w:lvl>
   </w:abstractNum>
-  <w:abstractNum w:abstractNumId="25" w15:restartNumberingAfterBreak="0">
+  <w:abstractNum w:abstractNumId="28" w15:restartNumberingAfterBreak="0">
     <w:nsid w:val="490764F6"/>
     <w:multiLevelType w:val="multilevel"/>
     <w:tmpl w:val="EF92443A"/>
@@ -10884,7 +11644,7 @@
       </w:rPr>
     </w:lvl>
   </w:abstractNum>
-  <w:abstractNum w:abstractNumId="26" w15:restartNumberingAfterBreak="0">
+  <w:abstractNum w:abstractNumId="29" w15:restartNumberingAfterBreak="0">
     <w:nsid w:val="4C8F5902"/>
     <w:multiLevelType w:val="multilevel"/>
     <w:tmpl w:val="DCE86138"/>
@@ -11033,7 +11793,7 @@
       </w:rPr>
     </w:lvl>
   </w:abstractNum>
-  <w:abstractNum w:abstractNumId="27" w15:restartNumberingAfterBreak="0">
+  <w:abstractNum w:abstractNumId="30" w15:restartNumberingAfterBreak="0">
     <w:nsid w:val="548947AF"/>
     <w:multiLevelType w:val="multilevel"/>
     <w:tmpl w:val="9CE80C98"/>
@@ -11182,7 +11942,7 @@
       </w:rPr>
     </w:lvl>
   </w:abstractNum>
-  <w:abstractNum w:abstractNumId="28" w15:restartNumberingAfterBreak="0">
+  <w:abstractNum w:abstractNumId="31" w15:restartNumberingAfterBreak="0">
     <w:nsid w:val="56CA53EF"/>
     <w:multiLevelType w:val="multilevel"/>
     <w:tmpl w:val="84FE6970"/>
@@ -11331,7 +12091,7 @@
       </w:rPr>
     </w:lvl>
   </w:abstractNum>
-  <w:abstractNum w:abstractNumId="29" w15:restartNumberingAfterBreak="0">
+  <w:abstractNum w:abstractNumId="32" w15:restartNumberingAfterBreak="0">
     <w:nsid w:val="58A9018C"/>
     <w:multiLevelType w:val="multilevel"/>
     <w:tmpl w:val="315E6C52"/>
@@ -11480,7 +12240,7 @@
       </w:rPr>
     </w:lvl>
   </w:abstractNum>
-  <w:abstractNum w:abstractNumId="30" w15:restartNumberingAfterBreak="0">
+  <w:abstractNum w:abstractNumId="33" w15:restartNumberingAfterBreak="0">
     <w:nsid w:val="58DE1064"/>
     <w:multiLevelType w:val="multilevel"/>
     <w:tmpl w:val="DEB0A63E"/>
@@ -11629,7 +12389,156 @@
       </w:rPr>
     </w:lvl>
   </w:abstractNum>
-  <w:abstractNum w:abstractNumId="31" w15:restartNumberingAfterBreak="0">
+  <w:abstractNum w:abstractNumId="34" w15:restartNumberingAfterBreak="0">
+    <w:nsid w:val="592C475E"/>
+    <w:multiLevelType w:val="multilevel"/>
+    <w:tmpl w:val="33E4F838"/>
+    <w:lvl w:ilvl="0">
+      <w:start w:val="1"/>
+      <w:numFmt w:val="bullet"/>
+      <w:lvlText w:val=""/>
+      <w:lvlJc w:val="left"/>
+      <w:pPr>
+        <w:tabs>
+          <w:tab w:val="num" w:pos="720"/>
+        </w:tabs>
+        <w:ind w:left="720" w:hanging="360"/>
+      </w:pPr>
+      <w:rPr>
+        <w:rFonts w:ascii="Symbol" w:hAnsi="Symbol" w:hint="default"/>
+        <w:sz w:val="20"/>
+      </w:rPr>
+    </w:lvl>
+    <w:lvl w:ilvl="1" w:tentative="1">
+      <w:start w:val="1"/>
+      <w:numFmt w:val="bullet"/>
+      <w:lvlText w:val="o"/>
+      <w:lvlJc w:val="left"/>
+      <w:pPr>
+        <w:tabs>
+          <w:tab w:val="num" w:pos="1440"/>
+        </w:tabs>
+        <w:ind w:left="1440" w:hanging="360"/>
+      </w:pPr>
+      <w:rPr>
+        <w:rFonts w:ascii="Courier New" w:hAnsi="Courier New" w:hint="default"/>
+        <w:sz w:val="20"/>
+      </w:rPr>
+    </w:lvl>
+    <w:lvl w:ilvl="2" w:tentative="1">
+      <w:start w:val="1"/>
+      <w:numFmt w:val="bullet"/>
+      <w:lvlText w:val=""/>
+      <w:lvlJc w:val="left"/>
+      <w:pPr>
+        <w:tabs>
+          <w:tab w:val="num" w:pos="2160"/>
+        </w:tabs>
+        <w:ind w:left="2160" w:hanging="360"/>
+      </w:pPr>
+      <w:rPr>
+        <w:rFonts w:ascii="Wingdings" w:hAnsi="Wingdings" w:hint="default"/>
+        <w:sz w:val="20"/>
+      </w:rPr>
+    </w:lvl>
+    <w:lvl w:ilvl="3" w:tentative="1">
+      <w:start w:val="1"/>
+      <w:numFmt w:val="bullet"/>
+      <w:lvlText w:val=""/>
+      <w:lvlJc w:val="left"/>
+      <w:pPr>
+        <w:tabs>
+          <w:tab w:val="num" w:pos="2880"/>
+        </w:tabs>
+        <w:ind w:left="2880" w:hanging="360"/>
+      </w:pPr>
+      <w:rPr>
+        <w:rFonts w:ascii="Wingdings" w:hAnsi="Wingdings" w:hint="default"/>
+        <w:sz w:val="20"/>
+      </w:rPr>
+    </w:lvl>
+    <w:lvl w:ilvl="4" w:tentative="1">
+      <w:start w:val="1"/>
+      <w:numFmt w:val="bullet"/>
+      <w:lvlText w:val=""/>
+      <w:lvlJc w:val="left"/>
+      <w:pPr>
+        <w:tabs>
+          <w:tab w:val="num" w:pos="3600"/>
+        </w:tabs>
+        <w:ind w:left="3600" w:hanging="360"/>
+      </w:pPr>
+      <w:rPr>
+        <w:rFonts w:ascii="Wingdings" w:hAnsi="Wingdings" w:hint="default"/>
+        <w:sz w:val="20"/>
+      </w:rPr>
+    </w:lvl>
+    <w:lvl w:ilvl="5" w:tentative="1">
+      <w:start w:val="1"/>
+      <w:numFmt w:val="bullet"/>
+      <w:lvlText w:val=""/>
+      <w:lvlJc w:val="left"/>
+      <w:pPr>
+        <w:tabs>
+          <w:tab w:val="num" w:pos="4320"/>
+        </w:tabs>
+        <w:ind w:left="4320" w:hanging="360"/>
+      </w:pPr>
+      <w:rPr>
+        <w:rFonts w:ascii="Wingdings" w:hAnsi="Wingdings" w:hint="default"/>
+        <w:sz w:val="20"/>
+      </w:rPr>
+    </w:lvl>
+    <w:lvl w:ilvl="6" w:tentative="1">
+      <w:start w:val="1"/>
+      <w:numFmt w:val="bullet"/>
+      <w:lvlText w:val=""/>
+      <w:lvlJc w:val="left"/>
+      <w:pPr>
+        <w:tabs>
+          <w:tab w:val="num" w:pos="5040"/>
+        </w:tabs>
+        <w:ind w:left="5040" w:hanging="360"/>
+      </w:pPr>
+      <w:rPr>
+        <w:rFonts w:ascii="Wingdings" w:hAnsi="Wingdings" w:hint="default"/>
+        <w:sz w:val="20"/>
+      </w:rPr>
+    </w:lvl>
+    <w:lvl w:ilvl="7" w:tentative="1">
+      <w:start w:val="1"/>
+      <w:numFmt w:val="bullet"/>
+      <w:lvlText w:val=""/>
+      <w:lvlJc w:val="left"/>
+      <w:pPr>
+        <w:tabs>
+          <w:tab w:val="num" w:pos="5760"/>
+        </w:tabs>
+        <w:ind w:left="5760" w:hanging="360"/>
+      </w:pPr>
+      <w:rPr>
+        <w:rFonts w:ascii="Wingdings" w:hAnsi="Wingdings" w:hint="default"/>
+        <w:sz w:val="20"/>
+      </w:rPr>
+    </w:lvl>
+    <w:lvl w:ilvl="8" w:tentative="1">
+      <w:start w:val="1"/>
+      <w:numFmt w:val="bullet"/>
+      <w:lvlText w:val=""/>
+      <w:lvlJc w:val="left"/>
+      <w:pPr>
+        <w:tabs>
+          <w:tab w:val="num" w:pos="6480"/>
+        </w:tabs>
+        <w:ind w:left="6480" w:hanging="360"/>
+      </w:pPr>
+      <w:rPr>
+        <w:rFonts w:ascii="Wingdings" w:hAnsi="Wingdings" w:hint="default"/>
+        <w:sz w:val="20"/>
+      </w:rPr>
+    </w:lvl>
+  </w:abstractNum>
+  <w:abstractNum w:abstractNumId="35" w15:restartNumberingAfterBreak="0">
     <w:nsid w:val="5A596376"/>
     <w:multiLevelType w:val="hybridMultilevel"/>
     <w:tmpl w:val="F6861CAC"/>
@@ -11742,7 +12651,7 @@
       </w:rPr>
     </w:lvl>
   </w:abstractNum>
-  <w:abstractNum w:abstractNumId="32" w15:restartNumberingAfterBreak="0">
+  <w:abstractNum w:abstractNumId="36" w15:restartNumberingAfterBreak="0">
     <w:nsid w:val="5A7C06C0"/>
     <w:multiLevelType w:val="multilevel"/>
     <w:tmpl w:val="2F0AE228"/>
@@ -11891,7 +12800,7 @@
       </w:rPr>
     </w:lvl>
   </w:abstractNum>
-  <w:abstractNum w:abstractNumId="33" w15:restartNumberingAfterBreak="0">
+  <w:abstractNum w:abstractNumId="37" w15:restartNumberingAfterBreak="0">
     <w:nsid w:val="5BA93CB4"/>
     <w:multiLevelType w:val="hybridMultilevel"/>
     <w:tmpl w:val="28D2839A"/>
@@ -12004,7 +12913,7 @@
       </w:rPr>
     </w:lvl>
   </w:abstractNum>
-  <w:abstractNum w:abstractNumId="34" w15:restartNumberingAfterBreak="0">
+  <w:abstractNum w:abstractNumId="38" w15:restartNumberingAfterBreak="0">
     <w:nsid w:val="692C0D66"/>
     <w:multiLevelType w:val="multilevel"/>
     <w:tmpl w:val="63A428EC"/>
@@ -12153,7 +13062,7 @@
       </w:rPr>
     </w:lvl>
   </w:abstractNum>
-  <w:abstractNum w:abstractNumId="35" w15:restartNumberingAfterBreak="0">
+  <w:abstractNum w:abstractNumId="39" w15:restartNumberingAfterBreak="0">
     <w:nsid w:val="6D42561B"/>
     <w:multiLevelType w:val="multilevel"/>
     <w:tmpl w:val="2F54275A"/>
@@ -12302,7 +13211,7 @@
       </w:rPr>
     </w:lvl>
   </w:abstractNum>
-  <w:abstractNum w:abstractNumId="36" w15:restartNumberingAfterBreak="0">
+  <w:abstractNum w:abstractNumId="40" w15:restartNumberingAfterBreak="0">
     <w:nsid w:val="6F054F5B"/>
     <w:multiLevelType w:val="multilevel"/>
     <w:tmpl w:val="1AB63212"/>
@@ -12451,7 +13360,7 @@
       </w:rPr>
     </w:lvl>
   </w:abstractNum>
-  <w:abstractNum w:abstractNumId="37" w15:restartNumberingAfterBreak="0">
+  <w:abstractNum w:abstractNumId="41" w15:restartNumberingAfterBreak="0">
     <w:nsid w:val="71994CDE"/>
     <w:multiLevelType w:val="multilevel"/>
     <w:tmpl w:val="49BC38DC"/>
@@ -12600,7 +13509,7 @@
       </w:rPr>
     </w:lvl>
   </w:abstractNum>
-  <w:abstractNum w:abstractNumId="38" w15:restartNumberingAfterBreak="0">
+  <w:abstractNum w:abstractNumId="42" w15:restartNumberingAfterBreak="0">
     <w:nsid w:val="74A23843"/>
     <w:multiLevelType w:val="multilevel"/>
     <w:tmpl w:val="2FB49A04"/>
@@ -12749,7 +13658,7 @@
       </w:rPr>
     </w:lvl>
   </w:abstractNum>
-  <w:abstractNum w:abstractNumId="39" w15:restartNumberingAfterBreak="0">
+  <w:abstractNum w:abstractNumId="43" w15:restartNumberingAfterBreak="0">
     <w:nsid w:val="798C3BE5"/>
     <w:multiLevelType w:val="multilevel"/>
     <w:tmpl w:val="0578278C"/>
@@ -12898,7 +13807,7 @@
       </w:rPr>
     </w:lvl>
   </w:abstractNum>
-  <w:abstractNum w:abstractNumId="40" w15:restartNumberingAfterBreak="0">
+  <w:abstractNum w:abstractNumId="44" w15:restartNumberingAfterBreak="0">
     <w:nsid w:val="7C812BE2"/>
     <w:multiLevelType w:val="multilevel"/>
     <w:tmpl w:val="8F182BF6"/>
@@ -13048,64 +13957,64 @@
     </w:lvl>
   </w:abstractNum>
   <w:num w:numId="1">
-    <w:abstractNumId w:val="20"/>
+    <w:abstractNumId w:val="23"/>
   </w:num>
   <w:num w:numId="2">
+    <w:abstractNumId w:val="35"/>
+  </w:num>
+  <w:num w:numId="3">
+    <w:abstractNumId w:val="18"/>
+  </w:num>
+  <w:num w:numId="4">
+    <w:abstractNumId w:val="37"/>
+  </w:num>
+  <w:num w:numId="5">
+    <w:abstractNumId w:val="8"/>
+  </w:num>
+  <w:num w:numId="6">
+    <w:abstractNumId w:val="41"/>
+  </w:num>
+  <w:num w:numId="7">
     <w:abstractNumId w:val="31"/>
   </w:num>
-  <w:num w:numId="3">
-    <w:abstractNumId w:val="16"/>
+  <w:num w:numId="8">
+    <w:abstractNumId w:val="14"/>
   </w:num>
-  <w:num w:numId="4">
+  <w:num w:numId="9">
+    <w:abstractNumId w:val="27"/>
+  </w:num>
+  <w:num w:numId="10">
+    <w:abstractNumId w:val="43"/>
+  </w:num>
+  <w:num w:numId="11">
+    <w:abstractNumId w:val="21"/>
+  </w:num>
+  <w:num w:numId="12">
+    <w:abstractNumId w:val="19"/>
+  </w:num>
+  <w:num w:numId="13">
+    <w:abstractNumId w:val="26"/>
+  </w:num>
+  <w:num w:numId="14">
     <w:abstractNumId w:val="33"/>
   </w:num>
-  <w:num w:numId="5">
-    <w:abstractNumId w:val="7"/>
+  <w:num w:numId="15">
+    <w:abstractNumId w:val="6"/>
   </w:num>
-  <w:num w:numId="6">
-    <w:abstractNumId w:val="37"/>
+  <w:num w:numId="16">
+    <w:abstractNumId w:val="17"/>
   </w:num>
-  <w:num w:numId="7">
+  <w:num w:numId="17">
     <w:abstractNumId w:val="28"/>
   </w:num>
-  <w:num w:numId="8">
-    <w:abstractNumId w:val="12"/>
-  </w:num>
-  <w:num w:numId="9">
-    <w:abstractNumId w:val="24"/>
-  </w:num>
-  <w:num w:numId="10">
-    <w:abstractNumId w:val="39"/>
-  </w:num>
-  <w:num w:numId="11">
-    <w:abstractNumId w:val="18"/>
-  </w:num>
-  <w:num w:numId="12">
-    <w:abstractNumId w:val="17"/>
-  </w:num>
-  <w:num w:numId="13">
-    <w:abstractNumId w:val="23"/>
-  </w:num>
-  <w:num w:numId="14">
-    <w:abstractNumId w:val="30"/>
-  </w:num>
-  <w:num w:numId="15">
-    <w:abstractNumId w:val="5"/>
-  </w:num>
-  <w:num w:numId="16">
-    <w:abstractNumId w:val="15"/>
-  </w:num>
-  <w:num w:numId="17">
-    <w:abstractNumId w:val="25"/>
-  </w:num>
   <w:num w:numId="18">
-    <w:abstractNumId w:val="32"/>
+    <w:abstractNumId w:val="36"/>
   </w:num>
   <w:num w:numId="19">
-    <w:abstractNumId w:val="36"/>
+    <w:abstractNumId w:val="40"/>
   </w:num>
   <w:num w:numId="20">
-    <w:abstractNumId w:val="34"/>
+    <w:abstractNumId w:val="38"/>
   </w:num>
   <w:num w:numId="21">
     <w:abstractNumId w:val="2"/>
@@ -13114,61 +14023,73 @@
     <w:abstractNumId w:val="1"/>
   </w:num>
   <w:num w:numId="23">
-    <w:abstractNumId w:val="10"/>
+    <w:abstractNumId w:val="11"/>
   </w:num>
   <w:num w:numId="24">
-    <w:abstractNumId w:val="11"/>
+    <w:abstractNumId w:val="12"/>
   </w:num>
   <w:num w:numId="25">
-    <w:abstractNumId w:val="14"/>
+    <w:abstractNumId w:val="16"/>
   </w:num>
   <w:num w:numId="26">
-    <w:abstractNumId w:val="21"/>
+    <w:abstractNumId w:val="24"/>
   </w:num>
   <w:num w:numId="27">
-    <w:abstractNumId w:val="6"/>
+    <w:abstractNumId w:val="7"/>
   </w:num>
   <w:num w:numId="28">
-    <w:abstractNumId w:val="29"/>
+    <w:abstractNumId w:val="32"/>
   </w:num>
   <w:num w:numId="29">
     <w:abstractNumId w:val="3"/>
   </w:num>
   <w:num w:numId="30">
-    <w:abstractNumId w:val="35"/>
+    <w:abstractNumId w:val="39"/>
   </w:num>
   <w:num w:numId="31">
     <w:abstractNumId w:val="4"/>
   </w:num>
   <w:num w:numId="32">
-    <w:abstractNumId w:val="22"/>
+    <w:abstractNumId w:val="25"/>
   </w:num>
   <w:num w:numId="33">
-    <w:abstractNumId w:val="27"/>
+    <w:abstractNumId w:val="30"/>
   </w:num>
   <w:num w:numId="34">
-    <w:abstractNumId w:val="26"/>
+    <w:abstractNumId w:val="29"/>
   </w:num>
   <w:num w:numId="35">
     <w:abstractNumId w:val="0"/>
   </w:num>
   <w:num w:numId="36">
+    <w:abstractNumId w:val="15"/>
+  </w:num>
+  <w:num w:numId="37">
+    <w:abstractNumId w:val="9"/>
+  </w:num>
+  <w:num w:numId="38">
+    <w:abstractNumId w:val="44"/>
+  </w:num>
+  <w:num w:numId="39">
+    <w:abstractNumId w:val="22"/>
+  </w:num>
+  <w:num w:numId="40">
+    <w:abstractNumId w:val="42"/>
+  </w:num>
+  <w:num w:numId="41">
+    <w:abstractNumId w:val="10"/>
+  </w:num>
+  <w:num w:numId="42">
+    <w:abstractNumId w:val="34"/>
+  </w:num>
+  <w:num w:numId="43">
     <w:abstractNumId w:val="13"/>
   </w:num>
-  <w:num w:numId="37">
-    <w:abstractNumId w:val="8"/>
+  <w:num w:numId="44">
+    <w:abstractNumId w:val="20"/>
   </w:num>
-  <w:num w:numId="38">
-    <w:abstractNumId w:val="40"/>
-  </w:num>
-  <w:num w:numId="39">
-    <w:abstractNumId w:val="19"/>
-  </w:num>
-  <w:num w:numId="40">
-    <w:abstractNumId w:val="38"/>
-  </w:num>
-  <w:num w:numId="41">
-    <w:abstractNumId w:val="9"/>
+  <w:num w:numId="45">
+    <w:abstractNumId w:val="5"/>
   </w:num>
 </w:numbering>
 </file>
@@ -13980,7 +14901,7 @@
 </file>
 
 <file path=customXml/itemProps1.xml><?xml version="1.0" encoding="utf-8"?>
-<ds:datastoreItem xmlns:ds="http://schemas.openxmlformats.org/officeDocument/2006/customXml" ds:itemID="{86D1C31F-2DB7-4086-8F0C-A594FE07174A}">
+<ds:datastoreItem xmlns:ds="http://schemas.openxmlformats.org/officeDocument/2006/customXml" ds:itemID="{82FD43AD-DC06-4248-95B9-4AC3384FC33A}">
   <ds:schemaRefs>
     <ds:schemaRef ds:uri="http://schemas.openxmlformats.org/officeDocument/2006/bibliography"/>
   </ds:schemaRefs>

--- a/docs/06_Daily_Coding_&_Technical.docx
+++ b/docs/06_Daily_Coding_&_Technical.docx
@@ -4272,17 +4272,904 @@
           <w:szCs w:val="32"/>
         </w:rPr>
         <w:lastRenderedPageBreak/>
-        <w:t>DAY: 7</w:t>
-      </w:r>
-      <w:r>
+        <w:t>DAY: 7                                                                            14/01/2026</w:t>
+      </w:r>
+    </w:p>
+    <w:p>
+      <w:pPr>
+        <w:pStyle w:val="Heading2"/>
+      </w:pPr>
+      <w:r>
+        <w:rPr>
+          <w:rStyle w:val="Strong"/>
+          <w:b/>
+          <w:bCs/>
+        </w:rPr>
+        <w:t>Day-7 Technical Summary</w:t>
+      </w:r>
+    </w:p>
+    <w:p>
+      <w:pPr>
+        <w:pStyle w:val="Heading3"/>
+      </w:pPr>
+      <w:r>
+        <w:rPr>
+          <w:rStyle w:val="Strong"/>
+          <w:b/>
+          <w:bCs/>
+        </w:rPr>
+        <w:t>Electron &amp; Renderer</w:t>
+      </w:r>
+    </w:p>
+    <w:p>
+      <w:pPr>
+        <w:pStyle w:val="NormalWeb"/>
+        <w:numPr>
+          <w:ilvl w:val="0"/>
+          <w:numId w:val="11"/>
+        </w:numPr>
+      </w:pPr>
+      <w:r>
+        <w:t>Implemented Electron main and preload layers with strict in-process API exposure.</w:t>
+      </w:r>
+    </w:p>
+    <w:p>
+      <w:pPr>
+        <w:pStyle w:val="NormalWeb"/>
+        <w:numPr>
+          <w:ilvl w:val="0"/>
+          <w:numId w:val="11"/>
+        </w:numPr>
+      </w:pPr>
+      <w:r>
+        <w:t>Ensured renderer operates independently of any dev-only localhost assumptions.</w:t>
+      </w:r>
+    </w:p>
+    <w:p>
+      <w:pPr>
+        <w:pStyle w:val="NormalWeb"/>
+        <w:numPr>
+          <w:ilvl w:val="0"/>
+          <w:numId w:val="11"/>
+        </w:numPr>
+      </w:pPr>
+      <w:r>
+        <w:t>Established Vite alias strategy for scalable imports across pages, components, assets, and state.</w:t>
+      </w:r>
+    </w:p>
+    <w:p>
+      <w:pPr>
+        <w:pStyle w:val="Heading3"/>
+      </w:pPr>
+      <w:r>
+        <w:rPr>
+          <w:rStyle w:val="Strong"/>
+          <w:b/>
+          <w:bCs/>
+        </w:rPr>
+        <w:t>UI Composition</w:t>
+      </w:r>
+    </w:p>
+    <w:p>
+      <w:pPr>
+        <w:pStyle w:val="NormalWeb"/>
+        <w:numPr>
+          <w:ilvl w:val="0"/>
+          <w:numId w:val="12"/>
+        </w:numPr>
+      </w:pPr>
+      <w:r>
+        <w:t>Implemented application layout with sidebar-driven navigation.</w:t>
+      </w:r>
+    </w:p>
+    <w:p>
+      <w:pPr>
+        <w:pStyle w:val="NormalWeb"/>
+        <w:numPr>
+          <w:ilvl w:val="0"/>
+          <w:numId w:val="12"/>
+        </w:numPr>
+      </w:pPr>
+      <w:r>
+        <w:t>Structured routes for Home, Ingestion, Insights, Dashboards, Exports, Explorer, and Data Health.</w:t>
+      </w:r>
+    </w:p>
+    <w:p>
+      <w:pPr>
+        <w:pStyle w:val="NormalWeb"/>
+        <w:numPr>
+          <w:ilvl w:val="0"/>
+          <w:numId w:val="12"/>
+        </w:numPr>
+      </w:pPr>
+      <w:r>
+        <w:t>Integrated centralized run-state reset coordination to ensure deterministic UI behavior.</w:t>
+      </w:r>
+    </w:p>
+    <w:p>
+      <w:pPr>
+        <w:pStyle w:val="Heading3"/>
+      </w:pPr>
+      <w:r>
+        <w:rPr>
+          <w:rStyle w:val="Strong"/>
+          <w:b/>
+          <w:bCs/>
+        </w:rPr>
+        <w:t>Stability</w:t>
+      </w:r>
+    </w:p>
+    <w:p>
+      <w:pPr>
+        <w:pStyle w:val="NormalWeb"/>
+        <w:numPr>
+          <w:ilvl w:val="0"/>
+          <w:numId w:val="13"/>
+        </w:numPr>
+      </w:pPr>
+      <w:r>
+        <w:t>All TypeScript errors resolved.</w:t>
+      </w:r>
+    </w:p>
+    <w:p>
+      <w:pPr>
+        <w:pStyle w:val="NormalWeb"/>
+        <w:numPr>
+          <w:ilvl w:val="0"/>
+          <w:numId w:val="13"/>
+        </w:numPr>
+      </w:pPr>
+      <w:r>
+        <w:t>All Vite runtime resolution issues resolved.</w:t>
+      </w:r>
+    </w:p>
+    <w:p>
+      <w:pPr>
+        <w:pStyle w:val="NormalWeb"/>
+        <w:numPr>
+          <w:ilvl w:val="0"/>
+          <w:numId w:val="13"/>
+        </w:numPr>
+      </w:pPr>
+      <w:r>
+        <w:t>Dev and build paths validated.</w:t>
+      </w:r>
+    </w:p>
+    <w:p>
+      <w:pPr>
+        <w:pStyle w:val="Heading2"/>
+      </w:pPr>
+    </w:p>
+    <w:p>
+      <w:pPr>
+        <w:pStyle w:val="Heading2"/>
+      </w:pPr>
+    </w:p>
+    <w:p>
+      <w:pPr>
+        <w:pStyle w:val="Heading2"/>
+      </w:pPr>
+    </w:p>
+    <w:p>
+      <w:pPr>
+        <w:pStyle w:val="Heading2"/>
+      </w:pPr>
+    </w:p>
+    <w:p>
+      <w:pPr>
+        <w:pStyle w:val="Heading2"/>
+      </w:pPr>
+    </w:p>
+    <w:p>
+      <w:pPr>
+        <w:pStyle w:val="Heading2"/>
+      </w:pPr>
+    </w:p>
+    <w:p>
+      <w:pPr>
+        <w:pStyle w:val="Heading2"/>
+      </w:pPr>
+    </w:p>
+    <w:p>
+      <w:pPr>
+        <w:pStyle w:val="Heading2"/>
+      </w:pPr>
+    </w:p>
+    <w:p>
+      <w:pPr>
+        <w:pStyle w:val="Heading2"/>
+      </w:pPr>
+    </w:p>
+    <w:p>
+      <w:pPr>
+        <w:pStyle w:val="Heading2"/>
+      </w:pPr>
+      <w:r>
+        <w:lastRenderedPageBreak/>
+        <w:t>Day-8                                                                        15/01/2025</w:t>
+      </w:r>
+    </w:p>
+    <w:p>
+      <w:pPr>
+        <w:pStyle w:val="Heading2"/>
+      </w:pPr>
+      <w:r>
+        <w:t>Technical Summary — Day-8</w:t>
+      </w:r>
+    </w:p>
+    <w:p>
+      <w:pPr>
+        <w:pStyle w:val="Heading3"/>
+      </w:pPr>
+      <w:r>
+        <w:t>Frontend Architecture Enhancements</w:t>
+      </w:r>
+    </w:p>
+    <w:p>
+      <w:pPr>
+        <w:pStyle w:val="NormalWeb"/>
+        <w:numPr>
+          <w:ilvl w:val="0"/>
+          <w:numId w:val="14"/>
+        </w:numPr>
+      </w:pPr>
+      <w:r>
+        <w:t xml:space="preserve">Introduced a </w:t>
+      </w:r>
+      <w:r>
+        <w:rPr>
+          <w:rStyle w:val="Strong"/>
+        </w:rPr>
+        <w:t>single authoritative Run UI Store</w:t>
+      </w:r>
+      <w:r>
+        <w:t xml:space="preserve"> with guarded setters and stable snapshot semantics.</w:t>
+      </w:r>
+    </w:p>
+    <w:p>
+      <w:pPr>
+        <w:pStyle w:val="NormalWeb"/>
+        <w:numPr>
+          <w:ilvl w:val="0"/>
+          <w:numId w:val="14"/>
+        </w:numPr>
+      </w:pPr>
+      <w:r>
+        <w:t xml:space="preserve">Implemented a </w:t>
+      </w:r>
+      <w:r>
+        <w:rPr>
+          <w:rStyle w:val="Strong"/>
+        </w:rPr>
+        <w:t>RunGuard pattern</w:t>
+      </w:r>
+      <w:r>
+        <w:t xml:space="preserve"> at routing level to enforce valid application states.</w:t>
+      </w:r>
+    </w:p>
+    <w:p>
+      <w:pPr>
+        <w:pStyle w:val="NormalWeb"/>
+        <w:numPr>
+          <w:ilvl w:val="0"/>
+          <w:numId w:val="14"/>
+        </w:numPr>
+      </w:pPr>
+      <w:r>
+        <w:t>Sidebar enhanced with:</w:t>
+      </w:r>
+    </w:p>
+    <w:p>
+      <w:pPr>
+        <w:pStyle w:val="NormalWeb"/>
+        <w:numPr>
+          <w:ilvl w:val="1"/>
+          <w:numId w:val="14"/>
+        </w:numPr>
+      </w:pPr>
+      <w:r>
+        <w:t>Active run display (file-based identifiers)</w:t>
+      </w:r>
+    </w:p>
+    <w:p>
+      <w:pPr>
+        <w:pStyle w:val="NormalWeb"/>
+        <w:numPr>
+          <w:ilvl w:val="1"/>
+          <w:numId w:val="14"/>
+        </w:numPr>
+      </w:pPr>
+      <w:r>
+        <w:t>Run selection and clearing actions</w:t>
+      </w:r>
+    </w:p>
+    <w:p>
+      <w:pPr>
+        <w:pStyle w:val="NormalWeb"/>
+        <w:numPr>
+          <w:ilvl w:val="1"/>
+          <w:numId w:val="14"/>
+        </w:numPr>
+      </w:pPr>
+      <w:r>
+        <w:t>Persistent visibility across application lifecycle</w:t>
+      </w:r>
+    </w:p>
+    <w:p>
+      <w:pPr>
+        <w:pStyle w:val="Heading3"/>
+      </w:pPr>
+      <w:r>
+        <w:t>UX &amp; Stability Improvements</w:t>
+      </w:r>
+    </w:p>
+    <w:p>
+      <w:pPr>
+        <w:pStyle w:val="NormalWeb"/>
+        <w:numPr>
+          <w:ilvl w:val="0"/>
+          <w:numId w:val="15"/>
+        </w:numPr>
+      </w:pPr>
+      <w:r>
+        <w:t>Implemented visual disabling with tooltips for run-dependent routes.</w:t>
+      </w:r>
+    </w:p>
+    <w:p>
+      <w:pPr>
+        <w:pStyle w:val="NormalWeb"/>
+        <w:numPr>
+          <w:ilvl w:val="0"/>
+          <w:numId w:val="15"/>
+        </w:numPr>
+      </w:pPr>
+      <w:r>
+        <w:t>Ensured long identifiers (file names) render safely using truncation and overflow handling.</w:t>
+      </w:r>
+    </w:p>
+    <w:p>
+      <w:pPr>
+        <w:pStyle w:val="NormalWeb"/>
+        <w:numPr>
+          <w:ilvl w:val="0"/>
+          <w:numId w:val="15"/>
+        </w:numPr>
+      </w:pPr>
+      <w:r>
+        <w:t>Eliminated maximum update depth errors by introducing idempotent state updates.</w:t>
+      </w:r>
+    </w:p>
+    <w:p>
+      <w:pPr>
+        <w:pStyle w:val="Heading3"/>
+      </w:pPr>
+      <w:r>
+        <w:t>Quality Controls</w:t>
+      </w:r>
+    </w:p>
+    <w:p>
+      <w:pPr>
+        <w:pStyle w:val="NormalWeb"/>
+        <w:numPr>
+          <w:ilvl w:val="0"/>
+          <w:numId w:val="16"/>
+        </w:numPr>
+      </w:pPr>
+      <w:r>
+        <w:t>All TypeScript errors resolved without weakening types.</w:t>
+      </w:r>
+    </w:p>
+    <w:p>
+      <w:pPr>
+        <w:pStyle w:val="NormalWeb"/>
+        <w:numPr>
+          <w:ilvl w:val="0"/>
+          <w:numId w:val="16"/>
+        </w:numPr>
+      </w:pPr>
+      <w:r>
+        <w:t>No runtime warnings, infinite loops, or style regressions observed.</w:t>
+      </w:r>
+    </w:p>
+    <w:p>
+      <w:pPr>
+        <w:pStyle w:val="NormalWeb"/>
+        <w:numPr>
+          <w:ilvl w:val="0"/>
+          <w:numId w:val="16"/>
+        </w:numPr>
+      </w:pPr>
+      <w:r>
+        <w:t>Offline-only operation preserved.</w:t>
+      </w:r>
+    </w:p>
+    <w:p>
+      <w:pPr>
+        <w:spacing w:before="100" w:beforeAutospacing="1" w:after="100" w:afterAutospacing="1" w:line="240" w:lineRule="auto"/>
+        <w:rPr>
+          <w:rFonts w:ascii="Times New Roman" w:eastAsia="Times New Roman" w:hAnsi="Times New Roman" w:cs="Times New Roman"/>
+          <w:sz w:val="24"/>
+          <w:szCs w:val="24"/>
+        </w:rPr>
+      </w:pPr>
+    </w:p>
+    <w:p>
+      <w:pPr>
+        <w:spacing w:before="100" w:beforeAutospacing="1" w:after="100" w:afterAutospacing="1" w:line="240" w:lineRule="auto"/>
+        <w:rPr>
+          <w:rFonts w:ascii="Times New Roman" w:eastAsia="Times New Roman" w:hAnsi="Times New Roman" w:cs="Times New Roman"/>
+          <w:sz w:val="24"/>
+          <w:szCs w:val="24"/>
+        </w:rPr>
+      </w:pPr>
+    </w:p>
+    <w:p>
+      <w:pPr>
+        <w:spacing w:before="100" w:beforeAutospacing="1" w:after="100" w:afterAutospacing="1" w:line="240" w:lineRule="auto"/>
+        <w:rPr>
+          <w:rFonts w:ascii="Times New Roman" w:eastAsia="Times New Roman" w:hAnsi="Times New Roman" w:cs="Times New Roman"/>
+          <w:sz w:val="24"/>
+          <w:szCs w:val="24"/>
+        </w:rPr>
+      </w:pPr>
+    </w:p>
+    <w:p>
+      <w:pPr>
+        <w:spacing w:before="100" w:beforeAutospacing="1" w:after="100" w:afterAutospacing="1" w:line="240" w:lineRule="auto"/>
+        <w:rPr>
+          <w:rFonts w:ascii="Times New Roman" w:eastAsia="Times New Roman" w:hAnsi="Times New Roman" w:cs="Times New Roman"/>
+          <w:sz w:val="24"/>
+          <w:szCs w:val="24"/>
+        </w:rPr>
+      </w:pPr>
+    </w:p>
+    <w:p>
+      <w:pPr>
+        <w:spacing w:before="100" w:beforeAutospacing="1" w:after="100" w:afterAutospacing="1" w:line="240" w:lineRule="auto"/>
+        <w:rPr>
+          <w:rFonts w:ascii="Times New Roman" w:eastAsia="Times New Roman" w:hAnsi="Times New Roman" w:cs="Times New Roman"/>
+          <w:sz w:val="24"/>
+          <w:szCs w:val="24"/>
+        </w:rPr>
+      </w:pPr>
+    </w:p>
+    <w:p>
+      <w:pPr>
+        <w:spacing w:before="100" w:beforeAutospacing="1" w:after="100" w:afterAutospacing="1" w:line="240" w:lineRule="auto"/>
+        <w:rPr>
+          <w:rFonts w:ascii="Times New Roman" w:eastAsia="Times New Roman" w:hAnsi="Times New Roman" w:cs="Times New Roman"/>
+          <w:sz w:val="24"/>
+          <w:szCs w:val="24"/>
+        </w:rPr>
+      </w:pPr>
+    </w:p>
+    <w:p>
+      <w:pPr>
+        <w:spacing w:before="100" w:beforeAutospacing="1" w:after="100" w:afterAutospacing="1" w:line="240" w:lineRule="auto"/>
+        <w:rPr>
+          <w:rFonts w:ascii="Times New Roman" w:eastAsia="Times New Roman" w:hAnsi="Times New Roman" w:cs="Times New Roman"/>
+          <w:sz w:val="24"/>
+          <w:szCs w:val="24"/>
+        </w:rPr>
+      </w:pPr>
+    </w:p>
+    <w:p>
+      <w:pPr>
+        <w:spacing w:before="100" w:beforeAutospacing="1" w:after="100" w:afterAutospacing="1" w:line="240" w:lineRule="auto"/>
+        <w:rPr>
+          <w:rFonts w:ascii="Times New Roman" w:eastAsia="Times New Roman" w:hAnsi="Times New Roman" w:cs="Times New Roman"/>
+          <w:sz w:val="24"/>
+          <w:szCs w:val="24"/>
+        </w:rPr>
+      </w:pPr>
+    </w:p>
+    <w:p>
+      <w:pPr>
+        <w:spacing w:before="100" w:beforeAutospacing="1" w:after="100" w:afterAutospacing="1" w:line="240" w:lineRule="auto"/>
+        <w:rPr>
+          <w:rFonts w:ascii="Times New Roman" w:eastAsia="Times New Roman" w:hAnsi="Times New Roman" w:cs="Times New Roman"/>
+          <w:sz w:val="24"/>
+          <w:szCs w:val="24"/>
+        </w:rPr>
+      </w:pPr>
+    </w:p>
+    <w:p>
+      <w:pPr>
+        <w:pStyle w:val="Heading2"/>
+        <w:rPr>
+          <w:rStyle w:val="Strong"/>
+          <w:b/>
+          <w:bCs/>
+        </w:rPr>
+      </w:pPr>
+      <w:r>
+        <w:lastRenderedPageBreak/>
+        <w:t>Day-9                                                                       19/01/2025</w:t>
+      </w:r>
+    </w:p>
+    <w:p>
+      <w:pPr>
+        <w:pStyle w:val="Heading3"/>
+      </w:pPr>
+      <w:r>
+        <w:rPr>
+          <w:rStyle w:val="Strong"/>
+          <w:b/>
+          <w:bCs/>
+        </w:rPr>
+        <w:t>Day 9 – Technical &amp; Design Summary</w:t>
+      </w:r>
+    </w:p>
+    <w:p>
+      <w:pPr>
+        <w:pStyle w:val="Heading3"/>
+      </w:pPr>
+      <w:r>
+        <w:rPr>
+          <w:rStyle w:val="Strong"/>
+          <w:b/>
+          <w:bCs/>
+        </w:rPr>
+        <w:t>Frontend Design Work</w:t>
+      </w:r>
+    </w:p>
+    <w:p>
+      <w:pPr>
+        <w:pStyle w:val="NormalWeb"/>
+        <w:numPr>
+          <w:ilvl w:val="0"/>
+          <w:numId w:val="17"/>
+        </w:numPr>
+      </w:pPr>
+      <w:r>
+        <w:t>Finalized complete UI blueprint and screen responsibilities.</w:t>
+      </w:r>
+    </w:p>
+    <w:p>
+      <w:pPr>
+        <w:pStyle w:val="NormalWeb"/>
+        <w:numPr>
+          <w:ilvl w:val="0"/>
+          <w:numId w:val="17"/>
+        </w:numPr>
+      </w:pPr>
+      <w:r>
+        <w:t>Defined detailed screen-to-screen interaction flows with deterministic state handling.</w:t>
+      </w:r>
+    </w:p>
+    <w:p>
+      <w:pPr>
+        <w:pStyle w:val="NormalWeb"/>
+        <w:numPr>
+          <w:ilvl w:val="0"/>
+          <w:numId w:val="17"/>
+        </w:numPr>
+      </w:pPr>
+      <w:r>
+        <w:t>Created reusable component inventory including layout, data display, action, and feedback components.</w:t>
+      </w:r>
+    </w:p>
+    <w:p>
+      <w:pPr>
+        <w:pStyle w:val="NormalWeb"/>
+        <w:numPr>
+          <w:ilvl w:val="0"/>
+          <w:numId w:val="17"/>
+        </w:numPr>
+      </w:pPr>
+      <w:r>
+        <w:t>Froze UX rules governing navigation, disabled states, empty states, and error handling.</w:t>
+      </w:r>
+    </w:p>
+    <w:p>
+      <w:pPr>
+        <w:pStyle w:val="Heading3"/>
+      </w:pPr>
+      <w:r>
+        <w:rPr>
+          <w:rStyle w:val="Strong"/>
+          <w:b/>
+          <w:bCs/>
+        </w:rPr>
+        <w:t>Technical Decisions</w:t>
+      </w:r>
+    </w:p>
+    <w:p>
+      <w:pPr>
+        <w:pStyle w:val="NormalWeb"/>
+        <w:numPr>
+          <w:ilvl w:val="0"/>
+          <w:numId w:val="18"/>
+        </w:numPr>
+      </w:pPr>
+      <w:r>
+        <w:t>All frontend actions are scoped to a single active run ID.</w:t>
+      </w:r>
+    </w:p>
+    <w:p>
+      <w:pPr>
+        <w:pStyle w:val="NormalWeb"/>
+        <w:numPr>
+          <w:ilvl w:val="0"/>
+          <w:numId w:val="18"/>
+        </w:numPr>
+      </w:pPr>
+      <w:r>
+        <w:t>Export functionality reads only persisted backend outputs.</w:t>
+      </w:r>
+    </w:p>
+    <w:p>
+      <w:pPr>
+        <w:pStyle w:val="NormalWeb"/>
+        <w:numPr>
+          <w:ilvl w:val="0"/>
+          <w:numId w:val="18"/>
+        </w:numPr>
+      </w:pPr>
+      <w:r>
+        <w:t>No frontend component directly accesses raw data or models.</w:t>
+      </w:r>
+    </w:p>
+    <w:p>
+      <w:pPr>
+        <w:pStyle w:val="Heading3"/>
+      </w:pPr>
+      <w:r>
+        <w:rPr>
+          <w:rStyle w:val="Strong"/>
+          <w:b/>
+          <w:bCs/>
+        </w:rPr>
+        <w:t>Code Status</w:t>
+      </w:r>
+    </w:p>
+    <w:p>
+      <w:pPr>
+        <w:pStyle w:val="NormalWeb"/>
+        <w:numPr>
+          <w:ilvl w:val="0"/>
+          <w:numId w:val="19"/>
+        </w:numPr>
+      </w:pPr>
+      <w:r>
+        <w:t>No new production code written on this day.</w:t>
+      </w:r>
+    </w:p>
+    <w:p>
+      <w:pPr>
+        <w:pStyle w:val="NormalWeb"/>
+        <w:numPr>
+          <w:ilvl w:val="0"/>
+          <w:numId w:val="19"/>
+        </w:numPr>
+      </w:pPr>
+      <w:r>
+        <w:t>Design artifacts are now ready for direct translation into frontend components.</w:t>
+      </w:r>
+    </w:p>
+    <w:p>
+      <w:pPr>
+        <w:pStyle w:val="Heading3"/>
+      </w:pPr>
+      <w:r>
+        <w:rPr>
+          <w:rStyle w:val="Strong"/>
+          <w:b/>
+          <w:bCs/>
+        </w:rPr>
+        <w:t>Readiness</w:t>
+      </w:r>
+    </w:p>
+    <w:p>
+      <w:pPr>
+        <w:pStyle w:val="NormalWeb"/>
+      </w:pPr>
+      <w:r>
+        <w:t>Frontend development can proceed without risk of architectural or UX rework.</w:t>
+      </w:r>
+    </w:p>
+    <w:p>
+      <w:pPr>
+        <w:spacing w:before="100" w:beforeAutospacing="1" w:after="100" w:afterAutospacing="1" w:line="240" w:lineRule="auto"/>
+        <w:rPr>
+          <w:rFonts w:ascii="Times New Roman" w:eastAsia="Times New Roman" w:hAnsi="Times New Roman" w:cs="Times New Roman"/>
+          <w:sz w:val="24"/>
+          <w:szCs w:val="24"/>
+        </w:rPr>
+      </w:pPr>
+    </w:p>
+    <w:p>
+      <w:pPr>
+        <w:spacing w:before="100" w:beforeAutospacing="1" w:after="100" w:afterAutospacing="1" w:line="240" w:lineRule="auto"/>
+        <w:rPr>
+          <w:rFonts w:ascii="Times New Roman" w:eastAsia="Times New Roman" w:hAnsi="Times New Roman" w:cs="Times New Roman"/>
+          <w:sz w:val="24"/>
+          <w:szCs w:val="24"/>
+        </w:rPr>
+      </w:pPr>
+    </w:p>
+    <w:p>
+      <w:pPr>
+        <w:spacing w:before="100" w:beforeAutospacing="1" w:after="100" w:afterAutospacing="1" w:line="240" w:lineRule="auto"/>
+        <w:rPr>
+          <w:rFonts w:ascii="Times New Roman" w:eastAsia="Times New Roman" w:hAnsi="Times New Roman" w:cs="Times New Roman"/>
+          <w:sz w:val="24"/>
+          <w:szCs w:val="24"/>
+        </w:rPr>
+      </w:pPr>
+    </w:p>
+    <w:p>
+      <w:pPr>
+        <w:spacing w:before="100" w:beforeAutospacing="1" w:after="100" w:afterAutospacing="1" w:line="240" w:lineRule="auto"/>
+        <w:rPr>
+          <w:rFonts w:ascii="Times New Roman" w:eastAsia="Times New Roman" w:hAnsi="Times New Roman" w:cs="Times New Roman"/>
+          <w:sz w:val="24"/>
+          <w:szCs w:val="24"/>
+        </w:rPr>
+      </w:pPr>
+    </w:p>
+    <w:p>
+      <w:pPr>
+        <w:spacing w:before="100" w:beforeAutospacing="1" w:after="100" w:afterAutospacing="1" w:line="240" w:lineRule="auto"/>
+        <w:rPr>
+          <w:rFonts w:ascii="Times New Roman" w:eastAsia="Times New Roman" w:hAnsi="Times New Roman" w:cs="Times New Roman"/>
+          <w:sz w:val="24"/>
+          <w:szCs w:val="24"/>
+        </w:rPr>
+      </w:pPr>
+    </w:p>
+    <w:p>
+      <w:pPr>
+        <w:spacing w:before="100" w:beforeAutospacing="1" w:after="100" w:afterAutospacing="1" w:line="240" w:lineRule="auto"/>
+        <w:rPr>
+          <w:rFonts w:ascii="Times New Roman" w:eastAsia="Times New Roman" w:hAnsi="Times New Roman" w:cs="Times New Roman"/>
+          <w:sz w:val="24"/>
+          <w:szCs w:val="24"/>
+        </w:rPr>
+      </w:pPr>
+    </w:p>
+    <w:p>
+      <w:pPr>
+        <w:spacing w:before="100" w:beforeAutospacing="1" w:after="100" w:afterAutospacing="1" w:line="240" w:lineRule="auto"/>
+        <w:rPr>
+          <w:rFonts w:ascii="Times New Roman" w:eastAsia="Times New Roman" w:hAnsi="Times New Roman" w:cs="Times New Roman"/>
+          <w:sz w:val="24"/>
+          <w:szCs w:val="24"/>
+        </w:rPr>
+      </w:pPr>
+    </w:p>
+    <w:p>
+      <w:pPr>
+        <w:spacing w:before="100" w:beforeAutospacing="1" w:after="100" w:afterAutospacing="1" w:line="240" w:lineRule="auto"/>
+        <w:rPr>
+          <w:rFonts w:ascii="Times New Roman" w:eastAsia="Times New Roman" w:hAnsi="Times New Roman" w:cs="Times New Roman"/>
+          <w:sz w:val="24"/>
+          <w:szCs w:val="24"/>
+        </w:rPr>
+      </w:pPr>
+    </w:p>
+    <w:p>
+      <w:pPr>
+        <w:spacing w:before="100" w:beforeAutospacing="1" w:after="100" w:afterAutospacing="1" w:line="240" w:lineRule="auto"/>
+        <w:rPr>
+          <w:rFonts w:ascii="Times New Roman" w:eastAsia="Times New Roman" w:hAnsi="Times New Roman" w:cs="Times New Roman"/>
+          <w:sz w:val="24"/>
+          <w:szCs w:val="24"/>
+        </w:rPr>
+      </w:pPr>
+    </w:p>
+    <w:p>
+      <w:pPr>
+        <w:pStyle w:val="Heading2"/>
+        <w:rPr>
+          <w:rStyle w:val="Strong"/>
+          <w:b/>
+          <w:bCs/>
+        </w:rPr>
+      </w:pPr>
+      <w:r>
+        <w:lastRenderedPageBreak/>
+        <w:t>Day-10                                                                       20/01/2025</w:t>
+      </w:r>
+    </w:p>
+    <w:p>
+      <w:pPr>
+        <w:pStyle w:val="Heading3"/>
+      </w:pPr>
+      <w:r>
+        <w:rPr>
+          <w:rStyle w:val="Strong"/>
+          <w:b/>
+          <w:bCs/>
+        </w:rPr>
+        <w:t>Daily Coding and Technical Summary – Day 10</w:t>
+      </w:r>
+    </w:p>
+    <w:p>
+      <w:pPr>
+        <w:pStyle w:val="NormalWeb"/>
+      </w:pPr>
+      <w:r>
+        <w:t>On Day 10, multiple frontend components and state management utilities were implemented and stabilized. This included dashboard rendering logic, visualization switching, global filter integration, and undo/redo controls using icon-based actions.</w:t>
+      </w:r>
+    </w:p>
+    <w:p>
+      <w:pPr>
+        <w:pStyle w:val="NormalWeb"/>
+      </w:pPr>
+      <w:r>
+        <w:t>A custom subscription-based state hook was introduced to safely connect the dashboard UI to the underlying store without triggering excessive re-renders. Centralized run-to-dashboard orchestration logic was finalized to ensure dashboards load correctly when a run is selected.</w:t>
+      </w:r>
+    </w:p>
+    <w:p>
+      <w:pPr>
+        <w:pStyle w:val="NormalWeb"/>
+      </w:pPr>
+      <w:r>
+        <w:t>All coding work focused on frontend correctness, maintainability, and architectural robustness. No backend or IPC changes were introduced on this day.</w:t>
+      </w:r>
+    </w:p>
+    <w:p>
+      <w:pPr>
+        <w:pStyle w:val="Heading2"/>
+        <w:rPr>
+          <w:rStyle w:val="Strong"/>
+          <w:b/>
+          <w:bCs/>
+        </w:rPr>
+      </w:pPr>
+      <w:r>
+        <w:t>Day-11                                                                         21/01/2025</w:t>
+      </w:r>
+    </w:p>
+    <w:p>
+      <w:pPr>
+        <w:pStyle w:val="Heading3"/>
+      </w:pPr>
+      <w:r>
+        <w:rPr>
+          <w:rStyle w:val="Strong"/>
+          <w:b/>
+          <w:bCs/>
+        </w:rPr>
+        <w:t>Daily Coding and Technical Summary – Day 11</w:t>
+      </w:r>
+    </w:p>
+    <w:p>
+      <w:pPr>
+        <w:pStyle w:val="NormalWeb"/>
+      </w:pPr>
+      <w:r>
+        <w:t>No new frontend or backend code was written during the primary work hours. The day was focused on operational data handling and system design.</w:t>
+      </w:r>
+    </w:p>
+    <w:p>
+      <w:pPr>
+        <w:pStyle w:val="NormalWeb"/>
+      </w:pPr>
+      <w:r>
+        <w:t>Excel-based energy data entry and power cost analysis were performed to prepare real-world inputs for future dashboards. PowerPoint presentations were refined to improve UI consistency, structure, and clarity.</w:t>
+      </w:r>
+    </w:p>
+    <w:p>
+      <w:pPr>
+        <w:pStyle w:val="NormalWeb"/>
+      </w:pPr>
+      <w:r>
+        <w:t>From a technical design perspective, dashboard persistence was formally planned. Decisions were finalized regarding dashboard save behavior, file naming conventions, offline storage location, and run-scoped load rules. These decisions will directly guide upcoming implementation work without requiring architectural rework.</w:t>
+      </w:r>
+    </w:p>
+    <w:p>
+      <w:pPr>
+        <w:spacing w:after="0" w:line="240" w:lineRule="auto"/>
+        <w:contextualSpacing/>
         <w:rPr>
           <w:rFonts w:ascii="Times New Roman" w:hAnsi="Times New Roman" w:cs="Times New Roman"/>
           <w:b/>
           <w:sz w:val="32"/>
           <w:szCs w:val="32"/>
         </w:rPr>
-        <w:t xml:space="preserve">                                              </w:t>
-      </w:r>
+      </w:pPr>
       <w:r>
         <w:rPr>
           <w:rFonts w:ascii="Times New Roman" w:hAnsi="Times New Roman" w:cs="Times New Roman"/>
@@ -4290,948 +5177,7 @@
           <w:sz w:val="32"/>
           <w:szCs w:val="32"/>
         </w:rPr>
-        <w:t xml:space="preserve">                              14</w:t>
-      </w:r>
-      <w:r>
-        <w:rPr>
-          <w:rFonts w:ascii="Times New Roman" w:hAnsi="Times New Roman" w:cs="Times New Roman"/>
-          <w:b/>
-          <w:sz w:val="32"/>
-          <w:szCs w:val="32"/>
-        </w:rPr>
-        <w:t>/01/2026</w:t>
-      </w:r>
-    </w:p>
-    <w:p>
-      <w:pPr>
-        <w:pStyle w:val="Heading2"/>
-      </w:pPr>
-      <w:r>
-        <w:rPr>
-          <w:rStyle w:val="Strong"/>
-          <w:b/>
-          <w:bCs/>
-        </w:rPr>
-        <w:t>Day-7 Technical Summary</w:t>
-      </w:r>
-    </w:p>
-    <w:p>
-      <w:pPr>
-        <w:pStyle w:val="Heading3"/>
-      </w:pPr>
-      <w:r>
-        <w:rPr>
-          <w:rStyle w:val="Strong"/>
-          <w:b/>
-          <w:bCs/>
-        </w:rPr>
-        <w:t>Electron &amp; Renderer</w:t>
-      </w:r>
-    </w:p>
-    <w:p>
-      <w:pPr>
-        <w:pStyle w:val="NormalWeb"/>
-        <w:numPr>
-          <w:ilvl w:val="0"/>
-          <w:numId w:val="11"/>
-        </w:numPr>
-      </w:pPr>
-      <w:r>
-        <w:t>Implemented Electron main and preload layers with strict in-process API exposure.</w:t>
-      </w:r>
-    </w:p>
-    <w:p>
-      <w:pPr>
-        <w:pStyle w:val="NormalWeb"/>
-        <w:numPr>
-          <w:ilvl w:val="0"/>
-          <w:numId w:val="11"/>
-        </w:numPr>
-      </w:pPr>
-      <w:r>
-        <w:t>Ensured renderer operates independently of any dev-only localhost assumptions.</w:t>
-      </w:r>
-    </w:p>
-    <w:p>
-      <w:pPr>
-        <w:pStyle w:val="NormalWeb"/>
-        <w:numPr>
-          <w:ilvl w:val="0"/>
-          <w:numId w:val="11"/>
-        </w:numPr>
-      </w:pPr>
-      <w:r>
-        <w:t>Established Vite alias strategy for scalable imports across pages, components, assets, and state.</w:t>
-      </w:r>
-    </w:p>
-    <w:p>
-      <w:pPr>
-        <w:pStyle w:val="Heading3"/>
-      </w:pPr>
-      <w:r>
-        <w:rPr>
-          <w:rStyle w:val="Strong"/>
-          <w:b/>
-          <w:bCs/>
-        </w:rPr>
-        <w:t>UI Composition</w:t>
-      </w:r>
-    </w:p>
-    <w:p>
-      <w:pPr>
-        <w:pStyle w:val="NormalWeb"/>
-        <w:numPr>
-          <w:ilvl w:val="0"/>
-          <w:numId w:val="12"/>
-        </w:numPr>
-      </w:pPr>
-      <w:r>
-        <w:t>Implemented application layout with sidebar-driven navigation.</w:t>
-      </w:r>
-    </w:p>
-    <w:p>
-      <w:pPr>
-        <w:pStyle w:val="NormalWeb"/>
-        <w:numPr>
-          <w:ilvl w:val="0"/>
-          <w:numId w:val="12"/>
-        </w:numPr>
-      </w:pPr>
-      <w:r>
-        <w:t>Structured routes for Home, Ingestion, Insights, Dashboards, Exports, Explorer, and Data Health.</w:t>
-      </w:r>
-    </w:p>
-    <w:p>
-      <w:pPr>
-        <w:pStyle w:val="NormalWeb"/>
-        <w:numPr>
-          <w:ilvl w:val="0"/>
-          <w:numId w:val="12"/>
-        </w:numPr>
-      </w:pPr>
-      <w:r>
-        <w:t>Integrated centralized run-state reset coordination to ensure deterministic UI behavior.</w:t>
-      </w:r>
-    </w:p>
-    <w:p>
-      <w:pPr>
-        <w:pStyle w:val="Heading3"/>
-      </w:pPr>
-      <w:r>
-        <w:rPr>
-          <w:rStyle w:val="Strong"/>
-          <w:b/>
-          <w:bCs/>
-        </w:rPr>
-        <w:t>Stability</w:t>
-      </w:r>
-    </w:p>
-    <w:p>
-      <w:pPr>
-        <w:pStyle w:val="NormalWeb"/>
-        <w:numPr>
-          <w:ilvl w:val="0"/>
-          <w:numId w:val="13"/>
-        </w:numPr>
-      </w:pPr>
-      <w:r>
-        <w:t>All TypeScript errors resolved.</w:t>
-      </w:r>
-    </w:p>
-    <w:p>
-      <w:pPr>
-        <w:pStyle w:val="NormalWeb"/>
-        <w:numPr>
-          <w:ilvl w:val="0"/>
-          <w:numId w:val="13"/>
-        </w:numPr>
-      </w:pPr>
-      <w:r>
-        <w:t>All Vite runtime resolution issues resolved.</w:t>
-      </w:r>
-    </w:p>
-    <w:p>
-      <w:pPr>
-        <w:pStyle w:val="NormalWeb"/>
-        <w:numPr>
-          <w:ilvl w:val="0"/>
-          <w:numId w:val="13"/>
-        </w:numPr>
-      </w:pPr>
-      <w:r>
-        <w:t>Dev and build paths validated.</w:t>
-      </w:r>
-    </w:p>
-    <w:p>
-      <w:pPr>
-        <w:pStyle w:val="Heading2"/>
-      </w:pPr>
-    </w:p>
-    <w:p>
-      <w:pPr>
-        <w:pStyle w:val="Heading2"/>
-      </w:pPr>
-    </w:p>
-    <w:p>
-      <w:pPr>
-        <w:pStyle w:val="Heading2"/>
-      </w:pPr>
-    </w:p>
-    <w:p>
-      <w:pPr>
-        <w:pStyle w:val="Heading2"/>
-      </w:pPr>
-    </w:p>
-    <w:p>
-      <w:pPr>
-        <w:pStyle w:val="Heading2"/>
-      </w:pPr>
-    </w:p>
-    <w:p>
-      <w:pPr>
-        <w:pStyle w:val="Heading2"/>
-      </w:pPr>
-    </w:p>
-    <w:p>
-      <w:pPr>
-        <w:pStyle w:val="Heading2"/>
-      </w:pPr>
-    </w:p>
-    <w:p>
-      <w:pPr>
-        <w:pStyle w:val="Heading2"/>
-      </w:pPr>
-    </w:p>
-    <w:p>
-      <w:pPr>
-        <w:pStyle w:val="Heading2"/>
-      </w:pPr>
-    </w:p>
-    <w:p>
-      <w:pPr>
-        <w:pStyle w:val="Heading2"/>
-      </w:pPr>
-      <w:r>
-        <w:lastRenderedPageBreak/>
-        <w:t>Day-8                                                                        15/01/2025</w:t>
-      </w:r>
-    </w:p>
-    <w:p>
-      <w:pPr>
-        <w:pStyle w:val="Heading2"/>
-      </w:pPr>
-      <w:r>
-        <w:t>Technical Summary — Day-8</w:t>
-      </w:r>
-    </w:p>
-    <w:p>
-      <w:pPr>
-        <w:pStyle w:val="Heading3"/>
-      </w:pPr>
-      <w:r>
-        <w:t>Frontend Architecture Enhancements</w:t>
-      </w:r>
-    </w:p>
-    <w:p>
-      <w:pPr>
-        <w:pStyle w:val="NormalWeb"/>
-        <w:numPr>
-          <w:ilvl w:val="0"/>
-          <w:numId w:val="14"/>
-        </w:numPr>
-      </w:pPr>
-      <w:r>
-        <w:t xml:space="preserve">Introduced a </w:t>
-      </w:r>
-      <w:r>
-        <w:rPr>
-          <w:rStyle w:val="Strong"/>
-        </w:rPr>
-        <w:t>single authoritative Run UI Store</w:t>
-      </w:r>
-      <w:r>
-        <w:t xml:space="preserve"> with guarded setters and stable snapshot semantics.</w:t>
-      </w:r>
-    </w:p>
-    <w:p>
-      <w:pPr>
-        <w:pStyle w:val="NormalWeb"/>
-        <w:numPr>
-          <w:ilvl w:val="0"/>
-          <w:numId w:val="14"/>
-        </w:numPr>
-      </w:pPr>
-      <w:r>
-        <w:t xml:space="preserve">Implemented a </w:t>
-      </w:r>
-      <w:r>
-        <w:rPr>
-          <w:rStyle w:val="Strong"/>
-        </w:rPr>
-        <w:t>RunGuard pattern</w:t>
-      </w:r>
-      <w:r>
-        <w:t xml:space="preserve"> at routing level to enforce valid application states.</w:t>
-      </w:r>
-    </w:p>
-    <w:p>
-      <w:pPr>
-        <w:pStyle w:val="NormalWeb"/>
-        <w:numPr>
-          <w:ilvl w:val="0"/>
-          <w:numId w:val="14"/>
-        </w:numPr>
-      </w:pPr>
-      <w:r>
-        <w:t>Sidebar enhanced with:</w:t>
-      </w:r>
-    </w:p>
-    <w:p>
-      <w:pPr>
-        <w:pStyle w:val="NormalWeb"/>
-        <w:numPr>
-          <w:ilvl w:val="1"/>
-          <w:numId w:val="14"/>
-        </w:numPr>
-      </w:pPr>
-      <w:r>
-        <w:t>Active run display (file-based identifiers)</w:t>
-      </w:r>
-    </w:p>
-    <w:p>
-      <w:pPr>
-        <w:pStyle w:val="NormalWeb"/>
-        <w:numPr>
-          <w:ilvl w:val="1"/>
-          <w:numId w:val="14"/>
-        </w:numPr>
-      </w:pPr>
-      <w:r>
-        <w:t>Run selection and clearing actions</w:t>
-      </w:r>
-    </w:p>
-    <w:p>
-      <w:pPr>
-        <w:pStyle w:val="NormalWeb"/>
-        <w:numPr>
-          <w:ilvl w:val="1"/>
-          <w:numId w:val="14"/>
-        </w:numPr>
-      </w:pPr>
-      <w:r>
-        <w:t>Persistent visibility across application lifecycle</w:t>
-      </w:r>
-    </w:p>
-    <w:p>
-      <w:pPr>
-        <w:pStyle w:val="Heading3"/>
-      </w:pPr>
-      <w:r>
-        <w:t>UX &amp; Stability Improvements</w:t>
-      </w:r>
-    </w:p>
-    <w:p>
-      <w:pPr>
-        <w:pStyle w:val="NormalWeb"/>
-        <w:numPr>
-          <w:ilvl w:val="0"/>
-          <w:numId w:val="15"/>
-        </w:numPr>
-      </w:pPr>
-      <w:r>
-        <w:t>Implemented visual disabling with tooltips for run-dependent routes.</w:t>
-      </w:r>
-    </w:p>
-    <w:p>
-      <w:pPr>
-        <w:pStyle w:val="NormalWeb"/>
-        <w:numPr>
-          <w:ilvl w:val="0"/>
-          <w:numId w:val="15"/>
-        </w:numPr>
-      </w:pPr>
-      <w:r>
-        <w:t>Ensured long identifiers (file names) render safely using truncation and overflow handling.</w:t>
-      </w:r>
-    </w:p>
-    <w:p>
-      <w:pPr>
-        <w:pStyle w:val="NormalWeb"/>
-        <w:numPr>
-          <w:ilvl w:val="0"/>
-          <w:numId w:val="15"/>
-        </w:numPr>
-      </w:pPr>
-      <w:r>
-        <w:t>Eliminated maximum update depth errors by introducing idempotent state updates.</w:t>
-      </w:r>
-    </w:p>
-    <w:p>
-      <w:pPr>
-        <w:pStyle w:val="Heading3"/>
-      </w:pPr>
-      <w:r>
-        <w:t>Quality Controls</w:t>
-      </w:r>
-    </w:p>
-    <w:p>
-      <w:pPr>
-        <w:pStyle w:val="NormalWeb"/>
-        <w:numPr>
-          <w:ilvl w:val="0"/>
-          <w:numId w:val="16"/>
-        </w:numPr>
-      </w:pPr>
-      <w:r>
-        <w:t>All TypeScript errors resolved without weakening types.</w:t>
-      </w:r>
-    </w:p>
-    <w:p>
-      <w:pPr>
-        <w:pStyle w:val="NormalWeb"/>
-        <w:numPr>
-          <w:ilvl w:val="0"/>
-          <w:numId w:val="16"/>
-        </w:numPr>
-      </w:pPr>
-      <w:r>
-        <w:t>No runtime warnings, infinite loops, or style regressions observed.</w:t>
-      </w:r>
-    </w:p>
-    <w:p>
-      <w:pPr>
-        <w:pStyle w:val="NormalWeb"/>
-        <w:numPr>
-          <w:ilvl w:val="0"/>
-          <w:numId w:val="16"/>
-        </w:numPr>
-      </w:pPr>
-      <w:r>
-        <w:t>Offline-only operation preserved.</w:t>
-      </w:r>
-    </w:p>
-    <w:p>
-      <w:pPr>
-        <w:spacing w:before="100" w:beforeAutospacing="1" w:after="100" w:afterAutospacing="1" w:line="240" w:lineRule="auto"/>
-        <w:rPr>
-          <w:rFonts w:ascii="Times New Roman" w:eastAsia="Times New Roman" w:hAnsi="Times New Roman" w:cs="Times New Roman"/>
-          <w:sz w:val="24"/>
-          <w:szCs w:val="24"/>
-        </w:rPr>
-      </w:pPr>
-    </w:p>
-    <w:p>
-      <w:pPr>
-        <w:spacing w:before="100" w:beforeAutospacing="1" w:after="100" w:afterAutospacing="1" w:line="240" w:lineRule="auto"/>
-        <w:rPr>
-          <w:rFonts w:ascii="Times New Roman" w:eastAsia="Times New Roman" w:hAnsi="Times New Roman" w:cs="Times New Roman"/>
-          <w:sz w:val="24"/>
-          <w:szCs w:val="24"/>
-        </w:rPr>
-      </w:pPr>
-    </w:p>
-    <w:p>
-      <w:pPr>
-        <w:spacing w:before="100" w:beforeAutospacing="1" w:after="100" w:afterAutospacing="1" w:line="240" w:lineRule="auto"/>
-        <w:rPr>
-          <w:rFonts w:ascii="Times New Roman" w:eastAsia="Times New Roman" w:hAnsi="Times New Roman" w:cs="Times New Roman"/>
-          <w:sz w:val="24"/>
-          <w:szCs w:val="24"/>
-        </w:rPr>
-      </w:pPr>
-    </w:p>
-    <w:p>
-      <w:pPr>
-        <w:spacing w:before="100" w:beforeAutospacing="1" w:after="100" w:afterAutospacing="1" w:line="240" w:lineRule="auto"/>
-        <w:rPr>
-          <w:rFonts w:ascii="Times New Roman" w:eastAsia="Times New Roman" w:hAnsi="Times New Roman" w:cs="Times New Roman"/>
-          <w:sz w:val="24"/>
-          <w:szCs w:val="24"/>
-        </w:rPr>
-      </w:pPr>
-    </w:p>
-    <w:p>
-      <w:pPr>
-        <w:spacing w:before="100" w:beforeAutospacing="1" w:after="100" w:afterAutospacing="1" w:line="240" w:lineRule="auto"/>
-        <w:rPr>
-          <w:rFonts w:ascii="Times New Roman" w:eastAsia="Times New Roman" w:hAnsi="Times New Roman" w:cs="Times New Roman"/>
-          <w:sz w:val="24"/>
-          <w:szCs w:val="24"/>
-        </w:rPr>
-      </w:pPr>
-    </w:p>
-    <w:p>
-      <w:pPr>
-        <w:spacing w:before="100" w:beforeAutospacing="1" w:after="100" w:afterAutospacing="1" w:line="240" w:lineRule="auto"/>
-        <w:rPr>
-          <w:rFonts w:ascii="Times New Roman" w:eastAsia="Times New Roman" w:hAnsi="Times New Roman" w:cs="Times New Roman"/>
-          <w:sz w:val="24"/>
-          <w:szCs w:val="24"/>
-        </w:rPr>
-      </w:pPr>
-    </w:p>
-    <w:p>
-      <w:pPr>
-        <w:spacing w:before="100" w:beforeAutospacing="1" w:after="100" w:afterAutospacing="1" w:line="240" w:lineRule="auto"/>
-        <w:rPr>
-          <w:rFonts w:ascii="Times New Roman" w:eastAsia="Times New Roman" w:hAnsi="Times New Roman" w:cs="Times New Roman"/>
-          <w:sz w:val="24"/>
-          <w:szCs w:val="24"/>
-        </w:rPr>
-      </w:pPr>
-    </w:p>
-    <w:p>
-      <w:pPr>
-        <w:spacing w:before="100" w:beforeAutospacing="1" w:after="100" w:afterAutospacing="1" w:line="240" w:lineRule="auto"/>
-        <w:rPr>
-          <w:rFonts w:ascii="Times New Roman" w:eastAsia="Times New Roman" w:hAnsi="Times New Roman" w:cs="Times New Roman"/>
-          <w:sz w:val="24"/>
-          <w:szCs w:val="24"/>
-        </w:rPr>
-      </w:pPr>
-    </w:p>
-    <w:p>
-      <w:pPr>
-        <w:spacing w:before="100" w:beforeAutospacing="1" w:after="100" w:afterAutospacing="1" w:line="240" w:lineRule="auto"/>
-        <w:rPr>
-          <w:rFonts w:ascii="Times New Roman" w:eastAsia="Times New Roman" w:hAnsi="Times New Roman" w:cs="Times New Roman"/>
-          <w:sz w:val="24"/>
-          <w:szCs w:val="24"/>
-        </w:rPr>
-      </w:pPr>
-    </w:p>
-    <w:p>
-      <w:pPr>
-        <w:pStyle w:val="Heading2"/>
-        <w:rPr>
-          <w:rStyle w:val="Strong"/>
-          <w:b/>
-          <w:bCs/>
-        </w:rPr>
-      </w:pPr>
-      <w:r>
-        <w:lastRenderedPageBreak/>
-        <w:t>Day-9                                                                       19/01/2025</w:t>
-      </w:r>
-    </w:p>
-    <w:p>
-      <w:pPr>
-        <w:pStyle w:val="Heading3"/>
-      </w:pPr>
-      <w:r>
-        <w:rPr>
-          <w:rStyle w:val="Strong"/>
-          <w:b/>
-          <w:bCs/>
-        </w:rPr>
-        <w:t>Day 9 – Technical &amp; Design Summary</w:t>
-      </w:r>
-    </w:p>
-    <w:p>
-      <w:pPr>
-        <w:pStyle w:val="Heading3"/>
-      </w:pPr>
-      <w:r>
-        <w:rPr>
-          <w:rStyle w:val="Strong"/>
-          <w:b/>
-          <w:bCs/>
-        </w:rPr>
-        <w:t>Frontend Design Work</w:t>
-      </w:r>
-    </w:p>
-    <w:p>
-      <w:pPr>
-        <w:pStyle w:val="NormalWeb"/>
-        <w:numPr>
-          <w:ilvl w:val="0"/>
-          <w:numId w:val="17"/>
-        </w:numPr>
-      </w:pPr>
-      <w:r>
-        <w:t>Finalized complete UI blueprint and screen responsibilities.</w:t>
-      </w:r>
-    </w:p>
-    <w:p>
-      <w:pPr>
-        <w:pStyle w:val="NormalWeb"/>
-        <w:numPr>
-          <w:ilvl w:val="0"/>
-          <w:numId w:val="17"/>
-        </w:numPr>
-      </w:pPr>
-      <w:r>
-        <w:t>Defined detailed screen-to-screen interaction flows with deterministic state handling.</w:t>
-      </w:r>
-    </w:p>
-    <w:p>
-      <w:pPr>
-        <w:pStyle w:val="NormalWeb"/>
-        <w:numPr>
-          <w:ilvl w:val="0"/>
-          <w:numId w:val="17"/>
-        </w:numPr>
-      </w:pPr>
-      <w:r>
-        <w:t>Created reusable component inventory including layout, data display, action, and feedback components.</w:t>
-      </w:r>
-    </w:p>
-    <w:p>
-      <w:pPr>
-        <w:pStyle w:val="NormalWeb"/>
-        <w:numPr>
-          <w:ilvl w:val="0"/>
-          <w:numId w:val="17"/>
-        </w:numPr>
-      </w:pPr>
-      <w:r>
-        <w:t>Froze UX rules governing navigation, disabled states, empty states, and error handling.</w:t>
-      </w:r>
-    </w:p>
-    <w:p>
-      <w:pPr>
-        <w:pStyle w:val="Heading3"/>
-      </w:pPr>
-      <w:r>
-        <w:rPr>
-          <w:rStyle w:val="Strong"/>
-          <w:b/>
-          <w:bCs/>
-        </w:rPr>
-        <w:t>Technical Decisions</w:t>
-      </w:r>
-    </w:p>
-    <w:p>
-      <w:pPr>
-        <w:pStyle w:val="NormalWeb"/>
-        <w:numPr>
-          <w:ilvl w:val="0"/>
-          <w:numId w:val="18"/>
-        </w:numPr>
-      </w:pPr>
-      <w:r>
-        <w:t>All frontend actions are scoped to a single active run ID.</w:t>
-      </w:r>
-    </w:p>
-    <w:p>
-      <w:pPr>
-        <w:pStyle w:val="NormalWeb"/>
-        <w:numPr>
-          <w:ilvl w:val="0"/>
-          <w:numId w:val="18"/>
-        </w:numPr>
-      </w:pPr>
-      <w:r>
-        <w:t>Export functionality reads only persisted backend outputs.</w:t>
-      </w:r>
-    </w:p>
-    <w:p>
-      <w:pPr>
-        <w:pStyle w:val="NormalWeb"/>
-        <w:numPr>
-          <w:ilvl w:val="0"/>
-          <w:numId w:val="18"/>
-        </w:numPr>
-      </w:pPr>
-      <w:r>
-        <w:t>No frontend component directly accesses raw data or models.</w:t>
-      </w:r>
-    </w:p>
-    <w:p>
-      <w:pPr>
-        <w:pStyle w:val="Heading3"/>
-      </w:pPr>
-      <w:r>
-        <w:rPr>
-          <w:rStyle w:val="Strong"/>
-          <w:b/>
-          <w:bCs/>
-        </w:rPr>
-        <w:t>Code Status</w:t>
-      </w:r>
-    </w:p>
-    <w:p>
-      <w:pPr>
-        <w:pStyle w:val="NormalWeb"/>
-        <w:numPr>
-          <w:ilvl w:val="0"/>
-          <w:numId w:val="19"/>
-        </w:numPr>
-      </w:pPr>
-      <w:r>
-        <w:t>No new production code written on this day.</w:t>
-      </w:r>
-    </w:p>
-    <w:p>
-      <w:pPr>
-        <w:pStyle w:val="NormalWeb"/>
-        <w:numPr>
-          <w:ilvl w:val="0"/>
-          <w:numId w:val="19"/>
-        </w:numPr>
-      </w:pPr>
-      <w:r>
-        <w:t>Design artifacts are now ready for direct translation into frontend components.</w:t>
-      </w:r>
-    </w:p>
-    <w:p>
-      <w:pPr>
-        <w:pStyle w:val="Heading3"/>
-      </w:pPr>
-      <w:r>
-        <w:rPr>
-          <w:rStyle w:val="Strong"/>
-          <w:b/>
-          <w:bCs/>
-        </w:rPr>
-        <w:t>Readiness</w:t>
-      </w:r>
-    </w:p>
-    <w:p>
-      <w:pPr>
-        <w:pStyle w:val="NormalWeb"/>
-      </w:pPr>
-      <w:r>
-        <w:t>Frontend development can proceed without risk of architectural or UX rework.</w:t>
-      </w:r>
-    </w:p>
-    <w:p>
-      <w:pPr>
-        <w:spacing w:before="100" w:beforeAutospacing="1" w:after="100" w:afterAutospacing="1" w:line="240" w:lineRule="auto"/>
-        <w:rPr>
-          <w:rFonts w:ascii="Times New Roman" w:eastAsia="Times New Roman" w:hAnsi="Times New Roman" w:cs="Times New Roman"/>
-          <w:sz w:val="24"/>
-          <w:szCs w:val="24"/>
-        </w:rPr>
-      </w:pPr>
-    </w:p>
-    <w:p>
-      <w:pPr>
-        <w:spacing w:before="100" w:beforeAutospacing="1" w:after="100" w:afterAutospacing="1" w:line="240" w:lineRule="auto"/>
-        <w:rPr>
-          <w:rFonts w:ascii="Times New Roman" w:eastAsia="Times New Roman" w:hAnsi="Times New Roman" w:cs="Times New Roman"/>
-          <w:sz w:val="24"/>
-          <w:szCs w:val="24"/>
-        </w:rPr>
-      </w:pPr>
-    </w:p>
-    <w:p>
-      <w:pPr>
-        <w:spacing w:before="100" w:beforeAutospacing="1" w:after="100" w:afterAutospacing="1" w:line="240" w:lineRule="auto"/>
-        <w:rPr>
-          <w:rFonts w:ascii="Times New Roman" w:eastAsia="Times New Roman" w:hAnsi="Times New Roman" w:cs="Times New Roman"/>
-          <w:sz w:val="24"/>
-          <w:szCs w:val="24"/>
-        </w:rPr>
-      </w:pPr>
-    </w:p>
-    <w:p>
-      <w:pPr>
-        <w:spacing w:before="100" w:beforeAutospacing="1" w:after="100" w:afterAutospacing="1" w:line="240" w:lineRule="auto"/>
-        <w:rPr>
-          <w:rFonts w:ascii="Times New Roman" w:eastAsia="Times New Roman" w:hAnsi="Times New Roman" w:cs="Times New Roman"/>
-          <w:sz w:val="24"/>
-          <w:szCs w:val="24"/>
-        </w:rPr>
-      </w:pPr>
-    </w:p>
-    <w:p>
-      <w:pPr>
-        <w:spacing w:before="100" w:beforeAutospacing="1" w:after="100" w:afterAutospacing="1" w:line="240" w:lineRule="auto"/>
-        <w:rPr>
-          <w:rFonts w:ascii="Times New Roman" w:eastAsia="Times New Roman" w:hAnsi="Times New Roman" w:cs="Times New Roman"/>
-          <w:sz w:val="24"/>
-          <w:szCs w:val="24"/>
-        </w:rPr>
-      </w:pPr>
-    </w:p>
-    <w:p>
-      <w:pPr>
-        <w:spacing w:before="100" w:beforeAutospacing="1" w:after="100" w:afterAutospacing="1" w:line="240" w:lineRule="auto"/>
-        <w:rPr>
-          <w:rFonts w:ascii="Times New Roman" w:eastAsia="Times New Roman" w:hAnsi="Times New Roman" w:cs="Times New Roman"/>
-          <w:sz w:val="24"/>
-          <w:szCs w:val="24"/>
-        </w:rPr>
-      </w:pPr>
-    </w:p>
-    <w:p>
-      <w:pPr>
-        <w:spacing w:before="100" w:beforeAutospacing="1" w:after="100" w:afterAutospacing="1" w:line="240" w:lineRule="auto"/>
-        <w:rPr>
-          <w:rFonts w:ascii="Times New Roman" w:eastAsia="Times New Roman" w:hAnsi="Times New Roman" w:cs="Times New Roman"/>
-          <w:sz w:val="24"/>
-          <w:szCs w:val="24"/>
-        </w:rPr>
-      </w:pPr>
-    </w:p>
-    <w:p>
-      <w:pPr>
-        <w:spacing w:before="100" w:beforeAutospacing="1" w:after="100" w:afterAutospacing="1" w:line="240" w:lineRule="auto"/>
-        <w:rPr>
-          <w:rFonts w:ascii="Times New Roman" w:eastAsia="Times New Roman" w:hAnsi="Times New Roman" w:cs="Times New Roman"/>
-          <w:sz w:val="24"/>
-          <w:szCs w:val="24"/>
-        </w:rPr>
-      </w:pPr>
-    </w:p>
-    <w:p>
-      <w:pPr>
-        <w:spacing w:before="100" w:beforeAutospacing="1" w:after="100" w:afterAutospacing="1" w:line="240" w:lineRule="auto"/>
-        <w:rPr>
-          <w:rFonts w:ascii="Times New Roman" w:eastAsia="Times New Roman" w:hAnsi="Times New Roman" w:cs="Times New Roman"/>
-          <w:sz w:val="24"/>
-          <w:szCs w:val="24"/>
-        </w:rPr>
-      </w:pPr>
-    </w:p>
-    <w:p>
-      <w:pPr>
-        <w:pStyle w:val="Heading2"/>
-        <w:rPr>
-          <w:rStyle w:val="Strong"/>
-          <w:b/>
-          <w:bCs/>
-        </w:rPr>
-      </w:pPr>
-      <w:r>
-        <w:lastRenderedPageBreak/>
-        <w:t>Day-10                                                                       20/01/2025</w:t>
-      </w:r>
-    </w:p>
-    <w:p>
-      <w:pPr>
-        <w:pStyle w:val="Heading3"/>
-      </w:pPr>
-      <w:r>
-        <w:rPr>
-          <w:rStyle w:val="Strong"/>
-          <w:b/>
-          <w:bCs/>
-        </w:rPr>
-        <w:t>Daily Coding and Technical Summary – Day 10</w:t>
-      </w:r>
-    </w:p>
-    <w:p>
-      <w:pPr>
-        <w:pStyle w:val="NormalWeb"/>
-      </w:pPr>
-      <w:r>
-        <w:t>On Day 10, multiple frontend components and state management utilities were implemented and stabilized. This included dashboard rendering logic, visualization switching, global filter integration, and undo/redo controls using icon-based actions.</w:t>
-      </w:r>
-    </w:p>
-    <w:p>
-      <w:pPr>
-        <w:pStyle w:val="NormalWeb"/>
-      </w:pPr>
-      <w:r>
-        <w:t>A custom subscription-based state hook was introduced to safely connect the dashboard UI to the underlying store without triggering excessive re-renders. Centralized run-to-dashboard orchestration logic was finalized to ensure dashboards load correctly when a run is selected.</w:t>
-      </w:r>
-    </w:p>
-    <w:p>
-      <w:pPr>
-        <w:pStyle w:val="NormalWeb"/>
-      </w:pPr>
-      <w:r>
-        <w:t>All coding work focused on frontend correctness, maintainability, and architectural robustness. No backend or IPC changes were introduced on this day.</w:t>
-      </w:r>
-    </w:p>
-    <w:p>
-      <w:pPr>
-        <w:pStyle w:val="Heading2"/>
-        <w:rPr>
-          <w:rStyle w:val="Strong"/>
-          <w:b/>
-          <w:bCs/>
-        </w:rPr>
-      </w:pPr>
-      <w:r>
-        <w:t>Day-11                                                                         21/01/2025</w:t>
-      </w:r>
-    </w:p>
-    <w:p>
-      <w:pPr>
-        <w:pStyle w:val="Heading3"/>
-      </w:pPr>
-      <w:r>
-        <w:rPr>
-          <w:rStyle w:val="Strong"/>
-          <w:b/>
-          <w:bCs/>
-        </w:rPr>
-        <w:t>Daily Coding and Technical Summary – Day 11</w:t>
-      </w:r>
-    </w:p>
-    <w:p>
-      <w:pPr>
-        <w:pStyle w:val="NormalWeb"/>
-      </w:pPr>
-      <w:r>
-        <w:t>No new frontend or backend code was written during the primary work hours. The day was focused on operational data handling and system design.</w:t>
-      </w:r>
-    </w:p>
-    <w:p>
-      <w:pPr>
-        <w:pStyle w:val="NormalWeb"/>
-      </w:pPr>
-      <w:r>
-        <w:t>Excel-based energy data entry and power cost analysis were performed to prepare real-world inputs for future dashboards. PowerPoint presentations were refined to improve UI consistency, structure, and clarity.</w:t>
-      </w:r>
-    </w:p>
-    <w:p>
-      <w:pPr>
-        <w:pStyle w:val="NormalWeb"/>
-      </w:pPr>
-      <w:r>
-        <w:t>From a technical design perspective, dashboard persistence was formally planned. Decisions were finalized regarding dashboard save behavior, file naming conventions, offline storage location, and run-scoped load rules. These decisions will directly guide upcoming implementation work without requiring architectural rework.</w:t>
-      </w:r>
-    </w:p>
-    <w:p>
-      <w:pPr>
-        <w:spacing w:after="0" w:line="240" w:lineRule="auto"/>
-        <w:contextualSpacing/>
-        <w:rPr>
-          <w:rFonts w:ascii="Times New Roman" w:hAnsi="Times New Roman" w:cs="Times New Roman"/>
-          <w:b/>
-          <w:sz w:val="32"/>
-          <w:szCs w:val="32"/>
-        </w:rPr>
-      </w:pPr>
-      <w:r>
-        <w:rPr>
-          <w:rFonts w:ascii="Times New Roman" w:hAnsi="Times New Roman" w:cs="Times New Roman"/>
-          <w:b/>
-          <w:sz w:val="32"/>
-          <w:szCs w:val="32"/>
-        </w:rPr>
-        <w:t xml:space="preserve">DAY: 12           </w:t>
-      </w:r>
-      <w:r>
-        <w:rPr>
-          <w:rFonts w:ascii="Times New Roman" w:hAnsi="Times New Roman" w:cs="Times New Roman"/>
-          <w:b/>
-          <w:sz w:val="32"/>
-          <w:szCs w:val="32"/>
-        </w:rPr>
-        <w:t xml:space="preserve">                                     </w:t>
-      </w:r>
-      <w:r>
-        <w:rPr>
-          <w:rFonts w:ascii="Times New Roman" w:hAnsi="Times New Roman" w:cs="Times New Roman"/>
-          <w:b/>
-          <w:sz w:val="32"/>
-          <w:szCs w:val="32"/>
-        </w:rPr>
-        <w:t xml:space="preserve">                              22</w:t>
-      </w:r>
-      <w:r>
-        <w:rPr>
-          <w:rFonts w:ascii="Times New Roman" w:hAnsi="Times New Roman" w:cs="Times New Roman"/>
-          <w:b/>
-          <w:sz w:val="32"/>
-          <w:szCs w:val="32"/>
-        </w:rPr>
-        <w:t>/01/2026</w:t>
+        <w:t>DAY: 12                                                                              22/01/2026</w:t>
       </w:r>
     </w:p>
     <w:p>
@@ -5912,31 +5858,261 @@
           <w:szCs w:val="36"/>
         </w:rPr>
         <w:lastRenderedPageBreak/>
-        <w:t>Day-17</w:t>
-      </w:r>
-      <w:r>
+        <w:t>Day-17                                                                         29/01/2025</w:t>
+      </w:r>
+    </w:p>
+    <w:p>
+      <w:pPr>
+        <w:pStyle w:val="Heading3"/>
+      </w:pPr>
+      <w:r>
+        <w:rPr>
+          <w:rStyle w:val="Strong"/>
+          <w:b/>
+          <w:bCs/>
+        </w:rPr>
+        <w:t>Day 17 Technical Summary</w:t>
+      </w:r>
+    </w:p>
+    <w:p>
+      <w:pPr>
+        <w:pStyle w:val="NormalWeb"/>
+      </w:pPr>
+      <w:r>
+        <w:t>• No frontend or backend code changes were introduced.</w:t>
+      </w:r>
+      <w:r>
+        <w:br/>
+        <w:t>• Technical focus was on:</w:t>
+      </w:r>
+    </w:p>
+    <w:p>
+      <w:pPr>
+        <w:pStyle w:val="NormalWeb"/>
+        <w:numPr>
+          <w:ilvl w:val="0"/>
+          <w:numId w:val="26"/>
+        </w:numPr>
+      </w:pPr>
+      <w:r>
+        <w:t>Operational energy data handling</w:t>
+      </w:r>
+    </w:p>
+    <w:p>
+      <w:pPr>
+        <w:pStyle w:val="NormalWeb"/>
+        <w:numPr>
+          <w:ilvl w:val="0"/>
+          <w:numId w:val="26"/>
+        </w:numPr>
+      </w:pPr>
+      <w:r>
+        <w:t>Power cost validation</w:t>
+      </w:r>
+    </w:p>
+    <w:p>
+      <w:pPr>
+        <w:pStyle w:val="NormalWeb"/>
+        <w:numPr>
+          <w:ilvl w:val="0"/>
+          <w:numId w:val="26"/>
+        </w:numPr>
+      </w:pPr>
+      <w:r>
+        <w:t>Audit presentation finalization</w:t>
+      </w:r>
+    </w:p>
+    <w:p>
+      <w:pPr>
+        <w:pStyle w:val="NormalWeb"/>
+        <w:numPr>
+          <w:ilvl w:val="0"/>
+          <w:numId w:val="26"/>
+        </w:numPr>
+      </w:pPr>
+      <w:r>
+        <w:t>Machine process understanding (OD grinding and broaching)</w:t>
+      </w:r>
+    </w:p>
+    <w:p>
+      <w:pPr>
+        <w:pStyle w:val="NormalWeb"/>
+      </w:pPr>
+      <w:r>
+        <w:rPr>
+          <w:rStyle w:val="Strong"/>
+        </w:rPr>
+        <w:t>Technical Discipline</w:t>
+      </w:r>
+      <w:r>
+        <w:br/>
+        <w:t>• Accuracy and clarity were prioritized.</w:t>
+      </w:r>
+      <w:r>
+        <w:br/>
+        <w:t>• Offline-first and confidentiality constraints were preserved.</w:t>
+      </w:r>
+      <w:r>
+        <w:br/>
+        <w:t>• Work remained aligned with long-term system objectives.</w:t>
+      </w:r>
+    </w:p>
+    <w:p>
+      <w:pPr>
+        <w:pStyle w:val="NormalWeb"/>
         <w:rPr>
           <w:b/>
           <w:sz w:val="36"/>
           <w:szCs w:val="36"/>
         </w:rPr>
-        <w:t xml:space="preserve">                                           </w:t>
-      </w:r>
+      </w:pPr>
       <w:r>
         <w:rPr>
           <w:b/>
           <w:sz w:val="36"/>
           <w:szCs w:val="36"/>
         </w:rPr>
-        <w:t xml:space="preserve">                              29</w:t>
-      </w:r>
-      <w:r>
+        <w:t>Day-18                                                                         30/01/2025</w:t>
+      </w:r>
+    </w:p>
+    <w:p>
+      <w:pPr>
+        <w:pStyle w:val="Heading3"/>
+      </w:pPr>
+      <w:r>
+        <w:rPr>
+          <w:rStyle w:val="Strong"/>
+          <w:b/>
+          <w:bCs/>
+        </w:rPr>
+        <w:t>Day 18 Technical Summary</w:t>
+      </w:r>
+    </w:p>
+    <w:p>
+      <w:pPr>
+        <w:pStyle w:val="NormalWeb"/>
+      </w:pPr>
+      <w:r>
+        <w:t>• No frontend or backend code changes were introduced.</w:t>
+      </w:r>
+      <w:r>
+        <w:br/>
+        <w:t>• Technical focus was on:</w:t>
+      </w:r>
+    </w:p>
+    <w:p>
+      <w:pPr>
+        <w:pStyle w:val="NormalWeb"/>
+        <w:numPr>
+          <w:ilvl w:val="0"/>
+          <w:numId w:val="27"/>
+        </w:numPr>
+      </w:pPr>
+      <w:r>
+        <w:t>Operational energy data handling</w:t>
+      </w:r>
+    </w:p>
+    <w:p>
+      <w:pPr>
+        <w:pStyle w:val="NormalWeb"/>
+        <w:numPr>
+          <w:ilvl w:val="0"/>
+          <w:numId w:val="27"/>
+        </w:numPr>
+      </w:pPr>
+      <w:r>
+        <w:t>Power cost validation</w:t>
+      </w:r>
+    </w:p>
+    <w:p>
+      <w:pPr>
+        <w:pStyle w:val="NormalWeb"/>
+        <w:numPr>
+          <w:ilvl w:val="0"/>
+          <w:numId w:val="27"/>
+        </w:numPr>
+      </w:pPr>
+      <w:r>
+        <w:t>Audit PPT finalization (images, styling, fonts)</w:t>
+      </w:r>
+    </w:p>
+    <w:p>
+      <w:pPr>
+        <w:pStyle w:val="NormalWeb"/>
+        <w:numPr>
+          <w:ilvl w:val="0"/>
+          <w:numId w:val="27"/>
+        </w:numPr>
+      </w:pPr>
+      <w:r>
+        <w:t>Understanding PLC programming concepts</w:t>
+      </w:r>
+    </w:p>
+    <w:p>
+      <w:pPr>
+        <w:pStyle w:val="NormalWeb"/>
+      </w:pPr>
+      <w:r>
+        <w:rPr>
+          <w:rStyle w:val="Strong"/>
+        </w:rPr>
+        <w:t>Technical Discipline</w:t>
+      </w:r>
+      <w:r>
+        <w:br/>
+        <w:t>• Accuracy, clarity, and audit readiness were prioritized.</w:t>
+      </w:r>
+      <w:r>
+        <w:br/>
+        <w:t>• Offline-first and confidentiality constraints were maintained.</w:t>
+      </w:r>
+      <w:r>
+        <w:br/>
+        <w:t>• Work remained aligned with long-term system and analytics goals.</w:t>
+      </w:r>
+    </w:p>
+    <w:p>
+      <w:pPr>
+        <w:pStyle w:val="NormalWeb"/>
+      </w:pPr>
+    </w:p>
+    <w:p>
+      <w:pPr>
+        <w:pStyle w:val="NormalWeb"/>
+      </w:pPr>
+    </w:p>
+    <w:p>
+      <w:pPr>
+        <w:pStyle w:val="NormalWeb"/>
+      </w:pPr>
+    </w:p>
+    <w:p>
+      <w:pPr>
+        <w:pStyle w:val="NormalWeb"/>
+      </w:pPr>
+    </w:p>
+    <w:p>
+      <w:pPr>
+        <w:pStyle w:val="NormalWeb"/>
+      </w:pPr>
+    </w:p>
+    <w:p>
+      <w:pPr>
+        <w:pStyle w:val="NormalWeb"/>
         <w:rPr>
           <w:b/>
           <w:sz w:val="36"/>
           <w:szCs w:val="36"/>
         </w:rPr>
-        <w:t>/01/2025</w:t>
+      </w:pPr>
+      <w:r>
+        <w:rPr>
+          <w:b/>
+          <w:sz w:val="36"/>
+          <w:szCs w:val="36"/>
+        </w:rPr>
+        <w:lastRenderedPageBreak/>
+        <w:t>Day-19                                                                         02/02/2025</w:t>
       </w:r>
     </w:p>
     <w:p>
@@ -5949,7 +6125,7 @@
           <w:b/>
           <w:bCs/>
         </w:rPr>
-        <w:t>Day 17 Technical Summary</w:t>
+        <w:t>Day 19 Technical Summary</w:t>
       </w:r>
     </w:p>
     <w:p>
@@ -5969,7 +6145,7 @@
         <w:pStyle w:val="NormalWeb"/>
         <w:numPr>
           <w:ilvl w:val="0"/>
-          <w:numId w:val="26"/>
+          <w:numId w:val="28"/>
         </w:numPr>
       </w:pPr>
       <w:r>
@@ -5981,7 +6157,7 @@
         <w:pStyle w:val="NormalWeb"/>
         <w:numPr>
           <w:ilvl w:val="0"/>
-          <w:numId w:val="26"/>
+          <w:numId w:val="28"/>
         </w:numPr>
       </w:pPr>
       <w:r>
@@ -5993,11 +6169,11 @@
         <w:pStyle w:val="NormalWeb"/>
         <w:numPr>
           <w:ilvl w:val="0"/>
-          <w:numId w:val="26"/>
-        </w:numPr>
-      </w:pPr>
-      <w:r>
-        <w:t>Audit presentation finalization</w:t>
+          <w:numId w:val="28"/>
+        </w:numPr>
+      </w:pPr>
+      <w:r>
+        <w:t>Understanding Magnaflux testing systems</w:t>
       </w:r>
     </w:p>
     <w:p>
@@ -6005,11 +6181,23 @@
         <w:pStyle w:val="NormalWeb"/>
         <w:numPr>
           <w:ilvl w:val="0"/>
-          <w:numId w:val="26"/>
-        </w:numPr>
-      </w:pPr>
-      <w:r>
-        <w:t>Machine process understanding (OD grinding and broaching)</w:t>
+          <w:numId w:val="28"/>
+        </w:numPr>
+      </w:pPr>
+      <w:r>
+        <w:t>Gaining insights into shaft line machines</w:t>
+      </w:r>
+    </w:p>
+    <w:p>
+      <w:pPr>
+        <w:pStyle w:val="NormalWeb"/>
+        <w:numPr>
+          <w:ilvl w:val="0"/>
+          <w:numId w:val="28"/>
+        </w:numPr>
+      </w:pPr>
+      <w:r>
+        <w:t>Expanding knowledge of PLC programming</w:t>
       </w:r>
     </w:p>
     <w:p>
@@ -6024,221 +6212,476 @@
       </w:r>
       <w:r>
         <w:br/>
-        <w:t>• Accuracy and clarity were prioritized.</w:t>
+        <w:t>• Accuracy and understanding were prioritized.</w:t>
       </w:r>
       <w:r>
         <w:br/>
-        <w:t>• Offline-first and confidentiality constraints were preserved.</w:t>
+        <w:t>• Offline-first and confidentiality constraints were maintained.</w:t>
       </w:r>
       <w:r>
         <w:br/>
-        <w:t>• Work remained aligned with long-term system objectives.</w:t>
-      </w:r>
-    </w:p>
-    <w:p>
-      <w:pPr>
-        <w:pStyle w:val="NormalWeb"/>
+        <w:t>• Activities remained aligned with long-term system and analytics goals.</w:t>
+      </w:r>
+    </w:p>
+    <w:p>
+      <w:pPr>
+        <w:pStyle w:val="NormalWeb"/>
+      </w:pPr>
+      <w:r>
         <w:rPr>
           <w:b/>
           <w:sz w:val="36"/>
           <w:szCs w:val="36"/>
         </w:rPr>
-      </w:pPr>
-      <w:r>
+        <w:t>Day-20                                                                         03/02/2025</w:t>
+      </w:r>
+    </w:p>
+    <w:p>
+      <w:pPr>
+        <w:pStyle w:val="Heading3"/>
+      </w:pPr>
+      <w:r>
+        <w:rPr>
+          <w:rStyle w:val="Strong"/>
+          <w:b/>
+          <w:bCs/>
+        </w:rPr>
+        <w:t>Day 20 Technical Summary</w:t>
+      </w:r>
+    </w:p>
+    <w:p>
+      <w:pPr>
+        <w:pStyle w:val="NormalWeb"/>
+      </w:pPr>
+      <w:r>
+        <w:t>• No frontend or backend code changes were introduced.</w:t>
+      </w:r>
+      <w:r>
+        <w:br/>
+        <w:t>• Technical focus was on:</w:t>
+      </w:r>
+    </w:p>
+    <w:p>
+      <w:pPr>
+        <w:pStyle w:val="NormalWeb"/>
+        <w:numPr>
+          <w:ilvl w:val="0"/>
+          <w:numId w:val="29"/>
+        </w:numPr>
+      </w:pPr>
+      <w:r>
+        <w:t>Operational energy data handling</w:t>
+      </w:r>
+    </w:p>
+    <w:p>
+      <w:pPr>
+        <w:pStyle w:val="NormalWeb"/>
+        <w:numPr>
+          <w:ilvl w:val="0"/>
+          <w:numId w:val="29"/>
+        </w:numPr>
+      </w:pPr>
+      <w:r>
+        <w:t>Power cost validation</w:t>
+      </w:r>
+    </w:p>
+    <w:p>
+      <w:pPr>
+        <w:pStyle w:val="NormalWeb"/>
+        <w:numPr>
+          <w:ilvl w:val="0"/>
+          <w:numId w:val="29"/>
+        </w:numPr>
+      </w:pPr>
+      <w:r>
+        <w:t>Understanding WF grinding machine operation</w:t>
+      </w:r>
+    </w:p>
+    <w:p>
+      <w:pPr>
+        <w:pStyle w:val="NormalWeb"/>
+        <w:numPr>
+          <w:ilvl w:val="0"/>
+          <w:numId w:val="29"/>
+        </w:numPr>
+      </w:pPr>
+      <w:r>
+        <w:t>Assisting in magnetic separator setup</w:t>
+      </w:r>
+    </w:p>
+    <w:p>
+      <w:pPr>
+        <w:pStyle w:val="NormalWeb"/>
+      </w:pPr>
+      <w:r>
+        <w:rPr>
+          <w:rStyle w:val="Strong"/>
+        </w:rPr>
+        <w:t>Technical Discipline</w:t>
+      </w:r>
+      <w:r>
+        <w:br/>
+        <w:t>• Accuracy, safety, and hands-on learning were prioritized.</w:t>
+      </w:r>
+      <w:r>
+        <w:br/>
+        <w:t>• Offline-first and confidentiality constraints were maintained.</w:t>
+      </w:r>
+      <w:r>
+        <w:br/>
+        <w:t>• Activities remained aligned with long-term system and analytics goals.</w:t>
+      </w:r>
+    </w:p>
+    <w:p>
+      <w:pPr>
+        <w:pStyle w:val="NormalWeb"/>
         <w:rPr>
           <w:b/>
           <w:sz w:val="36"/>
           <w:szCs w:val="36"/>
         </w:rPr>
-        <w:t>Day-18</w:t>
-      </w:r>
-      <w:r>
-        <w:rPr>
-          <w:b/>
+      </w:pPr>
+    </w:p>
+    <w:p>
+      <w:pPr>
+        <w:pStyle w:val="NormalWeb"/>
+      </w:pPr>
+    </w:p>
+    <w:p>
+      <w:pPr>
+        <w:pStyle w:val="NormalWeb"/>
+        <w:rPr>
           <w:sz w:val="36"/>
           <w:szCs w:val="36"/>
         </w:rPr>
-        <w:t xml:space="preserve">                                           </w:t>
-      </w:r>
-      <w:r>
-        <w:rPr>
-          <w:b/>
+      </w:pPr>
+    </w:p>
+    <w:p>
+      <w:pPr>
+        <w:pStyle w:val="NormalWeb"/>
+        <w:rPr>
           <w:sz w:val="36"/>
           <w:szCs w:val="36"/>
         </w:rPr>
-        <w:t xml:space="preserve">                              30</w:t>
-      </w:r>
-      <w:r>
+      </w:pPr>
+    </w:p>
+    <w:p>
+      <w:pPr>
+        <w:pStyle w:val="NormalWeb"/>
         <w:rPr>
           <w:b/>
           <w:sz w:val="36"/>
           <w:szCs w:val="36"/>
         </w:rPr>
-        <w:t>/01/2025</w:t>
-      </w:r>
-    </w:p>
-    <w:p>
-      <w:pPr>
-        <w:pStyle w:val="Heading3"/>
-      </w:pPr>
-      <w:r>
-        <w:rPr>
-          <w:rStyle w:val="Strong"/>
-          <w:b/>
-          <w:bCs/>
-        </w:rPr>
-        <w:t>Day 18 Technical Summary</w:t>
-      </w:r>
-    </w:p>
-    <w:p>
-      <w:pPr>
-        <w:pStyle w:val="NormalWeb"/>
-      </w:pPr>
-      <w:r>
-        <w:t>• No frontend or backend code changes were introduced.</w:t>
-      </w:r>
-      <w:r>
-        <w:br/>
-        <w:t>• Technical focus was on:</w:t>
-      </w:r>
-    </w:p>
-    <w:p>
-      <w:pPr>
-        <w:pStyle w:val="NormalWeb"/>
-        <w:numPr>
-          <w:ilvl w:val="0"/>
-          <w:numId w:val="27"/>
-        </w:numPr>
-      </w:pPr>
-      <w:r>
-        <w:t>Operational energy data handling</w:t>
-      </w:r>
-    </w:p>
-    <w:p>
-      <w:pPr>
-        <w:pStyle w:val="NormalWeb"/>
-        <w:numPr>
-          <w:ilvl w:val="0"/>
-          <w:numId w:val="27"/>
-        </w:numPr>
-      </w:pPr>
-      <w:r>
-        <w:t>Power cost validation</w:t>
-      </w:r>
-    </w:p>
-    <w:p>
-      <w:pPr>
-        <w:pStyle w:val="NormalWeb"/>
-        <w:numPr>
-          <w:ilvl w:val="0"/>
-          <w:numId w:val="27"/>
-        </w:numPr>
-      </w:pPr>
-      <w:r>
-        <w:t>Audit PPT finalization (images, styling, fonts)</w:t>
-      </w:r>
-    </w:p>
-    <w:p>
-      <w:pPr>
-        <w:pStyle w:val="NormalWeb"/>
-        <w:numPr>
-          <w:ilvl w:val="0"/>
-          <w:numId w:val="27"/>
-        </w:numPr>
-      </w:pPr>
-      <w:r>
-        <w:t>Understanding PLC programming concepts</w:t>
-      </w:r>
-    </w:p>
-    <w:p>
-      <w:pPr>
-        <w:pStyle w:val="NormalWeb"/>
-      </w:pPr>
-      <w:r>
-        <w:rPr>
-          <w:rStyle w:val="Strong"/>
-        </w:rPr>
-        <w:t>Technical Discipline</w:t>
-      </w:r>
-      <w:r>
-        <w:br/>
-        <w:t>• Accuracy, clarity, and audit readiness were prioritized.</w:t>
-      </w:r>
-      <w:r>
-        <w:br/>
-        <w:t>• Offline-first and confidentiality constraints were maintained.</w:t>
-      </w:r>
-      <w:r>
-        <w:br/>
-        <w:t>• Work remained aligned with long-term system and analytics goals.</w:t>
-      </w:r>
-    </w:p>
-    <w:p>
-      <w:pPr>
-        <w:pStyle w:val="NormalWeb"/>
-      </w:pPr>
-    </w:p>
-    <w:p>
-      <w:pPr>
-        <w:pStyle w:val="NormalWeb"/>
-      </w:pPr>
-    </w:p>
-    <w:p>
-      <w:pPr>
-        <w:pStyle w:val="NormalWeb"/>
-      </w:pPr>
-    </w:p>
-    <w:p>
-      <w:pPr>
-        <w:pStyle w:val="NormalWeb"/>
-      </w:pPr>
-    </w:p>
-    <w:p>
-      <w:pPr>
-        <w:pStyle w:val="NormalWeb"/>
-      </w:pPr>
-    </w:p>
-    <w:p>
-      <w:pPr>
-        <w:pStyle w:val="NormalWeb"/>
+      </w:pPr>
+      <w:r>
         <w:rPr>
           <w:b/>
           <w:sz w:val="36"/>
           <w:szCs w:val="36"/>
         </w:rPr>
-      </w:pPr>
-      <w:r>
+        <w:lastRenderedPageBreak/>
+        <w:t>Day-21                                                                         05/02/2025</w:t>
+      </w:r>
+    </w:p>
+    <w:p>
+      <w:pPr>
+        <w:pStyle w:val="Heading3"/>
+      </w:pPr>
+      <w:r>
+        <w:rPr>
+          <w:rStyle w:val="Strong"/>
+          <w:b/>
+          <w:bCs/>
+        </w:rPr>
+        <w:t>Day 21 – Daily Coding &amp; Technical Work</w:t>
+      </w:r>
+    </w:p>
+    <w:p>
+      <w:pPr>
+        <w:pStyle w:val="NormalWeb"/>
+      </w:pPr>
+      <w:r>
+        <w:rPr>
+          <w:rStyle w:val="Strong"/>
+        </w:rPr>
+        <w:t>Technical Tasks Completed:</w:t>
+      </w:r>
+    </w:p>
+    <w:p>
+      <w:pPr>
+        <w:pStyle w:val="NormalWeb"/>
+        <w:numPr>
+          <w:ilvl w:val="0"/>
+          <w:numId w:val="33"/>
+        </w:numPr>
+      </w:pPr>
+      <w:r>
+        <w:t>Configured Vite build for offline desktop compatibility.</w:t>
+      </w:r>
+    </w:p>
+    <w:p>
+      <w:pPr>
+        <w:pStyle w:val="NormalWeb"/>
+        <w:numPr>
+          <w:ilvl w:val="0"/>
+          <w:numId w:val="33"/>
+        </w:numPr>
+      </w:pPr>
+      <w:r>
+        <w:t>Implemented hash-based routing for stable navigation in desktop environment.</w:t>
+      </w:r>
+    </w:p>
+    <w:p>
+      <w:pPr>
+        <w:pStyle w:val="NormalWeb"/>
+        <w:numPr>
+          <w:ilvl w:val="0"/>
+          <w:numId w:val="33"/>
+        </w:numPr>
+      </w:pPr>
+      <w:r>
+        <w:t>Initialized DuckDB database and executed schema successfully.</w:t>
+      </w:r>
+    </w:p>
+    <w:p>
+      <w:pPr>
+        <w:pStyle w:val="NormalWeb"/>
+        <w:numPr>
+          <w:ilvl w:val="0"/>
+          <w:numId w:val="33"/>
+        </w:numPr>
+      </w:pPr>
+      <w:r>
+        <w:t>Verified IPC connectivity between frontend and backend.</w:t>
+      </w:r>
+    </w:p>
+    <w:p>
+      <w:pPr>
+        <w:pStyle w:val="NormalWeb"/>
+        <w:numPr>
+          <w:ilvl w:val="0"/>
+          <w:numId w:val="33"/>
+        </w:numPr>
+      </w:pPr>
+      <w:r>
+        <w:t>Debugged and resolved frontend rendering issues in PySide6 WebEngine.</w:t>
+      </w:r>
+    </w:p>
+    <w:p>
+      <w:pPr>
+        <w:pStyle w:val="NormalWeb"/>
+      </w:pPr>
+      <w:r>
+        <w:rPr>
+          <w:rStyle w:val="Strong"/>
+        </w:rPr>
+        <w:t>Technical Challenges:</w:t>
+      </w:r>
+    </w:p>
+    <w:p>
+      <w:pPr>
+        <w:pStyle w:val="NormalWeb"/>
+        <w:numPr>
+          <w:ilvl w:val="0"/>
+          <w:numId w:val="34"/>
+        </w:numPr>
+      </w:pPr>
+      <w:r>
+        <w:t>Frontend UI initially failed to render due to routing and asset path conflicts.</w:t>
+      </w:r>
+    </w:p>
+    <w:p>
+      <w:pPr>
+        <w:pStyle w:val="NormalWeb"/>
+      </w:pPr>
+      <w:r>
+        <w:rPr>
+          <w:rStyle w:val="Strong"/>
+        </w:rPr>
+        <w:t>Resolution:</w:t>
+      </w:r>
+    </w:p>
+    <w:p>
+      <w:pPr>
+        <w:pStyle w:val="NormalWeb"/>
+        <w:numPr>
+          <w:ilvl w:val="0"/>
+          <w:numId w:val="35"/>
+        </w:numPr>
+      </w:pPr>
+      <w:r>
+        <w:t>Corrected build base path and routing strategy, resulting in successful UI rendering.</w:t>
+      </w:r>
+    </w:p>
+    <w:p>
+      <w:pPr>
+        <w:pStyle w:val="NormalWeb"/>
+      </w:pPr>
+    </w:p>
+    <w:p>
+      <w:pPr>
+        <w:pStyle w:val="NormalWeb"/>
         <w:rPr>
           <w:b/>
           <w:sz w:val="36"/>
           <w:szCs w:val="36"/>
         </w:rPr>
-        <w:lastRenderedPageBreak/>
-        <w:t>Day-19</w:t>
-      </w:r>
+      </w:pPr>
       <w:r>
         <w:rPr>
           <w:b/>
           <w:sz w:val="36"/>
           <w:szCs w:val="36"/>
         </w:rPr>
-        <w:t xml:space="preserve">                                           </w:t>
-      </w:r>
-      <w:r>
+        <w:t>Day-22                                                                         06/02/2025</w:t>
+      </w:r>
+    </w:p>
+    <w:p>
+      <w:pPr>
+        <w:pStyle w:val="Heading3"/>
+      </w:pPr>
+      <w:r>
+        <w:rPr>
+          <w:rStyle w:val="Strong"/>
+          <w:b/>
+          <w:bCs/>
+        </w:rPr>
+        <w:t>Day 22 – Daily Coding &amp; Technical Work</w:t>
+      </w:r>
+    </w:p>
+    <w:p>
+      <w:pPr>
+        <w:pStyle w:val="NormalWeb"/>
+      </w:pPr>
+      <w:r>
+        <w:rPr>
+          <w:rStyle w:val="Strong"/>
+        </w:rPr>
+        <w:t>Technical Tasks Completed:</w:t>
+      </w:r>
+    </w:p>
+    <w:p>
+      <w:pPr>
+        <w:pStyle w:val="NormalWeb"/>
+        <w:numPr>
+          <w:ilvl w:val="0"/>
+          <w:numId w:val="36"/>
+        </w:numPr>
+      </w:pPr>
+      <w:r>
+        <w:t>Reviewed complete project structure and finalized backend layer design.</w:t>
+      </w:r>
+    </w:p>
+    <w:p>
+      <w:pPr>
+        <w:pStyle w:val="NormalWeb"/>
+        <w:numPr>
+          <w:ilvl w:val="0"/>
+          <w:numId w:val="36"/>
+        </w:numPr>
+      </w:pPr>
+      <w:r>
+        <w:t>Documented final system overview and module responsibilities.</w:t>
+      </w:r>
+    </w:p>
+    <w:p>
+      <w:pPr>
+        <w:pStyle w:val="NormalWeb"/>
+        <w:numPr>
+          <w:ilvl w:val="0"/>
+          <w:numId w:val="36"/>
+        </w:numPr>
+      </w:pPr>
+      <w:r>
+        <w:t>Confirmed frontend completion status and integration readiness.</w:t>
+      </w:r>
+    </w:p>
+    <w:p>
+      <w:pPr>
+        <w:pStyle w:val="NormalWeb"/>
+      </w:pPr>
+      <w:r>
+        <w:rPr>
+          <w:rStyle w:val="Strong"/>
+        </w:rPr>
+        <w:t>Technical Status:</w:t>
+      </w:r>
+    </w:p>
+    <w:p>
+      <w:pPr>
+        <w:pStyle w:val="NormalWeb"/>
+        <w:numPr>
+          <w:ilvl w:val="0"/>
+          <w:numId w:val="37"/>
+        </w:numPr>
+      </w:pPr>
+      <w:r>
+        <w:t>Frontend: ~90–95% completed</w:t>
+      </w:r>
+    </w:p>
+    <w:p>
+      <w:pPr>
+        <w:pStyle w:val="NormalWeb"/>
+        <w:numPr>
+          <w:ilvl w:val="0"/>
+          <w:numId w:val="37"/>
+        </w:numPr>
+      </w:pPr>
+      <w:r>
+        <w:t>Backend: Architecture finalized, implementation pending</w:t>
+      </w:r>
+    </w:p>
+    <w:p>
+      <w:pPr>
+        <w:pStyle w:val="NormalWeb"/>
+      </w:pPr>
+      <w:r>
+        <w:rPr>
+          <w:rStyle w:val="Strong"/>
+        </w:rPr>
+        <w:t>Conclusion:</w:t>
+      </w:r>
+    </w:p>
+    <w:p>
+      <w:pPr>
+        <w:pStyle w:val="NormalWeb"/>
+        <w:numPr>
+          <w:ilvl w:val="0"/>
+          <w:numId w:val="38"/>
+        </w:numPr>
+      </w:pPr>
+      <w:r>
+        <w:t>System is fully prepared to begin backend ingestion and analytics implementation.</w:t>
+      </w:r>
+    </w:p>
+    <w:p>
+      <w:pPr>
+        <w:pStyle w:val="NormalWeb"/>
+      </w:pPr>
+    </w:p>
+    <w:p>
+      <w:pPr>
+        <w:pStyle w:val="NormalWeb"/>
+      </w:pPr>
+    </w:p>
+    <w:p>
+      <w:pPr>
+        <w:pStyle w:val="NormalWeb"/>
         <w:rPr>
           <w:b/>
           <w:sz w:val="36"/>
           <w:szCs w:val="36"/>
         </w:rPr>
-        <w:t xml:space="preserve">                              02/02</w:t>
-      </w:r>
+      </w:pPr>
       <w:r>
         <w:rPr>
           <w:b/>
           <w:sz w:val="36"/>
           <w:szCs w:val="36"/>
         </w:rPr>
-        <w:t>/2025</w:t>
+        <w:lastRenderedPageBreak/>
+        <w:t>Day-23                                                                         07/02/2025</w:t>
       </w:r>
     </w:p>
     <w:p>
@@ -6251,19 +6694,18 @@
           <w:b/>
           <w:bCs/>
         </w:rPr>
-        <w:t>Day 19 Technical Summary</w:t>
-      </w:r>
-    </w:p>
-    <w:p>
-      <w:pPr>
-        <w:pStyle w:val="NormalWeb"/>
-      </w:pPr>
-      <w:r>
-        <w:t>• No frontend or backend code changes were introduced.</w:t>
-      </w:r>
-      <w:r>
-        <w:br/>
-        <w:t>• Technical focus was on:</w:t>
+        <w:t>Day 23 – Daily Coding &amp; Technical Work</w:t>
+      </w:r>
+    </w:p>
+    <w:p>
+      <w:pPr>
+        <w:pStyle w:val="NormalWeb"/>
+      </w:pPr>
+      <w:r>
+        <w:rPr>
+          <w:rStyle w:val="Strong"/>
+        </w:rPr>
+        <w:t>Technical Activities:</w:t>
       </w:r>
     </w:p>
     <w:p>
@@ -6271,11 +6713,11 @@
         <w:pStyle w:val="NormalWeb"/>
         <w:numPr>
           <w:ilvl w:val="0"/>
-          <w:numId w:val="28"/>
-        </w:numPr>
-      </w:pPr>
-      <w:r>
-        <w:t>Operational energy data handling</w:t>
+          <w:numId w:val="39"/>
+        </w:numPr>
+      </w:pPr>
+      <w:r>
+        <w:t>Reviewed and finalized overall project overview.</w:t>
       </w:r>
     </w:p>
     <w:p>
@@ -6283,11 +6725,11 @@
         <w:pStyle w:val="NormalWeb"/>
         <w:numPr>
           <w:ilvl w:val="0"/>
-          <w:numId w:val="28"/>
-        </w:numPr>
-      </w:pPr>
-      <w:r>
-        <w:t>Power cost validation</w:t>
+          <w:numId w:val="39"/>
+        </w:numPr>
+      </w:pPr>
+      <w:r>
+        <w:t>Planned and locked backend architecture and module sequence.</w:t>
       </w:r>
     </w:p>
     <w:p>
@@ -6295,11 +6737,22 @@
         <w:pStyle w:val="NormalWeb"/>
         <w:numPr>
           <w:ilvl w:val="0"/>
-          <w:numId w:val="28"/>
-        </w:numPr>
-      </w:pPr>
-      <w:r>
-        <w:t>Understanding Magnaflux testing systems</w:t>
+          <w:numId w:val="39"/>
+        </w:numPr>
+      </w:pPr>
+      <w:r>
+        <w:t>Verified frontend completion and desktop application stability.</w:t>
+      </w:r>
+    </w:p>
+    <w:p>
+      <w:pPr>
+        <w:pStyle w:val="NormalWeb"/>
+      </w:pPr>
+      <w:r>
+        <w:rPr>
+          <w:rStyle w:val="Strong"/>
+        </w:rPr>
+        <w:t>Technical Status:</w:t>
       </w:r>
     </w:p>
     <w:p>
@@ -6307,11 +6760,11 @@
         <w:pStyle w:val="NormalWeb"/>
         <w:numPr>
           <w:ilvl w:val="0"/>
-          <w:numId w:val="28"/>
-        </w:numPr>
-      </w:pPr>
-      <w:r>
-        <w:t>Gaining insights into shaft line machines</w:t>
+          <w:numId w:val="40"/>
+        </w:numPr>
+      </w:pPr>
+      <w:r>
+        <w:t>Frontend: ~90–95% completed</w:t>
       </w:r>
     </w:p>
     <w:p>
@@ -6319,11 +6772,11 @@
         <w:pStyle w:val="NormalWeb"/>
         <w:numPr>
           <w:ilvl w:val="0"/>
-          <w:numId w:val="28"/>
-        </w:numPr>
-      </w:pPr>
-      <w:r>
-        <w:t>Expanding knowledge of PLC programming</w:t>
+          <w:numId w:val="40"/>
+        </w:numPr>
+      </w:pPr>
+      <w:r>
+        <w:t>Backend: Architecture finalized, implementation pending</w:t>
       </w:r>
     </w:p>
     <w:p>
@@ -6334,186 +6787,335 @@
         <w:rPr>
           <w:rStyle w:val="Strong"/>
         </w:rPr>
-        <w:t>Technical Discipline</w:t>
-      </w:r>
-      <w:r>
-        <w:br/>
-        <w:t>• Accuracy and understanding were prioritized.</w:t>
-      </w:r>
-      <w:r>
-        <w:br/>
-        <w:t>• Offline-first and confidentiality constraints were maintained.</w:t>
-      </w:r>
-      <w:r>
-        <w:br/>
-        <w:t>• Activities remained aligned with long-term system and analytics goals.</w:t>
-      </w:r>
-    </w:p>
-    <w:p>
-      <w:pPr>
-        <w:pStyle w:val="NormalWeb"/>
-      </w:pPr>
-      <w:r>
+        <w:t>Conclusion:</w:t>
+      </w:r>
+    </w:p>
+    <w:p>
+      <w:pPr>
+        <w:pStyle w:val="NormalWeb"/>
+        <w:numPr>
+          <w:ilvl w:val="0"/>
+          <w:numId w:val="41"/>
+        </w:numPr>
+      </w:pPr>
+      <w:r>
+        <w:t>Project is fully prepared to begin backend development in the next working session.</w:t>
+      </w:r>
+    </w:p>
+    <w:p>
+      <w:pPr>
+        <w:pStyle w:val="NormalWeb"/>
+      </w:pPr>
+    </w:p>
+    <w:p>
+      <w:pPr>
+        <w:pStyle w:val="NormalWeb"/>
         <w:rPr>
           <w:b/>
           <w:sz w:val="36"/>
           <w:szCs w:val="36"/>
         </w:rPr>
-        <w:t>Day-20</w:t>
-      </w:r>
+      </w:pPr>
       <w:r>
         <w:rPr>
           <w:b/>
           <w:sz w:val="36"/>
           <w:szCs w:val="36"/>
         </w:rPr>
-        <w:t xml:space="preserve">                                           </w:t>
-      </w:r>
-      <w:r>
+        <w:t>Day-24                                                                         09/02/2025</w:t>
+      </w:r>
+    </w:p>
+    <w:p>
+      <w:pPr>
+        <w:pStyle w:val="Heading2"/>
+      </w:pPr>
+      <w:r>
+        <w:rPr>
+          <w:rStyle w:val="Strong"/>
+          <w:b/>
+          <w:bCs/>
+        </w:rPr>
+        <w:t>Day 24 – Technical Development Summary</w:t>
+      </w:r>
+    </w:p>
+    <w:p>
+      <w:pPr>
+        <w:pStyle w:val="Heading3"/>
+      </w:pPr>
+      <w:r>
+        <w:t>Backend</w:t>
+      </w:r>
+    </w:p>
+    <w:p>
+      <w:pPr>
+        <w:pStyle w:val="NormalWeb"/>
+        <w:numPr>
+          <w:ilvl w:val="0"/>
+          <w:numId w:val="42"/>
+        </w:numPr>
+      </w:pPr>
+      <w:r>
+        <w:t>Reviewed and finalized backend architecture.</w:t>
+      </w:r>
+    </w:p>
+    <w:p>
+      <w:pPr>
+        <w:pStyle w:val="NormalWeb"/>
+        <w:numPr>
+          <w:ilvl w:val="0"/>
+          <w:numId w:val="42"/>
+        </w:numPr>
+      </w:pPr>
+      <w:r>
+        <w:t>Confirmed IPC communication working correctly.</w:t>
+      </w:r>
+    </w:p>
+    <w:p>
+      <w:pPr>
+        <w:pStyle w:val="NormalWeb"/>
+        <w:numPr>
+          <w:ilvl w:val="0"/>
+          <w:numId w:val="42"/>
+        </w:numPr>
+      </w:pPr>
+      <w:r>
+        <w:t>Verified DuckDB run retrieval functionality.</w:t>
+      </w:r>
+    </w:p>
+    <w:p>
+      <w:pPr>
+        <w:pStyle w:val="NormalWeb"/>
+        <w:numPr>
+          <w:ilvl w:val="0"/>
+          <w:numId w:val="42"/>
+        </w:numPr>
+      </w:pPr>
+      <w:r>
+        <w:t>Validated ingestion repository operations.</w:t>
+      </w:r>
+    </w:p>
+    <w:p>
+      <w:pPr>
+        <w:pStyle w:val="Heading3"/>
+      </w:pPr>
+      <w:r>
+        <w:t>Frontend</w:t>
+      </w:r>
+    </w:p>
+    <w:p>
+      <w:pPr>
+        <w:pStyle w:val="NormalWeb"/>
+        <w:numPr>
+          <w:ilvl w:val="0"/>
+          <w:numId w:val="43"/>
+        </w:numPr>
+      </w:pPr>
+      <w:r>
+        <w:t>Improved desktop UI stability.</w:t>
+      </w:r>
+    </w:p>
+    <w:p>
+      <w:pPr>
+        <w:pStyle w:val="NormalWeb"/>
+        <w:numPr>
+          <w:ilvl w:val="0"/>
+          <w:numId w:val="43"/>
+        </w:numPr>
+      </w:pPr>
+      <w:r>
+        <w:t>Integrated search functionality with IPC.</w:t>
+      </w:r>
+    </w:p>
+    <w:p>
+      <w:pPr>
+        <w:pStyle w:val="NormalWeb"/>
+        <w:numPr>
+          <w:ilvl w:val="0"/>
+          <w:numId w:val="43"/>
+        </w:numPr>
+      </w:pPr>
+      <w:r>
+        <w:t>Debugged undefined frontendAPI issue.</w:t>
+      </w:r>
+    </w:p>
+    <w:p>
+      <w:pPr>
+        <w:pStyle w:val="NormalWeb"/>
+        <w:numPr>
+          <w:ilvl w:val="0"/>
+          <w:numId w:val="43"/>
+        </w:numPr>
+      </w:pPr>
+      <w:r>
+        <w:t>Verified run retrieval in desktop environment.</w:t>
+      </w:r>
+    </w:p>
+    <w:p>
+      <w:pPr>
+        <w:pStyle w:val="Heading3"/>
+      </w:pPr>
+      <w:r>
+        <w:t>Version Control</w:t>
+      </w:r>
+    </w:p>
+    <w:p>
+      <w:pPr>
+        <w:pStyle w:val="NormalWeb"/>
+        <w:numPr>
+          <w:ilvl w:val="0"/>
+          <w:numId w:val="44"/>
+        </w:numPr>
+      </w:pPr>
+      <w:r>
+        <w:t>Committed backend refinements.</w:t>
+      </w:r>
+    </w:p>
+    <w:p>
+      <w:pPr>
+        <w:pStyle w:val="NormalWeb"/>
+        <w:numPr>
+          <w:ilvl w:val="0"/>
+          <w:numId w:val="44"/>
+        </w:numPr>
+      </w:pPr>
+      <w:r>
+        <w:t>Pushed stable version to GitHub repository.</w:t>
+      </w:r>
+    </w:p>
+    <w:p>
+      <w:pPr>
+        <w:pStyle w:val="NormalWeb"/>
+        <w:numPr>
+          <w:ilvl w:val="0"/>
+          <w:numId w:val="44"/>
+        </w:numPr>
+      </w:pPr>
+      <w:r>
+        <w:t>Repository now reflects architecture finalization milestone.</w:t>
+      </w:r>
+    </w:p>
+    <w:p>
+      <w:pPr>
+        <w:pStyle w:val="NormalWeb"/>
         <w:rPr>
           <w:b/>
           <w:sz w:val="36"/>
           <w:szCs w:val="36"/>
         </w:rPr>
-        <w:t xml:space="preserve">                              03/02</w:t>
-      </w:r>
+      </w:pPr>
       <w:r>
         <w:rPr>
           <w:b/>
           <w:sz w:val="36"/>
           <w:szCs w:val="36"/>
         </w:rPr>
-        <w:t>/2025</w:t>
-      </w:r>
-    </w:p>
-    <w:p>
-      <w:pPr>
-        <w:pStyle w:val="Heading3"/>
-      </w:pPr>
-      <w:r>
-        <w:rPr>
-          <w:rStyle w:val="Strong"/>
-          <w:b/>
-          <w:bCs/>
-        </w:rPr>
-        <w:t>Day 20 Technical Summary</w:t>
-      </w:r>
-    </w:p>
-    <w:p>
-      <w:pPr>
-        <w:pStyle w:val="NormalWeb"/>
-      </w:pPr>
-      <w:r>
-        <w:t>• No frontend or backend code changes were introduced.</w:t>
-      </w:r>
-      <w:r>
-        <w:br/>
-        <w:t>• Technical focus was on:</w:t>
-      </w:r>
-    </w:p>
-    <w:p>
-      <w:pPr>
-        <w:pStyle w:val="NormalWeb"/>
-        <w:numPr>
-          <w:ilvl w:val="0"/>
-          <w:numId w:val="29"/>
-        </w:numPr>
-      </w:pPr>
-      <w:r>
-        <w:t>Operational energy data handling</w:t>
-      </w:r>
-    </w:p>
-    <w:p>
-      <w:pPr>
-        <w:pStyle w:val="NormalWeb"/>
-        <w:numPr>
-          <w:ilvl w:val="0"/>
-          <w:numId w:val="29"/>
-        </w:numPr>
-      </w:pPr>
-      <w:r>
-        <w:t>Power cost validation</w:t>
-      </w:r>
-    </w:p>
-    <w:p>
-      <w:pPr>
-        <w:pStyle w:val="NormalWeb"/>
-        <w:numPr>
-          <w:ilvl w:val="0"/>
-          <w:numId w:val="29"/>
-        </w:numPr>
-      </w:pPr>
-      <w:r>
-        <w:t>Understanding WF grinding machine operation</w:t>
-      </w:r>
-    </w:p>
-    <w:p>
-      <w:pPr>
-        <w:pStyle w:val="NormalWeb"/>
-        <w:numPr>
-          <w:ilvl w:val="0"/>
-          <w:numId w:val="29"/>
-        </w:numPr>
-      </w:pPr>
-      <w:r>
-        <w:t>Assisting in magnetic separator setup</w:t>
-      </w:r>
-    </w:p>
-    <w:p>
-      <w:pPr>
-        <w:pStyle w:val="NormalWeb"/>
-      </w:pPr>
-      <w:r>
-        <w:rPr>
-          <w:rStyle w:val="Strong"/>
-        </w:rPr>
-        <w:t>Technical Discipline</w:t>
-      </w:r>
-      <w:r>
-        <w:br/>
-        <w:t>• Accuracy, safety, and hands-on learning were prioritized.</w:t>
-      </w:r>
-      <w:r>
-        <w:br/>
-        <w:t>• Offline-first and confidentiality constraints were maintained.</w:t>
-      </w:r>
-      <w:r>
-        <w:br/>
-        <w:t>• Activities remained aligned with long-term system and analytics goals.</w:t>
-      </w:r>
-    </w:p>
-    <w:p>
-      <w:pPr>
-        <w:pStyle w:val="NormalWeb"/>
+        <w:lastRenderedPageBreak/>
+        <w:t>Day-25</w:t>
+      </w:r>
+      <w:r>
         <w:rPr>
           <w:b/>
           <w:sz w:val="36"/>
           <w:szCs w:val="36"/>
         </w:rPr>
-      </w:pPr>
-    </w:p>
-    <w:p>
-      <w:pPr>
-        <w:pStyle w:val="NormalWeb"/>
-      </w:pPr>
-    </w:p>
-    <w:p>
-      <w:pPr>
-        <w:pStyle w:val="NormalWeb"/>
-        <w:rPr>
+        <w:t xml:space="preserve">                                           </w:t>
+      </w:r>
+      <w:r>
+        <w:rPr>
+          <w:b/>
           <w:sz w:val="36"/>
           <w:szCs w:val="36"/>
         </w:rPr>
-      </w:pPr>
-    </w:p>
-    <w:p>
-      <w:pPr>
-        <w:pStyle w:val="NormalWeb"/>
-        <w:rPr>
+        <w:t xml:space="preserve">                            11</w:t>
+      </w:r>
+      <w:r>
+        <w:rPr>
+          <w:b/>
           <w:sz w:val="36"/>
           <w:szCs w:val="36"/>
         </w:rPr>
-      </w:pPr>
+        <w:t>/02/2025</w:t>
+      </w:r>
+    </w:p>
+    <w:p>
+      <w:pPr>
+        <w:pStyle w:val="Heading3"/>
+      </w:pPr>
+      <w:r>
+        <w:t>Day 25 Technical Summary</w:t>
+      </w:r>
+    </w:p>
+    <w:p>
+      <w:pPr>
+        <w:pStyle w:val="NormalWeb"/>
+        <w:numPr>
+          <w:ilvl w:val="0"/>
+          <w:numId w:val="45"/>
+        </w:numPr>
+      </w:pPr>
+      <w:r>
+        <w:t>Stabilized Qt WebChannel bridge logic</w:t>
+      </w:r>
+    </w:p>
+    <w:p>
+      <w:pPr>
+        <w:pStyle w:val="NormalWeb"/>
+        <w:numPr>
+          <w:ilvl w:val="0"/>
+          <w:numId w:val="45"/>
+        </w:numPr>
+      </w:pPr>
+      <w:r>
+        <w:t>Refactored frontend API access through controlled wrapper</w:t>
+      </w:r>
+    </w:p>
+    <w:p>
+      <w:pPr>
+        <w:pStyle w:val="NormalWeb"/>
+        <w:numPr>
+          <w:ilvl w:val="0"/>
+          <w:numId w:val="45"/>
+        </w:numPr>
+      </w:pPr>
+      <w:r>
+        <w:t>Validated run repository CRUD operations</w:t>
+      </w:r>
+    </w:p>
+    <w:p>
+      <w:pPr>
+        <w:pStyle w:val="NormalWeb"/>
+        <w:numPr>
+          <w:ilvl w:val="0"/>
+          <w:numId w:val="45"/>
+        </w:numPr>
+      </w:pPr>
+      <w:r>
+        <w:t>Confirmed DuckDB persistence</w:t>
+      </w:r>
+    </w:p>
+    <w:p>
+      <w:pPr>
+        <w:pStyle w:val="NormalWeb"/>
+        <w:numPr>
+          <w:ilvl w:val="0"/>
+          <w:numId w:val="45"/>
+        </w:numPr>
+      </w:pPr>
+      <w:r>
+        <w:t>Ensured no external network dependency</w:t>
+      </w:r>
+    </w:p>
+    <w:p>
+      <w:pPr>
+        <w:pStyle w:val="NormalWeb"/>
+        <w:numPr>
+          <w:ilvl w:val="0"/>
+          <w:numId w:val="45"/>
+        </w:numPr>
+      </w:pPr>
+      <w:r>
+        <w:t>Verified production-ready offline structure</w:t>
+      </w:r>
     </w:p>
     <w:p>
       <w:pPr>
@@ -6530,8 +7132,7 @@
           <w:sz w:val="36"/>
           <w:szCs w:val="36"/>
         </w:rPr>
-        <w:lastRenderedPageBreak/>
-        <w:t>Day-21</w:t>
+        <w:t>Day-26</w:t>
       </w:r>
       <w:r>
         <w:rPr>
@@ -6547,7 +7148,7 @@
           <w:sz w:val="36"/>
           <w:szCs w:val="36"/>
         </w:rPr>
-        <w:t xml:space="preserve">                              05/02</w:t>
+        <w:t xml:space="preserve">                              12</w:t>
       </w:r>
       <w:r>
         <w:rPr>
@@ -6555,7 +7156,7 @@
           <w:sz w:val="36"/>
           <w:szCs w:val="36"/>
         </w:rPr>
-        <w:t>/2025</w:t>
+        <w:t>/02/2025</w:t>
       </w:r>
     </w:p>
     <w:p>
@@ -6563,789 +7164,267 @@
         <w:pStyle w:val="Heading3"/>
       </w:pPr>
       <w:r>
-        <w:rPr>
-          <w:rStyle w:val="Strong"/>
-          <w:b/>
-          <w:bCs/>
-        </w:rPr>
-        <w:t>Day 21 – Daily Coding &amp; Technical Work</w:t>
-      </w:r>
-    </w:p>
-    <w:p>
-      <w:pPr>
-        <w:pStyle w:val="NormalWeb"/>
-      </w:pPr>
-      <w:r>
-        <w:rPr>
-          <w:rStyle w:val="Strong"/>
-        </w:rPr>
-        <w:t>Technical Tasks Completed:</w:t>
-      </w:r>
-    </w:p>
-    <w:p>
-      <w:pPr>
-        <w:pStyle w:val="NormalWeb"/>
-        <w:numPr>
-          <w:ilvl w:val="0"/>
-          <w:numId w:val="33"/>
-        </w:numPr>
-      </w:pPr>
-      <w:r>
-        <w:t>Configured Vite build for offline desktop compatibility.</w:t>
-      </w:r>
-    </w:p>
-    <w:p>
-      <w:pPr>
-        <w:pStyle w:val="NormalWeb"/>
-        <w:numPr>
-          <w:ilvl w:val="0"/>
-          <w:numId w:val="33"/>
-        </w:numPr>
-      </w:pPr>
-      <w:r>
-        <w:t>Implemented hash-based routing for stable navigation in desktop environment.</w:t>
-      </w:r>
-    </w:p>
-    <w:p>
-      <w:pPr>
-        <w:pStyle w:val="NormalWeb"/>
-        <w:numPr>
-          <w:ilvl w:val="0"/>
-          <w:numId w:val="33"/>
-        </w:numPr>
-      </w:pPr>
-      <w:r>
-        <w:t>Initialized DuckDB database and executed schema successfully.</w:t>
-      </w:r>
-    </w:p>
-    <w:p>
-      <w:pPr>
-        <w:pStyle w:val="NormalWeb"/>
-        <w:numPr>
-          <w:ilvl w:val="0"/>
-          <w:numId w:val="33"/>
-        </w:numPr>
-      </w:pPr>
-      <w:r>
-        <w:t>Verified IPC connectivity between frontend and backend.</w:t>
-      </w:r>
-    </w:p>
-    <w:p>
-      <w:pPr>
-        <w:pStyle w:val="NormalWeb"/>
-        <w:numPr>
-          <w:ilvl w:val="0"/>
-          <w:numId w:val="33"/>
-        </w:numPr>
-      </w:pPr>
-      <w:r>
-        <w:t>Debugged and resolved frontend rendering issues in PySide6 WebEngine.</w:t>
-      </w:r>
-    </w:p>
-    <w:p>
-      <w:pPr>
-        <w:pStyle w:val="NormalWeb"/>
-      </w:pPr>
-      <w:r>
-        <w:rPr>
-          <w:rStyle w:val="Strong"/>
-        </w:rPr>
-        <w:t>Technical Challenges:</w:t>
-      </w:r>
-    </w:p>
-    <w:p>
-      <w:pPr>
-        <w:pStyle w:val="NormalWeb"/>
-        <w:numPr>
-          <w:ilvl w:val="0"/>
-          <w:numId w:val="34"/>
-        </w:numPr>
-      </w:pPr>
-      <w:r>
-        <w:t>Frontend UI initially failed to render due to routing and asset path conflicts.</w:t>
-      </w:r>
-    </w:p>
-    <w:p>
-      <w:pPr>
-        <w:pStyle w:val="NormalWeb"/>
-      </w:pPr>
-      <w:r>
-        <w:rPr>
-          <w:rStyle w:val="Strong"/>
-        </w:rPr>
-        <w:t>Resolution:</w:t>
-      </w:r>
-    </w:p>
-    <w:p>
-      <w:pPr>
-        <w:pStyle w:val="NormalWeb"/>
-        <w:numPr>
-          <w:ilvl w:val="0"/>
-          <w:numId w:val="35"/>
-        </w:numPr>
-      </w:pPr>
-      <w:r>
-        <w:t>Corrected build base path and routing strategy, resulting in successful UI rendering.</w:t>
-      </w:r>
-    </w:p>
-    <w:p>
-      <w:pPr>
-        <w:pStyle w:val="NormalWeb"/>
-      </w:pPr>
-    </w:p>
-    <w:p>
-      <w:pPr>
-        <w:pStyle w:val="NormalWeb"/>
-        <w:rPr>
-          <w:b/>
-          <w:sz w:val="36"/>
-          <w:szCs w:val="36"/>
-        </w:rPr>
-      </w:pPr>
-      <w:r>
-        <w:rPr>
-          <w:b/>
-          <w:sz w:val="36"/>
-          <w:szCs w:val="36"/>
-        </w:rPr>
-        <w:t>Day-22</w:t>
-      </w:r>
-      <w:r>
-        <w:rPr>
-          <w:b/>
-          <w:sz w:val="36"/>
-          <w:szCs w:val="36"/>
-        </w:rPr>
-        <w:t xml:space="preserve">                                           </w:t>
-      </w:r>
-      <w:r>
-        <w:rPr>
-          <w:b/>
-          <w:sz w:val="36"/>
-          <w:szCs w:val="36"/>
-        </w:rPr>
-        <w:t xml:space="preserve">                              06/02</w:t>
-      </w:r>
-      <w:r>
-        <w:rPr>
-          <w:b/>
-          <w:sz w:val="36"/>
-          <w:szCs w:val="36"/>
-        </w:rPr>
-        <w:t>/2025</w:t>
-      </w:r>
-    </w:p>
-    <w:p>
-      <w:pPr>
-        <w:pStyle w:val="Heading3"/>
-      </w:pPr>
-      <w:r>
-        <w:rPr>
-          <w:rStyle w:val="Strong"/>
-          <w:b/>
-          <w:bCs/>
-        </w:rPr>
-        <w:t>Day 22 – Daily Coding &amp; Technical Work</w:t>
-      </w:r>
-    </w:p>
-    <w:p>
-      <w:pPr>
-        <w:pStyle w:val="NormalWeb"/>
-      </w:pPr>
-      <w:r>
-        <w:rPr>
-          <w:rStyle w:val="Strong"/>
-        </w:rPr>
-        <w:t>Technical Tasks Completed:</w:t>
-      </w:r>
-    </w:p>
-    <w:p>
-      <w:pPr>
-        <w:pStyle w:val="NormalWeb"/>
-        <w:numPr>
-          <w:ilvl w:val="0"/>
-          <w:numId w:val="36"/>
-        </w:numPr>
-      </w:pPr>
-      <w:r>
-        <w:t>Reviewed complete project structure and finalized backend layer design.</w:t>
-      </w:r>
-    </w:p>
-    <w:p>
-      <w:pPr>
-        <w:pStyle w:val="NormalWeb"/>
-        <w:numPr>
-          <w:ilvl w:val="0"/>
-          <w:numId w:val="36"/>
-        </w:numPr>
-      </w:pPr>
-      <w:r>
-        <w:t>Documented final system overview and module responsibilities.</w:t>
-      </w:r>
-    </w:p>
-    <w:p>
-      <w:pPr>
-        <w:pStyle w:val="NormalWeb"/>
-        <w:numPr>
-          <w:ilvl w:val="0"/>
-          <w:numId w:val="36"/>
-        </w:numPr>
-      </w:pPr>
-      <w:r>
-        <w:t>Confirmed frontend completion status and integration readiness.</w:t>
-      </w:r>
-    </w:p>
-    <w:p>
-      <w:pPr>
-        <w:pStyle w:val="NormalWeb"/>
-      </w:pPr>
-      <w:r>
-        <w:rPr>
-          <w:rStyle w:val="Strong"/>
-        </w:rPr>
-        <w:t>Technical Status:</w:t>
-      </w:r>
-    </w:p>
-    <w:p>
-      <w:pPr>
-        <w:pStyle w:val="NormalWeb"/>
-        <w:numPr>
-          <w:ilvl w:val="0"/>
-          <w:numId w:val="37"/>
-        </w:numPr>
-      </w:pPr>
-      <w:r>
-        <w:t>Frontend: ~90–95% completed</w:t>
-      </w:r>
-    </w:p>
-    <w:p>
-      <w:pPr>
-        <w:pStyle w:val="NormalWeb"/>
-        <w:numPr>
-          <w:ilvl w:val="0"/>
-          <w:numId w:val="37"/>
-        </w:numPr>
-      </w:pPr>
-      <w:r>
-        <w:t>Backend: Architecture finalized, implementation pending</w:t>
-      </w:r>
-    </w:p>
-    <w:p>
-      <w:pPr>
-        <w:pStyle w:val="NormalWeb"/>
-      </w:pPr>
-      <w:r>
-        <w:rPr>
-          <w:rStyle w:val="Strong"/>
-        </w:rPr>
-        <w:t>Conclusion:</w:t>
-      </w:r>
-    </w:p>
-    <w:p>
-      <w:pPr>
-        <w:pStyle w:val="NormalWeb"/>
-        <w:numPr>
-          <w:ilvl w:val="0"/>
-          <w:numId w:val="38"/>
-        </w:numPr>
-      </w:pPr>
-      <w:r>
-        <w:t>System is fully prepared to begin backend ingestion and analytics implementation.</w:t>
-      </w:r>
-    </w:p>
-    <w:p>
-      <w:pPr>
-        <w:pStyle w:val="NormalWeb"/>
-      </w:pPr>
-    </w:p>
-    <w:p>
-      <w:pPr>
-        <w:pStyle w:val="NormalWeb"/>
-      </w:pPr>
-    </w:p>
-    <w:p>
-      <w:pPr>
-        <w:pStyle w:val="NormalWeb"/>
-        <w:rPr>
-          <w:b/>
-          <w:sz w:val="36"/>
-          <w:szCs w:val="36"/>
-        </w:rPr>
-      </w:pPr>
-      <w:r>
-        <w:rPr>
-          <w:b/>
-          <w:sz w:val="36"/>
-          <w:szCs w:val="36"/>
-        </w:rPr>
-        <w:lastRenderedPageBreak/>
-        <w:t>Day-23</w:t>
-      </w:r>
-      <w:r>
-        <w:rPr>
-          <w:b/>
-          <w:sz w:val="36"/>
-          <w:szCs w:val="36"/>
-        </w:rPr>
-        <w:t xml:space="preserve">                                           </w:t>
-      </w:r>
-      <w:r>
-        <w:rPr>
-          <w:b/>
-          <w:sz w:val="36"/>
-          <w:szCs w:val="36"/>
-        </w:rPr>
-        <w:t xml:space="preserve">                              07/02</w:t>
-      </w:r>
-      <w:r>
-        <w:rPr>
-          <w:b/>
-          <w:sz w:val="36"/>
-          <w:szCs w:val="36"/>
-        </w:rPr>
-        <w:t>/2025</w:t>
-      </w:r>
-    </w:p>
-    <w:p>
-      <w:pPr>
-        <w:pStyle w:val="Heading3"/>
-      </w:pPr>
-      <w:r>
-        <w:rPr>
-          <w:rStyle w:val="Strong"/>
-          <w:b/>
-          <w:bCs/>
-        </w:rPr>
-        <w:t>Day 23 – Daily Coding &amp; Technical Work</w:t>
-      </w:r>
-    </w:p>
-    <w:p>
-      <w:pPr>
-        <w:pStyle w:val="NormalWeb"/>
-      </w:pPr>
-      <w:r>
-        <w:rPr>
-          <w:rStyle w:val="Strong"/>
-        </w:rPr>
-        <w:t>Technical Activities:</w:t>
-      </w:r>
-    </w:p>
-    <w:p>
-      <w:pPr>
-        <w:pStyle w:val="NormalWeb"/>
-        <w:numPr>
-          <w:ilvl w:val="0"/>
-          <w:numId w:val="39"/>
-        </w:numPr>
-      </w:pPr>
-      <w:r>
-        <w:t>Reviewed and finalized overall project overview.</w:t>
-      </w:r>
-    </w:p>
-    <w:p>
-      <w:pPr>
-        <w:pStyle w:val="NormalWeb"/>
-        <w:numPr>
-          <w:ilvl w:val="0"/>
-          <w:numId w:val="39"/>
-        </w:numPr>
-      </w:pPr>
-      <w:r>
-        <w:t>Planned and locked backend architecture and module sequence.</w:t>
-      </w:r>
-    </w:p>
-    <w:p>
-      <w:pPr>
-        <w:pStyle w:val="NormalWeb"/>
-        <w:numPr>
-          <w:ilvl w:val="0"/>
-          <w:numId w:val="39"/>
-        </w:numPr>
-      </w:pPr>
-      <w:r>
-        <w:t>Verified frontend completion and desktop application stability.</w:t>
-      </w:r>
-    </w:p>
-    <w:p>
-      <w:pPr>
-        <w:pStyle w:val="NormalWeb"/>
-      </w:pPr>
-      <w:r>
-        <w:rPr>
-          <w:rStyle w:val="Strong"/>
-        </w:rPr>
-        <w:t>Technical Status:</w:t>
-      </w:r>
-    </w:p>
-    <w:p>
-      <w:pPr>
-        <w:pStyle w:val="NormalWeb"/>
-        <w:numPr>
-          <w:ilvl w:val="0"/>
-          <w:numId w:val="40"/>
-        </w:numPr>
-      </w:pPr>
-      <w:r>
-        <w:t>Frontend: ~90–95% completed</w:t>
-      </w:r>
-    </w:p>
-    <w:p>
-      <w:pPr>
-        <w:pStyle w:val="NormalWeb"/>
-        <w:numPr>
-          <w:ilvl w:val="0"/>
-          <w:numId w:val="40"/>
-        </w:numPr>
-      </w:pPr>
-      <w:r>
-        <w:t>Backend: Architecture finalized, implementation pending</w:t>
-      </w:r>
-    </w:p>
-    <w:p>
-      <w:pPr>
-        <w:pStyle w:val="NormalWeb"/>
-      </w:pPr>
-      <w:r>
-        <w:rPr>
-          <w:rStyle w:val="Strong"/>
-        </w:rPr>
-        <w:t>Conclusion:</w:t>
-      </w:r>
-    </w:p>
-    <w:p>
-      <w:pPr>
-        <w:pStyle w:val="NormalWeb"/>
-        <w:numPr>
-          <w:ilvl w:val="0"/>
-          <w:numId w:val="41"/>
-        </w:numPr>
-      </w:pPr>
-      <w:r>
-        <w:t>Project is fully prepared to begin backend development in the next working session.</w:t>
-      </w:r>
-    </w:p>
-    <w:p>
-      <w:pPr>
-        <w:pStyle w:val="NormalWeb"/>
-      </w:pPr>
-    </w:p>
-    <w:p>
-      <w:pPr>
-        <w:pStyle w:val="NormalWeb"/>
-        <w:rPr>
-          <w:b/>
-          <w:sz w:val="36"/>
-          <w:szCs w:val="36"/>
-        </w:rPr>
-      </w:pPr>
-      <w:r>
-        <w:rPr>
-          <w:b/>
-          <w:sz w:val="36"/>
-          <w:szCs w:val="36"/>
-        </w:rPr>
-        <w:t>Day-24</w:t>
-      </w:r>
-      <w:r>
-        <w:rPr>
-          <w:b/>
-          <w:sz w:val="36"/>
-          <w:szCs w:val="36"/>
-        </w:rPr>
-        <w:t xml:space="preserve">                                           </w:t>
-      </w:r>
-      <w:r>
-        <w:rPr>
-          <w:b/>
-          <w:sz w:val="36"/>
-          <w:szCs w:val="36"/>
-        </w:rPr>
-        <w:t xml:space="preserve">                              09/02</w:t>
-      </w:r>
-      <w:r>
-        <w:rPr>
-          <w:b/>
-          <w:sz w:val="36"/>
-          <w:szCs w:val="36"/>
-        </w:rPr>
-        <w:t>/2025</w:t>
-      </w:r>
-    </w:p>
-    <w:p>
-      <w:pPr>
-        <w:pStyle w:val="Heading2"/>
-      </w:pPr>
-      <w:r>
-        <w:rPr>
-          <w:rStyle w:val="Strong"/>
-          <w:b/>
-          <w:bCs/>
-        </w:rPr>
-        <w:t>Day 24 – Technical Development Summary</w:t>
-      </w:r>
-    </w:p>
-    <w:p>
-      <w:pPr>
-        <w:pStyle w:val="Heading3"/>
-      </w:pPr>
-      <w:r>
-        <w:t>Backend</w:t>
-      </w:r>
-    </w:p>
-    <w:p>
-      <w:pPr>
-        <w:pStyle w:val="NormalWeb"/>
-        <w:numPr>
-          <w:ilvl w:val="0"/>
-          <w:numId w:val="42"/>
-        </w:numPr>
-      </w:pPr>
-      <w:r>
-        <w:t>Reviewed and finalized backend architecture.</w:t>
-      </w:r>
-    </w:p>
-    <w:p>
-      <w:pPr>
-        <w:pStyle w:val="NormalWeb"/>
-        <w:numPr>
-          <w:ilvl w:val="0"/>
-          <w:numId w:val="42"/>
-        </w:numPr>
-      </w:pPr>
-      <w:r>
-        <w:t>Confirmed IPC communication working correctly.</w:t>
-      </w:r>
-    </w:p>
-    <w:p>
-      <w:pPr>
-        <w:pStyle w:val="NormalWeb"/>
-        <w:numPr>
-          <w:ilvl w:val="0"/>
-          <w:numId w:val="42"/>
-        </w:numPr>
-      </w:pPr>
-      <w:r>
-        <w:t>Verified DuckDB run retrieval functionality.</w:t>
-      </w:r>
-    </w:p>
-    <w:p>
-      <w:pPr>
-        <w:pStyle w:val="NormalWeb"/>
-        <w:numPr>
-          <w:ilvl w:val="0"/>
-          <w:numId w:val="42"/>
-        </w:numPr>
-      </w:pPr>
-      <w:r>
-        <w:t>Validated ingestion repository operations.</w:t>
-      </w:r>
-    </w:p>
-    <w:p>
-      <w:pPr>
-        <w:pStyle w:val="Heading3"/>
-      </w:pPr>
-      <w:r>
-        <w:t>Frontend</w:t>
-      </w:r>
-    </w:p>
-    <w:p>
-      <w:pPr>
-        <w:pStyle w:val="NormalWeb"/>
-        <w:numPr>
-          <w:ilvl w:val="0"/>
-          <w:numId w:val="43"/>
-        </w:numPr>
-      </w:pPr>
-      <w:r>
-        <w:t>Improved desktop UI stability.</w:t>
-      </w:r>
-    </w:p>
-    <w:p>
-      <w:pPr>
-        <w:pStyle w:val="NormalWeb"/>
-        <w:numPr>
-          <w:ilvl w:val="0"/>
-          <w:numId w:val="43"/>
-        </w:numPr>
-      </w:pPr>
-      <w:r>
-        <w:t>Integrated search functionality with IPC.</w:t>
-      </w:r>
-    </w:p>
-    <w:p>
-      <w:pPr>
-        <w:pStyle w:val="NormalWeb"/>
-        <w:numPr>
-          <w:ilvl w:val="0"/>
-          <w:numId w:val="43"/>
-        </w:numPr>
-      </w:pPr>
-      <w:r>
-        <w:t>Debugged undefined frontendAPI issue.</w:t>
-      </w:r>
-    </w:p>
-    <w:p>
-      <w:pPr>
-        <w:pStyle w:val="NormalWeb"/>
-        <w:numPr>
-          <w:ilvl w:val="0"/>
-          <w:numId w:val="43"/>
-        </w:numPr>
-      </w:pPr>
-      <w:r>
-        <w:t>Verified run retrieval in desktop environment.</w:t>
-      </w:r>
-    </w:p>
-    <w:p>
-      <w:pPr>
-        <w:pStyle w:val="Heading3"/>
-      </w:pPr>
-      <w:r>
-        <w:t>Version Control</w:t>
-      </w:r>
-    </w:p>
-    <w:p>
-      <w:pPr>
-        <w:pStyle w:val="NormalWeb"/>
-        <w:numPr>
-          <w:ilvl w:val="0"/>
-          <w:numId w:val="44"/>
-        </w:numPr>
-      </w:pPr>
-      <w:r>
-        <w:t>Committed backend refinements.</w:t>
-      </w:r>
-    </w:p>
-    <w:p>
-      <w:pPr>
-        <w:pStyle w:val="NormalWeb"/>
-        <w:numPr>
-          <w:ilvl w:val="0"/>
-          <w:numId w:val="44"/>
-        </w:numPr>
-      </w:pPr>
-      <w:r>
-        <w:t>Pushed stable version to GitHub repository.</w:t>
-      </w:r>
-    </w:p>
-    <w:p>
-      <w:pPr>
-        <w:pStyle w:val="NormalWeb"/>
-        <w:numPr>
-          <w:ilvl w:val="0"/>
-          <w:numId w:val="44"/>
-        </w:numPr>
-      </w:pPr>
-      <w:r>
-        <w:t>Repository now reflects architecture finalization milestone.</w:t>
-      </w:r>
-    </w:p>
-    <w:p>
-      <w:pPr>
-        <w:pStyle w:val="Heading3"/>
-      </w:pPr>
-      <w:r>
-        <w:lastRenderedPageBreak/>
-        <w:t>Day 25 Technical Summary</w:t>
-      </w:r>
-    </w:p>
-    <w:p>
-      <w:pPr>
-        <w:pStyle w:val="NormalWeb"/>
-        <w:numPr>
-          <w:ilvl w:val="0"/>
-          <w:numId w:val="45"/>
-        </w:numPr>
-      </w:pPr>
-      <w:r>
-        <w:t xml:space="preserve">Stabilized </w:t>
-      </w:r>
-      <w:proofErr w:type="spellStart"/>
-      <w:r>
-        <w:t>Qt</w:t>
-      </w:r>
-      <w:proofErr w:type="spellEnd"/>
-      <w:r>
-        <w:t xml:space="preserve"> </w:t>
-      </w:r>
-      <w:proofErr w:type="spellStart"/>
-      <w:r>
-        <w:t>WebChannel</w:t>
-      </w:r>
-      <w:proofErr w:type="spellEnd"/>
-      <w:r>
-        <w:t xml:space="preserve"> bridge logic</w:t>
-      </w:r>
-    </w:p>
-    <w:p>
-      <w:pPr>
-        <w:pStyle w:val="NormalWeb"/>
-        <w:numPr>
-          <w:ilvl w:val="0"/>
-          <w:numId w:val="45"/>
-        </w:numPr>
-      </w:pPr>
-      <w:r>
-        <w:t>Refactored frontend API access through controlled wrapper</w:t>
-      </w:r>
-    </w:p>
-    <w:p>
-      <w:pPr>
-        <w:pStyle w:val="NormalWeb"/>
-        <w:numPr>
-          <w:ilvl w:val="0"/>
-          <w:numId w:val="45"/>
-        </w:numPr>
-      </w:pPr>
-      <w:r>
-        <w:t>Validated run repository CRUD operations</w:t>
-      </w:r>
-    </w:p>
-    <w:p>
-      <w:pPr>
-        <w:pStyle w:val="NormalWeb"/>
-        <w:numPr>
-          <w:ilvl w:val="0"/>
-          <w:numId w:val="45"/>
-        </w:numPr>
-      </w:pPr>
-      <w:r>
-        <w:t xml:space="preserve">Confirmed </w:t>
-      </w:r>
-      <w:proofErr w:type="spellStart"/>
-      <w:r>
-        <w:t>DuckDB</w:t>
-      </w:r>
-      <w:proofErr w:type="spellEnd"/>
-      <w:r>
-        <w:t xml:space="preserve"> persistence</w:t>
-      </w:r>
-    </w:p>
-    <w:p>
-      <w:pPr>
-        <w:pStyle w:val="NormalWeb"/>
-        <w:numPr>
-          <w:ilvl w:val="0"/>
-          <w:numId w:val="45"/>
-        </w:numPr>
-      </w:pPr>
-      <w:r>
-        <w:t>Ensured no external network dependency</w:t>
-      </w:r>
-    </w:p>
-    <w:p>
-      <w:pPr>
-        <w:pStyle w:val="NormalWeb"/>
-        <w:numPr>
-          <w:ilvl w:val="0"/>
-          <w:numId w:val="45"/>
-        </w:numPr>
-      </w:pPr>
-      <w:r>
-        <w:t>Verified production-ready offline structure</w:t>
+        <w:t>Day 26 Technical Summary</w:t>
       </w:r>
       <w:bookmarkStart w:id="0" w:name="_GoBack"/>
       <w:bookmarkEnd w:id="0"/>
+    </w:p>
+    <w:p>
+      <w:pPr>
+        <w:pStyle w:val="NormalWeb"/>
+      </w:pPr>
+      <w:r>
+        <w:rPr>
+          <w:rStyle w:val="Strong"/>
+        </w:rPr>
+        <w:t>Qt WebChannel</w:t>
+      </w:r>
+    </w:p>
+    <w:p>
+      <w:pPr>
+        <w:pStyle w:val="NormalWeb"/>
+        <w:numPr>
+          <w:ilvl w:val="0"/>
+          <w:numId w:val="46"/>
+        </w:numPr>
+      </w:pPr>
+      <w:r>
+        <w:t xml:space="preserve">Injected </w:t>
+      </w:r>
+      <w:r>
+        <w:rPr>
+          <w:rStyle w:val="HTMLCode"/>
+          <w:rFonts w:ascii="Times New Roman" w:hAnsi="Times New Roman" w:cs="Times New Roman"/>
+        </w:rPr>
+        <w:t>qwebchannel.js</w:t>
+      </w:r>
+      <w:r>
+        <w:t xml:space="preserve"> from PySide6 resource path.</w:t>
+      </w:r>
+    </w:p>
+    <w:p>
+      <w:pPr>
+        <w:pStyle w:val="NormalWeb"/>
+        <w:numPr>
+          <w:ilvl w:val="0"/>
+          <w:numId w:val="46"/>
+        </w:numPr>
+      </w:pPr>
+      <w:r>
+        <w:t>Introduced readiness event dispatcher.</w:t>
+      </w:r>
+    </w:p>
+    <w:p>
+      <w:pPr>
+        <w:pStyle w:val="NormalWeb"/>
+        <w:numPr>
+          <w:ilvl w:val="0"/>
+          <w:numId w:val="46"/>
+        </w:numPr>
+      </w:pPr>
+      <w:r>
+        <w:t>Implemented non-blocking initialization fallback.</w:t>
+      </w:r>
+    </w:p>
+    <w:p>
+      <w:pPr>
+        <w:pStyle w:val="NormalWeb"/>
+      </w:pPr>
+      <w:r>
+        <w:rPr>
+          <w:rStyle w:val="Strong"/>
+        </w:rPr>
+        <w:t>Preload Layer</w:t>
+      </w:r>
+    </w:p>
+    <w:p>
+      <w:pPr>
+        <w:pStyle w:val="NormalWeb"/>
+        <w:numPr>
+          <w:ilvl w:val="0"/>
+          <w:numId w:val="47"/>
+        </w:numPr>
+      </w:pPr>
+      <w:r>
+        <w:t>Exposed ingestion upload and status slots.</w:t>
+      </w:r>
+    </w:p>
+    <w:p>
+      <w:pPr>
+        <w:pStyle w:val="NormalWeb"/>
+        <w:numPr>
+          <w:ilvl w:val="0"/>
+          <w:numId w:val="47"/>
+        </w:numPr>
+      </w:pPr>
+      <w:r>
+        <w:t>Validated bidirectional IPC communication.</w:t>
+      </w:r>
+    </w:p>
+    <w:p>
+      <w:pPr>
+        <w:pStyle w:val="NormalWeb"/>
+      </w:pPr>
+      <w:r>
+        <w:rPr>
+          <w:rStyle w:val="Strong"/>
+        </w:rPr>
+        <w:t>Frontend API</w:t>
+      </w:r>
+    </w:p>
+    <w:p>
+      <w:pPr>
+        <w:pStyle w:val="NormalWeb"/>
+        <w:numPr>
+          <w:ilvl w:val="0"/>
+          <w:numId w:val="48"/>
+        </w:numPr>
+      </w:pPr>
+      <w:r>
+        <w:t>Implemented Promise-based bridge guard.</w:t>
+      </w:r>
+    </w:p>
+    <w:p>
+      <w:pPr>
+        <w:pStyle w:val="NormalWeb"/>
+        <w:numPr>
+          <w:ilvl w:val="0"/>
+          <w:numId w:val="48"/>
+        </w:numPr>
+      </w:pPr>
+      <w:r>
+        <w:t>Standardized API categories.</w:t>
+      </w:r>
+    </w:p>
+    <w:p>
+      <w:pPr>
+        <w:pStyle w:val="NormalWeb"/>
+        <w:numPr>
+          <w:ilvl w:val="0"/>
+          <w:numId w:val="48"/>
+        </w:numPr>
+      </w:pPr>
+      <w:r>
+        <w:t>Added full TypeScript typing.</w:t>
+      </w:r>
+    </w:p>
+    <w:p>
+      <w:pPr>
+        <w:pStyle w:val="NormalWeb"/>
+      </w:pPr>
+      <w:r>
+        <w:rPr>
+          <w:rStyle w:val="Strong"/>
+        </w:rPr>
+        <w:t>Warning Resolution</w:t>
+      </w:r>
+    </w:p>
+    <w:p>
+      <w:pPr>
+        <w:pStyle w:val="NormalWeb"/>
+        <w:numPr>
+          <w:ilvl w:val="0"/>
+          <w:numId w:val="49"/>
+        </w:numPr>
+      </w:pPr>
+      <w:r>
+        <w:t>Removed 214 warnings.</w:t>
+      </w:r>
+    </w:p>
+    <w:p>
+      <w:pPr>
+        <w:pStyle w:val="NormalWeb"/>
+        <w:numPr>
+          <w:ilvl w:val="0"/>
+          <w:numId w:val="49"/>
+        </w:numPr>
+      </w:pPr>
+      <w:r>
+        <w:t>Enforced strict state update control.</w:t>
+      </w:r>
+    </w:p>
+    <w:p>
+      <w:pPr>
+        <w:pStyle w:val="NormalWeb"/>
+        <w:numPr>
+          <w:ilvl w:val="0"/>
+          <w:numId w:val="49"/>
+        </w:numPr>
+      </w:pPr>
+      <w:r>
+        <w:t>Ensured stable production build.</w:t>
+      </w:r>
+    </w:p>
+    <w:p>
+      <w:pPr>
+        <w:pStyle w:val="NormalWeb"/>
+      </w:pPr>
+      <w:r>
+        <w:rPr>
+          <w:rStyle w:val="Strong"/>
+        </w:rPr>
+        <w:t>Mobile App (Initiation)</w:t>
+      </w:r>
+    </w:p>
+    <w:p>
+      <w:pPr>
+        <w:pStyle w:val="NormalWeb"/>
+        <w:numPr>
+          <w:ilvl w:val="0"/>
+          <w:numId w:val="50"/>
+        </w:numPr>
+      </w:pPr>
+      <w:r>
+        <w:t>Defined system requirements for:</w:t>
+      </w:r>
+    </w:p>
+    <w:p>
+      <w:pPr>
+        <w:pStyle w:val="NormalWeb"/>
+        <w:numPr>
+          <w:ilvl w:val="1"/>
+          <w:numId w:val="50"/>
+        </w:numPr>
+      </w:pPr>
+      <w:r>
+        <w:t>Offline ML-CV digitization</w:t>
+      </w:r>
+    </w:p>
+    <w:p>
+      <w:pPr>
+        <w:pStyle w:val="NormalWeb"/>
+        <w:numPr>
+          <w:ilvl w:val="1"/>
+          <w:numId w:val="50"/>
+        </w:numPr>
+      </w:pPr>
+      <w:r>
+        <w:t>Table structure preservation</w:t>
+      </w:r>
+    </w:p>
+    <w:p>
+      <w:pPr>
+        <w:pStyle w:val="NormalWeb"/>
+        <w:numPr>
+          <w:ilvl w:val="1"/>
+          <w:numId w:val="50"/>
+        </w:numPr>
+      </w:pPr>
+      <w:r>
+        <w:t>Cross-platform support</w:t>
+      </w:r>
+    </w:p>
+    <w:p>
+      <w:pPr>
+        <w:pStyle w:val="NormalWeb"/>
+        <w:numPr>
+          <w:ilvl w:val="1"/>
+          <w:numId w:val="50"/>
+        </w:numPr>
+      </w:pPr>
+      <w:r>
+        <w:t>Zero-cost deployment</w:t>
+      </w:r>
     </w:p>
     <w:sectPr>
       <w:pgSz w:w="12240" w:h="15840"/>
@@ -9148,6 +9227,155 @@
     </w:lvl>
   </w:abstractNum>
   <w:abstractNum w:abstractNumId="12" w15:restartNumberingAfterBreak="0">
+    <w:nsid w:val="1CEA6E42"/>
+    <w:multiLevelType w:val="multilevel"/>
+    <w:tmpl w:val="520CEE5E"/>
+    <w:lvl w:ilvl="0">
+      <w:start w:val="1"/>
+      <w:numFmt w:val="bullet"/>
+      <w:lvlText w:val=""/>
+      <w:lvlJc w:val="left"/>
+      <w:pPr>
+        <w:tabs>
+          <w:tab w:val="num" w:pos="720"/>
+        </w:tabs>
+        <w:ind w:left="720" w:hanging="360"/>
+      </w:pPr>
+      <w:rPr>
+        <w:rFonts w:ascii="Symbol" w:hAnsi="Symbol" w:hint="default"/>
+        <w:sz w:val="20"/>
+      </w:rPr>
+    </w:lvl>
+    <w:lvl w:ilvl="1" w:tentative="1">
+      <w:start w:val="1"/>
+      <w:numFmt w:val="bullet"/>
+      <w:lvlText w:val="o"/>
+      <w:lvlJc w:val="left"/>
+      <w:pPr>
+        <w:tabs>
+          <w:tab w:val="num" w:pos="1440"/>
+        </w:tabs>
+        <w:ind w:left="1440" w:hanging="360"/>
+      </w:pPr>
+      <w:rPr>
+        <w:rFonts w:ascii="Courier New" w:hAnsi="Courier New" w:hint="default"/>
+        <w:sz w:val="20"/>
+      </w:rPr>
+    </w:lvl>
+    <w:lvl w:ilvl="2" w:tentative="1">
+      <w:start w:val="1"/>
+      <w:numFmt w:val="bullet"/>
+      <w:lvlText w:val=""/>
+      <w:lvlJc w:val="left"/>
+      <w:pPr>
+        <w:tabs>
+          <w:tab w:val="num" w:pos="2160"/>
+        </w:tabs>
+        <w:ind w:left="2160" w:hanging="360"/>
+      </w:pPr>
+      <w:rPr>
+        <w:rFonts w:ascii="Wingdings" w:hAnsi="Wingdings" w:hint="default"/>
+        <w:sz w:val="20"/>
+      </w:rPr>
+    </w:lvl>
+    <w:lvl w:ilvl="3" w:tentative="1">
+      <w:start w:val="1"/>
+      <w:numFmt w:val="bullet"/>
+      <w:lvlText w:val=""/>
+      <w:lvlJc w:val="left"/>
+      <w:pPr>
+        <w:tabs>
+          <w:tab w:val="num" w:pos="2880"/>
+        </w:tabs>
+        <w:ind w:left="2880" w:hanging="360"/>
+      </w:pPr>
+      <w:rPr>
+        <w:rFonts w:ascii="Wingdings" w:hAnsi="Wingdings" w:hint="default"/>
+        <w:sz w:val="20"/>
+      </w:rPr>
+    </w:lvl>
+    <w:lvl w:ilvl="4" w:tentative="1">
+      <w:start w:val="1"/>
+      <w:numFmt w:val="bullet"/>
+      <w:lvlText w:val=""/>
+      <w:lvlJc w:val="left"/>
+      <w:pPr>
+        <w:tabs>
+          <w:tab w:val="num" w:pos="3600"/>
+        </w:tabs>
+        <w:ind w:left="3600" w:hanging="360"/>
+      </w:pPr>
+      <w:rPr>
+        <w:rFonts w:ascii="Wingdings" w:hAnsi="Wingdings" w:hint="default"/>
+        <w:sz w:val="20"/>
+      </w:rPr>
+    </w:lvl>
+    <w:lvl w:ilvl="5" w:tentative="1">
+      <w:start w:val="1"/>
+      <w:numFmt w:val="bullet"/>
+      <w:lvlText w:val=""/>
+      <w:lvlJc w:val="left"/>
+      <w:pPr>
+        <w:tabs>
+          <w:tab w:val="num" w:pos="4320"/>
+        </w:tabs>
+        <w:ind w:left="4320" w:hanging="360"/>
+      </w:pPr>
+      <w:rPr>
+        <w:rFonts w:ascii="Wingdings" w:hAnsi="Wingdings" w:hint="default"/>
+        <w:sz w:val="20"/>
+      </w:rPr>
+    </w:lvl>
+    <w:lvl w:ilvl="6" w:tentative="1">
+      <w:start w:val="1"/>
+      <w:numFmt w:val="bullet"/>
+      <w:lvlText w:val=""/>
+      <w:lvlJc w:val="left"/>
+      <w:pPr>
+        <w:tabs>
+          <w:tab w:val="num" w:pos="5040"/>
+        </w:tabs>
+        <w:ind w:left="5040" w:hanging="360"/>
+      </w:pPr>
+      <w:rPr>
+        <w:rFonts w:ascii="Wingdings" w:hAnsi="Wingdings" w:hint="default"/>
+        <w:sz w:val="20"/>
+      </w:rPr>
+    </w:lvl>
+    <w:lvl w:ilvl="7" w:tentative="1">
+      <w:start w:val="1"/>
+      <w:numFmt w:val="bullet"/>
+      <w:lvlText w:val=""/>
+      <w:lvlJc w:val="left"/>
+      <w:pPr>
+        <w:tabs>
+          <w:tab w:val="num" w:pos="5760"/>
+        </w:tabs>
+        <w:ind w:left="5760" w:hanging="360"/>
+      </w:pPr>
+      <w:rPr>
+        <w:rFonts w:ascii="Wingdings" w:hAnsi="Wingdings" w:hint="default"/>
+        <w:sz w:val="20"/>
+      </w:rPr>
+    </w:lvl>
+    <w:lvl w:ilvl="8" w:tentative="1">
+      <w:start w:val="1"/>
+      <w:numFmt w:val="bullet"/>
+      <w:lvlText w:val=""/>
+      <w:lvlJc w:val="left"/>
+      <w:pPr>
+        <w:tabs>
+          <w:tab w:val="num" w:pos="6480"/>
+        </w:tabs>
+        <w:ind w:left="6480" w:hanging="360"/>
+      </w:pPr>
+      <w:rPr>
+        <w:rFonts w:ascii="Wingdings" w:hAnsi="Wingdings" w:hint="default"/>
+        <w:sz w:val="20"/>
+      </w:rPr>
+    </w:lvl>
+  </w:abstractNum>
+  <w:abstractNum w:abstractNumId="13" w15:restartNumberingAfterBreak="0">
     <w:nsid w:val="216E4151"/>
     <w:multiLevelType w:val="multilevel"/>
     <w:tmpl w:val="E36E6D9E"/>
@@ -9296,7 +9524,7 @@
       </w:rPr>
     </w:lvl>
   </w:abstractNum>
-  <w:abstractNum w:abstractNumId="13" w15:restartNumberingAfterBreak="0">
+  <w:abstractNum w:abstractNumId="14" w15:restartNumberingAfterBreak="0">
     <w:nsid w:val="22C101EF"/>
     <w:multiLevelType w:val="multilevel"/>
     <w:tmpl w:val="D512CDDE"/>
@@ -9445,7 +9673,7 @@
       </w:rPr>
     </w:lvl>
   </w:abstractNum>
-  <w:abstractNum w:abstractNumId="14" w15:restartNumberingAfterBreak="0">
+  <w:abstractNum w:abstractNumId="15" w15:restartNumberingAfterBreak="0">
     <w:nsid w:val="22F95B83"/>
     <w:multiLevelType w:val="multilevel"/>
     <w:tmpl w:val="D6483452"/>
@@ -9594,7 +9822,156 @@
       </w:rPr>
     </w:lvl>
   </w:abstractNum>
-  <w:abstractNum w:abstractNumId="15" w15:restartNumberingAfterBreak="0">
+  <w:abstractNum w:abstractNumId="16" w15:restartNumberingAfterBreak="0">
+    <w:nsid w:val="24534FE8"/>
+    <w:multiLevelType w:val="multilevel"/>
+    <w:tmpl w:val="848A1180"/>
+    <w:lvl w:ilvl="0">
+      <w:start w:val="1"/>
+      <w:numFmt w:val="bullet"/>
+      <w:lvlText w:val=""/>
+      <w:lvlJc w:val="left"/>
+      <w:pPr>
+        <w:tabs>
+          <w:tab w:val="num" w:pos="720"/>
+        </w:tabs>
+        <w:ind w:left="720" w:hanging="360"/>
+      </w:pPr>
+      <w:rPr>
+        <w:rFonts w:ascii="Symbol" w:hAnsi="Symbol" w:hint="default"/>
+        <w:sz w:val="20"/>
+      </w:rPr>
+    </w:lvl>
+    <w:lvl w:ilvl="1">
+      <w:start w:val="1"/>
+      <w:numFmt w:val="bullet"/>
+      <w:lvlText w:val="o"/>
+      <w:lvlJc w:val="left"/>
+      <w:pPr>
+        <w:tabs>
+          <w:tab w:val="num" w:pos="1440"/>
+        </w:tabs>
+        <w:ind w:left="1440" w:hanging="360"/>
+      </w:pPr>
+      <w:rPr>
+        <w:rFonts w:ascii="Courier New" w:hAnsi="Courier New" w:hint="default"/>
+        <w:sz w:val="20"/>
+      </w:rPr>
+    </w:lvl>
+    <w:lvl w:ilvl="2" w:tentative="1">
+      <w:start w:val="1"/>
+      <w:numFmt w:val="bullet"/>
+      <w:lvlText w:val=""/>
+      <w:lvlJc w:val="left"/>
+      <w:pPr>
+        <w:tabs>
+          <w:tab w:val="num" w:pos="2160"/>
+        </w:tabs>
+        <w:ind w:left="2160" w:hanging="360"/>
+      </w:pPr>
+      <w:rPr>
+        <w:rFonts w:ascii="Wingdings" w:hAnsi="Wingdings" w:hint="default"/>
+        <w:sz w:val="20"/>
+      </w:rPr>
+    </w:lvl>
+    <w:lvl w:ilvl="3" w:tentative="1">
+      <w:start w:val="1"/>
+      <w:numFmt w:val="bullet"/>
+      <w:lvlText w:val=""/>
+      <w:lvlJc w:val="left"/>
+      <w:pPr>
+        <w:tabs>
+          <w:tab w:val="num" w:pos="2880"/>
+        </w:tabs>
+        <w:ind w:left="2880" w:hanging="360"/>
+      </w:pPr>
+      <w:rPr>
+        <w:rFonts w:ascii="Wingdings" w:hAnsi="Wingdings" w:hint="default"/>
+        <w:sz w:val="20"/>
+      </w:rPr>
+    </w:lvl>
+    <w:lvl w:ilvl="4" w:tentative="1">
+      <w:start w:val="1"/>
+      <w:numFmt w:val="bullet"/>
+      <w:lvlText w:val=""/>
+      <w:lvlJc w:val="left"/>
+      <w:pPr>
+        <w:tabs>
+          <w:tab w:val="num" w:pos="3600"/>
+        </w:tabs>
+        <w:ind w:left="3600" w:hanging="360"/>
+      </w:pPr>
+      <w:rPr>
+        <w:rFonts w:ascii="Wingdings" w:hAnsi="Wingdings" w:hint="default"/>
+        <w:sz w:val="20"/>
+      </w:rPr>
+    </w:lvl>
+    <w:lvl w:ilvl="5" w:tentative="1">
+      <w:start w:val="1"/>
+      <w:numFmt w:val="bullet"/>
+      <w:lvlText w:val=""/>
+      <w:lvlJc w:val="left"/>
+      <w:pPr>
+        <w:tabs>
+          <w:tab w:val="num" w:pos="4320"/>
+        </w:tabs>
+        <w:ind w:left="4320" w:hanging="360"/>
+      </w:pPr>
+      <w:rPr>
+        <w:rFonts w:ascii="Wingdings" w:hAnsi="Wingdings" w:hint="default"/>
+        <w:sz w:val="20"/>
+      </w:rPr>
+    </w:lvl>
+    <w:lvl w:ilvl="6" w:tentative="1">
+      <w:start w:val="1"/>
+      <w:numFmt w:val="bullet"/>
+      <w:lvlText w:val=""/>
+      <w:lvlJc w:val="left"/>
+      <w:pPr>
+        <w:tabs>
+          <w:tab w:val="num" w:pos="5040"/>
+        </w:tabs>
+        <w:ind w:left="5040" w:hanging="360"/>
+      </w:pPr>
+      <w:rPr>
+        <w:rFonts w:ascii="Wingdings" w:hAnsi="Wingdings" w:hint="default"/>
+        <w:sz w:val="20"/>
+      </w:rPr>
+    </w:lvl>
+    <w:lvl w:ilvl="7" w:tentative="1">
+      <w:start w:val="1"/>
+      <w:numFmt w:val="bullet"/>
+      <w:lvlText w:val=""/>
+      <w:lvlJc w:val="left"/>
+      <w:pPr>
+        <w:tabs>
+          <w:tab w:val="num" w:pos="5760"/>
+        </w:tabs>
+        <w:ind w:left="5760" w:hanging="360"/>
+      </w:pPr>
+      <w:rPr>
+        <w:rFonts w:ascii="Wingdings" w:hAnsi="Wingdings" w:hint="default"/>
+        <w:sz w:val="20"/>
+      </w:rPr>
+    </w:lvl>
+    <w:lvl w:ilvl="8" w:tentative="1">
+      <w:start w:val="1"/>
+      <w:numFmt w:val="bullet"/>
+      <w:lvlText w:val=""/>
+      <w:lvlJc w:val="left"/>
+      <w:pPr>
+        <w:tabs>
+          <w:tab w:val="num" w:pos="6480"/>
+        </w:tabs>
+        <w:ind w:left="6480" w:hanging="360"/>
+      </w:pPr>
+      <w:rPr>
+        <w:rFonts w:ascii="Wingdings" w:hAnsi="Wingdings" w:hint="default"/>
+        <w:sz w:val="20"/>
+      </w:rPr>
+    </w:lvl>
+  </w:abstractNum>
+  <w:abstractNum w:abstractNumId="17" w15:restartNumberingAfterBreak="0">
     <w:nsid w:val="26554564"/>
     <w:multiLevelType w:val="multilevel"/>
     <w:tmpl w:val="7E5AA2AC"/>
@@ -9743,7 +10120,7 @@
       </w:rPr>
     </w:lvl>
   </w:abstractNum>
-  <w:abstractNum w:abstractNumId="16" w15:restartNumberingAfterBreak="0">
+  <w:abstractNum w:abstractNumId="18" w15:restartNumberingAfterBreak="0">
     <w:nsid w:val="285A3401"/>
     <w:multiLevelType w:val="multilevel"/>
     <w:tmpl w:val="6CB24262"/>
@@ -9892,7 +10269,7 @@
       </w:rPr>
     </w:lvl>
   </w:abstractNum>
-  <w:abstractNum w:abstractNumId="17" w15:restartNumberingAfterBreak="0">
+  <w:abstractNum w:abstractNumId="19" w15:restartNumberingAfterBreak="0">
     <w:nsid w:val="29F254C3"/>
     <w:multiLevelType w:val="multilevel"/>
     <w:tmpl w:val="F2BEF54E"/>
@@ -10041,7 +10418,7 @@
       </w:rPr>
     </w:lvl>
   </w:abstractNum>
-  <w:abstractNum w:abstractNumId="18" w15:restartNumberingAfterBreak="0">
+  <w:abstractNum w:abstractNumId="20" w15:restartNumberingAfterBreak="0">
     <w:nsid w:val="2A3C04B2"/>
     <w:multiLevelType w:val="hybridMultilevel"/>
     <w:tmpl w:val="B546AEBC"/>
@@ -10154,7 +10531,7 @@
       </w:rPr>
     </w:lvl>
   </w:abstractNum>
-  <w:abstractNum w:abstractNumId="19" w15:restartNumberingAfterBreak="0">
+  <w:abstractNum w:abstractNumId="21" w15:restartNumberingAfterBreak="0">
     <w:nsid w:val="2A6E67BD"/>
     <w:multiLevelType w:val="multilevel"/>
     <w:tmpl w:val="2E5AA62C"/>
@@ -10303,7 +10680,7 @@
       </w:rPr>
     </w:lvl>
   </w:abstractNum>
-  <w:abstractNum w:abstractNumId="20" w15:restartNumberingAfterBreak="0">
+  <w:abstractNum w:abstractNumId="22" w15:restartNumberingAfterBreak="0">
     <w:nsid w:val="2E1B751A"/>
     <w:multiLevelType w:val="multilevel"/>
     <w:tmpl w:val="6206E23E"/>
@@ -10452,7 +10829,156 @@
       </w:rPr>
     </w:lvl>
   </w:abstractNum>
-  <w:abstractNum w:abstractNumId="21" w15:restartNumberingAfterBreak="0">
+  <w:abstractNum w:abstractNumId="23" w15:restartNumberingAfterBreak="0">
+    <w:nsid w:val="2FB03F8D"/>
+    <w:multiLevelType w:val="multilevel"/>
+    <w:tmpl w:val="A58431A2"/>
+    <w:lvl w:ilvl="0">
+      <w:start w:val="1"/>
+      <w:numFmt w:val="bullet"/>
+      <w:lvlText w:val=""/>
+      <w:lvlJc w:val="left"/>
+      <w:pPr>
+        <w:tabs>
+          <w:tab w:val="num" w:pos="720"/>
+        </w:tabs>
+        <w:ind w:left="720" w:hanging="360"/>
+      </w:pPr>
+      <w:rPr>
+        <w:rFonts w:ascii="Symbol" w:hAnsi="Symbol" w:hint="default"/>
+        <w:sz w:val="20"/>
+      </w:rPr>
+    </w:lvl>
+    <w:lvl w:ilvl="1" w:tentative="1">
+      <w:start w:val="1"/>
+      <w:numFmt w:val="bullet"/>
+      <w:lvlText w:val="o"/>
+      <w:lvlJc w:val="left"/>
+      <w:pPr>
+        <w:tabs>
+          <w:tab w:val="num" w:pos="1440"/>
+        </w:tabs>
+        <w:ind w:left="1440" w:hanging="360"/>
+      </w:pPr>
+      <w:rPr>
+        <w:rFonts w:ascii="Courier New" w:hAnsi="Courier New" w:hint="default"/>
+        <w:sz w:val="20"/>
+      </w:rPr>
+    </w:lvl>
+    <w:lvl w:ilvl="2" w:tentative="1">
+      <w:start w:val="1"/>
+      <w:numFmt w:val="bullet"/>
+      <w:lvlText w:val=""/>
+      <w:lvlJc w:val="left"/>
+      <w:pPr>
+        <w:tabs>
+          <w:tab w:val="num" w:pos="2160"/>
+        </w:tabs>
+        <w:ind w:left="2160" w:hanging="360"/>
+      </w:pPr>
+      <w:rPr>
+        <w:rFonts w:ascii="Wingdings" w:hAnsi="Wingdings" w:hint="default"/>
+        <w:sz w:val="20"/>
+      </w:rPr>
+    </w:lvl>
+    <w:lvl w:ilvl="3" w:tentative="1">
+      <w:start w:val="1"/>
+      <w:numFmt w:val="bullet"/>
+      <w:lvlText w:val=""/>
+      <w:lvlJc w:val="left"/>
+      <w:pPr>
+        <w:tabs>
+          <w:tab w:val="num" w:pos="2880"/>
+        </w:tabs>
+        <w:ind w:left="2880" w:hanging="360"/>
+      </w:pPr>
+      <w:rPr>
+        <w:rFonts w:ascii="Wingdings" w:hAnsi="Wingdings" w:hint="default"/>
+        <w:sz w:val="20"/>
+      </w:rPr>
+    </w:lvl>
+    <w:lvl w:ilvl="4" w:tentative="1">
+      <w:start w:val="1"/>
+      <w:numFmt w:val="bullet"/>
+      <w:lvlText w:val=""/>
+      <w:lvlJc w:val="left"/>
+      <w:pPr>
+        <w:tabs>
+          <w:tab w:val="num" w:pos="3600"/>
+        </w:tabs>
+        <w:ind w:left="3600" w:hanging="360"/>
+      </w:pPr>
+      <w:rPr>
+        <w:rFonts w:ascii="Wingdings" w:hAnsi="Wingdings" w:hint="default"/>
+        <w:sz w:val="20"/>
+      </w:rPr>
+    </w:lvl>
+    <w:lvl w:ilvl="5" w:tentative="1">
+      <w:start w:val="1"/>
+      <w:numFmt w:val="bullet"/>
+      <w:lvlText w:val=""/>
+      <w:lvlJc w:val="left"/>
+      <w:pPr>
+        <w:tabs>
+          <w:tab w:val="num" w:pos="4320"/>
+        </w:tabs>
+        <w:ind w:left="4320" w:hanging="360"/>
+      </w:pPr>
+      <w:rPr>
+        <w:rFonts w:ascii="Wingdings" w:hAnsi="Wingdings" w:hint="default"/>
+        <w:sz w:val="20"/>
+      </w:rPr>
+    </w:lvl>
+    <w:lvl w:ilvl="6" w:tentative="1">
+      <w:start w:val="1"/>
+      <w:numFmt w:val="bullet"/>
+      <w:lvlText w:val=""/>
+      <w:lvlJc w:val="left"/>
+      <w:pPr>
+        <w:tabs>
+          <w:tab w:val="num" w:pos="5040"/>
+        </w:tabs>
+        <w:ind w:left="5040" w:hanging="360"/>
+      </w:pPr>
+      <w:rPr>
+        <w:rFonts w:ascii="Wingdings" w:hAnsi="Wingdings" w:hint="default"/>
+        <w:sz w:val="20"/>
+      </w:rPr>
+    </w:lvl>
+    <w:lvl w:ilvl="7" w:tentative="1">
+      <w:start w:val="1"/>
+      <w:numFmt w:val="bullet"/>
+      <w:lvlText w:val=""/>
+      <w:lvlJc w:val="left"/>
+      <w:pPr>
+        <w:tabs>
+          <w:tab w:val="num" w:pos="5760"/>
+        </w:tabs>
+        <w:ind w:left="5760" w:hanging="360"/>
+      </w:pPr>
+      <w:rPr>
+        <w:rFonts w:ascii="Wingdings" w:hAnsi="Wingdings" w:hint="default"/>
+        <w:sz w:val="20"/>
+      </w:rPr>
+    </w:lvl>
+    <w:lvl w:ilvl="8" w:tentative="1">
+      <w:start w:val="1"/>
+      <w:numFmt w:val="bullet"/>
+      <w:lvlText w:val=""/>
+      <w:lvlJc w:val="left"/>
+      <w:pPr>
+        <w:tabs>
+          <w:tab w:val="num" w:pos="6480"/>
+        </w:tabs>
+        <w:ind w:left="6480" w:hanging="360"/>
+      </w:pPr>
+      <w:rPr>
+        <w:rFonts w:ascii="Wingdings" w:hAnsi="Wingdings" w:hint="default"/>
+        <w:sz w:val="20"/>
+      </w:rPr>
+    </w:lvl>
+  </w:abstractNum>
+  <w:abstractNum w:abstractNumId="24" w15:restartNumberingAfterBreak="0">
     <w:nsid w:val="312A6436"/>
     <w:multiLevelType w:val="multilevel"/>
     <w:tmpl w:val="9000F46C"/>
@@ -10601,7 +11127,7 @@
       </w:rPr>
     </w:lvl>
   </w:abstractNum>
-  <w:abstractNum w:abstractNumId="22" w15:restartNumberingAfterBreak="0">
+  <w:abstractNum w:abstractNumId="25" w15:restartNumberingAfterBreak="0">
     <w:nsid w:val="32C56AB8"/>
     <w:multiLevelType w:val="multilevel"/>
     <w:tmpl w:val="B40A7604"/>
@@ -10750,7 +11276,7 @@
       </w:rPr>
     </w:lvl>
   </w:abstractNum>
-  <w:abstractNum w:abstractNumId="23" w15:restartNumberingAfterBreak="0">
+  <w:abstractNum w:abstractNumId="26" w15:restartNumberingAfterBreak="0">
     <w:nsid w:val="39414323"/>
     <w:multiLevelType w:val="multilevel"/>
     <w:tmpl w:val="A8AE9378"/>
@@ -10899,7 +11425,7 @@
       </w:rPr>
     </w:lvl>
   </w:abstractNum>
-  <w:abstractNum w:abstractNumId="24" w15:restartNumberingAfterBreak="0">
+  <w:abstractNum w:abstractNumId="27" w15:restartNumberingAfterBreak="0">
     <w:nsid w:val="3E91016E"/>
     <w:multiLevelType w:val="multilevel"/>
     <w:tmpl w:val="095ED8AA"/>
@@ -11048,7 +11574,7 @@
       </w:rPr>
     </w:lvl>
   </w:abstractNum>
-  <w:abstractNum w:abstractNumId="25" w15:restartNumberingAfterBreak="0">
+  <w:abstractNum w:abstractNumId="28" w15:restartNumberingAfterBreak="0">
     <w:nsid w:val="3EAF78B0"/>
     <w:multiLevelType w:val="multilevel"/>
     <w:tmpl w:val="B47CAD80"/>
@@ -11197,7 +11723,7 @@
       </w:rPr>
     </w:lvl>
   </w:abstractNum>
-  <w:abstractNum w:abstractNumId="26" w15:restartNumberingAfterBreak="0">
+  <w:abstractNum w:abstractNumId="29" w15:restartNumberingAfterBreak="0">
     <w:nsid w:val="46463CB5"/>
     <w:multiLevelType w:val="multilevel"/>
     <w:tmpl w:val="4E7AF214"/>
@@ -11346,7 +11872,7 @@
       </w:rPr>
     </w:lvl>
   </w:abstractNum>
-  <w:abstractNum w:abstractNumId="27" w15:restartNumberingAfterBreak="0">
+  <w:abstractNum w:abstractNumId="30" w15:restartNumberingAfterBreak="0">
     <w:nsid w:val="464D3C80"/>
     <w:multiLevelType w:val="multilevel"/>
     <w:tmpl w:val="7E588BBA"/>
@@ -11495,7 +12021,7 @@
       </w:rPr>
     </w:lvl>
   </w:abstractNum>
-  <w:abstractNum w:abstractNumId="28" w15:restartNumberingAfterBreak="0">
+  <w:abstractNum w:abstractNumId="31" w15:restartNumberingAfterBreak="0">
     <w:nsid w:val="490764F6"/>
     <w:multiLevelType w:val="multilevel"/>
     <w:tmpl w:val="EF92443A"/>
@@ -11644,7 +12170,7 @@
       </w:rPr>
     </w:lvl>
   </w:abstractNum>
-  <w:abstractNum w:abstractNumId="29" w15:restartNumberingAfterBreak="0">
+  <w:abstractNum w:abstractNumId="32" w15:restartNumberingAfterBreak="0">
     <w:nsid w:val="4C8F5902"/>
     <w:multiLevelType w:val="multilevel"/>
     <w:tmpl w:val="DCE86138"/>
@@ -11793,7 +12319,156 @@
       </w:rPr>
     </w:lvl>
   </w:abstractNum>
-  <w:abstractNum w:abstractNumId="30" w15:restartNumberingAfterBreak="0">
+  <w:abstractNum w:abstractNumId="33" w15:restartNumberingAfterBreak="0">
+    <w:nsid w:val="50010AC1"/>
+    <w:multiLevelType w:val="multilevel"/>
+    <w:tmpl w:val="7E0641C2"/>
+    <w:lvl w:ilvl="0">
+      <w:start w:val="1"/>
+      <w:numFmt w:val="bullet"/>
+      <w:lvlText w:val=""/>
+      <w:lvlJc w:val="left"/>
+      <w:pPr>
+        <w:tabs>
+          <w:tab w:val="num" w:pos="720"/>
+        </w:tabs>
+        <w:ind w:left="720" w:hanging="360"/>
+      </w:pPr>
+      <w:rPr>
+        <w:rFonts w:ascii="Symbol" w:hAnsi="Symbol" w:hint="default"/>
+        <w:sz w:val="20"/>
+      </w:rPr>
+    </w:lvl>
+    <w:lvl w:ilvl="1" w:tentative="1">
+      <w:start w:val="1"/>
+      <w:numFmt w:val="bullet"/>
+      <w:lvlText w:val="o"/>
+      <w:lvlJc w:val="left"/>
+      <w:pPr>
+        <w:tabs>
+          <w:tab w:val="num" w:pos="1440"/>
+        </w:tabs>
+        <w:ind w:left="1440" w:hanging="360"/>
+      </w:pPr>
+      <w:rPr>
+        <w:rFonts w:ascii="Courier New" w:hAnsi="Courier New" w:hint="default"/>
+        <w:sz w:val="20"/>
+      </w:rPr>
+    </w:lvl>
+    <w:lvl w:ilvl="2" w:tentative="1">
+      <w:start w:val="1"/>
+      <w:numFmt w:val="bullet"/>
+      <w:lvlText w:val=""/>
+      <w:lvlJc w:val="left"/>
+      <w:pPr>
+        <w:tabs>
+          <w:tab w:val="num" w:pos="2160"/>
+        </w:tabs>
+        <w:ind w:left="2160" w:hanging="360"/>
+      </w:pPr>
+      <w:rPr>
+        <w:rFonts w:ascii="Wingdings" w:hAnsi="Wingdings" w:hint="default"/>
+        <w:sz w:val="20"/>
+      </w:rPr>
+    </w:lvl>
+    <w:lvl w:ilvl="3" w:tentative="1">
+      <w:start w:val="1"/>
+      <w:numFmt w:val="bullet"/>
+      <w:lvlText w:val=""/>
+      <w:lvlJc w:val="left"/>
+      <w:pPr>
+        <w:tabs>
+          <w:tab w:val="num" w:pos="2880"/>
+        </w:tabs>
+        <w:ind w:left="2880" w:hanging="360"/>
+      </w:pPr>
+      <w:rPr>
+        <w:rFonts w:ascii="Wingdings" w:hAnsi="Wingdings" w:hint="default"/>
+        <w:sz w:val="20"/>
+      </w:rPr>
+    </w:lvl>
+    <w:lvl w:ilvl="4" w:tentative="1">
+      <w:start w:val="1"/>
+      <w:numFmt w:val="bullet"/>
+      <w:lvlText w:val=""/>
+      <w:lvlJc w:val="left"/>
+      <w:pPr>
+        <w:tabs>
+          <w:tab w:val="num" w:pos="3600"/>
+        </w:tabs>
+        <w:ind w:left="3600" w:hanging="360"/>
+      </w:pPr>
+      <w:rPr>
+        <w:rFonts w:ascii="Wingdings" w:hAnsi="Wingdings" w:hint="default"/>
+        <w:sz w:val="20"/>
+      </w:rPr>
+    </w:lvl>
+    <w:lvl w:ilvl="5" w:tentative="1">
+      <w:start w:val="1"/>
+      <w:numFmt w:val="bullet"/>
+      <w:lvlText w:val=""/>
+      <w:lvlJc w:val="left"/>
+      <w:pPr>
+        <w:tabs>
+          <w:tab w:val="num" w:pos="4320"/>
+        </w:tabs>
+        <w:ind w:left="4320" w:hanging="360"/>
+      </w:pPr>
+      <w:rPr>
+        <w:rFonts w:ascii="Wingdings" w:hAnsi="Wingdings" w:hint="default"/>
+        <w:sz w:val="20"/>
+      </w:rPr>
+    </w:lvl>
+    <w:lvl w:ilvl="6" w:tentative="1">
+      <w:start w:val="1"/>
+      <w:numFmt w:val="bullet"/>
+      <w:lvlText w:val=""/>
+      <w:lvlJc w:val="left"/>
+      <w:pPr>
+        <w:tabs>
+          <w:tab w:val="num" w:pos="5040"/>
+        </w:tabs>
+        <w:ind w:left="5040" w:hanging="360"/>
+      </w:pPr>
+      <w:rPr>
+        <w:rFonts w:ascii="Wingdings" w:hAnsi="Wingdings" w:hint="default"/>
+        <w:sz w:val="20"/>
+      </w:rPr>
+    </w:lvl>
+    <w:lvl w:ilvl="7" w:tentative="1">
+      <w:start w:val="1"/>
+      <w:numFmt w:val="bullet"/>
+      <w:lvlText w:val=""/>
+      <w:lvlJc w:val="left"/>
+      <w:pPr>
+        <w:tabs>
+          <w:tab w:val="num" w:pos="5760"/>
+        </w:tabs>
+        <w:ind w:left="5760" w:hanging="360"/>
+      </w:pPr>
+      <w:rPr>
+        <w:rFonts w:ascii="Wingdings" w:hAnsi="Wingdings" w:hint="default"/>
+        <w:sz w:val="20"/>
+      </w:rPr>
+    </w:lvl>
+    <w:lvl w:ilvl="8" w:tentative="1">
+      <w:start w:val="1"/>
+      <w:numFmt w:val="bullet"/>
+      <w:lvlText w:val=""/>
+      <w:lvlJc w:val="left"/>
+      <w:pPr>
+        <w:tabs>
+          <w:tab w:val="num" w:pos="6480"/>
+        </w:tabs>
+        <w:ind w:left="6480" w:hanging="360"/>
+      </w:pPr>
+      <w:rPr>
+        <w:rFonts w:ascii="Wingdings" w:hAnsi="Wingdings" w:hint="default"/>
+        <w:sz w:val="20"/>
+      </w:rPr>
+    </w:lvl>
+  </w:abstractNum>
+  <w:abstractNum w:abstractNumId="34" w15:restartNumberingAfterBreak="0">
     <w:nsid w:val="548947AF"/>
     <w:multiLevelType w:val="multilevel"/>
     <w:tmpl w:val="9CE80C98"/>
@@ -11942,7 +12617,7 @@
       </w:rPr>
     </w:lvl>
   </w:abstractNum>
-  <w:abstractNum w:abstractNumId="31" w15:restartNumberingAfterBreak="0">
+  <w:abstractNum w:abstractNumId="35" w15:restartNumberingAfterBreak="0">
     <w:nsid w:val="56CA53EF"/>
     <w:multiLevelType w:val="multilevel"/>
     <w:tmpl w:val="84FE6970"/>
@@ -12091,7 +12766,7 @@
       </w:rPr>
     </w:lvl>
   </w:abstractNum>
-  <w:abstractNum w:abstractNumId="32" w15:restartNumberingAfterBreak="0">
+  <w:abstractNum w:abstractNumId="36" w15:restartNumberingAfterBreak="0">
     <w:nsid w:val="58A9018C"/>
     <w:multiLevelType w:val="multilevel"/>
     <w:tmpl w:val="315E6C52"/>
@@ -12240,7 +12915,7 @@
       </w:rPr>
     </w:lvl>
   </w:abstractNum>
-  <w:abstractNum w:abstractNumId="33" w15:restartNumberingAfterBreak="0">
+  <w:abstractNum w:abstractNumId="37" w15:restartNumberingAfterBreak="0">
     <w:nsid w:val="58DE1064"/>
     <w:multiLevelType w:val="multilevel"/>
     <w:tmpl w:val="DEB0A63E"/>
@@ -12389,7 +13064,7 @@
       </w:rPr>
     </w:lvl>
   </w:abstractNum>
-  <w:abstractNum w:abstractNumId="34" w15:restartNumberingAfterBreak="0">
+  <w:abstractNum w:abstractNumId="38" w15:restartNumberingAfterBreak="0">
     <w:nsid w:val="592C475E"/>
     <w:multiLevelType w:val="multilevel"/>
     <w:tmpl w:val="33E4F838"/>
@@ -12538,7 +13213,7 @@
       </w:rPr>
     </w:lvl>
   </w:abstractNum>
-  <w:abstractNum w:abstractNumId="35" w15:restartNumberingAfterBreak="0">
+  <w:abstractNum w:abstractNumId="39" w15:restartNumberingAfterBreak="0">
     <w:nsid w:val="5A596376"/>
     <w:multiLevelType w:val="hybridMultilevel"/>
     <w:tmpl w:val="F6861CAC"/>
@@ -12651,7 +13326,7 @@
       </w:rPr>
     </w:lvl>
   </w:abstractNum>
-  <w:abstractNum w:abstractNumId="36" w15:restartNumberingAfterBreak="0">
+  <w:abstractNum w:abstractNumId="40" w15:restartNumberingAfterBreak="0">
     <w:nsid w:val="5A7C06C0"/>
     <w:multiLevelType w:val="multilevel"/>
     <w:tmpl w:val="2F0AE228"/>
@@ -12800,7 +13475,7 @@
       </w:rPr>
     </w:lvl>
   </w:abstractNum>
-  <w:abstractNum w:abstractNumId="37" w15:restartNumberingAfterBreak="0">
+  <w:abstractNum w:abstractNumId="41" w15:restartNumberingAfterBreak="0">
     <w:nsid w:val="5BA93CB4"/>
     <w:multiLevelType w:val="hybridMultilevel"/>
     <w:tmpl w:val="28D2839A"/>
@@ -12913,7 +13588,156 @@
       </w:rPr>
     </w:lvl>
   </w:abstractNum>
-  <w:abstractNum w:abstractNumId="38" w15:restartNumberingAfterBreak="0">
+  <w:abstractNum w:abstractNumId="42" w15:restartNumberingAfterBreak="0">
+    <w:nsid w:val="673532A1"/>
+    <w:multiLevelType w:val="multilevel"/>
+    <w:tmpl w:val="1682FA20"/>
+    <w:lvl w:ilvl="0">
+      <w:start w:val="1"/>
+      <w:numFmt w:val="bullet"/>
+      <w:lvlText w:val=""/>
+      <w:lvlJc w:val="left"/>
+      <w:pPr>
+        <w:tabs>
+          <w:tab w:val="num" w:pos="720"/>
+        </w:tabs>
+        <w:ind w:left="720" w:hanging="360"/>
+      </w:pPr>
+      <w:rPr>
+        <w:rFonts w:ascii="Symbol" w:hAnsi="Symbol" w:hint="default"/>
+        <w:sz w:val="20"/>
+      </w:rPr>
+    </w:lvl>
+    <w:lvl w:ilvl="1" w:tentative="1">
+      <w:start w:val="1"/>
+      <w:numFmt w:val="bullet"/>
+      <w:lvlText w:val="o"/>
+      <w:lvlJc w:val="left"/>
+      <w:pPr>
+        <w:tabs>
+          <w:tab w:val="num" w:pos="1440"/>
+        </w:tabs>
+        <w:ind w:left="1440" w:hanging="360"/>
+      </w:pPr>
+      <w:rPr>
+        <w:rFonts w:ascii="Courier New" w:hAnsi="Courier New" w:hint="default"/>
+        <w:sz w:val="20"/>
+      </w:rPr>
+    </w:lvl>
+    <w:lvl w:ilvl="2" w:tentative="1">
+      <w:start w:val="1"/>
+      <w:numFmt w:val="bullet"/>
+      <w:lvlText w:val=""/>
+      <w:lvlJc w:val="left"/>
+      <w:pPr>
+        <w:tabs>
+          <w:tab w:val="num" w:pos="2160"/>
+        </w:tabs>
+        <w:ind w:left="2160" w:hanging="360"/>
+      </w:pPr>
+      <w:rPr>
+        <w:rFonts w:ascii="Wingdings" w:hAnsi="Wingdings" w:hint="default"/>
+        <w:sz w:val="20"/>
+      </w:rPr>
+    </w:lvl>
+    <w:lvl w:ilvl="3" w:tentative="1">
+      <w:start w:val="1"/>
+      <w:numFmt w:val="bullet"/>
+      <w:lvlText w:val=""/>
+      <w:lvlJc w:val="left"/>
+      <w:pPr>
+        <w:tabs>
+          <w:tab w:val="num" w:pos="2880"/>
+        </w:tabs>
+        <w:ind w:left="2880" w:hanging="360"/>
+      </w:pPr>
+      <w:rPr>
+        <w:rFonts w:ascii="Wingdings" w:hAnsi="Wingdings" w:hint="default"/>
+        <w:sz w:val="20"/>
+      </w:rPr>
+    </w:lvl>
+    <w:lvl w:ilvl="4" w:tentative="1">
+      <w:start w:val="1"/>
+      <w:numFmt w:val="bullet"/>
+      <w:lvlText w:val=""/>
+      <w:lvlJc w:val="left"/>
+      <w:pPr>
+        <w:tabs>
+          <w:tab w:val="num" w:pos="3600"/>
+        </w:tabs>
+        <w:ind w:left="3600" w:hanging="360"/>
+      </w:pPr>
+      <w:rPr>
+        <w:rFonts w:ascii="Wingdings" w:hAnsi="Wingdings" w:hint="default"/>
+        <w:sz w:val="20"/>
+      </w:rPr>
+    </w:lvl>
+    <w:lvl w:ilvl="5" w:tentative="1">
+      <w:start w:val="1"/>
+      <w:numFmt w:val="bullet"/>
+      <w:lvlText w:val=""/>
+      <w:lvlJc w:val="left"/>
+      <w:pPr>
+        <w:tabs>
+          <w:tab w:val="num" w:pos="4320"/>
+        </w:tabs>
+        <w:ind w:left="4320" w:hanging="360"/>
+      </w:pPr>
+      <w:rPr>
+        <w:rFonts w:ascii="Wingdings" w:hAnsi="Wingdings" w:hint="default"/>
+        <w:sz w:val="20"/>
+      </w:rPr>
+    </w:lvl>
+    <w:lvl w:ilvl="6" w:tentative="1">
+      <w:start w:val="1"/>
+      <w:numFmt w:val="bullet"/>
+      <w:lvlText w:val=""/>
+      <w:lvlJc w:val="left"/>
+      <w:pPr>
+        <w:tabs>
+          <w:tab w:val="num" w:pos="5040"/>
+        </w:tabs>
+        <w:ind w:left="5040" w:hanging="360"/>
+      </w:pPr>
+      <w:rPr>
+        <w:rFonts w:ascii="Wingdings" w:hAnsi="Wingdings" w:hint="default"/>
+        <w:sz w:val="20"/>
+      </w:rPr>
+    </w:lvl>
+    <w:lvl w:ilvl="7" w:tentative="1">
+      <w:start w:val="1"/>
+      <w:numFmt w:val="bullet"/>
+      <w:lvlText w:val=""/>
+      <w:lvlJc w:val="left"/>
+      <w:pPr>
+        <w:tabs>
+          <w:tab w:val="num" w:pos="5760"/>
+        </w:tabs>
+        <w:ind w:left="5760" w:hanging="360"/>
+      </w:pPr>
+      <w:rPr>
+        <w:rFonts w:ascii="Wingdings" w:hAnsi="Wingdings" w:hint="default"/>
+        <w:sz w:val="20"/>
+      </w:rPr>
+    </w:lvl>
+    <w:lvl w:ilvl="8" w:tentative="1">
+      <w:start w:val="1"/>
+      <w:numFmt w:val="bullet"/>
+      <w:lvlText w:val=""/>
+      <w:lvlJc w:val="left"/>
+      <w:pPr>
+        <w:tabs>
+          <w:tab w:val="num" w:pos="6480"/>
+        </w:tabs>
+        <w:ind w:left="6480" w:hanging="360"/>
+      </w:pPr>
+      <w:rPr>
+        <w:rFonts w:ascii="Wingdings" w:hAnsi="Wingdings" w:hint="default"/>
+        <w:sz w:val="20"/>
+      </w:rPr>
+    </w:lvl>
+  </w:abstractNum>
+  <w:abstractNum w:abstractNumId="43" w15:restartNumberingAfterBreak="0">
     <w:nsid w:val="692C0D66"/>
     <w:multiLevelType w:val="multilevel"/>
     <w:tmpl w:val="63A428EC"/>
@@ -13062,7 +13886,7 @@
       </w:rPr>
     </w:lvl>
   </w:abstractNum>
-  <w:abstractNum w:abstractNumId="39" w15:restartNumberingAfterBreak="0">
+  <w:abstractNum w:abstractNumId="44" w15:restartNumberingAfterBreak="0">
     <w:nsid w:val="6D42561B"/>
     <w:multiLevelType w:val="multilevel"/>
     <w:tmpl w:val="2F54275A"/>
@@ -13211,7 +14035,7 @@
       </w:rPr>
     </w:lvl>
   </w:abstractNum>
-  <w:abstractNum w:abstractNumId="40" w15:restartNumberingAfterBreak="0">
+  <w:abstractNum w:abstractNumId="45" w15:restartNumberingAfterBreak="0">
     <w:nsid w:val="6F054F5B"/>
     <w:multiLevelType w:val="multilevel"/>
     <w:tmpl w:val="1AB63212"/>
@@ -13360,7 +14184,7 @@
       </w:rPr>
     </w:lvl>
   </w:abstractNum>
-  <w:abstractNum w:abstractNumId="41" w15:restartNumberingAfterBreak="0">
+  <w:abstractNum w:abstractNumId="46" w15:restartNumberingAfterBreak="0">
     <w:nsid w:val="71994CDE"/>
     <w:multiLevelType w:val="multilevel"/>
     <w:tmpl w:val="49BC38DC"/>
@@ -13509,7 +14333,7 @@
       </w:rPr>
     </w:lvl>
   </w:abstractNum>
-  <w:abstractNum w:abstractNumId="42" w15:restartNumberingAfterBreak="0">
+  <w:abstractNum w:abstractNumId="47" w15:restartNumberingAfterBreak="0">
     <w:nsid w:val="74A23843"/>
     <w:multiLevelType w:val="multilevel"/>
     <w:tmpl w:val="2FB49A04"/>
@@ -13658,7 +14482,7 @@
       </w:rPr>
     </w:lvl>
   </w:abstractNum>
-  <w:abstractNum w:abstractNumId="43" w15:restartNumberingAfterBreak="0">
+  <w:abstractNum w:abstractNumId="48" w15:restartNumberingAfterBreak="0">
     <w:nsid w:val="798C3BE5"/>
     <w:multiLevelType w:val="multilevel"/>
     <w:tmpl w:val="0578278C"/>
@@ -13807,7 +14631,7 @@
       </w:rPr>
     </w:lvl>
   </w:abstractNum>
-  <w:abstractNum w:abstractNumId="44" w15:restartNumberingAfterBreak="0">
+  <w:abstractNum w:abstractNumId="49" w15:restartNumberingAfterBreak="0">
     <w:nsid w:val="7C812BE2"/>
     <w:multiLevelType w:val="multilevel"/>
     <w:tmpl w:val="8F182BF6"/>
@@ -13957,64 +14781,64 @@
     </w:lvl>
   </w:abstractNum>
   <w:num w:numId="1">
-    <w:abstractNumId w:val="23"/>
+    <w:abstractNumId w:val="26"/>
   </w:num>
   <w:num w:numId="2">
-    <w:abstractNumId w:val="35"/>
+    <w:abstractNumId w:val="39"/>
   </w:num>
   <w:num w:numId="3">
-    <w:abstractNumId w:val="18"/>
+    <w:abstractNumId w:val="20"/>
   </w:num>
   <w:num w:numId="4">
-    <w:abstractNumId w:val="37"/>
+    <w:abstractNumId w:val="41"/>
   </w:num>
   <w:num w:numId="5">
     <w:abstractNumId w:val="8"/>
   </w:num>
   <w:num w:numId="6">
-    <w:abstractNumId w:val="41"/>
+    <w:abstractNumId w:val="46"/>
   </w:num>
   <w:num w:numId="7">
-    <w:abstractNumId w:val="31"/>
+    <w:abstractNumId w:val="35"/>
   </w:num>
   <w:num w:numId="8">
-    <w:abstractNumId w:val="14"/>
+    <w:abstractNumId w:val="15"/>
   </w:num>
   <w:num w:numId="9">
-    <w:abstractNumId w:val="27"/>
+    <w:abstractNumId w:val="30"/>
   </w:num>
   <w:num w:numId="10">
-    <w:abstractNumId w:val="43"/>
+    <w:abstractNumId w:val="48"/>
   </w:num>
   <w:num w:numId="11">
+    <w:abstractNumId w:val="24"/>
+  </w:num>
+  <w:num w:numId="12">
     <w:abstractNumId w:val="21"/>
   </w:num>
-  <w:num w:numId="12">
-    <w:abstractNumId w:val="19"/>
-  </w:num>
   <w:num w:numId="13">
-    <w:abstractNumId w:val="26"/>
+    <w:abstractNumId w:val="29"/>
   </w:num>
   <w:num w:numId="14">
-    <w:abstractNumId w:val="33"/>
+    <w:abstractNumId w:val="37"/>
   </w:num>
   <w:num w:numId="15">
     <w:abstractNumId w:val="6"/>
   </w:num>
   <w:num w:numId="16">
-    <w:abstractNumId w:val="17"/>
+    <w:abstractNumId w:val="19"/>
   </w:num>
   <w:num w:numId="17">
-    <w:abstractNumId w:val="28"/>
+    <w:abstractNumId w:val="31"/>
   </w:num>
   <w:num w:numId="18">
-    <w:abstractNumId w:val="36"/>
+    <w:abstractNumId w:val="40"/>
   </w:num>
   <w:num w:numId="19">
-    <w:abstractNumId w:val="40"/>
+    <w:abstractNumId w:val="45"/>
   </w:num>
   <w:num w:numId="20">
-    <w:abstractNumId w:val="38"/>
+    <w:abstractNumId w:val="43"/>
   </w:num>
   <w:num w:numId="21">
     <w:abstractNumId w:val="2"/>
@@ -14026,70 +14850,85 @@
     <w:abstractNumId w:val="11"/>
   </w:num>
   <w:num w:numId="24">
-    <w:abstractNumId w:val="12"/>
+    <w:abstractNumId w:val="13"/>
   </w:num>
   <w:num w:numId="25">
-    <w:abstractNumId w:val="16"/>
+    <w:abstractNumId w:val="18"/>
   </w:num>
   <w:num w:numId="26">
-    <w:abstractNumId w:val="24"/>
+    <w:abstractNumId w:val="27"/>
   </w:num>
   <w:num w:numId="27">
     <w:abstractNumId w:val="7"/>
   </w:num>
   <w:num w:numId="28">
-    <w:abstractNumId w:val="32"/>
+    <w:abstractNumId w:val="36"/>
   </w:num>
   <w:num w:numId="29">
     <w:abstractNumId w:val="3"/>
   </w:num>
   <w:num w:numId="30">
-    <w:abstractNumId w:val="39"/>
+    <w:abstractNumId w:val="44"/>
   </w:num>
   <w:num w:numId="31">
     <w:abstractNumId w:val="4"/>
   </w:num>
   <w:num w:numId="32">
-    <w:abstractNumId w:val="25"/>
+    <w:abstractNumId w:val="28"/>
   </w:num>
   <w:num w:numId="33">
-    <w:abstractNumId w:val="30"/>
+    <w:abstractNumId w:val="34"/>
   </w:num>
   <w:num w:numId="34">
-    <w:abstractNumId w:val="29"/>
+    <w:abstractNumId w:val="32"/>
   </w:num>
   <w:num w:numId="35">
     <w:abstractNumId w:val="0"/>
   </w:num>
   <w:num w:numId="36">
-    <w:abstractNumId w:val="15"/>
+    <w:abstractNumId w:val="17"/>
   </w:num>
   <w:num w:numId="37">
     <w:abstractNumId w:val="9"/>
   </w:num>
   <w:num w:numId="38">
-    <w:abstractNumId w:val="44"/>
+    <w:abstractNumId w:val="49"/>
   </w:num>
   <w:num w:numId="39">
-    <w:abstractNumId w:val="22"/>
+    <w:abstractNumId w:val="25"/>
   </w:num>
   <w:num w:numId="40">
-    <w:abstractNumId w:val="42"/>
+    <w:abstractNumId w:val="47"/>
   </w:num>
   <w:num w:numId="41">
     <w:abstractNumId w:val="10"/>
   </w:num>
   <w:num w:numId="42">
-    <w:abstractNumId w:val="34"/>
+    <w:abstractNumId w:val="38"/>
   </w:num>
   <w:num w:numId="43">
-    <w:abstractNumId w:val="13"/>
+    <w:abstractNumId w:val="14"/>
   </w:num>
   <w:num w:numId="44">
-    <w:abstractNumId w:val="20"/>
+    <w:abstractNumId w:val="22"/>
   </w:num>
   <w:num w:numId="45">
     <w:abstractNumId w:val="5"/>
+  </w:num>
+  <w:num w:numId="46">
+    <w:abstractNumId w:val="42"/>
+  </w:num>
+  <w:num w:numId="47">
+    <w:abstractNumId w:val="23"/>
+  </w:num>
+  <w:num w:numId="48">
+    <w:abstractNumId w:val="33"/>
+  </w:num>
+  <w:num w:numId="49">
+    <w:abstractNumId w:val="12"/>
+  </w:num>
+  <w:num w:numId="50">
+    <w:abstractNumId w:val="16"/>
   </w:num>
 </w:numbering>
 </file>
@@ -14901,7 +15740,7 @@
 </file>
 
 <file path=customXml/itemProps1.xml><?xml version="1.0" encoding="utf-8"?>
-<ds:datastoreItem xmlns:ds="http://schemas.openxmlformats.org/officeDocument/2006/customXml" ds:itemID="{82FD43AD-DC06-4248-95B9-4AC3384FC33A}">
+<ds:datastoreItem xmlns:ds="http://schemas.openxmlformats.org/officeDocument/2006/customXml" ds:itemID="{68E56F23-5D5A-4EF5-AA1A-14891580B9E9}">
   <ds:schemaRefs>
     <ds:schemaRef ds:uri="http://schemas.openxmlformats.org/officeDocument/2006/bibliography"/>
   </ds:schemaRefs>

--- a/docs/06_Daily_Coding_&_Technical.docx
+++ b/docs/06_Daily_Coding_&_Technical.docx
@@ -6413,7 +6413,7 @@
         <w:pStyle w:val="NormalWeb"/>
         <w:numPr>
           <w:ilvl w:val="0"/>
-          <w:numId w:val="33"/>
+          <w:numId w:val="30"/>
         </w:numPr>
       </w:pPr>
       <w:r>
@@ -6425,7 +6425,7 @@
         <w:pStyle w:val="NormalWeb"/>
         <w:numPr>
           <w:ilvl w:val="0"/>
-          <w:numId w:val="33"/>
+          <w:numId w:val="30"/>
         </w:numPr>
       </w:pPr>
       <w:r>
@@ -6437,7 +6437,7 @@
         <w:pStyle w:val="NormalWeb"/>
         <w:numPr>
           <w:ilvl w:val="0"/>
-          <w:numId w:val="33"/>
+          <w:numId w:val="30"/>
         </w:numPr>
       </w:pPr>
       <w:r>
@@ -6449,7 +6449,7 @@
         <w:pStyle w:val="NormalWeb"/>
         <w:numPr>
           <w:ilvl w:val="0"/>
-          <w:numId w:val="33"/>
+          <w:numId w:val="30"/>
         </w:numPr>
       </w:pPr>
       <w:r>
@@ -6461,7 +6461,7 @@
         <w:pStyle w:val="NormalWeb"/>
         <w:numPr>
           <w:ilvl w:val="0"/>
-          <w:numId w:val="33"/>
+          <w:numId w:val="30"/>
         </w:numPr>
       </w:pPr>
       <w:r>
@@ -6484,7 +6484,7 @@
         <w:pStyle w:val="NormalWeb"/>
         <w:numPr>
           <w:ilvl w:val="0"/>
-          <w:numId w:val="34"/>
+          <w:numId w:val="31"/>
         </w:numPr>
       </w:pPr>
       <w:r>
@@ -6507,7 +6507,7 @@
         <w:pStyle w:val="NormalWeb"/>
         <w:numPr>
           <w:ilvl w:val="0"/>
-          <w:numId w:val="35"/>
+          <w:numId w:val="32"/>
         </w:numPr>
       </w:pPr>
       <w:r>
@@ -6566,7 +6566,7 @@
         <w:pStyle w:val="NormalWeb"/>
         <w:numPr>
           <w:ilvl w:val="0"/>
-          <w:numId w:val="36"/>
+          <w:numId w:val="33"/>
         </w:numPr>
       </w:pPr>
       <w:r>
@@ -6578,7 +6578,7 @@
         <w:pStyle w:val="NormalWeb"/>
         <w:numPr>
           <w:ilvl w:val="0"/>
-          <w:numId w:val="36"/>
+          <w:numId w:val="33"/>
         </w:numPr>
       </w:pPr>
       <w:r>
@@ -6590,7 +6590,7 @@
         <w:pStyle w:val="NormalWeb"/>
         <w:numPr>
           <w:ilvl w:val="0"/>
-          <w:numId w:val="36"/>
+          <w:numId w:val="33"/>
         </w:numPr>
       </w:pPr>
       <w:r>
@@ -6613,7 +6613,7 @@
         <w:pStyle w:val="NormalWeb"/>
         <w:numPr>
           <w:ilvl w:val="0"/>
-          <w:numId w:val="37"/>
+          <w:numId w:val="34"/>
         </w:numPr>
       </w:pPr>
       <w:r>
@@ -6625,7 +6625,7 @@
         <w:pStyle w:val="NormalWeb"/>
         <w:numPr>
           <w:ilvl w:val="0"/>
-          <w:numId w:val="37"/>
+          <w:numId w:val="34"/>
         </w:numPr>
       </w:pPr>
       <w:r>
@@ -6648,7 +6648,7 @@
         <w:pStyle w:val="NormalWeb"/>
         <w:numPr>
           <w:ilvl w:val="0"/>
-          <w:numId w:val="38"/>
+          <w:numId w:val="35"/>
         </w:numPr>
       </w:pPr>
       <w:r>
@@ -6713,7 +6713,7 @@
         <w:pStyle w:val="NormalWeb"/>
         <w:numPr>
           <w:ilvl w:val="0"/>
-          <w:numId w:val="39"/>
+          <w:numId w:val="36"/>
         </w:numPr>
       </w:pPr>
       <w:r>
@@ -6725,7 +6725,7 @@
         <w:pStyle w:val="NormalWeb"/>
         <w:numPr>
           <w:ilvl w:val="0"/>
-          <w:numId w:val="39"/>
+          <w:numId w:val="36"/>
         </w:numPr>
       </w:pPr>
       <w:r>
@@ -6737,7 +6737,7 @@
         <w:pStyle w:val="NormalWeb"/>
         <w:numPr>
           <w:ilvl w:val="0"/>
-          <w:numId w:val="39"/>
+          <w:numId w:val="36"/>
         </w:numPr>
       </w:pPr>
       <w:r>
@@ -6760,7 +6760,7 @@
         <w:pStyle w:val="NormalWeb"/>
         <w:numPr>
           <w:ilvl w:val="0"/>
-          <w:numId w:val="40"/>
+          <w:numId w:val="37"/>
         </w:numPr>
       </w:pPr>
       <w:r>
@@ -6772,7 +6772,7 @@
         <w:pStyle w:val="NormalWeb"/>
         <w:numPr>
           <w:ilvl w:val="0"/>
-          <w:numId w:val="40"/>
+          <w:numId w:val="37"/>
         </w:numPr>
       </w:pPr>
       <w:r>
@@ -6795,7 +6795,7 @@
         <w:pStyle w:val="NormalWeb"/>
         <w:numPr>
           <w:ilvl w:val="0"/>
-          <w:numId w:val="41"/>
+          <w:numId w:val="38"/>
         </w:numPr>
       </w:pPr>
       <w:r>
@@ -6851,7 +6851,7 @@
         <w:pStyle w:val="NormalWeb"/>
         <w:numPr>
           <w:ilvl w:val="0"/>
-          <w:numId w:val="42"/>
+          <w:numId w:val="39"/>
         </w:numPr>
       </w:pPr>
       <w:r>
@@ -6863,7 +6863,7 @@
         <w:pStyle w:val="NormalWeb"/>
         <w:numPr>
           <w:ilvl w:val="0"/>
-          <w:numId w:val="42"/>
+          <w:numId w:val="39"/>
         </w:numPr>
       </w:pPr>
       <w:r>
@@ -6875,7 +6875,7 @@
         <w:pStyle w:val="NormalWeb"/>
         <w:numPr>
           <w:ilvl w:val="0"/>
-          <w:numId w:val="42"/>
+          <w:numId w:val="39"/>
         </w:numPr>
       </w:pPr>
       <w:r>
@@ -6887,7 +6887,7 @@
         <w:pStyle w:val="NormalWeb"/>
         <w:numPr>
           <w:ilvl w:val="0"/>
-          <w:numId w:val="42"/>
+          <w:numId w:val="39"/>
         </w:numPr>
       </w:pPr>
       <w:r>
@@ -6907,7 +6907,7 @@
         <w:pStyle w:val="NormalWeb"/>
         <w:numPr>
           <w:ilvl w:val="0"/>
-          <w:numId w:val="43"/>
+          <w:numId w:val="40"/>
         </w:numPr>
       </w:pPr>
       <w:r>
@@ -6919,7 +6919,7 @@
         <w:pStyle w:val="NormalWeb"/>
         <w:numPr>
           <w:ilvl w:val="0"/>
-          <w:numId w:val="43"/>
+          <w:numId w:val="40"/>
         </w:numPr>
       </w:pPr>
       <w:r>
@@ -6931,7 +6931,7 @@
         <w:pStyle w:val="NormalWeb"/>
         <w:numPr>
           <w:ilvl w:val="0"/>
-          <w:numId w:val="43"/>
+          <w:numId w:val="40"/>
         </w:numPr>
       </w:pPr>
       <w:r>
@@ -6943,7 +6943,7 @@
         <w:pStyle w:val="NormalWeb"/>
         <w:numPr>
           <w:ilvl w:val="0"/>
-          <w:numId w:val="43"/>
+          <w:numId w:val="40"/>
         </w:numPr>
       </w:pPr>
       <w:r>
@@ -6963,7 +6963,7 @@
         <w:pStyle w:val="NormalWeb"/>
         <w:numPr>
           <w:ilvl w:val="0"/>
-          <w:numId w:val="44"/>
+          <w:numId w:val="41"/>
         </w:numPr>
       </w:pPr>
       <w:r>
@@ -6975,7 +6975,7 @@
         <w:pStyle w:val="NormalWeb"/>
         <w:numPr>
           <w:ilvl w:val="0"/>
-          <w:numId w:val="44"/>
+          <w:numId w:val="41"/>
         </w:numPr>
       </w:pPr>
       <w:r>
@@ -6987,7 +6987,7 @@
         <w:pStyle w:val="NormalWeb"/>
         <w:numPr>
           <w:ilvl w:val="0"/>
-          <w:numId w:val="44"/>
+          <w:numId w:val="41"/>
         </w:numPr>
       </w:pPr>
       <w:r>
@@ -7010,129 +7010,397 @@
           <w:szCs w:val="36"/>
         </w:rPr>
         <w:lastRenderedPageBreak/>
-        <w:t>Day-25</w:t>
-      </w:r>
-      <w:r>
+        <w:t>Day-25                                                                       11/02/2025</w:t>
+      </w:r>
+    </w:p>
+    <w:p>
+      <w:pPr>
+        <w:pStyle w:val="Heading3"/>
+      </w:pPr>
+      <w:r>
+        <w:t>Day 25 Technical Summary</w:t>
+      </w:r>
+    </w:p>
+    <w:p>
+      <w:pPr>
+        <w:pStyle w:val="NormalWeb"/>
+        <w:numPr>
+          <w:ilvl w:val="0"/>
+          <w:numId w:val="42"/>
+        </w:numPr>
+      </w:pPr>
+      <w:r>
+        <w:t>Stabilized Qt WebChannel bridge logic</w:t>
+      </w:r>
+    </w:p>
+    <w:p>
+      <w:pPr>
+        <w:pStyle w:val="NormalWeb"/>
+        <w:numPr>
+          <w:ilvl w:val="0"/>
+          <w:numId w:val="42"/>
+        </w:numPr>
+      </w:pPr>
+      <w:r>
+        <w:t>Refactored frontend API access through controlled wrapper</w:t>
+      </w:r>
+    </w:p>
+    <w:p>
+      <w:pPr>
+        <w:pStyle w:val="NormalWeb"/>
+        <w:numPr>
+          <w:ilvl w:val="0"/>
+          <w:numId w:val="42"/>
+        </w:numPr>
+      </w:pPr>
+      <w:r>
+        <w:t>Validated run repository CRUD operations</w:t>
+      </w:r>
+    </w:p>
+    <w:p>
+      <w:pPr>
+        <w:pStyle w:val="NormalWeb"/>
+        <w:numPr>
+          <w:ilvl w:val="0"/>
+          <w:numId w:val="42"/>
+        </w:numPr>
+      </w:pPr>
+      <w:r>
+        <w:t>Confirmed DuckDB persistence</w:t>
+      </w:r>
+    </w:p>
+    <w:p>
+      <w:pPr>
+        <w:pStyle w:val="NormalWeb"/>
+        <w:numPr>
+          <w:ilvl w:val="0"/>
+          <w:numId w:val="42"/>
+        </w:numPr>
+      </w:pPr>
+      <w:r>
+        <w:t>Ensured no external network dependency</w:t>
+      </w:r>
+    </w:p>
+    <w:p>
+      <w:pPr>
+        <w:pStyle w:val="NormalWeb"/>
+        <w:numPr>
+          <w:ilvl w:val="0"/>
+          <w:numId w:val="42"/>
+        </w:numPr>
+      </w:pPr>
+      <w:r>
+        <w:t>Verified production-ready offline structure</w:t>
+      </w:r>
+    </w:p>
+    <w:p>
+      <w:pPr>
+        <w:pStyle w:val="NormalWeb"/>
         <w:rPr>
           <w:b/>
           <w:sz w:val="36"/>
           <w:szCs w:val="36"/>
         </w:rPr>
-        <w:t xml:space="preserve">                                           </w:t>
-      </w:r>
+      </w:pPr>
       <w:r>
         <w:rPr>
           <w:b/>
           <w:sz w:val="36"/>
           <w:szCs w:val="36"/>
         </w:rPr>
-        <w:t xml:space="preserve">                            11</w:t>
-      </w:r>
-      <w:r>
+        <w:t>Day-26                                                                         12/02/2025</w:t>
+      </w:r>
+    </w:p>
+    <w:p>
+      <w:pPr>
+        <w:pStyle w:val="Heading3"/>
+      </w:pPr>
+      <w:r>
+        <w:t>Day 26 Technical Summary</w:t>
+      </w:r>
+    </w:p>
+    <w:p>
+      <w:pPr>
+        <w:pStyle w:val="NormalWeb"/>
+      </w:pPr>
+      <w:r>
+        <w:rPr>
+          <w:rStyle w:val="Strong"/>
+        </w:rPr>
+        <w:t>Qt WebChannel</w:t>
+      </w:r>
+    </w:p>
+    <w:p>
+      <w:pPr>
+        <w:pStyle w:val="NormalWeb"/>
+        <w:numPr>
+          <w:ilvl w:val="0"/>
+          <w:numId w:val="43"/>
+        </w:numPr>
+      </w:pPr>
+      <w:r>
+        <w:t xml:space="preserve">Injected </w:t>
+      </w:r>
+      <w:r>
+        <w:rPr>
+          <w:rStyle w:val="HTMLCode"/>
+          <w:rFonts w:ascii="Times New Roman" w:hAnsi="Times New Roman" w:cs="Times New Roman"/>
+        </w:rPr>
+        <w:t>qwebchannel.js</w:t>
+      </w:r>
+      <w:r>
+        <w:t xml:space="preserve"> from PySide6 resource path.</w:t>
+      </w:r>
+    </w:p>
+    <w:p>
+      <w:pPr>
+        <w:pStyle w:val="NormalWeb"/>
+        <w:numPr>
+          <w:ilvl w:val="0"/>
+          <w:numId w:val="43"/>
+        </w:numPr>
+      </w:pPr>
+      <w:r>
+        <w:t>Introduced readiness event dispatcher.</w:t>
+      </w:r>
+    </w:p>
+    <w:p>
+      <w:pPr>
+        <w:pStyle w:val="NormalWeb"/>
+        <w:numPr>
+          <w:ilvl w:val="0"/>
+          <w:numId w:val="43"/>
+        </w:numPr>
+      </w:pPr>
+      <w:r>
+        <w:t>Implemented non-blocking initialization fallback.</w:t>
+      </w:r>
+    </w:p>
+    <w:p>
+      <w:pPr>
+        <w:pStyle w:val="NormalWeb"/>
+      </w:pPr>
+      <w:r>
+        <w:rPr>
+          <w:rStyle w:val="Strong"/>
+        </w:rPr>
+        <w:t>Preload Layer</w:t>
+      </w:r>
+    </w:p>
+    <w:p>
+      <w:pPr>
+        <w:pStyle w:val="NormalWeb"/>
+        <w:numPr>
+          <w:ilvl w:val="0"/>
+          <w:numId w:val="44"/>
+        </w:numPr>
+      </w:pPr>
+      <w:r>
+        <w:t>Exposed ingestion upload and status slots.</w:t>
+      </w:r>
+    </w:p>
+    <w:p>
+      <w:pPr>
+        <w:pStyle w:val="NormalWeb"/>
+        <w:numPr>
+          <w:ilvl w:val="0"/>
+          <w:numId w:val="44"/>
+        </w:numPr>
+      </w:pPr>
+      <w:r>
+        <w:t>Validated bidirectional IPC communication.</w:t>
+      </w:r>
+    </w:p>
+    <w:p>
+      <w:pPr>
+        <w:pStyle w:val="NormalWeb"/>
+      </w:pPr>
+      <w:r>
+        <w:rPr>
+          <w:rStyle w:val="Strong"/>
+        </w:rPr>
+        <w:t>Frontend API</w:t>
+      </w:r>
+    </w:p>
+    <w:p>
+      <w:pPr>
+        <w:pStyle w:val="NormalWeb"/>
+        <w:numPr>
+          <w:ilvl w:val="0"/>
+          <w:numId w:val="45"/>
+        </w:numPr>
+      </w:pPr>
+      <w:r>
+        <w:t>Implemented Promise-based bridge guard.</w:t>
+      </w:r>
+    </w:p>
+    <w:p>
+      <w:pPr>
+        <w:pStyle w:val="NormalWeb"/>
+        <w:numPr>
+          <w:ilvl w:val="0"/>
+          <w:numId w:val="45"/>
+        </w:numPr>
+      </w:pPr>
+      <w:r>
+        <w:t>Standardized API categories.</w:t>
+      </w:r>
+    </w:p>
+    <w:p>
+      <w:pPr>
+        <w:pStyle w:val="NormalWeb"/>
+        <w:numPr>
+          <w:ilvl w:val="0"/>
+          <w:numId w:val="45"/>
+        </w:numPr>
+      </w:pPr>
+      <w:r>
+        <w:t>Added full TypeScript typing.</w:t>
+      </w:r>
+    </w:p>
+    <w:p>
+      <w:pPr>
+        <w:pStyle w:val="NormalWeb"/>
+      </w:pPr>
+      <w:r>
+        <w:rPr>
+          <w:rStyle w:val="Strong"/>
+        </w:rPr>
+        <w:t>Warning Resolution</w:t>
+      </w:r>
+    </w:p>
+    <w:p>
+      <w:pPr>
+        <w:pStyle w:val="NormalWeb"/>
+        <w:numPr>
+          <w:ilvl w:val="0"/>
+          <w:numId w:val="46"/>
+        </w:numPr>
+      </w:pPr>
+      <w:r>
+        <w:t>Removed 214 warnings.</w:t>
+      </w:r>
+    </w:p>
+    <w:p>
+      <w:pPr>
+        <w:pStyle w:val="NormalWeb"/>
+        <w:numPr>
+          <w:ilvl w:val="0"/>
+          <w:numId w:val="46"/>
+        </w:numPr>
+      </w:pPr>
+      <w:r>
+        <w:t>Enforced strict state update control.</w:t>
+      </w:r>
+    </w:p>
+    <w:p>
+      <w:pPr>
+        <w:pStyle w:val="NormalWeb"/>
+        <w:numPr>
+          <w:ilvl w:val="0"/>
+          <w:numId w:val="46"/>
+        </w:numPr>
+      </w:pPr>
+      <w:r>
+        <w:t>Ensured stable production build.</w:t>
+      </w:r>
+    </w:p>
+    <w:p>
+      <w:pPr>
+        <w:pStyle w:val="NormalWeb"/>
+      </w:pPr>
+      <w:r>
+        <w:rPr>
+          <w:rStyle w:val="Strong"/>
+        </w:rPr>
+        <w:t>Mobile App (Initiation)</w:t>
+      </w:r>
+    </w:p>
+    <w:p>
+      <w:pPr>
+        <w:pStyle w:val="NormalWeb"/>
+        <w:numPr>
+          <w:ilvl w:val="0"/>
+          <w:numId w:val="47"/>
+        </w:numPr>
+      </w:pPr>
+      <w:r>
+        <w:t>Defined system requirements for:</w:t>
+      </w:r>
+    </w:p>
+    <w:p>
+      <w:pPr>
+        <w:pStyle w:val="NormalWeb"/>
+        <w:numPr>
+          <w:ilvl w:val="1"/>
+          <w:numId w:val="47"/>
+        </w:numPr>
+      </w:pPr>
+      <w:r>
+        <w:t>Offline ML-CV digitization</w:t>
+      </w:r>
+    </w:p>
+    <w:p>
+      <w:pPr>
+        <w:pStyle w:val="NormalWeb"/>
+        <w:numPr>
+          <w:ilvl w:val="1"/>
+          <w:numId w:val="47"/>
+        </w:numPr>
+      </w:pPr>
+      <w:r>
+        <w:t>Table structure preservation</w:t>
+      </w:r>
+    </w:p>
+    <w:p>
+      <w:pPr>
+        <w:pStyle w:val="NormalWeb"/>
+        <w:numPr>
+          <w:ilvl w:val="1"/>
+          <w:numId w:val="47"/>
+        </w:numPr>
+      </w:pPr>
+      <w:r>
+        <w:t>Cross-platform support</w:t>
+      </w:r>
+    </w:p>
+    <w:p>
+      <w:pPr>
+        <w:pStyle w:val="NormalWeb"/>
+        <w:numPr>
+          <w:ilvl w:val="1"/>
+          <w:numId w:val="47"/>
+        </w:numPr>
+      </w:pPr>
+      <w:r>
+        <w:t>Zero-cost deployment</w:t>
+      </w:r>
+    </w:p>
+    <w:p>
+      <w:pPr>
+        <w:pStyle w:val="NormalWeb"/>
         <w:rPr>
           <w:b/>
           <w:sz w:val="36"/>
           <w:szCs w:val="36"/>
         </w:rPr>
-        <w:t>/02/2025</w:t>
-      </w:r>
-    </w:p>
-    <w:p>
-      <w:pPr>
-        <w:pStyle w:val="Heading3"/>
-      </w:pPr>
-      <w:r>
-        <w:t>Day 25 Technical Summary</w:t>
-      </w:r>
-    </w:p>
-    <w:p>
-      <w:pPr>
-        <w:pStyle w:val="NormalWeb"/>
-        <w:numPr>
-          <w:ilvl w:val="0"/>
-          <w:numId w:val="45"/>
-        </w:numPr>
-      </w:pPr>
-      <w:r>
-        <w:t>Stabilized Qt WebChannel bridge logic</w:t>
-      </w:r>
-    </w:p>
-    <w:p>
-      <w:pPr>
-        <w:pStyle w:val="NormalWeb"/>
-        <w:numPr>
-          <w:ilvl w:val="0"/>
-          <w:numId w:val="45"/>
-        </w:numPr>
-      </w:pPr>
-      <w:r>
-        <w:t>Refactored frontend API access through controlled wrapper</w:t>
-      </w:r>
-    </w:p>
-    <w:p>
-      <w:pPr>
-        <w:pStyle w:val="NormalWeb"/>
-        <w:numPr>
-          <w:ilvl w:val="0"/>
-          <w:numId w:val="45"/>
-        </w:numPr>
-      </w:pPr>
-      <w:r>
-        <w:t>Validated run repository CRUD operations</w:t>
-      </w:r>
-    </w:p>
-    <w:p>
-      <w:pPr>
-        <w:pStyle w:val="NormalWeb"/>
-        <w:numPr>
-          <w:ilvl w:val="0"/>
-          <w:numId w:val="45"/>
-        </w:numPr>
-      </w:pPr>
-      <w:r>
-        <w:t>Confirmed DuckDB persistence</w:t>
-      </w:r>
-    </w:p>
-    <w:p>
-      <w:pPr>
-        <w:pStyle w:val="NormalWeb"/>
-        <w:numPr>
-          <w:ilvl w:val="0"/>
-          <w:numId w:val="45"/>
-        </w:numPr>
-      </w:pPr>
-      <w:r>
-        <w:t>Ensured no external network dependency</w:t>
-      </w:r>
-    </w:p>
-    <w:p>
-      <w:pPr>
-        <w:pStyle w:val="NormalWeb"/>
-        <w:numPr>
-          <w:ilvl w:val="0"/>
-          <w:numId w:val="45"/>
-        </w:numPr>
-      </w:pPr>
-      <w:r>
-        <w:t>Verified production-ready offline structure</w:t>
-      </w:r>
-    </w:p>
-    <w:p>
-      <w:pPr>
-        <w:pStyle w:val="NormalWeb"/>
+      </w:pPr>
+      <w:r>
         <w:rPr>
           <w:b/>
           <w:sz w:val="36"/>
           <w:szCs w:val="36"/>
         </w:rPr>
-      </w:pPr>
+        <w:lastRenderedPageBreak/>
+        <w:t>Day-27</w:t>
+      </w:r>
       <w:r>
         <w:rPr>
           <w:b/>
           <w:sz w:val="36"/>
           <w:szCs w:val="36"/>
         </w:rPr>
-        <w:t>Day-26</w:t>
+        <w:t xml:space="preserve">                                           </w:t>
       </w:r>
       <w:r>
         <w:rPr>
@@ -7140,7 +7408,7 @@
           <w:sz w:val="36"/>
           <w:szCs w:val="36"/>
         </w:rPr>
-        <w:t xml:space="preserve">                                           </w:t>
+        <w:t xml:space="preserve">                              13</w:t>
       </w:r>
       <w:r>
         <w:rPr>
@@ -7148,283 +7416,635 @@
           <w:sz w:val="36"/>
           <w:szCs w:val="36"/>
         </w:rPr>
-        <w:t xml:space="preserve">                              12</w:t>
-      </w:r>
-      <w:r>
+        <w:t>/02/2025</w:t>
+      </w:r>
+    </w:p>
+    <w:p>
+      <w:pPr>
+        <w:pStyle w:val="NormalWeb"/>
         <w:rPr>
           <w:b/>
           <w:sz w:val="36"/>
           <w:szCs w:val="36"/>
         </w:rPr>
-        <w:t>/02/2025</w:t>
-      </w:r>
-    </w:p>
-    <w:p>
-      <w:pPr>
-        <w:pStyle w:val="Heading3"/>
-      </w:pPr>
-      <w:r>
-        <w:t>Day 26 Technical Summary</w:t>
-      </w:r>
+      </w:pPr>
+    </w:p>
+    <w:p>
+      <w:pPr>
+        <w:pStyle w:val="ListParagraph"/>
+        <w:numPr>
+          <w:ilvl w:val="0"/>
+          <w:numId w:val="48"/>
+        </w:numPr>
+        <w:spacing w:after="0" w:line="240" w:lineRule="auto"/>
+        <w:rPr>
+          <w:rFonts w:ascii="Times New Roman" w:eastAsia="Times New Roman" w:hAnsi="Times New Roman" w:cs="Times New Roman"/>
+          <w:sz w:val="28"/>
+          <w:szCs w:val="28"/>
+        </w:rPr>
+      </w:pPr>
+      <w:r>
+        <w:rPr>
+          <w:rFonts w:ascii="Times New Roman" w:eastAsia="Times New Roman" w:hAnsi="Times New Roman" w:cs="Times New Roman"/>
+          <w:sz w:val="28"/>
+          <w:szCs w:val="28"/>
+        </w:rPr>
+        <w:t>Refined UI components and layout structure</w:t>
+      </w:r>
+    </w:p>
+    <w:p>
+      <w:pPr>
+        <w:pStyle w:val="ListParagraph"/>
+        <w:numPr>
+          <w:ilvl w:val="0"/>
+          <w:numId w:val="48"/>
+        </w:numPr>
+        <w:spacing w:after="0" w:line="240" w:lineRule="auto"/>
+        <w:rPr>
+          <w:rFonts w:ascii="Times New Roman" w:eastAsia="Times New Roman" w:hAnsi="Times New Roman" w:cs="Times New Roman"/>
+          <w:sz w:val="28"/>
+          <w:szCs w:val="28"/>
+        </w:rPr>
+      </w:pPr>
+      <w:r>
+        <w:rPr>
+          <w:rFonts w:ascii="Times New Roman" w:eastAsia="Times New Roman" w:hAnsi="Times New Roman" w:cs="Times New Roman"/>
+          <w:sz w:val="28"/>
+          <w:szCs w:val="28"/>
+        </w:rPr>
+        <w:t>Improved run selector logic and filtering behavior</w:t>
+      </w:r>
+    </w:p>
+    <w:p>
+      <w:pPr>
+        <w:pStyle w:val="ListParagraph"/>
+        <w:numPr>
+          <w:ilvl w:val="0"/>
+          <w:numId w:val="48"/>
+        </w:numPr>
+        <w:spacing w:after="0" w:line="240" w:lineRule="auto"/>
+        <w:rPr>
+          <w:rFonts w:ascii="Times New Roman" w:eastAsia="Times New Roman" w:hAnsi="Times New Roman" w:cs="Times New Roman"/>
+          <w:sz w:val="28"/>
+          <w:szCs w:val="28"/>
+        </w:rPr>
+      </w:pPr>
+      <w:r>
+        <w:rPr>
+          <w:rFonts w:ascii="Times New Roman" w:eastAsia="Times New Roman" w:hAnsi="Times New Roman" w:cs="Times New Roman"/>
+          <w:sz w:val="28"/>
+          <w:szCs w:val="28"/>
+        </w:rPr>
+        <w:t>Validated offline desktop rendering</w:t>
+      </w:r>
+    </w:p>
+    <w:p>
+      <w:pPr>
+        <w:pStyle w:val="ListParagraph"/>
+        <w:numPr>
+          <w:ilvl w:val="0"/>
+          <w:numId w:val="48"/>
+        </w:numPr>
+        <w:spacing w:after="0" w:line="240" w:lineRule="auto"/>
+        <w:rPr>
+          <w:rFonts w:ascii="Times New Roman" w:eastAsia="Times New Roman" w:hAnsi="Times New Roman" w:cs="Times New Roman"/>
+          <w:sz w:val="28"/>
+          <w:szCs w:val="28"/>
+        </w:rPr>
+      </w:pPr>
+      <w:r>
+        <w:rPr>
+          <w:rFonts w:ascii="Times New Roman" w:eastAsia="Times New Roman" w:hAnsi="Times New Roman" w:cs="Times New Roman"/>
+          <w:sz w:val="28"/>
+          <w:szCs w:val="28"/>
+        </w:rPr>
+        <w:t xml:space="preserve">Designed conceptual blueprint for </w:t>
+      </w:r>
+      <w:proofErr w:type="spellStart"/>
+      <w:r>
+        <w:rPr>
+          <w:rFonts w:ascii="Times New Roman" w:eastAsia="Times New Roman" w:hAnsi="Times New Roman" w:cs="Times New Roman"/>
+          <w:sz w:val="28"/>
+          <w:szCs w:val="28"/>
+        </w:rPr>
+        <w:t>ScanKar</w:t>
+      </w:r>
+      <w:proofErr w:type="spellEnd"/>
+      <w:r>
+        <w:rPr>
+          <w:rFonts w:ascii="Times New Roman" w:eastAsia="Times New Roman" w:hAnsi="Times New Roman" w:cs="Times New Roman"/>
+          <w:sz w:val="28"/>
+          <w:szCs w:val="28"/>
+        </w:rPr>
+        <w:t xml:space="preserve"> mobile app</w:t>
+      </w:r>
+    </w:p>
+    <w:p>
+      <w:pPr>
+        <w:pStyle w:val="ListParagraph"/>
+        <w:numPr>
+          <w:ilvl w:val="0"/>
+          <w:numId w:val="48"/>
+        </w:numPr>
+        <w:spacing w:after="0" w:line="240" w:lineRule="auto"/>
+        <w:rPr>
+          <w:rFonts w:ascii="Times New Roman" w:eastAsia="Times New Roman" w:hAnsi="Times New Roman" w:cs="Times New Roman"/>
+          <w:sz w:val="28"/>
+          <w:szCs w:val="28"/>
+        </w:rPr>
+      </w:pPr>
+      <w:r>
+        <w:rPr>
+          <w:rFonts w:ascii="Times New Roman" w:eastAsia="Times New Roman" w:hAnsi="Times New Roman" w:cs="Times New Roman"/>
+          <w:sz w:val="28"/>
+          <w:szCs w:val="28"/>
+        </w:rPr>
+        <w:t>Planned page routing and data persistence strategy</w:t>
+      </w:r>
+    </w:p>
+    <w:p>
+      <w:pPr>
+        <w:pStyle w:val="ListParagraph"/>
+        <w:numPr>
+          <w:ilvl w:val="0"/>
+          <w:numId w:val="48"/>
+        </w:numPr>
+        <w:spacing w:after="0" w:line="240" w:lineRule="auto"/>
+        <w:rPr>
+          <w:rFonts w:ascii="Times New Roman" w:eastAsia="Times New Roman" w:hAnsi="Times New Roman" w:cs="Times New Roman"/>
+          <w:sz w:val="28"/>
+          <w:szCs w:val="28"/>
+        </w:rPr>
+      </w:pPr>
+      <w:r>
+        <w:rPr>
+          <w:rFonts w:ascii="Times New Roman" w:eastAsia="Times New Roman" w:hAnsi="Times New Roman" w:cs="Times New Roman"/>
+          <w:sz w:val="28"/>
+          <w:szCs w:val="28"/>
+        </w:rPr>
+        <w:t>Refined UI components and layout structure</w:t>
+      </w:r>
+    </w:p>
+    <w:p>
+      <w:pPr>
+        <w:pStyle w:val="ListParagraph"/>
+        <w:numPr>
+          <w:ilvl w:val="0"/>
+          <w:numId w:val="48"/>
+        </w:numPr>
+        <w:spacing w:after="0" w:line="240" w:lineRule="auto"/>
+        <w:rPr>
+          <w:rFonts w:ascii="Times New Roman" w:eastAsia="Times New Roman" w:hAnsi="Times New Roman" w:cs="Times New Roman"/>
+          <w:sz w:val="28"/>
+          <w:szCs w:val="28"/>
+        </w:rPr>
+      </w:pPr>
+      <w:r>
+        <w:rPr>
+          <w:rFonts w:ascii="Times New Roman" w:eastAsia="Times New Roman" w:hAnsi="Times New Roman" w:cs="Times New Roman"/>
+          <w:sz w:val="28"/>
+          <w:szCs w:val="28"/>
+        </w:rPr>
+        <w:t>Improved run selector logic and filtering behavior</w:t>
+      </w:r>
+    </w:p>
+    <w:p>
+      <w:pPr>
+        <w:pStyle w:val="ListParagraph"/>
+        <w:numPr>
+          <w:ilvl w:val="0"/>
+          <w:numId w:val="48"/>
+        </w:numPr>
+        <w:spacing w:after="0" w:line="240" w:lineRule="auto"/>
+        <w:rPr>
+          <w:rFonts w:ascii="Times New Roman" w:eastAsia="Times New Roman" w:hAnsi="Times New Roman" w:cs="Times New Roman"/>
+          <w:sz w:val="28"/>
+          <w:szCs w:val="28"/>
+        </w:rPr>
+      </w:pPr>
+      <w:r>
+        <w:rPr>
+          <w:rFonts w:ascii="Times New Roman" w:eastAsia="Times New Roman" w:hAnsi="Times New Roman" w:cs="Times New Roman"/>
+          <w:sz w:val="28"/>
+          <w:szCs w:val="28"/>
+        </w:rPr>
+        <w:t>Validated offline desktop rendering</w:t>
+      </w:r>
+    </w:p>
+    <w:p>
+      <w:pPr>
+        <w:pStyle w:val="ListParagraph"/>
+        <w:numPr>
+          <w:ilvl w:val="0"/>
+          <w:numId w:val="48"/>
+        </w:numPr>
+        <w:spacing w:after="0" w:line="240" w:lineRule="auto"/>
+        <w:rPr>
+          <w:rFonts w:ascii="Times New Roman" w:eastAsia="Times New Roman" w:hAnsi="Times New Roman" w:cs="Times New Roman"/>
+          <w:sz w:val="28"/>
+          <w:szCs w:val="28"/>
+        </w:rPr>
+      </w:pPr>
+      <w:r>
+        <w:rPr>
+          <w:rFonts w:ascii="Times New Roman" w:eastAsia="Times New Roman" w:hAnsi="Times New Roman" w:cs="Times New Roman"/>
+          <w:sz w:val="28"/>
+          <w:szCs w:val="28"/>
+        </w:rPr>
+        <w:t xml:space="preserve">Designed conceptual blueprint for </w:t>
+      </w:r>
+      <w:proofErr w:type="spellStart"/>
+      <w:r>
+        <w:rPr>
+          <w:rFonts w:ascii="Times New Roman" w:eastAsia="Times New Roman" w:hAnsi="Times New Roman" w:cs="Times New Roman"/>
+          <w:sz w:val="28"/>
+          <w:szCs w:val="28"/>
+        </w:rPr>
+        <w:t>ScanKar</w:t>
+      </w:r>
+      <w:proofErr w:type="spellEnd"/>
+      <w:r>
+        <w:rPr>
+          <w:rFonts w:ascii="Times New Roman" w:eastAsia="Times New Roman" w:hAnsi="Times New Roman" w:cs="Times New Roman"/>
+          <w:sz w:val="28"/>
+          <w:szCs w:val="28"/>
+        </w:rPr>
+        <w:t xml:space="preserve"> mobile app</w:t>
+      </w:r>
+    </w:p>
+    <w:p>
+      <w:pPr>
+        <w:pStyle w:val="ListParagraph"/>
+        <w:numPr>
+          <w:ilvl w:val="0"/>
+          <w:numId w:val="48"/>
+        </w:numPr>
+        <w:spacing w:after="0" w:line="240" w:lineRule="auto"/>
+        <w:rPr>
+          <w:rFonts w:ascii="Times New Roman" w:eastAsia="Times New Roman" w:hAnsi="Times New Roman" w:cs="Times New Roman"/>
+          <w:sz w:val="28"/>
+          <w:szCs w:val="28"/>
+        </w:rPr>
+      </w:pPr>
+      <w:r>
+        <w:rPr>
+          <w:rFonts w:ascii="Times New Roman" w:eastAsia="Times New Roman" w:hAnsi="Times New Roman" w:cs="Times New Roman"/>
+          <w:sz w:val="28"/>
+          <w:szCs w:val="28"/>
+        </w:rPr>
+        <w:t>Planned page routing and data persistence strategy</w:t>
+      </w:r>
+    </w:p>
+    <w:p>
+      <w:pPr>
+        <w:pStyle w:val="NormalWeb"/>
+      </w:pPr>
+    </w:p>
+    <w:p>
+      <w:pPr>
+        <w:pStyle w:val="NormalWeb"/>
+      </w:pPr>
+    </w:p>
+    <w:p>
+      <w:pPr>
+        <w:spacing w:before="100" w:beforeAutospacing="1" w:after="100" w:afterAutospacing="1" w:line="240" w:lineRule="auto"/>
+        <w:rPr>
+          <w:rFonts w:ascii="Times New Roman" w:eastAsia="Times New Roman" w:hAnsi="Times New Roman" w:cs="Times New Roman"/>
+          <w:sz w:val="24"/>
+          <w:szCs w:val="24"/>
+        </w:rPr>
+      </w:pPr>
+      <w:proofErr w:type="gramStart"/>
+      <w:r>
+        <w:rPr>
+          <w:rFonts w:ascii="Times New Roman" w:eastAsia="Times New Roman" w:hAnsi="Symbol" w:cs="Times New Roman"/>
+          <w:sz w:val="24"/>
+          <w:szCs w:val="24"/>
+        </w:rPr>
+        <w:t></w:t>
+      </w:r>
+      <w:r>
+        <w:rPr>
+          <w:rFonts w:ascii="Times New Roman" w:eastAsia="Times New Roman" w:hAnsi="Times New Roman" w:cs="Times New Roman"/>
+          <w:sz w:val="24"/>
+          <w:szCs w:val="24"/>
+        </w:rPr>
+        <w:t xml:space="preserve">  Modified</w:t>
+      </w:r>
+      <w:proofErr w:type="gramEnd"/>
+      <w:r>
+        <w:rPr>
+          <w:rFonts w:ascii="Times New Roman" w:eastAsia="Times New Roman" w:hAnsi="Times New Roman" w:cs="Times New Roman"/>
+          <w:sz w:val="24"/>
+          <w:szCs w:val="24"/>
+        </w:rPr>
+        <w:t xml:space="preserve"> app/pipeline_runner.py to integrate profiling workflow</w:t>
+      </w:r>
+    </w:p>
+    <w:p>
+      <w:pPr>
+        <w:spacing w:before="100" w:beforeAutospacing="1" w:after="100" w:afterAutospacing="1" w:line="240" w:lineRule="auto"/>
+        <w:rPr>
+          <w:rFonts w:ascii="Times New Roman" w:eastAsia="Times New Roman" w:hAnsi="Times New Roman" w:cs="Times New Roman"/>
+          <w:sz w:val="24"/>
+          <w:szCs w:val="24"/>
+        </w:rPr>
+      </w:pPr>
+      <w:proofErr w:type="gramStart"/>
+      <w:r>
+        <w:rPr>
+          <w:rFonts w:ascii="Times New Roman" w:eastAsia="Times New Roman" w:hAnsi="Symbol" w:cs="Times New Roman"/>
+          <w:sz w:val="24"/>
+          <w:szCs w:val="24"/>
+        </w:rPr>
+        <w:t></w:t>
+      </w:r>
+      <w:r>
+        <w:rPr>
+          <w:rFonts w:ascii="Times New Roman" w:eastAsia="Times New Roman" w:hAnsi="Times New Roman" w:cs="Times New Roman"/>
+          <w:sz w:val="24"/>
+          <w:szCs w:val="24"/>
+        </w:rPr>
+        <w:t xml:space="preserve">  Implemented</w:t>
+      </w:r>
+      <w:proofErr w:type="gramEnd"/>
+      <w:r>
+        <w:rPr>
+          <w:rFonts w:ascii="Times New Roman" w:eastAsia="Times New Roman" w:hAnsi="Times New Roman" w:cs="Times New Roman"/>
+          <w:sz w:val="24"/>
+          <w:szCs w:val="24"/>
+        </w:rPr>
+        <w:t xml:space="preserve"> _</w:t>
+      </w:r>
+      <w:proofErr w:type="spellStart"/>
+      <w:r>
+        <w:rPr>
+          <w:rFonts w:ascii="Times New Roman" w:eastAsia="Times New Roman" w:hAnsi="Times New Roman" w:cs="Times New Roman"/>
+          <w:sz w:val="24"/>
+          <w:szCs w:val="24"/>
+        </w:rPr>
+        <w:t>profile_data</w:t>
+      </w:r>
+      <w:proofErr w:type="spellEnd"/>
+      <w:r>
+        <w:rPr>
+          <w:rFonts w:ascii="Times New Roman" w:eastAsia="Times New Roman" w:hAnsi="Times New Roman" w:cs="Times New Roman"/>
+          <w:sz w:val="24"/>
+          <w:szCs w:val="24"/>
+        </w:rPr>
+        <w:t>() method with classification and health scoring</w:t>
+      </w:r>
+    </w:p>
+    <w:p>
+      <w:pPr>
+        <w:spacing w:before="100" w:beforeAutospacing="1" w:after="100" w:afterAutospacing="1" w:line="240" w:lineRule="auto"/>
+        <w:rPr>
+          <w:rFonts w:ascii="Times New Roman" w:eastAsia="Times New Roman" w:hAnsi="Times New Roman" w:cs="Times New Roman"/>
+          <w:sz w:val="24"/>
+          <w:szCs w:val="24"/>
+        </w:rPr>
+      </w:pPr>
+      <w:proofErr w:type="gramStart"/>
+      <w:r>
+        <w:rPr>
+          <w:rFonts w:ascii="Times New Roman" w:eastAsia="Times New Roman" w:hAnsi="Symbol" w:cs="Times New Roman"/>
+          <w:sz w:val="24"/>
+          <w:szCs w:val="24"/>
+        </w:rPr>
+        <w:t></w:t>
+      </w:r>
+      <w:r>
+        <w:rPr>
+          <w:rFonts w:ascii="Times New Roman" w:eastAsia="Times New Roman" w:hAnsi="Times New Roman" w:cs="Times New Roman"/>
+          <w:sz w:val="24"/>
+          <w:szCs w:val="24"/>
+        </w:rPr>
+        <w:t xml:space="preserve">  Persisted</w:t>
+      </w:r>
+      <w:proofErr w:type="gramEnd"/>
+      <w:r>
+        <w:rPr>
+          <w:rFonts w:ascii="Times New Roman" w:eastAsia="Times New Roman" w:hAnsi="Times New Roman" w:cs="Times New Roman"/>
+          <w:sz w:val="24"/>
+          <w:szCs w:val="24"/>
+        </w:rPr>
+        <w:t xml:space="preserve"> profiling results to </w:t>
+      </w:r>
+      <w:proofErr w:type="spellStart"/>
+      <w:r>
+        <w:rPr>
+          <w:rFonts w:ascii="Times New Roman" w:eastAsia="Times New Roman" w:hAnsi="Times New Roman" w:cs="Times New Roman"/>
+          <w:sz w:val="24"/>
+          <w:szCs w:val="24"/>
+        </w:rPr>
+        <w:t>profiling_results</w:t>
+      </w:r>
+      <w:proofErr w:type="spellEnd"/>
+      <w:r>
+        <w:rPr>
+          <w:rFonts w:ascii="Times New Roman" w:eastAsia="Times New Roman" w:hAnsi="Times New Roman" w:cs="Times New Roman"/>
+          <w:sz w:val="24"/>
+          <w:szCs w:val="24"/>
+        </w:rPr>
+        <w:t xml:space="preserve"> table</w:t>
+      </w:r>
+    </w:p>
+    <w:p>
+      <w:pPr>
+        <w:spacing w:before="100" w:beforeAutospacing="1" w:after="100" w:afterAutospacing="1" w:line="240" w:lineRule="auto"/>
+        <w:rPr>
+          <w:rFonts w:ascii="Times New Roman" w:eastAsia="Times New Roman" w:hAnsi="Times New Roman" w:cs="Times New Roman"/>
+          <w:sz w:val="24"/>
+          <w:szCs w:val="24"/>
+        </w:rPr>
+      </w:pPr>
+      <w:proofErr w:type="gramStart"/>
+      <w:r>
+        <w:rPr>
+          <w:rFonts w:ascii="Times New Roman" w:eastAsia="Times New Roman" w:hAnsi="Symbol" w:cs="Times New Roman"/>
+          <w:sz w:val="24"/>
+          <w:szCs w:val="24"/>
+        </w:rPr>
+        <w:t></w:t>
+      </w:r>
+      <w:r>
+        <w:rPr>
+          <w:rFonts w:ascii="Times New Roman" w:eastAsia="Times New Roman" w:hAnsi="Times New Roman" w:cs="Times New Roman"/>
+          <w:sz w:val="24"/>
+          <w:szCs w:val="24"/>
+        </w:rPr>
+        <w:t xml:space="preserve">  Updated</w:t>
+      </w:r>
+      <w:proofErr w:type="gramEnd"/>
+      <w:r>
+        <w:rPr>
+          <w:rFonts w:ascii="Times New Roman" w:eastAsia="Times New Roman" w:hAnsi="Times New Roman" w:cs="Times New Roman"/>
+          <w:sz w:val="24"/>
+          <w:szCs w:val="24"/>
+        </w:rPr>
+        <w:t xml:space="preserve"> pipeline return structure to include </w:t>
+      </w:r>
+      <w:proofErr w:type="spellStart"/>
+      <w:r>
+        <w:rPr>
+          <w:rFonts w:ascii="Times New Roman" w:eastAsia="Times New Roman" w:hAnsi="Times New Roman" w:cs="Times New Roman"/>
+          <w:sz w:val="24"/>
+          <w:szCs w:val="24"/>
+        </w:rPr>
+        <w:t>health_score</w:t>
+      </w:r>
+      <w:proofErr w:type="spellEnd"/>
+    </w:p>
+    <w:p>
+      <w:pPr>
+        <w:spacing w:before="100" w:beforeAutospacing="1" w:after="100" w:afterAutospacing="1" w:line="240" w:lineRule="auto"/>
+        <w:rPr>
+          <w:rFonts w:ascii="Times New Roman" w:eastAsia="Times New Roman" w:hAnsi="Times New Roman" w:cs="Times New Roman"/>
+          <w:sz w:val="24"/>
+          <w:szCs w:val="24"/>
+        </w:rPr>
+      </w:pPr>
+      <w:proofErr w:type="gramStart"/>
+      <w:r>
+        <w:rPr>
+          <w:rFonts w:ascii="Times New Roman" w:eastAsia="Times New Roman" w:hAnsi="Symbol" w:cs="Times New Roman"/>
+          <w:sz w:val="24"/>
+          <w:szCs w:val="24"/>
+        </w:rPr>
+        <w:t></w:t>
+      </w:r>
+      <w:r>
+        <w:rPr>
+          <w:rFonts w:ascii="Times New Roman" w:eastAsia="Times New Roman" w:hAnsi="Times New Roman" w:cs="Times New Roman"/>
+          <w:sz w:val="24"/>
+          <w:szCs w:val="24"/>
+        </w:rPr>
+        <w:t xml:space="preserve">  Fixed</w:t>
+      </w:r>
+      <w:proofErr w:type="gramEnd"/>
+      <w:r>
+        <w:rPr>
+          <w:rFonts w:ascii="Times New Roman" w:eastAsia="Times New Roman" w:hAnsi="Times New Roman" w:cs="Times New Roman"/>
+          <w:sz w:val="24"/>
+          <w:szCs w:val="24"/>
+        </w:rPr>
+        <w:t xml:space="preserve"> logger initialization bug</w:t>
+      </w:r>
+    </w:p>
+    <w:p>
+      <w:pPr>
+        <w:spacing w:before="100" w:beforeAutospacing="1" w:after="100" w:afterAutospacing="1" w:line="240" w:lineRule="auto"/>
+        <w:rPr>
+          <w:rFonts w:ascii="Times New Roman" w:eastAsia="Times New Roman" w:hAnsi="Times New Roman" w:cs="Times New Roman"/>
+          <w:sz w:val="24"/>
+          <w:szCs w:val="24"/>
+        </w:rPr>
+      </w:pPr>
+      <w:proofErr w:type="gramStart"/>
+      <w:r>
+        <w:rPr>
+          <w:rFonts w:ascii="Times New Roman" w:eastAsia="Times New Roman" w:hAnsi="Symbol" w:cs="Times New Roman"/>
+          <w:sz w:val="24"/>
+          <w:szCs w:val="24"/>
+        </w:rPr>
+        <w:t></w:t>
+      </w:r>
+      <w:r>
+        <w:rPr>
+          <w:rFonts w:ascii="Times New Roman" w:eastAsia="Times New Roman" w:hAnsi="Times New Roman" w:cs="Times New Roman"/>
+          <w:sz w:val="24"/>
+          <w:szCs w:val="24"/>
+        </w:rPr>
+        <w:t xml:space="preserve">  Designed</w:t>
+      </w:r>
+      <w:proofErr w:type="gramEnd"/>
+      <w:r>
+        <w:rPr>
+          <w:rFonts w:ascii="Times New Roman" w:eastAsia="Times New Roman" w:hAnsi="Times New Roman" w:cs="Times New Roman"/>
+          <w:sz w:val="24"/>
+          <w:szCs w:val="24"/>
+        </w:rPr>
+        <w:t xml:space="preserve"> complete Rule Engine architecture (10+ rules planned)</w:t>
+      </w:r>
+    </w:p>
+    <w:p>
+      <w:pPr>
+        <w:spacing w:before="100" w:beforeAutospacing="1" w:after="100" w:afterAutospacing="1" w:line="240" w:lineRule="auto"/>
+        <w:rPr>
+          <w:rFonts w:ascii="Times New Roman" w:eastAsia="Times New Roman" w:hAnsi="Times New Roman" w:cs="Times New Roman"/>
+          <w:sz w:val="24"/>
+          <w:szCs w:val="24"/>
+        </w:rPr>
+      </w:pPr>
+      <w:proofErr w:type="gramStart"/>
+      <w:r>
+        <w:rPr>
+          <w:rFonts w:ascii="Times New Roman" w:eastAsia="Times New Roman" w:hAnsi="Symbol" w:cs="Times New Roman"/>
+          <w:sz w:val="24"/>
+          <w:szCs w:val="24"/>
+        </w:rPr>
+        <w:t></w:t>
+      </w:r>
+      <w:r>
+        <w:rPr>
+          <w:rFonts w:ascii="Times New Roman" w:eastAsia="Times New Roman" w:hAnsi="Times New Roman" w:cs="Times New Roman"/>
+          <w:sz w:val="24"/>
+          <w:szCs w:val="24"/>
+        </w:rPr>
+        <w:t xml:space="preserve">  Prepared</w:t>
+      </w:r>
+      <w:proofErr w:type="gramEnd"/>
+      <w:r>
+        <w:rPr>
+          <w:rFonts w:ascii="Times New Roman" w:eastAsia="Times New Roman" w:hAnsi="Times New Roman" w:cs="Times New Roman"/>
+          <w:sz w:val="24"/>
+          <w:szCs w:val="24"/>
+        </w:rPr>
+        <w:t xml:space="preserve"> frontend insights integration blueprint</w:t>
+      </w:r>
+    </w:p>
+    <w:p>
+      <w:pPr>
+        <w:spacing w:before="100" w:beforeAutospacing="1" w:after="100" w:afterAutospacing="1" w:line="240" w:lineRule="auto"/>
+        <w:rPr>
+          <w:rFonts w:ascii="Times New Roman" w:eastAsia="Times New Roman" w:hAnsi="Times New Roman" w:cs="Times New Roman"/>
+          <w:sz w:val="24"/>
+          <w:szCs w:val="24"/>
+        </w:rPr>
+      </w:pPr>
+      <w:proofErr w:type="gramStart"/>
+      <w:r>
+        <w:rPr>
+          <w:rFonts w:ascii="Times New Roman" w:eastAsia="Times New Roman" w:hAnsi="Symbol" w:cs="Times New Roman"/>
+          <w:sz w:val="24"/>
+          <w:szCs w:val="24"/>
+        </w:rPr>
+        <w:t></w:t>
+      </w:r>
+      <w:r>
+        <w:rPr>
+          <w:rFonts w:ascii="Times New Roman" w:eastAsia="Times New Roman" w:hAnsi="Times New Roman" w:cs="Times New Roman"/>
+          <w:sz w:val="24"/>
+          <w:szCs w:val="24"/>
+        </w:rPr>
+        <w:t xml:space="preserve">  Structured</w:t>
+      </w:r>
+      <w:proofErr w:type="gramEnd"/>
+      <w:r>
+        <w:rPr>
+          <w:rFonts w:ascii="Times New Roman" w:eastAsia="Times New Roman" w:hAnsi="Times New Roman" w:cs="Times New Roman"/>
+          <w:sz w:val="24"/>
+          <w:szCs w:val="24"/>
+        </w:rPr>
+        <w:t xml:space="preserve"> build folder with organized source, docs, tests, and sample data</w:t>
+      </w:r>
+    </w:p>
+    <w:p>
+      <w:pPr>
+        <w:pStyle w:val="NormalWeb"/>
+      </w:pPr>
       <w:bookmarkStart w:id="0" w:name="_GoBack"/>
       <w:bookmarkEnd w:id="0"/>
-    </w:p>
-    <w:p>
-      <w:pPr>
-        <w:pStyle w:val="NormalWeb"/>
-      </w:pPr>
-      <w:r>
-        <w:rPr>
-          <w:rStyle w:val="Strong"/>
-        </w:rPr>
-        <w:t>Qt WebChannel</w:t>
-      </w:r>
-    </w:p>
-    <w:p>
-      <w:pPr>
-        <w:pStyle w:val="NormalWeb"/>
-        <w:numPr>
-          <w:ilvl w:val="0"/>
-          <w:numId w:val="46"/>
-        </w:numPr>
-      </w:pPr>
-      <w:r>
-        <w:t xml:space="preserve">Injected </w:t>
-      </w:r>
-      <w:r>
-        <w:rPr>
-          <w:rStyle w:val="HTMLCode"/>
-          <w:rFonts w:ascii="Times New Roman" w:hAnsi="Times New Roman" w:cs="Times New Roman"/>
-        </w:rPr>
-        <w:t>qwebchannel.js</w:t>
-      </w:r>
-      <w:r>
-        <w:t xml:space="preserve"> from PySide6 resource path.</w:t>
-      </w:r>
-    </w:p>
-    <w:p>
-      <w:pPr>
-        <w:pStyle w:val="NormalWeb"/>
-        <w:numPr>
-          <w:ilvl w:val="0"/>
-          <w:numId w:val="46"/>
-        </w:numPr>
-      </w:pPr>
-      <w:r>
-        <w:t>Introduced readiness event dispatcher.</w:t>
-      </w:r>
-    </w:p>
-    <w:p>
-      <w:pPr>
-        <w:pStyle w:val="NormalWeb"/>
-        <w:numPr>
-          <w:ilvl w:val="0"/>
-          <w:numId w:val="46"/>
-        </w:numPr>
-      </w:pPr>
-      <w:r>
-        <w:t>Implemented non-blocking initialization fallback.</w:t>
-      </w:r>
-    </w:p>
-    <w:p>
-      <w:pPr>
-        <w:pStyle w:val="NormalWeb"/>
-      </w:pPr>
-      <w:r>
-        <w:rPr>
-          <w:rStyle w:val="Strong"/>
-        </w:rPr>
-        <w:t>Preload Layer</w:t>
-      </w:r>
-    </w:p>
-    <w:p>
-      <w:pPr>
-        <w:pStyle w:val="NormalWeb"/>
-        <w:numPr>
-          <w:ilvl w:val="0"/>
-          <w:numId w:val="47"/>
-        </w:numPr>
-      </w:pPr>
-      <w:r>
-        <w:t>Exposed ingestion upload and status slots.</w:t>
-      </w:r>
-    </w:p>
-    <w:p>
-      <w:pPr>
-        <w:pStyle w:val="NormalWeb"/>
-        <w:numPr>
-          <w:ilvl w:val="0"/>
-          <w:numId w:val="47"/>
-        </w:numPr>
-      </w:pPr>
-      <w:r>
-        <w:t>Validated bidirectional IPC communication.</w:t>
-      </w:r>
-    </w:p>
-    <w:p>
-      <w:pPr>
-        <w:pStyle w:val="NormalWeb"/>
-      </w:pPr>
-      <w:r>
-        <w:rPr>
-          <w:rStyle w:val="Strong"/>
-        </w:rPr>
-        <w:t>Frontend API</w:t>
-      </w:r>
-    </w:p>
-    <w:p>
-      <w:pPr>
-        <w:pStyle w:val="NormalWeb"/>
-        <w:numPr>
-          <w:ilvl w:val="0"/>
-          <w:numId w:val="48"/>
-        </w:numPr>
-      </w:pPr>
-      <w:r>
-        <w:t>Implemented Promise-based bridge guard.</w:t>
-      </w:r>
-    </w:p>
-    <w:p>
-      <w:pPr>
-        <w:pStyle w:val="NormalWeb"/>
-        <w:numPr>
-          <w:ilvl w:val="0"/>
-          <w:numId w:val="48"/>
-        </w:numPr>
-      </w:pPr>
-      <w:r>
-        <w:t>Standardized API categories.</w:t>
-      </w:r>
-    </w:p>
-    <w:p>
-      <w:pPr>
-        <w:pStyle w:val="NormalWeb"/>
-        <w:numPr>
-          <w:ilvl w:val="0"/>
-          <w:numId w:val="48"/>
-        </w:numPr>
-      </w:pPr>
-      <w:r>
-        <w:t>Added full TypeScript typing.</w:t>
-      </w:r>
-    </w:p>
-    <w:p>
-      <w:pPr>
-        <w:pStyle w:val="NormalWeb"/>
-      </w:pPr>
-      <w:r>
-        <w:rPr>
-          <w:rStyle w:val="Strong"/>
-        </w:rPr>
-        <w:t>Warning Resolution</w:t>
-      </w:r>
-    </w:p>
-    <w:p>
-      <w:pPr>
-        <w:pStyle w:val="NormalWeb"/>
-        <w:numPr>
-          <w:ilvl w:val="0"/>
-          <w:numId w:val="49"/>
-        </w:numPr>
-      </w:pPr>
-      <w:r>
-        <w:t>Removed 214 warnings.</w:t>
-      </w:r>
-    </w:p>
-    <w:p>
-      <w:pPr>
-        <w:pStyle w:val="NormalWeb"/>
-        <w:numPr>
-          <w:ilvl w:val="0"/>
-          <w:numId w:val="49"/>
-        </w:numPr>
-      </w:pPr>
-      <w:r>
-        <w:t>Enforced strict state update control.</w:t>
-      </w:r>
-    </w:p>
-    <w:p>
-      <w:pPr>
-        <w:pStyle w:val="NormalWeb"/>
-        <w:numPr>
-          <w:ilvl w:val="0"/>
-          <w:numId w:val="49"/>
-        </w:numPr>
-      </w:pPr>
-      <w:r>
-        <w:t>Ensured stable production build.</w:t>
-      </w:r>
-    </w:p>
-    <w:p>
-      <w:pPr>
-        <w:pStyle w:val="NormalWeb"/>
-      </w:pPr>
-      <w:r>
-        <w:rPr>
-          <w:rStyle w:val="Strong"/>
-        </w:rPr>
-        <w:t>Mobile App (Initiation)</w:t>
-      </w:r>
-    </w:p>
-    <w:p>
-      <w:pPr>
-        <w:pStyle w:val="NormalWeb"/>
-        <w:numPr>
-          <w:ilvl w:val="0"/>
-          <w:numId w:val="50"/>
-        </w:numPr>
-      </w:pPr>
-      <w:r>
-        <w:t>Defined system requirements for:</w:t>
-      </w:r>
-    </w:p>
-    <w:p>
-      <w:pPr>
-        <w:pStyle w:val="NormalWeb"/>
-        <w:numPr>
-          <w:ilvl w:val="1"/>
-          <w:numId w:val="50"/>
-        </w:numPr>
-      </w:pPr>
-      <w:r>
-        <w:t>Offline ML-CV digitization</w:t>
-      </w:r>
-    </w:p>
-    <w:p>
-      <w:pPr>
-        <w:pStyle w:val="NormalWeb"/>
-        <w:numPr>
-          <w:ilvl w:val="1"/>
-          <w:numId w:val="50"/>
-        </w:numPr>
-      </w:pPr>
-      <w:r>
-        <w:t>Table structure preservation</w:t>
-      </w:r>
-    </w:p>
-    <w:p>
-      <w:pPr>
-        <w:pStyle w:val="NormalWeb"/>
-        <w:numPr>
-          <w:ilvl w:val="1"/>
-          <w:numId w:val="50"/>
-        </w:numPr>
-      </w:pPr>
-      <w:r>
-        <w:t>Cross-platform support</w:t>
-      </w:r>
-    </w:p>
-    <w:p>
-      <w:pPr>
-        <w:pStyle w:val="NormalWeb"/>
-        <w:numPr>
-          <w:ilvl w:val="1"/>
-          <w:numId w:val="50"/>
-        </w:numPr>
-      </w:pPr>
-      <w:r>
-        <w:t>Zero-cost deployment</w:t>
-      </w:r>
     </w:p>
     <w:sectPr>
       <w:pgSz w:w="12240" w:h="15840"/>
@@ -8035,152 +8655,89 @@
     </w:lvl>
   </w:abstractNum>
   <w:abstractNum w:abstractNumId="4" w15:restartNumberingAfterBreak="0">
-    <w:nsid w:val="09E721CA"/>
-    <w:multiLevelType w:val="multilevel"/>
-    <w:tmpl w:val="03682DFC"/>
-    <w:lvl w:ilvl="0">
-      <w:start w:val="1"/>
-      <w:numFmt w:val="bullet"/>
-      <w:lvlText w:val=""/>
-      <w:lvlJc w:val="left"/>
-      <w:pPr>
-        <w:tabs>
-          <w:tab w:val="num" w:pos="720"/>
-        </w:tabs>
-        <w:ind w:left="720" w:hanging="360"/>
-      </w:pPr>
-      <w:rPr>
-        <w:rFonts w:ascii="Symbol" w:hAnsi="Symbol" w:hint="default"/>
-        <w:sz w:val="20"/>
-      </w:rPr>
-    </w:lvl>
-    <w:lvl w:ilvl="1" w:tentative="1">
-      <w:start w:val="1"/>
-      <w:numFmt w:val="bullet"/>
-      <w:lvlText w:val="o"/>
-      <w:lvlJc w:val="left"/>
-      <w:pPr>
-        <w:tabs>
-          <w:tab w:val="num" w:pos="1440"/>
-        </w:tabs>
-        <w:ind w:left="1440" w:hanging="360"/>
-      </w:pPr>
-      <w:rPr>
-        <w:rFonts w:ascii="Courier New" w:hAnsi="Courier New" w:hint="default"/>
-        <w:sz w:val="20"/>
-      </w:rPr>
-    </w:lvl>
-    <w:lvl w:ilvl="2" w:tentative="1">
-      <w:start w:val="1"/>
-      <w:numFmt w:val="bullet"/>
-      <w:lvlText w:val=""/>
-      <w:lvlJc w:val="left"/>
-      <w:pPr>
-        <w:tabs>
-          <w:tab w:val="num" w:pos="2160"/>
-        </w:tabs>
-        <w:ind w:left="2160" w:hanging="360"/>
-      </w:pPr>
-      <w:rPr>
-        <w:rFonts w:ascii="Wingdings" w:hAnsi="Wingdings" w:hint="default"/>
-        <w:sz w:val="20"/>
-      </w:rPr>
-    </w:lvl>
-    <w:lvl w:ilvl="3" w:tentative="1">
-      <w:start w:val="1"/>
-      <w:numFmt w:val="bullet"/>
-      <w:lvlText w:val=""/>
-      <w:lvlJc w:val="left"/>
-      <w:pPr>
-        <w:tabs>
-          <w:tab w:val="num" w:pos="2880"/>
-        </w:tabs>
-        <w:ind w:left="2880" w:hanging="360"/>
-      </w:pPr>
-      <w:rPr>
-        <w:rFonts w:ascii="Wingdings" w:hAnsi="Wingdings" w:hint="default"/>
-        <w:sz w:val="20"/>
-      </w:rPr>
-    </w:lvl>
-    <w:lvl w:ilvl="4" w:tentative="1">
-      <w:start w:val="1"/>
-      <w:numFmt w:val="bullet"/>
-      <w:lvlText w:val=""/>
-      <w:lvlJc w:val="left"/>
-      <w:pPr>
-        <w:tabs>
-          <w:tab w:val="num" w:pos="3600"/>
-        </w:tabs>
-        <w:ind w:left="3600" w:hanging="360"/>
-      </w:pPr>
-      <w:rPr>
-        <w:rFonts w:ascii="Wingdings" w:hAnsi="Wingdings" w:hint="default"/>
-        <w:sz w:val="20"/>
-      </w:rPr>
-    </w:lvl>
-    <w:lvl w:ilvl="5" w:tentative="1">
-      <w:start w:val="1"/>
-      <w:numFmt w:val="bullet"/>
-      <w:lvlText w:val=""/>
-      <w:lvlJc w:val="left"/>
-      <w:pPr>
-        <w:tabs>
-          <w:tab w:val="num" w:pos="4320"/>
-        </w:tabs>
-        <w:ind w:left="4320" w:hanging="360"/>
-      </w:pPr>
-      <w:rPr>
-        <w:rFonts w:ascii="Wingdings" w:hAnsi="Wingdings" w:hint="default"/>
-        <w:sz w:val="20"/>
-      </w:rPr>
-    </w:lvl>
-    <w:lvl w:ilvl="6" w:tentative="1">
-      <w:start w:val="1"/>
-      <w:numFmt w:val="bullet"/>
-      <w:lvlText w:val=""/>
-      <w:lvlJc w:val="left"/>
-      <w:pPr>
-        <w:tabs>
-          <w:tab w:val="num" w:pos="5040"/>
-        </w:tabs>
-        <w:ind w:left="5040" w:hanging="360"/>
-      </w:pPr>
-      <w:rPr>
-        <w:rFonts w:ascii="Wingdings" w:hAnsi="Wingdings" w:hint="default"/>
-        <w:sz w:val="20"/>
-      </w:rPr>
-    </w:lvl>
-    <w:lvl w:ilvl="7" w:tentative="1">
-      <w:start w:val="1"/>
-      <w:numFmt w:val="bullet"/>
-      <w:lvlText w:val=""/>
-      <w:lvlJc w:val="left"/>
-      <w:pPr>
-        <w:tabs>
-          <w:tab w:val="num" w:pos="5760"/>
-        </w:tabs>
-        <w:ind w:left="5760" w:hanging="360"/>
-      </w:pPr>
-      <w:rPr>
-        <w:rFonts w:ascii="Wingdings" w:hAnsi="Wingdings" w:hint="default"/>
-        <w:sz w:val="20"/>
-      </w:rPr>
-    </w:lvl>
-    <w:lvl w:ilvl="8" w:tentative="1">
-      <w:start w:val="1"/>
-      <w:numFmt w:val="bullet"/>
-      <w:lvlText w:val=""/>
-      <w:lvlJc w:val="left"/>
-      <w:pPr>
-        <w:tabs>
-          <w:tab w:val="num" w:pos="6480"/>
-        </w:tabs>
-        <w:ind w:left="6480" w:hanging="360"/>
-      </w:pPr>
-      <w:rPr>
-        <w:rFonts w:ascii="Wingdings" w:hAnsi="Wingdings" w:hint="default"/>
-        <w:sz w:val="20"/>
-      </w:rPr>
+    <w:nsid w:val="07B71873"/>
+    <w:multiLevelType w:val="hybridMultilevel"/>
+    <w:tmpl w:val="6E68118C"/>
+    <w:lvl w:ilvl="0" w:tplc="0409000F">
+      <w:start w:val="1"/>
+      <w:numFmt w:val="decimal"/>
+      <w:lvlText w:val="%1."/>
+      <w:lvlJc w:val="left"/>
+      <w:pPr>
+        <w:ind w:left="1080" w:hanging="360"/>
+      </w:pPr>
+    </w:lvl>
+    <w:lvl w:ilvl="1" w:tplc="04090019" w:tentative="1">
+      <w:start w:val="1"/>
+      <w:numFmt w:val="lowerLetter"/>
+      <w:lvlText w:val="%2."/>
+      <w:lvlJc w:val="left"/>
+      <w:pPr>
+        <w:ind w:left="1800" w:hanging="360"/>
+      </w:pPr>
+    </w:lvl>
+    <w:lvl w:ilvl="2" w:tplc="0409001B" w:tentative="1">
+      <w:start w:val="1"/>
+      <w:numFmt w:val="lowerRoman"/>
+      <w:lvlText w:val="%3."/>
+      <w:lvlJc w:val="right"/>
+      <w:pPr>
+        <w:ind w:left="2520" w:hanging="180"/>
+      </w:pPr>
+    </w:lvl>
+    <w:lvl w:ilvl="3" w:tplc="0409000F" w:tentative="1">
+      <w:start w:val="1"/>
+      <w:numFmt w:val="decimal"/>
+      <w:lvlText w:val="%4."/>
+      <w:lvlJc w:val="left"/>
+      <w:pPr>
+        <w:ind w:left="3240" w:hanging="360"/>
+      </w:pPr>
+    </w:lvl>
+    <w:lvl w:ilvl="4" w:tplc="04090019" w:tentative="1">
+      <w:start w:val="1"/>
+      <w:numFmt w:val="lowerLetter"/>
+      <w:lvlText w:val="%5."/>
+      <w:lvlJc w:val="left"/>
+      <w:pPr>
+        <w:ind w:left="3960" w:hanging="360"/>
+      </w:pPr>
+    </w:lvl>
+    <w:lvl w:ilvl="5" w:tplc="0409001B" w:tentative="1">
+      <w:start w:val="1"/>
+      <w:numFmt w:val="lowerRoman"/>
+      <w:lvlText w:val="%6."/>
+      <w:lvlJc w:val="right"/>
+      <w:pPr>
+        <w:ind w:left="4680" w:hanging="180"/>
+      </w:pPr>
+    </w:lvl>
+    <w:lvl w:ilvl="6" w:tplc="0409000F" w:tentative="1">
+      <w:start w:val="1"/>
+      <w:numFmt w:val="decimal"/>
+      <w:lvlText w:val="%7."/>
+      <w:lvlJc w:val="left"/>
+      <w:pPr>
+        <w:ind w:left="5400" w:hanging="360"/>
+      </w:pPr>
+    </w:lvl>
+    <w:lvl w:ilvl="7" w:tplc="04090019" w:tentative="1">
+      <w:start w:val="1"/>
+      <w:numFmt w:val="lowerLetter"/>
+      <w:lvlText w:val="%8."/>
+      <w:lvlJc w:val="left"/>
+      <w:pPr>
+        <w:ind w:left="6120" w:hanging="360"/>
+      </w:pPr>
+    </w:lvl>
+    <w:lvl w:ilvl="8" w:tplc="0409001B" w:tentative="1">
+      <w:start w:val="1"/>
+      <w:numFmt w:val="lowerRoman"/>
+      <w:lvlText w:val="%9."/>
+      <w:lvlJc w:val="right"/>
+      <w:pPr>
+        <w:ind w:left="6840" w:hanging="180"/>
+      </w:pPr>
     </w:lvl>
   </w:abstractNum>
   <w:abstractNum w:abstractNumId="5" w15:restartNumberingAfterBreak="0">
@@ -11575,155 +12132,6 @@
     </w:lvl>
   </w:abstractNum>
   <w:abstractNum w:abstractNumId="28" w15:restartNumberingAfterBreak="0">
-    <w:nsid w:val="3EAF78B0"/>
-    <w:multiLevelType w:val="multilevel"/>
-    <w:tmpl w:val="B47CAD80"/>
-    <w:lvl w:ilvl="0">
-      <w:start w:val="1"/>
-      <w:numFmt w:val="bullet"/>
-      <w:lvlText w:val=""/>
-      <w:lvlJc w:val="left"/>
-      <w:pPr>
-        <w:tabs>
-          <w:tab w:val="num" w:pos="720"/>
-        </w:tabs>
-        <w:ind w:left="720" w:hanging="360"/>
-      </w:pPr>
-      <w:rPr>
-        <w:rFonts w:ascii="Symbol" w:hAnsi="Symbol" w:hint="default"/>
-        <w:sz w:val="20"/>
-      </w:rPr>
-    </w:lvl>
-    <w:lvl w:ilvl="1" w:tentative="1">
-      <w:start w:val="1"/>
-      <w:numFmt w:val="bullet"/>
-      <w:lvlText w:val="o"/>
-      <w:lvlJc w:val="left"/>
-      <w:pPr>
-        <w:tabs>
-          <w:tab w:val="num" w:pos="1440"/>
-        </w:tabs>
-        <w:ind w:left="1440" w:hanging="360"/>
-      </w:pPr>
-      <w:rPr>
-        <w:rFonts w:ascii="Courier New" w:hAnsi="Courier New" w:hint="default"/>
-        <w:sz w:val="20"/>
-      </w:rPr>
-    </w:lvl>
-    <w:lvl w:ilvl="2" w:tentative="1">
-      <w:start w:val="1"/>
-      <w:numFmt w:val="bullet"/>
-      <w:lvlText w:val=""/>
-      <w:lvlJc w:val="left"/>
-      <w:pPr>
-        <w:tabs>
-          <w:tab w:val="num" w:pos="2160"/>
-        </w:tabs>
-        <w:ind w:left="2160" w:hanging="360"/>
-      </w:pPr>
-      <w:rPr>
-        <w:rFonts w:ascii="Wingdings" w:hAnsi="Wingdings" w:hint="default"/>
-        <w:sz w:val="20"/>
-      </w:rPr>
-    </w:lvl>
-    <w:lvl w:ilvl="3" w:tentative="1">
-      <w:start w:val="1"/>
-      <w:numFmt w:val="bullet"/>
-      <w:lvlText w:val=""/>
-      <w:lvlJc w:val="left"/>
-      <w:pPr>
-        <w:tabs>
-          <w:tab w:val="num" w:pos="2880"/>
-        </w:tabs>
-        <w:ind w:left="2880" w:hanging="360"/>
-      </w:pPr>
-      <w:rPr>
-        <w:rFonts w:ascii="Wingdings" w:hAnsi="Wingdings" w:hint="default"/>
-        <w:sz w:val="20"/>
-      </w:rPr>
-    </w:lvl>
-    <w:lvl w:ilvl="4" w:tentative="1">
-      <w:start w:val="1"/>
-      <w:numFmt w:val="bullet"/>
-      <w:lvlText w:val=""/>
-      <w:lvlJc w:val="left"/>
-      <w:pPr>
-        <w:tabs>
-          <w:tab w:val="num" w:pos="3600"/>
-        </w:tabs>
-        <w:ind w:left="3600" w:hanging="360"/>
-      </w:pPr>
-      <w:rPr>
-        <w:rFonts w:ascii="Wingdings" w:hAnsi="Wingdings" w:hint="default"/>
-        <w:sz w:val="20"/>
-      </w:rPr>
-    </w:lvl>
-    <w:lvl w:ilvl="5" w:tentative="1">
-      <w:start w:val="1"/>
-      <w:numFmt w:val="bullet"/>
-      <w:lvlText w:val=""/>
-      <w:lvlJc w:val="left"/>
-      <w:pPr>
-        <w:tabs>
-          <w:tab w:val="num" w:pos="4320"/>
-        </w:tabs>
-        <w:ind w:left="4320" w:hanging="360"/>
-      </w:pPr>
-      <w:rPr>
-        <w:rFonts w:ascii="Wingdings" w:hAnsi="Wingdings" w:hint="default"/>
-        <w:sz w:val="20"/>
-      </w:rPr>
-    </w:lvl>
-    <w:lvl w:ilvl="6" w:tentative="1">
-      <w:start w:val="1"/>
-      <w:numFmt w:val="bullet"/>
-      <w:lvlText w:val=""/>
-      <w:lvlJc w:val="left"/>
-      <w:pPr>
-        <w:tabs>
-          <w:tab w:val="num" w:pos="5040"/>
-        </w:tabs>
-        <w:ind w:left="5040" w:hanging="360"/>
-      </w:pPr>
-      <w:rPr>
-        <w:rFonts w:ascii="Wingdings" w:hAnsi="Wingdings" w:hint="default"/>
-        <w:sz w:val="20"/>
-      </w:rPr>
-    </w:lvl>
-    <w:lvl w:ilvl="7" w:tentative="1">
-      <w:start w:val="1"/>
-      <w:numFmt w:val="bullet"/>
-      <w:lvlText w:val=""/>
-      <w:lvlJc w:val="left"/>
-      <w:pPr>
-        <w:tabs>
-          <w:tab w:val="num" w:pos="5760"/>
-        </w:tabs>
-        <w:ind w:left="5760" w:hanging="360"/>
-      </w:pPr>
-      <w:rPr>
-        <w:rFonts w:ascii="Wingdings" w:hAnsi="Wingdings" w:hint="default"/>
-        <w:sz w:val="20"/>
-      </w:rPr>
-    </w:lvl>
-    <w:lvl w:ilvl="8" w:tentative="1">
-      <w:start w:val="1"/>
-      <w:numFmt w:val="bullet"/>
-      <w:lvlText w:val=""/>
-      <w:lvlJc w:val="left"/>
-      <w:pPr>
-        <w:tabs>
-          <w:tab w:val="num" w:pos="6480"/>
-        </w:tabs>
-        <w:ind w:left="6480" w:hanging="360"/>
-      </w:pPr>
-      <w:rPr>
-        <w:rFonts w:ascii="Wingdings" w:hAnsi="Wingdings" w:hint="default"/>
-        <w:sz w:val="20"/>
-      </w:rPr>
-    </w:lvl>
-  </w:abstractNum>
-  <w:abstractNum w:abstractNumId="29" w15:restartNumberingAfterBreak="0">
     <w:nsid w:val="46463CB5"/>
     <w:multiLevelType w:val="multilevel"/>
     <w:tmpl w:val="4E7AF214"/>
@@ -11872,7 +12280,7 @@
       </w:rPr>
     </w:lvl>
   </w:abstractNum>
-  <w:abstractNum w:abstractNumId="30" w15:restartNumberingAfterBreak="0">
+  <w:abstractNum w:abstractNumId="29" w15:restartNumberingAfterBreak="0">
     <w:nsid w:val="464D3C80"/>
     <w:multiLevelType w:val="multilevel"/>
     <w:tmpl w:val="7E588BBA"/>
@@ -12021,7 +12429,7 @@
       </w:rPr>
     </w:lvl>
   </w:abstractNum>
-  <w:abstractNum w:abstractNumId="31" w15:restartNumberingAfterBreak="0">
+  <w:abstractNum w:abstractNumId="30" w15:restartNumberingAfterBreak="0">
     <w:nsid w:val="490764F6"/>
     <w:multiLevelType w:val="multilevel"/>
     <w:tmpl w:val="EF92443A"/>
@@ -12170,7 +12578,7 @@
       </w:rPr>
     </w:lvl>
   </w:abstractNum>
-  <w:abstractNum w:abstractNumId="32" w15:restartNumberingAfterBreak="0">
+  <w:abstractNum w:abstractNumId="31" w15:restartNumberingAfterBreak="0">
     <w:nsid w:val="4C8F5902"/>
     <w:multiLevelType w:val="multilevel"/>
     <w:tmpl w:val="DCE86138"/>
@@ -12319,7 +12727,7 @@
       </w:rPr>
     </w:lvl>
   </w:abstractNum>
-  <w:abstractNum w:abstractNumId="33" w15:restartNumberingAfterBreak="0">
+  <w:abstractNum w:abstractNumId="32" w15:restartNumberingAfterBreak="0">
     <w:nsid w:val="50010AC1"/>
     <w:multiLevelType w:val="multilevel"/>
     <w:tmpl w:val="7E0641C2"/>
@@ -12468,7 +12876,7 @@
       </w:rPr>
     </w:lvl>
   </w:abstractNum>
-  <w:abstractNum w:abstractNumId="34" w15:restartNumberingAfterBreak="0">
+  <w:abstractNum w:abstractNumId="33" w15:restartNumberingAfterBreak="0">
     <w:nsid w:val="548947AF"/>
     <w:multiLevelType w:val="multilevel"/>
     <w:tmpl w:val="9CE80C98"/>
@@ -12617,7 +13025,7 @@
       </w:rPr>
     </w:lvl>
   </w:abstractNum>
-  <w:abstractNum w:abstractNumId="35" w15:restartNumberingAfterBreak="0">
+  <w:abstractNum w:abstractNumId="34" w15:restartNumberingAfterBreak="0">
     <w:nsid w:val="56CA53EF"/>
     <w:multiLevelType w:val="multilevel"/>
     <w:tmpl w:val="84FE6970"/>
@@ -12766,7 +13174,7 @@
       </w:rPr>
     </w:lvl>
   </w:abstractNum>
-  <w:abstractNum w:abstractNumId="36" w15:restartNumberingAfterBreak="0">
+  <w:abstractNum w:abstractNumId="35" w15:restartNumberingAfterBreak="0">
     <w:nsid w:val="58A9018C"/>
     <w:multiLevelType w:val="multilevel"/>
     <w:tmpl w:val="315E6C52"/>
@@ -12915,7 +13323,7 @@
       </w:rPr>
     </w:lvl>
   </w:abstractNum>
-  <w:abstractNum w:abstractNumId="37" w15:restartNumberingAfterBreak="0">
+  <w:abstractNum w:abstractNumId="36" w15:restartNumberingAfterBreak="0">
     <w:nsid w:val="58DE1064"/>
     <w:multiLevelType w:val="multilevel"/>
     <w:tmpl w:val="DEB0A63E"/>
@@ -13064,7 +13472,7 @@
       </w:rPr>
     </w:lvl>
   </w:abstractNum>
-  <w:abstractNum w:abstractNumId="38" w15:restartNumberingAfterBreak="0">
+  <w:abstractNum w:abstractNumId="37" w15:restartNumberingAfterBreak="0">
     <w:nsid w:val="592C475E"/>
     <w:multiLevelType w:val="multilevel"/>
     <w:tmpl w:val="33E4F838"/>
@@ -13213,7 +13621,7 @@
       </w:rPr>
     </w:lvl>
   </w:abstractNum>
-  <w:abstractNum w:abstractNumId="39" w15:restartNumberingAfterBreak="0">
+  <w:abstractNum w:abstractNumId="38" w15:restartNumberingAfterBreak="0">
     <w:nsid w:val="5A596376"/>
     <w:multiLevelType w:val="hybridMultilevel"/>
     <w:tmpl w:val="F6861CAC"/>
@@ -13326,7 +13734,7 @@
       </w:rPr>
     </w:lvl>
   </w:abstractNum>
-  <w:abstractNum w:abstractNumId="40" w15:restartNumberingAfterBreak="0">
+  <w:abstractNum w:abstractNumId="39" w15:restartNumberingAfterBreak="0">
     <w:nsid w:val="5A7C06C0"/>
     <w:multiLevelType w:val="multilevel"/>
     <w:tmpl w:val="2F0AE228"/>
@@ -13475,7 +13883,7 @@
       </w:rPr>
     </w:lvl>
   </w:abstractNum>
-  <w:abstractNum w:abstractNumId="41" w15:restartNumberingAfterBreak="0">
+  <w:abstractNum w:abstractNumId="40" w15:restartNumberingAfterBreak="0">
     <w:nsid w:val="5BA93CB4"/>
     <w:multiLevelType w:val="hybridMultilevel"/>
     <w:tmpl w:val="28D2839A"/>
@@ -13588,7 +13996,7 @@
       </w:rPr>
     </w:lvl>
   </w:abstractNum>
-  <w:abstractNum w:abstractNumId="42" w15:restartNumberingAfterBreak="0">
+  <w:abstractNum w:abstractNumId="41" w15:restartNumberingAfterBreak="0">
     <w:nsid w:val="673532A1"/>
     <w:multiLevelType w:val="multilevel"/>
     <w:tmpl w:val="1682FA20"/>
@@ -13737,7 +14145,7 @@
       </w:rPr>
     </w:lvl>
   </w:abstractNum>
-  <w:abstractNum w:abstractNumId="43" w15:restartNumberingAfterBreak="0">
+  <w:abstractNum w:abstractNumId="42" w15:restartNumberingAfterBreak="0">
     <w:nsid w:val="692C0D66"/>
     <w:multiLevelType w:val="multilevel"/>
     <w:tmpl w:val="63A428EC"/>
@@ -13886,156 +14294,7 @@
       </w:rPr>
     </w:lvl>
   </w:abstractNum>
-  <w:abstractNum w:abstractNumId="44" w15:restartNumberingAfterBreak="0">
-    <w:nsid w:val="6D42561B"/>
-    <w:multiLevelType w:val="multilevel"/>
-    <w:tmpl w:val="2F54275A"/>
-    <w:lvl w:ilvl="0">
-      <w:start w:val="1"/>
-      <w:numFmt w:val="bullet"/>
-      <w:lvlText w:val=""/>
-      <w:lvlJc w:val="left"/>
-      <w:pPr>
-        <w:tabs>
-          <w:tab w:val="num" w:pos="720"/>
-        </w:tabs>
-        <w:ind w:left="720" w:hanging="360"/>
-      </w:pPr>
-      <w:rPr>
-        <w:rFonts w:ascii="Symbol" w:hAnsi="Symbol" w:hint="default"/>
-        <w:sz w:val="20"/>
-      </w:rPr>
-    </w:lvl>
-    <w:lvl w:ilvl="1" w:tentative="1">
-      <w:start w:val="1"/>
-      <w:numFmt w:val="bullet"/>
-      <w:lvlText w:val="o"/>
-      <w:lvlJc w:val="left"/>
-      <w:pPr>
-        <w:tabs>
-          <w:tab w:val="num" w:pos="1440"/>
-        </w:tabs>
-        <w:ind w:left="1440" w:hanging="360"/>
-      </w:pPr>
-      <w:rPr>
-        <w:rFonts w:ascii="Courier New" w:hAnsi="Courier New" w:hint="default"/>
-        <w:sz w:val="20"/>
-      </w:rPr>
-    </w:lvl>
-    <w:lvl w:ilvl="2" w:tentative="1">
-      <w:start w:val="1"/>
-      <w:numFmt w:val="bullet"/>
-      <w:lvlText w:val=""/>
-      <w:lvlJc w:val="left"/>
-      <w:pPr>
-        <w:tabs>
-          <w:tab w:val="num" w:pos="2160"/>
-        </w:tabs>
-        <w:ind w:left="2160" w:hanging="360"/>
-      </w:pPr>
-      <w:rPr>
-        <w:rFonts w:ascii="Wingdings" w:hAnsi="Wingdings" w:hint="default"/>
-        <w:sz w:val="20"/>
-      </w:rPr>
-    </w:lvl>
-    <w:lvl w:ilvl="3" w:tentative="1">
-      <w:start w:val="1"/>
-      <w:numFmt w:val="bullet"/>
-      <w:lvlText w:val=""/>
-      <w:lvlJc w:val="left"/>
-      <w:pPr>
-        <w:tabs>
-          <w:tab w:val="num" w:pos="2880"/>
-        </w:tabs>
-        <w:ind w:left="2880" w:hanging="360"/>
-      </w:pPr>
-      <w:rPr>
-        <w:rFonts w:ascii="Wingdings" w:hAnsi="Wingdings" w:hint="default"/>
-        <w:sz w:val="20"/>
-      </w:rPr>
-    </w:lvl>
-    <w:lvl w:ilvl="4" w:tentative="1">
-      <w:start w:val="1"/>
-      <w:numFmt w:val="bullet"/>
-      <w:lvlText w:val=""/>
-      <w:lvlJc w:val="left"/>
-      <w:pPr>
-        <w:tabs>
-          <w:tab w:val="num" w:pos="3600"/>
-        </w:tabs>
-        <w:ind w:left="3600" w:hanging="360"/>
-      </w:pPr>
-      <w:rPr>
-        <w:rFonts w:ascii="Wingdings" w:hAnsi="Wingdings" w:hint="default"/>
-        <w:sz w:val="20"/>
-      </w:rPr>
-    </w:lvl>
-    <w:lvl w:ilvl="5" w:tentative="1">
-      <w:start w:val="1"/>
-      <w:numFmt w:val="bullet"/>
-      <w:lvlText w:val=""/>
-      <w:lvlJc w:val="left"/>
-      <w:pPr>
-        <w:tabs>
-          <w:tab w:val="num" w:pos="4320"/>
-        </w:tabs>
-        <w:ind w:left="4320" w:hanging="360"/>
-      </w:pPr>
-      <w:rPr>
-        <w:rFonts w:ascii="Wingdings" w:hAnsi="Wingdings" w:hint="default"/>
-        <w:sz w:val="20"/>
-      </w:rPr>
-    </w:lvl>
-    <w:lvl w:ilvl="6" w:tentative="1">
-      <w:start w:val="1"/>
-      <w:numFmt w:val="bullet"/>
-      <w:lvlText w:val=""/>
-      <w:lvlJc w:val="left"/>
-      <w:pPr>
-        <w:tabs>
-          <w:tab w:val="num" w:pos="5040"/>
-        </w:tabs>
-        <w:ind w:left="5040" w:hanging="360"/>
-      </w:pPr>
-      <w:rPr>
-        <w:rFonts w:ascii="Wingdings" w:hAnsi="Wingdings" w:hint="default"/>
-        <w:sz w:val="20"/>
-      </w:rPr>
-    </w:lvl>
-    <w:lvl w:ilvl="7" w:tentative="1">
-      <w:start w:val="1"/>
-      <w:numFmt w:val="bullet"/>
-      <w:lvlText w:val=""/>
-      <w:lvlJc w:val="left"/>
-      <w:pPr>
-        <w:tabs>
-          <w:tab w:val="num" w:pos="5760"/>
-        </w:tabs>
-        <w:ind w:left="5760" w:hanging="360"/>
-      </w:pPr>
-      <w:rPr>
-        <w:rFonts w:ascii="Wingdings" w:hAnsi="Wingdings" w:hint="default"/>
-        <w:sz w:val="20"/>
-      </w:rPr>
-    </w:lvl>
-    <w:lvl w:ilvl="8" w:tentative="1">
-      <w:start w:val="1"/>
-      <w:numFmt w:val="bullet"/>
-      <w:lvlText w:val=""/>
-      <w:lvlJc w:val="left"/>
-      <w:pPr>
-        <w:tabs>
-          <w:tab w:val="num" w:pos="6480"/>
-        </w:tabs>
-        <w:ind w:left="6480" w:hanging="360"/>
-      </w:pPr>
-      <w:rPr>
-        <w:rFonts w:ascii="Wingdings" w:hAnsi="Wingdings" w:hint="default"/>
-        <w:sz w:val="20"/>
-      </w:rPr>
-    </w:lvl>
-  </w:abstractNum>
-  <w:abstractNum w:abstractNumId="45" w15:restartNumberingAfterBreak="0">
+  <w:abstractNum w:abstractNumId="43" w15:restartNumberingAfterBreak="0">
     <w:nsid w:val="6F054F5B"/>
     <w:multiLevelType w:val="multilevel"/>
     <w:tmpl w:val="1AB63212"/>
@@ -14184,7 +14443,7 @@
       </w:rPr>
     </w:lvl>
   </w:abstractNum>
-  <w:abstractNum w:abstractNumId="46" w15:restartNumberingAfterBreak="0">
+  <w:abstractNum w:abstractNumId="44" w15:restartNumberingAfterBreak="0">
     <w:nsid w:val="71994CDE"/>
     <w:multiLevelType w:val="multilevel"/>
     <w:tmpl w:val="49BC38DC"/>
@@ -14333,7 +14592,7 @@
       </w:rPr>
     </w:lvl>
   </w:abstractNum>
-  <w:abstractNum w:abstractNumId="47" w15:restartNumberingAfterBreak="0">
+  <w:abstractNum w:abstractNumId="45" w15:restartNumberingAfterBreak="0">
     <w:nsid w:val="74A23843"/>
     <w:multiLevelType w:val="multilevel"/>
     <w:tmpl w:val="2FB49A04"/>
@@ -14482,7 +14741,7 @@
       </w:rPr>
     </w:lvl>
   </w:abstractNum>
-  <w:abstractNum w:abstractNumId="48" w15:restartNumberingAfterBreak="0">
+  <w:abstractNum w:abstractNumId="46" w15:restartNumberingAfterBreak="0">
     <w:nsid w:val="798C3BE5"/>
     <w:multiLevelType w:val="multilevel"/>
     <w:tmpl w:val="0578278C"/>
@@ -14631,7 +14890,7 @@
       </w:rPr>
     </w:lvl>
   </w:abstractNum>
-  <w:abstractNum w:abstractNumId="49" w15:restartNumberingAfterBreak="0">
+  <w:abstractNum w:abstractNumId="47" w15:restartNumberingAfterBreak="0">
     <w:nsid w:val="7C812BE2"/>
     <w:multiLevelType w:val="multilevel"/>
     <w:tmpl w:val="8F182BF6"/>
@@ -14784,31 +15043,31 @@
     <w:abstractNumId w:val="26"/>
   </w:num>
   <w:num w:numId="2">
-    <w:abstractNumId w:val="39"/>
+    <w:abstractNumId w:val="38"/>
   </w:num>
   <w:num w:numId="3">
     <w:abstractNumId w:val="20"/>
   </w:num>
   <w:num w:numId="4">
-    <w:abstractNumId w:val="41"/>
+    <w:abstractNumId w:val="40"/>
   </w:num>
   <w:num w:numId="5">
     <w:abstractNumId w:val="8"/>
   </w:num>
   <w:num w:numId="6">
-    <w:abstractNumId w:val="46"/>
+    <w:abstractNumId w:val="44"/>
   </w:num>
   <w:num w:numId="7">
-    <w:abstractNumId w:val="35"/>
+    <w:abstractNumId w:val="34"/>
   </w:num>
   <w:num w:numId="8">
     <w:abstractNumId w:val="15"/>
   </w:num>
   <w:num w:numId="9">
-    <w:abstractNumId w:val="30"/>
+    <w:abstractNumId w:val="29"/>
   </w:num>
   <w:num w:numId="10">
-    <w:abstractNumId w:val="48"/>
+    <w:abstractNumId w:val="46"/>
   </w:num>
   <w:num w:numId="11">
     <w:abstractNumId w:val="24"/>
@@ -14817,10 +15076,10 @@
     <w:abstractNumId w:val="21"/>
   </w:num>
   <w:num w:numId="13">
-    <w:abstractNumId w:val="29"/>
+    <w:abstractNumId w:val="28"/>
   </w:num>
   <w:num w:numId="14">
-    <w:abstractNumId w:val="37"/>
+    <w:abstractNumId w:val="36"/>
   </w:num>
   <w:num w:numId="15">
     <w:abstractNumId w:val="6"/>
@@ -14829,16 +15088,16 @@
     <w:abstractNumId w:val="19"/>
   </w:num>
   <w:num w:numId="17">
-    <w:abstractNumId w:val="31"/>
+    <w:abstractNumId w:val="30"/>
   </w:num>
   <w:num w:numId="18">
-    <w:abstractNumId w:val="40"/>
+    <w:abstractNumId w:val="39"/>
   </w:num>
   <w:num w:numId="19">
-    <w:abstractNumId w:val="45"/>
+    <w:abstractNumId w:val="43"/>
   </w:num>
   <w:num w:numId="20">
-    <w:abstractNumId w:val="43"/>
+    <w:abstractNumId w:val="42"/>
   </w:num>
   <w:num w:numId="21">
     <w:abstractNumId w:val="2"/>
@@ -14862,74 +15121,69 @@
     <w:abstractNumId w:val="7"/>
   </w:num>
   <w:num w:numId="28">
-    <w:abstractNumId w:val="36"/>
+    <w:abstractNumId w:val="35"/>
   </w:num>
   <w:num w:numId="29">
     <w:abstractNumId w:val="3"/>
   </w:num>
   <w:num w:numId="30">
-    <w:abstractNumId w:val="44"/>
+    <w:abstractNumId w:val="33"/>
   </w:num>
   <w:num w:numId="31">
+    <w:abstractNumId w:val="31"/>
+  </w:num>
+  <w:num w:numId="32">
+    <w:abstractNumId w:val="0"/>
+  </w:num>
+  <w:num w:numId="33">
+    <w:abstractNumId w:val="17"/>
+  </w:num>
+  <w:num w:numId="34">
+    <w:abstractNumId w:val="9"/>
+  </w:num>
+  <w:num w:numId="35">
+    <w:abstractNumId w:val="47"/>
+  </w:num>
+  <w:num w:numId="36">
+    <w:abstractNumId w:val="25"/>
+  </w:num>
+  <w:num w:numId="37">
+    <w:abstractNumId w:val="45"/>
+  </w:num>
+  <w:num w:numId="38">
+    <w:abstractNumId w:val="10"/>
+  </w:num>
+  <w:num w:numId="39">
+    <w:abstractNumId w:val="37"/>
+  </w:num>
+  <w:num w:numId="40">
+    <w:abstractNumId w:val="14"/>
+  </w:num>
+  <w:num w:numId="41">
+    <w:abstractNumId w:val="22"/>
+  </w:num>
+  <w:num w:numId="42">
+    <w:abstractNumId w:val="5"/>
+  </w:num>
+  <w:num w:numId="43">
+    <w:abstractNumId w:val="41"/>
+  </w:num>
+  <w:num w:numId="44">
+    <w:abstractNumId w:val="23"/>
+  </w:num>
+  <w:num w:numId="45">
+    <w:abstractNumId w:val="32"/>
+  </w:num>
+  <w:num w:numId="46">
+    <w:abstractNumId w:val="12"/>
+  </w:num>
+  <w:num w:numId="47">
+    <w:abstractNumId w:val="16"/>
+  </w:num>
+  <w:num w:numId="48">
     <w:abstractNumId w:val="4"/>
   </w:num>
-  <w:num w:numId="32">
-    <w:abstractNumId w:val="28"/>
-  </w:num>
-  <w:num w:numId="33">
-    <w:abstractNumId w:val="34"/>
-  </w:num>
-  <w:num w:numId="34">
-    <w:abstractNumId w:val="32"/>
-  </w:num>
-  <w:num w:numId="35">
-    <w:abstractNumId w:val="0"/>
-  </w:num>
-  <w:num w:numId="36">
-    <w:abstractNumId w:val="17"/>
-  </w:num>
-  <w:num w:numId="37">
-    <w:abstractNumId w:val="9"/>
-  </w:num>
-  <w:num w:numId="38">
-    <w:abstractNumId w:val="49"/>
-  </w:num>
-  <w:num w:numId="39">
-    <w:abstractNumId w:val="25"/>
-  </w:num>
-  <w:num w:numId="40">
-    <w:abstractNumId w:val="47"/>
-  </w:num>
-  <w:num w:numId="41">
-    <w:abstractNumId w:val="10"/>
-  </w:num>
-  <w:num w:numId="42">
-    <w:abstractNumId w:val="38"/>
-  </w:num>
-  <w:num w:numId="43">
-    <w:abstractNumId w:val="14"/>
-  </w:num>
-  <w:num w:numId="44">
-    <w:abstractNumId w:val="22"/>
-  </w:num>
-  <w:num w:numId="45">
-    <w:abstractNumId w:val="5"/>
-  </w:num>
-  <w:num w:numId="46">
-    <w:abstractNumId w:val="42"/>
-  </w:num>
-  <w:num w:numId="47">
-    <w:abstractNumId w:val="23"/>
-  </w:num>
-  <w:num w:numId="48">
-    <w:abstractNumId w:val="33"/>
-  </w:num>
-  <w:num w:numId="49">
-    <w:abstractNumId w:val="12"/>
-  </w:num>
-  <w:num w:numId="50">
-    <w:abstractNumId w:val="16"/>
-  </w:num>
+  <w:numIdMacAtCleanup w:val="48"/>
 </w:numbering>
 </file>
 
@@ -15740,7 +15994,7 @@
 </file>
 
 <file path=customXml/itemProps1.xml><?xml version="1.0" encoding="utf-8"?>
-<ds:datastoreItem xmlns:ds="http://schemas.openxmlformats.org/officeDocument/2006/customXml" ds:itemID="{68E56F23-5D5A-4EF5-AA1A-14891580B9E9}">
+<ds:datastoreItem xmlns:ds="http://schemas.openxmlformats.org/officeDocument/2006/customXml" ds:itemID="{F129234A-4DFB-4438-81F8-C465ADB8A667}">
   <ds:schemaRefs>
     <ds:schemaRef ds:uri="http://schemas.openxmlformats.org/officeDocument/2006/bibliography"/>
   </ds:schemaRefs>

--- a/docs/06_Daily_Coding_&_Technical.docx
+++ b/docs/06_Daily_Coding_&_Technical.docx
@@ -7421,6 +7421,241 @@
     </w:p>
     <w:p>
       <w:pPr>
+        <w:pStyle w:val="ListParagraph"/>
+        <w:numPr>
+          <w:ilvl w:val="0"/>
+          <w:numId w:val="48"/>
+        </w:numPr>
+        <w:spacing w:after="0" w:line="240" w:lineRule="auto"/>
+        <w:rPr>
+          <w:rFonts w:ascii="Times New Roman" w:eastAsia="Times New Roman" w:hAnsi="Times New Roman" w:cs="Times New Roman"/>
+          <w:sz w:val="28"/>
+          <w:szCs w:val="28"/>
+        </w:rPr>
+      </w:pPr>
+      <w:r>
+        <w:rPr>
+          <w:rFonts w:ascii="Times New Roman" w:eastAsia="Times New Roman" w:hAnsi="Times New Roman" w:cs="Times New Roman"/>
+          <w:sz w:val="28"/>
+          <w:szCs w:val="28"/>
+        </w:rPr>
+        <w:t>Refined UI components and layout structure</w:t>
+      </w:r>
+    </w:p>
+    <w:p>
+      <w:pPr>
+        <w:pStyle w:val="ListParagraph"/>
+        <w:numPr>
+          <w:ilvl w:val="0"/>
+          <w:numId w:val="48"/>
+        </w:numPr>
+        <w:spacing w:after="0" w:line="240" w:lineRule="auto"/>
+        <w:rPr>
+          <w:rFonts w:ascii="Times New Roman" w:eastAsia="Times New Roman" w:hAnsi="Times New Roman" w:cs="Times New Roman"/>
+          <w:sz w:val="28"/>
+          <w:szCs w:val="28"/>
+        </w:rPr>
+      </w:pPr>
+      <w:r>
+        <w:rPr>
+          <w:rFonts w:ascii="Times New Roman" w:eastAsia="Times New Roman" w:hAnsi="Times New Roman" w:cs="Times New Roman"/>
+          <w:sz w:val="28"/>
+          <w:szCs w:val="28"/>
+        </w:rPr>
+        <w:t>Improved run selector logic and filtering behavior</w:t>
+      </w:r>
+    </w:p>
+    <w:p>
+      <w:pPr>
+        <w:pStyle w:val="ListParagraph"/>
+        <w:numPr>
+          <w:ilvl w:val="0"/>
+          <w:numId w:val="48"/>
+        </w:numPr>
+        <w:spacing w:after="0" w:line="240" w:lineRule="auto"/>
+        <w:rPr>
+          <w:rFonts w:ascii="Times New Roman" w:eastAsia="Times New Roman" w:hAnsi="Times New Roman" w:cs="Times New Roman"/>
+          <w:sz w:val="28"/>
+          <w:szCs w:val="28"/>
+        </w:rPr>
+      </w:pPr>
+      <w:r>
+        <w:rPr>
+          <w:rFonts w:ascii="Times New Roman" w:eastAsia="Times New Roman" w:hAnsi="Times New Roman" w:cs="Times New Roman"/>
+          <w:sz w:val="28"/>
+          <w:szCs w:val="28"/>
+        </w:rPr>
+        <w:t>Validated offline desktop rendering</w:t>
+      </w:r>
+    </w:p>
+    <w:p>
+      <w:pPr>
+        <w:pStyle w:val="ListParagraph"/>
+        <w:numPr>
+          <w:ilvl w:val="0"/>
+          <w:numId w:val="48"/>
+        </w:numPr>
+        <w:spacing w:after="0" w:line="240" w:lineRule="auto"/>
+        <w:rPr>
+          <w:rFonts w:ascii="Times New Roman" w:eastAsia="Times New Roman" w:hAnsi="Times New Roman" w:cs="Times New Roman"/>
+          <w:sz w:val="28"/>
+          <w:szCs w:val="28"/>
+        </w:rPr>
+      </w:pPr>
+      <w:r>
+        <w:rPr>
+          <w:rFonts w:ascii="Times New Roman" w:eastAsia="Times New Roman" w:hAnsi="Times New Roman" w:cs="Times New Roman"/>
+          <w:sz w:val="28"/>
+          <w:szCs w:val="28"/>
+        </w:rPr>
+        <w:t>Designed conceptual blueprint for ScanKar mobile app</w:t>
+      </w:r>
+    </w:p>
+    <w:p>
+      <w:pPr>
+        <w:pStyle w:val="ListParagraph"/>
+        <w:numPr>
+          <w:ilvl w:val="0"/>
+          <w:numId w:val="48"/>
+        </w:numPr>
+        <w:spacing w:after="0" w:line="240" w:lineRule="auto"/>
+        <w:rPr>
+          <w:rFonts w:ascii="Times New Roman" w:eastAsia="Times New Roman" w:hAnsi="Times New Roman" w:cs="Times New Roman"/>
+          <w:sz w:val="28"/>
+          <w:szCs w:val="28"/>
+        </w:rPr>
+      </w:pPr>
+      <w:r>
+        <w:rPr>
+          <w:rFonts w:ascii="Times New Roman" w:eastAsia="Times New Roman" w:hAnsi="Times New Roman" w:cs="Times New Roman"/>
+          <w:sz w:val="28"/>
+          <w:szCs w:val="28"/>
+        </w:rPr>
+        <w:t>Planned page routing and data persistence strategy</w:t>
+      </w:r>
+    </w:p>
+    <w:p>
+      <w:pPr>
+        <w:pStyle w:val="ListParagraph"/>
+        <w:numPr>
+          <w:ilvl w:val="0"/>
+          <w:numId w:val="48"/>
+        </w:numPr>
+        <w:spacing w:after="0" w:line="240" w:lineRule="auto"/>
+        <w:rPr>
+          <w:rFonts w:ascii="Times New Roman" w:eastAsia="Times New Roman" w:hAnsi="Times New Roman" w:cs="Times New Roman"/>
+          <w:sz w:val="28"/>
+          <w:szCs w:val="28"/>
+        </w:rPr>
+      </w:pPr>
+      <w:r>
+        <w:rPr>
+          <w:rFonts w:ascii="Times New Roman" w:eastAsia="Times New Roman" w:hAnsi="Times New Roman" w:cs="Times New Roman"/>
+          <w:sz w:val="28"/>
+          <w:szCs w:val="28"/>
+        </w:rPr>
+        <w:t>Refined UI components and layout structure</w:t>
+      </w:r>
+    </w:p>
+    <w:p>
+      <w:pPr>
+        <w:pStyle w:val="ListParagraph"/>
+        <w:numPr>
+          <w:ilvl w:val="0"/>
+          <w:numId w:val="48"/>
+        </w:numPr>
+        <w:spacing w:after="0" w:line="240" w:lineRule="auto"/>
+        <w:rPr>
+          <w:rFonts w:ascii="Times New Roman" w:eastAsia="Times New Roman" w:hAnsi="Times New Roman" w:cs="Times New Roman"/>
+          <w:sz w:val="28"/>
+          <w:szCs w:val="28"/>
+        </w:rPr>
+      </w:pPr>
+      <w:r>
+        <w:rPr>
+          <w:rFonts w:ascii="Times New Roman" w:eastAsia="Times New Roman" w:hAnsi="Times New Roman" w:cs="Times New Roman"/>
+          <w:sz w:val="28"/>
+          <w:szCs w:val="28"/>
+        </w:rPr>
+        <w:t>Improved run selector logic and filtering behavior</w:t>
+      </w:r>
+    </w:p>
+    <w:p>
+      <w:pPr>
+        <w:pStyle w:val="ListParagraph"/>
+        <w:numPr>
+          <w:ilvl w:val="0"/>
+          <w:numId w:val="48"/>
+        </w:numPr>
+        <w:spacing w:after="0" w:line="240" w:lineRule="auto"/>
+        <w:rPr>
+          <w:rFonts w:ascii="Times New Roman" w:eastAsia="Times New Roman" w:hAnsi="Times New Roman" w:cs="Times New Roman"/>
+          <w:sz w:val="28"/>
+          <w:szCs w:val="28"/>
+        </w:rPr>
+      </w:pPr>
+      <w:r>
+        <w:rPr>
+          <w:rFonts w:ascii="Times New Roman" w:eastAsia="Times New Roman" w:hAnsi="Times New Roman" w:cs="Times New Roman"/>
+          <w:sz w:val="28"/>
+          <w:szCs w:val="28"/>
+        </w:rPr>
+        <w:t>Validated offline desktop rendering</w:t>
+      </w:r>
+    </w:p>
+    <w:p>
+      <w:pPr>
+        <w:pStyle w:val="ListParagraph"/>
+        <w:numPr>
+          <w:ilvl w:val="0"/>
+          <w:numId w:val="48"/>
+        </w:numPr>
+        <w:spacing w:after="0" w:line="240" w:lineRule="auto"/>
+        <w:rPr>
+          <w:rFonts w:ascii="Times New Roman" w:eastAsia="Times New Roman" w:hAnsi="Times New Roman" w:cs="Times New Roman"/>
+          <w:sz w:val="28"/>
+          <w:szCs w:val="28"/>
+        </w:rPr>
+      </w:pPr>
+      <w:r>
+        <w:rPr>
+          <w:rFonts w:ascii="Times New Roman" w:eastAsia="Times New Roman" w:hAnsi="Times New Roman" w:cs="Times New Roman"/>
+          <w:sz w:val="28"/>
+          <w:szCs w:val="28"/>
+        </w:rPr>
+        <w:t>Designed conceptual blueprint for ScanKar mobile app</w:t>
+      </w:r>
+    </w:p>
+    <w:p>
+      <w:pPr>
+        <w:pStyle w:val="ListParagraph"/>
+        <w:numPr>
+          <w:ilvl w:val="0"/>
+          <w:numId w:val="48"/>
+        </w:numPr>
+        <w:spacing w:after="0" w:line="240" w:lineRule="auto"/>
+        <w:rPr>
+          <w:rFonts w:ascii="Times New Roman" w:eastAsia="Times New Roman" w:hAnsi="Times New Roman" w:cs="Times New Roman"/>
+          <w:sz w:val="28"/>
+          <w:szCs w:val="28"/>
+        </w:rPr>
+      </w:pPr>
+      <w:r>
+        <w:rPr>
+          <w:rFonts w:ascii="Times New Roman" w:eastAsia="Times New Roman" w:hAnsi="Times New Roman" w:cs="Times New Roman"/>
+          <w:sz w:val="28"/>
+          <w:szCs w:val="28"/>
+        </w:rPr>
+        <w:t>Planned page routing and data persistence strategy</w:t>
+      </w:r>
+    </w:p>
+    <w:p>
+      <w:pPr>
+        <w:pStyle w:val="NormalWeb"/>
+      </w:pPr>
+    </w:p>
+    <w:p>
+      <w:pPr>
         <w:pStyle w:val="NormalWeb"/>
         <w:rPr>
           <w:b/>
@@ -7428,282 +7663,196 @@
           <w:szCs w:val="36"/>
         </w:rPr>
       </w:pPr>
-    </w:p>
-    <w:p>
-      <w:pPr>
-        <w:pStyle w:val="ListParagraph"/>
-        <w:numPr>
-          <w:ilvl w:val="0"/>
-          <w:numId w:val="48"/>
-        </w:numPr>
-        <w:spacing w:after="0" w:line="240" w:lineRule="auto"/>
-        <w:rPr>
-          <w:rFonts w:ascii="Times New Roman" w:eastAsia="Times New Roman" w:hAnsi="Times New Roman" w:cs="Times New Roman"/>
-          <w:sz w:val="28"/>
-          <w:szCs w:val="28"/>
-        </w:rPr>
-      </w:pPr>
-      <w:r>
-        <w:rPr>
-          <w:rFonts w:ascii="Times New Roman" w:eastAsia="Times New Roman" w:hAnsi="Times New Roman" w:cs="Times New Roman"/>
-          <w:sz w:val="28"/>
-          <w:szCs w:val="28"/>
-        </w:rPr>
-        <w:t>Refined UI components and layout structure</w:t>
-      </w:r>
-    </w:p>
-    <w:p>
-      <w:pPr>
-        <w:pStyle w:val="ListParagraph"/>
-        <w:numPr>
-          <w:ilvl w:val="0"/>
-          <w:numId w:val="48"/>
-        </w:numPr>
-        <w:spacing w:after="0" w:line="240" w:lineRule="auto"/>
-        <w:rPr>
-          <w:rFonts w:ascii="Times New Roman" w:eastAsia="Times New Roman" w:hAnsi="Times New Roman" w:cs="Times New Roman"/>
-          <w:sz w:val="28"/>
-          <w:szCs w:val="28"/>
-        </w:rPr>
-      </w:pPr>
-      <w:r>
-        <w:rPr>
-          <w:rFonts w:ascii="Times New Roman" w:eastAsia="Times New Roman" w:hAnsi="Times New Roman" w:cs="Times New Roman"/>
-          <w:sz w:val="28"/>
-          <w:szCs w:val="28"/>
-        </w:rPr>
-        <w:t>Improved run selector logic and filtering behavior</w:t>
-      </w:r>
-    </w:p>
-    <w:p>
-      <w:pPr>
-        <w:pStyle w:val="ListParagraph"/>
-        <w:numPr>
-          <w:ilvl w:val="0"/>
-          <w:numId w:val="48"/>
-        </w:numPr>
-        <w:spacing w:after="0" w:line="240" w:lineRule="auto"/>
-        <w:rPr>
-          <w:rFonts w:ascii="Times New Roman" w:eastAsia="Times New Roman" w:hAnsi="Times New Roman" w:cs="Times New Roman"/>
-          <w:sz w:val="28"/>
-          <w:szCs w:val="28"/>
-        </w:rPr>
-      </w:pPr>
-      <w:r>
-        <w:rPr>
-          <w:rFonts w:ascii="Times New Roman" w:eastAsia="Times New Roman" w:hAnsi="Times New Roman" w:cs="Times New Roman"/>
-          <w:sz w:val="28"/>
-          <w:szCs w:val="28"/>
-        </w:rPr>
-        <w:t>Validated offline desktop rendering</w:t>
-      </w:r>
-    </w:p>
-    <w:p>
-      <w:pPr>
-        <w:pStyle w:val="ListParagraph"/>
-        <w:numPr>
-          <w:ilvl w:val="0"/>
-          <w:numId w:val="48"/>
-        </w:numPr>
-        <w:spacing w:after="0" w:line="240" w:lineRule="auto"/>
-        <w:rPr>
-          <w:rFonts w:ascii="Times New Roman" w:eastAsia="Times New Roman" w:hAnsi="Times New Roman" w:cs="Times New Roman"/>
-          <w:sz w:val="28"/>
-          <w:szCs w:val="28"/>
-        </w:rPr>
-      </w:pPr>
-      <w:r>
-        <w:rPr>
-          <w:rFonts w:ascii="Times New Roman" w:eastAsia="Times New Roman" w:hAnsi="Times New Roman" w:cs="Times New Roman"/>
-          <w:sz w:val="28"/>
-          <w:szCs w:val="28"/>
-        </w:rPr>
-        <w:t xml:space="preserve">Designed conceptual blueprint for </w:t>
+      <w:r>
+        <w:rPr>
+          <w:b/>
+          <w:sz w:val="36"/>
+          <w:szCs w:val="36"/>
+        </w:rPr>
+        <w:t>Day-29</w:t>
+      </w:r>
+      <w:r>
+        <w:rPr>
+          <w:b/>
+          <w:sz w:val="36"/>
+          <w:szCs w:val="36"/>
+        </w:rPr>
+        <w:t xml:space="preserve">                                           </w:t>
+      </w:r>
+      <w:r>
+        <w:rPr>
+          <w:b/>
+          <w:sz w:val="36"/>
+          <w:szCs w:val="36"/>
+        </w:rPr>
+        <w:t xml:space="preserve">                              15</w:t>
+      </w:r>
+      <w:r>
+        <w:rPr>
+          <w:b/>
+          <w:sz w:val="36"/>
+          <w:szCs w:val="36"/>
+        </w:rPr>
+        <w:t>/02/2025</w:t>
+      </w:r>
+    </w:p>
+    <w:p>
+      <w:pPr>
+        <w:spacing w:before="100" w:beforeAutospacing="1" w:after="100" w:afterAutospacing="1" w:line="240" w:lineRule="auto"/>
+        <w:rPr>
+          <w:rFonts w:ascii="Times New Roman" w:eastAsia="Times New Roman" w:hAnsi="Times New Roman" w:cs="Times New Roman"/>
+          <w:sz w:val="24"/>
+          <w:szCs w:val="24"/>
+        </w:rPr>
+      </w:pPr>
+      <w:r>
+        <w:rPr>
+          <w:rFonts w:ascii="Times New Roman" w:eastAsia="Times New Roman" w:hAnsi="Symbol" w:cs="Times New Roman"/>
+          <w:sz w:val="24"/>
+          <w:szCs w:val="24"/>
+        </w:rPr>
+        <w:t></w:t>
+      </w:r>
+      <w:r>
+        <w:rPr>
+          <w:rFonts w:ascii="Times New Roman" w:eastAsia="Times New Roman" w:hAnsi="Times New Roman" w:cs="Times New Roman"/>
+          <w:sz w:val="24"/>
+          <w:szCs w:val="24"/>
+        </w:rPr>
+        <w:t xml:space="preserve"> </w:t>
+      </w:r>
+      <w:r>
+        <w:rPr>
+          <w:rFonts w:ascii="Times New Roman" w:eastAsia="Times New Roman" w:hAnsi="Times New Roman" w:cs="Times New Roman"/>
+          <w:sz w:val="24"/>
+          <w:szCs w:val="24"/>
+        </w:rPr>
+        <w:t>Modified app/pipeline_runner.py to integrate profiling workflow</w:t>
+      </w:r>
+    </w:p>
+    <w:p>
+      <w:pPr>
+        <w:spacing w:before="100" w:beforeAutospacing="1" w:after="100" w:afterAutospacing="1" w:line="240" w:lineRule="auto"/>
+        <w:rPr>
+          <w:rFonts w:ascii="Times New Roman" w:eastAsia="Times New Roman" w:hAnsi="Times New Roman" w:cs="Times New Roman"/>
+          <w:sz w:val="24"/>
+          <w:szCs w:val="24"/>
+        </w:rPr>
+      </w:pPr>
+      <w:r>
+        <w:rPr>
+          <w:rFonts w:ascii="Times New Roman" w:eastAsia="Times New Roman" w:hAnsi="Symbol" w:cs="Times New Roman"/>
+          <w:sz w:val="24"/>
+          <w:szCs w:val="24"/>
+        </w:rPr>
+        <w:t></w:t>
+      </w:r>
+      <w:r>
+        <w:rPr>
+          <w:rFonts w:ascii="Times New Roman" w:eastAsia="Times New Roman" w:hAnsi="Times New Roman" w:cs="Times New Roman"/>
+          <w:sz w:val="24"/>
+          <w:szCs w:val="24"/>
+        </w:rPr>
+        <w:t xml:space="preserve"> Implemented _</w:t>
       </w:r>
       <w:proofErr w:type="spellStart"/>
       <w:r>
         <w:rPr>
           <w:rFonts w:ascii="Times New Roman" w:eastAsia="Times New Roman" w:hAnsi="Times New Roman" w:cs="Times New Roman"/>
-          <w:sz w:val="28"/>
-          <w:szCs w:val="28"/>
-        </w:rPr>
-        <w:t>ScanKar</w:t>
+          <w:sz w:val="24"/>
+          <w:szCs w:val="24"/>
+        </w:rPr>
+        <w:t>profile_</w:t>
+      </w:r>
+      <w:proofErr w:type="gramStart"/>
+      <w:r>
+        <w:rPr>
+          <w:rFonts w:ascii="Times New Roman" w:eastAsia="Times New Roman" w:hAnsi="Times New Roman" w:cs="Times New Roman"/>
+          <w:sz w:val="24"/>
+          <w:szCs w:val="24"/>
+        </w:rPr>
+        <w:t>data</w:t>
       </w:r>
       <w:proofErr w:type="spellEnd"/>
       <w:r>
         <w:rPr>
           <w:rFonts w:ascii="Times New Roman" w:eastAsia="Times New Roman" w:hAnsi="Times New Roman" w:cs="Times New Roman"/>
-          <w:sz w:val="28"/>
-          <w:szCs w:val="28"/>
-        </w:rPr>
-        <w:t xml:space="preserve"> mobile app</w:t>
-      </w:r>
-    </w:p>
-    <w:p>
-      <w:pPr>
-        <w:pStyle w:val="ListParagraph"/>
-        <w:numPr>
-          <w:ilvl w:val="0"/>
-          <w:numId w:val="48"/>
-        </w:numPr>
-        <w:spacing w:after="0" w:line="240" w:lineRule="auto"/>
-        <w:rPr>
-          <w:rFonts w:ascii="Times New Roman" w:eastAsia="Times New Roman" w:hAnsi="Times New Roman" w:cs="Times New Roman"/>
-          <w:sz w:val="28"/>
-          <w:szCs w:val="28"/>
-        </w:rPr>
-      </w:pPr>
-      <w:r>
-        <w:rPr>
-          <w:rFonts w:ascii="Times New Roman" w:eastAsia="Times New Roman" w:hAnsi="Times New Roman" w:cs="Times New Roman"/>
-          <w:sz w:val="28"/>
-          <w:szCs w:val="28"/>
-        </w:rPr>
-        <w:t>Planned page routing and data persistence strategy</w:t>
-      </w:r>
-    </w:p>
-    <w:p>
-      <w:pPr>
-        <w:pStyle w:val="ListParagraph"/>
-        <w:numPr>
-          <w:ilvl w:val="0"/>
-          <w:numId w:val="48"/>
-        </w:numPr>
-        <w:spacing w:after="0" w:line="240" w:lineRule="auto"/>
-        <w:rPr>
-          <w:rFonts w:ascii="Times New Roman" w:eastAsia="Times New Roman" w:hAnsi="Times New Roman" w:cs="Times New Roman"/>
-          <w:sz w:val="28"/>
-          <w:szCs w:val="28"/>
-        </w:rPr>
-      </w:pPr>
-      <w:r>
-        <w:rPr>
-          <w:rFonts w:ascii="Times New Roman" w:eastAsia="Times New Roman" w:hAnsi="Times New Roman" w:cs="Times New Roman"/>
-          <w:sz w:val="28"/>
-          <w:szCs w:val="28"/>
-        </w:rPr>
-        <w:t>Refined UI components and layout structure</w:t>
-      </w:r>
-    </w:p>
-    <w:p>
-      <w:pPr>
-        <w:pStyle w:val="ListParagraph"/>
-        <w:numPr>
-          <w:ilvl w:val="0"/>
-          <w:numId w:val="48"/>
-        </w:numPr>
-        <w:spacing w:after="0" w:line="240" w:lineRule="auto"/>
-        <w:rPr>
-          <w:rFonts w:ascii="Times New Roman" w:eastAsia="Times New Roman" w:hAnsi="Times New Roman" w:cs="Times New Roman"/>
-          <w:sz w:val="28"/>
-          <w:szCs w:val="28"/>
-        </w:rPr>
-      </w:pPr>
-      <w:r>
-        <w:rPr>
-          <w:rFonts w:ascii="Times New Roman" w:eastAsia="Times New Roman" w:hAnsi="Times New Roman" w:cs="Times New Roman"/>
-          <w:sz w:val="28"/>
-          <w:szCs w:val="28"/>
-        </w:rPr>
-        <w:t>Improved run selector logic and filtering behavior</w:t>
-      </w:r>
-    </w:p>
-    <w:p>
-      <w:pPr>
-        <w:pStyle w:val="ListParagraph"/>
-        <w:numPr>
-          <w:ilvl w:val="0"/>
-          <w:numId w:val="48"/>
-        </w:numPr>
-        <w:spacing w:after="0" w:line="240" w:lineRule="auto"/>
-        <w:rPr>
-          <w:rFonts w:ascii="Times New Roman" w:eastAsia="Times New Roman" w:hAnsi="Times New Roman" w:cs="Times New Roman"/>
-          <w:sz w:val="28"/>
-          <w:szCs w:val="28"/>
-        </w:rPr>
-      </w:pPr>
-      <w:r>
-        <w:rPr>
-          <w:rFonts w:ascii="Times New Roman" w:eastAsia="Times New Roman" w:hAnsi="Times New Roman" w:cs="Times New Roman"/>
-          <w:sz w:val="28"/>
-          <w:szCs w:val="28"/>
-        </w:rPr>
-        <w:t>Validated offline desktop rendering</w:t>
-      </w:r>
-    </w:p>
-    <w:p>
-      <w:pPr>
-        <w:pStyle w:val="ListParagraph"/>
-        <w:numPr>
-          <w:ilvl w:val="0"/>
-          <w:numId w:val="48"/>
-        </w:numPr>
-        <w:spacing w:after="0" w:line="240" w:lineRule="auto"/>
-        <w:rPr>
-          <w:rFonts w:ascii="Times New Roman" w:eastAsia="Times New Roman" w:hAnsi="Times New Roman" w:cs="Times New Roman"/>
-          <w:sz w:val="28"/>
-          <w:szCs w:val="28"/>
-        </w:rPr>
-      </w:pPr>
-      <w:r>
-        <w:rPr>
-          <w:rFonts w:ascii="Times New Roman" w:eastAsia="Times New Roman" w:hAnsi="Times New Roman" w:cs="Times New Roman"/>
-          <w:sz w:val="28"/>
-          <w:szCs w:val="28"/>
-        </w:rPr>
-        <w:t xml:space="preserve">Designed conceptual blueprint for </w:t>
+          <w:sz w:val="24"/>
+          <w:szCs w:val="24"/>
+        </w:rPr>
+        <w:t>(</w:t>
+      </w:r>
+      <w:proofErr w:type="gramEnd"/>
+      <w:r>
+        <w:rPr>
+          <w:rFonts w:ascii="Times New Roman" w:eastAsia="Times New Roman" w:hAnsi="Times New Roman" w:cs="Times New Roman"/>
+          <w:sz w:val="24"/>
+          <w:szCs w:val="24"/>
+        </w:rPr>
+        <w:t>) method with classification and health scoring</w:t>
+      </w:r>
+    </w:p>
+    <w:p>
+      <w:pPr>
+        <w:spacing w:before="100" w:beforeAutospacing="1" w:after="100" w:afterAutospacing="1" w:line="240" w:lineRule="auto"/>
+        <w:rPr>
+          <w:rFonts w:ascii="Times New Roman" w:eastAsia="Times New Roman" w:hAnsi="Times New Roman" w:cs="Times New Roman"/>
+          <w:sz w:val="24"/>
+          <w:szCs w:val="24"/>
+        </w:rPr>
+      </w:pPr>
+      <w:r>
+        <w:rPr>
+          <w:rFonts w:ascii="Times New Roman" w:eastAsia="Times New Roman" w:hAnsi="Symbol" w:cs="Times New Roman"/>
+          <w:sz w:val="24"/>
+          <w:szCs w:val="24"/>
+        </w:rPr>
+        <w:t></w:t>
+      </w:r>
+      <w:r>
+        <w:rPr>
+          <w:rFonts w:ascii="Times New Roman" w:eastAsia="Times New Roman" w:hAnsi="Times New Roman" w:cs="Times New Roman"/>
+          <w:sz w:val="24"/>
+          <w:szCs w:val="24"/>
+        </w:rPr>
+        <w:t xml:space="preserve"> Persisted profiling results to profiling_results table</w:t>
+      </w:r>
+    </w:p>
+    <w:p>
+      <w:pPr>
+        <w:spacing w:before="100" w:beforeAutospacing="1" w:after="100" w:afterAutospacing="1" w:line="240" w:lineRule="auto"/>
+        <w:rPr>
+          <w:rFonts w:ascii="Times New Roman" w:eastAsia="Times New Roman" w:hAnsi="Times New Roman" w:cs="Times New Roman"/>
+          <w:sz w:val="24"/>
+          <w:szCs w:val="24"/>
+        </w:rPr>
+      </w:pPr>
+      <w:r>
+        <w:rPr>
+          <w:rFonts w:ascii="Times New Roman" w:eastAsia="Times New Roman" w:hAnsi="Symbol" w:cs="Times New Roman"/>
+          <w:sz w:val="24"/>
+          <w:szCs w:val="24"/>
+        </w:rPr>
+        <w:t></w:t>
+      </w:r>
+      <w:r>
+        <w:rPr>
+          <w:rFonts w:ascii="Times New Roman" w:eastAsia="Times New Roman" w:hAnsi="Times New Roman" w:cs="Times New Roman"/>
+          <w:sz w:val="24"/>
+          <w:szCs w:val="24"/>
+        </w:rPr>
+        <w:t xml:space="preserve"> Updated pipeline return structure to include </w:t>
       </w:r>
       <w:proofErr w:type="spellStart"/>
       <w:r>
         <w:rPr>
           <w:rFonts w:ascii="Times New Roman" w:eastAsia="Times New Roman" w:hAnsi="Times New Roman" w:cs="Times New Roman"/>
-          <w:sz w:val="28"/>
-          <w:szCs w:val="28"/>
-        </w:rPr>
-        <w:t>ScanKar</w:t>
+          <w:sz w:val="24"/>
+          <w:szCs w:val="24"/>
+        </w:rPr>
+        <w:t>health_score</w:t>
       </w:r>
       <w:proofErr w:type="spellEnd"/>
-      <w:r>
-        <w:rPr>
-          <w:rFonts w:ascii="Times New Roman" w:eastAsia="Times New Roman" w:hAnsi="Times New Roman" w:cs="Times New Roman"/>
-          <w:sz w:val="28"/>
-          <w:szCs w:val="28"/>
-        </w:rPr>
-        <w:t xml:space="preserve"> mobile app</w:t>
-      </w:r>
-    </w:p>
-    <w:p>
-      <w:pPr>
-        <w:pStyle w:val="ListParagraph"/>
-        <w:numPr>
-          <w:ilvl w:val="0"/>
-          <w:numId w:val="48"/>
-        </w:numPr>
-        <w:spacing w:after="0" w:line="240" w:lineRule="auto"/>
-        <w:rPr>
-          <w:rFonts w:ascii="Times New Roman" w:eastAsia="Times New Roman" w:hAnsi="Times New Roman" w:cs="Times New Roman"/>
-          <w:sz w:val="28"/>
-          <w:szCs w:val="28"/>
-        </w:rPr>
-      </w:pPr>
-      <w:r>
-        <w:rPr>
-          <w:rFonts w:ascii="Times New Roman" w:eastAsia="Times New Roman" w:hAnsi="Times New Roman" w:cs="Times New Roman"/>
-          <w:sz w:val="28"/>
-          <w:szCs w:val="28"/>
-        </w:rPr>
-        <w:t>Planned page routing and data persistence strategy</w:t>
-      </w:r>
-    </w:p>
-    <w:p>
-      <w:pPr>
-        <w:pStyle w:val="NormalWeb"/>
-      </w:pPr>
-    </w:p>
-    <w:p>
-      <w:pPr>
-        <w:pStyle w:val="NormalWeb"/>
-      </w:pPr>
     </w:p>
     <w:p>
       <w:pPr>
@@ -7714,7 +7863,6 @@
           <w:szCs w:val="24"/>
         </w:rPr>
       </w:pPr>
-      <w:proofErr w:type="gramStart"/>
       <w:r>
         <w:rPr>
           <w:rFonts w:ascii="Times New Roman" w:eastAsia="Times New Roman" w:hAnsi="Symbol" w:cs="Times New Roman"/>
@@ -7729,16 +7877,7 @@
           <w:sz w:val="24"/>
           <w:szCs w:val="24"/>
         </w:rPr>
-        <w:t xml:space="preserve">  Modified</w:t>
-      </w:r>
-      <w:proofErr w:type="gramEnd"/>
-      <w:r>
-        <w:rPr>
-          <w:rFonts w:ascii="Times New Roman" w:eastAsia="Times New Roman" w:hAnsi="Times New Roman" w:cs="Times New Roman"/>
-          <w:sz w:val="24"/>
-          <w:szCs w:val="24"/>
-        </w:rPr>
-        <w:t xml:space="preserve"> app/pipeline_runner.py to integrate profiling workflow</w:t>
+        <w:t xml:space="preserve"> Fixed logger initialization bug</w:t>
       </w:r>
     </w:p>
     <w:p>
@@ -7750,7 +7889,6 @@
           <w:szCs w:val="24"/>
         </w:rPr>
       </w:pPr>
-      <w:proofErr w:type="gramStart"/>
       <w:r>
         <w:rPr>
           <w:rFonts w:ascii="Times New Roman" w:eastAsia="Times New Roman" w:hAnsi="Symbol" w:cs="Times New Roman"/>
@@ -7765,286 +7903,719 @@
           <w:sz w:val="24"/>
           <w:szCs w:val="24"/>
         </w:rPr>
-        <w:t xml:space="preserve">  Implemented</w:t>
-      </w:r>
-      <w:proofErr w:type="gramEnd"/>
-      <w:r>
-        <w:rPr>
-          <w:rFonts w:ascii="Times New Roman" w:eastAsia="Times New Roman" w:hAnsi="Times New Roman" w:cs="Times New Roman"/>
-          <w:sz w:val="24"/>
-          <w:szCs w:val="24"/>
-        </w:rPr>
-        <w:t xml:space="preserve"> _</w:t>
+        <w:t xml:space="preserve"> Designed complete Rule Engine architecture (10+ rules planned)</w:t>
+      </w:r>
+    </w:p>
+    <w:p>
+      <w:pPr>
+        <w:spacing w:before="100" w:beforeAutospacing="1" w:after="100" w:afterAutospacing="1" w:line="240" w:lineRule="auto"/>
+        <w:rPr>
+          <w:rFonts w:ascii="Times New Roman" w:eastAsia="Times New Roman" w:hAnsi="Times New Roman" w:cs="Times New Roman"/>
+          <w:sz w:val="24"/>
+          <w:szCs w:val="24"/>
+        </w:rPr>
+      </w:pPr>
+      <w:r>
+        <w:rPr>
+          <w:rFonts w:ascii="Times New Roman" w:eastAsia="Times New Roman" w:hAnsi="Symbol" w:cs="Times New Roman"/>
+          <w:sz w:val="24"/>
+          <w:szCs w:val="24"/>
+        </w:rPr>
+        <w:t></w:t>
+      </w:r>
+      <w:r>
+        <w:rPr>
+          <w:rFonts w:ascii="Times New Roman" w:eastAsia="Times New Roman" w:hAnsi="Times New Roman" w:cs="Times New Roman"/>
+          <w:sz w:val="24"/>
+          <w:szCs w:val="24"/>
+        </w:rPr>
+        <w:t xml:space="preserve"> Prepared frontend insights integration blueprint</w:t>
+      </w:r>
+    </w:p>
+    <w:p>
+      <w:pPr>
+        <w:spacing w:before="100" w:beforeAutospacing="1" w:after="100" w:afterAutospacing="1" w:line="240" w:lineRule="auto"/>
+        <w:rPr>
+          <w:rFonts w:ascii="Times New Roman" w:eastAsia="Times New Roman" w:hAnsi="Times New Roman" w:cs="Times New Roman"/>
+          <w:sz w:val="24"/>
+          <w:szCs w:val="24"/>
+        </w:rPr>
+      </w:pPr>
+      <w:r>
+        <w:rPr>
+          <w:rFonts w:ascii="Times New Roman" w:eastAsia="Times New Roman" w:hAnsi="Symbol" w:cs="Times New Roman"/>
+          <w:sz w:val="24"/>
+          <w:szCs w:val="24"/>
+        </w:rPr>
+        <w:t></w:t>
+      </w:r>
+      <w:r>
+        <w:rPr>
+          <w:rFonts w:ascii="Times New Roman" w:eastAsia="Times New Roman" w:hAnsi="Times New Roman" w:cs="Times New Roman"/>
+          <w:sz w:val="24"/>
+          <w:szCs w:val="24"/>
+        </w:rPr>
+        <w:t xml:space="preserve"> Structured build folder with organized source, docs, tests, and sample data</w:t>
+      </w:r>
+    </w:p>
+    <w:p>
+      <w:pPr>
+        <w:pStyle w:val="NormalWeb"/>
+      </w:pPr>
+    </w:p>
+    <w:p>
+      <w:pPr>
+        <w:pStyle w:val="NormalWeb"/>
+      </w:pPr>
+    </w:p>
+    <w:p>
+      <w:pPr>
+        <w:pStyle w:val="NormalWeb"/>
+      </w:pPr>
+    </w:p>
+    <w:p>
+      <w:pPr>
+        <w:pStyle w:val="NormalWeb"/>
+      </w:pPr>
+    </w:p>
+    <w:p>
+      <w:pPr>
+        <w:pStyle w:val="NormalWeb"/>
+      </w:pPr>
+    </w:p>
+    <w:p>
+      <w:pPr>
+        <w:pStyle w:val="NormalWeb"/>
+        <w:rPr>
+          <w:b/>
+          <w:sz w:val="36"/>
+          <w:szCs w:val="36"/>
+        </w:rPr>
+      </w:pPr>
+      <w:r>
+        <w:rPr>
+          <w:b/>
+          <w:sz w:val="36"/>
+          <w:szCs w:val="36"/>
+        </w:rPr>
+        <w:lastRenderedPageBreak/>
+        <w:t>Day-32</w:t>
+      </w:r>
+      <w:r>
+        <w:rPr>
+          <w:b/>
+          <w:sz w:val="36"/>
+          <w:szCs w:val="36"/>
+        </w:rPr>
+        <w:t xml:space="preserve">                                           </w:t>
+      </w:r>
+      <w:r>
+        <w:rPr>
+          <w:b/>
+          <w:sz w:val="36"/>
+          <w:szCs w:val="36"/>
+        </w:rPr>
+        <w:t xml:space="preserve">                              18</w:t>
+      </w:r>
+      <w:r>
+        <w:rPr>
+          <w:b/>
+          <w:sz w:val="36"/>
+          <w:szCs w:val="36"/>
+        </w:rPr>
+        <w:t>/02/2025</w:t>
+      </w:r>
+    </w:p>
+    <w:p>
+      <w:pPr>
+        <w:pStyle w:val="Heading3"/>
+        <w:spacing w:before="0" w:beforeAutospacing="0" w:after="0" w:afterAutospacing="0"/>
+      </w:pPr>
+      <w:r>
+        <w:rPr>
+          <w:rStyle w:val="Strong"/>
+          <w:b/>
+          <w:bCs/>
+        </w:rPr>
+        <w:t>Module 6: Dashboard Engine</w:t>
+      </w:r>
+    </w:p>
+    <w:p>
+      <w:pPr>
+        <w:pStyle w:val="NormalWeb"/>
+        <w:numPr>
+          <w:ilvl w:val="0"/>
+          <w:numId w:val="49"/>
+        </w:numPr>
+        <w:spacing w:before="0" w:beforeAutospacing="0" w:after="0" w:afterAutospacing="0"/>
+      </w:pPr>
+      <w:r>
+        <w:t>Implemented chart selection system</w:t>
+      </w:r>
+    </w:p>
+    <w:p>
+      <w:pPr>
+        <w:pStyle w:val="NormalWeb"/>
+        <w:numPr>
+          <w:ilvl w:val="0"/>
+          <w:numId w:val="49"/>
+        </w:numPr>
+        <w:spacing w:before="0" w:beforeAutospacing="0" w:after="0" w:afterAutospacing="0"/>
+      </w:pPr>
+      <w:r>
+        <w:t>Built responsive grid layout</w:t>
+      </w:r>
+    </w:p>
+    <w:p>
+      <w:pPr>
+        <w:pStyle w:val="NormalWeb"/>
+        <w:numPr>
+          <w:ilvl w:val="0"/>
+          <w:numId w:val="49"/>
+        </w:numPr>
+        <w:spacing w:before="0" w:beforeAutospacing="0" w:after="0" w:afterAutospacing="0"/>
+      </w:pPr>
+      <w:r>
+        <w:t>Generated dashboard blueprints</w:t>
+      </w:r>
+    </w:p>
+    <w:p>
+      <w:pPr>
+        <w:pStyle w:val="NormalWeb"/>
+        <w:numPr>
+          <w:ilvl w:val="0"/>
+          <w:numId w:val="49"/>
+        </w:numPr>
+        <w:spacing w:before="0" w:beforeAutospacing="0" w:after="0" w:afterAutospacing="0"/>
+      </w:pPr>
+      <w:r>
+        <w:t>Integrated into pipeline (Step 9)</w:t>
+      </w:r>
+    </w:p>
+    <w:p>
+      <w:pPr>
+        <w:pStyle w:val="Heading3"/>
+        <w:spacing w:before="0" w:beforeAutospacing="0" w:after="0" w:afterAutospacing="0"/>
+      </w:pPr>
+      <w:r>
+        <w:rPr>
+          <w:rStyle w:val="Strong"/>
+          <w:b/>
+          <w:bCs/>
+        </w:rPr>
+        <w:t>Module 7: Export Engine</w:t>
+      </w:r>
+    </w:p>
+    <w:p>
+      <w:pPr>
+        <w:pStyle w:val="NormalWeb"/>
+        <w:numPr>
+          <w:ilvl w:val="0"/>
+          <w:numId w:val="50"/>
+        </w:numPr>
+        <w:spacing w:before="0" w:beforeAutospacing="0" w:after="0" w:afterAutospacing="0"/>
+      </w:pPr>
+      <w:r>
+        <w:t>Implemented:</w:t>
+      </w:r>
+    </w:p>
+    <w:p>
+      <w:pPr>
+        <w:pStyle w:val="NormalWeb"/>
+        <w:numPr>
+          <w:ilvl w:val="1"/>
+          <w:numId w:val="50"/>
+        </w:numPr>
+        <w:spacing w:before="0" w:beforeAutospacing="0" w:after="0" w:afterAutospacing="0"/>
+      </w:pPr>
+      <w:r>
+        <w:t>Excel exporter</w:t>
+      </w:r>
+    </w:p>
+    <w:p>
+      <w:pPr>
+        <w:pStyle w:val="NormalWeb"/>
+        <w:numPr>
+          <w:ilvl w:val="1"/>
+          <w:numId w:val="50"/>
+        </w:numPr>
+        <w:spacing w:before="0" w:beforeAutospacing="0" w:after="0" w:afterAutospacing="0"/>
+      </w:pPr>
+      <w:r>
+        <w:t>PDF exporter</w:t>
+      </w:r>
+    </w:p>
+    <w:p>
+      <w:pPr>
+        <w:pStyle w:val="NormalWeb"/>
+        <w:numPr>
+          <w:ilvl w:val="1"/>
+          <w:numId w:val="50"/>
+        </w:numPr>
+        <w:spacing w:before="0" w:beforeAutospacing="0" w:after="0" w:afterAutospacing="0"/>
+      </w:pPr>
+      <w:r>
+        <w:t>CSV exporter</w:t>
+      </w:r>
+    </w:p>
+    <w:p>
+      <w:pPr>
+        <w:pStyle w:val="NormalWeb"/>
+        <w:numPr>
+          <w:ilvl w:val="0"/>
+          <w:numId w:val="50"/>
+        </w:numPr>
+        <w:spacing w:before="0" w:beforeAutospacing="0" w:after="0" w:afterAutospacing="0"/>
+      </w:pPr>
+      <w:r>
+        <w:t>Added multi-format export support</w:t>
+      </w:r>
+    </w:p>
+    <w:p>
+      <w:pPr>
+        <w:pStyle w:val="NormalWeb"/>
+        <w:numPr>
+          <w:ilvl w:val="0"/>
+          <w:numId w:val="50"/>
+        </w:numPr>
+        <w:spacing w:before="0" w:beforeAutospacing="0" w:after="0" w:afterAutospacing="0"/>
+      </w:pPr>
+      <w:r>
+        <w:t>Integrated into pipeline (Step 11)</w:t>
+      </w:r>
+    </w:p>
+    <w:p>
+      <w:pPr>
+        <w:pStyle w:val="Heading3"/>
+        <w:spacing w:before="0" w:beforeAutospacing="0" w:after="0" w:afterAutospacing="0"/>
+      </w:pPr>
+      <w:r>
+        <w:rPr>
+          <w:rStyle w:val="Strong"/>
+          <w:b/>
+          <w:bCs/>
+        </w:rPr>
+        <w:t>Module 8: IPC Integration</w:t>
+      </w:r>
+    </w:p>
+    <w:p>
+      <w:pPr>
+        <w:pStyle w:val="NormalWeb"/>
+        <w:numPr>
+          <w:ilvl w:val="0"/>
+          <w:numId w:val="51"/>
+        </w:numPr>
+        <w:spacing w:before="0" w:beforeAutospacing="0" w:after="0" w:afterAutospacing="0"/>
+      </w:pPr>
+      <w:r>
+        <w:t>Implemented repositories:</w:t>
+      </w:r>
+    </w:p>
+    <w:p>
+      <w:pPr>
+        <w:pStyle w:val="NormalWeb"/>
+        <w:numPr>
+          <w:ilvl w:val="1"/>
+          <w:numId w:val="51"/>
+        </w:numPr>
+        <w:spacing w:before="0" w:beforeAutospacing="0" w:after="0" w:afterAutospacing="0"/>
+      </w:pPr>
+      <w:r>
+        <w:t>Insight repository</w:t>
+      </w:r>
+    </w:p>
+    <w:p>
+      <w:pPr>
+        <w:pStyle w:val="NormalWeb"/>
+        <w:numPr>
+          <w:ilvl w:val="1"/>
+          <w:numId w:val="51"/>
+        </w:numPr>
+        <w:spacing w:before="0" w:beforeAutospacing="0" w:after="0" w:afterAutospacing="0"/>
+      </w:pPr>
+      <w:r>
+        <w:t>Dashboard repository</w:t>
+      </w:r>
+    </w:p>
+    <w:p>
+      <w:pPr>
+        <w:pStyle w:val="NormalWeb"/>
+        <w:numPr>
+          <w:ilvl w:val="0"/>
+          <w:numId w:val="51"/>
+        </w:numPr>
+        <w:spacing w:before="0" w:beforeAutospacing="0" w:after="0" w:afterAutospacing="0"/>
+      </w:pPr>
+      <w:r>
+        <w:t>Enabled frontend-backend communication</w:t>
+      </w:r>
+    </w:p>
+    <w:p>
+      <w:pPr>
+        <w:pStyle w:val="NormalWeb"/>
+        <w:numPr>
+          <w:ilvl w:val="0"/>
+          <w:numId w:val="51"/>
+        </w:numPr>
+        <w:spacing w:before="0" w:beforeAutospacing="0" w:after="0" w:afterAutospacing="0"/>
+      </w:pPr>
+      <w:r>
+        <w:t>Connected IPC endpoints</w:t>
+      </w:r>
+    </w:p>
+    <w:p>
+      <w:pPr>
+        <w:pStyle w:val="Heading3"/>
+        <w:spacing w:before="0" w:beforeAutospacing="0" w:after="0" w:afterAutospacing="0"/>
+      </w:pPr>
+      <w:r>
+        <w:rPr>
+          <w:rStyle w:val="Strong"/>
+          <w:b/>
+          <w:bCs/>
+        </w:rPr>
+        <w:t>Equipment Analysis (NEW)</w:t>
+      </w:r>
+    </w:p>
+    <w:p>
+      <w:pPr>
+        <w:pStyle w:val="NormalWeb"/>
+        <w:numPr>
+          <w:ilvl w:val="0"/>
+          <w:numId w:val="52"/>
+        </w:numPr>
+        <w:spacing w:before="0" w:beforeAutospacing="0" w:after="0" w:afterAutospacing="0"/>
+      </w:pPr>
+      <w:r>
+        <w:t xml:space="preserve">Built </w:t>
       </w:r>
       <w:proofErr w:type="spellStart"/>
       <w:r>
-        <w:rPr>
-          <w:rFonts w:ascii="Times New Roman" w:eastAsia="Times New Roman" w:hAnsi="Times New Roman" w:cs="Times New Roman"/>
-          <w:sz w:val="24"/>
-          <w:szCs w:val="24"/>
-        </w:rPr>
-        <w:t>profile_data</w:t>
+        <w:t>EquipmentAnalyzer</w:t>
       </w:r>
       <w:proofErr w:type="spellEnd"/>
       <w:r>
-        <w:rPr>
-          <w:rFonts w:ascii="Times New Roman" w:eastAsia="Times New Roman" w:hAnsi="Times New Roman" w:cs="Times New Roman"/>
-          <w:sz w:val="24"/>
-          <w:szCs w:val="24"/>
-        </w:rPr>
-        <w:t>() method with classification and health scoring</w:t>
-      </w:r>
-    </w:p>
-    <w:p>
-      <w:pPr>
-        <w:spacing w:before="100" w:beforeAutospacing="1" w:after="100" w:afterAutospacing="1" w:line="240" w:lineRule="auto"/>
-        <w:rPr>
-          <w:rFonts w:ascii="Times New Roman" w:eastAsia="Times New Roman" w:hAnsi="Times New Roman" w:cs="Times New Roman"/>
-          <w:sz w:val="24"/>
-          <w:szCs w:val="24"/>
-        </w:rPr>
-      </w:pPr>
-      <w:proofErr w:type="gramStart"/>
-      <w:r>
-        <w:rPr>
-          <w:rFonts w:ascii="Times New Roman" w:eastAsia="Times New Roman" w:hAnsi="Symbol" w:cs="Times New Roman"/>
-          <w:sz w:val="24"/>
-          <w:szCs w:val="24"/>
-        </w:rPr>
-        <w:t></w:t>
-      </w:r>
-      <w:r>
-        <w:rPr>
-          <w:rFonts w:ascii="Times New Roman" w:eastAsia="Times New Roman" w:hAnsi="Times New Roman" w:cs="Times New Roman"/>
-          <w:sz w:val="24"/>
-          <w:szCs w:val="24"/>
-        </w:rPr>
-        <w:t xml:space="preserve">  Persisted</w:t>
-      </w:r>
-      <w:proofErr w:type="gramEnd"/>
-      <w:r>
-        <w:rPr>
-          <w:rFonts w:ascii="Times New Roman" w:eastAsia="Times New Roman" w:hAnsi="Times New Roman" w:cs="Times New Roman"/>
-          <w:sz w:val="24"/>
-          <w:szCs w:val="24"/>
-        </w:rPr>
-        <w:t xml:space="preserve"> profiling results to </w:t>
-      </w:r>
+        <w:t xml:space="preserve"> module</w:t>
+      </w:r>
+    </w:p>
+    <w:p>
+      <w:pPr>
+        <w:pStyle w:val="NormalWeb"/>
+        <w:numPr>
+          <w:ilvl w:val="0"/>
+          <w:numId w:val="52"/>
+        </w:numPr>
+        <w:spacing w:before="0" w:beforeAutospacing="0" w:after="0" w:afterAutospacing="0"/>
+      </w:pPr>
+      <w:r>
+        <w:t>Added:</w:t>
+      </w:r>
+    </w:p>
+    <w:p>
+      <w:pPr>
+        <w:pStyle w:val="NormalWeb"/>
+        <w:numPr>
+          <w:ilvl w:val="1"/>
+          <w:numId w:val="52"/>
+        </w:numPr>
+        <w:spacing w:before="0" w:beforeAutospacing="0" w:after="0" w:afterAutospacing="0"/>
+      </w:pPr>
+      <w:r>
+        <w:t>Frequency analysis</w:t>
+      </w:r>
+    </w:p>
+    <w:p>
+      <w:pPr>
+        <w:pStyle w:val="NormalWeb"/>
+        <w:numPr>
+          <w:ilvl w:val="1"/>
+          <w:numId w:val="52"/>
+        </w:numPr>
+        <w:spacing w:before="0" w:beforeAutospacing="0" w:after="0" w:afterAutospacing="0"/>
+      </w:pPr>
+      <w:r>
+        <w:t>Downtime analysis</w:t>
+      </w:r>
+    </w:p>
+    <w:p>
+      <w:pPr>
+        <w:pStyle w:val="NormalWeb"/>
+        <w:numPr>
+          <w:ilvl w:val="1"/>
+          <w:numId w:val="52"/>
+        </w:numPr>
+        <w:spacing w:before="0" w:beforeAutospacing="0" w:after="0" w:afterAutospacing="0"/>
+      </w:pPr>
+      <w:r>
+        <w:t>Risk scoring</w:t>
+      </w:r>
+    </w:p>
+    <w:p>
+      <w:pPr>
+        <w:pStyle w:val="NormalWeb"/>
+        <w:numPr>
+          <w:ilvl w:val="1"/>
+          <w:numId w:val="52"/>
+        </w:numPr>
+        <w:spacing w:before="0" w:beforeAutospacing="0" w:after="0" w:afterAutospacing="0"/>
+      </w:pPr>
+      <w:r>
+        <w:t>Root cause detection</w:t>
+      </w:r>
+    </w:p>
+    <w:p>
+      <w:pPr>
+        <w:pStyle w:val="NormalWeb"/>
+        <w:numPr>
+          <w:ilvl w:val="0"/>
+          <w:numId w:val="52"/>
+        </w:numPr>
+        <w:spacing w:before="0" w:beforeAutospacing="0" w:after="0" w:afterAutospacing="0"/>
+      </w:pPr>
+      <w:r>
+        <w:t>Integrated into pipeline (Step 5.5)</w:t>
+      </w:r>
+    </w:p>
+    <w:p>
+      <w:pPr>
+        <w:pStyle w:val="Heading3"/>
+        <w:spacing w:before="0" w:beforeAutospacing="0" w:after="0" w:afterAutospacing="0"/>
+      </w:pPr>
+      <w:r>
+        <w:rPr>
+          <w:rStyle w:val="Strong"/>
+          <w:b/>
+          <w:bCs/>
+        </w:rPr>
+        <w:t>Pipeline Validation</w:t>
+      </w:r>
+    </w:p>
+    <w:p>
+      <w:pPr>
+        <w:pStyle w:val="NormalWeb"/>
+        <w:numPr>
+          <w:ilvl w:val="0"/>
+          <w:numId w:val="53"/>
+        </w:numPr>
+        <w:spacing w:before="0" w:beforeAutospacing="0" w:after="0" w:afterAutospacing="0"/>
+      </w:pPr>
+      <w:r>
+        <w:t>Executed full pipeline</w:t>
+      </w:r>
+    </w:p>
+    <w:p>
+      <w:pPr>
+        <w:pStyle w:val="NormalWeb"/>
+        <w:numPr>
+          <w:ilvl w:val="0"/>
+          <w:numId w:val="53"/>
+        </w:numPr>
+        <w:spacing w:before="0" w:beforeAutospacing="0" w:after="0" w:afterAutospacing="0"/>
+      </w:pPr>
+      <w:r>
+        <w:t>Verified all modules</w:t>
+      </w:r>
+    </w:p>
+    <w:p>
+      <w:pPr>
+        <w:pStyle w:val="NormalWeb"/>
+        <w:numPr>
+          <w:ilvl w:val="0"/>
+          <w:numId w:val="53"/>
+        </w:numPr>
+        <w:spacing w:before="0" w:beforeAutospacing="0" w:after="0" w:afterAutospacing="0"/>
+      </w:pPr>
+      <w:r>
+        <w:t>Generated:</w:t>
+      </w:r>
+    </w:p>
+    <w:p>
+      <w:pPr>
+        <w:pStyle w:val="NormalWeb"/>
+        <w:numPr>
+          <w:ilvl w:val="1"/>
+          <w:numId w:val="53"/>
+        </w:numPr>
+        <w:spacing w:before="0" w:beforeAutospacing="0" w:after="0" w:afterAutospacing="0"/>
+      </w:pPr>
+      <w:r>
+        <w:t>10 insights</w:t>
+      </w:r>
+    </w:p>
+    <w:p>
+      <w:pPr>
+        <w:pStyle w:val="NormalWeb"/>
+        <w:numPr>
+          <w:ilvl w:val="1"/>
+          <w:numId w:val="53"/>
+        </w:numPr>
+        <w:spacing w:before="0" w:beforeAutospacing="0" w:after="0" w:afterAutospacing="0"/>
+      </w:pPr>
+      <w:r>
+        <w:t>3 equipment insights</w:t>
+      </w:r>
+    </w:p>
+    <w:p>
+      <w:pPr>
+        <w:pStyle w:val="NormalWeb"/>
+        <w:numPr>
+          <w:ilvl w:val="0"/>
+          <w:numId w:val="53"/>
+        </w:numPr>
+        <w:spacing w:before="0" w:beforeAutospacing="0" w:after="0" w:afterAutospacing="0"/>
+      </w:pPr>
+      <w:r>
+        <w:t xml:space="preserve">System health: </w:t>
+      </w:r>
+      <w:r>
+        <w:rPr>
+          <w:rStyle w:val="Strong"/>
+        </w:rPr>
+        <w:t>89.2%</w:t>
+      </w:r>
+    </w:p>
+    <w:p>
+      <w:pPr>
+        <w:pStyle w:val="Heading3"/>
+        <w:spacing w:before="0" w:beforeAutospacing="0" w:after="0" w:afterAutospacing="0"/>
+      </w:pPr>
+      <w:r>
+        <w:rPr>
+          <w:rStyle w:val="Strong"/>
+          <w:b/>
+          <w:bCs/>
+        </w:rPr>
+        <w:t>Code Metrics</w:t>
+      </w:r>
+    </w:p>
+    <w:p>
+      <w:pPr>
+        <w:pStyle w:val="NormalWeb"/>
+        <w:numPr>
+          <w:ilvl w:val="0"/>
+          <w:numId w:val="54"/>
+        </w:numPr>
+        <w:spacing w:before="0" w:beforeAutospacing="0" w:after="0" w:afterAutospacing="0"/>
+      </w:pPr>
+      <w:r>
+        <w:t>800+ lines (Dashboard Engine)</w:t>
+      </w:r>
+    </w:p>
+    <w:p>
+      <w:pPr>
+        <w:pStyle w:val="NormalWeb"/>
+        <w:numPr>
+          <w:ilvl w:val="0"/>
+          <w:numId w:val="54"/>
+        </w:numPr>
+        <w:spacing w:before="0" w:beforeAutospacing="0" w:after="0" w:afterAutospacing="0"/>
+      </w:pPr>
+      <w:r>
+        <w:t>1000+ lines (Export Engine)</w:t>
+      </w:r>
+    </w:p>
+    <w:p>
+      <w:pPr>
+        <w:pStyle w:val="NormalWeb"/>
+        <w:numPr>
+          <w:ilvl w:val="0"/>
+          <w:numId w:val="54"/>
+        </w:numPr>
+        <w:spacing w:before="0" w:beforeAutospacing="0" w:after="0" w:afterAutospacing="0"/>
+      </w:pPr>
+      <w:r>
+        <w:t>500+ lines (Equipment Analyzer)</w:t>
+      </w:r>
+    </w:p>
+    <w:p>
+      <w:pPr>
+        <w:pStyle w:val="NormalWeb"/>
+        <w:numPr>
+          <w:ilvl w:val="0"/>
+          <w:numId w:val="54"/>
+        </w:numPr>
+        <w:spacing w:before="0" w:beforeAutospacing="0" w:after="0" w:afterAutospacing="0"/>
+      </w:pPr>
+      <w:r>
+        <w:t>Total system: 6000+ lines</w:t>
+      </w:r>
+    </w:p>
+    <w:p>
+      <w:pPr>
+        <w:pStyle w:val="Heading3"/>
+        <w:spacing w:before="0" w:beforeAutospacing="0" w:after="0" w:afterAutospacing="0"/>
+      </w:pPr>
+      <w:r>
+        <w:rPr>
+          <w:rStyle w:val="Strong"/>
+          <w:b/>
+          <w:bCs/>
+        </w:rPr>
+        <w:t>Issues</w:t>
+      </w:r>
+    </w:p>
+    <w:p>
+      <w:pPr>
+        <w:pStyle w:val="NormalWeb"/>
+        <w:numPr>
+          <w:ilvl w:val="0"/>
+          <w:numId w:val="55"/>
+        </w:numPr>
+        <w:spacing w:before="0" w:beforeAutospacing="0" w:after="0" w:afterAutospacing="0"/>
+      </w:pPr>
       <w:proofErr w:type="spellStart"/>
       <w:r>
         <w:rPr>
-          <w:rFonts w:ascii="Times New Roman" w:eastAsia="Times New Roman" w:hAnsi="Times New Roman" w:cs="Times New Roman"/>
-          <w:sz w:val="24"/>
-          <w:szCs w:val="24"/>
-        </w:rPr>
-        <w:t>profiling_results</w:t>
+          <w:rStyle w:val="HTMLCode"/>
+        </w:rPr>
+        <w:t>schema.sql</w:t>
       </w:r>
       <w:proofErr w:type="spellEnd"/>
       <w:r>
-        <w:rPr>
-          <w:rFonts w:ascii="Times New Roman" w:eastAsia="Times New Roman" w:hAnsi="Times New Roman" w:cs="Times New Roman"/>
-          <w:sz w:val="24"/>
-          <w:szCs w:val="24"/>
-        </w:rPr>
-        <w:t xml:space="preserve"> table</w:t>
-      </w:r>
-    </w:p>
-    <w:p>
-      <w:pPr>
-        <w:spacing w:before="100" w:beforeAutospacing="1" w:after="100" w:afterAutospacing="1" w:line="240" w:lineRule="auto"/>
-        <w:rPr>
-          <w:rFonts w:ascii="Times New Roman" w:eastAsia="Times New Roman" w:hAnsi="Times New Roman" w:cs="Times New Roman"/>
-          <w:sz w:val="24"/>
-          <w:szCs w:val="24"/>
-        </w:rPr>
-      </w:pPr>
-      <w:proofErr w:type="gramStart"/>
-      <w:r>
-        <w:rPr>
-          <w:rFonts w:ascii="Times New Roman" w:eastAsia="Times New Roman" w:hAnsi="Symbol" w:cs="Times New Roman"/>
-          <w:sz w:val="24"/>
-          <w:szCs w:val="24"/>
-        </w:rPr>
-        <w:t></w:t>
-      </w:r>
-      <w:r>
-        <w:rPr>
-          <w:rFonts w:ascii="Times New Roman" w:eastAsia="Times New Roman" w:hAnsi="Times New Roman" w:cs="Times New Roman"/>
-          <w:sz w:val="24"/>
-          <w:szCs w:val="24"/>
-        </w:rPr>
-        <w:t xml:space="preserve">  Updated</w:t>
-      </w:r>
-      <w:proofErr w:type="gramEnd"/>
-      <w:r>
-        <w:rPr>
-          <w:rFonts w:ascii="Times New Roman" w:eastAsia="Times New Roman" w:hAnsi="Times New Roman" w:cs="Times New Roman"/>
-          <w:sz w:val="24"/>
-          <w:szCs w:val="24"/>
-        </w:rPr>
-        <w:t xml:space="preserve"> pipeline return structure to include </w:t>
-      </w:r>
-      <w:proofErr w:type="spellStart"/>
-      <w:r>
-        <w:rPr>
-          <w:rFonts w:ascii="Times New Roman" w:eastAsia="Times New Roman" w:hAnsi="Times New Roman" w:cs="Times New Roman"/>
-          <w:sz w:val="24"/>
-          <w:szCs w:val="24"/>
-        </w:rPr>
-        <w:t>health_score</w:t>
-      </w:r>
-      <w:proofErr w:type="spellEnd"/>
-    </w:p>
-    <w:p>
-      <w:pPr>
-        <w:spacing w:before="100" w:beforeAutospacing="1" w:after="100" w:afterAutospacing="1" w:line="240" w:lineRule="auto"/>
-        <w:rPr>
-          <w:rFonts w:ascii="Times New Roman" w:eastAsia="Times New Roman" w:hAnsi="Times New Roman" w:cs="Times New Roman"/>
-          <w:sz w:val="24"/>
-          <w:szCs w:val="24"/>
-        </w:rPr>
-      </w:pPr>
-      <w:proofErr w:type="gramStart"/>
-      <w:r>
-        <w:rPr>
-          <w:rFonts w:ascii="Times New Roman" w:eastAsia="Times New Roman" w:hAnsi="Symbol" w:cs="Times New Roman"/>
-          <w:sz w:val="24"/>
-          <w:szCs w:val="24"/>
-        </w:rPr>
-        <w:t></w:t>
-      </w:r>
-      <w:r>
-        <w:rPr>
-          <w:rFonts w:ascii="Times New Roman" w:eastAsia="Times New Roman" w:hAnsi="Times New Roman" w:cs="Times New Roman"/>
-          <w:sz w:val="24"/>
-          <w:szCs w:val="24"/>
-        </w:rPr>
-        <w:t xml:space="preserve">  Fixed</w:t>
-      </w:r>
-      <w:proofErr w:type="gramEnd"/>
-      <w:r>
-        <w:rPr>
-          <w:rFonts w:ascii="Times New Roman" w:eastAsia="Times New Roman" w:hAnsi="Times New Roman" w:cs="Times New Roman"/>
-          <w:sz w:val="24"/>
-          <w:szCs w:val="24"/>
-        </w:rPr>
-        <w:t xml:space="preserve"> logger initialization bug</w:t>
-      </w:r>
-    </w:p>
-    <w:p>
-      <w:pPr>
-        <w:spacing w:before="100" w:beforeAutospacing="1" w:after="100" w:afterAutospacing="1" w:line="240" w:lineRule="auto"/>
-        <w:rPr>
-          <w:rFonts w:ascii="Times New Roman" w:eastAsia="Times New Roman" w:hAnsi="Times New Roman" w:cs="Times New Roman"/>
-          <w:sz w:val="24"/>
-          <w:szCs w:val="24"/>
-        </w:rPr>
-      </w:pPr>
-      <w:proofErr w:type="gramStart"/>
-      <w:r>
-        <w:rPr>
-          <w:rFonts w:ascii="Times New Roman" w:eastAsia="Times New Roman" w:hAnsi="Symbol" w:cs="Times New Roman"/>
-          <w:sz w:val="24"/>
-          <w:szCs w:val="24"/>
-        </w:rPr>
-        <w:t></w:t>
-      </w:r>
-      <w:r>
-        <w:rPr>
-          <w:rFonts w:ascii="Times New Roman" w:eastAsia="Times New Roman" w:hAnsi="Times New Roman" w:cs="Times New Roman"/>
-          <w:sz w:val="24"/>
-          <w:szCs w:val="24"/>
-        </w:rPr>
-        <w:t xml:space="preserve">  Designed</w:t>
-      </w:r>
-      <w:proofErr w:type="gramEnd"/>
-      <w:r>
-        <w:rPr>
-          <w:rFonts w:ascii="Times New Roman" w:eastAsia="Times New Roman" w:hAnsi="Times New Roman" w:cs="Times New Roman"/>
-          <w:sz w:val="24"/>
-          <w:szCs w:val="24"/>
-        </w:rPr>
-        <w:t xml:space="preserve"> complete Rule Engine architecture (10+ rules planned)</w:t>
-      </w:r>
-    </w:p>
-    <w:p>
-      <w:pPr>
-        <w:spacing w:before="100" w:beforeAutospacing="1" w:after="100" w:afterAutospacing="1" w:line="240" w:lineRule="auto"/>
-        <w:rPr>
-          <w:rFonts w:ascii="Times New Roman" w:eastAsia="Times New Roman" w:hAnsi="Times New Roman" w:cs="Times New Roman"/>
-          <w:sz w:val="24"/>
-          <w:szCs w:val="24"/>
-        </w:rPr>
-      </w:pPr>
-      <w:proofErr w:type="gramStart"/>
-      <w:r>
-        <w:rPr>
-          <w:rFonts w:ascii="Times New Roman" w:eastAsia="Times New Roman" w:hAnsi="Symbol" w:cs="Times New Roman"/>
-          <w:sz w:val="24"/>
-          <w:szCs w:val="24"/>
-        </w:rPr>
-        <w:t></w:t>
-      </w:r>
-      <w:r>
-        <w:rPr>
-          <w:rFonts w:ascii="Times New Roman" w:eastAsia="Times New Roman" w:hAnsi="Times New Roman" w:cs="Times New Roman"/>
-          <w:sz w:val="24"/>
-          <w:szCs w:val="24"/>
-        </w:rPr>
-        <w:t xml:space="preserve">  Prepared</w:t>
-      </w:r>
-      <w:proofErr w:type="gramEnd"/>
-      <w:r>
-        <w:rPr>
-          <w:rFonts w:ascii="Times New Roman" w:eastAsia="Times New Roman" w:hAnsi="Times New Roman" w:cs="Times New Roman"/>
-          <w:sz w:val="24"/>
-          <w:szCs w:val="24"/>
-        </w:rPr>
-        <w:t xml:space="preserve"> frontend insights integration blueprint</w:t>
-      </w:r>
-    </w:p>
-    <w:p>
-      <w:pPr>
-        <w:spacing w:before="100" w:beforeAutospacing="1" w:after="100" w:afterAutospacing="1" w:line="240" w:lineRule="auto"/>
-        <w:rPr>
-          <w:rFonts w:ascii="Times New Roman" w:eastAsia="Times New Roman" w:hAnsi="Times New Roman" w:cs="Times New Roman"/>
-          <w:sz w:val="24"/>
-          <w:szCs w:val="24"/>
-        </w:rPr>
-      </w:pPr>
-      <w:proofErr w:type="gramStart"/>
-      <w:r>
-        <w:rPr>
-          <w:rFonts w:ascii="Times New Roman" w:eastAsia="Times New Roman" w:hAnsi="Symbol" w:cs="Times New Roman"/>
-          <w:sz w:val="24"/>
-          <w:szCs w:val="24"/>
-        </w:rPr>
-        <w:t></w:t>
-      </w:r>
-      <w:r>
-        <w:rPr>
-          <w:rFonts w:ascii="Times New Roman" w:eastAsia="Times New Roman" w:hAnsi="Times New Roman" w:cs="Times New Roman"/>
-          <w:sz w:val="24"/>
-          <w:szCs w:val="24"/>
-        </w:rPr>
-        <w:t xml:space="preserve">  Structured</w:t>
-      </w:r>
-      <w:proofErr w:type="gramEnd"/>
-      <w:r>
-        <w:rPr>
-          <w:rFonts w:ascii="Times New Roman" w:eastAsia="Times New Roman" w:hAnsi="Times New Roman" w:cs="Times New Roman"/>
-          <w:sz w:val="24"/>
-          <w:szCs w:val="24"/>
-        </w:rPr>
-        <w:t xml:space="preserve"> build folder with organized source, docs, tests, and sample data</w:t>
-      </w:r>
-    </w:p>
-    <w:p>
-      <w:pPr>
-        <w:pStyle w:val="NormalWeb"/>
+        <w:t xml:space="preserve"> missing (to be fixed Day 33)</w:t>
+      </w:r>
+    </w:p>
+    <w:p>
+      <w:pPr>
+        <w:pStyle w:val="Heading3"/>
+        <w:spacing w:before="0" w:beforeAutospacing="0" w:after="0" w:afterAutospacing="0"/>
+      </w:pPr>
+      <w:r>
+        <w:rPr>
+          <w:rStyle w:val="Strong"/>
+          <w:b/>
+          <w:bCs/>
+        </w:rPr>
+        <w:t>Additional Work</w:t>
+      </w:r>
+    </w:p>
+    <w:p>
+      <w:pPr>
+        <w:pStyle w:val="NormalWeb"/>
+        <w:numPr>
+          <w:ilvl w:val="0"/>
+          <w:numId w:val="56"/>
+        </w:numPr>
+        <w:spacing w:before="0" w:beforeAutospacing="0" w:after="0" w:afterAutospacing="0"/>
+      </w:pPr>
+      <w:r>
+        <w:t>Power cost analysis updated</w:t>
+      </w:r>
+    </w:p>
+    <w:p>
+      <w:pPr>
+        <w:pStyle w:val="NormalWeb"/>
+        <w:numPr>
+          <w:ilvl w:val="0"/>
+          <w:numId w:val="56"/>
+        </w:numPr>
+        <w:spacing w:before="0" w:beforeAutospacing="0" w:after="0" w:afterAutospacing="0"/>
       </w:pPr>
       <w:bookmarkStart w:id="0" w:name="_GoBack"/>
       <w:bookmarkEnd w:id="0"/>
+      <w:r>
+        <w:t>Readings sheet updated</w:t>
+      </w:r>
     </w:p>
     <w:sectPr>
       <w:pgSz w:w="12240" w:h="15840"/>
@@ -9486,6 +10057,155 @@
     </w:lvl>
   </w:abstractNum>
   <w:abstractNum w:abstractNumId="10" w15:restartNumberingAfterBreak="0">
+    <w:nsid w:val="1A2C3A8F"/>
+    <w:multiLevelType w:val="multilevel"/>
+    <w:tmpl w:val="8A5C5998"/>
+    <w:lvl w:ilvl="0">
+      <w:start w:val="1"/>
+      <w:numFmt w:val="bullet"/>
+      <w:lvlText w:val=""/>
+      <w:lvlJc w:val="left"/>
+      <w:pPr>
+        <w:tabs>
+          <w:tab w:val="num" w:pos="720"/>
+        </w:tabs>
+        <w:ind w:left="720" w:hanging="360"/>
+      </w:pPr>
+      <w:rPr>
+        <w:rFonts w:ascii="Symbol" w:hAnsi="Symbol" w:hint="default"/>
+        <w:sz w:val="20"/>
+      </w:rPr>
+    </w:lvl>
+    <w:lvl w:ilvl="1">
+      <w:start w:val="1"/>
+      <w:numFmt w:val="bullet"/>
+      <w:lvlText w:val="o"/>
+      <w:lvlJc w:val="left"/>
+      <w:pPr>
+        <w:tabs>
+          <w:tab w:val="num" w:pos="1440"/>
+        </w:tabs>
+        <w:ind w:left="1440" w:hanging="360"/>
+      </w:pPr>
+      <w:rPr>
+        <w:rFonts w:ascii="Courier New" w:hAnsi="Courier New" w:hint="default"/>
+        <w:sz w:val="20"/>
+      </w:rPr>
+    </w:lvl>
+    <w:lvl w:ilvl="2" w:tentative="1">
+      <w:start w:val="1"/>
+      <w:numFmt w:val="bullet"/>
+      <w:lvlText w:val=""/>
+      <w:lvlJc w:val="left"/>
+      <w:pPr>
+        <w:tabs>
+          <w:tab w:val="num" w:pos="2160"/>
+        </w:tabs>
+        <w:ind w:left="2160" w:hanging="360"/>
+      </w:pPr>
+      <w:rPr>
+        <w:rFonts w:ascii="Wingdings" w:hAnsi="Wingdings" w:hint="default"/>
+        <w:sz w:val="20"/>
+      </w:rPr>
+    </w:lvl>
+    <w:lvl w:ilvl="3" w:tentative="1">
+      <w:start w:val="1"/>
+      <w:numFmt w:val="bullet"/>
+      <w:lvlText w:val=""/>
+      <w:lvlJc w:val="left"/>
+      <w:pPr>
+        <w:tabs>
+          <w:tab w:val="num" w:pos="2880"/>
+        </w:tabs>
+        <w:ind w:left="2880" w:hanging="360"/>
+      </w:pPr>
+      <w:rPr>
+        <w:rFonts w:ascii="Wingdings" w:hAnsi="Wingdings" w:hint="default"/>
+        <w:sz w:val="20"/>
+      </w:rPr>
+    </w:lvl>
+    <w:lvl w:ilvl="4" w:tentative="1">
+      <w:start w:val="1"/>
+      <w:numFmt w:val="bullet"/>
+      <w:lvlText w:val=""/>
+      <w:lvlJc w:val="left"/>
+      <w:pPr>
+        <w:tabs>
+          <w:tab w:val="num" w:pos="3600"/>
+        </w:tabs>
+        <w:ind w:left="3600" w:hanging="360"/>
+      </w:pPr>
+      <w:rPr>
+        <w:rFonts w:ascii="Wingdings" w:hAnsi="Wingdings" w:hint="default"/>
+        <w:sz w:val="20"/>
+      </w:rPr>
+    </w:lvl>
+    <w:lvl w:ilvl="5" w:tentative="1">
+      <w:start w:val="1"/>
+      <w:numFmt w:val="bullet"/>
+      <w:lvlText w:val=""/>
+      <w:lvlJc w:val="left"/>
+      <w:pPr>
+        <w:tabs>
+          <w:tab w:val="num" w:pos="4320"/>
+        </w:tabs>
+        <w:ind w:left="4320" w:hanging="360"/>
+      </w:pPr>
+      <w:rPr>
+        <w:rFonts w:ascii="Wingdings" w:hAnsi="Wingdings" w:hint="default"/>
+        <w:sz w:val="20"/>
+      </w:rPr>
+    </w:lvl>
+    <w:lvl w:ilvl="6" w:tentative="1">
+      <w:start w:val="1"/>
+      <w:numFmt w:val="bullet"/>
+      <w:lvlText w:val=""/>
+      <w:lvlJc w:val="left"/>
+      <w:pPr>
+        <w:tabs>
+          <w:tab w:val="num" w:pos="5040"/>
+        </w:tabs>
+        <w:ind w:left="5040" w:hanging="360"/>
+      </w:pPr>
+      <w:rPr>
+        <w:rFonts w:ascii="Wingdings" w:hAnsi="Wingdings" w:hint="default"/>
+        <w:sz w:val="20"/>
+      </w:rPr>
+    </w:lvl>
+    <w:lvl w:ilvl="7" w:tentative="1">
+      <w:start w:val="1"/>
+      <w:numFmt w:val="bullet"/>
+      <w:lvlText w:val=""/>
+      <w:lvlJc w:val="left"/>
+      <w:pPr>
+        <w:tabs>
+          <w:tab w:val="num" w:pos="5760"/>
+        </w:tabs>
+        <w:ind w:left="5760" w:hanging="360"/>
+      </w:pPr>
+      <w:rPr>
+        <w:rFonts w:ascii="Wingdings" w:hAnsi="Wingdings" w:hint="default"/>
+        <w:sz w:val="20"/>
+      </w:rPr>
+    </w:lvl>
+    <w:lvl w:ilvl="8" w:tentative="1">
+      <w:start w:val="1"/>
+      <w:numFmt w:val="bullet"/>
+      <w:lvlText w:val=""/>
+      <w:lvlJc w:val="left"/>
+      <w:pPr>
+        <w:tabs>
+          <w:tab w:val="num" w:pos="6480"/>
+        </w:tabs>
+        <w:ind w:left="6480" w:hanging="360"/>
+      </w:pPr>
+      <w:rPr>
+        <w:rFonts w:ascii="Wingdings" w:hAnsi="Wingdings" w:hint="default"/>
+        <w:sz w:val="20"/>
+      </w:rPr>
+    </w:lvl>
+  </w:abstractNum>
+  <w:abstractNum w:abstractNumId="11" w15:restartNumberingAfterBreak="0">
     <w:nsid w:val="1A601901"/>
     <w:multiLevelType w:val="multilevel"/>
     <w:tmpl w:val="D0667852"/>
@@ -9634,7 +10354,7 @@
       </w:rPr>
     </w:lvl>
   </w:abstractNum>
-  <w:abstractNum w:abstractNumId="11" w15:restartNumberingAfterBreak="0">
+  <w:abstractNum w:abstractNumId="12" w15:restartNumberingAfterBreak="0">
     <w:nsid w:val="1C3010FD"/>
     <w:multiLevelType w:val="multilevel"/>
     <w:tmpl w:val="E3B2E942"/>
@@ -9783,7 +10503,7 @@
       </w:rPr>
     </w:lvl>
   </w:abstractNum>
-  <w:abstractNum w:abstractNumId="12" w15:restartNumberingAfterBreak="0">
+  <w:abstractNum w:abstractNumId="13" w15:restartNumberingAfterBreak="0">
     <w:nsid w:val="1CEA6E42"/>
     <w:multiLevelType w:val="multilevel"/>
     <w:tmpl w:val="520CEE5E"/>
@@ -9932,7 +10652,7 @@
       </w:rPr>
     </w:lvl>
   </w:abstractNum>
-  <w:abstractNum w:abstractNumId="13" w15:restartNumberingAfterBreak="0">
+  <w:abstractNum w:abstractNumId="14" w15:restartNumberingAfterBreak="0">
     <w:nsid w:val="216E4151"/>
     <w:multiLevelType w:val="multilevel"/>
     <w:tmpl w:val="E36E6D9E"/>
@@ -10081,7 +10801,7 @@
       </w:rPr>
     </w:lvl>
   </w:abstractNum>
-  <w:abstractNum w:abstractNumId="14" w15:restartNumberingAfterBreak="0">
+  <w:abstractNum w:abstractNumId="15" w15:restartNumberingAfterBreak="0">
     <w:nsid w:val="22C101EF"/>
     <w:multiLevelType w:val="multilevel"/>
     <w:tmpl w:val="D512CDDE"/>
@@ -10230,7 +10950,7 @@
       </w:rPr>
     </w:lvl>
   </w:abstractNum>
-  <w:abstractNum w:abstractNumId="15" w15:restartNumberingAfterBreak="0">
+  <w:abstractNum w:abstractNumId="16" w15:restartNumberingAfterBreak="0">
     <w:nsid w:val="22F95B83"/>
     <w:multiLevelType w:val="multilevel"/>
     <w:tmpl w:val="D6483452"/>
@@ -10379,7 +11099,7 @@
       </w:rPr>
     </w:lvl>
   </w:abstractNum>
-  <w:abstractNum w:abstractNumId="16" w15:restartNumberingAfterBreak="0">
+  <w:abstractNum w:abstractNumId="17" w15:restartNumberingAfterBreak="0">
     <w:nsid w:val="24534FE8"/>
     <w:multiLevelType w:val="multilevel"/>
     <w:tmpl w:val="848A1180"/>
@@ -10528,7 +11248,7 @@
       </w:rPr>
     </w:lvl>
   </w:abstractNum>
-  <w:abstractNum w:abstractNumId="17" w15:restartNumberingAfterBreak="0">
+  <w:abstractNum w:abstractNumId="18" w15:restartNumberingAfterBreak="0">
     <w:nsid w:val="26554564"/>
     <w:multiLevelType w:val="multilevel"/>
     <w:tmpl w:val="7E5AA2AC"/>
@@ -10677,7 +11397,7 @@
       </w:rPr>
     </w:lvl>
   </w:abstractNum>
-  <w:abstractNum w:abstractNumId="18" w15:restartNumberingAfterBreak="0">
+  <w:abstractNum w:abstractNumId="19" w15:restartNumberingAfterBreak="0">
     <w:nsid w:val="285A3401"/>
     <w:multiLevelType w:val="multilevel"/>
     <w:tmpl w:val="6CB24262"/>
@@ -10826,7 +11546,7 @@
       </w:rPr>
     </w:lvl>
   </w:abstractNum>
-  <w:abstractNum w:abstractNumId="19" w15:restartNumberingAfterBreak="0">
+  <w:abstractNum w:abstractNumId="20" w15:restartNumberingAfterBreak="0">
     <w:nsid w:val="29F254C3"/>
     <w:multiLevelType w:val="multilevel"/>
     <w:tmpl w:val="F2BEF54E"/>
@@ -10975,7 +11695,7 @@
       </w:rPr>
     </w:lvl>
   </w:abstractNum>
-  <w:abstractNum w:abstractNumId="20" w15:restartNumberingAfterBreak="0">
+  <w:abstractNum w:abstractNumId="21" w15:restartNumberingAfterBreak="0">
     <w:nsid w:val="2A3C04B2"/>
     <w:multiLevelType w:val="hybridMultilevel"/>
     <w:tmpl w:val="B546AEBC"/>
@@ -11088,7 +11808,7 @@
       </w:rPr>
     </w:lvl>
   </w:abstractNum>
-  <w:abstractNum w:abstractNumId="21" w15:restartNumberingAfterBreak="0">
+  <w:abstractNum w:abstractNumId="22" w15:restartNumberingAfterBreak="0">
     <w:nsid w:val="2A6E67BD"/>
     <w:multiLevelType w:val="multilevel"/>
     <w:tmpl w:val="2E5AA62C"/>
@@ -11237,7 +11957,7 @@
       </w:rPr>
     </w:lvl>
   </w:abstractNum>
-  <w:abstractNum w:abstractNumId="22" w15:restartNumberingAfterBreak="0">
+  <w:abstractNum w:abstractNumId="23" w15:restartNumberingAfterBreak="0">
     <w:nsid w:val="2E1B751A"/>
     <w:multiLevelType w:val="multilevel"/>
     <w:tmpl w:val="6206E23E"/>
@@ -11386,7 +12106,7 @@
       </w:rPr>
     </w:lvl>
   </w:abstractNum>
-  <w:abstractNum w:abstractNumId="23" w15:restartNumberingAfterBreak="0">
+  <w:abstractNum w:abstractNumId="24" w15:restartNumberingAfterBreak="0">
     <w:nsid w:val="2FB03F8D"/>
     <w:multiLevelType w:val="multilevel"/>
     <w:tmpl w:val="A58431A2"/>
@@ -11535,7 +12255,7 @@
       </w:rPr>
     </w:lvl>
   </w:abstractNum>
-  <w:abstractNum w:abstractNumId="24" w15:restartNumberingAfterBreak="0">
+  <w:abstractNum w:abstractNumId="25" w15:restartNumberingAfterBreak="0">
     <w:nsid w:val="312A6436"/>
     <w:multiLevelType w:val="multilevel"/>
     <w:tmpl w:val="9000F46C"/>
@@ -11684,7 +12404,7 @@
       </w:rPr>
     </w:lvl>
   </w:abstractNum>
-  <w:abstractNum w:abstractNumId="25" w15:restartNumberingAfterBreak="0">
+  <w:abstractNum w:abstractNumId="26" w15:restartNumberingAfterBreak="0">
     <w:nsid w:val="32C56AB8"/>
     <w:multiLevelType w:val="multilevel"/>
     <w:tmpl w:val="B40A7604"/>
@@ -11833,7 +12553,156 @@
       </w:rPr>
     </w:lvl>
   </w:abstractNum>
-  <w:abstractNum w:abstractNumId="26" w15:restartNumberingAfterBreak="0">
+  <w:abstractNum w:abstractNumId="27" w15:restartNumberingAfterBreak="0">
+    <w:nsid w:val="35C34243"/>
+    <w:multiLevelType w:val="multilevel"/>
+    <w:tmpl w:val="992EE130"/>
+    <w:lvl w:ilvl="0">
+      <w:start w:val="1"/>
+      <w:numFmt w:val="bullet"/>
+      <w:lvlText w:val=""/>
+      <w:lvlJc w:val="left"/>
+      <w:pPr>
+        <w:tabs>
+          <w:tab w:val="num" w:pos="720"/>
+        </w:tabs>
+        <w:ind w:left="720" w:hanging="360"/>
+      </w:pPr>
+      <w:rPr>
+        <w:rFonts w:ascii="Symbol" w:hAnsi="Symbol" w:hint="default"/>
+        <w:sz w:val="20"/>
+      </w:rPr>
+    </w:lvl>
+    <w:lvl w:ilvl="1" w:tentative="1">
+      <w:start w:val="1"/>
+      <w:numFmt w:val="bullet"/>
+      <w:lvlText w:val="o"/>
+      <w:lvlJc w:val="left"/>
+      <w:pPr>
+        <w:tabs>
+          <w:tab w:val="num" w:pos="1440"/>
+        </w:tabs>
+        <w:ind w:left="1440" w:hanging="360"/>
+      </w:pPr>
+      <w:rPr>
+        <w:rFonts w:ascii="Courier New" w:hAnsi="Courier New" w:hint="default"/>
+        <w:sz w:val="20"/>
+      </w:rPr>
+    </w:lvl>
+    <w:lvl w:ilvl="2" w:tentative="1">
+      <w:start w:val="1"/>
+      <w:numFmt w:val="bullet"/>
+      <w:lvlText w:val=""/>
+      <w:lvlJc w:val="left"/>
+      <w:pPr>
+        <w:tabs>
+          <w:tab w:val="num" w:pos="2160"/>
+        </w:tabs>
+        <w:ind w:left="2160" w:hanging="360"/>
+      </w:pPr>
+      <w:rPr>
+        <w:rFonts w:ascii="Wingdings" w:hAnsi="Wingdings" w:hint="default"/>
+        <w:sz w:val="20"/>
+      </w:rPr>
+    </w:lvl>
+    <w:lvl w:ilvl="3" w:tentative="1">
+      <w:start w:val="1"/>
+      <w:numFmt w:val="bullet"/>
+      <w:lvlText w:val=""/>
+      <w:lvlJc w:val="left"/>
+      <w:pPr>
+        <w:tabs>
+          <w:tab w:val="num" w:pos="2880"/>
+        </w:tabs>
+        <w:ind w:left="2880" w:hanging="360"/>
+      </w:pPr>
+      <w:rPr>
+        <w:rFonts w:ascii="Wingdings" w:hAnsi="Wingdings" w:hint="default"/>
+        <w:sz w:val="20"/>
+      </w:rPr>
+    </w:lvl>
+    <w:lvl w:ilvl="4" w:tentative="1">
+      <w:start w:val="1"/>
+      <w:numFmt w:val="bullet"/>
+      <w:lvlText w:val=""/>
+      <w:lvlJc w:val="left"/>
+      <w:pPr>
+        <w:tabs>
+          <w:tab w:val="num" w:pos="3600"/>
+        </w:tabs>
+        <w:ind w:left="3600" w:hanging="360"/>
+      </w:pPr>
+      <w:rPr>
+        <w:rFonts w:ascii="Wingdings" w:hAnsi="Wingdings" w:hint="default"/>
+        <w:sz w:val="20"/>
+      </w:rPr>
+    </w:lvl>
+    <w:lvl w:ilvl="5" w:tentative="1">
+      <w:start w:val="1"/>
+      <w:numFmt w:val="bullet"/>
+      <w:lvlText w:val=""/>
+      <w:lvlJc w:val="left"/>
+      <w:pPr>
+        <w:tabs>
+          <w:tab w:val="num" w:pos="4320"/>
+        </w:tabs>
+        <w:ind w:left="4320" w:hanging="360"/>
+      </w:pPr>
+      <w:rPr>
+        <w:rFonts w:ascii="Wingdings" w:hAnsi="Wingdings" w:hint="default"/>
+        <w:sz w:val="20"/>
+      </w:rPr>
+    </w:lvl>
+    <w:lvl w:ilvl="6" w:tentative="1">
+      <w:start w:val="1"/>
+      <w:numFmt w:val="bullet"/>
+      <w:lvlText w:val=""/>
+      <w:lvlJc w:val="left"/>
+      <w:pPr>
+        <w:tabs>
+          <w:tab w:val="num" w:pos="5040"/>
+        </w:tabs>
+        <w:ind w:left="5040" w:hanging="360"/>
+      </w:pPr>
+      <w:rPr>
+        <w:rFonts w:ascii="Wingdings" w:hAnsi="Wingdings" w:hint="default"/>
+        <w:sz w:val="20"/>
+      </w:rPr>
+    </w:lvl>
+    <w:lvl w:ilvl="7" w:tentative="1">
+      <w:start w:val="1"/>
+      <w:numFmt w:val="bullet"/>
+      <w:lvlText w:val=""/>
+      <w:lvlJc w:val="left"/>
+      <w:pPr>
+        <w:tabs>
+          <w:tab w:val="num" w:pos="5760"/>
+        </w:tabs>
+        <w:ind w:left="5760" w:hanging="360"/>
+      </w:pPr>
+      <w:rPr>
+        <w:rFonts w:ascii="Wingdings" w:hAnsi="Wingdings" w:hint="default"/>
+        <w:sz w:val="20"/>
+      </w:rPr>
+    </w:lvl>
+    <w:lvl w:ilvl="8" w:tentative="1">
+      <w:start w:val="1"/>
+      <w:numFmt w:val="bullet"/>
+      <w:lvlText w:val=""/>
+      <w:lvlJc w:val="left"/>
+      <w:pPr>
+        <w:tabs>
+          <w:tab w:val="num" w:pos="6480"/>
+        </w:tabs>
+        <w:ind w:left="6480" w:hanging="360"/>
+      </w:pPr>
+      <w:rPr>
+        <w:rFonts w:ascii="Wingdings" w:hAnsi="Wingdings" w:hint="default"/>
+        <w:sz w:val="20"/>
+      </w:rPr>
+    </w:lvl>
+  </w:abstractNum>
+  <w:abstractNum w:abstractNumId="28" w15:restartNumberingAfterBreak="0">
     <w:nsid w:val="39414323"/>
     <w:multiLevelType w:val="multilevel"/>
     <w:tmpl w:val="A8AE9378"/>
@@ -11982,7 +12851,454 @@
       </w:rPr>
     </w:lvl>
   </w:abstractNum>
-  <w:abstractNum w:abstractNumId="27" w15:restartNumberingAfterBreak="0">
+  <w:abstractNum w:abstractNumId="29" w15:restartNumberingAfterBreak="0">
+    <w:nsid w:val="3B8360C8"/>
+    <w:multiLevelType w:val="multilevel"/>
+    <w:tmpl w:val="51B611FC"/>
+    <w:lvl w:ilvl="0">
+      <w:start w:val="1"/>
+      <w:numFmt w:val="bullet"/>
+      <w:lvlText w:val=""/>
+      <w:lvlJc w:val="left"/>
+      <w:pPr>
+        <w:tabs>
+          <w:tab w:val="num" w:pos="720"/>
+        </w:tabs>
+        <w:ind w:left="720" w:hanging="360"/>
+      </w:pPr>
+      <w:rPr>
+        <w:rFonts w:ascii="Symbol" w:hAnsi="Symbol" w:hint="default"/>
+        <w:sz w:val="20"/>
+      </w:rPr>
+    </w:lvl>
+    <w:lvl w:ilvl="1">
+      <w:start w:val="1"/>
+      <w:numFmt w:val="bullet"/>
+      <w:lvlText w:val="o"/>
+      <w:lvlJc w:val="left"/>
+      <w:pPr>
+        <w:tabs>
+          <w:tab w:val="num" w:pos="1440"/>
+        </w:tabs>
+        <w:ind w:left="1440" w:hanging="360"/>
+      </w:pPr>
+      <w:rPr>
+        <w:rFonts w:ascii="Courier New" w:hAnsi="Courier New" w:hint="default"/>
+        <w:sz w:val="20"/>
+      </w:rPr>
+    </w:lvl>
+    <w:lvl w:ilvl="2" w:tentative="1">
+      <w:start w:val="1"/>
+      <w:numFmt w:val="bullet"/>
+      <w:lvlText w:val=""/>
+      <w:lvlJc w:val="left"/>
+      <w:pPr>
+        <w:tabs>
+          <w:tab w:val="num" w:pos="2160"/>
+        </w:tabs>
+        <w:ind w:left="2160" w:hanging="360"/>
+      </w:pPr>
+      <w:rPr>
+        <w:rFonts w:ascii="Wingdings" w:hAnsi="Wingdings" w:hint="default"/>
+        <w:sz w:val="20"/>
+      </w:rPr>
+    </w:lvl>
+    <w:lvl w:ilvl="3" w:tentative="1">
+      <w:start w:val="1"/>
+      <w:numFmt w:val="bullet"/>
+      <w:lvlText w:val=""/>
+      <w:lvlJc w:val="left"/>
+      <w:pPr>
+        <w:tabs>
+          <w:tab w:val="num" w:pos="2880"/>
+        </w:tabs>
+        <w:ind w:left="2880" w:hanging="360"/>
+      </w:pPr>
+      <w:rPr>
+        <w:rFonts w:ascii="Wingdings" w:hAnsi="Wingdings" w:hint="default"/>
+        <w:sz w:val="20"/>
+      </w:rPr>
+    </w:lvl>
+    <w:lvl w:ilvl="4" w:tentative="1">
+      <w:start w:val="1"/>
+      <w:numFmt w:val="bullet"/>
+      <w:lvlText w:val=""/>
+      <w:lvlJc w:val="left"/>
+      <w:pPr>
+        <w:tabs>
+          <w:tab w:val="num" w:pos="3600"/>
+        </w:tabs>
+        <w:ind w:left="3600" w:hanging="360"/>
+      </w:pPr>
+      <w:rPr>
+        <w:rFonts w:ascii="Wingdings" w:hAnsi="Wingdings" w:hint="default"/>
+        <w:sz w:val="20"/>
+      </w:rPr>
+    </w:lvl>
+    <w:lvl w:ilvl="5" w:tentative="1">
+      <w:start w:val="1"/>
+      <w:numFmt w:val="bullet"/>
+      <w:lvlText w:val=""/>
+      <w:lvlJc w:val="left"/>
+      <w:pPr>
+        <w:tabs>
+          <w:tab w:val="num" w:pos="4320"/>
+        </w:tabs>
+        <w:ind w:left="4320" w:hanging="360"/>
+      </w:pPr>
+      <w:rPr>
+        <w:rFonts w:ascii="Wingdings" w:hAnsi="Wingdings" w:hint="default"/>
+        <w:sz w:val="20"/>
+      </w:rPr>
+    </w:lvl>
+    <w:lvl w:ilvl="6" w:tentative="1">
+      <w:start w:val="1"/>
+      <w:numFmt w:val="bullet"/>
+      <w:lvlText w:val=""/>
+      <w:lvlJc w:val="left"/>
+      <w:pPr>
+        <w:tabs>
+          <w:tab w:val="num" w:pos="5040"/>
+        </w:tabs>
+        <w:ind w:left="5040" w:hanging="360"/>
+      </w:pPr>
+      <w:rPr>
+        <w:rFonts w:ascii="Wingdings" w:hAnsi="Wingdings" w:hint="default"/>
+        <w:sz w:val="20"/>
+      </w:rPr>
+    </w:lvl>
+    <w:lvl w:ilvl="7" w:tentative="1">
+      <w:start w:val="1"/>
+      <w:numFmt w:val="bullet"/>
+      <w:lvlText w:val=""/>
+      <w:lvlJc w:val="left"/>
+      <w:pPr>
+        <w:tabs>
+          <w:tab w:val="num" w:pos="5760"/>
+        </w:tabs>
+        <w:ind w:left="5760" w:hanging="360"/>
+      </w:pPr>
+      <w:rPr>
+        <w:rFonts w:ascii="Wingdings" w:hAnsi="Wingdings" w:hint="default"/>
+        <w:sz w:val="20"/>
+      </w:rPr>
+    </w:lvl>
+    <w:lvl w:ilvl="8" w:tentative="1">
+      <w:start w:val="1"/>
+      <w:numFmt w:val="bullet"/>
+      <w:lvlText w:val=""/>
+      <w:lvlJc w:val="left"/>
+      <w:pPr>
+        <w:tabs>
+          <w:tab w:val="num" w:pos="6480"/>
+        </w:tabs>
+        <w:ind w:left="6480" w:hanging="360"/>
+      </w:pPr>
+      <w:rPr>
+        <w:rFonts w:ascii="Wingdings" w:hAnsi="Wingdings" w:hint="default"/>
+        <w:sz w:val="20"/>
+      </w:rPr>
+    </w:lvl>
+  </w:abstractNum>
+  <w:abstractNum w:abstractNumId="30" w15:restartNumberingAfterBreak="0">
+    <w:nsid w:val="3B9C0410"/>
+    <w:multiLevelType w:val="multilevel"/>
+    <w:tmpl w:val="12047A26"/>
+    <w:lvl w:ilvl="0">
+      <w:start w:val="1"/>
+      <w:numFmt w:val="bullet"/>
+      <w:lvlText w:val=""/>
+      <w:lvlJc w:val="left"/>
+      <w:pPr>
+        <w:tabs>
+          <w:tab w:val="num" w:pos="720"/>
+        </w:tabs>
+        <w:ind w:left="720" w:hanging="360"/>
+      </w:pPr>
+      <w:rPr>
+        <w:rFonts w:ascii="Symbol" w:hAnsi="Symbol" w:hint="default"/>
+        <w:sz w:val="20"/>
+      </w:rPr>
+    </w:lvl>
+    <w:lvl w:ilvl="1" w:tentative="1">
+      <w:start w:val="1"/>
+      <w:numFmt w:val="bullet"/>
+      <w:lvlText w:val="o"/>
+      <w:lvlJc w:val="left"/>
+      <w:pPr>
+        <w:tabs>
+          <w:tab w:val="num" w:pos="1440"/>
+        </w:tabs>
+        <w:ind w:left="1440" w:hanging="360"/>
+      </w:pPr>
+      <w:rPr>
+        <w:rFonts w:ascii="Courier New" w:hAnsi="Courier New" w:hint="default"/>
+        <w:sz w:val="20"/>
+      </w:rPr>
+    </w:lvl>
+    <w:lvl w:ilvl="2" w:tentative="1">
+      <w:start w:val="1"/>
+      <w:numFmt w:val="bullet"/>
+      <w:lvlText w:val=""/>
+      <w:lvlJc w:val="left"/>
+      <w:pPr>
+        <w:tabs>
+          <w:tab w:val="num" w:pos="2160"/>
+        </w:tabs>
+        <w:ind w:left="2160" w:hanging="360"/>
+      </w:pPr>
+      <w:rPr>
+        <w:rFonts w:ascii="Wingdings" w:hAnsi="Wingdings" w:hint="default"/>
+        <w:sz w:val="20"/>
+      </w:rPr>
+    </w:lvl>
+    <w:lvl w:ilvl="3" w:tentative="1">
+      <w:start w:val="1"/>
+      <w:numFmt w:val="bullet"/>
+      <w:lvlText w:val=""/>
+      <w:lvlJc w:val="left"/>
+      <w:pPr>
+        <w:tabs>
+          <w:tab w:val="num" w:pos="2880"/>
+        </w:tabs>
+        <w:ind w:left="2880" w:hanging="360"/>
+      </w:pPr>
+      <w:rPr>
+        <w:rFonts w:ascii="Wingdings" w:hAnsi="Wingdings" w:hint="default"/>
+        <w:sz w:val="20"/>
+      </w:rPr>
+    </w:lvl>
+    <w:lvl w:ilvl="4" w:tentative="1">
+      <w:start w:val="1"/>
+      <w:numFmt w:val="bullet"/>
+      <w:lvlText w:val=""/>
+      <w:lvlJc w:val="left"/>
+      <w:pPr>
+        <w:tabs>
+          <w:tab w:val="num" w:pos="3600"/>
+        </w:tabs>
+        <w:ind w:left="3600" w:hanging="360"/>
+      </w:pPr>
+      <w:rPr>
+        <w:rFonts w:ascii="Wingdings" w:hAnsi="Wingdings" w:hint="default"/>
+        <w:sz w:val="20"/>
+      </w:rPr>
+    </w:lvl>
+    <w:lvl w:ilvl="5" w:tentative="1">
+      <w:start w:val="1"/>
+      <w:numFmt w:val="bullet"/>
+      <w:lvlText w:val=""/>
+      <w:lvlJc w:val="left"/>
+      <w:pPr>
+        <w:tabs>
+          <w:tab w:val="num" w:pos="4320"/>
+        </w:tabs>
+        <w:ind w:left="4320" w:hanging="360"/>
+      </w:pPr>
+      <w:rPr>
+        <w:rFonts w:ascii="Wingdings" w:hAnsi="Wingdings" w:hint="default"/>
+        <w:sz w:val="20"/>
+      </w:rPr>
+    </w:lvl>
+    <w:lvl w:ilvl="6" w:tentative="1">
+      <w:start w:val="1"/>
+      <w:numFmt w:val="bullet"/>
+      <w:lvlText w:val=""/>
+      <w:lvlJc w:val="left"/>
+      <w:pPr>
+        <w:tabs>
+          <w:tab w:val="num" w:pos="5040"/>
+        </w:tabs>
+        <w:ind w:left="5040" w:hanging="360"/>
+      </w:pPr>
+      <w:rPr>
+        <w:rFonts w:ascii="Wingdings" w:hAnsi="Wingdings" w:hint="default"/>
+        <w:sz w:val="20"/>
+      </w:rPr>
+    </w:lvl>
+    <w:lvl w:ilvl="7" w:tentative="1">
+      <w:start w:val="1"/>
+      <w:numFmt w:val="bullet"/>
+      <w:lvlText w:val=""/>
+      <w:lvlJc w:val="left"/>
+      <w:pPr>
+        <w:tabs>
+          <w:tab w:val="num" w:pos="5760"/>
+        </w:tabs>
+        <w:ind w:left="5760" w:hanging="360"/>
+      </w:pPr>
+      <w:rPr>
+        <w:rFonts w:ascii="Wingdings" w:hAnsi="Wingdings" w:hint="default"/>
+        <w:sz w:val="20"/>
+      </w:rPr>
+    </w:lvl>
+    <w:lvl w:ilvl="8" w:tentative="1">
+      <w:start w:val="1"/>
+      <w:numFmt w:val="bullet"/>
+      <w:lvlText w:val=""/>
+      <w:lvlJc w:val="left"/>
+      <w:pPr>
+        <w:tabs>
+          <w:tab w:val="num" w:pos="6480"/>
+        </w:tabs>
+        <w:ind w:left="6480" w:hanging="360"/>
+      </w:pPr>
+      <w:rPr>
+        <w:rFonts w:ascii="Wingdings" w:hAnsi="Wingdings" w:hint="default"/>
+        <w:sz w:val="20"/>
+      </w:rPr>
+    </w:lvl>
+  </w:abstractNum>
+  <w:abstractNum w:abstractNumId="31" w15:restartNumberingAfterBreak="0">
+    <w:nsid w:val="3DD12D7F"/>
+    <w:multiLevelType w:val="multilevel"/>
+    <w:tmpl w:val="47B08FE6"/>
+    <w:lvl w:ilvl="0">
+      <w:start w:val="1"/>
+      <w:numFmt w:val="bullet"/>
+      <w:lvlText w:val=""/>
+      <w:lvlJc w:val="left"/>
+      <w:pPr>
+        <w:tabs>
+          <w:tab w:val="num" w:pos="720"/>
+        </w:tabs>
+        <w:ind w:left="720" w:hanging="360"/>
+      </w:pPr>
+      <w:rPr>
+        <w:rFonts w:ascii="Symbol" w:hAnsi="Symbol" w:hint="default"/>
+        <w:sz w:val="20"/>
+      </w:rPr>
+    </w:lvl>
+    <w:lvl w:ilvl="1" w:tentative="1">
+      <w:start w:val="1"/>
+      <w:numFmt w:val="bullet"/>
+      <w:lvlText w:val="o"/>
+      <w:lvlJc w:val="left"/>
+      <w:pPr>
+        <w:tabs>
+          <w:tab w:val="num" w:pos="1440"/>
+        </w:tabs>
+        <w:ind w:left="1440" w:hanging="360"/>
+      </w:pPr>
+      <w:rPr>
+        <w:rFonts w:ascii="Courier New" w:hAnsi="Courier New" w:hint="default"/>
+        <w:sz w:val="20"/>
+      </w:rPr>
+    </w:lvl>
+    <w:lvl w:ilvl="2" w:tentative="1">
+      <w:start w:val="1"/>
+      <w:numFmt w:val="bullet"/>
+      <w:lvlText w:val=""/>
+      <w:lvlJc w:val="left"/>
+      <w:pPr>
+        <w:tabs>
+          <w:tab w:val="num" w:pos="2160"/>
+        </w:tabs>
+        <w:ind w:left="2160" w:hanging="360"/>
+      </w:pPr>
+      <w:rPr>
+        <w:rFonts w:ascii="Wingdings" w:hAnsi="Wingdings" w:hint="default"/>
+        <w:sz w:val="20"/>
+      </w:rPr>
+    </w:lvl>
+    <w:lvl w:ilvl="3" w:tentative="1">
+      <w:start w:val="1"/>
+      <w:numFmt w:val="bullet"/>
+      <w:lvlText w:val=""/>
+      <w:lvlJc w:val="left"/>
+      <w:pPr>
+        <w:tabs>
+          <w:tab w:val="num" w:pos="2880"/>
+        </w:tabs>
+        <w:ind w:left="2880" w:hanging="360"/>
+      </w:pPr>
+      <w:rPr>
+        <w:rFonts w:ascii="Wingdings" w:hAnsi="Wingdings" w:hint="default"/>
+        <w:sz w:val="20"/>
+      </w:rPr>
+    </w:lvl>
+    <w:lvl w:ilvl="4" w:tentative="1">
+      <w:start w:val="1"/>
+      <w:numFmt w:val="bullet"/>
+      <w:lvlText w:val=""/>
+      <w:lvlJc w:val="left"/>
+      <w:pPr>
+        <w:tabs>
+          <w:tab w:val="num" w:pos="3600"/>
+        </w:tabs>
+        <w:ind w:left="3600" w:hanging="360"/>
+      </w:pPr>
+      <w:rPr>
+        <w:rFonts w:ascii="Wingdings" w:hAnsi="Wingdings" w:hint="default"/>
+        <w:sz w:val="20"/>
+      </w:rPr>
+    </w:lvl>
+    <w:lvl w:ilvl="5" w:tentative="1">
+      <w:start w:val="1"/>
+      <w:numFmt w:val="bullet"/>
+      <w:lvlText w:val=""/>
+      <w:lvlJc w:val="left"/>
+      <w:pPr>
+        <w:tabs>
+          <w:tab w:val="num" w:pos="4320"/>
+        </w:tabs>
+        <w:ind w:left="4320" w:hanging="360"/>
+      </w:pPr>
+      <w:rPr>
+        <w:rFonts w:ascii="Wingdings" w:hAnsi="Wingdings" w:hint="default"/>
+        <w:sz w:val="20"/>
+      </w:rPr>
+    </w:lvl>
+    <w:lvl w:ilvl="6" w:tentative="1">
+      <w:start w:val="1"/>
+      <w:numFmt w:val="bullet"/>
+      <w:lvlText w:val=""/>
+      <w:lvlJc w:val="left"/>
+      <w:pPr>
+        <w:tabs>
+          <w:tab w:val="num" w:pos="5040"/>
+        </w:tabs>
+        <w:ind w:left="5040" w:hanging="360"/>
+      </w:pPr>
+      <w:rPr>
+        <w:rFonts w:ascii="Wingdings" w:hAnsi="Wingdings" w:hint="default"/>
+        <w:sz w:val="20"/>
+      </w:rPr>
+    </w:lvl>
+    <w:lvl w:ilvl="7" w:tentative="1">
+      <w:start w:val="1"/>
+      <w:numFmt w:val="bullet"/>
+      <w:lvlText w:val=""/>
+      <w:lvlJc w:val="left"/>
+      <w:pPr>
+        <w:tabs>
+          <w:tab w:val="num" w:pos="5760"/>
+        </w:tabs>
+        <w:ind w:left="5760" w:hanging="360"/>
+      </w:pPr>
+      <w:rPr>
+        <w:rFonts w:ascii="Wingdings" w:hAnsi="Wingdings" w:hint="default"/>
+        <w:sz w:val="20"/>
+      </w:rPr>
+    </w:lvl>
+    <w:lvl w:ilvl="8" w:tentative="1">
+      <w:start w:val="1"/>
+      <w:numFmt w:val="bullet"/>
+      <w:lvlText w:val=""/>
+      <w:lvlJc w:val="left"/>
+      <w:pPr>
+        <w:tabs>
+          <w:tab w:val="num" w:pos="6480"/>
+        </w:tabs>
+        <w:ind w:left="6480" w:hanging="360"/>
+      </w:pPr>
+      <w:rPr>
+        <w:rFonts w:ascii="Wingdings" w:hAnsi="Wingdings" w:hint="default"/>
+        <w:sz w:val="20"/>
+      </w:rPr>
+    </w:lvl>
+  </w:abstractNum>
+  <w:abstractNum w:abstractNumId="32" w15:restartNumberingAfterBreak="0">
     <w:nsid w:val="3E91016E"/>
     <w:multiLevelType w:val="multilevel"/>
     <w:tmpl w:val="095ED8AA"/>
@@ -12131,7 +13447,156 @@
       </w:rPr>
     </w:lvl>
   </w:abstractNum>
-  <w:abstractNum w:abstractNumId="28" w15:restartNumberingAfterBreak="0">
+  <w:abstractNum w:abstractNumId="33" w15:restartNumberingAfterBreak="0">
+    <w:nsid w:val="40C90DC1"/>
+    <w:multiLevelType w:val="multilevel"/>
+    <w:tmpl w:val="90E2AD14"/>
+    <w:lvl w:ilvl="0">
+      <w:start w:val="1"/>
+      <w:numFmt w:val="bullet"/>
+      <w:lvlText w:val=""/>
+      <w:lvlJc w:val="left"/>
+      <w:pPr>
+        <w:tabs>
+          <w:tab w:val="num" w:pos="720"/>
+        </w:tabs>
+        <w:ind w:left="720" w:hanging="360"/>
+      </w:pPr>
+      <w:rPr>
+        <w:rFonts w:ascii="Symbol" w:hAnsi="Symbol" w:hint="default"/>
+        <w:sz w:val="20"/>
+      </w:rPr>
+    </w:lvl>
+    <w:lvl w:ilvl="1" w:tentative="1">
+      <w:start w:val="1"/>
+      <w:numFmt w:val="bullet"/>
+      <w:lvlText w:val="o"/>
+      <w:lvlJc w:val="left"/>
+      <w:pPr>
+        <w:tabs>
+          <w:tab w:val="num" w:pos="1440"/>
+        </w:tabs>
+        <w:ind w:left="1440" w:hanging="360"/>
+      </w:pPr>
+      <w:rPr>
+        <w:rFonts w:ascii="Courier New" w:hAnsi="Courier New" w:hint="default"/>
+        <w:sz w:val="20"/>
+      </w:rPr>
+    </w:lvl>
+    <w:lvl w:ilvl="2" w:tentative="1">
+      <w:start w:val="1"/>
+      <w:numFmt w:val="bullet"/>
+      <w:lvlText w:val=""/>
+      <w:lvlJc w:val="left"/>
+      <w:pPr>
+        <w:tabs>
+          <w:tab w:val="num" w:pos="2160"/>
+        </w:tabs>
+        <w:ind w:left="2160" w:hanging="360"/>
+      </w:pPr>
+      <w:rPr>
+        <w:rFonts w:ascii="Wingdings" w:hAnsi="Wingdings" w:hint="default"/>
+        <w:sz w:val="20"/>
+      </w:rPr>
+    </w:lvl>
+    <w:lvl w:ilvl="3" w:tentative="1">
+      <w:start w:val="1"/>
+      <w:numFmt w:val="bullet"/>
+      <w:lvlText w:val=""/>
+      <w:lvlJc w:val="left"/>
+      <w:pPr>
+        <w:tabs>
+          <w:tab w:val="num" w:pos="2880"/>
+        </w:tabs>
+        <w:ind w:left="2880" w:hanging="360"/>
+      </w:pPr>
+      <w:rPr>
+        <w:rFonts w:ascii="Wingdings" w:hAnsi="Wingdings" w:hint="default"/>
+        <w:sz w:val="20"/>
+      </w:rPr>
+    </w:lvl>
+    <w:lvl w:ilvl="4" w:tentative="1">
+      <w:start w:val="1"/>
+      <w:numFmt w:val="bullet"/>
+      <w:lvlText w:val=""/>
+      <w:lvlJc w:val="left"/>
+      <w:pPr>
+        <w:tabs>
+          <w:tab w:val="num" w:pos="3600"/>
+        </w:tabs>
+        <w:ind w:left="3600" w:hanging="360"/>
+      </w:pPr>
+      <w:rPr>
+        <w:rFonts w:ascii="Wingdings" w:hAnsi="Wingdings" w:hint="default"/>
+        <w:sz w:val="20"/>
+      </w:rPr>
+    </w:lvl>
+    <w:lvl w:ilvl="5" w:tentative="1">
+      <w:start w:val="1"/>
+      <w:numFmt w:val="bullet"/>
+      <w:lvlText w:val=""/>
+      <w:lvlJc w:val="left"/>
+      <w:pPr>
+        <w:tabs>
+          <w:tab w:val="num" w:pos="4320"/>
+        </w:tabs>
+        <w:ind w:left="4320" w:hanging="360"/>
+      </w:pPr>
+      <w:rPr>
+        <w:rFonts w:ascii="Wingdings" w:hAnsi="Wingdings" w:hint="default"/>
+        <w:sz w:val="20"/>
+      </w:rPr>
+    </w:lvl>
+    <w:lvl w:ilvl="6" w:tentative="1">
+      <w:start w:val="1"/>
+      <w:numFmt w:val="bullet"/>
+      <w:lvlText w:val=""/>
+      <w:lvlJc w:val="left"/>
+      <w:pPr>
+        <w:tabs>
+          <w:tab w:val="num" w:pos="5040"/>
+        </w:tabs>
+        <w:ind w:left="5040" w:hanging="360"/>
+      </w:pPr>
+      <w:rPr>
+        <w:rFonts w:ascii="Wingdings" w:hAnsi="Wingdings" w:hint="default"/>
+        <w:sz w:val="20"/>
+      </w:rPr>
+    </w:lvl>
+    <w:lvl w:ilvl="7" w:tentative="1">
+      <w:start w:val="1"/>
+      <w:numFmt w:val="bullet"/>
+      <w:lvlText w:val=""/>
+      <w:lvlJc w:val="left"/>
+      <w:pPr>
+        <w:tabs>
+          <w:tab w:val="num" w:pos="5760"/>
+        </w:tabs>
+        <w:ind w:left="5760" w:hanging="360"/>
+      </w:pPr>
+      <w:rPr>
+        <w:rFonts w:ascii="Wingdings" w:hAnsi="Wingdings" w:hint="default"/>
+        <w:sz w:val="20"/>
+      </w:rPr>
+    </w:lvl>
+    <w:lvl w:ilvl="8" w:tentative="1">
+      <w:start w:val="1"/>
+      <w:numFmt w:val="bullet"/>
+      <w:lvlText w:val=""/>
+      <w:lvlJc w:val="left"/>
+      <w:pPr>
+        <w:tabs>
+          <w:tab w:val="num" w:pos="6480"/>
+        </w:tabs>
+        <w:ind w:left="6480" w:hanging="360"/>
+      </w:pPr>
+      <w:rPr>
+        <w:rFonts w:ascii="Wingdings" w:hAnsi="Wingdings" w:hint="default"/>
+        <w:sz w:val="20"/>
+      </w:rPr>
+    </w:lvl>
+  </w:abstractNum>
+  <w:abstractNum w:abstractNumId="34" w15:restartNumberingAfterBreak="0">
     <w:nsid w:val="46463CB5"/>
     <w:multiLevelType w:val="multilevel"/>
     <w:tmpl w:val="4E7AF214"/>
@@ -12280,7 +13745,7 @@
       </w:rPr>
     </w:lvl>
   </w:abstractNum>
-  <w:abstractNum w:abstractNumId="29" w15:restartNumberingAfterBreak="0">
+  <w:abstractNum w:abstractNumId="35" w15:restartNumberingAfterBreak="0">
     <w:nsid w:val="464D3C80"/>
     <w:multiLevelType w:val="multilevel"/>
     <w:tmpl w:val="7E588BBA"/>
@@ -12429,7 +13894,7 @@
       </w:rPr>
     </w:lvl>
   </w:abstractNum>
-  <w:abstractNum w:abstractNumId="30" w15:restartNumberingAfterBreak="0">
+  <w:abstractNum w:abstractNumId="36" w15:restartNumberingAfterBreak="0">
     <w:nsid w:val="490764F6"/>
     <w:multiLevelType w:val="multilevel"/>
     <w:tmpl w:val="EF92443A"/>
@@ -12578,7 +14043,7 @@
       </w:rPr>
     </w:lvl>
   </w:abstractNum>
-  <w:abstractNum w:abstractNumId="31" w15:restartNumberingAfterBreak="0">
+  <w:abstractNum w:abstractNumId="37" w15:restartNumberingAfterBreak="0">
     <w:nsid w:val="4C8F5902"/>
     <w:multiLevelType w:val="multilevel"/>
     <w:tmpl w:val="DCE86138"/>
@@ -12727,7 +14192,156 @@
       </w:rPr>
     </w:lvl>
   </w:abstractNum>
-  <w:abstractNum w:abstractNumId="32" w15:restartNumberingAfterBreak="0">
+  <w:abstractNum w:abstractNumId="38" w15:restartNumberingAfterBreak="0">
+    <w:nsid w:val="4CCB5DEA"/>
+    <w:multiLevelType w:val="multilevel"/>
+    <w:tmpl w:val="3A948FEC"/>
+    <w:lvl w:ilvl="0">
+      <w:start w:val="1"/>
+      <w:numFmt w:val="bullet"/>
+      <w:lvlText w:val=""/>
+      <w:lvlJc w:val="left"/>
+      <w:pPr>
+        <w:tabs>
+          <w:tab w:val="num" w:pos="720"/>
+        </w:tabs>
+        <w:ind w:left="720" w:hanging="360"/>
+      </w:pPr>
+      <w:rPr>
+        <w:rFonts w:ascii="Symbol" w:hAnsi="Symbol" w:hint="default"/>
+        <w:sz w:val="20"/>
+      </w:rPr>
+    </w:lvl>
+    <w:lvl w:ilvl="1">
+      <w:start w:val="1"/>
+      <w:numFmt w:val="bullet"/>
+      <w:lvlText w:val="o"/>
+      <w:lvlJc w:val="left"/>
+      <w:pPr>
+        <w:tabs>
+          <w:tab w:val="num" w:pos="1440"/>
+        </w:tabs>
+        <w:ind w:left="1440" w:hanging="360"/>
+      </w:pPr>
+      <w:rPr>
+        <w:rFonts w:ascii="Courier New" w:hAnsi="Courier New" w:hint="default"/>
+        <w:sz w:val="20"/>
+      </w:rPr>
+    </w:lvl>
+    <w:lvl w:ilvl="2" w:tentative="1">
+      <w:start w:val="1"/>
+      <w:numFmt w:val="bullet"/>
+      <w:lvlText w:val=""/>
+      <w:lvlJc w:val="left"/>
+      <w:pPr>
+        <w:tabs>
+          <w:tab w:val="num" w:pos="2160"/>
+        </w:tabs>
+        <w:ind w:left="2160" w:hanging="360"/>
+      </w:pPr>
+      <w:rPr>
+        <w:rFonts w:ascii="Wingdings" w:hAnsi="Wingdings" w:hint="default"/>
+        <w:sz w:val="20"/>
+      </w:rPr>
+    </w:lvl>
+    <w:lvl w:ilvl="3" w:tentative="1">
+      <w:start w:val="1"/>
+      <w:numFmt w:val="bullet"/>
+      <w:lvlText w:val=""/>
+      <w:lvlJc w:val="left"/>
+      <w:pPr>
+        <w:tabs>
+          <w:tab w:val="num" w:pos="2880"/>
+        </w:tabs>
+        <w:ind w:left="2880" w:hanging="360"/>
+      </w:pPr>
+      <w:rPr>
+        <w:rFonts w:ascii="Wingdings" w:hAnsi="Wingdings" w:hint="default"/>
+        <w:sz w:val="20"/>
+      </w:rPr>
+    </w:lvl>
+    <w:lvl w:ilvl="4" w:tentative="1">
+      <w:start w:val="1"/>
+      <w:numFmt w:val="bullet"/>
+      <w:lvlText w:val=""/>
+      <w:lvlJc w:val="left"/>
+      <w:pPr>
+        <w:tabs>
+          <w:tab w:val="num" w:pos="3600"/>
+        </w:tabs>
+        <w:ind w:left="3600" w:hanging="360"/>
+      </w:pPr>
+      <w:rPr>
+        <w:rFonts w:ascii="Wingdings" w:hAnsi="Wingdings" w:hint="default"/>
+        <w:sz w:val="20"/>
+      </w:rPr>
+    </w:lvl>
+    <w:lvl w:ilvl="5" w:tentative="1">
+      <w:start w:val="1"/>
+      <w:numFmt w:val="bullet"/>
+      <w:lvlText w:val=""/>
+      <w:lvlJc w:val="left"/>
+      <w:pPr>
+        <w:tabs>
+          <w:tab w:val="num" w:pos="4320"/>
+        </w:tabs>
+        <w:ind w:left="4320" w:hanging="360"/>
+      </w:pPr>
+      <w:rPr>
+        <w:rFonts w:ascii="Wingdings" w:hAnsi="Wingdings" w:hint="default"/>
+        <w:sz w:val="20"/>
+      </w:rPr>
+    </w:lvl>
+    <w:lvl w:ilvl="6" w:tentative="1">
+      <w:start w:val="1"/>
+      <w:numFmt w:val="bullet"/>
+      <w:lvlText w:val=""/>
+      <w:lvlJc w:val="left"/>
+      <w:pPr>
+        <w:tabs>
+          <w:tab w:val="num" w:pos="5040"/>
+        </w:tabs>
+        <w:ind w:left="5040" w:hanging="360"/>
+      </w:pPr>
+      <w:rPr>
+        <w:rFonts w:ascii="Wingdings" w:hAnsi="Wingdings" w:hint="default"/>
+        <w:sz w:val="20"/>
+      </w:rPr>
+    </w:lvl>
+    <w:lvl w:ilvl="7" w:tentative="1">
+      <w:start w:val="1"/>
+      <w:numFmt w:val="bullet"/>
+      <w:lvlText w:val=""/>
+      <w:lvlJc w:val="left"/>
+      <w:pPr>
+        <w:tabs>
+          <w:tab w:val="num" w:pos="5760"/>
+        </w:tabs>
+        <w:ind w:left="5760" w:hanging="360"/>
+      </w:pPr>
+      <w:rPr>
+        <w:rFonts w:ascii="Wingdings" w:hAnsi="Wingdings" w:hint="default"/>
+        <w:sz w:val="20"/>
+      </w:rPr>
+    </w:lvl>
+    <w:lvl w:ilvl="8" w:tentative="1">
+      <w:start w:val="1"/>
+      <w:numFmt w:val="bullet"/>
+      <w:lvlText w:val=""/>
+      <w:lvlJc w:val="left"/>
+      <w:pPr>
+        <w:tabs>
+          <w:tab w:val="num" w:pos="6480"/>
+        </w:tabs>
+        <w:ind w:left="6480" w:hanging="360"/>
+      </w:pPr>
+      <w:rPr>
+        <w:rFonts w:ascii="Wingdings" w:hAnsi="Wingdings" w:hint="default"/>
+        <w:sz w:val="20"/>
+      </w:rPr>
+    </w:lvl>
+  </w:abstractNum>
+  <w:abstractNum w:abstractNumId="39" w15:restartNumberingAfterBreak="0">
     <w:nsid w:val="50010AC1"/>
     <w:multiLevelType w:val="multilevel"/>
     <w:tmpl w:val="7E0641C2"/>
@@ -12876,7 +14490,7 @@
       </w:rPr>
     </w:lvl>
   </w:abstractNum>
-  <w:abstractNum w:abstractNumId="33" w15:restartNumberingAfterBreak="0">
+  <w:abstractNum w:abstractNumId="40" w15:restartNumberingAfterBreak="0">
     <w:nsid w:val="548947AF"/>
     <w:multiLevelType w:val="multilevel"/>
     <w:tmpl w:val="9CE80C98"/>
@@ -13025,7 +14639,7 @@
       </w:rPr>
     </w:lvl>
   </w:abstractNum>
-  <w:abstractNum w:abstractNumId="34" w15:restartNumberingAfterBreak="0">
+  <w:abstractNum w:abstractNumId="41" w15:restartNumberingAfterBreak="0">
     <w:nsid w:val="56CA53EF"/>
     <w:multiLevelType w:val="multilevel"/>
     <w:tmpl w:val="84FE6970"/>
@@ -13174,7 +14788,7 @@
       </w:rPr>
     </w:lvl>
   </w:abstractNum>
-  <w:abstractNum w:abstractNumId="35" w15:restartNumberingAfterBreak="0">
+  <w:abstractNum w:abstractNumId="42" w15:restartNumberingAfterBreak="0">
     <w:nsid w:val="58A9018C"/>
     <w:multiLevelType w:val="multilevel"/>
     <w:tmpl w:val="315E6C52"/>
@@ -13323,7 +14937,7 @@
       </w:rPr>
     </w:lvl>
   </w:abstractNum>
-  <w:abstractNum w:abstractNumId="36" w15:restartNumberingAfterBreak="0">
+  <w:abstractNum w:abstractNumId="43" w15:restartNumberingAfterBreak="0">
     <w:nsid w:val="58DE1064"/>
     <w:multiLevelType w:val="multilevel"/>
     <w:tmpl w:val="DEB0A63E"/>
@@ -13472,7 +15086,7 @@
       </w:rPr>
     </w:lvl>
   </w:abstractNum>
-  <w:abstractNum w:abstractNumId="37" w15:restartNumberingAfterBreak="0">
+  <w:abstractNum w:abstractNumId="44" w15:restartNumberingAfterBreak="0">
     <w:nsid w:val="592C475E"/>
     <w:multiLevelType w:val="multilevel"/>
     <w:tmpl w:val="33E4F838"/>
@@ -13621,7 +15235,7 @@
       </w:rPr>
     </w:lvl>
   </w:abstractNum>
-  <w:abstractNum w:abstractNumId="38" w15:restartNumberingAfterBreak="0">
+  <w:abstractNum w:abstractNumId="45" w15:restartNumberingAfterBreak="0">
     <w:nsid w:val="5A596376"/>
     <w:multiLevelType w:val="hybridMultilevel"/>
     <w:tmpl w:val="F6861CAC"/>
@@ -13734,7 +15348,7 @@
       </w:rPr>
     </w:lvl>
   </w:abstractNum>
-  <w:abstractNum w:abstractNumId="39" w15:restartNumberingAfterBreak="0">
+  <w:abstractNum w:abstractNumId="46" w15:restartNumberingAfterBreak="0">
     <w:nsid w:val="5A7C06C0"/>
     <w:multiLevelType w:val="multilevel"/>
     <w:tmpl w:val="2F0AE228"/>
@@ -13883,7 +15497,7 @@
       </w:rPr>
     </w:lvl>
   </w:abstractNum>
-  <w:abstractNum w:abstractNumId="40" w15:restartNumberingAfterBreak="0">
+  <w:abstractNum w:abstractNumId="47" w15:restartNumberingAfterBreak="0">
     <w:nsid w:val="5BA93CB4"/>
     <w:multiLevelType w:val="hybridMultilevel"/>
     <w:tmpl w:val="28D2839A"/>
@@ -13996,7 +15610,7 @@
       </w:rPr>
     </w:lvl>
   </w:abstractNum>
-  <w:abstractNum w:abstractNumId="41" w15:restartNumberingAfterBreak="0">
+  <w:abstractNum w:abstractNumId="48" w15:restartNumberingAfterBreak="0">
     <w:nsid w:val="673532A1"/>
     <w:multiLevelType w:val="multilevel"/>
     <w:tmpl w:val="1682FA20"/>
@@ -14145,7 +15759,7 @@
       </w:rPr>
     </w:lvl>
   </w:abstractNum>
-  <w:abstractNum w:abstractNumId="42" w15:restartNumberingAfterBreak="0">
+  <w:abstractNum w:abstractNumId="49" w15:restartNumberingAfterBreak="0">
     <w:nsid w:val="692C0D66"/>
     <w:multiLevelType w:val="multilevel"/>
     <w:tmpl w:val="63A428EC"/>
@@ -14294,7 +15908,7 @@
       </w:rPr>
     </w:lvl>
   </w:abstractNum>
-  <w:abstractNum w:abstractNumId="43" w15:restartNumberingAfterBreak="0">
+  <w:abstractNum w:abstractNumId="50" w15:restartNumberingAfterBreak="0">
     <w:nsid w:val="6F054F5B"/>
     <w:multiLevelType w:val="multilevel"/>
     <w:tmpl w:val="1AB63212"/>
@@ -14443,7 +16057,7 @@
       </w:rPr>
     </w:lvl>
   </w:abstractNum>
-  <w:abstractNum w:abstractNumId="44" w15:restartNumberingAfterBreak="0">
+  <w:abstractNum w:abstractNumId="51" w15:restartNumberingAfterBreak="0">
     <w:nsid w:val="71994CDE"/>
     <w:multiLevelType w:val="multilevel"/>
     <w:tmpl w:val="49BC38DC"/>
@@ -14592,7 +16206,7 @@
       </w:rPr>
     </w:lvl>
   </w:abstractNum>
-  <w:abstractNum w:abstractNumId="45" w15:restartNumberingAfterBreak="0">
+  <w:abstractNum w:abstractNumId="52" w15:restartNumberingAfterBreak="0">
     <w:nsid w:val="74A23843"/>
     <w:multiLevelType w:val="multilevel"/>
     <w:tmpl w:val="2FB49A04"/>
@@ -14741,7 +16355,156 @@
       </w:rPr>
     </w:lvl>
   </w:abstractNum>
-  <w:abstractNum w:abstractNumId="46" w15:restartNumberingAfterBreak="0">
+  <w:abstractNum w:abstractNumId="53" w15:restartNumberingAfterBreak="0">
+    <w:nsid w:val="78314614"/>
+    <w:multiLevelType w:val="multilevel"/>
+    <w:tmpl w:val="53DEDFDC"/>
+    <w:lvl w:ilvl="0">
+      <w:start w:val="1"/>
+      <w:numFmt w:val="bullet"/>
+      <w:lvlText w:val=""/>
+      <w:lvlJc w:val="left"/>
+      <w:pPr>
+        <w:tabs>
+          <w:tab w:val="num" w:pos="720"/>
+        </w:tabs>
+        <w:ind w:left="720" w:hanging="360"/>
+      </w:pPr>
+      <w:rPr>
+        <w:rFonts w:ascii="Symbol" w:hAnsi="Symbol" w:hint="default"/>
+        <w:sz w:val="20"/>
+      </w:rPr>
+    </w:lvl>
+    <w:lvl w:ilvl="1">
+      <w:start w:val="1"/>
+      <w:numFmt w:val="bullet"/>
+      <w:lvlText w:val="o"/>
+      <w:lvlJc w:val="left"/>
+      <w:pPr>
+        <w:tabs>
+          <w:tab w:val="num" w:pos="1440"/>
+        </w:tabs>
+        <w:ind w:left="1440" w:hanging="360"/>
+      </w:pPr>
+      <w:rPr>
+        <w:rFonts w:ascii="Courier New" w:hAnsi="Courier New" w:hint="default"/>
+        <w:sz w:val="20"/>
+      </w:rPr>
+    </w:lvl>
+    <w:lvl w:ilvl="2" w:tentative="1">
+      <w:start w:val="1"/>
+      <w:numFmt w:val="bullet"/>
+      <w:lvlText w:val=""/>
+      <w:lvlJc w:val="left"/>
+      <w:pPr>
+        <w:tabs>
+          <w:tab w:val="num" w:pos="2160"/>
+        </w:tabs>
+        <w:ind w:left="2160" w:hanging="360"/>
+      </w:pPr>
+      <w:rPr>
+        <w:rFonts w:ascii="Wingdings" w:hAnsi="Wingdings" w:hint="default"/>
+        <w:sz w:val="20"/>
+      </w:rPr>
+    </w:lvl>
+    <w:lvl w:ilvl="3" w:tentative="1">
+      <w:start w:val="1"/>
+      <w:numFmt w:val="bullet"/>
+      <w:lvlText w:val=""/>
+      <w:lvlJc w:val="left"/>
+      <w:pPr>
+        <w:tabs>
+          <w:tab w:val="num" w:pos="2880"/>
+        </w:tabs>
+        <w:ind w:left="2880" w:hanging="360"/>
+      </w:pPr>
+      <w:rPr>
+        <w:rFonts w:ascii="Wingdings" w:hAnsi="Wingdings" w:hint="default"/>
+        <w:sz w:val="20"/>
+      </w:rPr>
+    </w:lvl>
+    <w:lvl w:ilvl="4" w:tentative="1">
+      <w:start w:val="1"/>
+      <w:numFmt w:val="bullet"/>
+      <w:lvlText w:val=""/>
+      <w:lvlJc w:val="left"/>
+      <w:pPr>
+        <w:tabs>
+          <w:tab w:val="num" w:pos="3600"/>
+        </w:tabs>
+        <w:ind w:left="3600" w:hanging="360"/>
+      </w:pPr>
+      <w:rPr>
+        <w:rFonts w:ascii="Wingdings" w:hAnsi="Wingdings" w:hint="default"/>
+        <w:sz w:val="20"/>
+      </w:rPr>
+    </w:lvl>
+    <w:lvl w:ilvl="5" w:tentative="1">
+      <w:start w:val="1"/>
+      <w:numFmt w:val="bullet"/>
+      <w:lvlText w:val=""/>
+      <w:lvlJc w:val="left"/>
+      <w:pPr>
+        <w:tabs>
+          <w:tab w:val="num" w:pos="4320"/>
+        </w:tabs>
+        <w:ind w:left="4320" w:hanging="360"/>
+      </w:pPr>
+      <w:rPr>
+        <w:rFonts w:ascii="Wingdings" w:hAnsi="Wingdings" w:hint="default"/>
+        <w:sz w:val="20"/>
+      </w:rPr>
+    </w:lvl>
+    <w:lvl w:ilvl="6" w:tentative="1">
+      <w:start w:val="1"/>
+      <w:numFmt w:val="bullet"/>
+      <w:lvlText w:val=""/>
+      <w:lvlJc w:val="left"/>
+      <w:pPr>
+        <w:tabs>
+          <w:tab w:val="num" w:pos="5040"/>
+        </w:tabs>
+        <w:ind w:left="5040" w:hanging="360"/>
+      </w:pPr>
+      <w:rPr>
+        <w:rFonts w:ascii="Wingdings" w:hAnsi="Wingdings" w:hint="default"/>
+        <w:sz w:val="20"/>
+      </w:rPr>
+    </w:lvl>
+    <w:lvl w:ilvl="7" w:tentative="1">
+      <w:start w:val="1"/>
+      <w:numFmt w:val="bullet"/>
+      <w:lvlText w:val=""/>
+      <w:lvlJc w:val="left"/>
+      <w:pPr>
+        <w:tabs>
+          <w:tab w:val="num" w:pos="5760"/>
+        </w:tabs>
+        <w:ind w:left="5760" w:hanging="360"/>
+      </w:pPr>
+      <w:rPr>
+        <w:rFonts w:ascii="Wingdings" w:hAnsi="Wingdings" w:hint="default"/>
+        <w:sz w:val="20"/>
+      </w:rPr>
+    </w:lvl>
+    <w:lvl w:ilvl="8" w:tentative="1">
+      <w:start w:val="1"/>
+      <w:numFmt w:val="bullet"/>
+      <w:lvlText w:val=""/>
+      <w:lvlJc w:val="left"/>
+      <w:pPr>
+        <w:tabs>
+          <w:tab w:val="num" w:pos="6480"/>
+        </w:tabs>
+        <w:ind w:left="6480" w:hanging="360"/>
+      </w:pPr>
+      <w:rPr>
+        <w:rFonts w:ascii="Wingdings" w:hAnsi="Wingdings" w:hint="default"/>
+        <w:sz w:val="20"/>
+      </w:rPr>
+    </w:lvl>
+  </w:abstractNum>
+  <w:abstractNum w:abstractNumId="54" w15:restartNumberingAfterBreak="0">
     <w:nsid w:val="798C3BE5"/>
     <w:multiLevelType w:val="multilevel"/>
     <w:tmpl w:val="0578278C"/>
@@ -14890,7 +16653,7 @@
       </w:rPr>
     </w:lvl>
   </w:abstractNum>
-  <w:abstractNum w:abstractNumId="47" w15:restartNumberingAfterBreak="0">
+  <w:abstractNum w:abstractNumId="55" w15:restartNumberingAfterBreak="0">
     <w:nsid w:val="7C812BE2"/>
     <w:multiLevelType w:val="multilevel"/>
     <w:tmpl w:val="8F182BF6"/>
@@ -15040,64 +16803,64 @@
     </w:lvl>
   </w:abstractNum>
   <w:num w:numId="1">
-    <w:abstractNumId w:val="26"/>
+    <w:abstractNumId w:val="28"/>
   </w:num>
   <w:num w:numId="2">
-    <w:abstractNumId w:val="38"/>
+    <w:abstractNumId w:val="45"/>
   </w:num>
   <w:num w:numId="3">
-    <w:abstractNumId w:val="20"/>
+    <w:abstractNumId w:val="21"/>
   </w:num>
   <w:num w:numId="4">
-    <w:abstractNumId w:val="40"/>
+    <w:abstractNumId w:val="47"/>
   </w:num>
   <w:num w:numId="5">
     <w:abstractNumId w:val="8"/>
   </w:num>
   <w:num w:numId="6">
-    <w:abstractNumId w:val="44"/>
+    <w:abstractNumId w:val="51"/>
   </w:num>
   <w:num w:numId="7">
+    <w:abstractNumId w:val="41"/>
+  </w:num>
+  <w:num w:numId="8">
+    <w:abstractNumId w:val="16"/>
+  </w:num>
+  <w:num w:numId="9">
+    <w:abstractNumId w:val="35"/>
+  </w:num>
+  <w:num w:numId="10">
+    <w:abstractNumId w:val="54"/>
+  </w:num>
+  <w:num w:numId="11">
+    <w:abstractNumId w:val="25"/>
+  </w:num>
+  <w:num w:numId="12">
+    <w:abstractNumId w:val="22"/>
+  </w:num>
+  <w:num w:numId="13">
     <w:abstractNumId w:val="34"/>
   </w:num>
-  <w:num w:numId="8">
-    <w:abstractNumId w:val="15"/>
-  </w:num>
-  <w:num w:numId="9">
-    <w:abstractNumId w:val="29"/>
-  </w:num>
-  <w:num w:numId="10">
-    <w:abstractNumId w:val="46"/>
-  </w:num>
-  <w:num w:numId="11">
-    <w:abstractNumId w:val="24"/>
-  </w:num>
-  <w:num w:numId="12">
-    <w:abstractNumId w:val="21"/>
-  </w:num>
-  <w:num w:numId="13">
-    <w:abstractNumId w:val="28"/>
-  </w:num>
   <w:num w:numId="14">
-    <w:abstractNumId w:val="36"/>
+    <w:abstractNumId w:val="43"/>
   </w:num>
   <w:num w:numId="15">
     <w:abstractNumId w:val="6"/>
   </w:num>
   <w:num w:numId="16">
-    <w:abstractNumId w:val="19"/>
+    <w:abstractNumId w:val="20"/>
   </w:num>
   <w:num w:numId="17">
-    <w:abstractNumId w:val="30"/>
+    <w:abstractNumId w:val="36"/>
   </w:num>
   <w:num w:numId="18">
-    <w:abstractNumId w:val="39"/>
+    <w:abstractNumId w:val="46"/>
   </w:num>
   <w:num w:numId="19">
-    <w:abstractNumId w:val="43"/>
+    <w:abstractNumId w:val="50"/>
   </w:num>
   <w:num w:numId="20">
-    <w:abstractNumId w:val="42"/>
+    <w:abstractNumId w:val="49"/>
   </w:num>
   <w:num w:numId="21">
     <w:abstractNumId w:val="2"/>
@@ -15106,82 +16869,106 @@
     <w:abstractNumId w:val="1"/>
   </w:num>
   <w:num w:numId="23">
-    <w:abstractNumId w:val="11"/>
+    <w:abstractNumId w:val="12"/>
   </w:num>
   <w:num w:numId="24">
-    <w:abstractNumId w:val="13"/>
+    <w:abstractNumId w:val="14"/>
   </w:num>
   <w:num w:numId="25">
-    <w:abstractNumId w:val="18"/>
+    <w:abstractNumId w:val="19"/>
   </w:num>
   <w:num w:numId="26">
-    <w:abstractNumId w:val="27"/>
+    <w:abstractNumId w:val="32"/>
   </w:num>
   <w:num w:numId="27">
     <w:abstractNumId w:val="7"/>
   </w:num>
   <w:num w:numId="28">
-    <w:abstractNumId w:val="35"/>
+    <w:abstractNumId w:val="42"/>
   </w:num>
   <w:num w:numId="29">
     <w:abstractNumId w:val="3"/>
   </w:num>
   <w:num w:numId="30">
-    <w:abstractNumId w:val="33"/>
+    <w:abstractNumId w:val="40"/>
   </w:num>
   <w:num w:numId="31">
-    <w:abstractNumId w:val="31"/>
+    <w:abstractNumId w:val="37"/>
   </w:num>
   <w:num w:numId="32">
     <w:abstractNumId w:val="0"/>
   </w:num>
   <w:num w:numId="33">
-    <w:abstractNumId w:val="17"/>
+    <w:abstractNumId w:val="18"/>
   </w:num>
   <w:num w:numId="34">
     <w:abstractNumId w:val="9"/>
   </w:num>
   <w:num w:numId="35">
-    <w:abstractNumId w:val="47"/>
+    <w:abstractNumId w:val="55"/>
   </w:num>
   <w:num w:numId="36">
-    <w:abstractNumId w:val="25"/>
+    <w:abstractNumId w:val="26"/>
   </w:num>
   <w:num w:numId="37">
-    <w:abstractNumId w:val="45"/>
+    <w:abstractNumId w:val="52"/>
   </w:num>
   <w:num w:numId="38">
-    <w:abstractNumId w:val="10"/>
+    <w:abstractNumId w:val="11"/>
   </w:num>
   <w:num w:numId="39">
-    <w:abstractNumId w:val="37"/>
+    <w:abstractNumId w:val="44"/>
   </w:num>
   <w:num w:numId="40">
-    <w:abstractNumId w:val="14"/>
+    <w:abstractNumId w:val="15"/>
   </w:num>
   <w:num w:numId="41">
-    <w:abstractNumId w:val="22"/>
+    <w:abstractNumId w:val="23"/>
   </w:num>
   <w:num w:numId="42">
     <w:abstractNumId w:val="5"/>
   </w:num>
   <w:num w:numId="43">
-    <w:abstractNumId w:val="41"/>
+    <w:abstractNumId w:val="48"/>
   </w:num>
   <w:num w:numId="44">
-    <w:abstractNumId w:val="23"/>
+    <w:abstractNumId w:val="24"/>
   </w:num>
   <w:num w:numId="45">
-    <w:abstractNumId w:val="32"/>
+    <w:abstractNumId w:val="39"/>
   </w:num>
   <w:num w:numId="46">
-    <w:abstractNumId w:val="12"/>
+    <w:abstractNumId w:val="13"/>
   </w:num>
   <w:num w:numId="47">
-    <w:abstractNumId w:val="16"/>
+    <w:abstractNumId w:val="17"/>
   </w:num>
   <w:num w:numId="48">
     <w:abstractNumId w:val="4"/>
+  </w:num>
+  <w:num w:numId="49">
+    <w:abstractNumId w:val="30"/>
+  </w:num>
+  <w:num w:numId="50">
+    <w:abstractNumId w:val="29"/>
+  </w:num>
+  <w:num w:numId="51">
+    <w:abstractNumId w:val="10"/>
+  </w:num>
+  <w:num w:numId="52">
+    <w:abstractNumId w:val="38"/>
+  </w:num>
+  <w:num w:numId="53">
+    <w:abstractNumId w:val="53"/>
+  </w:num>
+  <w:num w:numId="54">
+    <w:abstractNumId w:val="33"/>
+  </w:num>
+  <w:num w:numId="55">
+    <w:abstractNumId w:val="27"/>
+  </w:num>
+  <w:num w:numId="56">
+    <w:abstractNumId w:val="31"/>
   </w:num>
   <w:numIdMacAtCleanup w:val="48"/>
 </w:numbering>
@@ -15994,7 +17781,7 @@
 </file>
 
 <file path=customXml/itemProps1.xml><?xml version="1.0" encoding="utf-8"?>
-<ds:datastoreItem xmlns:ds="http://schemas.openxmlformats.org/officeDocument/2006/customXml" ds:itemID="{F129234A-4DFB-4438-81F8-C465ADB8A667}">
+<ds:datastoreItem xmlns:ds="http://schemas.openxmlformats.org/officeDocument/2006/customXml" ds:itemID="{E5DECD2F-E971-4486-A2CE-9028BB9630A4}">
   <ds:schemaRefs>
     <ds:schemaRef ds:uri="http://schemas.openxmlformats.org/officeDocument/2006/bibliography"/>
   </ds:schemaRefs>
